--- a/three-digit_number_multiplied_by_one-digit_number.docx
+++ b/three-digit_number_multiplied_by_one-digit_number.docx
@@ -40,7 +40,7 @@
                 <w:rFonts w:ascii="TimeNewRoman" w:hAnsi="TimeNewRoman"/>
                 <w:sz w:val="30"/>
               </w:rPr>
-              <w:t>141×8=</w:t>
+              <w:t>583×8=</w:t>
             </w:r>
           </w:p>
         </w:tc>
@@ -57,7 +57,7 @@
                 <w:rFonts w:ascii="TimeNewRoman" w:hAnsi="TimeNewRoman"/>
                 <w:sz w:val="30"/>
               </w:rPr>
-              <w:t>815×6=</w:t>
+              <w:t>512×6=</w:t>
             </w:r>
           </w:p>
         </w:tc>
@@ -74,7 +74,7 @@
                 <w:rFonts w:ascii="TimeNewRoman" w:hAnsi="TimeNewRoman"/>
                 <w:sz w:val="30"/>
               </w:rPr>
-              <w:t>683×7=</w:t>
+              <w:t>642×3=</w:t>
             </w:r>
           </w:p>
         </w:tc>
@@ -91,7 +91,7 @@
                 <w:rFonts w:ascii="TimeNewRoman" w:hAnsi="TimeNewRoman"/>
                 <w:sz w:val="30"/>
               </w:rPr>
-              <w:t>232×4=</w:t>
+              <w:t>194×7=</w:t>
             </w:r>
           </w:p>
         </w:tc>
@@ -108,7 +108,7 @@
                 <w:rFonts w:ascii="TimeNewRoman" w:hAnsi="TimeNewRoman"/>
                 <w:sz w:val="30"/>
               </w:rPr>
-              <w:t>621×8=</w:t>
+              <w:t>488×7=</w:t>
             </w:r>
           </w:p>
         </w:tc>
@@ -223,7 +223,7 @@
                 <w:rFonts w:ascii="TimeNewRoman" w:hAnsi="TimeNewRoman"/>
                 <w:sz w:val="30"/>
               </w:rPr>
-              <w:t>612×6=</w:t>
+              <w:t>904×2=</w:t>
             </w:r>
           </w:p>
         </w:tc>
@@ -240,7 +240,7 @@
                 <w:rFonts w:ascii="TimeNewRoman" w:hAnsi="TimeNewRoman"/>
                 <w:sz w:val="30"/>
               </w:rPr>
-              <w:t>760×3=</w:t>
+              <w:t>577×2=</w:t>
             </w:r>
           </w:p>
         </w:tc>
@@ -257,7 +257,7 @@
                 <w:rFonts w:ascii="TimeNewRoman" w:hAnsi="TimeNewRoman"/>
                 <w:sz w:val="30"/>
               </w:rPr>
-              <w:t>927×5=</w:t>
+              <w:t>619×4=</w:t>
             </w:r>
           </w:p>
         </w:tc>
@@ -274,7 +274,7 @@
                 <w:rFonts w:ascii="TimeNewRoman" w:hAnsi="TimeNewRoman"/>
                 <w:sz w:val="30"/>
               </w:rPr>
-              <w:t>643×3=</w:t>
+              <w:t>908×2=</w:t>
             </w:r>
           </w:p>
         </w:tc>
@@ -291,7 +291,7 @@
                 <w:rFonts w:ascii="TimeNewRoman" w:hAnsi="TimeNewRoman"/>
                 <w:sz w:val="30"/>
               </w:rPr>
-              <w:t>934×8=</w:t>
+              <w:t>815×5=</w:t>
             </w:r>
           </w:p>
         </w:tc>
@@ -438,7 +438,7 @@
                 <w:rFonts w:ascii="TimeNewRoman" w:hAnsi="TimeNewRoman"/>
                 <w:sz w:val="30"/>
               </w:rPr>
-              <w:t>240×7=</w:t>
+              <w:t>678×7=</w:t>
             </w:r>
           </w:p>
         </w:tc>
@@ -455,7 +455,7 @@
                 <w:rFonts w:ascii="TimeNewRoman" w:hAnsi="TimeNewRoman"/>
                 <w:sz w:val="30"/>
               </w:rPr>
-              <w:t>655×2=</w:t>
+              <w:t>483×6=</w:t>
             </w:r>
           </w:p>
         </w:tc>
@@ -472,7 +472,7 @@
                 <w:rFonts w:ascii="TimeNewRoman" w:hAnsi="TimeNewRoman"/>
                 <w:sz w:val="30"/>
               </w:rPr>
-              <w:t>438×2=</w:t>
+              <w:t>537×4=</w:t>
             </w:r>
           </w:p>
         </w:tc>
@@ -489,7 +489,7 @@
                 <w:rFonts w:ascii="TimeNewRoman" w:hAnsi="TimeNewRoman"/>
                 <w:sz w:val="30"/>
               </w:rPr>
-              <w:t>119×4=</w:t>
+              <w:t>345×7=</w:t>
             </w:r>
           </w:p>
         </w:tc>
@@ -506,7 +506,7 @@
                 <w:rFonts w:ascii="TimeNewRoman" w:hAnsi="TimeNewRoman"/>
                 <w:sz w:val="30"/>
               </w:rPr>
-              <w:t>324×4=</w:t>
+              <w:t>596×9=</w:t>
             </w:r>
           </w:p>
         </w:tc>
@@ -653,7 +653,7 @@
                 <w:rFonts w:ascii="TimeNewRoman" w:hAnsi="TimeNewRoman"/>
                 <w:sz w:val="30"/>
               </w:rPr>
-              <w:t>846×2=</w:t>
+              <w:t>881×3=</w:t>
             </w:r>
           </w:p>
         </w:tc>
@@ -670,7 +670,7 @@
                 <w:rFonts w:ascii="TimeNewRoman" w:hAnsi="TimeNewRoman"/>
                 <w:sz w:val="30"/>
               </w:rPr>
-              <w:t>598×8=</w:t>
+              <w:t>529×2=</w:t>
             </w:r>
           </w:p>
         </w:tc>
@@ -687,7 +687,7 @@
                 <w:rFonts w:ascii="TimeNewRoman" w:hAnsi="TimeNewRoman"/>
                 <w:sz w:val="30"/>
               </w:rPr>
-              <w:t>609×7=</w:t>
+              <w:t>490×2=</w:t>
             </w:r>
           </w:p>
         </w:tc>
@@ -704,7 +704,7 @@
                 <w:rFonts w:ascii="TimeNewRoman" w:hAnsi="TimeNewRoman"/>
                 <w:sz w:val="30"/>
               </w:rPr>
-              <w:t>378×6=</w:t>
+              <w:t>795×7=</w:t>
             </w:r>
           </w:p>
         </w:tc>
@@ -721,7 +721,7 @@
                 <w:rFonts w:ascii="TimeNewRoman" w:hAnsi="TimeNewRoman"/>
                 <w:sz w:val="30"/>
               </w:rPr>
-              <w:t>560×2=</w:t>
+              <w:t>126×2=</w:t>
             </w:r>
           </w:p>
         </w:tc>
@@ -868,7 +868,7 @@
                 <w:rFonts w:ascii="TimeNewRoman" w:hAnsi="TimeNewRoman"/>
                 <w:sz w:val="30"/>
               </w:rPr>
-              <w:t>413×6=</w:t>
+              <w:t>174×4=</w:t>
             </w:r>
           </w:p>
         </w:tc>
@@ -885,7 +885,7 @@
                 <w:rFonts w:ascii="TimeNewRoman" w:hAnsi="TimeNewRoman"/>
                 <w:sz w:val="30"/>
               </w:rPr>
-              <w:t>625×6=</w:t>
+              <w:t>919×7=</w:t>
             </w:r>
           </w:p>
         </w:tc>
@@ -902,7 +902,7 @@
                 <w:rFonts w:ascii="TimeNewRoman" w:hAnsi="TimeNewRoman"/>
                 <w:sz w:val="30"/>
               </w:rPr>
-              <w:t>894×2=</w:t>
+              <w:t>515×3=</w:t>
             </w:r>
           </w:p>
         </w:tc>
@@ -919,7 +919,7 @@
                 <w:rFonts w:ascii="TimeNewRoman" w:hAnsi="TimeNewRoman"/>
                 <w:sz w:val="30"/>
               </w:rPr>
-              <w:t>244×3=</w:t>
+              <w:t>371×8=</w:t>
             </w:r>
           </w:p>
         </w:tc>
@@ -936,7 +936,7 @@
                 <w:rFonts w:ascii="TimeNewRoman" w:hAnsi="TimeNewRoman"/>
                 <w:sz w:val="30"/>
               </w:rPr>
-              <w:t>546×6=</w:t>
+              <w:t>899×9=</w:t>
             </w:r>
           </w:p>
         </w:tc>

--- a/three-digit_number_multiplied_by_one-digit_number.docx
+++ b/three-digit_number_multiplied_by_one-digit_number.docx
@@ -11,7 +11,7 @@
           <w:rFonts w:ascii="Arial" w:hAnsi="Arial"/>
           <w:sz w:val="30"/>
         </w:rPr>
-        <w:t>2026-09-12 Saturday</w:t>
+        <w:t>2026-09-13 Sunday</w:t>
       </w:r>
     </w:p>
     <w:tbl>
@@ -40,7 +40,7 @@
                 <w:rFonts w:ascii="TimeNewRoman" w:hAnsi="TimeNewRoman"/>
                 <w:sz w:val="30"/>
               </w:rPr>
-              <w:t>583×8=</w:t>
+              <w:t>600×7=</w:t>
             </w:r>
           </w:p>
         </w:tc>
@@ -57,7 +57,7 @@
                 <w:rFonts w:ascii="TimeNewRoman" w:hAnsi="TimeNewRoman"/>
                 <w:sz w:val="30"/>
               </w:rPr>
-              <w:t>512×6=</w:t>
+              <w:t>940×3=</w:t>
             </w:r>
           </w:p>
         </w:tc>
@@ -74,7 +74,7 @@
                 <w:rFonts w:ascii="TimeNewRoman" w:hAnsi="TimeNewRoman"/>
                 <w:sz w:val="30"/>
               </w:rPr>
-              <w:t>642×3=</w:t>
+              <w:t>682×3=</w:t>
             </w:r>
           </w:p>
         </w:tc>
@@ -91,7 +91,7 @@
                 <w:rFonts w:ascii="TimeNewRoman" w:hAnsi="TimeNewRoman"/>
                 <w:sz w:val="30"/>
               </w:rPr>
-              <w:t>194×7=</w:t>
+              <w:t>291×9=</w:t>
             </w:r>
           </w:p>
         </w:tc>
@@ -108,7 +108,7 @@
                 <w:rFonts w:ascii="TimeNewRoman" w:hAnsi="TimeNewRoman"/>
                 <w:sz w:val="30"/>
               </w:rPr>
-              <w:t>488×7=</w:t>
+              <w:t>139×2=</w:t>
             </w:r>
           </w:p>
         </w:tc>
@@ -223,7 +223,7 @@
                 <w:rFonts w:ascii="TimeNewRoman" w:hAnsi="TimeNewRoman"/>
                 <w:sz w:val="30"/>
               </w:rPr>
-              <w:t>904×2=</w:t>
+              <w:t>864×5=</w:t>
             </w:r>
           </w:p>
         </w:tc>
@@ -240,7 +240,7 @@
                 <w:rFonts w:ascii="TimeNewRoman" w:hAnsi="TimeNewRoman"/>
                 <w:sz w:val="30"/>
               </w:rPr>
-              <w:t>577×2=</w:t>
+              <w:t>462×7=</w:t>
             </w:r>
           </w:p>
         </w:tc>
@@ -257,7 +257,7 @@
                 <w:rFonts w:ascii="TimeNewRoman" w:hAnsi="TimeNewRoman"/>
                 <w:sz w:val="30"/>
               </w:rPr>
-              <w:t>619×4=</w:t>
+              <w:t>304×9=</w:t>
             </w:r>
           </w:p>
         </w:tc>
@@ -274,7 +274,7 @@
                 <w:rFonts w:ascii="TimeNewRoman" w:hAnsi="TimeNewRoman"/>
                 <w:sz w:val="30"/>
               </w:rPr>
-              <w:t>908×2=</w:t>
+              <w:t>167×9=</w:t>
             </w:r>
           </w:p>
         </w:tc>
@@ -291,7 +291,7 @@
                 <w:rFonts w:ascii="TimeNewRoman" w:hAnsi="TimeNewRoman"/>
                 <w:sz w:val="30"/>
               </w:rPr>
-              <w:t>815×5=</w:t>
+              <w:t>769×2=</w:t>
             </w:r>
           </w:p>
         </w:tc>
@@ -438,7 +438,7 @@
                 <w:rFonts w:ascii="TimeNewRoman" w:hAnsi="TimeNewRoman"/>
                 <w:sz w:val="30"/>
               </w:rPr>
-              <w:t>678×7=</w:t>
+              <w:t>562×6=</w:t>
             </w:r>
           </w:p>
         </w:tc>
@@ -455,7 +455,7 @@
                 <w:rFonts w:ascii="TimeNewRoman" w:hAnsi="TimeNewRoman"/>
                 <w:sz w:val="30"/>
               </w:rPr>
-              <w:t>483×6=</w:t>
+              <w:t>830×2=</w:t>
             </w:r>
           </w:p>
         </w:tc>
@@ -472,7 +472,7 @@
                 <w:rFonts w:ascii="TimeNewRoman" w:hAnsi="TimeNewRoman"/>
                 <w:sz w:val="30"/>
               </w:rPr>
-              <w:t>537×4=</w:t>
+              <w:t>786×5=</w:t>
             </w:r>
           </w:p>
         </w:tc>
@@ -489,7 +489,7 @@
                 <w:rFonts w:ascii="TimeNewRoman" w:hAnsi="TimeNewRoman"/>
                 <w:sz w:val="30"/>
               </w:rPr>
-              <w:t>345×7=</w:t>
+              <w:t>827×7=</w:t>
             </w:r>
           </w:p>
         </w:tc>
@@ -506,7 +506,7 @@
                 <w:rFonts w:ascii="TimeNewRoman" w:hAnsi="TimeNewRoman"/>
                 <w:sz w:val="30"/>
               </w:rPr>
-              <w:t>596×9=</w:t>
+              <w:t>261×7=</w:t>
             </w:r>
           </w:p>
         </w:tc>
@@ -653,7 +653,7 @@
                 <w:rFonts w:ascii="TimeNewRoman" w:hAnsi="TimeNewRoman"/>
                 <w:sz w:val="30"/>
               </w:rPr>
-              <w:t>881×3=</w:t>
+              <w:t>507×7=</w:t>
             </w:r>
           </w:p>
         </w:tc>
@@ -670,7 +670,7 @@
                 <w:rFonts w:ascii="TimeNewRoman" w:hAnsi="TimeNewRoman"/>
                 <w:sz w:val="30"/>
               </w:rPr>
-              <w:t>529×2=</w:t>
+              <w:t>258×8=</w:t>
             </w:r>
           </w:p>
         </w:tc>
@@ -687,7 +687,7 @@
                 <w:rFonts w:ascii="TimeNewRoman" w:hAnsi="TimeNewRoman"/>
                 <w:sz w:val="30"/>
               </w:rPr>
-              <w:t>490×2=</w:t>
+              <w:t>516×6=</w:t>
             </w:r>
           </w:p>
         </w:tc>
@@ -704,7 +704,7 @@
                 <w:rFonts w:ascii="TimeNewRoman" w:hAnsi="TimeNewRoman"/>
                 <w:sz w:val="30"/>
               </w:rPr>
-              <w:t>795×7=</w:t>
+              <w:t>346×2=</w:t>
             </w:r>
           </w:p>
         </w:tc>
@@ -721,7 +721,7 @@
                 <w:rFonts w:ascii="TimeNewRoman" w:hAnsi="TimeNewRoman"/>
                 <w:sz w:val="30"/>
               </w:rPr>
-              <w:t>126×2=</w:t>
+              <w:t>590×6=</w:t>
             </w:r>
           </w:p>
         </w:tc>
@@ -868,7 +868,7 @@
                 <w:rFonts w:ascii="TimeNewRoman" w:hAnsi="TimeNewRoman"/>
                 <w:sz w:val="30"/>
               </w:rPr>
-              <w:t>174×4=</w:t>
+              <w:t>253×5=</w:t>
             </w:r>
           </w:p>
         </w:tc>
@@ -885,7 +885,7 @@
                 <w:rFonts w:ascii="TimeNewRoman" w:hAnsi="TimeNewRoman"/>
                 <w:sz w:val="30"/>
               </w:rPr>
-              <w:t>919×7=</w:t>
+              <w:t>513×6=</w:t>
             </w:r>
           </w:p>
         </w:tc>
@@ -902,7 +902,7 @@
                 <w:rFonts w:ascii="TimeNewRoman" w:hAnsi="TimeNewRoman"/>
                 <w:sz w:val="30"/>
               </w:rPr>
-              <w:t>515×3=</w:t>
+              <w:t>180×7=</w:t>
             </w:r>
           </w:p>
         </w:tc>
@@ -919,7 +919,7 @@
                 <w:rFonts w:ascii="TimeNewRoman" w:hAnsi="TimeNewRoman"/>
                 <w:sz w:val="30"/>
               </w:rPr>
-              <w:t>371×8=</w:t>
+              <w:t>479×6=</w:t>
             </w:r>
           </w:p>
         </w:tc>
@@ -936,7 +936,7 @@
                 <w:rFonts w:ascii="TimeNewRoman" w:hAnsi="TimeNewRoman"/>
                 <w:sz w:val="30"/>
               </w:rPr>
-              <w:t>899×9=</w:t>
+              <w:t>174×3=</w:t>
             </w:r>
           </w:p>
         </w:tc>

--- a/three-digit_number_multiplied_by_one-digit_number.docx
+++ b/three-digit_number_multiplied_by_one-digit_number.docx
@@ -40,7 +40,7 @@
                 <w:rFonts w:ascii="TimeNewRoman" w:hAnsi="TimeNewRoman"/>
                 <w:sz w:val="30"/>
               </w:rPr>
-              <w:t>600×7=</w:t>
+              <w:t>999×5=</w:t>
             </w:r>
           </w:p>
         </w:tc>
@@ -57,7 +57,7 @@
                 <w:rFonts w:ascii="TimeNewRoman" w:hAnsi="TimeNewRoman"/>
                 <w:sz w:val="30"/>
               </w:rPr>
-              <w:t>940×3=</w:t>
+              <w:t>744×7=</w:t>
             </w:r>
           </w:p>
         </w:tc>
@@ -74,7 +74,7 @@
                 <w:rFonts w:ascii="TimeNewRoman" w:hAnsi="TimeNewRoman"/>
                 <w:sz w:val="30"/>
               </w:rPr>
-              <w:t>682×3=</w:t>
+              <w:t>147×6=</w:t>
             </w:r>
           </w:p>
         </w:tc>
@@ -91,7 +91,7 @@
                 <w:rFonts w:ascii="TimeNewRoman" w:hAnsi="TimeNewRoman"/>
                 <w:sz w:val="30"/>
               </w:rPr>
-              <w:t>291×9=</w:t>
+              <w:t>550×8=</w:t>
             </w:r>
           </w:p>
         </w:tc>
@@ -108,7 +108,7 @@
                 <w:rFonts w:ascii="TimeNewRoman" w:hAnsi="TimeNewRoman"/>
                 <w:sz w:val="30"/>
               </w:rPr>
-              <w:t>139×2=</w:t>
+              <w:t>267×5=</w:t>
             </w:r>
           </w:p>
         </w:tc>
@@ -223,7 +223,7 @@
                 <w:rFonts w:ascii="TimeNewRoman" w:hAnsi="TimeNewRoman"/>
                 <w:sz w:val="30"/>
               </w:rPr>
-              <w:t>864×5=</w:t>
+              <w:t>264×9=</w:t>
             </w:r>
           </w:p>
         </w:tc>
@@ -240,7 +240,7 @@
                 <w:rFonts w:ascii="TimeNewRoman" w:hAnsi="TimeNewRoman"/>
                 <w:sz w:val="30"/>
               </w:rPr>
-              <w:t>462×7=</w:t>
+              <w:t>897×8=</w:t>
             </w:r>
           </w:p>
         </w:tc>
@@ -257,7 +257,7 @@
                 <w:rFonts w:ascii="TimeNewRoman" w:hAnsi="TimeNewRoman"/>
                 <w:sz w:val="30"/>
               </w:rPr>
-              <w:t>304×9=</w:t>
+              <w:t>665×2=</w:t>
             </w:r>
           </w:p>
         </w:tc>
@@ -274,7 +274,7 @@
                 <w:rFonts w:ascii="TimeNewRoman" w:hAnsi="TimeNewRoman"/>
                 <w:sz w:val="30"/>
               </w:rPr>
-              <w:t>167×9=</w:t>
+              <w:t>893×4=</w:t>
             </w:r>
           </w:p>
         </w:tc>
@@ -291,7 +291,7 @@
                 <w:rFonts w:ascii="TimeNewRoman" w:hAnsi="TimeNewRoman"/>
                 <w:sz w:val="30"/>
               </w:rPr>
-              <w:t>769×2=</w:t>
+              <w:t>684×2=</w:t>
             </w:r>
           </w:p>
         </w:tc>
@@ -438,7 +438,7 @@
                 <w:rFonts w:ascii="TimeNewRoman" w:hAnsi="TimeNewRoman"/>
                 <w:sz w:val="30"/>
               </w:rPr>
-              <w:t>562×6=</w:t>
+              <w:t>924×3=</w:t>
             </w:r>
           </w:p>
         </w:tc>
@@ -455,7 +455,7 @@
                 <w:rFonts w:ascii="TimeNewRoman" w:hAnsi="TimeNewRoman"/>
                 <w:sz w:val="30"/>
               </w:rPr>
-              <w:t>830×2=</w:t>
+              <w:t>416×7=</w:t>
             </w:r>
           </w:p>
         </w:tc>
@@ -472,7 +472,7 @@
                 <w:rFonts w:ascii="TimeNewRoman" w:hAnsi="TimeNewRoman"/>
                 <w:sz w:val="30"/>
               </w:rPr>
-              <w:t>786×5=</w:t>
+              <w:t>887×8=</w:t>
             </w:r>
           </w:p>
         </w:tc>
@@ -489,7 +489,7 @@
                 <w:rFonts w:ascii="TimeNewRoman" w:hAnsi="TimeNewRoman"/>
                 <w:sz w:val="30"/>
               </w:rPr>
-              <w:t>827×7=</w:t>
+              <w:t>806×8=</w:t>
             </w:r>
           </w:p>
         </w:tc>
@@ -506,7 +506,7 @@
                 <w:rFonts w:ascii="TimeNewRoman" w:hAnsi="TimeNewRoman"/>
                 <w:sz w:val="30"/>
               </w:rPr>
-              <w:t>261×7=</w:t>
+              <w:t>568×8=</w:t>
             </w:r>
           </w:p>
         </w:tc>
@@ -653,7 +653,7 @@
                 <w:rFonts w:ascii="TimeNewRoman" w:hAnsi="TimeNewRoman"/>
                 <w:sz w:val="30"/>
               </w:rPr>
-              <w:t>507×7=</w:t>
+              <w:t>807×2=</w:t>
             </w:r>
           </w:p>
         </w:tc>
@@ -670,7 +670,7 @@
                 <w:rFonts w:ascii="TimeNewRoman" w:hAnsi="TimeNewRoman"/>
                 <w:sz w:val="30"/>
               </w:rPr>
-              <w:t>258×8=</w:t>
+              <w:t>781×5=</w:t>
             </w:r>
           </w:p>
         </w:tc>
@@ -687,7 +687,7 @@
                 <w:rFonts w:ascii="TimeNewRoman" w:hAnsi="TimeNewRoman"/>
                 <w:sz w:val="30"/>
               </w:rPr>
-              <w:t>516×6=</w:t>
+              <w:t>778×8=</w:t>
             </w:r>
           </w:p>
         </w:tc>
@@ -704,7 +704,7 @@
                 <w:rFonts w:ascii="TimeNewRoman" w:hAnsi="TimeNewRoman"/>
                 <w:sz w:val="30"/>
               </w:rPr>
-              <w:t>346×2=</w:t>
+              <w:t>195×2=</w:t>
             </w:r>
           </w:p>
         </w:tc>
@@ -721,7 +721,7 @@
                 <w:rFonts w:ascii="TimeNewRoman" w:hAnsi="TimeNewRoman"/>
                 <w:sz w:val="30"/>
               </w:rPr>
-              <w:t>590×6=</w:t>
+              <w:t>398×5=</w:t>
             </w:r>
           </w:p>
         </w:tc>
@@ -868,7 +868,7 @@
                 <w:rFonts w:ascii="TimeNewRoman" w:hAnsi="TimeNewRoman"/>
                 <w:sz w:val="30"/>
               </w:rPr>
-              <w:t>253×5=</w:t>
+              <w:t>274×4=</w:t>
             </w:r>
           </w:p>
         </w:tc>
@@ -885,7 +885,7 @@
                 <w:rFonts w:ascii="TimeNewRoman" w:hAnsi="TimeNewRoman"/>
                 <w:sz w:val="30"/>
               </w:rPr>
-              <w:t>513×6=</w:t>
+              <w:t>191×9=</w:t>
             </w:r>
           </w:p>
         </w:tc>
@@ -902,7 +902,7 @@
                 <w:rFonts w:ascii="TimeNewRoman" w:hAnsi="TimeNewRoman"/>
                 <w:sz w:val="30"/>
               </w:rPr>
-              <w:t>180×7=</w:t>
+              <w:t>376×3=</w:t>
             </w:r>
           </w:p>
         </w:tc>
@@ -919,7 +919,7 @@
                 <w:rFonts w:ascii="TimeNewRoman" w:hAnsi="TimeNewRoman"/>
                 <w:sz w:val="30"/>
               </w:rPr>
-              <w:t>479×6=</w:t>
+              <w:t>760×9=</w:t>
             </w:r>
           </w:p>
         </w:tc>
@@ -936,7 +936,7 @@
                 <w:rFonts w:ascii="TimeNewRoman" w:hAnsi="TimeNewRoman"/>
                 <w:sz w:val="30"/>
               </w:rPr>
-              <w:t>174×3=</w:t>
+              <w:t>278×4=</w:t>
             </w:r>
           </w:p>
         </w:tc>

--- a/three-digit_number_multiplied_by_one-digit_number.docx
+++ b/three-digit_number_multiplied_by_one-digit_number.docx
@@ -11,7 +11,7 @@
           <w:rFonts w:ascii="Arial" w:hAnsi="Arial"/>
           <w:sz w:val="30"/>
         </w:rPr>
-        <w:t>2026-09-13 Sunday</w:t>
+        <w:t>2026-09-14 Monday</w:t>
       </w:r>
     </w:p>
     <w:tbl>
@@ -40,7 +40,7 @@
                 <w:rFonts w:ascii="TimeNewRoman" w:hAnsi="TimeNewRoman"/>
                 <w:sz w:val="30"/>
               </w:rPr>
-              <w:t>999×5=</w:t>
+              <w:t>242×8=</w:t>
             </w:r>
           </w:p>
         </w:tc>
@@ -57,7 +57,7 @@
                 <w:rFonts w:ascii="TimeNewRoman" w:hAnsi="TimeNewRoman"/>
                 <w:sz w:val="30"/>
               </w:rPr>
-              <w:t>744×7=</w:t>
+              <w:t>321×8=</w:t>
             </w:r>
           </w:p>
         </w:tc>
@@ -74,7 +74,7 @@
                 <w:rFonts w:ascii="TimeNewRoman" w:hAnsi="TimeNewRoman"/>
                 <w:sz w:val="30"/>
               </w:rPr>
-              <w:t>147×6=</w:t>
+              <w:t>276×8=</w:t>
             </w:r>
           </w:p>
         </w:tc>
@@ -91,7 +91,7 @@
                 <w:rFonts w:ascii="TimeNewRoman" w:hAnsi="TimeNewRoman"/>
                 <w:sz w:val="30"/>
               </w:rPr>
-              <w:t>550×8=</w:t>
+              <w:t>498×7=</w:t>
             </w:r>
           </w:p>
         </w:tc>
@@ -108,7 +108,7 @@
                 <w:rFonts w:ascii="TimeNewRoman" w:hAnsi="TimeNewRoman"/>
                 <w:sz w:val="30"/>
               </w:rPr>
-              <w:t>267×5=</w:t>
+              <w:t>284×5=</w:t>
             </w:r>
           </w:p>
         </w:tc>
@@ -223,7 +223,7 @@
                 <w:rFonts w:ascii="TimeNewRoman" w:hAnsi="TimeNewRoman"/>
                 <w:sz w:val="30"/>
               </w:rPr>
-              <w:t>264×9=</w:t>
+              <w:t>908×3=</w:t>
             </w:r>
           </w:p>
         </w:tc>
@@ -240,7 +240,7 @@
                 <w:rFonts w:ascii="TimeNewRoman" w:hAnsi="TimeNewRoman"/>
                 <w:sz w:val="30"/>
               </w:rPr>
-              <w:t>897×8=</w:t>
+              <w:t>331×4=</w:t>
             </w:r>
           </w:p>
         </w:tc>
@@ -257,7 +257,7 @@
                 <w:rFonts w:ascii="TimeNewRoman" w:hAnsi="TimeNewRoman"/>
                 <w:sz w:val="30"/>
               </w:rPr>
-              <w:t>665×2=</w:t>
+              <w:t>236×8=</w:t>
             </w:r>
           </w:p>
         </w:tc>
@@ -274,7 +274,7 @@
                 <w:rFonts w:ascii="TimeNewRoman" w:hAnsi="TimeNewRoman"/>
                 <w:sz w:val="30"/>
               </w:rPr>
-              <w:t>893×4=</w:t>
+              <w:t>915×8=</w:t>
             </w:r>
           </w:p>
         </w:tc>
@@ -291,7 +291,7 @@
                 <w:rFonts w:ascii="TimeNewRoman" w:hAnsi="TimeNewRoman"/>
                 <w:sz w:val="30"/>
               </w:rPr>
-              <w:t>684×2=</w:t>
+              <w:t>591×2=</w:t>
             </w:r>
           </w:p>
         </w:tc>
@@ -438,7 +438,7 @@
                 <w:rFonts w:ascii="TimeNewRoman" w:hAnsi="TimeNewRoman"/>
                 <w:sz w:val="30"/>
               </w:rPr>
-              <w:t>924×3=</w:t>
+              <w:t>957×6=</w:t>
             </w:r>
           </w:p>
         </w:tc>
@@ -455,7 +455,7 @@
                 <w:rFonts w:ascii="TimeNewRoman" w:hAnsi="TimeNewRoman"/>
                 <w:sz w:val="30"/>
               </w:rPr>
-              <w:t>416×7=</w:t>
+              <w:t>523×8=</w:t>
             </w:r>
           </w:p>
         </w:tc>
@@ -472,7 +472,7 @@
                 <w:rFonts w:ascii="TimeNewRoman" w:hAnsi="TimeNewRoman"/>
                 <w:sz w:val="30"/>
               </w:rPr>
-              <w:t>887×8=</w:t>
+              <w:t>508×3=</w:t>
             </w:r>
           </w:p>
         </w:tc>
@@ -489,7 +489,7 @@
                 <w:rFonts w:ascii="TimeNewRoman" w:hAnsi="TimeNewRoman"/>
                 <w:sz w:val="30"/>
               </w:rPr>
-              <w:t>806×8=</w:t>
+              <w:t>203×9=</w:t>
             </w:r>
           </w:p>
         </w:tc>
@@ -506,7 +506,7 @@
                 <w:rFonts w:ascii="TimeNewRoman" w:hAnsi="TimeNewRoman"/>
                 <w:sz w:val="30"/>
               </w:rPr>
-              <w:t>568×8=</w:t>
+              <w:t>613×3=</w:t>
             </w:r>
           </w:p>
         </w:tc>
@@ -653,7 +653,7 @@
                 <w:rFonts w:ascii="TimeNewRoman" w:hAnsi="TimeNewRoman"/>
                 <w:sz w:val="30"/>
               </w:rPr>
-              <w:t>807×2=</w:t>
+              <w:t>824×4=</w:t>
             </w:r>
           </w:p>
         </w:tc>
@@ -670,7 +670,7 @@
                 <w:rFonts w:ascii="TimeNewRoman" w:hAnsi="TimeNewRoman"/>
                 <w:sz w:val="30"/>
               </w:rPr>
-              <w:t>781×5=</w:t>
+              <w:t>919×3=</w:t>
             </w:r>
           </w:p>
         </w:tc>
@@ -687,7 +687,7 @@
                 <w:rFonts w:ascii="TimeNewRoman" w:hAnsi="TimeNewRoman"/>
                 <w:sz w:val="30"/>
               </w:rPr>
-              <w:t>778×8=</w:t>
+              <w:t>809×2=</w:t>
             </w:r>
           </w:p>
         </w:tc>
@@ -704,7 +704,7 @@
                 <w:rFonts w:ascii="TimeNewRoman" w:hAnsi="TimeNewRoman"/>
                 <w:sz w:val="30"/>
               </w:rPr>
-              <w:t>195×2=</w:t>
+              <w:t>988×2=</w:t>
             </w:r>
           </w:p>
         </w:tc>
@@ -721,7 +721,7 @@
                 <w:rFonts w:ascii="TimeNewRoman" w:hAnsi="TimeNewRoman"/>
                 <w:sz w:val="30"/>
               </w:rPr>
-              <w:t>398×5=</w:t>
+              <w:t>795×9=</w:t>
             </w:r>
           </w:p>
         </w:tc>
@@ -868,7 +868,7 @@
                 <w:rFonts w:ascii="TimeNewRoman" w:hAnsi="TimeNewRoman"/>
                 <w:sz w:val="30"/>
               </w:rPr>
-              <w:t>274×4=</w:t>
+              <w:t>485×3=</w:t>
             </w:r>
           </w:p>
         </w:tc>
@@ -885,7 +885,7 @@
                 <w:rFonts w:ascii="TimeNewRoman" w:hAnsi="TimeNewRoman"/>
                 <w:sz w:val="30"/>
               </w:rPr>
-              <w:t>191×9=</w:t>
+              <w:t>222×7=</w:t>
             </w:r>
           </w:p>
         </w:tc>
@@ -902,7 +902,7 @@
                 <w:rFonts w:ascii="TimeNewRoman" w:hAnsi="TimeNewRoman"/>
                 <w:sz w:val="30"/>
               </w:rPr>
-              <w:t>376×3=</w:t>
+              <w:t>413×2=</w:t>
             </w:r>
           </w:p>
         </w:tc>
@@ -919,7 +919,7 @@
                 <w:rFonts w:ascii="TimeNewRoman" w:hAnsi="TimeNewRoman"/>
                 <w:sz w:val="30"/>
               </w:rPr>
-              <w:t>760×9=</w:t>
+              <w:t>254×5=</w:t>
             </w:r>
           </w:p>
         </w:tc>
@@ -936,7 +936,7 @@
                 <w:rFonts w:ascii="TimeNewRoman" w:hAnsi="TimeNewRoman"/>
                 <w:sz w:val="30"/>
               </w:rPr>
-              <w:t>278×4=</w:t>
+              <w:t>972×6=</w:t>
             </w:r>
           </w:p>
         </w:tc>

--- a/three-digit_number_multiplied_by_one-digit_number.docx
+++ b/three-digit_number_multiplied_by_one-digit_number.docx
@@ -40,7 +40,7 @@
                 <w:rFonts w:ascii="TimeNewRoman" w:hAnsi="TimeNewRoman"/>
                 <w:sz w:val="30"/>
               </w:rPr>
-              <w:t>242×8=</w:t>
+              <w:t>863×6=</w:t>
             </w:r>
           </w:p>
         </w:tc>
@@ -57,7 +57,7 @@
                 <w:rFonts w:ascii="TimeNewRoman" w:hAnsi="TimeNewRoman"/>
                 <w:sz w:val="30"/>
               </w:rPr>
-              <w:t>321×8=</w:t>
+              <w:t>586×8=</w:t>
             </w:r>
           </w:p>
         </w:tc>
@@ -74,7 +74,7 @@
                 <w:rFonts w:ascii="TimeNewRoman" w:hAnsi="TimeNewRoman"/>
                 <w:sz w:val="30"/>
               </w:rPr>
-              <w:t>276×8=</w:t>
+              <w:t>119×7=</w:t>
             </w:r>
           </w:p>
         </w:tc>
@@ -91,7 +91,7 @@
                 <w:rFonts w:ascii="TimeNewRoman" w:hAnsi="TimeNewRoman"/>
                 <w:sz w:val="30"/>
               </w:rPr>
-              <w:t>498×7=</w:t>
+              <w:t>612×2=</w:t>
             </w:r>
           </w:p>
         </w:tc>
@@ -108,7 +108,7 @@
                 <w:rFonts w:ascii="TimeNewRoman" w:hAnsi="TimeNewRoman"/>
                 <w:sz w:val="30"/>
               </w:rPr>
-              <w:t>284×5=</w:t>
+              <w:t>541×6=</w:t>
             </w:r>
           </w:p>
         </w:tc>
@@ -223,7 +223,7 @@
                 <w:rFonts w:ascii="TimeNewRoman" w:hAnsi="TimeNewRoman"/>
                 <w:sz w:val="30"/>
               </w:rPr>
-              <w:t>908×3=</w:t>
+              <w:t>600×5=</w:t>
             </w:r>
           </w:p>
         </w:tc>
@@ -240,7 +240,7 @@
                 <w:rFonts w:ascii="TimeNewRoman" w:hAnsi="TimeNewRoman"/>
                 <w:sz w:val="30"/>
               </w:rPr>
-              <w:t>331×4=</w:t>
+              <w:t>835×5=</w:t>
             </w:r>
           </w:p>
         </w:tc>
@@ -257,7 +257,7 @@
                 <w:rFonts w:ascii="TimeNewRoman" w:hAnsi="TimeNewRoman"/>
                 <w:sz w:val="30"/>
               </w:rPr>
-              <w:t>236×8=</w:t>
+              <w:t>448×9=</w:t>
             </w:r>
           </w:p>
         </w:tc>
@@ -274,7 +274,7 @@
                 <w:rFonts w:ascii="TimeNewRoman" w:hAnsi="TimeNewRoman"/>
                 <w:sz w:val="30"/>
               </w:rPr>
-              <w:t>915×8=</w:t>
+              <w:t>744×2=</w:t>
             </w:r>
           </w:p>
         </w:tc>
@@ -291,7 +291,7 @@
                 <w:rFonts w:ascii="TimeNewRoman" w:hAnsi="TimeNewRoman"/>
                 <w:sz w:val="30"/>
               </w:rPr>
-              <w:t>591×2=</w:t>
+              <w:t>452×2=</w:t>
             </w:r>
           </w:p>
         </w:tc>
@@ -438,7 +438,7 @@
                 <w:rFonts w:ascii="TimeNewRoman" w:hAnsi="TimeNewRoman"/>
                 <w:sz w:val="30"/>
               </w:rPr>
-              <w:t>957×6=</w:t>
+              <w:t>461×3=</w:t>
             </w:r>
           </w:p>
         </w:tc>
@@ -455,7 +455,7 @@
                 <w:rFonts w:ascii="TimeNewRoman" w:hAnsi="TimeNewRoman"/>
                 <w:sz w:val="30"/>
               </w:rPr>
-              <w:t>523×8=</w:t>
+              <w:t>250×6=</w:t>
             </w:r>
           </w:p>
         </w:tc>
@@ -472,7 +472,7 @@
                 <w:rFonts w:ascii="TimeNewRoman" w:hAnsi="TimeNewRoman"/>
                 <w:sz w:val="30"/>
               </w:rPr>
-              <w:t>508×3=</w:t>
+              <w:t>456×6=</w:t>
             </w:r>
           </w:p>
         </w:tc>
@@ -489,7 +489,7 @@
                 <w:rFonts w:ascii="TimeNewRoman" w:hAnsi="TimeNewRoman"/>
                 <w:sz w:val="30"/>
               </w:rPr>
-              <w:t>203×9=</w:t>
+              <w:t>308×6=</w:t>
             </w:r>
           </w:p>
         </w:tc>
@@ -506,7 +506,7 @@
                 <w:rFonts w:ascii="TimeNewRoman" w:hAnsi="TimeNewRoman"/>
                 <w:sz w:val="30"/>
               </w:rPr>
-              <w:t>613×3=</w:t>
+              <w:t>954×2=</w:t>
             </w:r>
           </w:p>
         </w:tc>
@@ -653,7 +653,7 @@
                 <w:rFonts w:ascii="TimeNewRoman" w:hAnsi="TimeNewRoman"/>
                 <w:sz w:val="30"/>
               </w:rPr>
-              <w:t>824×4=</w:t>
+              <w:t>430×9=</w:t>
             </w:r>
           </w:p>
         </w:tc>
@@ -670,7 +670,7 @@
                 <w:rFonts w:ascii="TimeNewRoman" w:hAnsi="TimeNewRoman"/>
                 <w:sz w:val="30"/>
               </w:rPr>
-              <w:t>919×3=</w:t>
+              <w:t>486×8=</w:t>
             </w:r>
           </w:p>
         </w:tc>
@@ -687,7 +687,7 @@
                 <w:rFonts w:ascii="TimeNewRoman" w:hAnsi="TimeNewRoman"/>
                 <w:sz w:val="30"/>
               </w:rPr>
-              <w:t>809×2=</w:t>
+              <w:t>336×3=</w:t>
             </w:r>
           </w:p>
         </w:tc>
@@ -704,7 +704,7 @@
                 <w:rFonts w:ascii="TimeNewRoman" w:hAnsi="TimeNewRoman"/>
                 <w:sz w:val="30"/>
               </w:rPr>
-              <w:t>988×2=</w:t>
+              <w:t>819×3=</w:t>
             </w:r>
           </w:p>
         </w:tc>
@@ -721,7 +721,7 @@
                 <w:rFonts w:ascii="TimeNewRoman" w:hAnsi="TimeNewRoman"/>
                 <w:sz w:val="30"/>
               </w:rPr>
-              <w:t>795×9=</w:t>
+              <w:t>138×7=</w:t>
             </w:r>
           </w:p>
         </w:tc>
@@ -868,7 +868,7 @@
                 <w:rFonts w:ascii="TimeNewRoman" w:hAnsi="TimeNewRoman"/>
                 <w:sz w:val="30"/>
               </w:rPr>
-              <w:t>485×3=</w:t>
+              <w:t>572×7=</w:t>
             </w:r>
           </w:p>
         </w:tc>
@@ -885,7 +885,7 @@
                 <w:rFonts w:ascii="TimeNewRoman" w:hAnsi="TimeNewRoman"/>
                 <w:sz w:val="30"/>
               </w:rPr>
-              <w:t>222×7=</w:t>
+              <w:t>301×8=</w:t>
             </w:r>
           </w:p>
         </w:tc>
@@ -902,7 +902,7 @@
                 <w:rFonts w:ascii="TimeNewRoman" w:hAnsi="TimeNewRoman"/>
                 <w:sz w:val="30"/>
               </w:rPr>
-              <w:t>413×2=</w:t>
+              <w:t>523×6=</w:t>
             </w:r>
           </w:p>
         </w:tc>
@@ -919,7 +919,7 @@
                 <w:rFonts w:ascii="TimeNewRoman" w:hAnsi="TimeNewRoman"/>
                 <w:sz w:val="30"/>
               </w:rPr>
-              <w:t>254×5=</w:t>
+              <w:t>802×2=</w:t>
             </w:r>
           </w:p>
         </w:tc>
@@ -936,7 +936,7 @@
                 <w:rFonts w:ascii="TimeNewRoman" w:hAnsi="TimeNewRoman"/>
                 <w:sz w:val="30"/>
               </w:rPr>
-              <w:t>972×6=</w:t>
+              <w:t>403×4=</w:t>
             </w:r>
           </w:p>
         </w:tc>

--- a/three-digit_number_multiplied_by_one-digit_number.docx
+++ b/three-digit_number_multiplied_by_one-digit_number.docx
@@ -11,7 +11,7 @@
           <w:rFonts w:ascii="Arial" w:hAnsi="Arial"/>
           <w:sz w:val="30"/>
         </w:rPr>
-        <w:t>2026-09-14 Monday</w:t>
+        <w:t>2026-09-15 Tuesday</w:t>
       </w:r>
     </w:p>
     <w:tbl>
@@ -40,7 +40,7 @@
                 <w:rFonts w:ascii="TimeNewRoman" w:hAnsi="TimeNewRoman"/>
                 <w:sz w:val="30"/>
               </w:rPr>
-              <w:t>863×6=</w:t>
+              <w:t>991×8=</w:t>
             </w:r>
           </w:p>
         </w:tc>
@@ -57,7 +57,7 @@
                 <w:rFonts w:ascii="TimeNewRoman" w:hAnsi="TimeNewRoman"/>
                 <w:sz w:val="30"/>
               </w:rPr>
-              <w:t>586×8=</w:t>
+              <w:t>109×2=</w:t>
             </w:r>
           </w:p>
         </w:tc>
@@ -74,7 +74,7 @@
                 <w:rFonts w:ascii="TimeNewRoman" w:hAnsi="TimeNewRoman"/>
                 <w:sz w:val="30"/>
               </w:rPr>
-              <w:t>119×7=</w:t>
+              <w:t>233×7=</w:t>
             </w:r>
           </w:p>
         </w:tc>
@@ -91,7 +91,7 @@
                 <w:rFonts w:ascii="TimeNewRoman" w:hAnsi="TimeNewRoman"/>
                 <w:sz w:val="30"/>
               </w:rPr>
-              <w:t>612×2=</w:t>
+              <w:t>968×5=</w:t>
             </w:r>
           </w:p>
         </w:tc>
@@ -108,7 +108,7 @@
                 <w:rFonts w:ascii="TimeNewRoman" w:hAnsi="TimeNewRoman"/>
                 <w:sz w:val="30"/>
               </w:rPr>
-              <w:t>541×6=</w:t>
+              <w:t>970×7=</w:t>
             </w:r>
           </w:p>
         </w:tc>
@@ -223,7 +223,7 @@
                 <w:rFonts w:ascii="TimeNewRoman" w:hAnsi="TimeNewRoman"/>
                 <w:sz w:val="30"/>
               </w:rPr>
-              <w:t>600×5=</w:t>
+              <w:t>725×5=</w:t>
             </w:r>
           </w:p>
         </w:tc>
@@ -240,7 +240,7 @@
                 <w:rFonts w:ascii="TimeNewRoman" w:hAnsi="TimeNewRoman"/>
                 <w:sz w:val="30"/>
               </w:rPr>
-              <w:t>835×5=</w:t>
+              <w:t>847×7=</w:t>
             </w:r>
           </w:p>
         </w:tc>
@@ -257,7 +257,7 @@
                 <w:rFonts w:ascii="TimeNewRoman" w:hAnsi="TimeNewRoman"/>
                 <w:sz w:val="30"/>
               </w:rPr>
-              <w:t>448×9=</w:t>
+              <w:t>967×7=</w:t>
             </w:r>
           </w:p>
         </w:tc>
@@ -274,7 +274,7 @@
                 <w:rFonts w:ascii="TimeNewRoman" w:hAnsi="TimeNewRoman"/>
                 <w:sz w:val="30"/>
               </w:rPr>
-              <w:t>744×2=</w:t>
+              <w:t>432×9=</w:t>
             </w:r>
           </w:p>
         </w:tc>
@@ -291,7 +291,7 @@
                 <w:rFonts w:ascii="TimeNewRoman" w:hAnsi="TimeNewRoman"/>
                 <w:sz w:val="30"/>
               </w:rPr>
-              <w:t>452×2=</w:t>
+              <w:t>199×2=</w:t>
             </w:r>
           </w:p>
         </w:tc>
@@ -438,7 +438,7 @@
                 <w:rFonts w:ascii="TimeNewRoman" w:hAnsi="TimeNewRoman"/>
                 <w:sz w:val="30"/>
               </w:rPr>
-              <w:t>461×3=</w:t>
+              <w:t>738×9=</w:t>
             </w:r>
           </w:p>
         </w:tc>
@@ -455,7 +455,7 @@
                 <w:rFonts w:ascii="TimeNewRoman" w:hAnsi="TimeNewRoman"/>
                 <w:sz w:val="30"/>
               </w:rPr>
-              <w:t>250×6=</w:t>
+              <w:t>351×9=</w:t>
             </w:r>
           </w:p>
         </w:tc>
@@ -472,7 +472,7 @@
                 <w:rFonts w:ascii="TimeNewRoman" w:hAnsi="TimeNewRoman"/>
                 <w:sz w:val="30"/>
               </w:rPr>
-              <w:t>456×6=</w:t>
+              <w:t>386×2=</w:t>
             </w:r>
           </w:p>
         </w:tc>
@@ -489,7 +489,7 @@
                 <w:rFonts w:ascii="TimeNewRoman" w:hAnsi="TimeNewRoman"/>
                 <w:sz w:val="30"/>
               </w:rPr>
-              <w:t>308×6=</w:t>
+              <w:t>846×2=</w:t>
             </w:r>
           </w:p>
         </w:tc>
@@ -506,7 +506,7 @@
                 <w:rFonts w:ascii="TimeNewRoman" w:hAnsi="TimeNewRoman"/>
                 <w:sz w:val="30"/>
               </w:rPr>
-              <w:t>954×2=</w:t>
+              <w:t>265×8=</w:t>
             </w:r>
           </w:p>
         </w:tc>
@@ -653,7 +653,7 @@
                 <w:rFonts w:ascii="TimeNewRoman" w:hAnsi="TimeNewRoman"/>
                 <w:sz w:val="30"/>
               </w:rPr>
-              <w:t>430×9=</w:t>
+              <w:t>748×7=</w:t>
             </w:r>
           </w:p>
         </w:tc>
@@ -670,7 +670,7 @@
                 <w:rFonts w:ascii="TimeNewRoman" w:hAnsi="TimeNewRoman"/>
                 <w:sz w:val="30"/>
               </w:rPr>
-              <w:t>486×8=</w:t>
+              <w:t>199×9=</w:t>
             </w:r>
           </w:p>
         </w:tc>
@@ -687,7 +687,7 @@
                 <w:rFonts w:ascii="TimeNewRoman" w:hAnsi="TimeNewRoman"/>
                 <w:sz w:val="30"/>
               </w:rPr>
-              <w:t>336×3=</w:t>
+              <w:t>519×6=</w:t>
             </w:r>
           </w:p>
         </w:tc>
@@ -704,7 +704,7 @@
                 <w:rFonts w:ascii="TimeNewRoman" w:hAnsi="TimeNewRoman"/>
                 <w:sz w:val="30"/>
               </w:rPr>
-              <w:t>819×3=</w:t>
+              <w:t>296×5=</w:t>
             </w:r>
           </w:p>
         </w:tc>
@@ -721,7 +721,7 @@
                 <w:rFonts w:ascii="TimeNewRoman" w:hAnsi="TimeNewRoman"/>
                 <w:sz w:val="30"/>
               </w:rPr>
-              <w:t>138×7=</w:t>
+              <w:t>254×3=</w:t>
             </w:r>
           </w:p>
         </w:tc>
@@ -868,7 +868,7 @@
                 <w:rFonts w:ascii="TimeNewRoman" w:hAnsi="TimeNewRoman"/>
                 <w:sz w:val="30"/>
               </w:rPr>
-              <w:t>572×7=</w:t>
+              <w:t>239×6=</w:t>
             </w:r>
           </w:p>
         </w:tc>
@@ -885,7 +885,7 @@
                 <w:rFonts w:ascii="TimeNewRoman" w:hAnsi="TimeNewRoman"/>
                 <w:sz w:val="30"/>
               </w:rPr>
-              <w:t>301×8=</w:t>
+              <w:t>398×4=</w:t>
             </w:r>
           </w:p>
         </w:tc>
@@ -902,7 +902,7 @@
                 <w:rFonts w:ascii="TimeNewRoman" w:hAnsi="TimeNewRoman"/>
                 <w:sz w:val="30"/>
               </w:rPr>
-              <w:t>523×6=</w:t>
+              <w:t>999×5=</w:t>
             </w:r>
           </w:p>
         </w:tc>
@@ -919,7 +919,7 @@
                 <w:rFonts w:ascii="TimeNewRoman" w:hAnsi="TimeNewRoman"/>
                 <w:sz w:val="30"/>
               </w:rPr>
-              <w:t>802×2=</w:t>
+              <w:t>520×5=</w:t>
             </w:r>
           </w:p>
         </w:tc>
@@ -936,7 +936,7 @@
                 <w:rFonts w:ascii="TimeNewRoman" w:hAnsi="TimeNewRoman"/>
                 <w:sz w:val="30"/>
               </w:rPr>
-              <w:t>403×4=</w:t>
+              <w:t>990×8=</w:t>
             </w:r>
           </w:p>
         </w:tc>

--- a/three-digit_number_multiplied_by_one-digit_number.docx
+++ b/three-digit_number_multiplied_by_one-digit_number.docx
@@ -40,7 +40,7 @@
                 <w:rFonts w:ascii="TimeNewRoman" w:hAnsi="TimeNewRoman"/>
                 <w:sz w:val="30"/>
               </w:rPr>
-              <w:t>991×8=</w:t>
+              <w:t>176×4=</w:t>
             </w:r>
           </w:p>
         </w:tc>
@@ -57,7 +57,7 @@
                 <w:rFonts w:ascii="TimeNewRoman" w:hAnsi="TimeNewRoman"/>
                 <w:sz w:val="30"/>
               </w:rPr>
-              <w:t>109×2=</w:t>
+              <w:t>840×4=</w:t>
             </w:r>
           </w:p>
         </w:tc>
@@ -74,7 +74,7 @@
                 <w:rFonts w:ascii="TimeNewRoman" w:hAnsi="TimeNewRoman"/>
                 <w:sz w:val="30"/>
               </w:rPr>
-              <w:t>233×7=</w:t>
+              <w:t>981×2=</w:t>
             </w:r>
           </w:p>
         </w:tc>
@@ -91,7 +91,7 @@
                 <w:rFonts w:ascii="TimeNewRoman" w:hAnsi="TimeNewRoman"/>
                 <w:sz w:val="30"/>
               </w:rPr>
-              <w:t>968×5=</w:t>
+              <w:t>475×7=</w:t>
             </w:r>
           </w:p>
         </w:tc>
@@ -108,7 +108,7 @@
                 <w:rFonts w:ascii="TimeNewRoman" w:hAnsi="TimeNewRoman"/>
                 <w:sz w:val="30"/>
               </w:rPr>
-              <w:t>970×7=</w:t>
+              <w:t>786×6=</w:t>
             </w:r>
           </w:p>
         </w:tc>
@@ -223,7 +223,7 @@
                 <w:rFonts w:ascii="TimeNewRoman" w:hAnsi="TimeNewRoman"/>
                 <w:sz w:val="30"/>
               </w:rPr>
-              <w:t>725×5=</w:t>
+              <w:t>879×7=</w:t>
             </w:r>
           </w:p>
         </w:tc>
@@ -240,7 +240,7 @@
                 <w:rFonts w:ascii="TimeNewRoman" w:hAnsi="TimeNewRoman"/>
                 <w:sz w:val="30"/>
               </w:rPr>
-              <w:t>847×7=</w:t>
+              <w:t>494×6=</w:t>
             </w:r>
           </w:p>
         </w:tc>
@@ -257,7 +257,7 @@
                 <w:rFonts w:ascii="TimeNewRoman" w:hAnsi="TimeNewRoman"/>
                 <w:sz w:val="30"/>
               </w:rPr>
-              <w:t>967×7=</w:t>
+              <w:t>774×9=</w:t>
             </w:r>
           </w:p>
         </w:tc>
@@ -274,7 +274,7 @@
                 <w:rFonts w:ascii="TimeNewRoman" w:hAnsi="TimeNewRoman"/>
                 <w:sz w:val="30"/>
               </w:rPr>
-              <w:t>432×9=</w:t>
+              <w:t>526×3=</w:t>
             </w:r>
           </w:p>
         </w:tc>
@@ -291,7 +291,7 @@
                 <w:rFonts w:ascii="TimeNewRoman" w:hAnsi="TimeNewRoman"/>
                 <w:sz w:val="30"/>
               </w:rPr>
-              <w:t>199×2=</w:t>
+              <w:t>202×3=</w:t>
             </w:r>
           </w:p>
         </w:tc>
@@ -438,7 +438,7 @@
                 <w:rFonts w:ascii="TimeNewRoman" w:hAnsi="TimeNewRoman"/>
                 <w:sz w:val="30"/>
               </w:rPr>
-              <w:t>738×9=</w:t>
+              <w:t>214×5=</w:t>
             </w:r>
           </w:p>
         </w:tc>
@@ -455,7 +455,7 @@
                 <w:rFonts w:ascii="TimeNewRoman" w:hAnsi="TimeNewRoman"/>
                 <w:sz w:val="30"/>
               </w:rPr>
-              <w:t>351×9=</w:t>
+              <w:t>505×8=</w:t>
             </w:r>
           </w:p>
         </w:tc>
@@ -472,7 +472,7 @@
                 <w:rFonts w:ascii="TimeNewRoman" w:hAnsi="TimeNewRoman"/>
                 <w:sz w:val="30"/>
               </w:rPr>
-              <w:t>386×2=</w:t>
+              <w:t>558×6=</w:t>
             </w:r>
           </w:p>
         </w:tc>
@@ -489,7 +489,7 @@
                 <w:rFonts w:ascii="TimeNewRoman" w:hAnsi="TimeNewRoman"/>
                 <w:sz w:val="30"/>
               </w:rPr>
-              <w:t>846×2=</w:t>
+              <w:t>659×6=</w:t>
             </w:r>
           </w:p>
         </w:tc>
@@ -506,7 +506,7 @@
                 <w:rFonts w:ascii="TimeNewRoman" w:hAnsi="TimeNewRoman"/>
                 <w:sz w:val="30"/>
               </w:rPr>
-              <w:t>265×8=</w:t>
+              <w:t>799×4=</w:t>
             </w:r>
           </w:p>
         </w:tc>
@@ -653,7 +653,7 @@
                 <w:rFonts w:ascii="TimeNewRoman" w:hAnsi="TimeNewRoman"/>
                 <w:sz w:val="30"/>
               </w:rPr>
-              <w:t>748×7=</w:t>
+              <w:t>889×8=</w:t>
             </w:r>
           </w:p>
         </w:tc>
@@ -670,7 +670,7 @@
                 <w:rFonts w:ascii="TimeNewRoman" w:hAnsi="TimeNewRoman"/>
                 <w:sz w:val="30"/>
               </w:rPr>
-              <w:t>199×9=</w:t>
+              <w:t>265×7=</w:t>
             </w:r>
           </w:p>
         </w:tc>
@@ -687,7 +687,7 @@
                 <w:rFonts w:ascii="TimeNewRoman" w:hAnsi="TimeNewRoman"/>
                 <w:sz w:val="30"/>
               </w:rPr>
-              <w:t>519×6=</w:t>
+              <w:t>125×5=</w:t>
             </w:r>
           </w:p>
         </w:tc>
@@ -704,7 +704,7 @@
                 <w:rFonts w:ascii="TimeNewRoman" w:hAnsi="TimeNewRoman"/>
                 <w:sz w:val="30"/>
               </w:rPr>
-              <w:t>296×5=</w:t>
+              <w:t>481×5=</w:t>
             </w:r>
           </w:p>
         </w:tc>
@@ -721,7 +721,7 @@
                 <w:rFonts w:ascii="TimeNewRoman" w:hAnsi="TimeNewRoman"/>
                 <w:sz w:val="30"/>
               </w:rPr>
-              <w:t>254×3=</w:t>
+              <w:t>614×5=</w:t>
             </w:r>
           </w:p>
         </w:tc>
@@ -868,7 +868,7 @@
                 <w:rFonts w:ascii="TimeNewRoman" w:hAnsi="TimeNewRoman"/>
                 <w:sz w:val="30"/>
               </w:rPr>
-              <w:t>239×6=</w:t>
+              <w:t>482×6=</w:t>
             </w:r>
           </w:p>
         </w:tc>
@@ -885,7 +885,7 @@
                 <w:rFonts w:ascii="TimeNewRoman" w:hAnsi="TimeNewRoman"/>
                 <w:sz w:val="30"/>
               </w:rPr>
-              <w:t>398×4=</w:t>
+              <w:t>800×4=</w:t>
             </w:r>
           </w:p>
         </w:tc>
@@ -902,7 +902,7 @@
                 <w:rFonts w:ascii="TimeNewRoman" w:hAnsi="TimeNewRoman"/>
                 <w:sz w:val="30"/>
               </w:rPr>
-              <w:t>999×5=</w:t>
+              <w:t>607×7=</w:t>
             </w:r>
           </w:p>
         </w:tc>
@@ -919,7 +919,7 @@
                 <w:rFonts w:ascii="TimeNewRoman" w:hAnsi="TimeNewRoman"/>
                 <w:sz w:val="30"/>
               </w:rPr>
-              <w:t>520×5=</w:t>
+              <w:t>138×4=</w:t>
             </w:r>
           </w:p>
         </w:tc>
@@ -936,7 +936,7 @@
                 <w:rFonts w:ascii="TimeNewRoman" w:hAnsi="TimeNewRoman"/>
                 <w:sz w:val="30"/>
               </w:rPr>
-              <w:t>990×8=</w:t>
+              <w:t>137×7=</w:t>
             </w:r>
           </w:p>
         </w:tc>

--- a/three-digit_number_multiplied_by_one-digit_number.docx
+++ b/three-digit_number_multiplied_by_one-digit_number.docx
@@ -11,7 +11,7 @@
           <w:rFonts w:ascii="Arial" w:hAnsi="Arial"/>
           <w:sz w:val="30"/>
         </w:rPr>
-        <w:t>2026-09-15 Tuesday</w:t>
+        <w:t>2026-09-16 Wednesday</w:t>
       </w:r>
     </w:p>
     <w:tbl>
@@ -40,7 +40,7 @@
                 <w:rFonts w:ascii="TimeNewRoman" w:hAnsi="TimeNewRoman"/>
                 <w:sz w:val="30"/>
               </w:rPr>
-              <w:t>176×4=</w:t>
+              <w:t>718×2=</w:t>
             </w:r>
           </w:p>
         </w:tc>
@@ -57,7 +57,7 @@
                 <w:rFonts w:ascii="TimeNewRoman" w:hAnsi="TimeNewRoman"/>
                 <w:sz w:val="30"/>
               </w:rPr>
-              <w:t>840×4=</w:t>
+              <w:t>267×6=</w:t>
             </w:r>
           </w:p>
         </w:tc>
@@ -74,7 +74,7 @@
                 <w:rFonts w:ascii="TimeNewRoman" w:hAnsi="TimeNewRoman"/>
                 <w:sz w:val="30"/>
               </w:rPr>
-              <w:t>981×2=</w:t>
+              <w:t>366×4=</w:t>
             </w:r>
           </w:p>
         </w:tc>
@@ -91,7 +91,7 @@
                 <w:rFonts w:ascii="TimeNewRoman" w:hAnsi="TimeNewRoman"/>
                 <w:sz w:val="30"/>
               </w:rPr>
-              <w:t>475×7=</w:t>
+              <w:t>369×6=</w:t>
             </w:r>
           </w:p>
         </w:tc>
@@ -108,7 +108,7 @@
                 <w:rFonts w:ascii="TimeNewRoman" w:hAnsi="TimeNewRoman"/>
                 <w:sz w:val="30"/>
               </w:rPr>
-              <w:t>786×6=</w:t>
+              <w:t>568×9=</w:t>
             </w:r>
           </w:p>
         </w:tc>
@@ -223,7 +223,7 @@
                 <w:rFonts w:ascii="TimeNewRoman" w:hAnsi="TimeNewRoman"/>
                 <w:sz w:val="30"/>
               </w:rPr>
-              <w:t>879×7=</w:t>
+              <w:t>674×5=</w:t>
             </w:r>
           </w:p>
         </w:tc>
@@ -240,7 +240,7 @@
                 <w:rFonts w:ascii="TimeNewRoman" w:hAnsi="TimeNewRoman"/>
                 <w:sz w:val="30"/>
               </w:rPr>
-              <w:t>494×6=</w:t>
+              <w:t>775×6=</w:t>
             </w:r>
           </w:p>
         </w:tc>
@@ -257,7 +257,7 @@
                 <w:rFonts w:ascii="TimeNewRoman" w:hAnsi="TimeNewRoman"/>
                 <w:sz w:val="30"/>
               </w:rPr>
-              <w:t>774×9=</w:t>
+              <w:t>498×8=</w:t>
             </w:r>
           </w:p>
         </w:tc>
@@ -274,7 +274,7 @@
                 <w:rFonts w:ascii="TimeNewRoman" w:hAnsi="TimeNewRoman"/>
                 <w:sz w:val="30"/>
               </w:rPr>
-              <w:t>526×3=</w:t>
+              <w:t>854×3=</w:t>
             </w:r>
           </w:p>
         </w:tc>
@@ -291,7 +291,7 @@
                 <w:rFonts w:ascii="TimeNewRoman" w:hAnsi="TimeNewRoman"/>
                 <w:sz w:val="30"/>
               </w:rPr>
-              <w:t>202×3=</w:t>
+              <w:t>243×5=</w:t>
             </w:r>
           </w:p>
         </w:tc>
@@ -438,7 +438,7 @@
                 <w:rFonts w:ascii="TimeNewRoman" w:hAnsi="TimeNewRoman"/>
                 <w:sz w:val="30"/>
               </w:rPr>
-              <w:t>214×5=</w:t>
+              <w:t>330×4=</w:t>
             </w:r>
           </w:p>
         </w:tc>
@@ -455,7 +455,7 @@
                 <w:rFonts w:ascii="TimeNewRoman" w:hAnsi="TimeNewRoman"/>
                 <w:sz w:val="30"/>
               </w:rPr>
-              <w:t>505×8=</w:t>
+              <w:t>117×9=</w:t>
             </w:r>
           </w:p>
         </w:tc>
@@ -472,7 +472,7 @@
                 <w:rFonts w:ascii="TimeNewRoman" w:hAnsi="TimeNewRoman"/>
                 <w:sz w:val="30"/>
               </w:rPr>
-              <w:t>558×6=</w:t>
+              <w:t>863×2=</w:t>
             </w:r>
           </w:p>
         </w:tc>
@@ -489,7 +489,7 @@
                 <w:rFonts w:ascii="TimeNewRoman" w:hAnsi="TimeNewRoman"/>
                 <w:sz w:val="30"/>
               </w:rPr>
-              <w:t>659×6=</w:t>
+              <w:t>595×3=</w:t>
             </w:r>
           </w:p>
         </w:tc>
@@ -506,7 +506,7 @@
                 <w:rFonts w:ascii="TimeNewRoman" w:hAnsi="TimeNewRoman"/>
                 <w:sz w:val="30"/>
               </w:rPr>
-              <w:t>799×4=</w:t>
+              <w:t>212×7=</w:t>
             </w:r>
           </w:p>
         </w:tc>
@@ -653,7 +653,7 @@
                 <w:rFonts w:ascii="TimeNewRoman" w:hAnsi="TimeNewRoman"/>
                 <w:sz w:val="30"/>
               </w:rPr>
-              <w:t>889×8=</w:t>
+              <w:t>662×7=</w:t>
             </w:r>
           </w:p>
         </w:tc>
@@ -670,7 +670,7 @@
                 <w:rFonts w:ascii="TimeNewRoman" w:hAnsi="TimeNewRoman"/>
                 <w:sz w:val="30"/>
               </w:rPr>
-              <w:t>265×7=</w:t>
+              <w:t>945×3=</w:t>
             </w:r>
           </w:p>
         </w:tc>
@@ -687,7 +687,7 @@
                 <w:rFonts w:ascii="TimeNewRoman" w:hAnsi="TimeNewRoman"/>
                 <w:sz w:val="30"/>
               </w:rPr>
-              <w:t>125×5=</w:t>
+              <w:t>393×9=</w:t>
             </w:r>
           </w:p>
         </w:tc>
@@ -704,7 +704,7 @@
                 <w:rFonts w:ascii="TimeNewRoman" w:hAnsi="TimeNewRoman"/>
                 <w:sz w:val="30"/>
               </w:rPr>
-              <w:t>481×5=</w:t>
+              <w:t>237×9=</w:t>
             </w:r>
           </w:p>
         </w:tc>
@@ -721,7 +721,7 @@
                 <w:rFonts w:ascii="TimeNewRoman" w:hAnsi="TimeNewRoman"/>
                 <w:sz w:val="30"/>
               </w:rPr>
-              <w:t>614×5=</w:t>
+              <w:t>611×7=</w:t>
             </w:r>
           </w:p>
         </w:tc>
@@ -868,7 +868,7 @@
                 <w:rFonts w:ascii="TimeNewRoman" w:hAnsi="TimeNewRoman"/>
                 <w:sz w:val="30"/>
               </w:rPr>
-              <w:t>482×6=</w:t>
+              <w:t>954×5=</w:t>
             </w:r>
           </w:p>
         </w:tc>
@@ -885,7 +885,7 @@
                 <w:rFonts w:ascii="TimeNewRoman" w:hAnsi="TimeNewRoman"/>
                 <w:sz w:val="30"/>
               </w:rPr>
-              <w:t>800×4=</w:t>
+              <w:t>808×4=</w:t>
             </w:r>
           </w:p>
         </w:tc>
@@ -902,7 +902,7 @@
                 <w:rFonts w:ascii="TimeNewRoman" w:hAnsi="TimeNewRoman"/>
                 <w:sz w:val="30"/>
               </w:rPr>
-              <w:t>607×7=</w:t>
+              <w:t>646×6=</w:t>
             </w:r>
           </w:p>
         </w:tc>
@@ -919,7 +919,7 @@
                 <w:rFonts w:ascii="TimeNewRoman" w:hAnsi="TimeNewRoman"/>
                 <w:sz w:val="30"/>
               </w:rPr>
-              <w:t>138×4=</w:t>
+              <w:t>939×4=</w:t>
             </w:r>
           </w:p>
         </w:tc>
@@ -936,7 +936,7 @@
                 <w:rFonts w:ascii="TimeNewRoman" w:hAnsi="TimeNewRoman"/>
                 <w:sz w:val="30"/>
               </w:rPr>
-              <w:t>137×7=</w:t>
+              <w:t>266×9=</w:t>
             </w:r>
           </w:p>
         </w:tc>

--- a/three-digit_number_multiplied_by_one-digit_number.docx
+++ b/three-digit_number_multiplied_by_one-digit_number.docx
@@ -40,7 +40,7 @@
                 <w:rFonts w:ascii="TimeNewRoman" w:hAnsi="TimeNewRoman"/>
                 <w:sz w:val="30"/>
               </w:rPr>
-              <w:t>718×2=</w:t>
+              <w:t>393×5=</w:t>
             </w:r>
           </w:p>
         </w:tc>
@@ -57,7 +57,7 @@
                 <w:rFonts w:ascii="TimeNewRoman" w:hAnsi="TimeNewRoman"/>
                 <w:sz w:val="30"/>
               </w:rPr>
-              <w:t>267×6=</w:t>
+              <w:t>558×2=</w:t>
             </w:r>
           </w:p>
         </w:tc>
@@ -74,7 +74,7 @@
                 <w:rFonts w:ascii="TimeNewRoman" w:hAnsi="TimeNewRoman"/>
                 <w:sz w:val="30"/>
               </w:rPr>
-              <w:t>366×4=</w:t>
+              <w:t>341×5=</w:t>
             </w:r>
           </w:p>
         </w:tc>
@@ -91,7 +91,7 @@
                 <w:rFonts w:ascii="TimeNewRoman" w:hAnsi="TimeNewRoman"/>
                 <w:sz w:val="30"/>
               </w:rPr>
-              <w:t>369×6=</w:t>
+              <w:t>874×2=</w:t>
             </w:r>
           </w:p>
         </w:tc>
@@ -108,7 +108,7 @@
                 <w:rFonts w:ascii="TimeNewRoman" w:hAnsi="TimeNewRoman"/>
                 <w:sz w:val="30"/>
               </w:rPr>
-              <w:t>568×9=</w:t>
+              <w:t>865×9=</w:t>
             </w:r>
           </w:p>
         </w:tc>
@@ -223,7 +223,7 @@
                 <w:rFonts w:ascii="TimeNewRoman" w:hAnsi="TimeNewRoman"/>
                 <w:sz w:val="30"/>
               </w:rPr>
-              <w:t>674×5=</w:t>
+              <w:t>311×7=</w:t>
             </w:r>
           </w:p>
         </w:tc>
@@ -240,7 +240,7 @@
                 <w:rFonts w:ascii="TimeNewRoman" w:hAnsi="TimeNewRoman"/>
                 <w:sz w:val="30"/>
               </w:rPr>
-              <w:t>775×6=</w:t>
+              <w:t>192×2=</w:t>
             </w:r>
           </w:p>
         </w:tc>
@@ -257,7 +257,7 @@
                 <w:rFonts w:ascii="TimeNewRoman" w:hAnsi="TimeNewRoman"/>
                 <w:sz w:val="30"/>
               </w:rPr>
-              <w:t>498×8=</w:t>
+              <w:t>509×2=</w:t>
             </w:r>
           </w:p>
         </w:tc>
@@ -274,7 +274,7 @@
                 <w:rFonts w:ascii="TimeNewRoman" w:hAnsi="TimeNewRoman"/>
                 <w:sz w:val="30"/>
               </w:rPr>
-              <w:t>854×3=</w:t>
+              <w:t>440×8=</w:t>
             </w:r>
           </w:p>
         </w:tc>
@@ -291,7 +291,7 @@
                 <w:rFonts w:ascii="TimeNewRoman" w:hAnsi="TimeNewRoman"/>
                 <w:sz w:val="30"/>
               </w:rPr>
-              <w:t>243×5=</w:t>
+              <w:t>903×7=</w:t>
             </w:r>
           </w:p>
         </w:tc>
@@ -438,7 +438,7 @@
                 <w:rFonts w:ascii="TimeNewRoman" w:hAnsi="TimeNewRoman"/>
                 <w:sz w:val="30"/>
               </w:rPr>
-              <w:t>330×4=</w:t>
+              <w:t>103×2=</w:t>
             </w:r>
           </w:p>
         </w:tc>
@@ -455,7 +455,7 @@
                 <w:rFonts w:ascii="TimeNewRoman" w:hAnsi="TimeNewRoman"/>
                 <w:sz w:val="30"/>
               </w:rPr>
-              <w:t>117×9=</w:t>
+              <w:t>517×8=</w:t>
             </w:r>
           </w:p>
         </w:tc>
@@ -472,7 +472,7 @@
                 <w:rFonts w:ascii="TimeNewRoman" w:hAnsi="TimeNewRoman"/>
                 <w:sz w:val="30"/>
               </w:rPr>
-              <w:t>863×2=</w:t>
+              <w:t>999×7=</w:t>
             </w:r>
           </w:p>
         </w:tc>
@@ -489,7 +489,7 @@
                 <w:rFonts w:ascii="TimeNewRoman" w:hAnsi="TimeNewRoman"/>
                 <w:sz w:val="30"/>
               </w:rPr>
-              <w:t>595×3=</w:t>
+              <w:t>399×3=</w:t>
             </w:r>
           </w:p>
         </w:tc>
@@ -506,7 +506,7 @@
                 <w:rFonts w:ascii="TimeNewRoman" w:hAnsi="TimeNewRoman"/>
                 <w:sz w:val="30"/>
               </w:rPr>
-              <w:t>212×7=</w:t>
+              <w:t>513×7=</w:t>
             </w:r>
           </w:p>
         </w:tc>
@@ -653,7 +653,7 @@
                 <w:rFonts w:ascii="TimeNewRoman" w:hAnsi="TimeNewRoman"/>
                 <w:sz w:val="30"/>
               </w:rPr>
-              <w:t>662×7=</w:t>
+              <w:t>596×6=</w:t>
             </w:r>
           </w:p>
         </w:tc>
@@ -670,7 +670,7 @@
                 <w:rFonts w:ascii="TimeNewRoman" w:hAnsi="TimeNewRoman"/>
                 <w:sz w:val="30"/>
               </w:rPr>
-              <w:t>945×3=</w:t>
+              <w:t>334×2=</w:t>
             </w:r>
           </w:p>
         </w:tc>
@@ -687,7 +687,7 @@
                 <w:rFonts w:ascii="TimeNewRoman" w:hAnsi="TimeNewRoman"/>
                 <w:sz w:val="30"/>
               </w:rPr>
-              <w:t>393×9=</w:t>
+              <w:t>380×9=</w:t>
             </w:r>
           </w:p>
         </w:tc>
@@ -704,7 +704,7 @@
                 <w:rFonts w:ascii="TimeNewRoman" w:hAnsi="TimeNewRoman"/>
                 <w:sz w:val="30"/>
               </w:rPr>
-              <w:t>237×9=</w:t>
+              <w:t>722×6=</w:t>
             </w:r>
           </w:p>
         </w:tc>
@@ -721,7 +721,7 @@
                 <w:rFonts w:ascii="TimeNewRoman" w:hAnsi="TimeNewRoman"/>
                 <w:sz w:val="30"/>
               </w:rPr>
-              <w:t>611×7=</w:t>
+              <w:t>815×3=</w:t>
             </w:r>
           </w:p>
         </w:tc>
@@ -868,7 +868,7 @@
                 <w:rFonts w:ascii="TimeNewRoman" w:hAnsi="TimeNewRoman"/>
                 <w:sz w:val="30"/>
               </w:rPr>
-              <w:t>954×5=</w:t>
+              <w:t>663×4=</w:t>
             </w:r>
           </w:p>
         </w:tc>
@@ -885,7 +885,7 @@
                 <w:rFonts w:ascii="TimeNewRoman" w:hAnsi="TimeNewRoman"/>
                 <w:sz w:val="30"/>
               </w:rPr>
-              <w:t>808×4=</w:t>
+              <w:t>885×3=</w:t>
             </w:r>
           </w:p>
         </w:tc>
@@ -902,7 +902,7 @@
                 <w:rFonts w:ascii="TimeNewRoman" w:hAnsi="TimeNewRoman"/>
                 <w:sz w:val="30"/>
               </w:rPr>
-              <w:t>646×6=</w:t>
+              <w:t>608×5=</w:t>
             </w:r>
           </w:p>
         </w:tc>
@@ -919,7 +919,7 @@
                 <w:rFonts w:ascii="TimeNewRoman" w:hAnsi="TimeNewRoman"/>
                 <w:sz w:val="30"/>
               </w:rPr>
-              <w:t>939×4=</w:t>
+              <w:t>674×9=</w:t>
             </w:r>
           </w:p>
         </w:tc>
@@ -936,7 +936,7 @@
                 <w:rFonts w:ascii="TimeNewRoman" w:hAnsi="TimeNewRoman"/>
                 <w:sz w:val="30"/>
               </w:rPr>
-              <w:t>266×9=</w:t>
+              <w:t>894×3=</w:t>
             </w:r>
           </w:p>
         </w:tc>

--- a/three-digit_number_multiplied_by_one-digit_number.docx
+++ b/three-digit_number_multiplied_by_one-digit_number.docx
@@ -11,7 +11,7 @@
           <w:rFonts w:ascii="Arial" w:hAnsi="Arial"/>
           <w:sz w:val="30"/>
         </w:rPr>
-        <w:t>2026-09-16 Wednesday</w:t>
+        <w:t>2026-09-17 Thursday</w:t>
       </w:r>
     </w:p>
     <w:tbl>
@@ -40,7 +40,7 @@
                 <w:rFonts w:ascii="TimeNewRoman" w:hAnsi="TimeNewRoman"/>
                 <w:sz w:val="30"/>
               </w:rPr>
-              <w:t>393×5=</w:t>
+              <w:t>519×9=</w:t>
             </w:r>
           </w:p>
         </w:tc>
@@ -57,7 +57,7 @@
                 <w:rFonts w:ascii="TimeNewRoman" w:hAnsi="TimeNewRoman"/>
                 <w:sz w:val="30"/>
               </w:rPr>
-              <w:t>558×2=</w:t>
+              <w:t>481×9=</w:t>
             </w:r>
           </w:p>
         </w:tc>
@@ -74,7 +74,7 @@
                 <w:rFonts w:ascii="TimeNewRoman" w:hAnsi="TimeNewRoman"/>
                 <w:sz w:val="30"/>
               </w:rPr>
-              <w:t>341×5=</w:t>
+              <w:t>886×9=</w:t>
             </w:r>
           </w:p>
         </w:tc>
@@ -91,7 +91,7 @@
                 <w:rFonts w:ascii="TimeNewRoman" w:hAnsi="TimeNewRoman"/>
                 <w:sz w:val="30"/>
               </w:rPr>
-              <w:t>874×2=</w:t>
+              <w:t>968×6=</w:t>
             </w:r>
           </w:p>
         </w:tc>
@@ -108,7 +108,7 @@
                 <w:rFonts w:ascii="TimeNewRoman" w:hAnsi="TimeNewRoman"/>
                 <w:sz w:val="30"/>
               </w:rPr>
-              <w:t>865×9=</w:t>
+              <w:t>661×7=</w:t>
             </w:r>
           </w:p>
         </w:tc>
@@ -223,7 +223,7 @@
                 <w:rFonts w:ascii="TimeNewRoman" w:hAnsi="TimeNewRoman"/>
                 <w:sz w:val="30"/>
               </w:rPr>
-              <w:t>311×7=</w:t>
+              <w:t>709×5=</w:t>
             </w:r>
           </w:p>
         </w:tc>
@@ -240,7 +240,7 @@
                 <w:rFonts w:ascii="TimeNewRoman" w:hAnsi="TimeNewRoman"/>
                 <w:sz w:val="30"/>
               </w:rPr>
-              <w:t>192×2=</w:t>
+              <w:t>519×4=</w:t>
             </w:r>
           </w:p>
         </w:tc>
@@ -257,7 +257,7 @@
                 <w:rFonts w:ascii="TimeNewRoman" w:hAnsi="TimeNewRoman"/>
                 <w:sz w:val="30"/>
               </w:rPr>
-              <w:t>509×2=</w:t>
+              <w:t>157×8=</w:t>
             </w:r>
           </w:p>
         </w:tc>
@@ -274,7 +274,7 @@
                 <w:rFonts w:ascii="TimeNewRoman" w:hAnsi="TimeNewRoman"/>
                 <w:sz w:val="30"/>
               </w:rPr>
-              <w:t>440×8=</w:t>
+              <w:t>209×7=</w:t>
             </w:r>
           </w:p>
         </w:tc>
@@ -291,7 +291,7 @@
                 <w:rFonts w:ascii="TimeNewRoman" w:hAnsi="TimeNewRoman"/>
                 <w:sz w:val="30"/>
               </w:rPr>
-              <w:t>903×7=</w:t>
+              <w:t>439×6=</w:t>
             </w:r>
           </w:p>
         </w:tc>
@@ -438,7 +438,7 @@
                 <w:rFonts w:ascii="TimeNewRoman" w:hAnsi="TimeNewRoman"/>
                 <w:sz w:val="30"/>
               </w:rPr>
-              <w:t>103×2=</w:t>
+              <w:t>770×2=</w:t>
             </w:r>
           </w:p>
         </w:tc>
@@ -455,7 +455,7 @@
                 <w:rFonts w:ascii="TimeNewRoman" w:hAnsi="TimeNewRoman"/>
                 <w:sz w:val="30"/>
               </w:rPr>
-              <w:t>517×8=</w:t>
+              <w:t>155×3=</w:t>
             </w:r>
           </w:p>
         </w:tc>
@@ -472,7 +472,7 @@
                 <w:rFonts w:ascii="TimeNewRoman" w:hAnsi="TimeNewRoman"/>
                 <w:sz w:val="30"/>
               </w:rPr>
-              <w:t>999×7=</w:t>
+              <w:t>765×9=</w:t>
             </w:r>
           </w:p>
         </w:tc>
@@ -489,7 +489,7 @@
                 <w:rFonts w:ascii="TimeNewRoman" w:hAnsi="TimeNewRoman"/>
                 <w:sz w:val="30"/>
               </w:rPr>
-              <w:t>399×3=</w:t>
+              <w:t>623×4=</w:t>
             </w:r>
           </w:p>
         </w:tc>
@@ -506,7 +506,7 @@
                 <w:rFonts w:ascii="TimeNewRoman" w:hAnsi="TimeNewRoman"/>
                 <w:sz w:val="30"/>
               </w:rPr>
-              <w:t>513×7=</w:t>
+              <w:t>915×6=</w:t>
             </w:r>
           </w:p>
         </w:tc>
@@ -653,7 +653,7 @@
                 <w:rFonts w:ascii="TimeNewRoman" w:hAnsi="TimeNewRoman"/>
                 <w:sz w:val="30"/>
               </w:rPr>
-              <w:t>596×6=</w:t>
+              <w:t>228×6=</w:t>
             </w:r>
           </w:p>
         </w:tc>
@@ -670,7 +670,7 @@
                 <w:rFonts w:ascii="TimeNewRoman" w:hAnsi="TimeNewRoman"/>
                 <w:sz w:val="30"/>
               </w:rPr>
-              <w:t>334×2=</w:t>
+              <w:t>706×3=</w:t>
             </w:r>
           </w:p>
         </w:tc>
@@ -687,7 +687,7 @@
                 <w:rFonts w:ascii="TimeNewRoman" w:hAnsi="TimeNewRoman"/>
                 <w:sz w:val="30"/>
               </w:rPr>
-              <w:t>380×9=</w:t>
+              <w:t>283×3=</w:t>
             </w:r>
           </w:p>
         </w:tc>
@@ -704,7 +704,7 @@
                 <w:rFonts w:ascii="TimeNewRoman" w:hAnsi="TimeNewRoman"/>
                 <w:sz w:val="30"/>
               </w:rPr>
-              <w:t>722×6=</w:t>
+              <w:t>201×6=</w:t>
             </w:r>
           </w:p>
         </w:tc>
@@ -721,7 +721,7 @@
                 <w:rFonts w:ascii="TimeNewRoman" w:hAnsi="TimeNewRoman"/>
                 <w:sz w:val="30"/>
               </w:rPr>
-              <w:t>815×3=</w:t>
+              <w:t>974×4=</w:t>
             </w:r>
           </w:p>
         </w:tc>
@@ -868,7 +868,7 @@
                 <w:rFonts w:ascii="TimeNewRoman" w:hAnsi="TimeNewRoman"/>
                 <w:sz w:val="30"/>
               </w:rPr>
-              <w:t>663×4=</w:t>
+              <w:t>394×8=</w:t>
             </w:r>
           </w:p>
         </w:tc>
@@ -885,7 +885,7 @@
                 <w:rFonts w:ascii="TimeNewRoman" w:hAnsi="TimeNewRoman"/>
                 <w:sz w:val="30"/>
               </w:rPr>
-              <w:t>885×3=</w:t>
+              <w:t>814×9=</w:t>
             </w:r>
           </w:p>
         </w:tc>
@@ -902,7 +902,7 @@
                 <w:rFonts w:ascii="TimeNewRoman" w:hAnsi="TimeNewRoman"/>
                 <w:sz w:val="30"/>
               </w:rPr>
-              <w:t>608×5=</w:t>
+              <w:t>542×5=</w:t>
             </w:r>
           </w:p>
         </w:tc>
@@ -919,7 +919,7 @@
                 <w:rFonts w:ascii="TimeNewRoman" w:hAnsi="TimeNewRoman"/>
                 <w:sz w:val="30"/>
               </w:rPr>
-              <w:t>674×9=</w:t>
+              <w:t>297×8=</w:t>
             </w:r>
           </w:p>
         </w:tc>
@@ -936,7 +936,7 @@
                 <w:rFonts w:ascii="TimeNewRoman" w:hAnsi="TimeNewRoman"/>
                 <w:sz w:val="30"/>
               </w:rPr>
-              <w:t>894×3=</w:t>
+              <w:t>861×8=</w:t>
             </w:r>
           </w:p>
         </w:tc>

--- a/three-digit_number_multiplied_by_one-digit_number.docx
+++ b/three-digit_number_multiplied_by_one-digit_number.docx
@@ -40,7 +40,7 @@
                 <w:rFonts w:ascii="TimeNewRoman" w:hAnsi="TimeNewRoman"/>
                 <w:sz w:val="30"/>
               </w:rPr>
-              <w:t>519×9=</w:t>
+              <w:t>965×8=</w:t>
             </w:r>
           </w:p>
         </w:tc>
@@ -57,7 +57,7 @@
                 <w:rFonts w:ascii="TimeNewRoman" w:hAnsi="TimeNewRoman"/>
                 <w:sz w:val="30"/>
               </w:rPr>
-              <w:t>481×9=</w:t>
+              <w:t>726×7=</w:t>
             </w:r>
           </w:p>
         </w:tc>
@@ -74,7 +74,7 @@
                 <w:rFonts w:ascii="TimeNewRoman" w:hAnsi="TimeNewRoman"/>
                 <w:sz w:val="30"/>
               </w:rPr>
-              <w:t>886×9=</w:t>
+              <w:t>500×5=</w:t>
             </w:r>
           </w:p>
         </w:tc>
@@ -91,7 +91,7 @@
                 <w:rFonts w:ascii="TimeNewRoman" w:hAnsi="TimeNewRoman"/>
                 <w:sz w:val="30"/>
               </w:rPr>
-              <w:t>968×6=</w:t>
+              <w:t>692×2=</w:t>
             </w:r>
           </w:p>
         </w:tc>
@@ -108,7 +108,7 @@
                 <w:rFonts w:ascii="TimeNewRoman" w:hAnsi="TimeNewRoman"/>
                 <w:sz w:val="30"/>
               </w:rPr>
-              <w:t>661×7=</w:t>
+              <w:t>722×6=</w:t>
             </w:r>
           </w:p>
         </w:tc>
@@ -223,7 +223,7 @@
                 <w:rFonts w:ascii="TimeNewRoman" w:hAnsi="TimeNewRoman"/>
                 <w:sz w:val="30"/>
               </w:rPr>
-              <w:t>709×5=</w:t>
+              <w:t>667×5=</w:t>
             </w:r>
           </w:p>
         </w:tc>
@@ -240,7 +240,7 @@
                 <w:rFonts w:ascii="TimeNewRoman" w:hAnsi="TimeNewRoman"/>
                 <w:sz w:val="30"/>
               </w:rPr>
-              <w:t>519×4=</w:t>
+              <w:t>277×7=</w:t>
             </w:r>
           </w:p>
         </w:tc>
@@ -257,7 +257,7 @@
                 <w:rFonts w:ascii="TimeNewRoman" w:hAnsi="TimeNewRoman"/>
                 <w:sz w:val="30"/>
               </w:rPr>
-              <w:t>157×8=</w:t>
+              <w:t>697×6=</w:t>
             </w:r>
           </w:p>
         </w:tc>
@@ -274,7 +274,7 @@
                 <w:rFonts w:ascii="TimeNewRoman" w:hAnsi="TimeNewRoman"/>
                 <w:sz w:val="30"/>
               </w:rPr>
-              <w:t>209×7=</w:t>
+              <w:t>802×8=</w:t>
             </w:r>
           </w:p>
         </w:tc>
@@ -291,7 +291,7 @@
                 <w:rFonts w:ascii="TimeNewRoman" w:hAnsi="TimeNewRoman"/>
                 <w:sz w:val="30"/>
               </w:rPr>
-              <w:t>439×6=</w:t>
+              <w:t>227×3=</w:t>
             </w:r>
           </w:p>
         </w:tc>
@@ -438,7 +438,7 @@
                 <w:rFonts w:ascii="TimeNewRoman" w:hAnsi="TimeNewRoman"/>
                 <w:sz w:val="30"/>
               </w:rPr>
-              <w:t>770×2=</w:t>
+              <w:t>975×4=</w:t>
             </w:r>
           </w:p>
         </w:tc>
@@ -455,7 +455,7 @@
                 <w:rFonts w:ascii="TimeNewRoman" w:hAnsi="TimeNewRoman"/>
                 <w:sz w:val="30"/>
               </w:rPr>
-              <w:t>155×3=</w:t>
+              <w:t>219×5=</w:t>
             </w:r>
           </w:p>
         </w:tc>
@@ -472,7 +472,7 @@
                 <w:rFonts w:ascii="TimeNewRoman" w:hAnsi="TimeNewRoman"/>
                 <w:sz w:val="30"/>
               </w:rPr>
-              <w:t>765×9=</w:t>
+              <w:t>504×9=</w:t>
             </w:r>
           </w:p>
         </w:tc>
@@ -489,7 +489,7 @@
                 <w:rFonts w:ascii="TimeNewRoman" w:hAnsi="TimeNewRoman"/>
                 <w:sz w:val="30"/>
               </w:rPr>
-              <w:t>623×4=</w:t>
+              <w:t>966×3=</w:t>
             </w:r>
           </w:p>
         </w:tc>
@@ -506,7 +506,7 @@
                 <w:rFonts w:ascii="TimeNewRoman" w:hAnsi="TimeNewRoman"/>
                 <w:sz w:val="30"/>
               </w:rPr>
-              <w:t>915×6=</w:t>
+              <w:t>495×5=</w:t>
             </w:r>
           </w:p>
         </w:tc>
@@ -653,7 +653,7 @@
                 <w:rFonts w:ascii="TimeNewRoman" w:hAnsi="TimeNewRoman"/>
                 <w:sz w:val="30"/>
               </w:rPr>
-              <w:t>228×6=</w:t>
+              <w:t>879×9=</w:t>
             </w:r>
           </w:p>
         </w:tc>
@@ -670,7 +670,7 @@
                 <w:rFonts w:ascii="TimeNewRoman" w:hAnsi="TimeNewRoman"/>
                 <w:sz w:val="30"/>
               </w:rPr>
-              <w:t>706×3=</w:t>
+              <w:t>321×4=</w:t>
             </w:r>
           </w:p>
         </w:tc>
@@ -687,7 +687,7 @@
                 <w:rFonts w:ascii="TimeNewRoman" w:hAnsi="TimeNewRoman"/>
                 <w:sz w:val="30"/>
               </w:rPr>
-              <w:t>283×3=</w:t>
+              <w:t>522×9=</w:t>
             </w:r>
           </w:p>
         </w:tc>
@@ -704,7 +704,7 @@
                 <w:rFonts w:ascii="TimeNewRoman" w:hAnsi="TimeNewRoman"/>
                 <w:sz w:val="30"/>
               </w:rPr>
-              <w:t>201×6=</w:t>
+              <w:t>353×9=</w:t>
             </w:r>
           </w:p>
         </w:tc>
@@ -721,7 +721,7 @@
                 <w:rFonts w:ascii="TimeNewRoman" w:hAnsi="TimeNewRoman"/>
                 <w:sz w:val="30"/>
               </w:rPr>
-              <w:t>974×4=</w:t>
+              <w:t>660×2=</w:t>
             </w:r>
           </w:p>
         </w:tc>
@@ -868,7 +868,7 @@
                 <w:rFonts w:ascii="TimeNewRoman" w:hAnsi="TimeNewRoman"/>
                 <w:sz w:val="30"/>
               </w:rPr>
-              <w:t>394×8=</w:t>
+              <w:t>714×6=</w:t>
             </w:r>
           </w:p>
         </w:tc>
@@ -885,7 +885,7 @@
                 <w:rFonts w:ascii="TimeNewRoman" w:hAnsi="TimeNewRoman"/>
                 <w:sz w:val="30"/>
               </w:rPr>
-              <w:t>814×9=</w:t>
+              <w:t>334×2=</w:t>
             </w:r>
           </w:p>
         </w:tc>
@@ -902,7 +902,7 @@
                 <w:rFonts w:ascii="TimeNewRoman" w:hAnsi="TimeNewRoman"/>
                 <w:sz w:val="30"/>
               </w:rPr>
-              <w:t>542×5=</w:t>
+              <w:t>976×2=</w:t>
             </w:r>
           </w:p>
         </w:tc>
@@ -919,7 +919,7 @@
                 <w:rFonts w:ascii="TimeNewRoman" w:hAnsi="TimeNewRoman"/>
                 <w:sz w:val="30"/>
               </w:rPr>
-              <w:t>297×8=</w:t>
+              <w:t>507×2=</w:t>
             </w:r>
           </w:p>
         </w:tc>
@@ -936,7 +936,7 @@
                 <w:rFonts w:ascii="TimeNewRoman" w:hAnsi="TimeNewRoman"/>
                 <w:sz w:val="30"/>
               </w:rPr>
-              <w:t>861×8=</w:t>
+              <w:t>314×9=</w:t>
             </w:r>
           </w:p>
         </w:tc>

--- a/three-digit_number_multiplied_by_one-digit_number.docx
+++ b/three-digit_number_multiplied_by_one-digit_number.docx
@@ -11,7 +11,7 @@
           <w:rFonts w:ascii="Arial" w:hAnsi="Arial"/>
           <w:sz w:val="30"/>
         </w:rPr>
-        <w:t>2026-09-17 Thursday</w:t>
+        <w:t>2026-09-18 Friday</w:t>
       </w:r>
     </w:p>
     <w:tbl>
@@ -40,7 +40,7 @@
                 <w:rFonts w:ascii="TimeNewRoman" w:hAnsi="TimeNewRoman"/>
                 <w:sz w:val="30"/>
               </w:rPr>
-              <w:t>965×8=</w:t>
+              <w:t>763×2=</w:t>
             </w:r>
           </w:p>
         </w:tc>
@@ -57,7 +57,7 @@
                 <w:rFonts w:ascii="TimeNewRoman" w:hAnsi="TimeNewRoman"/>
                 <w:sz w:val="30"/>
               </w:rPr>
-              <w:t>726×7=</w:t>
+              <w:t>705×6=</w:t>
             </w:r>
           </w:p>
         </w:tc>
@@ -74,7 +74,7 @@
                 <w:rFonts w:ascii="TimeNewRoman" w:hAnsi="TimeNewRoman"/>
                 <w:sz w:val="30"/>
               </w:rPr>
-              <w:t>500×5=</w:t>
+              <w:t>684×5=</w:t>
             </w:r>
           </w:p>
         </w:tc>
@@ -91,7 +91,7 @@
                 <w:rFonts w:ascii="TimeNewRoman" w:hAnsi="TimeNewRoman"/>
                 <w:sz w:val="30"/>
               </w:rPr>
-              <w:t>692×2=</w:t>
+              <w:t>303×9=</w:t>
             </w:r>
           </w:p>
         </w:tc>
@@ -108,7 +108,7 @@
                 <w:rFonts w:ascii="TimeNewRoman" w:hAnsi="TimeNewRoman"/>
                 <w:sz w:val="30"/>
               </w:rPr>
-              <w:t>722×6=</w:t>
+              <w:t>689×4=</w:t>
             </w:r>
           </w:p>
         </w:tc>
@@ -223,7 +223,7 @@
                 <w:rFonts w:ascii="TimeNewRoman" w:hAnsi="TimeNewRoman"/>
                 <w:sz w:val="30"/>
               </w:rPr>
-              <w:t>667×5=</w:t>
+              <w:t>395×2=</w:t>
             </w:r>
           </w:p>
         </w:tc>
@@ -240,7 +240,7 @@
                 <w:rFonts w:ascii="TimeNewRoman" w:hAnsi="TimeNewRoman"/>
                 <w:sz w:val="30"/>
               </w:rPr>
-              <w:t>277×7=</w:t>
+              <w:t>983×8=</w:t>
             </w:r>
           </w:p>
         </w:tc>
@@ -257,7 +257,7 @@
                 <w:rFonts w:ascii="TimeNewRoman" w:hAnsi="TimeNewRoman"/>
                 <w:sz w:val="30"/>
               </w:rPr>
-              <w:t>697×6=</w:t>
+              <w:t>473×3=</w:t>
             </w:r>
           </w:p>
         </w:tc>
@@ -274,7 +274,7 @@
                 <w:rFonts w:ascii="TimeNewRoman" w:hAnsi="TimeNewRoman"/>
                 <w:sz w:val="30"/>
               </w:rPr>
-              <w:t>802×8=</w:t>
+              <w:t>349×7=</w:t>
             </w:r>
           </w:p>
         </w:tc>
@@ -291,7 +291,7 @@
                 <w:rFonts w:ascii="TimeNewRoman" w:hAnsi="TimeNewRoman"/>
                 <w:sz w:val="30"/>
               </w:rPr>
-              <w:t>227×3=</w:t>
+              <w:t>577×3=</w:t>
             </w:r>
           </w:p>
         </w:tc>
@@ -438,7 +438,7 @@
                 <w:rFonts w:ascii="TimeNewRoman" w:hAnsi="TimeNewRoman"/>
                 <w:sz w:val="30"/>
               </w:rPr>
-              <w:t>975×4=</w:t>
+              <w:t>138×3=</w:t>
             </w:r>
           </w:p>
         </w:tc>
@@ -455,7 +455,7 @@
                 <w:rFonts w:ascii="TimeNewRoman" w:hAnsi="TimeNewRoman"/>
                 <w:sz w:val="30"/>
               </w:rPr>
-              <w:t>219×5=</w:t>
+              <w:t>164×4=</w:t>
             </w:r>
           </w:p>
         </w:tc>
@@ -472,7 +472,7 @@
                 <w:rFonts w:ascii="TimeNewRoman" w:hAnsi="TimeNewRoman"/>
                 <w:sz w:val="30"/>
               </w:rPr>
-              <w:t>504×9=</w:t>
+              <w:t>187×7=</w:t>
             </w:r>
           </w:p>
         </w:tc>
@@ -489,7 +489,7 @@
                 <w:rFonts w:ascii="TimeNewRoman" w:hAnsi="TimeNewRoman"/>
                 <w:sz w:val="30"/>
               </w:rPr>
-              <w:t>966×3=</w:t>
+              <w:t>379×2=</w:t>
             </w:r>
           </w:p>
         </w:tc>
@@ -506,7 +506,7 @@
                 <w:rFonts w:ascii="TimeNewRoman" w:hAnsi="TimeNewRoman"/>
                 <w:sz w:val="30"/>
               </w:rPr>
-              <w:t>495×5=</w:t>
+              <w:t>229×8=</w:t>
             </w:r>
           </w:p>
         </w:tc>
@@ -653,7 +653,7 @@
                 <w:rFonts w:ascii="TimeNewRoman" w:hAnsi="TimeNewRoman"/>
                 <w:sz w:val="30"/>
               </w:rPr>
-              <w:t>879×9=</w:t>
+              <w:t>604×6=</w:t>
             </w:r>
           </w:p>
         </w:tc>
@@ -670,7 +670,7 @@
                 <w:rFonts w:ascii="TimeNewRoman" w:hAnsi="TimeNewRoman"/>
                 <w:sz w:val="30"/>
               </w:rPr>
-              <w:t>321×4=</w:t>
+              <w:t>542×9=</w:t>
             </w:r>
           </w:p>
         </w:tc>
@@ -687,7 +687,7 @@
                 <w:rFonts w:ascii="TimeNewRoman" w:hAnsi="TimeNewRoman"/>
                 <w:sz w:val="30"/>
               </w:rPr>
-              <w:t>522×9=</w:t>
+              <w:t>385×7=</w:t>
             </w:r>
           </w:p>
         </w:tc>
@@ -704,7 +704,7 @@
                 <w:rFonts w:ascii="TimeNewRoman" w:hAnsi="TimeNewRoman"/>
                 <w:sz w:val="30"/>
               </w:rPr>
-              <w:t>353×9=</w:t>
+              <w:t>633×2=</w:t>
             </w:r>
           </w:p>
         </w:tc>
@@ -721,7 +721,7 @@
                 <w:rFonts w:ascii="TimeNewRoman" w:hAnsi="TimeNewRoman"/>
                 <w:sz w:val="30"/>
               </w:rPr>
-              <w:t>660×2=</w:t>
+              <w:t>370×6=</w:t>
             </w:r>
           </w:p>
         </w:tc>
@@ -868,7 +868,7 @@
                 <w:rFonts w:ascii="TimeNewRoman" w:hAnsi="TimeNewRoman"/>
                 <w:sz w:val="30"/>
               </w:rPr>
-              <w:t>714×6=</w:t>
+              <w:t>276×7=</w:t>
             </w:r>
           </w:p>
         </w:tc>
@@ -885,7 +885,7 @@
                 <w:rFonts w:ascii="TimeNewRoman" w:hAnsi="TimeNewRoman"/>
                 <w:sz w:val="30"/>
               </w:rPr>
-              <w:t>334×2=</w:t>
+              <w:t>973×2=</w:t>
             </w:r>
           </w:p>
         </w:tc>
@@ -902,7 +902,7 @@
                 <w:rFonts w:ascii="TimeNewRoman" w:hAnsi="TimeNewRoman"/>
                 <w:sz w:val="30"/>
               </w:rPr>
-              <w:t>976×2=</w:t>
+              <w:t>617×8=</w:t>
             </w:r>
           </w:p>
         </w:tc>
@@ -919,7 +919,7 @@
                 <w:rFonts w:ascii="TimeNewRoman" w:hAnsi="TimeNewRoman"/>
                 <w:sz w:val="30"/>
               </w:rPr>
-              <w:t>507×2=</w:t>
+              <w:t>492×2=</w:t>
             </w:r>
           </w:p>
         </w:tc>
@@ -936,7 +936,7 @@
                 <w:rFonts w:ascii="TimeNewRoman" w:hAnsi="TimeNewRoman"/>
                 <w:sz w:val="30"/>
               </w:rPr>
-              <w:t>314×9=</w:t>
+              <w:t>594×4=</w:t>
             </w:r>
           </w:p>
         </w:tc>

--- a/three-digit_number_multiplied_by_one-digit_number.docx
+++ b/three-digit_number_multiplied_by_one-digit_number.docx
@@ -40,7 +40,7 @@
                 <w:rFonts w:ascii="TimeNewRoman" w:hAnsi="TimeNewRoman"/>
                 <w:sz w:val="30"/>
               </w:rPr>
-              <w:t>763×2=</w:t>
+              <w:t>285×6=</w:t>
             </w:r>
           </w:p>
         </w:tc>
@@ -57,7 +57,7 @@
                 <w:rFonts w:ascii="TimeNewRoman" w:hAnsi="TimeNewRoman"/>
                 <w:sz w:val="30"/>
               </w:rPr>
-              <w:t>705×6=</w:t>
+              <w:t>448×4=</w:t>
             </w:r>
           </w:p>
         </w:tc>
@@ -74,7 +74,7 @@
                 <w:rFonts w:ascii="TimeNewRoman" w:hAnsi="TimeNewRoman"/>
                 <w:sz w:val="30"/>
               </w:rPr>
-              <w:t>684×5=</w:t>
+              <w:t>198×9=</w:t>
             </w:r>
           </w:p>
         </w:tc>
@@ -91,7 +91,7 @@
                 <w:rFonts w:ascii="TimeNewRoman" w:hAnsi="TimeNewRoman"/>
                 <w:sz w:val="30"/>
               </w:rPr>
-              <w:t>303×9=</w:t>
+              <w:t>381×2=</w:t>
             </w:r>
           </w:p>
         </w:tc>
@@ -108,7 +108,7 @@
                 <w:rFonts w:ascii="TimeNewRoman" w:hAnsi="TimeNewRoman"/>
                 <w:sz w:val="30"/>
               </w:rPr>
-              <w:t>689×4=</w:t>
+              <w:t>668×2=</w:t>
             </w:r>
           </w:p>
         </w:tc>
@@ -223,7 +223,7 @@
                 <w:rFonts w:ascii="TimeNewRoman" w:hAnsi="TimeNewRoman"/>
                 <w:sz w:val="30"/>
               </w:rPr>
-              <w:t>395×2=</w:t>
+              <w:t>667×4=</w:t>
             </w:r>
           </w:p>
         </w:tc>
@@ -240,7 +240,7 @@
                 <w:rFonts w:ascii="TimeNewRoman" w:hAnsi="TimeNewRoman"/>
                 <w:sz w:val="30"/>
               </w:rPr>
-              <w:t>983×8=</w:t>
+              <w:t>146×7=</w:t>
             </w:r>
           </w:p>
         </w:tc>
@@ -257,7 +257,7 @@
                 <w:rFonts w:ascii="TimeNewRoman" w:hAnsi="TimeNewRoman"/>
                 <w:sz w:val="30"/>
               </w:rPr>
-              <w:t>473×3=</w:t>
+              <w:t>943×7=</w:t>
             </w:r>
           </w:p>
         </w:tc>
@@ -274,7 +274,7 @@
                 <w:rFonts w:ascii="TimeNewRoman" w:hAnsi="TimeNewRoman"/>
                 <w:sz w:val="30"/>
               </w:rPr>
-              <w:t>349×7=</w:t>
+              <w:t>885×4=</w:t>
             </w:r>
           </w:p>
         </w:tc>
@@ -291,7 +291,7 @@
                 <w:rFonts w:ascii="TimeNewRoman" w:hAnsi="TimeNewRoman"/>
                 <w:sz w:val="30"/>
               </w:rPr>
-              <w:t>577×3=</w:t>
+              <w:t>450×6=</w:t>
             </w:r>
           </w:p>
         </w:tc>
@@ -438,7 +438,7 @@
                 <w:rFonts w:ascii="TimeNewRoman" w:hAnsi="TimeNewRoman"/>
                 <w:sz w:val="30"/>
               </w:rPr>
-              <w:t>138×3=</w:t>
+              <w:t>798×3=</w:t>
             </w:r>
           </w:p>
         </w:tc>
@@ -455,7 +455,7 @@
                 <w:rFonts w:ascii="TimeNewRoman" w:hAnsi="TimeNewRoman"/>
                 <w:sz w:val="30"/>
               </w:rPr>
-              <w:t>164×4=</w:t>
+              <w:t>298×6=</w:t>
             </w:r>
           </w:p>
         </w:tc>
@@ -472,7 +472,7 @@
                 <w:rFonts w:ascii="TimeNewRoman" w:hAnsi="TimeNewRoman"/>
                 <w:sz w:val="30"/>
               </w:rPr>
-              <w:t>187×7=</w:t>
+              <w:t>404×5=</w:t>
             </w:r>
           </w:p>
         </w:tc>
@@ -489,7 +489,7 @@
                 <w:rFonts w:ascii="TimeNewRoman" w:hAnsi="TimeNewRoman"/>
                 <w:sz w:val="30"/>
               </w:rPr>
-              <w:t>379×2=</w:t>
+              <w:t>885×6=</w:t>
             </w:r>
           </w:p>
         </w:tc>
@@ -506,7 +506,7 @@
                 <w:rFonts w:ascii="TimeNewRoman" w:hAnsi="TimeNewRoman"/>
                 <w:sz w:val="30"/>
               </w:rPr>
-              <w:t>229×8=</w:t>
+              <w:t>237×6=</w:t>
             </w:r>
           </w:p>
         </w:tc>
@@ -653,7 +653,7 @@
                 <w:rFonts w:ascii="TimeNewRoman" w:hAnsi="TimeNewRoman"/>
                 <w:sz w:val="30"/>
               </w:rPr>
-              <w:t>604×6=</w:t>
+              <w:t>317×8=</w:t>
             </w:r>
           </w:p>
         </w:tc>
@@ -670,7 +670,7 @@
                 <w:rFonts w:ascii="TimeNewRoman" w:hAnsi="TimeNewRoman"/>
                 <w:sz w:val="30"/>
               </w:rPr>
-              <w:t>542×9=</w:t>
+              <w:t>233×8=</w:t>
             </w:r>
           </w:p>
         </w:tc>
@@ -687,7 +687,7 @@
                 <w:rFonts w:ascii="TimeNewRoman" w:hAnsi="TimeNewRoman"/>
                 <w:sz w:val="30"/>
               </w:rPr>
-              <w:t>385×7=</w:t>
+              <w:t>641×2=</w:t>
             </w:r>
           </w:p>
         </w:tc>
@@ -704,7 +704,7 @@
                 <w:rFonts w:ascii="TimeNewRoman" w:hAnsi="TimeNewRoman"/>
                 <w:sz w:val="30"/>
               </w:rPr>
-              <w:t>633×2=</w:t>
+              <w:t>782×3=</w:t>
             </w:r>
           </w:p>
         </w:tc>
@@ -721,7 +721,7 @@
                 <w:rFonts w:ascii="TimeNewRoman" w:hAnsi="TimeNewRoman"/>
                 <w:sz w:val="30"/>
               </w:rPr>
-              <w:t>370×6=</w:t>
+              <w:t>619×8=</w:t>
             </w:r>
           </w:p>
         </w:tc>
@@ -868,7 +868,7 @@
                 <w:rFonts w:ascii="TimeNewRoman" w:hAnsi="TimeNewRoman"/>
                 <w:sz w:val="30"/>
               </w:rPr>
-              <w:t>276×7=</w:t>
+              <w:t>554×4=</w:t>
             </w:r>
           </w:p>
         </w:tc>
@@ -885,7 +885,7 @@
                 <w:rFonts w:ascii="TimeNewRoman" w:hAnsi="TimeNewRoman"/>
                 <w:sz w:val="30"/>
               </w:rPr>
-              <w:t>973×2=</w:t>
+              <w:t>778×3=</w:t>
             </w:r>
           </w:p>
         </w:tc>
@@ -902,7 +902,7 @@
                 <w:rFonts w:ascii="TimeNewRoman" w:hAnsi="TimeNewRoman"/>
                 <w:sz w:val="30"/>
               </w:rPr>
-              <w:t>617×8=</w:t>
+              <w:t>952×9=</w:t>
             </w:r>
           </w:p>
         </w:tc>
@@ -919,7 +919,7 @@
                 <w:rFonts w:ascii="TimeNewRoman" w:hAnsi="TimeNewRoman"/>
                 <w:sz w:val="30"/>
               </w:rPr>
-              <w:t>492×2=</w:t>
+              <w:t>859×5=</w:t>
             </w:r>
           </w:p>
         </w:tc>
@@ -936,7 +936,7 @@
                 <w:rFonts w:ascii="TimeNewRoman" w:hAnsi="TimeNewRoman"/>
                 <w:sz w:val="30"/>
               </w:rPr>
-              <w:t>594×4=</w:t>
+              <w:t>815×7=</w:t>
             </w:r>
           </w:p>
         </w:tc>

--- a/three-digit_number_multiplied_by_one-digit_number.docx
+++ b/three-digit_number_multiplied_by_one-digit_number.docx
@@ -11,7 +11,7 @@
           <w:rFonts w:ascii="Arial" w:hAnsi="Arial"/>
           <w:sz w:val="30"/>
         </w:rPr>
-        <w:t>2026-09-18 Friday</w:t>
+        <w:t>2026-09-19 Saturday</w:t>
       </w:r>
     </w:p>
     <w:tbl>
@@ -40,7 +40,7 @@
                 <w:rFonts w:ascii="TimeNewRoman" w:hAnsi="TimeNewRoman"/>
                 <w:sz w:val="30"/>
               </w:rPr>
-              <w:t>285×6=</w:t>
+              <w:t>289×8=</w:t>
             </w:r>
           </w:p>
         </w:tc>
@@ -57,7 +57,7 @@
                 <w:rFonts w:ascii="TimeNewRoman" w:hAnsi="TimeNewRoman"/>
                 <w:sz w:val="30"/>
               </w:rPr>
-              <w:t>448×4=</w:t>
+              <w:t>807×5=</w:t>
             </w:r>
           </w:p>
         </w:tc>
@@ -74,7 +74,7 @@
                 <w:rFonts w:ascii="TimeNewRoman" w:hAnsi="TimeNewRoman"/>
                 <w:sz w:val="30"/>
               </w:rPr>
-              <w:t>198×9=</w:t>
+              <w:t>578×6=</w:t>
             </w:r>
           </w:p>
         </w:tc>
@@ -91,7 +91,7 @@
                 <w:rFonts w:ascii="TimeNewRoman" w:hAnsi="TimeNewRoman"/>
                 <w:sz w:val="30"/>
               </w:rPr>
-              <w:t>381×2=</w:t>
+              <w:t>823×7=</w:t>
             </w:r>
           </w:p>
         </w:tc>
@@ -108,7 +108,7 @@
                 <w:rFonts w:ascii="TimeNewRoman" w:hAnsi="TimeNewRoman"/>
                 <w:sz w:val="30"/>
               </w:rPr>
-              <w:t>668×2=</w:t>
+              <w:t>257×3=</w:t>
             </w:r>
           </w:p>
         </w:tc>
@@ -223,7 +223,7 @@
                 <w:rFonts w:ascii="TimeNewRoman" w:hAnsi="TimeNewRoman"/>
                 <w:sz w:val="30"/>
               </w:rPr>
-              <w:t>667×4=</w:t>
+              <w:t>442×4=</w:t>
             </w:r>
           </w:p>
         </w:tc>
@@ -240,7 +240,7 @@
                 <w:rFonts w:ascii="TimeNewRoman" w:hAnsi="TimeNewRoman"/>
                 <w:sz w:val="30"/>
               </w:rPr>
-              <w:t>146×7=</w:t>
+              <w:t>212×8=</w:t>
             </w:r>
           </w:p>
         </w:tc>
@@ -257,7 +257,7 @@
                 <w:rFonts w:ascii="TimeNewRoman" w:hAnsi="TimeNewRoman"/>
                 <w:sz w:val="30"/>
               </w:rPr>
-              <w:t>943×7=</w:t>
+              <w:t>650×3=</w:t>
             </w:r>
           </w:p>
         </w:tc>
@@ -274,7 +274,7 @@
                 <w:rFonts w:ascii="TimeNewRoman" w:hAnsi="TimeNewRoman"/>
                 <w:sz w:val="30"/>
               </w:rPr>
-              <w:t>885×4=</w:t>
+              <w:t>252×4=</w:t>
             </w:r>
           </w:p>
         </w:tc>
@@ -291,7 +291,7 @@
                 <w:rFonts w:ascii="TimeNewRoman" w:hAnsi="TimeNewRoman"/>
                 <w:sz w:val="30"/>
               </w:rPr>
-              <w:t>450×6=</w:t>
+              <w:t>954×8=</w:t>
             </w:r>
           </w:p>
         </w:tc>
@@ -438,7 +438,7 @@
                 <w:rFonts w:ascii="TimeNewRoman" w:hAnsi="TimeNewRoman"/>
                 <w:sz w:val="30"/>
               </w:rPr>
-              <w:t>798×3=</w:t>
+              <w:t>755×2=</w:t>
             </w:r>
           </w:p>
         </w:tc>
@@ -455,7 +455,7 @@
                 <w:rFonts w:ascii="TimeNewRoman" w:hAnsi="TimeNewRoman"/>
                 <w:sz w:val="30"/>
               </w:rPr>
-              <w:t>298×6=</w:t>
+              <w:t>284×9=</w:t>
             </w:r>
           </w:p>
         </w:tc>
@@ -472,7 +472,7 @@
                 <w:rFonts w:ascii="TimeNewRoman" w:hAnsi="TimeNewRoman"/>
                 <w:sz w:val="30"/>
               </w:rPr>
-              <w:t>404×5=</w:t>
+              <w:t>734×7=</w:t>
             </w:r>
           </w:p>
         </w:tc>
@@ -489,7 +489,7 @@
                 <w:rFonts w:ascii="TimeNewRoman" w:hAnsi="TimeNewRoman"/>
                 <w:sz w:val="30"/>
               </w:rPr>
-              <w:t>885×6=</w:t>
+              <w:t>505×2=</w:t>
             </w:r>
           </w:p>
         </w:tc>
@@ -506,7 +506,7 @@
                 <w:rFonts w:ascii="TimeNewRoman" w:hAnsi="TimeNewRoman"/>
                 <w:sz w:val="30"/>
               </w:rPr>
-              <w:t>237×6=</w:t>
+              <w:t>149×6=</w:t>
             </w:r>
           </w:p>
         </w:tc>
@@ -653,7 +653,7 @@
                 <w:rFonts w:ascii="TimeNewRoman" w:hAnsi="TimeNewRoman"/>
                 <w:sz w:val="30"/>
               </w:rPr>
-              <w:t>317×8=</w:t>
+              <w:t>784×3=</w:t>
             </w:r>
           </w:p>
         </w:tc>
@@ -670,7 +670,7 @@
                 <w:rFonts w:ascii="TimeNewRoman" w:hAnsi="TimeNewRoman"/>
                 <w:sz w:val="30"/>
               </w:rPr>
-              <w:t>233×8=</w:t>
+              <w:t>807×2=</w:t>
             </w:r>
           </w:p>
         </w:tc>
@@ -687,7 +687,7 @@
                 <w:rFonts w:ascii="TimeNewRoman" w:hAnsi="TimeNewRoman"/>
                 <w:sz w:val="30"/>
               </w:rPr>
-              <w:t>641×2=</w:t>
+              <w:t>768×8=</w:t>
             </w:r>
           </w:p>
         </w:tc>
@@ -704,7 +704,7 @@
                 <w:rFonts w:ascii="TimeNewRoman" w:hAnsi="TimeNewRoman"/>
                 <w:sz w:val="30"/>
               </w:rPr>
-              <w:t>782×3=</w:t>
+              <w:t>577×2=</w:t>
             </w:r>
           </w:p>
         </w:tc>
@@ -721,7 +721,7 @@
                 <w:rFonts w:ascii="TimeNewRoman" w:hAnsi="TimeNewRoman"/>
                 <w:sz w:val="30"/>
               </w:rPr>
-              <w:t>619×8=</w:t>
+              <w:t>352×5=</w:t>
             </w:r>
           </w:p>
         </w:tc>
@@ -868,7 +868,7 @@
                 <w:rFonts w:ascii="TimeNewRoman" w:hAnsi="TimeNewRoman"/>
                 <w:sz w:val="30"/>
               </w:rPr>
-              <w:t>554×4=</w:t>
+              <w:t>699×8=</w:t>
             </w:r>
           </w:p>
         </w:tc>
@@ -885,7 +885,7 @@
                 <w:rFonts w:ascii="TimeNewRoman" w:hAnsi="TimeNewRoman"/>
                 <w:sz w:val="30"/>
               </w:rPr>
-              <w:t>778×3=</w:t>
+              <w:t>662×5=</w:t>
             </w:r>
           </w:p>
         </w:tc>
@@ -902,7 +902,7 @@
                 <w:rFonts w:ascii="TimeNewRoman" w:hAnsi="TimeNewRoman"/>
                 <w:sz w:val="30"/>
               </w:rPr>
-              <w:t>952×9=</w:t>
+              <w:t>105×8=</w:t>
             </w:r>
           </w:p>
         </w:tc>
@@ -919,7 +919,7 @@
                 <w:rFonts w:ascii="TimeNewRoman" w:hAnsi="TimeNewRoman"/>
                 <w:sz w:val="30"/>
               </w:rPr>
-              <w:t>859×5=</w:t>
+              <w:t>268×3=</w:t>
             </w:r>
           </w:p>
         </w:tc>
@@ -936,7 +936,7 @@
                 <w:rFonts w:ascii="TimeNewRoman" w:hAnsi="TimeNewRoman"/>
                 <w:sz w:val="30"/>
               </w:rPr>
-              <w:t>815×7=</w:t>
+              <w:t>334×7=</w:t>
             </w:r>
           </w:p>
         </w:tc>

--- a/three-digit_number_multiplied_by_one-digit_number.docx
+++ b/three-digit_number_multiplied_by_one-digit_number.docx
@@ -40,7 +40,7 @@
                 <w:rFonts w:ascii="TimeNewRoman" w:hAnsi="TimeNewRoman"/>
                 <w:sz w:val="30"/>
               </w:rPr>
-              <w:t>289×8=</w:t>
+              <w:t>427×2=</w:t>
             </w:r>
           </w:p>
         </w:tc>
@@ -57,7 +57,7 @@
                 <w:rFonts w:ascii="TimeNewRoman" w:hAnsi="TimeNewRoman"/>
                 <w:sz w:val="30"/>
               </w:rPr>
-              <w:t>807×5=</w:t>
+              <w:t>282×5=</w:t>
             </w:r>
           </w:p>
         </w:tc>
@@ -74,7 +74,7 @@
                 <w:rFonts w:ascii="TimeNewRoman" w:hAnsi="TimeNewRoman"/>
                 <w:sz w:val="30"/>
               </w:rPr>
-              <w:t>578×6=</w:t>
+              <w:t>195×6=</w:t>
             </w:r>
           </w:p>
         </w:tc>
@@ -91,7 +91,7 @@
                 <w:rFonts w:ascii="TimeNewRoman" w:hAnsi="TimeNewRoman"/>
                 <w:sz w:val="30"/>
               </w:rPr>
-              <w:t>823×7=</w:t>
+              <w:t>741×8=</w:t>
             </w:r>
           </w:p>
         </w:tc>
@@ -108,7 +108,7 @@
                 <w:rFonts w:ascii="TimeNewRoman" w:hAnsi="TimeNewRoman"/>
                 <w:sz w:val="30"/>
               </w:rPr>
-              <w:t>257×3=</w:t>
+              <w:t>387×2=</w:t>
             </w:r>
           </w:p>
         </w:tc>
@@ -223,7 +223,7 @@
                 <w:rFonts w:ascii="TimeNewRoman" w:hAnsi="TimeNewRoman"/>
                 <w:sz w:val="30"/>
               </w:rPr>
-              <w:t>442×4=</w:t>
+              <w:t>968×2=</w:t>
             </w:r>
           </w:p>
         </w:tc>
@@ -240,7 +240,7 @@
                 <w:rFonts w:ascii="TimeNewRoman" w:hAnsi="TimeNewRoman"/>
                 <w:sz w:val="30"/>
               </w:rPr>
-              <w:t>212×8=</w:t>
+              <w:t>845×3=</w:t>
             </w:r>
           </w:p>
         </w:tc>
@@ -257,7 +257,7 @@
                 <w:rFonts w:ascii="TimeNewRoman" w:hAnsi="TimeNewRoman"/>
                 <w:sz w:val="30"/>
               </w:rPr>
-              <w:t>650×3=</w:t>
+              <w:t>764×7=</w:t>
             </w:r>
           </w:p>
         </w:tc>
@@ -274,7 +274,7 @@
                 <w:rFonts w:ascii="TimeNewRoman" w:hAnsi="TimeNewRoman"/>
                 <w:sz w:val="30"/>
               </w:rPr>
-              <w:t>252×4=</w:t>
+              <w:t>215×5=</w:t>
             </w:r>
           </w:p>
         </w:tc>
@@ -291,7 +291,7 @@
                 <w:rFonts w:ascii="TimeNewRoman" w:hAnsi="TimeNewRoman"/>
                 <w:sz w:val="30"/>
               </w:rPr>
-              <w:t>954×8=</w:t>
+              <w:t>323×2=</w:t>
             </w:r>
           </w:p>
         </w:tc>
@@ -438,7 +438,7 @@
                 <w:rFonts w:ascii="TimeNewRoman" w:hAnsi="TimeNewRoman"/>
                 <w:sz w:val="30"/>
               </w:rPr>
-              <w:t>755×2=</w:t>
+              <w:t>101×4=</w:t>
             </w:r>
           </w:p>
         </w:tc>
@@ -455,7 +455,7 @@
                 <w:rFonts w:ascii="TimeNewRoman" w:hAnsi="TimeNewRoman"/>
                 <w:sz w:val="30"/>
               </w:rPr>
-              <w:t>284×9=</w:t>
+              <w:t>288×3=</w:t>
             </w:r>
           </w:p>
         </w:tc>
@@ -472,7 +472,7 @@
                 <w:rFonts w:ascii="TimeNewRoman" w:hAnsi="TimeNewRoman"/>
                 <w:sz w:val="30"/>
               </w:rPr>
-              <w:t>734×7=</w:t>
+              <w:t>482×5=</w:t>
             </w:r>
           </w:p>
         </w:tc>
@@ -489,7 +489,7 @@
                 <w:rFonts w:ascii="TimeNewRoman" w:hAnsi="TimeNewRoman"/>
                 <w:sz w:val="30"/>
               </w:rPr>
-              <w:t>505×2=</w:t>
+              <w:t>685×8=</w:t>
             </w:r>
           </w:p>
         </w:tc>
@@ -506,7 +506,7 @@
                 <w:rFonts w:ascii="TimeNewRoman" w:hAnsi="TimeNewRoman"/>
                 <w:sz w:val="30"/>
               </w:rPr>
-              <w:t>149×6=</w:t>
+              <w:t>570×3=</w:t>
             </w:r>
           </w:p>
         </w:tc>
@@ -653,7 +653,7 @@
                 <w:rFonts w:ascii="TimeNewRoman" w:hAnsi="TimeNewRoman"/>
                 <w:sz w:val="30"/>
               </w:rPr>
-              <w:t>784×3=</w:t>
+              <w:t>668×2=</w:t>
             </w:r>
           </w:p>
         </w:tc>
@@ -670,7 +670,7 @@
                 <w:rFonts w:ascii="TimeNewRoman" w:hAnsi="TimeNewRoman"/>
                 <w:sz w:val="30"/>
               </w:rPr>
-              <w:t>807×2=</w:t>
+              <w:t>937×2=</w:t>
             </w:r>
           </w:p>
         </w:tc>
@@ -687,7 +687,7 @@
                 <w:rFonts w:ascii="TimeNewRoman" w:hAnsi="TimeNewRoman"/>
                 <w:sz w:val="30"/>
               </w:rPr>
-              <w:t>768×8=</w:t>
+              <w:t>741×2=</w:t>
             </w:r>
           </w:p>
         </w:tc>
@@ -704,7 +704,7 @@
                 <w:rFonts w:ascii="TimeNewRoman" w:hAnsi="TimeNewRoman"/>
                 <w:sz w:val="30"/>
               </w:rPr>
-              <w:t>577×2=</w:t>
+              <w:t>369×8=</w:t>
             </w:r>
           </w:p>
         </w:tc>
@@ -721,7 +721,7 @@
                 <w:rFonts w:ascii="TimeNewRoman" w:hAnsi="TimeNewRoman"/>
                 <w:sz w:val="30"/>
               </w:rPr>
-              <w:t>352×5=</w:t>
+              <w:t>282×8=</w:t>
             </w:r>
           </w:p>
         </w:tc>
@@ -868,7 +868,7 @@
                 <w:rFonts w:ascii="TimeNewRoman" w:hAnsi="TimeNewRoman"/>
                 <w:sz w:val="30"/>
               </w:rPr>
-              <w:t>699×8=</w:t>
+              <w:t>247×2=</w:t>
             </w:r>
           </w:p>
         </w:tc>
@@ -885,7 +885,7 @@
                 <w:rFonts w:ascii="TimeNewRoman" w:hAnsi="TimeNewRoman"/>
                 <w:sz w:val="30"/>
               </w:rPr>
-              <w:t>662×5=</w:t>
+              <w:t>353×4=</w:t>
             </w:r>
           </w:p>
         </w:tc>
@@ -902,7 +902,7 @@
                 <w:rFonts w:ascii="TimeNewRoman" w:hAnsi="TimeNewRoman"/>
                 <w:sz w:val="30"/>
               </w:rPr>
-              <w:t>105×8=</w:t>
+              <w:t>434×8=</w:t>
             </w:r>
           </w:p>
         </w:tc>
@@ -919,7 +919,7 @@
                 <w:rFonts w:ascii="TimeNewRoman" w:hAnsi="TimeNewRoman"/>
                 <w:sz w:val="30"/>
               </w:rPr>
-              <w:t>268×3=</w:t>
+              <w:t>494×7=</w:t>
             </w:r>
           </w:p>
         </w:tc>
@@ -936,7 +936,7 @@
                 <w:rFonts w:ascii="TimeNewRoman" w:hAnsi="TimeNewRoman"/>
                 <w:sz w:val="30"/>
               </w:rPr>
-              <w:t>334×7=</w:t>
+              <w:t>134×6=</w:t>
             </w:r>
           </w:p>
         </w:tc>

--- a/three-digit_number_multiplied_by_one-digit_number.docx
+++ b/three-digit_number_multiplied_by_one-digit_number.docx
@@ -11,7 +11,7 @@
           <w:rFonts w:ascii="Arial" w:hAnsi="Arial"/>
           <w:sz w:val="30"/>
         </w:rPr>
-        <w:t>2026-09-19 Saturday</w:t>
+        <w:t>2026-09-20 Sunday</w:t>
       </w:r>
     </w:p>
     <w:tbl>
@@ -40,7 +40,7 @@
                 <w:rFonts w:ascii="TimeNewRoman" w:hAnsi="TimeNewRoman"/>
                 <w:sz w:val="30"/>
               </w:rPr>
-              <w:t>427×2=</w:t>
+              <w:t>154×6=</w:t>
             </w:r>
           </w:p>
         </w:tc>
@@ -57,7 +57,7 @@
                 <w:rFonts w:ascii="TimeNewRoman" w:hAnsi="TimeNewRoman"/>
                 <w:sz w:val="30"/>
               </w:rPr>
-              <w:t>282×5=</w:t>
+              <w:t>201×9=</w:t>
             </w:r>
           </w:p>
         </w:tc>
@@ -74,7 +74,7 @@
                 <w:rFonts w:ascii="TimeNewRoman" w:hAnsi="TimeNewRoman"/>
                 <w:sz w:val="30"/>
               </w:rPr>
-              <w:t>195×6=</w:t>
+              <w:t>587×3=</w:t>
             </w:r>
           </w:p>
         </w:tc>
@@ -91,7 +91,7 @@
                 <w:rFonts w:ascii="TimeNewRoman" w:hAnsi="TimeNewRoman"/>
                 <w:sz w:val="30"/>
               </w:rPr>
-              <w:t>741×8=</w:t>
+              <w:t>680×5=</w:t>
             </w:r>
           </w:p>
         </w:tc>
@@ -108,7 +108,7 @@
                 <w:rFonts w:ascii="TimeNewRoman" w:hAnsi="TimeNewRoman"/>
                 <w:sz w:val="30"/>
               </w:rPr>
-              <w:t>387×2=</w:t>
+              <w:t>196×7=</w:t>
             </w:r>
           </w:p>
         </w:tc>
@@ -223,7 +223,7 @@
                 <w:rFonts w:ascii="TimeNewRoman" w:hAnsi="TimeNewRoman"/>
                 <w:sz w:val="30"/>
               </w:rPr>
-              <w:t>968×2=</w:t>
+              <w:t>376×6=</w:t>
             </w:r>
           </w:p>
         </w:tc>
@@ -240,7 +240,7 @@
                 <w:rFonts w:ascii="TimeNewRoman" w:hAnsi="TimeNewRoman"/>
                 <w:sz w:val="30"/>
               </w:rPr>
-              <w:t>845×3=</w:t>
+              <w:t>454×2=</w:t>
             </w:r>
           </w:p>
         </w:tc>
@@ -257,7 +257,7 @@
                 <w:rFonts w:ascii="TimeNewRoman" w:hAnsi="TimeNewRoman"/>
                 <w:sz w:val="30"/>
               </w:rPr>
-              <w:t>764×7=</w:t>
+              <w:t>979×6=</w:t>
             </w:r>
           </w:p>
         </w:tc>
@@ -274,7 +274,7 @@
                 <w:rFonts w:ascii="TimeNewRoman" w:hAnsi="TimeNewRoman"/>
                 <w:sz w:val="30"/>
               </w:rPr>
-              <w:t>215×5=</w:t>
+              <w:t>991×7=</w:t>
             </w:r>
           </w:p>
         </w:tc>
@@ -291,7 +291,7 @@
                 <w:rFonts w:ascii="TimeNewRoman" w:hAnsi="TimeNewRoman"/>
                 <w:sz w:val="30"/>
               </w:rPr>
-              <w:t>323×2=</w:t>
+              <w:t>809×3=</w:t>
             </w:r>
           </w:p>
         </w:tc>
@@ -438,7 +438,7 @@
                 <w:rFonts w:ascii="TimeNewRoman" w:hAnsi="TimeNewRoman"/>
                 <w:sz w:val="30"/>
               </w:rPr>
-              <w:t>101×4=</w:t>
+              <w:t>467×8=</w:t>
             </w:r>
           </w:p>
         </w:tc>
@@ -455,7 +455,7 @@
                 <w:rFonts w:ascii="TimeNewRoman" w:hAnsi="TimeNewRoman"/>
                 <w:sz w:val="30"/>
               </w:rPr>
-              <w:t>288×3=</w:t>
+              <w:t>236×7=</w:t>
             </w:r>
           </w:p>
         </w:tc>
@@ -472,7 +472,7 @@
                 <w:rFonts w:ascii="TimeNewRoman" w:hAnsi="TimeNewRoman"/>
                 <w:sz w:val="30"/>
               </w:rPr>
-              <w:t>482×5=</w:t>
+              <w:t>488×5=</w:t>
             </w:r>
           </w:p>
         </w:tc>
@@ -489,7 +489,7 @@
                 <w:rFonts w:ascii="TimeNewRoman" w:hAnsi="TimeNewRoman"/>
                 <w:sz w:val="30"/>
               </w:rPr>
-              <w:t>685×8=</w:t>
+              <w:t>889×5=</w:t>
             </w:r>
           </w:p>
         </w:tc>
@@ -506,7 +506,7 @@
                 <w:rFonts w:ascii="TimeNewRoman" w:hAnsi="TimeNewRoman"/>
                 <w:sz w:val="30"/>
               </w:rPr>
-              <w:t>570×3=</w:t>
+              <w:t>556×5=</w:t>
             </w:r>
           </w:p>
         </w:tc>
@@ -653,7 +653,7 @@
                 <w:rFonts w:ascii="TimeNewRoman" w:hAnsi="TimeNewRoman"/>
                 <w:sz w:val="30"/>
               </w:rPr>
-              <w:t>668×2=</w:t>
+              <w:t>932×3=</w:t>
             </w:r>
           </w:p>
         </w:tc>
@@ -670,7 +670,7 @@
                 <w:rFonts w:ascii="TimeNewRoman" w:hAnsi="TimeNewRoman"/>
                 <w:sz w:val="30"/>
               </w:rPr>
-              <w:t>937×2=</w:t>
+              <w:t>111×9=</w:t>
             </w:r>
           </w:p>
         </w:tc>
@@ -687,7 +687,7 @@
                 <w:rFonts w:ascii="TimeNewRoman" w:hAnsi="TimeNewRoman"/>
                 <w:sz w:val="30"/>
               </w:rPr>
-              <w:t>741×2=</w:t>
+              <w:t>813×6=</w:t>
             </w:r>
           </w:p>
         </w:tc>
@@ -704,7 +704,7 @@
                 <w:rFonts w:ascii="TimeNewRoman" w:hAnsi="TimeNewRoman"/>
                 <w:sz w:val="30"/>
               </w:rPr>
-              <w:t>369×8=</w:t>
+              <w:t>817×8=</w:t>
             </w:r>
           </w:p>
         </w:tc>
@@ -721,7 +721,7 @@
                 <w:rFonts w:ascii="TimeNewRoman" w:hAnsi="TimeNewRoman"/>
                 <w:sz w:val="30"/>
               </w:rPr>
-              <w:t>282×8=</w:t>
+              <w:t>184×9=</w:t>
             </w:r>
           </w:p>
         </w:tc>
@@ -868,7 +868,7 @@
                 <w:rFonts w:ascii="TimeNewRoman" w:hAnsi="TimeNewRoman"/>
                 <w:sz w:val="30"/>
               </w:rPr>
-              <w:t>247×2=</w:t>
+              <w:t>974×7=</w:t>
             </w:r>
           </w:p>
         </w:tc>
@@ -885,7 +885,7 @@
                 <w:rFonts w:ascii="TimeNewRoman" w:hAnsi="TimeNewRoman"/>
                 <w:sz w:val="30"/>
               </w:rPr>
-              <w:t>353×4=</w:t>
+              <w:t>268×2=</w:t>
             </w:r>
           </w:p>
         </w:tc>
@@ -902,7 +902,7 @@
                 <w:rFonts w:ascii="TimeNewRoman" w:hAnsi="TimeNewRoman"/>
                 <w:sz w:val="30"/>
               </w:rPr>
-              <w:t>434×8=</w:t>
+              <w:t>453×3=</w:t>
             </w:r>
           </w:p>
         </w:tc>
@@ -919,7 +919,7 @@
                 <w:rFonts w:ascii="TimeNewRoman" w:hAnsi="TimeNewRoman"/>
                 <w:sz w:val="30"/>
               </w:rPr>
-              <w:t>494×7=</w:t>
+              <w:t>835×2=</w:t>
             </w:r>
           </w:p>
         </w:tc>
@@ -936,7 +936,7 @@
                 <w:rFonts w:ascii="TimeNewRoman" w:hAnsi="TimeNewRoman"/>
                 <w:sz w:val="30"/>
               </w:rPr>
-              <w:t>134×6=</w:t>
+              <w:t>695×3=</w:t>
             </w:r>
           </w:p>
         </w:tc>

--- a/three-digit_number_multiplied_by_one-digit_number.docx
+++ b/three-digit_number_multiplied_by_one-digit_number.docx
@@ -40,7 +40,7 @@
                 <w:rFonts w:ascii="TimeNewRoman" w:hAnsi="TimeNewRoman"/>
                 <w:sz w:val="30"/>
               </w:rPr>
-              <w:t>154×6=</w:t>
+              <w:t>234×6=</w:t>
             </w:r>
           </w:p>
         </w:tc>
@@ -57,7 +57,7 @@
                 <w:rFonts w:ascii="TimeNewRoman" w:hAnsi="TimeNewRoman"/>
                 <w:sz w:val="30"/>
               </w:rPr>
-              <w:t>201×9=</w:t>
+              <w:t>896×7=</w:t>
             </w:r>
           </w:p>
         </w:tc>
@@ -74,7 +74,7 @@
                 <w:rFonts w:ascii="TimeNewRoman" w:hAnsi="TimeNewRoman"/>
                 <w:sz w:val="30"/>
               </w:rPr>
-              <w:t>587×3=</w:t>
+              <w:t>123×2=</w:t>
             </w:r>
           </w:p>
         </w:tc>
@@ -91,7 +91,7 @@
                 <w:rFonts w:ascii="TimeNewRoman" w:hAnsi="TimeNewRoman"/>
                 <w:sz w:val="30"/>
               </w:rPr>
-              <w:t>680×5=</w:t>
+              <w:t>864×7=</w:t>
             </w:r>
           </w:p>
         </w:tc>
@@ -108,7 +108,7 @@
                 <w:rFonts w:ascii="TimeNewRoman" w:hAnsi="TimeNewRoman"/>
                 <w:sz w:val="30"/>
               </w:rPr>
-              <w:t>196×7=</w:t>
+              <w:t>221×6=</w:t>
             </w:r>
           </w:p>
         </w:tc>
@@ -223,7 +223,7 @@
                 <w:rFonts w:ascii="TimeNewRoman" w:hAnsi="TimeNewRoman"/>
                 <w:sz w:val="30"/>
               </w:rPr>
-              <w:t>376×6=</w:t>
+              <w:t>130×5=</w:t>
             </w:r>
           </w:p>
         </w:tc>
@@ -240,7 +240,7 @@
                 <w:rFonts w:ascii="TimeNewRoman" w:hAnsi="TimeNewRoman"/>
                 <w:sz w:val="30"/>
               </w:rPr>
-              <w:t>454×2=</w:t>
+              <w:t>342×5=</w:t>
             </w:r>
           </w:p>
         </w:tc>
@@ -257,7 +257,7 @@
                 <w:rFonts w:ascii="TimeNewRoman" w:hAnsi="TimeNewRoman"/>
                 <w:sz w:val="30"/>
               </w:rPr>
-              <w:t>979×6=</w:t>
+              <w:t>628×2=</w:t>
             </w:r>
           </w:p>
         </w:tc>
@@ -274,7 +274,7 @@
                 <w:rFonts w:ascii="TimeNewRoman" w:hAnsi="TimeNewRoman"/>
                 <w:sz w:val="30"/>
               </w:rPr>
-              <w:t>991×7=</w:t>
+              <w:t>452×9=</w:t>
             </w:r>
           </w:p>
         </w:tc>
@@ -291,7 +291,7 @@
                 <w:rFonts w:ascii="TimeNewRoman" w:hAnsi="TimeNewRoman"/>
                 <w:sz w:val="30"/>
               </w:rPr>
-              <w:t>809×3=</w:t>
+              <w:t>198×8=</w:t>
             </w:r>
           </w:p>
         </w:tc>
@@ -438,7 +438,7 @@
                 <w:rFonts w:ascii="TimeNewRoman" w:hAnsi="TimeNewRoman"/>
                 <w:sz w:val="30"/>
               </w:rPr>
-              <w:t>467×8=</w:t>
+              <w:t>134×9=</w:t>
             </w:r>
           </w:p>
         </w:tc>
@@ -455,7 +455,7 @@
                 <w:rFonts w:ascii="TimeNewRoman" w:hAnsi="TimeNewRoman"/>
                 <w:sz w:val="30"/>
               </w:rPr>
-              <w:t>236×7=</w:t>
+              <w:t>619×8=</w:t>
             </w:r>
           </w:p>
         </w:tc>
@@ -472,7 +472,7 @@
                 <w:rFonts w:ascii="TimeNewRoman" w:hAnsi="TimeNewRoman"/>
                 <w:sz w:val="30"/>
               </w:rPr>
-              <w:t>488×5=</w:t>
+              <w:t>977×7=</w:t>
             </w:r>
           </w:p>
         </w:tc>
@@ -489,7 +489,7 @@
                 <w:rFonts w:ascii="TimeNewRoman" w:hAnsi="TimeNewRoman"/>
                 <w:sz w:val="30"/>
               </w:rPr>
-              <w:t>889×5=</w:t>
+              <w:t>614×9=</w:t>
             </w:r>
           </w:p>
         </w:tc>
@@ -506,7 +506,7 @@
                 <w:rFonts w:ascii="TimeNewRoman" w:hAnsi="TimeNewRoman"/>
                 <w:sz w:val="30"/>
               </w:rPr>
-              <w:t>556×5=</w:t>
+              <w:t>163×7=</w:t>
             </w:r>
           </w:p>
         </w:tc>
@@ -653,7 +653,7 @@
                 <w:rFonts w:ascii="TimeNewRoman" w:hAnsi="TimeNewRoman"/>
                 <w:sz w:val="30"/>
               </w:rPr>
-              <w:t>932×3=</w:t>
+              <w:t>856×7=</w:t>
             </w:r>
           </w:p>
         </w:tc>
@@ -670,7 +670,7 @@
                 <w:rFonts w:ascii="TimeNewRoman" w:hAnsi="TimeNewRoman"/>
                 <w:sz w:val="30"/>
               </w:rPr>
-              <w:t>111×9=</w:t>
+              <w:t>324×2=</w:t>
             </w:r>
           </w:p>
         </w:tc>
@@ -687,7 +687,7 @@
                 <w:rFonts w:ascii="TimeNewRoman" w:hAnsi="TimeNewRoman"/>
                 <w:sz w:val="30"/>
               </w:rPr>
-              <w:t>813×6=</w:t>
+              <w:t>792×6=</w:t>
             </w:r>
           </w:p>
         </w:tc>
@@ -704,7 +704,7 @@
                 <w:rFonts w:ascii="TimeNewRoman" w:hAnsi="TimeNewRoman"/>
                 <w:sz w:val="30"/>
               </w:rPr>
-              <w:t>817×8=</w:t>
+              <w:t>553×6=</w:t>
             </w:r>
           </w:p>
         </w:tc>
@@ -721,7 +721,7 @@
                 <w:rFonts w:ascii="TimeNewRoman" w:hAnsi="TimeNewRoman"/>
                 <w:sz w:val="30"/>
               </w:rPr>
-              <w:t>184×9=</w:t>
+              <w:t>311×2=</w:t>
             </w:r>
           </w:p>
         </w:tc>
@@ -868,7 +868,7 @@
                 <w:rFonts w:ascii="TimeNewRoman" w:hAnsi="TimeNewRoman"/>
                 <w:sz w:val="30"/>
               </w:rPr>
-              <w:t>974×7=</w:t>
+              <w:t>343×7=</w:t>
             </w:r>
           </w:p>
         </w:tc>
@@ -885,7 +885,7 @@
                 <w:rFonts w:ascii="TimeNewRoman" w:hAnsi="TimeNewRoman"/>
                 <w:sz w:val="30"/>
               </w:rPr>
-              <w:t>268×2=</w:t>
+              <w:t>211×4=</w:t>
             </w:r>
           </w:p>
         </w:tc>
@@ -902,7 +902,7 @@
                 <w:rFonts w:ascii="TimeNewRoman" w:hAnsi="TimeNewRoman"/>
                 <w:sz w:val="30"/>
               </w:rPr>
-              <w:t>453×3=</w:t>
+              <w:t>953×7=</w:t>
             </w:r>
           </w:p>
         </w:tc>
@@ -919,7 +919,7 @@
                 <w:rFonts w:ascii="TimeNewRoman" w:hAnsi="TimeNewRoman"/>
                 <w:sz w:val="30"/>
               </w:rPr>
-              <w:t>835×2=</w:t>
+              <w:t>400×2=</w:t>
             </w:r>
           </w:p>
         </w:tc>
@@ -936,7 +936,7 @@
                 <w:rFonts w:ascii="TimeNewRoman" w:hAnsi="TimeNewRoman"/>
                 <w:sz w:val="30"/>
               </w:rPr>
-              <w:t>695×3=</w:t>
+              <w:t>751×8=</w:t>
             </w:r>
           </w:p>
         </w:tc>

--- a/three-digit_number_multiplied_by_one-digit_number.docx
+++ b/three-digit_number_multiplied_by_one-digit_number.docx
@@ -11,7 +11,7 @@
           <w:rFonts w:ascii="Arial" w:hAnsi="Arial"/>
           <w:sz w:val="30"/>
         </w:rPr>
-        <w:t>2026-09-20 Sunday</w:t>
+        <w:t>2026-09-21 Monday</w:t>
       </w:r>
     </w:p>
     <w:tbl>
@@ -40,7 +40,7 @@
                 <w:rFonts w:ascii="TimeNewRoman" w:hAnsi="TimeNewRoman"/>
                 <w:sz w:val="30"/>
               </w:rPr>
-              <w:t>234×6=</w:t>
+              <w:t>898×3=</w:t>
             </w:r>
           </w:p>
         </w:tc>
@@ -57,7 +57,7 @@
                 <w:rFonts w:ascii="TimeNewRoman" w:hAnsi="TimeNewRoman"/>
                 <w:sz w:val="30"/>
               </w:rPr>
-              <w:t>896×7=</w:t>
+              <w:t>985×7=</w:t>
             </w:r>
           </w:p>
         </w:tc>
@@ -74,7 +74,7 @@
                 <w:rFonts w:ascii="TimeNewRoman" w:hAnsi="TimeNewRoman"/>
                 <w:sz w:val="30"/>
               </w:rPr>
-              <w:t>123×2=</w:t>
+              <w:t>810×7=</w:t>
             </w:r>
           </w:p>
         </w:tc>
@@ -91,7 +91,7 @@
                 <w:rFonts w:ascii="TimeNewRoman" w:hAnsi="TimeNewRoman"/>
                 <w:sz w:val="30"/>
               </w:rPr>
-              <w:t>864×7=</w:t>
+              <w:t>985×5=</w:t>
             </w:r>
           </w:p>
         </w:tc>
@@ -108,7 +108,7 @@
                 <w:rFonts w:ascii="TimeNewRoman" w:hAnsi="TimeNewRoman"/>
                 <w:sz w:val="30"/>
               </w:rPr>
-              <w:t>221×6=</w:t>
+              <w:t>736×6=</w:t>
             </w:r>
           </w:p>
         </w:tc>
@@ -223,7 +223,7 @@
                 <w:rFonts w:ascii="TimeNewRoman" w:hAnsi="TimeNewRoman"/>
                 <w:sz w:val="30"/>
               </w:rPr>
-              <w:t>130×5=</w:t>
+              <w:t>663×2=</w:t>
             </w:r>
           </w:p>
         </w:tc>
@@ -240,7 +240,7 @@
                 <w:rFonts w:ascii="TimeNewRoman" w:hAnsi="TimeNewRoman"/>
                 <w:sz w:val="30"/>
               </w:rPr>
-              <w:t>342×5=</w:t>
+              <w:t>108×4=</w:t>
             </w:r>
           </w:p>
         </w:tc>
@@ -257,7 +257,7 @@
                 <w:rFonts w:ascii="TimeNewRoman" w:hAnsi="TimeNewRoman"/>
                 <w:sz w:val="30"/>
               </w:rPr>
-              <w:t>628×2=</w:t>
+              <w:t>582×6=</w:t>
             </w:r>
           </w:p>
         </w:tc>
@@ -274,7 +274,7 @@
                 <w:rFonts w:ascii="TimeNewRoman" w:hAnsi="TimeNewRoman"/>
                 <w:sz w:val="30"/>
               </w:rPr>
-              <w:t>452×9=</w:t>
+              <w:t>817×3=</w:t>
             </w:r>
           </w:p>
         </w:tc>
@@ -291,7 +291,7 @@
                 <w:rFonts w:ascii="TimeNewRoman" w:hAnsi="TimeNewRoman"/>
                 <w:sz w:val="30"/>
               </w:rPr>
-              <w:t>198×8=</w:t>
+              <w:t>572×9=</w:t>
             </w:r>
           </w:p>
         </w:tc>
@@ -438,7 +438,7 @@
                 <w:rFonts w:ascii="TimeNewRoman" w:hAnsi="TimeNewRoman"/>
                 <w:sz w:val="30"/>
               </w:rPr>
-              <w:t>134×9=</w:t>
+              <w:t>246×9=</w:t>
             </w:r>
           </w:p>
         </w:tc>
@@ -455,7 +455,7 @@
                 <w:rFonts w:ascii="TimeNewRoman" w:hAnsi="TimeNewRoman"/>
                 <w:sz w:val="30"/>
               </w:rPr>
-              <w:t>619×8=</w:t>
+              <w:t>187×3=</w:t>
             </w:r>
           </w:p>
         </w:tc>
@@ -472,7 +472,7 @@
                 <w:rFonts w:ascii="TimeNewRoman" w:hAnsi="TimeNewRoman"/>
                 <w:sz w:val="30"/>
               </w:rPr>
-              <w:t>977×7=</w:t>
+              <w:t>942×7=</w:t>
             </w:r>
           </w:p>
         </w:tc>
@@ -489,7 +489,7 @@
                 <w:rFonts w:ascii="TimeNewRoman" w:hAnsi="TimeNewRoman"/>
                 <w:sz w:val="30"/>
               </w:rPr>
-              <w:t>614×9=</w:t>
+              <w:t>324×4=</w:t>
             </w:r>
           </w:p>
         </w:tc>
@@ -506,7 +506,7 @@
                 <w:rFonts w:ascii="TimeNewRoman" w:hAnsi="TimeNewRoman"/>
                 <w:sz w:val="30"/>
               </w:rPr>
-              <w:t>163×7=</w:t>
+              <w:t>436×8=</w:t>
             </w:r>
           </w:p>
         </w:tc>
@@ -653,7 +653,7 @@
                 <w:rFonts w:ascii="TimeNewRoman" w:hAnsi="TimeNewRoman"/>
                 <w:sz w:val="30"/>
               </w:rPr>
-              <w:t>856×7=</w:t>
+              <w:t>412×9=</w:t>
             </w:r>
           </w:p>
         </w:tc>
@@ -670,7 +670,7 @@
                 <w:rFonts w:ascii="TimeNewRoman" w:hAnsi="TimeNewRoman"/>
                 <w:sz w:val="30"/>
               </w:rPr>
-              <w:t>324×2=</w:t>
+              <w:t>204×5=</w:t>
             </w:r>
           </w:p>
         </w:tc>
@@ -687,7 +687,7 @@
                 <w:rFonts w:ascii="TimeNewRoman" w:hAnsi="TimeNewRoman"/>
                 <w:sz w:val="30"/>
               </w:rPr>
-              <w:t>792×6=</w:t>
+              <w:t>102×7=</w:t>
             </w:r>
           </w:p>
         </w:tc>
@@ -704,7 +704,7 @@
                 <w:rFonts w:ascii="TimeNewRoman" w:hAnsi="TimeNewRoman"/>
                 <w:sz w:val="30"/>
               </w:rPr>
-              <w:t>553×6=</w:t>
+              <w:t>556×4=</w:t>
             </w:r>
           </w:p>
         </w:tc>
@@ -721,7 +721,7 @@
                 <w:rFonts w:ascii="TimeNewRoman" w:hAnsi="TimeNewRoman"/>
                 <w:sz w:val="30"/>
               </w:rPr>
-              <w:t>311×2=</w:t>
+              <w:t>107×6=</w:t>
             </w:r>
           </w:p>
         </w:tc>
@@ -868,7 +868,7 @@
                 <w:rFonts w:ascii="TimeNewRoman" w:hAnsi="TimeNewRoman"/>
                 <w:sz w:val="30"/>
               </w:rPr>
-              <w:t>343×7=</w:t>
+              <w:t>120×3=</w:t>
             </w:r>
           </w:p>
         </w:tc>
@@ -885,7 +885,7 @@
                 <w:rFonts w:ascii="TimeNewRoman" w:hAnsi="TimeNewRoman"/>
                 <w:sz w:val="30"/>
               </w:rPr>
-              <w:t>211×4=</w:t>
+              <w:t>122×5=</w:t>
             </w:r>
           </w:p>
         </w:tc>
@@ -902,7 +902,7 @@
                 <w:rFonts w:ascii="TimeNewRoman" w:hAnsi="TimeNewRoman"/>
                 <w:sz w:val="30"/>
               </w:rPr>
-              <w:t>953×7=</w:t>
+              <w:t>958×6=</w:t>
             </w:r>
           </w:p>
         </w:tc>
@@ -919,7 +919,7 @@
                 <w:rFonts w:ascii="TimeNewRoman" w:hAnsi="TimeNewRoman"/>
                 <w:sz w:val="30"/>
               </w:rPr>
-              <w:t>400×2=</w:t>
+              <w:t>364×2=</w:t>
             </w:r>
           </w:p>
         </w:tc>
@@ -936,7 +936,7 @@
                 <w:rFonts w:ascii="TimeNewRoman" w:hAnsi="TimeNewRoman"/>
                 <w:sz w:val="30"/>
               </w:rPr>
-              <w:t>751×8=</w:t>
+              <w:t>243×6=</w:t>
             </w:r>
           </w:p>
         </w:tc>

--- a/three-digit_number_multiplied_by_one-digit_number.docx
+++ b/three-digit_number_multiplied_by_one-digit_number.docx
@@ -40,7 +40,7 @@
                 <w:rFonts w:ascii="TimeNewRoman" w:hAnsi="TimeNewRoman"/>
                 <w:sz w:val="30"/>
               </w:rPr>
-              <w:t>898×3=</w:t>
+              <w:t>667×9=</w:t>
             </w:r>
           </w:p>
         </w:tc>
@@ -57,7 +57,7 @@
                 <w:rFonts w:ascii="TimeNewRoman" w:hAnsi="TimeNewRoman"/>
                 <w:sz w:val="30"/>
               </w:rPr>
-              <w:t>985×7=</w:t>
+              <w:t>282×6=</w:t>
             </w:r>
           </w:p>
         </w:tc>
@@ -74,7 +74,7 @@
                 <w:rFonts w:ascii="TimeNewRoman" w:hAnsi="TimeNewRoman"/>
                 <w:sz w:val="30"/>
               </w:rPr>
-              <w:t>810×7=</w:t>
+              <w:t>800×5=</w:t>
             </w:r>
           </w:p>
         </w:tc>
@@ -91,7 +91,7 @@
                 <w:rFonts w:ascii="TimeNewRoman" w:hAnsi="TimeNewRoman"/>
                 <w:sz w:val="30"/>
               </w:rPr>
-              <w:t>985×5=</w:t>
+              <w:t>710×3=</w:t>
             </w:r>
           </w:p>
         </w:tc>
@@ -108,7 +108,7 @@
                 <w:rFonts w:ascii="TimeNewRoman" w:hAnsi="TimeNewRoman"/>
                 <w:sz w:val="30"/>
               </w:rPr>
-              <w:t>736×6=</w:t>
+              <w:t>469×9=</w:t>
             </w:r>
           </w:p>
         </w:tc>
@@ -223,7 +223,7 @@
                 <w:rFonts w:ascii="TimeNewRoman" w:hAnsi="TimeNewRoman"/>
                 <w:sz w:val="30"/>
               </w:rPr>
-              <w:t>663×2=</w:t>
+              <w:t>218×2=</w:t>
             </w:r>
           </w:p>
         </w:tc>
@@ -240,7 +240,7 @@
                 <w:rFonts w:ascii="TimeNewRoman" w:hAnsi="TimeNewRoman"/>
                 <w:sz w:val="30"/>
               </w:rPr>
-              <w:t>108×4=</w:t>
+              <w:t>850×6=</w:t>
             </w:r>
           </w:p>
         </w:tc>
@@ -257,7 +257,7 @@
                 <w:rFonts w:ascii="TimeNewRoman" w:hAnsi="TimeNewRoman"/>
                 <w:sz w:val="30"/>
               </w:rPr>
-              <w:t>582×6=</w:t>
+              <w:t>123×6=</w:t>
             </w:r>
           </w:p>
         </w:tc>
@@ -274,7 +274,7 @@
                 <w:rFonts w:ascii="TimeNewRoman" w:hAnsi="TimeNewRoman"/>
                 <w:sz w:val="30"/>
               </w:rPr>
-              <w:t>817×3=</w:t>
+              <w:t>680×4=</w:t>
             </w:r>
           </w:p>
         </w:tc>
@@ -291,7 +291,7 @@
                 <w:rFonts w:ascii="TimeNewRoman" w:hAnsi="TimeNewRoman"/>
                 <w:sz w:val="30"/>
               </w:rPr>
-              <w:t>572×9=</w:t>
+              <w:t>841×4=</w:t>
             </w:r>
           </w:p>
         </w:tc>
@@ -438,7 +438,7 @@
                 <w:rFonts w:ascii="TimeNewRoman" w:hAnsi="TimeNewRoman"/>
                 <w:sz w:val="30"/>
               </w:rPr>
-              <w:t>246×9=</w:t>
+              <w:t>427×3=</w:t>
             </w:r>
           </w:p>
         </w:tc>
@@ -455,7 +455,7 @@
                 <w:rFonts w:ascii="TimeNewRoman" w:hAnsi="TimeNewRoman"/>
                 <w:sz w:val="30"/>
               </w:rPr>
-              <w:t>187×3=</w:t>
+              <w:t>800×6=</w:t>
             </w:r>
           </w:p>
         </w:tc>
@@ -472,7 +472,7 @@
                 <w:rFonts w:ascii="TimeNewRoman" w:hAnsi="TimeNewRoman"/>
                 <w:sz w:val="30"/>
               </w:rPr>
-              <w:t>942×7=</w:t>
+              <w:t>237×2=</w:t>
             </w:r>
           </w:p>
         </w:tc>
@@ -489,7 +489,7 @@
                 <w:rFonts w:ascii="TimeNewRoman" w:hAnsi="TimeNewRoman"/>
                 <w:sz w:val="30"/>
               </w:rPr>
-              <w:t>324×4=</w:t>
+              <w:t>378×3=</w:t>
             </w:r>
           </w:p>
         </w:tc>
@@ -506,7 +506,7 @@
                 <w:rFonts w:ascii="TimeNewRoman" w:hAnsi="TimeNewRoman"/>
                 <w:sz w:val="30"/>
               </w:rPr>
-              <w:t>436×8=</w:t>
+              <w:t>151×5=</w:t>
             </w:r>
           </w:p>
         </w:tc>
@@ -653,7 +653,7 @@
                 <w:rFonts w:ascii="TimeNewRoman" w:hAnsi="TimeNewRoman"/>
                 <w:sz w:val="30"/>
               </w:rPr>
-              <w:t>412×9=</w:t>
+              <w:t>750×7=</w:t>
             </w:r>
           </w:p>
         </w:tc>
@@ -670,7 +670,7 @@
                 <w:rFonts w:ascii="TimeNewRoman" w:hAnsi="TimeNewRoman"/>
                 <w:sz w:val="30"/>
               </w:rPr>
-              <w:t>204×5=</w:t>
+              <w:t>233×3=</w:t>
             </w:r>
           </w:p>
         </w:tc>
@@ -687,7 +687,7 @@
                 <w:rFonts w:ascii="TimeNewRoman" w:hAnsi="TimeNewRoman"/>
                 <w:sz w:val="30"/>
               </w:rPr>
-              <w:t>102×7=</w:t>
+              <w:t>650×3=</w:t>
             </w:r>
           </w:p>
         </w:tc>
@@ -704,7 +704,7 @@
                 <w:rFonts w:ascii="TimeNewRoman" w:hAnsi="TimeNewRoman"/>
                 <w:sz w:val="30"/>
               </w:rPr>
-              <w:t>556×4=</w:t>
+              <w:t>986×8=</w:t>
             </w:r>
           </w:p>
         </w:tc>
@@ -721,7 +721,7 @@
                 <w:rFonts w:ascii="TimeNewRoman" w:hAnsi="TimeNewRoman"/>
                 <w:sz w:val="30"/>
               </w:rPr>
-              <w:t>107×6=</w:t>
+              <w:t>775×9=</w:t>
             </w:r>
           </w:p>
         </w:tc>
@@ -868,7 +868,7 @@
                 <w:rFonts w:ascii="TimeNewRoman" w:hAnsi="TimeNewRoman"/>
                 <w:sz w:val="30"/>
               </w:rPr>
-              <w:t>120×3=</w:t>
+              <w:t>150×7=</w:t>
             </w:r>
           </w:p>
         </w:tc>
@@ -885,7 +885,7 @@
                 <w:rFonts w:ascii="TimeNewRoman" w:hAnsi="TimeNewRoman"/>
                 <w:sz w:val="30"/>
               </w:rPr>
-              <w:t>122×5=</w:t>
+              <w:t>355×5=</w:t>
             </w:r>
           </w:p>
         </w:tc>
@@ -902,7 +902,7 @@
                 <w:rFonts w:ascii="TimeNewRoman" w:hAnsi="TimeNewRoman"/>
                 <w:sz w:val="30"/>
               </w:rPr>
-              <w:t>958×6=</w:t>
+              <w:t>107×9=</w:t>
             </w:r>
           </w:p>
         </w:tc>
@@ -919,7 +919,7 @@
                 <w:rFonts w:ascii="TimeNewRoman" w:hAnsi="TimeNewRoman"/>
                 <w:sz w:val="30"/>
               </w:rPr>
-              <w:t>364×2=</w:t>
+              <w:t>832×6=</w:t>
             </w:r>
           </w:p>
         </w:tc>
@@ -936,7 +936,7 @@
                 <w:rFonts w:ascii="TimeNewRoman" w:hAnsi="TimeNewRoman"/>
                 <w:sz w:val="30"/>
               </w:rPr>
-              <w:t>243×6=</w:t>
+              <w:t>325×7=</w:t>
             </w:r>
           </w:p>
         </w:tc>

--- a/three-digit_number_multiplied_by_one-digit_number.docx
+++ b/three-digit_number_multiplied_by_one-digit_number.docx
@@ -11,7 +11,7 @@
           <w:rFonts w:ascii="Arial" w:hAnsi="Arial"/>
           <w:sz w:val="30"/>
         </w:rPr>
-        <w:t>2026-09-21 Monday</w:t>
+        <w:t>2026-09-22 Tuesday</w:t>
       </w:r>
     </w:p>
     <w:tbl>
@@ -40,7 +40,7 @@
                 <w:rFonts w:ascii="TimeNewRoman" w:hAnsi="TimeNewRoman"/>
                 <w:sz w:val="30"/>
               </w:rPr>
-              <w:t>667×9=</w:t>
+              <w:t>716×4=</w:t>
             </w:r>
           </w:p>
         </w:tc>
@@ -57,7 +57,7 @@
                 <w:rFonts w:ascii="TimeNewRoman" w:hAnsi="TimeNewRoman"/>
                 <w:sz w:val="30"/>
               </w:rPr>
-              <w:t>282×6=</w:t>
+              <w:t>549×3=</w:t>
             </w:r>
           </w:p>
         </w:tc>
@@ -74,7 +74,7 @@
                 <w:rFonts w:ascii="TimeNewRoman" w:hAnsi="TimeNewRoman"/>
                 <w:sz w:val="30"/>
               </w:rPr>
-              <w:t>800×5=</w:t>
+              <w:t>381×2=</w:t>
             </w:r>
           </w:p>
         </w:tc>
@@ -91,7 +91,7 @@
                 <w:rFonts w:ascii="TimeNewRoman" w:hAnsi="TimeNewRoman"/>
                 <w:sz w:val="30"/>
               </w:rPr>
-              <w:t>710×3=</w:t>
+              <w:t>451×4=</w:t>
             </w:r>
           </w:p>
         </w:tc>
@@ -108,7 +108,7 @@
                 <w:rFonts w:ascii="TimeNewRoman" w:hAnsi="TimeNewRoman"/>
                 <w:sz w:val="30"/>
               </w:rPr>
-              <w:t>469×9=</w:t>
+              <w:t>214×5=</w:t>
             </w:r>
           </w:p>
         </w:tc>
@@ -223,7 +223,7 @@
                 <w:rFonts w:ascii="TimeNewRoman" w:hAnsi="TimeNewRoman"/>
                 <w:sz w:val="30"/>
               </w:rPr>
-              <w:t>218×2=</w:t>
+              <w:t>480×8=</w:t>
             </w:r>
           </w:p>
         </w:tc>
@@ -240,7 +240,7 @@
                 <w:rFonts w:ascii="TimeNewRoman" w:hAnsi="TimeNewRoman"/>
                 <w:sz w:val="30"/>
               </w:rPr>
-              <w:t>850×6=</w:t>
+              <w:t>493×9=</w:t>
             </w:r>
           </w:p>
         </w:tc>
@@ -257,7 +257,7 @@
                 <w:rFonts w:ascii="TimeNewRoman" w:hAnsi="TimeNewRoman"/>
                 <w:sz w:val="30"/>
               </w:rPr>
-              <w:t>123×6=</w:t>
+              <w:t>355×4=</w:t>
             </w:r>
           </w:p>
         </w:tc>
@@ -274,7 +274,7 @@
                 <w:rFonts w:ascii="TimeNewRoman" w:hAnsi="TimeNewRoman"/>
                 <w:sz w:val="30"/>
               </w:rPr>
-              <w:t>680×4=</w:t>
+              <w:t>495×7=</w:t>
             </w:r>
           </w:p>
         </w:tc>
@@ -291,7 +291,7 @@
                 <w:rFonts w:ascii="TimeNewRoman" w:hAnsi="TimeNewRoman"/>
                 <w:sz w:val="30"/>
               </w:rPr>
-              <w:t>841×4=</w:t>
+              <w:t>954×3=</w:t>
             </w:r>
           </w:p>
         </w:tc>
@@ -438,7 +438,7 @@
                 <w:rFonts w:ascii="TimeNewRoman" w:hAnsi="TimeNewRoman"/>
                 <w:sz w:val="30"/>
               </w:rPr>
-              <w:t>427×3=</w:t>
+              <w:t>487×8=</w:t>
             </w:r>
           </w:p>
         </w:tc>
@@ -455,7 +455,7 @@
                 <w:rFonts w:ascii="TimeNewRoman" w:hAnsi="TimeNewRoman"/>
                 <w:sz w:val="30"/>
               </w:rPr>
-              <w:t>800×6=</w:t>
+              <w:t>910×3=</w:t>
             </w:r>
           </w:p>
         </w:tc>
@@ -472,7 +472,7 @@
                 <w:rFonts w:ascii="TimeNewRoman" w:hAnsi="TimeNewRoman"/>
                 <w:sz w:val="30"/>
               </w:rPr>
-              <w:t>237×2=</w:t>
+              <w:t>257×9=</w:t>
             </w:r>
           </w:p>
         </w:tc>
@@ -489,7 +489,7 @@
                 <w:rFonts w:ascii="TimeNewRoman" w:hAnsi="TimeNewRoman"/>
                 <w:sz w:val="30"/>
               </w:rPr>
-              <w:t>378×3=</w:t>
+              <w:t>330×4=</w:t>
             </w:r>
           </w:p>
         </w:tc>
@@ -506,7 +506,7 @@
                 <w:rFonts w:ascii="TimeNewRoman" w:hAnsi="TimeNewRoman"/>
                 <w:sz w:val="30"/>
               </w:rPr>
-              <w:t>151×5=</w:t>
+              <w:t>604×7=</w:t>
             </w:r>
           </w:p>
         </w:tc>
@@ -653,7 +653,7 @@
                 <w:rFonts w:ascii="TimeNewRoman" w:hAnsi="TimeNewRoman"/>
                 <w:sz w:val="30"/>
               </w:rPr>
-              <w:t>750×7=</w:t>
+              <w:t>323×6=</w:t>
             </w:r>
           </w:p>
         </w:tc>
@@ -670,7 +670,7 @@
                 <w:rFonts w:ascii="TimeNewRoman" w:hAnsi="TimeNewRoman"/>
                 <w:sz w:val="30"/>
               </w:rPr>
-              <w:t>233×3=</w:t>
+              <w:t>336×9=</w:t>
             </w:r>
           </w:p>
         </w:tc>
@@ -687,7 +687,7 @@
                 <w:rFonts w:ascii="TimeNewRoman" w:hAnsi="TimeNewRoman"/>
                 <w:sz w:val="30"/>
               </w:rPr>
-              <w:t>650×3=</w:t>
+              <w:t>186×9=</w:t>
             </w:r>
           </w:p>
         </w:tc>
@@ -704,7 +704,7 @@
                 <w:rFonts w:ascii="TimeNewRoman" w:hAnsi="TimeNewRoman"/>
                 <w:sz w:val="30"/>
               </w:rPr>
-              <w:t>986×8=</w:t>
+              <w:t>139×7=</w:t>
             </w:r>
           </w:p>
         </w:tc>
@@ -721,7 +721,7 @@
                 <w:rFonts w:ascii="TimeNewRoman" w:hAnsi="TimeNewRoman"/>
                 <w:sz w:val="30"/>
               </w:rPr>
-              <w:t>775×9=</w:t>
+              <w:t>721×3=</w:t>
             </w:r>
           </w:p>
         </w:tc>
@@ -868,7 +868,7 @@
                 <w:rFonts w:ascii="TimeNewRoman" w:hAnsi="TimeNewRoman"/>
                 <w:sz w:val="30"/>
               </w:rPr>
-              <w:t>150×7=</w:t>
+              <w:t>825×2=</w:t>
             </w:r>
           </w:p>
         </w:tc>
@@ -885,7 +885,7 @@
                 <w:rFonts w:ascii="TimeNewRoman" w:hAnsi="TimeNewRoman"/>
                 <w:sz w:val="30"/>
               </w:rPr>
-              <w:t>355×5=</w:t>
+              <w:t>172×5=</w:t>
             </w:r>
           </w:p>
         </w:tc>
@@ -902,7 +902,7 @@
                 <w:rFonts w:ascii="TimeNewRoman" w:hAnsi="TimeNewRoman"/>
                 <w:sz w:val="30"/>
               </w:rPr>
-              <w:t>107×9=</w:t>
+              <w:t>566×6=</w:t>
             </w:r>
           </w:p>
         </w:tc>
@@ -919,7 +919,7 @@
                 <w:rFonts w:ascii="TimeNewRoman" w:hAnsi="TimeNewRoman"/>
                 <w:sz w:val="30"/>
               </w:rPr>
-              <w:t>832×6=</w:t>
+              <w:t>568×6=</w:t>
             </w:r>
           </w:p>
         </w:tc>
@@ -936,7 +936,7 @@
                 <w:rFonts w:ascii="TimeNewRoman" w:hAnsi="TimeNewRoman"/>
                 <w:sz w:val="30"/>
               </w:rPr>
-              <w:t>325×7=</w:t>
+              <w:t>965×6=</w:t>
             </w:r>
           </w:p>
         </w:tc>

--- a/three-digit_number_multiplied_by_one-digit_number.docx
+++ b/three-digit_number_multiplied_by_one-digit_number.docx
@@ -40,7 +40,7 @@
                 <w:rFonts w:ascii="TimeNewRoman" w:hAnsi="TimeNewRoman"/>
                 <w:sz w:val="30"/>
               </w:rPr>
-              <w:t>716×4=</w:t>
+              <w:t>598×2=</w:t>
             </w:r>
           </w:p>
         </w:tc>
@@ -57,7 +57,7 @@
                 <w:rFonts w:ascii="TimeNewRoman" w:hAnsi="TimeNewRoman"/>
                 <w:sz w:val="30"/>
               </w:rPr>
-              <w:t>549×3=</w:t>
+              <w:t>769×4=</w:t>
             </w:r>
           </w:p>
         </w:tc>
@@ -74,7 +74,7 @@
                 <w:rFonts w:ascii="TimeNewRoman" w:hAnsi="TimeNewRoman"/>
                 <w:sz w:val="30"/>
               </w:rPr>
-              <w:t>381×2=</w:t>
+              <w:t>496×2=</w:t>
             </w:r>
           </w:p>
         </w:tc>
@@ -91,7 +91,7 @@
                 <w:rFonts w:ascii="TimeNewRoman" w:hAnsi="TimeNewRoman"/>
                 <w:sz w:val="30"/>
               </w:rPr>
-              <w:t>451×4=</w:t>
+              <w:t>441×8=</w:t>
             </w:r>
           </w:p>
         </w:tc>
@@ -108,7 +108,7 @@
                 <w:rFonts w:ascii="TimeNewRoman" w:hAnsi="TimeNewRoman"/>
                 <w:sz w:val="30"/>
               </w:rPr>
-              <w:t>214×5=</w:t>
+              <w:t>357×4=</w:t>
             </w:r>
           </w:p>
         </w:tc>
@@ -223,7 +223,7 @@
                 <w:rFonts w:ascii="TimeNewRoman" w:hAnsi="TimeNewRoman"/>
                 <w:sz w:val="30"/>
               </w:rPr>
-              <w:t>480×8=</w:t>
+              <w:t>223×6=</w:t>
             </w:r>
           </w:p>
         </w:tc>
@@ -240,7 +240,7 @@
                 <w:rFonts w:ascii="TimeNewRoman" w:hAnsi="TimeNewRoman"/>
                 <w:sz w:val="30"/>
               </w:rPr>
-              <w:t>493×9=</w:t>
+              <w:t>827×8=</w:t>
             </w:r>
           </w:p>
         </w:tc>
@@ -257,7 +257,7 @@
                 <w:rFonts w:ascii="TimeNewRoman" w:hAnsi="TimeNewRoman"/>
                 <w:sz w:val="30"/>
               </w:rPr>
-              <w:t>355×4=</w:t>
+              <w:t>293×9=</w:t>
             </w:r>
           </w:p>
         </w:tc>
@@ -274,7 +274,7 @@
                 <w:rFonts w:ascii="TimeNewRoman" w:hAnsi="TimeNewRoman"/>
                 <w:sz w:val="30"/>
               </w:rPr>
-              <w:t>495×7=</w:t>
+              <w:t>720×9=</w:t>
             </w:r>
           </w:p>
         </w:tc>
@@ -291,7 +291,7 @@
                 <w:rFonts w:ascii="TimeNewRoman" w:hAnsi="TimeNewRoman"/>
                 <w:sz w:val="30"/>
               </w:rPr>
-              <w:t>954×3=</w:t>
+              <w:t>409×4=</w:t>
             </w:r>
           </w:p>
         </w:tc>
@@ -438,7 +438,7 @@
                 <w:rFonts w:ascii="TimeNewRoman" w:hAnsi="TimeNewRoman"/>
                 <w:sz w:val="30"/>
               </w:rPr>
-              <w:t>487×8=</w:t>
+              <w:t>610×3=</w:t>
             </w:r>
           </w:p>
         </w:tc>
@@ -455,7 +455,7 @@
                 <w:rFonts w:ascii="TimeNewRoman" w:hAnsi="TimeNewRoman"/>
                 <w:sz w:val="30"/>
               </w:rPr>
-              <w:t>910×3=</w:t>
+              <w:t>942×2=</w:t>
             </w:r>
           </w:p>
         </w:tc>
@@ -472,7 +472,7 @@
                 <w:rFonts w:ascii="TimeNewRoman" w:hAnsi="TimeNewRoman"/>
                 <w:sz w:val="30"/>
               </w:rPr>
-              <w:t>257×9=</w:t>
+              <w:t>684×5=</w:t>
             </w:r>
           </w:p>
         </w:tc>
@@ -489,7 +489,7 @@
                 <w:rFonts w:ascii="TimeNewRoman" w:hAnsi="TimeNewRoman"/>
                 <w:sz w:val="30"/>
               </w:rPr>
-              <w:t>330×4=</w:t>
+              <w:t>796×4=</w:t>
             </w:r>
           </w:p>
         </w:tc>
@@ -506,7 +506,7 @@
                 <w:rFonts w:ascii="TimeNewRoman" w:hAnsi="TimeNewRoman"/>
                 <w:sz w:val="30"/>
               </w:rPr>
-              <w:t>604×7=</w:t>
+              <w:t>531×4=</w:t>
             </w:r>
           </w:p>
         </w:tc>
@@ -653,7 +653,7 @@
                 <w:rFonts w:ascii="TimeNewRoman" w:hAnsi="TimeNewRoman"/>
                 <w:sz w:val="30"/>
               </w:rPr>
-              <w:t>323×6=</w:t>
+              <w:t>524×9=</w:t>
             </w:r>
           </w:p>
         </w:tc>
@@ -670,7 +670,7 @@
                 <w:rFonts w:ascii="TimeNewRoman" w:hAnsi="TimeNewRoman"/>
                 <w:sz w:val="30"/>
               </w:rPr>
-              <w:t>336×9=</w:t>
+              <w:t>782×5=</w:t>
             </w:r>
           </w:p>
         </w:tc>
@@ -687,7 +687,7 @@
                 <w:rFonts w:ascii="TimeNewRoman" w:hAnsi="TimeNewRoman"/>
                 <w:sz w:val="30"/>
               </w:rPr>
-              <w:t>186×9=</w:t>
+              <w:t>626×7=</w:t>
             </w:r>
           </w:p>
         </w:tc>
@@ -704,7 +704,7 @@
                 <w:rFonts w:ascii="TimeNewRoman" w:hAnsi="TimeNewRoman"/>
                 <w:sz w:val="30"/>
               </w:rPr>
-              <w:t>139×7=</w:t>
+              <w:t>122×5=</w:t>
             </w:r>
           </w:p>
         </w:tc>
@@ -721,7 +721,7 @@
                 <w:rFonts w:ascii="TimeNewRoman" w:hAnsi="TimeNewRoman"/>
                 <w:sz w:val="30"/>
               </w:rPr>
-              <w:t>721×3=</w:t>
+              <w:t>980×6=</w:t>
             </w:r>
           </w:p>
         </w:tc>
@@ -868,7 +868,7 @@
                 <w:rFonts w:ascii="TimeNewRoman" w:hAnsi="TimeNewRoman"/>
                 <w:sz w:val="30"/>
               </w:rPr>
-              <w:t>825×2=</w:t>
+              <w:t>193×8=</w:t>
             </w:r>
           </w:p>
         </w:tc>
@@ -885,7 +885,7 @@
                 <w:rFonts w:ascii="TimeNewRoman" w:hAnsi="TimeNewRoman"/>
                 <w:sz w:val="30"/>
               </w:rPr>
-              <w:t>172×5=</w:t>
+              <w:t>697×8=</w:t>
             </w:r>
           </w:p>
         </w:tc>
@@ -902,7 +902,7 @@
                 <w:rFonts w:ascii="TimeNewRoman" w:hAnsi="TimeNewRoman"/>
                 <w:sz w:val="30"/>
               </w:rPr>
-              <w:t>566×6=</w:t>
+              <w:t>742×6=</w:t>
             </w:r>
           </w:p>
         </w:tc>
@@ -919,7 +919,7 @@
                 <w:rFonts w:ascii="TimeNewRoman" w:hAnsi="TimeNewRoman"/>
                 <w:sz w:val="30"/>
               </w:rPr>
-              <w:t>568×6=</w:t>
+              <w:t>922×3=</w:t>
             </w:r>
           </w:p>
         </w:tc>
@@ -936,7 +936,7 @@
                 <w:rFonts w:ascii="TimeNewRoman" w:hAnsi="TimeNewRoman"/>
                 <w:sz w:val="30"/>
               </w:rPr>
-              <w:t>965×6=</w:t>
+              <w:t>427×8=</w:t>
             </w:r>
           </w:p>
         </w:tc>

--- a/three-digit_number_multiplied_by_one-digit_number.docx
+++ b/three-digit_number_multiplied_by_one-digit_number.docx
@@ -11,7 +11,7 @@
           <w:rFonts w:ascii="Arial" w:hAnsi="Arial"/>
           <w:sz w:val="30"/>
         </w:rPr>
-        <w:t>2026-09-22 Tuesday</w:t>
+        <w:t>2026-09-23 Wednesday</w:t>
       </w:r>
     </w:p>
     <w:tbl>
@@ -40,7 +40,7 @@
                 <w:rFonts w:ascii="TimeNewRoman" w:hAnsi="TimeNewRoman"/>
                 <w:sz w:val="30"/>
               </w:rPr>
-              <w:t>598×2=</w:t>
+              <w:t>846×2=</w:t>
             </w:r>
           </w:p>
         </w:tc>
@@ -57,7 +57,7 @@
                 <w:rFonts w:ascii="TimeNewRoman" w:hAnsi="TimeNewRoman"/>
                 <w:sz w:val="30"/>
               </w:rPr>
-              <w:t>769×4=</w:t>
+              <w:t>133×4=</w:t>
             </w:r>
           </w:p>
         </w:tc>
@@ -74,7 +74,7 @@
                 <w:rFonts w:ascii="TimeNewRoman" w:hAnsi="TimeNewRoman"/>
                 <w:sz w:val="30"/>
               </w:rPr>
-              <w:t>496×2=</w:t>
+              <w:t>943×9=</w:t>
             </w:r>
           </w:p>
         </w:tc>
@@ -91,7 +91,7 @@
                 <w:rFonts w:ascii="TimeNewRoman" w:hAnsi="TimeNewRoman"/>
                 <w:sz w:val="30"/>
               </w:rPr>
-              <w:t>441×8=</w:t>
+              <w:t>351×9=</w:t>
             </w:r>
           </w:p>
         </w:tc>
@@ -108,7 +108,7 @@
                 <w:rFonts w:ascii="TimeNewRoman" w:hAnsi="TimeNewRoman"/>
                 <w:sz w:val="30"/>
               </w:rPr>
-              <w:t>357×4=</w:t>
+              <w:t>574×2=</w:t>
             </w:r>
           </w:p>
         </w:tc>
@@ -223,7 +223,7 @@
                 <w:rFonts w:ascii="TimeNewRoman" w:hAnsi="TimeNewRoman"/>
                 <w:sz w:val="30"/>
               </w:rPr>
-              <w:t>223×6=</w:t>
+              <w:t>286×5=</w:t>
             </w:r>
           </w:p>
         </w:tc>
@@ -240,7 +240,7 @@
                 <w:rFonts w:ascii="TimeNewRoman" w:hAnsi="TimeNewRoman"/>
                 <w:sz w:val="30"/>
               </w:rPr>
-              <w:t>827×8=</w:t>
+              <w:t>814×3=</w:t>
             </w:r>
           </w:p>
         </w:tc>
@@ -257,7 +257,7 @@
                 <w:rFonts w:ascii="TimeNewRoman" w:hAnsi="TimeNewRoman"/>
                 <w:sz w:val="30"/>
               </w:rPr>
-              <w:t>293×9=</w:t>
+              <w:t>128×9=</w:t>
             </w:r>
           </w:p>
         </w:tc>
@@ -274,7 +274,7 @@
                 <w:rFonts w:ascii="TimeNewRoman" w:hAnsi="TimeNewRoman"/>
                 <w:sz w:val="30"/>
               </w:rPr>
-              <w:t>720×9=</w:t>
+              <w:t>761×7=</w:t>
             </w:r>
           </w:p>
         </w:tc>
@@ -291,7 +291,7 @@
                 <w:rFonts w:ascii="TimeNewRoman" w:hAnsi="TimeNewRoman"/>
                 <w:sz w:val="30"/>
               </w:rPr>
-              <w:t>409×4=</w:t>
+              <w:t>855×8=</w:t>
             </w:r>
           </w:p>
         </w:tc>
@@ -438,7 +438,7 @@
                 <w:rFonts w:ascii="TimeNewRoman" w:hAnsi="TimeNewRoman"/>
                 <w:sz w:val="30"/>
               </w:rPr>
-              <w:t>610×3=</w:t>
+              <w:t>209×7=</w:t>
             </w:r>
           </w:p>
         </w:tc>
@@ -455,7 +455,7 @@
                 <w:rFonts w:ascii="TimeNewRoman" w:hAnsi="TimeNewRoman"/>
                 <w:sz w:val="30"/>
               </w:rPr>
-              <w:t>942×2=</w:t>
+              <w:t>806×9=</w:t>
             </w:r>
           </w:p>
         </w:tc>
@@ -472,7 +472,7 @@
                 <w:rFonts w:ascii="TimeNewRoman" w:hAnsi="TimeNewRoman"/>
                 <w:sz w:val="30"/>
               </w:rPr>
-              <w:t>684×5=</w:t>
+              <w:t>389×6=</w:t>
             </w:r>
           </w:p>
         </w:tc>
@@ -489,7 +489,7 @@
                 <w:rFonts w:ascii="TimeNewRoman" w:hAnsi="TimeNewRoman"/>
                 <w:sz w:val="30"/>
               </w:rPr>
-              <w:t>796×4=</w:t>
+              <w:t>285×4=</w:t>
             </w:r>
           </w:p>
         </w:tc>
@@ -506,7 +506,7 @@
                 <w:rFonts w:ascii="TimeNewRoman" w:hAnsi="TimeNewRoman"/>
                 <w:sz w:val="30"/>
               </w:rPr>
-              <w:t>531×4=</w:t>
+              <w:t>771×7=</w:t>
             </w:r>
           </w:p>
         </w:tc>
@@ -653,7 +653,7 @@
                 <w:rFonts w:ascii="TimeNewRoman" w:hAnsi="TimeNewRoman"/>
                 <w:sz w:val="30"/>
               </w:rPr>
-              <w:t>524×9=</w:t>
+              <w:t>344×3=</w:t>
             </w:r>
           </w:p>
         </w:tc>
@@ -670,7 +670,7 @@
                 <w:rFonts w:ascii="TimeNewRoman" w:hAnsi="TimeNewRoman"/>
                 <w:sz w:val="30"/>
               </w:rPr>
-              <w:t>782×5=</w:t>
+              <w:t>785×9=</w:t>
             </w:r>
           </w:p>
         </w:tc>
@@ -687,7 +687,7 @@
                 <w:rFonts w:ascii="TimeNewRoman" w:hAnsi="TimeNewRoman"/>
                 <w:sz w:val="30"/>
               </w:rPr>
-              <w:t>626×7=</w:t>
+              <w:t>732×2=</w:t>
             </w:r>
           </w:p>
         </w:tc>
@@ -704,7 +704,7 @@
                 <w:rFonts w:ascii="TimeNewRoman" w:hAnsi="TimeNewRoman"/>
                 <w:sz w:val="30"/>
               </w:rPr>
-              <w:t>122×5=</w:t>
+              <w:t>423×4=</w:t>
             </w:r>
           </w:p>
         </w:tc>
@@ -721,7 +721,7 @@
                 <w:rFonts w:ascii="TimeNewRoman" w:hAnsi="TimeNewRoman"/>
                 <w:sz w:val="30"/>
               </w:rPr>
-              <w:t>980×6=</w:t>
+              <w:t>560×4=</w:t>
             </w:r>
           </w:p>
         </w:tc>
@@ -868,7 +868,7 @@
                 <w:rFonts w:ascii="TimeNewRoman" w:hAnsi="TimeNewRoman"/>
                 <w:sz w:val="30"/>
               </w:rPr>
-              <w:t>193×8=</w:t>
+              <w:t>976×8=</w:t>
             </w:r>
           </w:p>
         </w:tc>
@@ -885,7 +885,7 @@
                 <w:rFonts w:ascii="TimeNewRoman" w:hAnsi="TimeNewRoman"/>
                 <w:sz w:val="30"/>
               </w:rPr>
-              <w:t>697×8=</w:t>
+              <w:t>577×2=</w:t>
             </w:r>
           </w:p>
         </w:tc>
@@ -902,7 +902,7 @@
                 <w:rFonts w:ascii="TimeNewRoman" w:hAnsi="TimeNewRoman"/>
                 <w:sz w:val="30"/>
               </w:rPr>
-              <w:t>742×6=</w:t>
+              <w:t>415×9=</w:t>
             </w:r>
           </w:p>
         </w:tc>
@@ -919,7 +919,7 @@
                 <w:rFonts w:ascii="TimeNewRoman" w:hAnsi="TimeNewRoman"/>
                 <w:sz w:val="30"/>
               </w:rPr>
-              <w:t>922×3=</w:t>
+              <w:t>221×2=</w:t>
             </w:r>
           </w:p>
         </w:tc>
@@ -936,7 +936,7 @@
                 <w:rFonts w:ascii="TimeNewRoman" w:hAnsi="TimeNewRoman"/>
                 <w:sz w:val="30"/>
               </w:rPr>
-              <w:t>427×8=</w:t>
+              <w:t>562×2=</w:t>
             </w:r>
           </w:p>
         </w:tc>

--- a/three-digit_number_multiplied_by_one-digit_number.docx
+++ b/three-digit_number_multiplied_by_one-digit_number.docx
@@ -40,7 +40,7 @@
                 <w:rFonts w:ascii="TimeNewRoman" w:hAnsi="TimeNewRoman"/>
                 <w:sz w:val="30"/>
               </w:rPr>
-              <w:t>846×2=</w:t>
+              <w:t>129×6=</w:t>
             </w:r>
           </w:p>
         </w:tc>
@@ -57,7 +57,7 @@
                 <w:rFonts w:ascii="TimeNewRoman" w:hAnsi="TimeNewRoman"/>
                 <w:sz w:val="30"/>
               </w:rPr>
-              <w:t>133×4=</w:t>
+              <w:t>845×9=</w:t>
             </w:r>
           </w:p>
         </w:tc>
@@ -74,7 +74,7 @@
                 <w:rFonts w:ascii="TimeNewRoman" w:hAnsi="TimeNewRoman"/>
                 <w:sz w:val="30"/>
               </w:rPr>
-              <w:t>943×9=</w:t>
+              <w:t>333×2=</w:t>
             </w:r>
           </w:p>
         </w:tc>
@@ -91,7 +91,7 @@
                 <w:rFonts w:ascii="TimeNewRoman" w:hAnsi="TimeNewRoman"/>
                 <w:sz w:val="30"/>
               </w:rPr>
-              <w:t>351×9=</w:t>
+              <w:t>482×4=</w:t>
             </w:r>
           </w:p>
         </w:tc>
@@ -108,7 +108,7 @@
                 <w:rFonts w:ascii="TimeNewRoman" w:hAnsi="TimeNewRoman"/>
                 <w:sz w:val="30"/>
               </w:rPr>
-              <w:t>574×2=</w:t>
+              <w:t>808×9=</w:t>
             </w:r>
           </w:p>
         </w:tc>
@@ -223,7 +223,7 @@
                 <w:rFonts w:ascii="TimeNewRoman" w:hAnsi="TimeNewRoman"/>
                 <w:sz w:val="30"/>
               </w:rPr>
-              <w:t>286×5=</w:t>
+              <w:t>339×5=</w:t>
             </w:r>
           </w:p>
         </w:tc>
@@ -240,7 +240,7 @@
                 <w:rFonts w:ascii="TimeNewRoman" w:hAnsi="TimeNewRoman"/>
                 <w:sz w:val="30"/>
               </w:rPr>
-              <w:t>814×3=</w:t>
+              <w:t>839×3=</w:t>
             </w:r>
           </w:p>
         </w:tc>
@@ -257,7 +257,7 @@
                 <w:rFonts w:ascii="TimeNewRoman" w:hAnsi="TimeNewRoman"/>
                 <w:sz w:val="30"/>
               </w:rPr>
-              <w:t>128×9=</w:t>
+              <w:t>439×2=</w:t>
             </w:r>
           </w:p>
         </w:tc>
@@ -274,7 +274,7 @@
                 <w:rFonts w:ascii="TimeNewRoman" w:hAnsi="TimeNewRoman"/>
                 <w:sz w:val="30"/>
               </w:rPr>
-              <w:t>761×7=</w:t>
+              <w:t>857×2=</w:t>
             </w:r>
           </w:p>
         </w:tc>
@@ -291,7 +291,7 @@
                 <w:rFonts w:ascii="TimeNewRoman" w:hAnsi="TimeNewRoman"/>
                 <w:sz w:val="30"/>
               </w:rPr>
-              <w:t>855×8=</w:t>
+              <w:t>230×4=</w:t>
             </w:r>
           </w:p>
         </w:tc>
@@ -438,7 +438,7 @@
                 <w:rFonts w:ascii="TimeNewRoman" w:hAnsi="TimeNewRoman"/>
                 <w:sz w:val="30"/>
               </w:rPr>
-              <w:t>209×7=</w:t>
+              <w:t>102×6=</w:t>
             </w:r>
           </w:p>
         </w:tc>
@@ -455,7 +455,7 @@
                 <w:rFonts w:ascii="TimeNewRoman" w:hAnsi="TimeNewRoman"/>
                 <w:sz w:val="30"/>
               </w:rPr>
-              <w:t>806×9=</w:t>
+              <w:t>328×7=</w:t>
             </w:r>
           </w:p>
         </w:tc>
@@ -472,7 +472,7 @@
                 <w:rFonts w:ascii="TimeNewRoman" w:hAnsi="TimeNewRoman"/>
                 <w:sz w:val="30"/>
               </w:rPr>
-              <w:t>389×6=</w:t>
+              <w:t>388×5=</w:t>
             </w:r>
           </w:p>
         </w:tc>
@@ -489,7 +489,7 @@
                 <w:rFonts w:ascii="TimeNewRoman" w:hAnsi="TimeNewRoman"/>
                 <w:sz w:val="30"/>
               </w:rPr>
-              <w:t>285×4=</w:t>
+              <w:t>849×5=</w:t>
             </w:r>
           </w:p>
         </w:tc>
@@ -506,7 +506,7 @@
                 <w:rFonts w:ascii="TimeNewRoman" w:hAnsi="TimeNewRoman"/>
                 <w:sz w:val="30"/>
               </w:rPr>
-              <w:t>771×7=</w:t>
+              <w:t>757×8=</w:t>
             </w:r>
           </w:p>
         </w:tc>
@@ -653,7 +653,7 @@
                 <w:rFonts w:ascii="TimeNewRoman" w:hAnsi="TimeNewRoman"/>
                 <w:sz w:val="30"/>
               </w:rPr>
-              <w:t>344×3=</w:t>
+              <w:t>219×8=</w:t>
             </w:r>
           </w:p>
         </w:tc>
@@ -670,7 +670,7 @@
                 <w:rFonts w:ascii="TimeNewRoman" w:hAnsi="TimeNewRoman"/>
                 <w:sz w:val="30"/>
               </w:rPr>
-              <w:t>785×9=</w:t>
+              <w:t>646×3=</w:t>
             </w:r>
           </w:p>
         </w:tc>
@@ -687,7 +687,7 @@
                 <w:rFonts w:ascii="TimeNewRoman" w:hAnsi="TimeNewRoman"/>
                 <w:sz w:val="30"/>
               </w:rPr>
-              <w:t>732×2=</w:t>
+              <w:t>264×9=</w:t>
             </w:r>
           </w:p>
         </w:tc>
@@ -704,7 +704,7 @@
                 <w:rFonts w:ascii="TimeNewRoman" w:hAnsi="TimeNewRoman"/>
                 <w:sz w:val="30"/>
               </w:rPr>
-              <w:t>423×4=</w:t>
+              <w:t>188×3=</w:t>
             </w:r>
           </w:p>
         </w:tc>
@@ -721,7 +721,7 @@
                 <w:rFonts w:ascii="TimeNewRoman" w:hAnsi="TimeNewRoman"/>
                 <w:sz w:val="30"/>
               </w:rPr>
-              <w:t>560×4=</w:t>
+              <w:t>468×4=</w:t>
             </w:r>
           </w:p>
         </w:tc>
@@ -868,7 +868,7 @@
                 <w:rFonts w:ascii="TimeNewRoman" w:hAnsi="TimeNewRoman"/>
                 <w:sz w:val="30"/>
               </w:rPr>
-              <w:t>976×8=</w:t>
+              <w:t>990×6=</w:t>
             </w:r>
           </w:p>
         </w:tc>
@@ -885,7 +885,7 @@
                 <w:rFonts w:ascii="TimeNewRoman" w:hAnsi="TimeNewRoman"/>
                 <w:sz w:val="30"/>
               </w:rPr>
-              <w:t>577×2=</w:t>
+              <w:t>550×9=</w:t>
             </w:r>
           </w:p>
         </w:tc>
@@ -902,7 +902,7 @@
                 <w:rFonts w:ascii="TimeNewRoman" w:hAnsi="TimeNewRoman"/>
                 <w:sz w:val="30"/>
               </w:rPr>
-              <w:t>415×9=</w:t>
+              <w:t>869×4=</w:t>
             </w:r>
           </w:p>
         </w:tc>
@@ -919,7 +919,7 @@
                 <w:rFonts w:ascii="TimeNewRoman" w:hAnsi="TimeNewRoman"/>
                 <w:sz w:val="30"/>
               </w:rPr>
-              <w:t>221×2=</w:t>
+              <w:t>127×2=</w:t>
             </w:r>
           </w:p>
         </w:tc>
@@ -936,7 +936,7 @@
                 <w:rFonts w:ascii="TimeNewRoman" w:hAnsi="TimeNewRoman"/>
                 <w:sz w:val="30"/>
               </w:rPr>
-              <w:t>562×2=</w:t>
+              <w:t>106×4=</w:t>
             </w:r>
           </w:p>
         </w:tc>

--- a/three-digit_number_multiplied_by_one-digit_number.docx
+++ b/three-digit_number_multiplied_by_one-digit_number.docx
@@ -11,7 +11,7 @@
           <w:rFonts w:ascii="Arial" w:hAnsi="Arial"/>
           <w:sz w:val="30"/>
         </w:rPr>
-        <w:t>2026-09-23 Wednesday</w:t>
+        <w:t>2026-09-24 Thursday</w:t>
       </w:r>
     </w:p>
     <w:tbl>
@@ -40,7 +40,7 @@
                 <w:rFonts w:ascii="TimeNewRoman" w:hAnsi="TimeNewRoman"/>
                 <w:sz w:val="30"/>
               </w:rPr>
-              <w:t>129×6=</w:t>
+              <w:t>717×3=</w:t>
             </w:r>
           </w:p>
         </w:tc>
@@ -57,7 +57,7 @@
                 <w:rFonts w:ascii="TimeNewRoman" w:hAnsi="TimeNewRoman"/>
                 <w:sz w:val="30"/>
               </w:rPr>
-              <w:t>845×9=</w:t>
+              <w:t>245×4=</w:t>
             </w:r>
           </w:p>
         </w:tc>
@@ -74,7 +74,7 @@
                 <w:rFonts w:ascii="TimeNewRoman" w:hAnsi="TimeNewRoman"/>
                 <w:sz w:val="30"/>
               </w:rPr>
-              <w:t>333×2=</w:t>
+              <w:t>365×8=</w:t>
             </w:r>
           </w:p>
         </w:tc>
@@ -91,7 +91,7 @@
                 <w:rFonts w:ascii="TimeNewRoman" w:hAnsi="TimeNewRoman"/>
                 <w:sz w:val="30"/>
               </w:rPr>
-              <w:t>482×4=</w:t>
+              <w:t>964×5=</w:t>
             </w:r>
           </w:p>
         </w:tc>
@@ -108,7 +108,7 @@
                 <w:rFonts w:ascii="TimeNewRoman" w:hAnsi="TimeNewRoman"/>
                 <w:sz w:val="30"/>
               </w:rPr>
-              <w:t>808×9=</w:t>
+              <w:t>296×8=</w:t>
             </w:r>
           </w:p>
         </w:tc>
@@ -223,7 +223,7 @@
                 <w:rFonts w:ascii="TimeNewRoman" w:hAnsi="TimeNewRoman"/>
                 <w:sz w:val="30"/>
               </w:rPr>
-              <w:t>339×5=</w:t>
+              <w:t>706×3=</w:t>
             </w:r>
           </w:p>
         </w:tc>
@@ -240,7 +240,7 @@
                 <w:rFonts w:ascii="TimeNewRoman" w:hAnsi="TimeNewRoman"/>
                 <w:sz w:val="30"/>
               </w:rPr>
-              <w:t>839×3=</w:t>
+              <w:t>517×4=</w:t>
             </w:r>
           </w:p>
         </w:tc>
@@ -257,7 +257,7 @@
                 <w:rFonts w:ascii="TimeNewRoman" w:hAnsi="TimeNewRoman"/>
                 <w:sz w:val="30"/>
               </w:rPr>
-              <w:t>439×2=</w:t>
+              <w:t>257×2=</w:t>
             </w:r>
           </w:p>
         </w:tc>
@@ -274,7 +274,7 @@
                 <w:rFonts w:ascii="TimeNewRoman" w:hAnsi="TimeNewRoman"/>
                 <w:sz w:val="30"/>
               </w:rPr>
-              <w:t>857×2=</w:t>
+              <w:t>192×4=</w:t>
             </w:r>
           </w:p>
         </w:tc>
@@ -291,7 +291,7 @@
                 <w:rFonts w:ascii="TimeNewRoman" w:hAnsi="TimeNewRoman"/>
                 <w:sz w:val="30"/>
               </w:rPr>
-              <w:t>230×4=</w:t>
+              <w:t>449×7=</w:t>
             </w:r>
           </w:p>
         </w:tc>
@@ -438,7 +438,7 @@
                 <w:rFonts w:ascii="TimeNewRoman" w:hAnsi="TimeNewRoman"/>
                 <w:sz w:val="30"/>
               </w:rPr>
-              <w:t>102×6=</w:t>
+              <w:t>791×6=</w:t>
             </w:r>
           </w:p>
         </w:tc>
@@ -455,7 +455,7 @@
                 <w:rFonts w:ascii="TimeNewRoman" w:hAnsi="TimeNewRoman"/>
                 <w:sz w:val="30"/>
               </w:rPr>
-              <w:t>328×7=</w:t>
+              <w:t>190×8=</w:t>
             </w:r>
           </w:p>
         </w:tc>
@@ -472,7 +472,7 @@
                 <w:rFonts w:ascii="TimeNewRoman" w:hAnsi="TimeNewRoman"/>
                 <w:sz w:val="30"/>
               </w:rPr>
-              <w:t>388×5=</w:t>
+              <w:t>775×5=</w:t>
             </w:r>
           </w:p>
         </w:tc>
@@ -489,7 +489,7 @@
                 <w:rFonts w:ascii="TimeNewRoman" w:hAnsi="TimeNewRoman"/>
                 <w:sz w:val="30"/>
               </w:rPr>
-              <w:t>849×5=</w:t>
+              <w:t>937×2=</w:t>
             </w:r>
           </w:p>
         </w:tc>
@@ -506,7 +506,7 @@
                 <w:rFonts w:ascii="TimeNewRoman" w:hAnsi="TimeNewRoman"/>
                 <w:sz w:val="30"/>
               </w:rPr>
-              <w:t>757×8=</w:t>
+              <w:t>175×9=</w:t>
             </w:r>
           </w:p>
         </w:tc>
@@ -653,7 +653,7 @@
                 <w:rFonts w:ascii="TimeNewRoman" w:hAnsi="TimeNewRoman"/>
                 <w:sz w:val="30"/>
               </w:rPr>
-              <w:t>219×8=</w:t>
+              <w:t>678×2=</w:t>
             </w:r>
           </w:p>
         </w:tc>
@@ -670,7 +670,7 @@
                 <w:rFonts w:ascii="TimeNewRoman" w:hAnsi="TimeNewRoman"/>
                 <w:sz w:val="30"/>
               </w:rPr>
-              <w:t>646×3=</w:t>
+              <w:t>316×2=</w:t>
             </w:r>
           </w:p>
         </w:tc>
@@ -687,7 +687,7 @@
                 <w:rFonts w:ascii="TimeNewRoman" w:hAnsi="TimeNewRoman"/>
                 <w:sz w:val="30"/>
               </w:rPr>
-              <w:t>264×9=</w:t>
+              <w:t>758×3=</w:t>
             </w:r>
           </w:p>
         </w:tc>
@@ -704,7 +704,7 @@
                 <w:rFonts w:ascii="TimeNewRoman" w:hAnsi="TimeNewRoman"/>
                 <w:sz w:val="30"/>
               </w:rPr>
-              <w:t>188×3=</w:t>
+              <w:t>306×2=</w:t>
             </w:r>
           </w:p>
         </w:tc>
@@ -721,7 +721,7 @@
                 <w:rFonts w:ascii="TimeNewRoman" w:hAnsi="TimeNewRoman"/>
                 <w:sz w:val="30"/>
               </w:rPr>
-              <w:t>468×4=</w:t>
+              <w:t>405×6=</w:t>
             </w:r>
           </w:p>
         </w:tc>
@@ -868,7 +868,7 @@
                 <w:rFonts w:ascii="TimeNewRoman" w:hAnsi="TimeNewRoman"/>
                 <w:sz w:val="30"/>
               </w:rPr>
-              <w:t>990×6=</w:t>
+              <w:t>588×5=</w:t>
             </w:r>
           </w:p>
         </w:tc>
@@ -885,7 +885,7 @@
                 <w:rFonts w:ascii="TimeNewRoman" w:hAnsi="TimeNewRoman"/>
                 <w:sz w:val="30"/>
               </w:rPr>
-              <w:t>550×9=</w:t>
+              <w:t>500×9=</w:t>
             </w:r>
           </w:p>
         </w:tc>
@@ -902,7 +902,7 @@
                 <w:rFonts w:ascii="TimeNewRoman" w:hAnsi="TimeNewRoman"/>
                 <w:sz w:val="30"/>
               </w:rPr>
-              <w:t>869×4=</w:t>
+              <w:t>386×5=</w:t>
             </w:r>
           </w:p>
         </w:tc>
@@ -919,7 +919,7 @@
                 <w:rFonts w:ascii="TimeNewRoman" w:hAnsi="TimeNewRoman"/>
                 <w:sz w:val="30"/>
               </w:rPr>
-              <w:t>127×2=</w:t>
+              <w:t>548×2=</w:t>
             </w:r>
           </w:p>
         </w:tc>
@@ -936,7 +936,7 @@
                 <w:rFonts w:ascii="TimeNewRoman" w:hAnsi="TimeNewRoman"/>
                 <w:sz w:val="30"/>
               </w:rPr>
-              <w:t>106×4=</w:t>
+              <w:t>464×5=</w:t>
             </w:r>
           </w:p>
         </w:tc>

--- a/three-digit_number_multiplied_by_one-digit_number.docx
+++ b/three-digit_number_multiplied_by_one-digit_number.docx
@@ -40,7 +40,7 @@
                 <w:rFonts w:ascii="TimeNewRoman" w:hAnsi="TimeNewRoman"/>
                 <w:sz w:val="30"/>
               </w:rPr>
-              <w:t>717×3=</w:t>
+              <w:t>476×3=</w:t>
             </w:r>
           </w:p>
         </w:tc>
@@ -57,7 +57,7 @@
                 <w:rFonts w:ascii="TimeNewRoman" w:hAnsi="TimeNewRoman"/>
                 <w:sz w:val="30"/>
               </w:rPr>
-              <w:t>245×4=</w:t>
+              <w:t>971×9=</w:t>
             </w:r>
           </w:p>
         </w:tc>
@@ -74,7 +74,7 @@
                 <w:rFonts w:ascii="TimeNewRoman" w:hAnsi="TimeNewRoman"/>
                 <w:sz w:val="30"/>
               </w:rPr>
-              <w:t>365×8=</w:t>
+              <w:t>696×5=</w:t>
             </w:r>
           </w:p>
         </w:tc>
@@ -91,7 +91,7 @@
                 <w:rFonts w:ascii="TimeNewRoman" w:hAnsi="TimeNewRoman"/>
                 <w:sz w:val="30"/>
               </w:rPr>
-              <w:t>964×5=</w:t>
+              <w:t>937×8=</w:t>
             </w:r>
           </w:p>
         </w:tc>
@@ -108,7 +108,7 @@
                 <w:rFonts w:ascii="TimeNewRoman" w:hAnsi="TimeNewRoman"/>
                 <w:sz w:val="30"/>
               </w:rPr>
-              <w:t>296×8=</w:t>
+              <w:t>507×2=</w:t>
             </w:r>
           </w:p>
         </w:tc>
@@ -223,7 +223,7 @@
                 <w:rFonts w:ascii="TimeNewRoman" w:hAnsi="TimeNewRoman"/>
                 <w:sz w:val="30"/>
               </w:rPr>
-              <w:t>706×3=</w:t>
+              <w:t>673×6=</w:t>
             </w:r>
           </w:p>
         </w:tc>
@@ -240,7 +240,7 @@
                 <w:rFonts w:ascii="TimeNewRoman" w:hAnsi="TimeNewRoman"/>
                 <w:sz w:val="30"/>
               </w:rPr>
-              <w:t>517×4=</w:t>
+              <w:t>752×3=</w:t>
             </w:r>
           </w:p>
         </w:tc>
@@ -257,7 +257,7 @@
                 <w:rFonts w:ascii="TimeNewRoman" w:hAnsi="TimeNewRoman"/>
                 <w:sz w:val="30"/>
               </w:rPr>
-              <w:t>257×2=</w:t>
+              <w:t>200×7=</w:t>
             </w:r>
           </w:p>
         </w:tc>
@@ -274,7 +274,7 @@
                 <w:rFonts w:ascii="TimeNewRoman" w:hAnsi="TimeNewRoman"/>
                 <w:sz w:val="30"/>
               </w:rPr>
-              <w:t>192×4=</w:t>
+              <w:t>138×4=</w:t>
             </w:r>
           </w:p>
         </w:tc>
@@ -291,7 +291,7 @@
                 <w:rFonts w:ascii="TimeNewRoman" w:hAnsi="TimeNewRoman"/>
                 <w:sz w:val="30"/>
               </w:rPr>
-              <w:t>449×7=</w:t>
+              <w:t>514×4=</w:t>
             </w:r>
           </w:p>
         </w:tc>
@@ -438,7 +438,7 @@
                 <w:rFonts w:ascii="TimeNewRoman" w:hAnsi="TimeNewRoman"/>
                 <w:sz w:val="30"/>
               </w:rPr>
-              <w:t>791×6=</w:t>
+              <w:t>764×8=</w:t>
             </w:r>
           </w:p>
         </w:tc>
@@ -455,7 +455,7 @@
                 <w:rFonts w:ascii="TimeNewRoman" w:hAnsi="TimeNewRoman"/>
                 <w:sz w:val="30"/>
               </w:rPr>
-              <w:t>190×8=</w:t>
+              <w:t>157×7=</w:t>
             </w:r>
           </w:p>
         </w:tc>
@@ -472,7 +472,7 @@
                 <w:rFonts w:ascii="TimeNewRoman" w:hAnsi="TimeNewRoman"/>
                 <w:sz w:val="30"/>
               </w:rPr>
-              <w:t>775×5=</w:t>
+              <w:t>596×3=</w:t>
             </w:r>
           </w:p>
         </w:tc>
@@ -489,7 +489,7 @@
                 <w:rFonts w:ascii="TimeNewRoman" w:hAnsi="TimeNewRoman"/>
                 <w:sz w:val="30"/>
               </w:rPr>
-              <w:t>937×2=</w:t>
+              <w:t>373×2=</w:t>
             </w:r>
           </w:p>
         </w:tc>
@@ -506,7 +506,7 @@
                 <w:rFonts w:ascii="TimeNewRoman" w:hAnsi="TimeNewRoman"/>
                 <w:sz w:val="30"/>
               </w:rPr>
-              <w:t>175×9=</w:t>
+              <w:t>722×3=</w:t>
             </w:r>
           </w:p>
         </w:tc>
@@ -653,7 +653,7 @@
                 <w:rFonts w:ascii="TimeNewRoman" w:hAnsi="TimeNewRoman"/>
                 <w:sz w:val="30"/>
               </w:rPr>
-              <w:t>678×2=</w:t>
+              <w:t>966×6=</w:t>
             </w:r>
           </w:p>
         </w:tc>
@@ -670,7 +670,7 @@
                 <w:rFonts w:ascii="TimeNewRoman" w:hAnsi="TimeNewRoman"/>
                 <w:sz w:val="30"/>
               </w:rPr>
-              <w:t>316×2=</w:t>
+              <w:t>164×2=</w:t>
             </w:r>
           </w:p>
         </w:tc>
@@ -687,7 +687,7 @@
                 <w:rFonts w:ascii="TimeNewRoman" w:hAnsi="TimeNewRoman"/>
                 <w:sz w:val="30"/>
               </w:rPr>
-              <w:t>758×3=</w:t>
+              <w:t>324×8=</w:t>
             </w:r>
           </w:p>
         </w:tc>
@@ -704,7 +704,7 @@
                 <w:rFonts w:ascii="TimeNewRoman" w:hAnsi="TimeNewRoman"/>
                 <w:sz w:val="30"/>
               </w:rPr>
-              <w:t>306×2=</w:t>
+              <w:t>781×9=</w:t>
             </w:r>
           </w:p>
         </w:tc>
@@ -721,7 +721,7 @@
                 <w:rFonts w:ascii="TimeNewRoman" w:hAnsi="TimeNewRoman"/>
                 <w:sz w:val="30"/>
               </w:rPr>
-              <w:t>405×6=</w:t>
+              <w:t>452×8=</w:t>
             </w:r>
           </w:p>
         </w:tc>
@@ -868,7 +868,7 @@
                 <w:rFonts w:ascii="TimeNewRoman" w:hAnsi="TimeNewRoman"/>
                 <w:sz w:val="30"/>
               </w:rPr>
-              <w:t>588×5=</w:t>
+              <w:t>198×3=</w:t>
             </w:r>
           </w:p>
         </w:tc>
@@ -885,7 +885,7 @@
                 <w:rFonts w:ascii="TimeNewRoman" w:hAnsi="TimeNewRoman"/>
                 <w:sz w:val="30"/>
               </w:rPr>
-              <w:t>500×9=</w:t>
+              <w:t>920×6=</w:t>
             </w:r>
           </w:p>
         </w:tc>
@@ -902,7 +902,7 @@
                 <w:rFonts w:ascii="TimeNewRoman" w:hAnsi="TimeNewRoman"/>
                 <w:sz w:val="30"/>
               </w:rPr>
-              <w:t>386×5=</w:t>
+              <w:t>625×2=</w:t>
             </w:r>
           </w:p>
         </w:tc>
@@ -919,7 +919,7 @@
                 <w:rFonts w:ascii="TimeNewRoman" w:hAnsi="TimeNewRoman"/>
                 <w:sz w:val="30"/>
               </w:rPr>
-              <w:t>548×2=</w:t>
+              <w:t>727×7=</w:t>
             </w:r>
           </w:p>
         </w:tc>
@@ -936,7 +936,7 @@
                 <w:rFonts w:ascii="TimeNewRoman" w:hAnsi="TimeNewRoman"/>
                 <w:sz w:val="30"/>
               </w:rPr>
-              <w:t>464×5=</w:t>
+              <w:t>526×2=</w:t>
             </w:r>
           </w:p>
         </w:tc>

--- a/three-digit_number_multiplied_by_one-digit_number.docx
+++ b/three-digit_number_multiplied_by_one-digit_number.docx
@@ -11,7 +11,7 @@
           <w:rFonts w:ascii="Arial" w:hAnsi="Arial"/>
           <w:sz w:val="30"/>
         </w:rPr>
-        <w:t>2026-09-24 Thursday</w:t>
+        <w:t>2026-09-25 Friday</w:t>
       </w:r>
     </w:p>
     <w:tbl>
@@ -40,7 +40,7 @@
                 <w:rFonts w:ascii="TimeNewRoman" w:hAnsi="TimeNewRoman"/>
                 <w:sz w:val="30"/>
               </w:rPr>
-              <w:t>476×3=</w:t>
+              <w:t>585×2=</w:t>
             </w:r>
           </w:p>
         </w:tc>
@@ -57,7 +57,7 @@
                 <w:rFonts w:ascii="TimeNewRoman" w:hAnsi="TimeNewRoman"/>
                 <w:sz w:val="30"/>
               </w:rPr>
-              <w:t>971×9=</w:t>
+              <w:t>109×7=</w:t>
             </w:r>
           </w:p>
         </w:tc>
@@ -74,7 +74,7 @@
                 <w:rFonts w:ascii="TimeNewRoman" w:hAnsi="TimeNewRoman"/>
                 <w:sz w:val="30"/>
               </w:rPr>
-              <w:t>696×5=</w:t>
+              <w:t>977×5=</w:t>
             </w:r>
           </w:p>
         </w:tc>
@@ -91,7 +91,7 @@
                 <w:rFonts w:ascii="TimeNewRoman" w:hAnsi="TimeNewRoman"/>
                 <w:sz w:val="30"/>
               </w:rPr>
-              <w:t>937×8=</w:t>
+              <w:t>621×4=</w:t>
             </w:r>
           </w:p>
         </w:tc>
@@ -108,7 +108,7 @@
                 <w:rFonts w:ascii="TimeNewRoman" w:hAnsi="TimeNewRoman"/>
                 <w:sz w:val="30"/>
               </w:rPr>
-              <w:t>507×2=</w:t>
+              <w:t>330×8=</w:t>
             </w:r>
           </w:p>
         </w:tc>
@@ -223,7 +223,7 @@
                 <w:rFonts w:ascii="TimeNewRoman" w:hAnsi="TimeNewRoman"/>
                 <w:sz w:val="30"/>
               </w:rPr>
-              <w:t>673×6=</w:t>
+              <w:t>893×4=</w:t>
             </w:r>
           </w:p>
         </w:tc>
@@ -240,7 +240,7 @@
                 <w:rFonts w:ascii="TimeNewRoman" w:hAnsi="TimeNewRoman"/>
                 <w:sz w:val="30"/>
               </w:rPr>
-              <w:t>752×3=</w:t>
+              <w:t>346×7=</w:t>
             </w:r>
           </w:p>
         </w:tc>
@@ -257,7 +257,7 @@
                 <w:rFonts w:ascii="TimeNewRoman" w:hAnsi="TimeNewRoman"/>
                 <w:sz w:val="30"/>
               </w:rPr>
-              <w:t>200×7=</w:t>
+              <w:t>519×6=</w:t>
             </w:r>
           </w:p>
         </w:tc>
@@ -274,7 +274,7 @@
                 <w:rFonts w:ascii="TimeNewRoman" w:hAnsi="TimeNewRoman"/>
                 <w:sz w:val="30"/>
               </w:rPr>
-              <w:t>138×4=</w:t>
+              <w:t>369×7=</w:t>
             </w:r>
           </w:p>
         </w:tc>
@@ -291,7 +291,7 @@
                 <w:rFonts w:ascii="TimeNewRoman" w:hAnsi="TimeNewRoman"/>
                 <w:sz w:val="30"/>
               </w:rPr>
-              <w:t>514×4=</w:t>
+              <w:t>799×2=</w:t>
             </w:r>
           </w:p>
         </w:tc>
@@ -438,7 +438,7 @@
                 <w:rFonts w:ascii="TimeNewRoman" w:hAnsi="TimeNewRoman"/>
                 <w:sz w:val="30"/>
               </w:rPr>
-              <w:t>764×8=</w:t>
+              <w:t>606×4=</w:t>
             </w:r>
           </w:p>
         </w:tc>
@@ -455,7 +455,7 @@
                 <w:rFonts w:ascii="TimeNewRoman" w:hAnsi="TimeNewRoman"/>
                 <w:sz w:val="30"/>
               </w:rPr>
-              <w:t>157×7=</w:t>
+              <w:t>488×7=</w:t>
             </w:r>
           </w:p>
         </w:tc>
@@ -472,7 +472,7 @@
                 <w:rFonts w:ascii="TimeNewRoman" w:hAnsi="TimeNewRoman"/>
                 <w:sz w:val="30"/>
               </w:rPr>
-              <w:t>596×3=</w:t>
+              <w:t>202×3=</w:t>
             </w:r>
           </w:p>
         </w:tc>
@@ -489,7 +489,7 @@
                 <w:rFonts w:ascii="TimeNewRoman" w:hAnsi="TimeNewRoman"/>
                 <w:sz w:val="30"/>
               </w:rPr>
-              <w:t>373×2=</w:t>
+              <w:t>775×9=</w:t>
             </w:r>
           </w:p>
         </w:tc>
@@ -506,7 +506,7 @@
                 <w:rFonts w:ascii="TimeNewRoman" w:hAnsi="TimeNewRoman"/>
                 <w:sz w:val="30"/>
               </w:rPr>
-              <w:t>722×3=</w:t>
+              <w:t>509×7=</w:t>
             </w:r>
           </w:p>
         </w:tc>
@@ -653,7 +653,7 @@
                 <w:rFonts w:ascii="TimeNewRoman" w:hAnsi="TimeNewRoman"/>
                 <w:sz w:val="30"/>
               </w:rPr>
-              <w:t>966×6=</w:t>
+              <w:t>221×3=</w:t>
             </w:r>
           </w:p>
         </w:tc>
@@ -670,7 +670,7 @@
                 <w:rFonts w:ascii="TimeNewRoman" w:hAnsi="TimeNewRoman"/>
                 <w:sz w:val="30"/>
               </w:rPr>
-              <w:t>164×2=</w:t>
+              <w:t>773×6=</w:t>
             </w:r>
           </w:p>
         </w:tc>
@@ -687,7 +687,7 @@
                 <w:rFonts w:ascii="TimeNewRoman" w:hAnsi="TimeNewRoman"/>
                 <w:sz w:val="30"/>
               </w:rPr>
-              <w:t>324×8=</w:t>
+              <w:t>445×3=</w:t>
             </w:r>
           </w:p>
         </w:tc>
@@ -704,7 +704,7 @@
                 <w:rFonts w:ascii="TimeNewRoman" w:hAnsi="TimeNewRoman"/>
                 <w:sz w:val="30"/>
               </w:rPr>
-              <w:t>781×9=</w:t>
+              <w:t>113×2=</w:t>
             </w:r>
           </w:p>
         </w:tc>
@@ -721,7 +721,7 @@
                 <w:rFonts w:ascii="TimeNewRoman" w:hAnsi="TimeNewRoman"/>
                 <w:sz w:val="30"/>
               </w:rPr>
-              <w:t>452×8=</w:t>
+              <w:t>869×2=</w:t>
             </w:r>
           </w:p>
         </w:tc>
@@ -868,7 +868,7 @@
                 <w:rFonts w:ascii="TimeNewRoman" w:hAnsi="TimeNewRoman"/>
                 <w:sz w:val="30"/>
               </w:rPr>
-              <w:t>198×3=</w:t>
+              <w:t>311×6=</w:t>
             </w:r>
           </w:p>
         </w:tc>
@@ -885,7 +885,7 @@
                 <w:rFonts w:ascii="TimeNewRoman" w:hAnsi="TimeNewRoman"/>
                 <w:sz w:val="30"/>
               </w:rPr>
-              <w:t>920×6=</w:t>
+              <w:t>225×9=</w:t>
             </w:r>
           </w:p>
         </w:tc>
@@ -902,7 +902,7 @@
                 <w:rFonts w:ascii="TimeNewRoman" w:hAnsi="TimeNewRoman"/>
                 <w:sz w:val="30"/>
               </w:rPr>
-              <w:t>625×2=</w:t>
+              <w:t>755×2=</w:t>
             </w:r>
           </w:p>
         </w:tc>
@@ -919,7 +919,7 @@
                 <w:rFonts w:ascii="TimeNewRoman" w:hAnsi="TimeNewRoman"/>
                 <w:sz w:val="30"/>
               </w:rPr>
-              <w:t>727×7=</w:t>
+              <w:t>205×7=</w:t>
             </w:r>
           </w:p>
         </w:tc>
@@ -936,7 +936,7 @@
                 <w:rFonts w:ascii="TimeNewRoman" w:hAnsi="TimeNewRoman"/>
                 <w:sz w:val="30"/>
               </w:rPr>
-              <w:t>526×2=</w:t>
+              <w:t>289×5=</w:t>
             </w:r>
           </w:p>
         </w:tc>

--- a/three-digit_number_multiplied_by_one-digit_number.docx
+++ b/three-digit_number_multiplied_by_one-digit_number.docx
@@ -40,7 +40,7 @@
                 <w:rFonts w:ascii="TimeNewRoman" w:hAnsi="TimeNewRoman"/>
                 <w:sz w:val="30"/>
               </w:rPr>
-              <w:t>585×2=</w:t>
+              <w:t>843×6=</w:t>
             </w:r>
           </w:p>
         </w:tc>
@@ -57,7 +57,7 @@
                 <w:rFonts w:ascii="TimeNewRoman" w:hAnsi="TimeNewRoman"/>
                 <w:sz w:val="30"/>
               </w:rPr>
-              <w:t>109×7=</w:t>
+              <w:t>691×2=</w:t>
             </w:r>
           </w:p>
         </w:tc>
@@ -74,7 +74,7 @@
                 <w:rFonts w:ascii="TimeNewRoman" w:hAnsi="TimeNewRoman"/>
                 <w:sz w:val="30"/>
               </w:rPr>
-              <w:t>977×5=</w:t>
+              <w:t>680×3=</w:t>
             </w:r>
           </w:p>
         </w:tc>
@@ -91,7 +91,7 @@
                 <w:rFonts w:ascii="TimeNewRoman" w:hAnsi="TimeNewRoman"/>
                 <w:sz w:val="30"/>
               </w:rPr>
-              <w:t>621×4=</w:t>
+              <w:t>773×4=</w:t>
             </w:r>
           </w:p>
         </w:tc>
@@ -108,7 +108,7 @@
                 <w:rFonts w:ascii="TimeNewRoman" w:hAnsi="TimeNewRoman"/>
                 <w:sz w:val="30"/>
               </w:rPr>
-              <w:t>330×8=</w:t>
+              <w:t>553×3=</w:t>
             </w:r>
           </w:p>
         </w:tc>
@@ -223,7 +223,7 @@
                 <w:rFonts w:ascii="TimeNewRoman" w:hAnsi="TimeNewRoman"/>
                 <w:sz w:val="30"/>
               </w:rPr>
-              <w:t>893×4=</w:t>
+              <w:t>466×9=</w:t>
             </w:r>
           </w:p>
         </w:tc>
@@ -240,7 +240,7 @@
                 <w:rFonts w:ascii="TimeNewRoman" w:hAnsi="TimeNewRoman"/>
                 <w:sz w:val="30"/>
               </w:rPr>
-              <w:t>346×7=</w:t>
+              <w:t>890×3=</w:t>
             </w:r>
           </w:p>
         </w:tc>
@@ -257,7 +257,7 @@
                 <w:rFonts w:ascii="TimeNewRoman" w:hAnsi="TimeNewRoman"/>
                 <w:sz w:val="30"/>
               </w:rPr>
-              <w:t>519×6=</w:t>
+              <w:t>269×6=</w:t>
             </w:r>
           </w:p>
         </w:tc>
@@ -274,7 +274,7 @@
                 <w:rFonts w:ascii="TimeNewRoman" w:hAnsi="TimeNewRoman"/>
                 <w:sz w:val="30"/>
               </w:rPr>
-              <w:t>369×7=</w:t>
+              <w:t>727×2=</w:t>
             </w:r>
           </w:p>
         </w:tc>
@@ -291,7 +291,7 @@
                 <w:rFonts w:ascii="TimeNewRoman" w:hAnsi="TimeNewRoman"/>
                 <w:sz w:val="30"/>
               </w:rPr>
-              <w:t>799×2=</w:t>
+              <w:t>762×9=</w:t>
             </w:r>
           </w:p>
         </w:tc>
@@ -438,7 +438,7 @@
                 <w:rFonts w:ascii="TimeNewRoman" w:hAnsi="TimeNewRoman"/>
                 <w:sz w:val="30"/>
               </w:rPr>
-              <w:t>606×4=</w:t>
+              <w:t>340×7=</w:t>
             </w:r>
           </w:p>
         </w:tc>
@@ -455,7 +455,7 @@
                 <w:rFonts w:ascii="TimeNewRoman" w:hAnsi="TimeNewRoman"/>
                 <w:sz w:val="30"/>
               </w:rPr>
-              <w:t>488×7=</w:t>
+              <w:t>688×2=</w:t>
             </w:r>
           </w:p>
         </w:tc>
@@ -472,7 +472,7 @@
                 <w:rFonts w:ascii="TimeNewRoman" w:hAnsi="TimeNewRoman"/>
                 <w:sz w:val="30"/>
               </w:rPr>
-              <w:t>202×3=</w:t>
+              <w:t>249×3=</w:t>
             </w:r>
           </w:p>
         </w:tc>
@@ -489,7 +489,7 @@
                 <w:rFonts w:ascii="TimeNewRoman" w:hAnsi="TimeNewRoman"/>
                 <w:sz w:val="30"/>
               </w:rPr>
-              <w:t>775×9=</w:t>
+              <w:t>280×7=</w:t>
             </w:r>
           </w:p>
         </w:tc>
@@ -506,7 +506,7 @@
                 <w:rFonts w:ascii="TimeNewRoman" w:hAnsi="TimeNewRoman"/>
                 <w:sz w:val="30"/>
               </w:rPr>
-              <w:t>509×7=</w:t>
+              <w:t>269×5=</w:t>
             </w:r>
           </w:p>
         </w:tc>
@@ -653,7 +653,7 @@
                 <w:rFonts w:ascii="TimeNewRoman" w:hAnsi="TimeNewRoman"/>
                 <w:sz w:val="30"/>
               </w:rPr>
-              <w:t>221×3=</w:t>
+              <w:t>520×5=</w:t>
             </w:r>
           </w:p>
         </w:tc>
@@ -670,7 +670,7 @@
                 <w:rFonts w:ascii="TimeNewRoman" w:hAnsi="TimeNewRoman"/>
                 <w:sz w:val="30"/>
               </w:rPr>
-              <w:t>773×6=</w:t>
+              <w:t>215×7=</w:t>
             </w:r>
           </w:p>
         </w:tc>
@@ -687,7 +687,7 @@
                 <w:rFonts w:ascii="TimeNewRoman" w:hAnsi="TimeNewRoman"/>
                 <w:sz w:val="30"/>
               </w:rPr>
-              <w:t>445×3=</w:t>
+              <w:t>636×8=</w:t>
             </w:r>
           </w:p>
         </w:tc>
@@ -704,7 +704,7 @@
                 <w:rFonts w:ascii="TimeNewRoman" w:hAnsi="TimeNewRoman"/>
                 <w:sz w:val="30"/>
               </w:rPr>
-              <w:t>113×2=</w:t>
+              <w:t>929×9=</w:t>
             </w:r>
           </w:p>
         </w:tc>
@@ -721,7 +721,7 @@
                 <w:rFonts w:ascii="TimeNewRoman" w:hAnsi="TimeNewRoman"/>
                 <w:sz w:val="30"/>
               </w:rPr>
-              <w:t>869×2=</w:t>
+              <w:t>115×8=</w:t>
             </w:r>
           </w:p>
         </w:tc>
@@ -868,7 +868,7 @@
                 <w:rFonts w:ascii="TimeNewRoman" w:hAnsi="TimeNewRoman"/>
                 <w:sz w:val="30"/>
               </w:rPr>
-              <w:t>311×6=</w:t>
+              <w:t>689×8=</w:t>
             </w:r>
           </w:p>
         </w:tc>
@@ -885,7 +885,7 @@
                 <w:rFonts w:ascii="TimeNewRoman" w:hAnsi="TimeNewRoman"/>
                 <w:sz w:val="30"/>
               </w:rPr>
-              <w:t>225×9=</w:t>
+              <w:t>844×7=</w:t>
             </w:r>
           </w:p>
         </w:tc>
@@ -902,7 +902,7 @@
                 <w:rFonts w:ascii="TimeNewRoman" w:hAnsi="TimeNewRoman"/>
                 <w:sz w:val="30"/>
               </w:rPr>
-              <w:t>755×2=</w:t>
+              <w:t>607×2=</w:t>
             </w:r>
           </w:p>
         </w:tc>
@@ -919,7 +919,7 @@
                 <w:rFonts w:ascii="TimeNewRoman" w:hAnsi="TimeNewRoman"/>
                 <w:sz w:val="30"/>
               </w:rPr>
-              <w:t>205×7=</w:t>
+              <w:t>951×3=</w:t>
             </w:r>
           </w:p>
         </w:tc>
@@ -936,7 +936,7 @@
                 <w:rFonts w:ascii="TimeNewRoman" w:hAnsi="TimeNewRoman"/>
                 <w:sz w:val="30"/>
               </w:rPr>
-              <w:t>289×5=</w:t>
+              <w:t>653×8=</w:t>
             </w:r>
           </w:p>
         </w:tc>

--- a/three-digit_number_multiplied_by_one-digit_number.docx
+++ b/three-digit_number_multiplied_by_one-digit_number.docx
@@ -11,7 +11,7 @@
           <w:rFonts w:ascii="Arial" w:hAnsi="Arial"/>
           <w:sz w:val="30"/>
         </w:rPr>
-        <w:t>2026-09-25 Friday</w:t>
+        <w:t>2026-09-26 Saturday</w:t>
       </w:r>
     </w:p>
     <w:tbl>
@@ -40,7 +40,7 @@
                 <w:rFonts w:ascii="TimeNewRoman" w:hAnsi="TimeNewRoman"/>
                 <w:sz w:val="30"/>
               </w:rPr>
-              <w:t>843×6=</w:t>
+              <w:t>995×2=</w:t>
             </w:r>
           </w:p>
         </w:tc>
@@ -57,7 +57,7 @@
                 <w:rFonts w:ascii="TimeNewRoman" w:hAnsi="TimeNewRoman"/>
                 <w:sz w:val="30"/>
               </w:rPr>
-              <w:t>691×2=</w:t>
+              <w:t>471×9=</w:t>
             </w:r>
           </w:p>
         </w:tc>
@@ -74,7 +74,7 @@
                 <w:rFonts w:ascii="TimeNewRoman" w:hAnsi="TimeNewRoman"/>
                 <w:sz w:val="30"/>
               </w:rPr>
-              <w:t>680×3=</w:t>
+              <w:t>261×2=</w:t>
             </w:r>
           </w:p>
         </w:tc>
@@ -91,7 +91,7 @@
                 <w:rFonts w:ascii="TimeNewRoman" w:hAnsi="TimeNewRoman"/>
                 <w:sz w:val="30"/>
               </w:rPr>
-              <w:t>773×4=</w:t>
+              <w:t>860×4=</w:t>
             </w:r>
           </w:p>
         </w:tc>
@@ -108,7 +108,7 @@
                 <w:rFonts w:ascii="TimeNewRoman" w:hAnsi="TimeNewRoman"/>
                 <w:sz w:val="30"/>
               </w:rPr>
-              <w:t>553×3=</w:t>
+              <w:t>509×9=</w:t>
             </w:r>
           </w:p>
         </w:tc>
@@ -223,7 +223,7 @@
                 <w:rFonts w:ascii="TimeNewRoman" w:hAnsi="TimeNewRoman"/>
                 <w:sz w:val="30"/>
               </w:rPr>
-              <w:t>466×9=</w:t>
+              <w:t>495×8=</w:t>
             </w:r>
           </w:p>
         </w:tc>
@@ -240,7 +240,7 @@
                 <w:rFonts w:ascii="TimeNewRoman" w:hAnsi="TimeNewRoman"/>
                 <w:sz w:val="30"/>
               </w:rPr>
-              <w:t>890×3=</w:t>
+              <w:t>517×6=</w:t>
             </w:r>
           </w:p>
         </w:tc>
@@ -257,7 +257,7 @@
                 <w:rFonts w:ascii="TimeNewRoman" w:hAnsi="TimeNewRoman"/>
                 <w:sz w:val="30"/>
               </w:rPr>
-              <w:t>269×6=</w:t>
+              <w:t>272×5=</w:t>
             </w:r>
           </w:p>
         </w:tc>
@@ -274,7 +274,7 @@
                 <w:rFonts w:ascii="TimeNewRoman" w:hAnsi="TimeNewRoman"/>
                 <w:sz w:val="30"/>
               </w:rPr>
-              <w:t>727×2=</w:t>
+              <w:t>528×4=</w:t>
             </w:r>
           </w:p>
         </w:tc>
@@ -291,7 +291,7 @@
                 <w:rFonts w:ascii="TimeNewRoman" w:hAnsi="TimeNewRoman"/>
                 <w:sz w:val="30"/>
               </w:rPr>
-              <w:t>762×9=</w:t>
+              <w:t>452×4=</w:t>
             </w:r>
           </w:p>
         </w:tc>
@@ -438,7 +438,7 @@
                 <w:rFonts w:ascii="TimeNewRoman" w:hAnsi="TimeNewRoman"/>
                 <w:sz w:val="30"/>
               </w:rPr>
-              <w:t>340×7=</w:t>
+              <w:t>133×3=</w:t>
             </w:r>
           </w:p>
         </w:tc>
@@ -455,7 +455,7 @@
                 <w:rFonts w:ascii="TimeNewRoman" w:hAnsi="TimeNewRoman"/>
                 <w:sz w:val="30"/>
               </w:rPr>
-              <w:t>688×2=</w:t>
+              <w:t>966×7=</w:t>
             </w:r>
           </w:p>
         </w:tc>
@@ -472,7 +472,7 @@
                 <w:rFonts w:ascii="TimeNewRoman" w:hAnsi="TimeNewRoman"/>
                 <w:sz w:val="30"/>
               </w:rPr>
-              <w:t>249×3=</w:t>
+              <w:t>656×5=</w:t>
             </w:r>
           </w:p>
         </w:tc>
@@ -489,7 +489,7 @@
                 <w:rFonts w:ascii="TimeNewRoman" w:hAnsi="TimeNewRoman"/>
                 <w:sz w:val="30"/>
               </w:rPr>
-              <w:t>280×7=</w:t>
+              <w:t>285×7=</w:t>
             </w:r>
           </w:p>
         </w:tc>
@@ -506,7 +506,7 @@
                 <w:rFonts w:ascii="TimeNewRoman" w:hAnsi="TimeNewRoman"/>
                 <w:sz w:val="30"/>
               </w:rPr>
-              <w:t>269×5=</w:t>
+              <w:t>636×2=</w:t>
             </w:r>
           </w:p>
         </w:tc>
@@ -653,7 +653,7 @@
                 <w:rFonts w:ascii="TimeNewRoman" w:hAnsi="TimeNewRoman"/>
                 <w:sz w:val="30"/>
               </w:rPr>
-              <w:t>520×5=</w:t>
+              <w:t>553×8=</w:t>
             </w:r>
           </w:p>
         </w:tc>
@@ -670,7 +670,7 @@
                 <w:rFonts w:ascii="TimeNewRoman" w:hAnsi="TimeNewRoman"/>
                 <w:sz w:val="30"/>
               </w:rPr>
-              <w:t>215×7=</w:t>
+              <w:t>759×6=</w:t>
             </w:r>
           </w:p>
         </w:tc>
@@ -687,7 +687,7 @@
                 <w:rFonts w:ascii="TimeNewRoman" w:hAnsi="TimeNewRoman"/>
                 <w:sz w:val="30"/>
               </w:rPr>
-              <w:t>636×8=</w:t>
+              <w:t>774×2=</w:t>
             </w:r>
           </w:p>
         </w:tc>
@@ -704,7 +704,7 @@
                 <w:rFonts w:ascii="TimeNewRoman" w:hAnsi="TimeNewRoman"/>
                 <w:sz w:val="30"/>
               </w:rPr>
-              <w:t>929×9=</w:t>
+              <w:t>928×9=</w:t>
             </w:r>
           </w:p>
         </w:tc>
@@ -721,7 +721,7 @@
                 <w:rFonts w:ascii="TimeNewRoman" w:hAnsi="TimeNewRoman"/>
                 <w:sz w:val="30"/>
               </w:rPr>
-              <w:t>115×8=</w:t>
+              <w:t>994×4=</w:t>
             </w:r>
           </w:p>
         </w:tc>
@@ -868,7 +868,7 @@
                 <w:rFonts w:ascii="TimeNewRoman" w:hAnsi="TimeNewRoman"/>
                 <w:sz w:val="30"/>
               </w:rPr>
-              <w:t>689×8=</w:t>
+              <w:t>510×7=</w:t>
             </w:r>
           </w:p>
         </w:tc>
@@ -885,7 +885,7 @@
                 <w:rFonts w:ascii="TimeNewRoman" w:hAnsi="TimeNewRoman"/>
                 <w:sz w:val="30"/>
               </w:rPr>
-              <w:t>844×7=</w:t>
+              <w:t>273×8=</w:t>
             </w:r>
           </w:p>
         </w:tc>
@@ -902,7 +902,7 @@
                 <w:rFonts w:ascii="TimeNewRoman" w:hAnsi="TimeNewRoman"/>
                 <w:sz w:val="30"/>
               </w:rPr>
-              <w:t>607×2=</w:t>
+              <w:t>998×6=</w:t>
             </w:r>
           </w:p>
         </w:tc>
@@ -919,7 +919,7 @@
                 <w:rFonts w:ascii="TimeNewRoman" w:hAnsi="TimeNewRoman"/>
                 <w:sz w:val="30"/>
               </w:rPr>
-              <w:t>951×3=</w:t>
+              <w:t>326×5=</w:t>
             </w:r>
           </w:p>
         </w:tc>
@@ -936,7 +936,7 @@
                 <w:rFonts w:ascii="TimeNewRoman" w:hAnsi="TimeNewRoman"/>
                 <w:sz w:val="30"/>
               </w:rPr>
-              <w:t>653×8=</w:t>
+              <w:t>458×5=</w:t>
             </w:r>
           </w:p>
         </w:tc>

--- a/three-digit_number_multiplied_by_one-digit_number.docx
+++ b/three-digit_number_multiplied_by_one-digit_number.docx
@@ -40,7 +40,7 @@
                 <w:rFonts w:ascii="TimeNewRoman" w:hAnsi="TimeNewRoman"/>
                 <w:sz w:val="30"/>
               </w:rPr>
-              <w:t>995×2=</w:t>
+              <w:t>212×7=</w:t>
             </w:r>
           </w:p>
         </w:tc>
@@ -57,7 +57,7 @@
                 <w:rFonts w:ascii="TimeNewRoman" w:hAnsi="TimeNewRoman"/>
                 <w:sz w:val="30"/>
               </w:rPr>
-              <w:t>471×9=</w:t>
+              <w:t>340×6=</w:t>
             </w:r>
           </w:p>
         </w:tc>
@@ -74,7 +74,7 @@
                 <w:rFonts w:ascii="TimeNewRoman" w:hAnsi="TimeNewRoman"/>
                 <w:sz w:val="30"/>
               </w:rPr>
-              <w:t>261×2=</w:t>
+              <w:t>101×5=</w:t>
             </w:r>
           </w:p>
         </w:tc>
@@ -91,7 +91,7 @@
                 <w:rFonts w:ascii="TimeNewRoman" w:hAnsi="TimeNewRoman"/>
                 <w:sz w:val="30"/>
               </w:rPr>
-              <w:t>860×4=</w:t>
+              <w:t>181×3=</w:t>
             </w:r>
           </w:p>
         </w:tc>
@@ -108,7 +108,7 @@
                 <w:rFonts w:ascii="TimeNewRoman" w:hAnsi="TimeNewRoman"/>
                 <w:sz w:val="30"/>
               </w:rPr>
-              <w:t>509×9=</w:t>
+              <w:t>381×9=</w:t>
             </w:r>
           </w:p>
         </w:tc>
@@ -223,7 +223,7 @@
                 <w:rFonts w:ascii="TimeNewRoman" w:hAnsi="TimeNewRoman"/>
                 <w:sz w:val="30"/>
               </w:rPr>
-              <w:t>495×8=</w:t>
+              <w:t>711×2=</w:t>
             </w:r>
           </w:p>
         </w:tc>
@@ -240,7 +240,7 @@
                 <w:rFonts w:ascii="TimeNewRoman" w:hAnsi="TimeNewRoman"/>
                 <w:sz w:val="30"/>
               </w:rPr>
-              <w:t>517×6=</w:t>
+              <w:t>316×3=</w:t>
             </w:r>
           </w:p>
         </w:tc>
@@ -257,7 +257,7 @@
                 <w:rFonts w:ascii="TimeNewRoman" w:hAnsi="TimeNewRoman"/>
                 <w:sz w:val="30"/>
               </w:rPr>
-              <w:t>272×5=</w:t>
+              <w:t>646×5=</w:t>
             </w:r>
           </w:p>
         </w:tc>
@@ -274,7 +274,7 @@
                 <w:rFonts w:ascii="TimeNewRoman" w:hAnsi="TimeNewRoman"/>
                 <w:sz w:val="30"/>
               </w:rPr>
-              <w:t>528×4=</w:t>
+              <w:t>219×7=</w:t>
             </w:r>
           </w:p>
         </w:tc>
@@ -291,7 +291,7 @@
                 <w:rFonts w:ascii="TimeNewRoman" w:hAnsi="TimeNewRoman"/>
                 <w:sz w:val="30"/>
               </w:rPr>
-              <w:t>452×4=</w:t>
+              <w:t>260×8=</w:t>
             </w:r>
           </w:p>
         </w:tc>
@@ -438,7 +438,7 @@
                 <w:rFonts w:ascii="TimeNewRoman" w:hAnsi="TimeNewRoman"/>
                 <w:sz w:val="30"/>
               </w:rPr>
-              <w:t>133×3=</w:t>
+              <w:t>648×4=</w:t>
             </w:r>
           </w:p>
         </w:tc>
@@ -455,7 +455,7 @@
                 <w:rFonts w:ascii="TimeNewRoman" w:hAnsi="TimeNewRoman"/>
                 <w:sz w:val="30"/>
               </w:rPr>
-              <w:t>966×7=</w:t>
+              <w:t>469×3=</w:t>
             </w:r>
           </w:p>
         </w:tc>
@@ -472,7 +472,7 @@
                 <w:rFonts w:ascii="TimeNewRoman" w:hAnsi="TimeNewRoman"/>
                 <w:sz w:val="30"/>
               </w:rPr>
-              <w:t>656×5=</w:t>
+              <w:t>827×7=</w:t>
             </w:r>
           </w:p>
         </w:tc>
@@ -489,7 +489,7 @@
                 <w:rFonts w:ascii="TimeNewRoman" w:hAnsi="TimeNewRoman"/>
                 <w:sz w:val="30"/>
               </w:rPr>
-              <w:t>285×7=</w:t>
+              <w:t>495×7=</w:t>
             </w:r>
           </w:p>
         </w:tc>
@@ -506,7 +506,7 @@
                 <w:rFonts w:ascii="TimeNewRoman" w:hAnsi="TimeNewRoman"/>
                 <w:sz w:val="30"/>
               </w:rPr>
-              <w:t>636×2=</w:t>
+              <w:t>124×6=</w:t>
             </w:r>
           </w:p>
         </w:tc>
@@ -653,7 +653,7 @@
                 <w:rFonts w:ascii="TimeNewRoman" w:hAnsi="TimeNewRoman"/>
                 <w:sz w:val="30"/>
               </w:rPr>
-              <w:t>553×8=</w:t>
+              <w:t>640×9=</w:t>
             </w:r>
           </w:p>
         </w:tc>
@@ -670,7 +670,7 @@
                 <w:rFonts w:ascii="TimeNewRoman" w:hAnsi="TimeNewRoman"/>
                 <w:sz w:val="30"/>
               </w:rPr>
-              <w:t>759×6=</w:t>
+              <w:t>945×7=</w:t>
             </w:r>
           </w:p>
         </w:tc>
@@ -687,7 +687,7 @@
                 <w:rFonts w:ascii="TimeNewRoman" w:hAnsi="TimeNewRoman"/>
                 <w:sz w:val="30"/>
               </w:rPr>
-              <w:t>774×2=</w:t>
+              <w:t>340×4=</w:t>
             </w:r>
           </w:p>
         </w:tc>
@@ -704,7 +704,7 @@
                 <w:rFonts w:ascii="TimeNewRoman" w:hAnsi="TimeNewRoman"/>
                 <w:sz w:val="30"/>
               </w:rPr>
-              <w:t>928×9=</w:t>
+              <w:t>897×3=</w:t>
             </w:r>
           </w:p>
         </w:tc>
@@ -721,7 +721,7 @@
                 <w:rFonts w:ascii="TimeNewRoman" w:hAnsi="TimeNewRoman"/>
                 <w:sz w:val="30"/>
               </w:rPr>
-              <w:t>994×4=</w:t>
+              <w:t>746×2=</w:t>
             </w:r>
           </w:p>
         </w:tc>
@@ -868,7 +868,7 @@
                 <w:rFonts w:ascii="TimeNewRoman" w:hAnsi="TimeNewRoman"/>
                 <w:sz w:val="30"/>
               </w:rPr>
-              <w:t>510×7=</w:t>
+              <w:t>932×6=</w:t>
             </w:r>
           </w:p>
         </w:tc>
@@ -885,7 +885,7 @@
                 <w:rFonts w:ascii="TimeNewRoman" w:hAnsi="TimeNewRoman"/>
                 <w:sz w:val="30"/>
               </w:rPr>
-              <w:t>273×8=</w:t>
+              <w:t>487×8=</w:t>
             </w:r>
           </w:p>
         </w:tc>
@@ -902,7 +902,7 @@
                 <w:rFonts w:ascii="TimeNewRoman" w:hAnsi="TimeNewRoman"/>
                 <w:sz w:val="30"/>
               </w:rPr>
-              <w:t>998×6=</w:t>
+              <w:t>684×9=</w:t>
             </w:r>
           </w:p>
         </w:tc>
@@ -919,7 +919,7 @@
                 <w:rFonts w:ascii="TimeNewRoman" w:hAnsi="TimeNewRoman"/>
                 <w:sz w:val="30"/>
               </w:rPr>
-              <w:t>326×5=</w:t>
+              <w:t>898×4=</w:t>
             </w:r>
           </w:p>
         </w:tc>
@@ -936,7 +936,7 @@
                 <w:rFonts w:ascii="TimeNewRoman" w:hAnsi="TimeNewRoman"/>
                 <w:sz w:val="30"/>
               </w:rPr>
-              <w:t>458×5=</w:t>
+              <w:t>600×8=</w:t>
             </w:r>
           </w:p>
         </w:tc>

--- a/three-digit_number_multiplied_by_one-digit_number.docx
+++ b/three-digit_number_multiplied_by_one-digit_number.docx
@@ -11,7 +11,7 @@
           <w:rFonts w:ascii="Arial" w:hAnsi="Arial"/>
           <w:sz w:val="30"/>
         </w:rPr>
-        <w:t>2026-09-26 Saturday</w:t>
+        <w:t>2026-09-27 Sunday</w:t>
       </w:r>
     </w:p>
     <w:tbl>
@@ -40,7 +40,7 @@
                 <w:rFonts w:ascii="TimeNewRoman" w:hAnsi="TimeNewRoman"/>
                 <w:sz w:val="30"/>
               </w:rPr>
-              <w:t>212×7=</w:t>
+              <w:t>608×8=</w:t>
             </w:r>
           </w:p>
         </w:tc>
@@ -57,7 +57,7 @@
                 <w:rFonts w:ascii="TimeNewRoman" w:hAnsi="TimeNewRoman"/>
                 <w:sz w:val="30"/>
               </w:rPr>
-              <w:t>340×6=</w:t>
+              <w:t>829×9=</w:t>
             </w:r>
           </w:p>
         </w:tc>
@@ -74,7 +74,7 @@
                 <w:rFonts w:ascii="TimeNewRoman" w:hAnsi="TimeNewRoman"/>
                 <w:sz w:val="30"/>
               </w:rPr>
-              <w:t>101×5=</w:t>
+              <w:t>133×2=</w:t>
             </w:r>
           </w:p>
         </w:tc>
@@ -91,7 +91,7 @@
                 <w:rFonts w:ascii="TimeNewRoman" w:hAnsi="TimeNewRoman"/>
                 <w:sz w:val="30"/>
               </w:rPr>
-              <w:t>181×3=</w:t>
+              <w:t>836×4=</w:t>
             </w:r>
           </w:p>
         </w:tc>
@@ -108,7 +108,7 @@
                 <w:rFonts w:ascii="TimeNewRoman" w:hAnsi="TimeNewRoman"/>
                 <w:sz w:val="30"/>
               </w:rPr>
-              <w:t>381×9=</w:t>
+              <w:t>856×3=</w:t>
             </w:r>
           </w:p>
         </w:tc>
@@ -223,7 +223,7 @@
                 <w:rFonts w:ascii="TimeNewRoman" w:hAnsi="TimeNewRoman"/>
                 <w:sz w:val="30"/>
               </w:rPr>
-              <w:t>711×2=</w:t>
+              <w:t>743×2=</w:t>
             </w:r>
           </w:p>
         </w:tc>
@@ -240,7 +240,7 @@
                 <w:rFonts w:ascii="TimeNewRoman" w:hAnsi="TimeNewRoman"/>
                 <w:sz w:val="30"/>
               </w:rPr>
-              <w:t>316×3=</w:t>
+              <w:t>230×8=</w:t>
             </w:r>
           </w:p>
         </w:tc>
@@ -257,7 +257,7 @@
                 <w:rFonts w:ascii="TimeNewRoman" w:hAnsi="TimeNewRoman"/>
                 <w:sz w:val="30"/>
               </w:rPr>
-              <w:t>646×5=</w:t>
+              <w:t>727×9=</w:t>
             </w:r>
           </w:p>
         </w:tc>
@@ -274,7 +274,7 @@
                 <w:rFonts w:ascii="TimeNewRoman" w:hAnsi="TimeNewRoman"/>
                 <w:sz w:val="30"/>
               </w:rPr>
-              <w:t>219×7=</w:t>
+              <w:t>696×3=</w:t>
             </w:r>
           </w:p>
         </w:tc>
@@ -291,7 +291,7 @@
                 <w:rFonts w:ascii="TimeNewRoman" w:hAnsi="TimeNewRoman"/>
                 <w:sz w:val="30"/>
               </w:rPr>
-              <w:t>260×8=</w:t>
+              <w:t>510×2=</w:t>
             </w:r>
           </w:p>
         </w:tc>
@@ -438,7 +438,7 @@
                 <w:rFonts w:ascii="TimeNewRoman" w:hAnsi="TimeNewRoman"/>
                 <w:sz w:val="30"/>
               </w:rPr>
-              <w:t>648×4=</w:t>
+              <w:t>412×3=</w:t>
             </w:r>
           </w:p>
         </w:tc>
@@ -455,7 +455,7 @@
                 <w:rFonts w:ascii="TimeNewRoman" w:hAnsi="TimeNewRoman"/>
                 <w:sz w:val="30"/>
               </w:rPr>
-              <w:t>469×3=</w:t>
+              <w:t>667×3=</w:t>
             </w:r>
           </w:p>
         </w:tc>
@@ -472,7 +472,7 @@
                 <w:rFonts w:ascii="TimeNewRoman" w:hAnsi="TimeNewRoman"/>
                 <w:sz w:val="30"/>
               </w:rPr>
-              <w:t>827×7=</w:t>
+              <w:t>749×7=</w:t>
             </w:r>
           </w:p>
         </w:tc>
@@ -489,7 +489,7 @@
                 <w:rFonts w:ascii="TimeNewRoman" w:hAnsi="TimeNewRoman"/>
                 <w:sz w:val="30"/>
               </w:rPr>
-              <w:t>495×7=</w:t>
+              <w:t>284×5=</w:t>
             </w:r>
           </w:p>
         </w:tc>
@@ -506,7 +506,7 @@
                 <w:rFonts w:ascii="TimeNewRoman" w:hAnsi="TimeNewRoman"/>
                 <w:sz w:val="30"/>
               </w:rPr>
-              <w:t>124×6=</w:t>
+              <w:t>709×3=</w:t>
             </w:r>
           </w:p>
         </w:tc>
@@ -653,7 +653,7 @@
                 <w:rFonts w:ascii="TimeNewRoman" w:hAnsi="TimeNewRoman"/>
                 <w:sz w:val="30"/>
               </w:rPr>
-              <w:t>640×9=</w:t>
+              <w:t>319×2=</w:t>
             </w:r>
           </w:p>
         </w:tc>
@@ -670,7 +670,7 @@
                 <w:rFonts w:ascii="TimeNewRoman" w:hAnsi="TimeNewRoman"/>
                 <w:sz w:val="30"/>
               </w:rPr>
-              <w:t>945×7=</w:t>
+              <w:t>837×3=</w:t>
             </w:r>
           </w:p>
         </w:tc>
@@ -687,7 +687,7 @@
                 <w:rFonts w:ascii="TimeNewRoman" w:hAnsi="TimeNewRoman"/>
                 <w:sz w:val="30"/>
               </w:rPr>
-              <w:t>340×4=</w:t>
+              <w:t>938×8=</w:t>
             </w:r>
           </w:p>
         </w:tc>
@@ -704,7 +704,7 @@
                 <w:rFonts w:ascii="TimeNewRoman" w:hAnsi="TimeNewRoman"/>
                 <w:sz w:val="30"/>
               </w:rPr>
-              <w:t>897×3=</w:t>
+              <w:t>439×2=</w:t>
             </w:r>
           </w:p>
         </w:tc>
@@ -721,7 +721,7 @@
                 <w:rFonts w:ascii="TimeNewRoman" w:hAnsi="TimeNewRoman"/>
                 <w:sz w:val="30"/>
               </w:rPr>
-              <w:t>746×2=</w:t>
+              <w:t>276×8=</w:t>
             </w:r>
           </w:p>
         </w:tc>
@@ -868,7 +868,7 @@
                 <w:rFonts w:ascii="TimeNewRoman" w:hAnsi="TimeNewRoman"/>
                 <w:sz w:val="30"/>
               </w:rPr>
-              <w:t>932×6=</w:t>
+              <w:t>446×8=</w:t>
             </w:r>
           </w:p>
         </w:tc>
@@ -885,7 +885,7 @@
                 <w:rFonts w:ascii="TimeNewRoman" w:hAnsi="TimeNewRoman"/>
                 <w:sz w:val="30"/>
               </w:rPr>
-              <w:t>487×8=</w:t>
+              <w:t>695×7=</w:t>
             </w:r>
           </w:p>
         </w:tc>
@@ -902,7 +902,7 @@
                 <w:rFonts w:ascii="TimeNewRoman" w:hAnsi="TimeNewRoman"/>
                 <w:sz w:val="30"/>
               </w:rPr>
-              <w:t>684×9=</w:t>
+              <w:t>190×3=</w:t>
             </w:r>
           </w:p>
         </w:tc>
@@ -919,7 +919,7 @@
                 <w:rFonts w:ascii="TimeNewRoman" w:hAnsi="TimeNewRoman"/>
                 <w:sz w:val="30"/>
               </w:rPr>
-              <w:t>898×4=</w:t>
+              <w:t>472×3=</w:t>
             </w:r>
           </w:p>
         </w:tc>
@@ -936,7 +936,7 @@
                 <w:rFonts w:ascii="TimeNewRoman" w:hAnsi="TimeNewRoman"/>
                 <w:sz w:val="30"/>
               </w:rPr>
-              <w:t>600×8=</w:t>
+              <w:t>426×3=</w:t>
             </w:r>
           </w:p>
         </w:tc>

--- a/three-digit_number_multiplied_by_one-digit_number.docx
+++ b/three-digit_number_multiplied_by_one-digit_number.docx
@@ -40,7 +40,7 @@
                 <w:rFonts w:ascii="TimeNewRoman" w:hAnsi="TimeNewRoman"/>
                 <w:sz w:val="30"/>
               </w:rPr>
-              <w:t>608×8=</w:t>
+              <w:t>887×3=</w:t>
             </w:r>
           </w:p>
         </w:tc>
@@ -57,7 +57,7 @@
                 <w:rFonts w:ascii="TimeNewRoman" w:hAnsi="TimeNewRoman"/>
                 <w:sz w:val="30"/>
               </w:rPr>
-              <w:t>829×9=</w:t>
+              <w:t>958×3=</w:t>
             </w:r>
           </w:p>
         </w:tc>
@@ -74,7 +74,7 @@
                 <w:rFonts w:ascii="TimeNewRoman" w:hAnsi="TimeNewRoman"/>
                 <w:sz w:val="30"/>
               </w:rPr>
-              <w:t>133×2=</w:t>
+              <w:t>776×6=</w:t>
             </w:r>
           </w:p>
         </w:tc>
@@ -91,7 +91,7 @@
                 <w:rFonts w:ascii="TimeNewRoman" w:hAnsi="TimeNewRoman"/>
                 <w:sz w:val="30"/>
               </w:rPr>
-              <w:t>836×4=</w:t>
+              <w:t>436×8=</w:t>
             </w:r>
           </w:p>
         </w:tc>
@@ -108,7 +108,7 @@
                 <w:rFonts w:ascii="TimeNewRoman" w:hAnsi="TimeNewRoman"/>
                 <w:sz w:val="30"/>
               </w:rPr>
-              <w:t>856×3=</w:t>
+              <w:t>442×2=</w:t>
             </w:r>
           </w:p>
         </w:tc>
@@ -223,7 +223,7 @@
                 <w:rFonts w:ascii="TimeNewRoman" w:hAnsi="TimeNewRoman"/>
                 <w:sz w:val="30"/>
               </w:rPr>
-              <w:t>743×2=</w:t>
+              <w:t>159×3=</w:t>
             </w:r>
           </w:p>
         </w:tc>
@@ -240,7 +240,7 @@
                 <w:rFonts w:ascii="TimeNewRoman" w:hAnsi="TimeNewRoman"/>
                 <w:sz w:val="30"/>
               </w:rPr>
-              <w:t>230×8=</w:t>
+              <w:t>815×6=</w:t>
             </w:r>
           </w:p>
         </w:tc>
@@ -257,7 +257,7 @@
                 <w:rFonts w:ascii="TimeNewRoman" w:hAnsi="TimeNewRoman"/>
                 <w:sz w:val="30"/>
               </w:rPr>
-              <w:t>727×9=</w:t>
+              <w:t>572×3=</w:t>
             </w:r>
           </w:p>
         </w:tc>
@@ -274,7 +274,7 @@
                 <w:rFonts w:ascii="TimeNewRoman" w:hAnsi="TimeNewRoman"/>
                 <w:sz w:val="30"/>
               </w:rPr>
-              <w:t>696×3=</w:t>
+              <w:t>370×2=</w:t>
             </w:r>
           </w:p>
         </w:tc>
@@ -291,7 +291,7 @@
                 <w:rFonts w:ascii="TimeNewRoman" w:hAnsi="TimeNewRoman"/>
                 <w:sz w:val="30"/>
               </w:rPr>
-              <w:t>510×2=</w:t>
+              <w:t>730×9=</w:t>
             </w:r>
           </w:p>
         </w:tc>
@@ -438,7 +438,7 @@
                 <w:rFonts w:ascii="TimeNewRoman" w:hAnsi="TimeNewRoman"/>
                 <w:sz w:val="30"/>
               </w:rPr>
-              <w:t>412×3=</w:t>
+              <w:t>226×5=</w:t>
             </w:r>
           </w:p>
         </w:tc>
@@ -455,7 +455,7 @@
                 <w:rFonts w:ascii="TimeNewRoman" w:hAnsi="TimeNewRoman"/>
                 <w:sz w:val="30"/>
               </w:rPr>
-              <w:t>667×3=</w:t>
+              <w:t>598×5=</w:t>
             </w:r>
           </w:p>
         </w:tc>
@@ -472,7 +472,7 @@
                 <w:rFonts w:ascii="TimeNewRoman" w:hAnsi="TimeNewRoman"/>
                 <w:sz w:val="30"/>
               </w:rPr>
-              <w:t>749×7=</w:t>
+              <w:t>500×5=</w:t>
             </w:r>
           </w:p>
         </w:tc>
@@ -489,7 +489,7 @@
                 <w:rFonts w:ascii="TimeNewRoman" w:hAnsi="TimeNewRoman"/>
                 <w:sz w:val="30"/>
               </w:rPr>
-              <w:t>284×5=</w:t>
+              <w:t>248×6=</w:t>
             </w:r>
           </w:p>
         </w:tc>
@@ -506,7 +506,7 @@
                 <w:rFonts w:ascii="TimeNewRoman" w:hAnsi="TimeNewRoman"/>
                 <w:sz w:val="30"/>
               </w:rPr>
-              <w:t>709×3=</w:t>
+              <w:t>578×8=</w:t>
             </w:r>
           </w:p>
         </w:tc>
@@ -653,7 +653,7 @@
                 <w:rFonts w:ascii="TimeNewRoman" w:hAnsi="TimeNewRoman"/>
                 <w:sz w:val="30"/>
               </w:rPr>
-              <w:t>319×2=</w:t>
+              <w:t>489×3=</w:t>
             </w:r>
           </w:p>
         </w:tc>
@@ -670,7 +670,7 @@
                 <w:rFonts w:ascii="TimeNewRoman" w:hAnsi="TimeNewRoman"/>
                 <w:sz w:val="30"/>
               </w:rPr>
-              <w:t>837×3=</w:t>
+              <w:t>254×9=</w:t>
             </w:r>
           </w:p>
         </w:tc>
@@ -687,7 +687,7 @@
                 <w:rFonts w:ascii="TimeNewRoman" w:hAnsi="TimeNewRoman"/>
                 <w:sz w:val="30"/>
               </w:rPr>
-              <w:t>938×8=</w:t>
+              <w:t>329×3=</w:t>
             </w:r>
           </w:p>
         </w:tc>
@@ -704,7 +704,7 @@
                 <w:rFonts w:ascii="TimeNewRoman" w:hAnsi="TimeNewRoman"/>
                 <w:sz w:val="30"/>
               </w:rPr>
-              <w:t>439×2=</w:t>
+              <w:t>965×2=</w:t>
             </w:r>
           </w:p>
         </w:tc>
@@ -721,7 +721,7 @@
                 <w:rFonts w:ascii="TimeNewRoman" w:hAnsi="TimeNewRoman"/>
                 <w:sz w:val="30"/>
               </w:rPr>
-              <w:t>276×8=</w:t>
+              <w:t>133×7=</w:t>
             </w:r>
           </w:p>
         </w:tc>
@@ -868,7 +868,7 @@
                 <w:rFonts w:ascii="TimeNewRoman" w:hAnsi="TimeNewRoman"/>
                 <w:sz w:val="30"/>
               </w:rPr>
-              <w:t>446×8=</w:t>
+              <w:t>685×8=</w:t>
             </w:r>
           </w:p>
         </w:tc>
@@ -885,7 +885,7 @@
                 <w:rFonts w:ascii="TimeNewRoman" w:hAnsi="TimeNewRoman"/>
                 <w:sz w:val="30"/>
               </w:rPr>
-              <w:t>695×7=</w:t>
+              <w:t>129×8=</w:t>
             </w:r>
           </w:p>
         </w:tc>
@@ -902,7 +902,7 @@
                 <w:rFonts w:ascii="TimeNewRoman" w:hAnsi="TimeNewRoman"/>
                 <w:sz w:val="30"/>
               </w:rPr>
-              <w:t>190×3=</w:t>
+              <w:t>852×9=</w:t>
             </w:r>
           </w:p>
         </w:tc>
@@ -919,7 +919,7 @@
                 <w:rFonts w:ascii="TimeNewRoman" w:hAnsi="TimeNewRoman"/>
                 <w:sz w:val="30"/>
               </w:rPr>
-              <w:t>472×3=</w:t>
+              <w:t>601×6=</w:t>
             </w:r>
           </w:p>
         </w:tc>
@@ -936,7 +936,7 @@
                 <w:rFonts w:ascii="TimeNewRoman" w:hAnsi="TimeNewRoman"/>
                 <w:sz w:val="30"/>
               </w:rPr>
-              <w:t>426×3=</w:t>
+              <w:t>437×7=</w:t>
             </w:r>
           </w:p>
         </w:tc>

--- a/three-digit_number_multiplied_by_one-digit_number.docx
+++ b/three-digit_number_multiplied_by_one-digit_number.docx
@@ -11,7 +11,7 @@
           <w:rFonts w:ascii="Arial" w:hAnsi="Arial"/>
           <w:sz w:val="30"/>
         </w:rPr>
-        <w:t>2026-09-27 Sunday</w:t>
+        <w:t>2026-09-28 Monday</w:t>
       </w:r>
     </w:p>
     <w:tbl>
@@ -40,7 +40,7 @@
                 <w:rFonts w:ascii="TimeNewRoman" w:hAnsi="TimeNewRoman"/>
                 <w:sz w:val="30"/>
               </w:rPr>
-              <w:t>887×3=</w:t>
+              <w:t>669×3=</w:t>
             </w:r>
           </w:p>
         </w:tc>
@@ -57,7 +57,7 @@
                 <w:rFonts w:ascii="TimeNewRoman" w:hAnsi="TimeNewRoman"/>
                 <w:sz w:val="30"/>
               </w:rPr>
-              <w:t>958×3=</w:t>
+              <w:t>907×3=</w:t>
             </w:r>
           </w:p>
         </w:tc>
@@ -74,7 +74,7 @@
                 <w:rFonts w:ascii="TimeNewRoman" w:hAnsi="TimeNewRoman"/>
                 <w:sz w:val="30"/>
               </w:rPr>
-              <w:t>776×6=</w:t>
+              <w:t>481×6=</w:t>
             </w:r>
           </w:p>
         </w:tc>
@@ -91,7 +91,7 @@
                 <w:rFonts w:ascii="TimeNewRoman" w:hAnsi="TimeNewRoman"/>
                 <w:sz w:val="30"/>
               </w:rPr>
-              <w:t>436×8=</w:t>
+              <w:t>798×5=</w:t>
             </w:r>
           </w:p>
         </w:tc>
@@ -108,7 +108,7 @@
                 <w:rFonts w:ascii="TimeNewRoman" w:hAnsi="TimeNewRoman"/>
                 <w:sz w:val="30"/>
               </w:rPr>
-              <w:t>442×2=</w:t>
+              <w:t>564×8=</w:t>
             </w:r>
           </w:p>
         </w:tc>
@@ -223,7 +223,7 @@
                 <w:rFonts w:ascii="TimeNewRoman" w:hAnsi="TimeNewRoman"/>
                 <w:sz w:val="30"/>
               </w:rPr>
-              <w:t>159×3=</w:t>
+              <w:t>301×3=</w:t>
             </w:r>
           </w:p>
         </w:tc>
@@ -240,7 +240,7 @@
                 <w:rFonts w:ascii="TimeNewRoman" w:hAnsi="TimeNewRoman"/>
                 <w:sz w:val="30"/>
               </w:rPr>
-              <w:t>815×6=</w:t>
+              <w:t>609×5=</w:t>
             </w:r>
           </w:p>
         </w:tc>
@@ -257,7 +257,7 @@
                 <w:rFonts w:ascii="TimeNewRoman" w:hAnsi="TimeNewRoman"/>
                 <w:sz w:val="30"/>
               </w:rPr>
-              <w:t>572×3=</w:t>
+              <w:t>866×6=</w:t>
             </w:r>
           </w:p>
         </w:tc>
@@ -274,7 +274,7 @@
                 <w:rFonts w:ascii="TimeNewRoman" w:hAnsi="TimeNewRoman"/>
                 <w:sz w:val="30"/>
               </w:rPr>
-              <w:t>370×2=</w:t>
+              <w:t>269×5=</w:t>
             </w:r>
           </w:p>
         </w:tc>
@@ -291,7 +291,7 @@
                 <w:rFonts w:ascii="TimeNewRoman" w:hAnsi="TimeNewRoman"/>
                 <w:sz w:val="30"/>
               </w:rPr>
-              <w:t>730×9=</w:t>
+              <w:t>711×4=</w:t>
             </w:r>
           </w:p>
         </w:tc>
@@ -438,7 +438,7 @@
                 <w:rFonts w:ascii="TimeNewRoman" w:hAnsi="TimeNewRoman"/>
                 <w:sz w:val="30"/>
               </w:rPr>
-              <w:t>226×5=</w:t>
+              <w:t>506×4=</w:t>
             </w:r>
           </w:p>
         </w:tc>
@@ -455,7 +455,7 @@
                 <w:rFonts w:ascii="TimeNewRoman" w:hAnsi="TimeNewRoman"/>
                 <w:sz w:val="30"/>
               </w:rPr>
-              <w:t>598×5=</w:t>
+              <w:t>399×6=</w:t>
             </w:r>
           </w:p>
         </w:tc>
@@ -472,7 +472,7 @@
                 <w:rFonts w:ascii="TimeNewRoman" w:hAnsi="TimeNewRoman"/>
                 <w:sz w:val="30"/>
               </w:rPr>
-              <w:t>500×5=</w:t>
+              <w:t>932×6=</w:t>
             </w:r>
           </w:p>
         </w:tc>
@@ -489,7 +489,7 @@
                 <w:rFonts w:ascii="TimeNewRoman" w:hAnsi="TimeNewRoman"/>
                 <w:sz w:val="30"/>
               </w:rPr>
-              <w:t>248×6=</w:t>
+              <w:t>525×6=</w:t>
             </w:r>
           </w:p>
         </w:tc>
@@ -506,7 +506,7 @@
                 <w:rFonts w:ascii="TimeNewRoman" w:hAnsi="TimeNewRoman"/>
                 <w:sz w:val="30"/>
               </w:rPr>
-              <w:t>578×8=</w:t>
+              <w:t>789×7=</w:t>
             </w:r>
           </w:p>
         </w:tc>
@@ -653,7 +653,7 @@
                 <w:rFonts w:ascii="TimeNewRoman" w:hAnsi="TimeNewRoman"/>
                 <w:sz w:val="30"/>
               </w:rPr>
-              <w:t>489×3=</w:t>
+              <w:t>819×7=</w:t>
             </w:r>
           </w:p>
         </w:tc>
@@ -670,7 +670,7 @@
                 <w:rFonts w:ascii="TimeNewRoman" w:hAnsi="TimeNewRoman"/>
                 <w:sz w:val="30"/>
               </w:rPr>
-              <w:t>254×9=</w:t>
+              <w:t>638×4=</w:t>
             </w:r>
           </w:p>
         </w:tc>
@@ -687,7 +687,7 @@
                 <w:rFonts w:ascii="TimeNewRoman" w:hAnsi="TimeNewRoman"/>
                 <w:sz w:val="30"/>
               </w:rPr>
-              <w:t>329×3=</w:t>
+              <w:t>590×4=</w:t>
             </w:r>
           </w:p>
         </w:tc>
@@ -704,7 +704,7 @@
                 <w:rFonts w:ascii="TimeNewRoman" w:hAnsi="TimeNewRoman"/>
                 <w:sz w:val="30"/>
               </w:rPr>
-              <w:t>965×2=</w:t>
+              <w:t>745×2=</w:t>
             </w:r>
           </w:p>
         </w:tc>
@@ -721,7 +721,7 @@
                 <w:rFonts w:ascii="TimeNewRoman" w:hAnsi="TimeNewRoman"/>
                 <w:sz w:val="30"/>
               </w:rPr>
-              <w:t>133×7=</w:t>
+              <w:t>183×2=</w:t>
             </w:r>
           </w:p>
         </w:tc>
@@ -868,7 +868,7 @@
                 <w:rFonts w:ascii="TimeNewRoman" w:hAnsi="TimeNewRoman"/>
                 <w:sz w:val="30"/>
               </w:rPr>
-              <w:t>685×8=</w:t>
+              <w:t>689×3=</w:t>
             </w:r>
           </w:p>
         </w:tc>
@@ -885,7 +885,7 @@
                 <w:rFonts w:ascii="TimeNewRoman" w:hAnsi="TimeNewRoman"/>
                 <w:sz w:val="30"/>
               </w:rPr>
-              <w:t>129×8=</w:t>
+              <w:t>366×6=</w:t>
             </w:r>
           </w:p>
         </w:tc>
@@ -902,7 +902,7 @@
                 <w:rFonts w:ascii="TimeNewRoman" w:hAnsi="TimeNewRoman"/>
                 <w:sz w:val="30"/>
               </w:rPr>
-              <w:t>852×9=</w:t>
+              <w:t>911×8=</w:t>
             </w:r>
           </w:p>
         </w:tc>
@@ -919,7 +919,7 @@
                 <w:rFonts w:ascii="TimeNewRoman" w:hAnsi="TimeNewRoman"/>
                 <w:sz w:val="30"/>
               </w:rPr>
-              <w:t>601×6=</w:t>
+              <w:t>105×8=</w:t>
             </w:r>
           </w:p>
         </w:tc>
@@ -936,7 +936,7 @@
                 <w:rFonts w:ascii="TimeNewRoman" w:hAnsi="TimeNewRoman"/>
                 <w:sz w:val="30"/>
               </w:rPr>
-              <w:t>437×7=</w:t>
+              <w:t>947×7=</w:t>
             </w:r>
           </w:p>
         </w:tc>

--- a/three-digit_number_multiplied_by_one-digit_number.docx
+++ b/three-digit_number_multiplied_by_one-digit_number.docx
@@ -40,7 +40,7 @@
                 <w:rFonts w:ascii="TimeNewRoman" w:hAnsi="TimeNewRoman"/>
                 <w:sz w:val="30"/>
               </w:rPr>
-              <w:t>669×3=</w:t>
+              <w:t>117×3=</w:t>
             </w:r>
           </w:p>
         </w:tc>
@@ -57,7 +57,7 @@
                 <w:rFonts w:ascii="TimeNewRoman" w:hAnsi="TimeNewRoman"/>
                 <w:sz w:val="30"/>
               </w:rPr>
-              <w:t>907×3=</w:t>
+              <w:t>918×7=</w:t>
             </w:r>
           </w:p>
         </w:tc>
@@ -74,7 +74,7 @@
                 <w:rFonts w:ascii="TimeNewRoman" w:hAnsi="TimeNewRoman"/>
                 <w:sz w:val="30"/>
               </w:rPr>
-              <w:t>481×6=</w:t>
+              <w:t>352×5=</w:t>
             </w:r>
           </w:p>
         </w:tc>
@@ -91,7 +91,7 @@
                 <w:rFonts w:ascii="TimeNewRoman" w:hAnsi="TimeNewRoman"/>
                 <w:sz w:val="30"/>
               </w:rPr>
-              <w:t>798×5=</w:t>
+              <w:t>629×6=</w:t>
             </w:r>
           </w:p>
         </w:tc>
@@ -108,7 +108,7 @@
                 <w:rFonts w:ascii="TimeNewRoman" w:hAnsi="TimeNewRoman"/>
                 <w:sz w:val="30"/>
               </w:rPr>
-              <w:t>564×8=</w:t>
+              <w:t>839×6=</w:t>
             </w:r>
           </w:p>
         </w:tc>
@@ -223,7 +223,7 @@
                 <w:rFonts w:ascii="TimeNewRoman" w:hAnsi="TimeNewRoman"/>
                 <w:sz w:val="30"/>
               </w:rPr>
-              <w:t>301×3=</w:t>
+              <w:t>968×4=</w:t>
             </w:r>
           </w:p>
         </w:tc>
@@ -240,7 +240,7 @@
                 <w:rFonts w:ascii="TimeNewRoman" w:hAnsi="TimeNewRoman"/>
                 <w:sz w:val="30"/>
               </w:rPr>
-              <w:t>609×5=</w:t>
+              <w:t>367×3=</w:t>
             </w:r>
           </w:p>
         </w:tc>
@@ -257,7 +257,7 @@
                 <w:rFonts w:ascii="TimeNewRoman" w:hAnsi="TimeNewRoman"/>
                 <w:sz w:val="30"/>
               </w:rPr>
-              <w:t>866×6=</w:t>
+              <w:t>123×9=</w:t>
             </w:r>
           </w:p>
         </w:tc>
@@ -274,7 +274,7 @@
                 <w:rFonts w:ascii="TimeNewRoman" w:hAnsi="TimeNewRoman"/>
                 <w:sz w:val="30"/>
               </w:rPr>
-              <w:t>269×5=</w:t>
+              <w:t>572×2=</w:t>
             </w:r>
           </w:p>
         </w:tc>
@@ -291,7 +291,7 @@
                 <w:rFonts w:ascii="TimeNewRoman" w:hAnsi="TimeNewRoman"/>
                 <w:sz w:val="30"/>
               </w:rPr>
-              <w:t>711×4=</w:t>
+              <w:t>324×3=</w:t>
             </w:r>
           </w:p>
         </w:tc>
@@ -438,7 +438,7 @@
                 <w:rFonts w:ascii="TimeNewRoman" w:hAnsi="TimeNewRoman"/>
                 <w:sz w:val="30"/>
               </w:rPr>
-              <w:t>506×4=</w:t>
+              <w:t>687×2=</w:t>
             </w:r>
           </w:p>
         </w:tc>
@@ -455,7 +455,7 @@
                 <w:rFonts w:ascii="TimeNewRoman" w:hAnsi="TimeNewRoman"/>
                 <w:sz w:val="30"/>
               </w:rPr>
-              <w:t>399×6=</w:t>
+              <w:t>772×3=</w:t>
             </w:r>
           </w:p>
         </w:tc>
@@ -472,7 +472,7 @@
                 <w:rFonts w:ascii="TimeNewRoman" w:hAnsi="TimeNewRoman"/>
                 <w:sz w:val="30"/>
               </w:rPr>
-              <w:t>932×6=</w:t>
+              <w:t>922×9=</w:t>
             </w:r>
           </w:p>
         </w:tc>
@@ -489,7 +489,7 @@
                 <w:rFonts w:ascii="TimeNewRoman" w:hAnsi="TimeNewRoman"/>
                 <w:sz w:val="30"/>
               </w:rPr>
-              <w:t>525×6=</w:t>
+              <w:t>126×9=</w:t>
             </w:r>
           </w:p>
         </w:tc>
@@ -506,7 +506,7 @@
                 <w:rFonts w:ascii="TimeNewRoman" w:hAnsi="TimeNewRoman"/>
                 <w:sz w:val="30"/>
               </w:rPr>
-              <w:t>789×7=</w:t>
+              <w:t>704×3=</w:t>
             </w:r>
           </w:p>
         </w:tc>
@@ -653,7 +653,7 @@
                 <w:rFonts w:ascii="TimeNewRoman" w:hAnsi="TimeNewRoman"/>
                 <w:sz w:val="30"/>
               </w:rPr>
-              <w:t>819×7=</w:t>
+              <w:t>661×4=</w:t>
             </w:r>
           </w:p>
         </w:tc>
@@ -670,7 +670,7 @@
                 <w:rFonts w:ascii="TimeNewRoman" w:hAnsi="TimeNewRoman"/>
                 <w:sz w:val="30"/>
               </w:rPr>
-              <w:t>638×4=</w:t>
+              <w:t>502×4=</w:t>
             </w:r>
           </w:p>
         </w:tc>
@@ -687,7 +687,7 @@
                 <w:rFonts w:ascii="TimeNewRoman" w:hAnsi="TimeNewRoman"/>
                 <w:sz w:val="30"/>
               </w:rPr>
-              <w:t>590×4=</w:t>
+              <w:t>766×6=</w:t>
             </w:r>
           </w:p>
         </w:tc>
@@ -704,7 +704,7 @@
                 <w:rFonts w:ascii="TimeNewRoman" w:hAnsi="TimeNewRoman"/>
                 <w:sz w:val="30"/>
               </w:rPr>
-              <w:t>745×2=</w:t>
+              <w:t>652×8=</w:t>
             </w:r>
           </w:p>
         </w:tc>
@@ -721,7 +721,7 @@
                 <w:rFonts w:ascii="TimeNewRoman" w:hAnsi="TimeNewRoman"/>
                 <w:sz w:val="30"/>
               </w:rPr>
-              <w:t>183×2=</w:t>
+              <w:t>219×8=</w:t>
             </w:r>
           </w:p>
         </w:tc>
@@ -868,7 +868,7 @@
                 <w:rFonts w:ascii="TimeNewRoman" w:hAnsi="TimeNewRoman"/>
                 <w:sz w:val="30"/>
               </w:rPr>
-              <w:t>689×3=</w:t>
+              <w:t>998×4=</w:t>
             </w:r>
           </w:p>
         </w:tc>
@@ -885,7 +885,7 @@
                 <w:rFonts w:ascii="TimeNewRoman" w:hAnsi="TimeNewRoman"/>
                 <w:sz w:val="30"/>
               </w:rPr>
-              <w:t>366×6=</w:t>
+              <w:t>640×9=</w:t>
             </w:r>
           </w:p>
         </w:tc>
@@ -902,7 +902,7 @@
                 <w:rFonts w:ascii="TimeNewRoman" w:hAnsi="TimeNewRoman"/>
                 <w:sz w:val="30"/>
               </w:rPr>
-              <w:t>911×8=</w:t>
+              <w:t>290×7=</w:t>
             </w:r>
           </w:p>
         </w:tc>
@@ -919,7 +919,7 @@
                 <w:rFonts w:ascii="TimeNewRoman" w:hAnsi="TimeNewRoman"/>
                 <w:sz w:val="30"/>
               </w:rPr>
-              <w:t>105×8=</w:t>
+              <w:t>428×6=</w:t>
             </w:r>
           </w:p>
         </w:tc>
@@ -936,7 +936,7 @@
                 <w:rFonts w:ascii="TimeNewRoman" w:hAnsi="TimeNewRoman"/>
                 <w:sz w:val="30"/>
               </w:rPr>
-              <w:t>947×7=</w:t>
+              <w:t>886×8=</w:t>
             </w:r>
           </w:p>
         </w:tc>

--- a/three-digit_number_multiplied_by_one-digit_number.docx
+++ b/three-digit_number_multiplied_by_one-digit_number.docx
@@ -11,7 +11,7 @@
           <w:rFonts w:ascii="Arial" w:hAnsi="Arial"/>
           <w:sz w:val="30"/>
         </w:rPr>
-        <w:t>2026-09-28 Monday</w:t>
+        <w:t>2026-09-29 Tuesday</w:t>
       </w:r>
     </w:p>
     <w:tbl>
@@ -40,7 +40,7 @@
                 <w:rFonts w:ascii="TimeNewRoman" w:hAnsi="TimeNewRoman"/>
                 <w:sz w:val="30"/>
               </w:rPr>
-              <w:t>117×3=</w:t>
+              <w:t>515×3=</w:t>
             </w:r>
           </w:p>
         </w:tc>
@@ -57,7 +57,7 @@
                 <w:rFonts w:ascii="TimeNewRoman" w:hAnsi="TimeNewRoman"/>
                 <w:sz w:val="30"/>
               </w:rPr>
-              <w:t>918×7=</w:t>
+              <w:t>207×4=</w:t>
             </w:r>
           </w:p>
         </w:tc>
@@ -74,7 +74,7 @@
                 <w:rFonts w:ascii="TimeNewRoman" w:hAnsi="TimeNewRoman"/>
                 <w:sz w:val="30"/>
               </w:rPr>
-              <w:t>352×5=</w:t>
+              <w:t>374×9=</w:t>
             </w:r>
           </w:p>
         </w:tc>
@@ -91,7 +91,7 @@
                 <w:rFonts w:ascii="TimeNewRoman" w:hAnsi="TimeNewRoman"/>
                 <w:sz w:val="30"/>
               </w:rPr>
-              <w:t>629×6=</w:t>
+              <w:t>836×2=</w:t>
             </w:r>
           </w:p>
         </w:tc>
@@ -108,7 +108,7 @@
                 <w:rFonts w:ascii="TimeNewRoman" w:hAnsi="TimeNewRoman"/>
                 <w:sz w:val="30"/>
               </w:rPr>
-              <w:t>839×6=</w:t>
+              <w:t>722×5=</w:t>
             </w:r>
           </w:p>
         </w:tc>
@@ -223,7 +223,7 @@
                 <w:rFonts w:ascii="TimeNewRoman" w:hAnsi="TimeNewRoman"/>
                 <w:sz w:val="30"/>
               </w:rPr>
-              <w:t>968×4=</w:t>
+              <w:t>302×5=</w:t>
             </w:r>
           </w:p>
         </w:tc>
@@ -240,7 +240,7 @@
                 <w:rFonts w:ascii="TimeNewRoman" w:hAnsi="TimeNewRoman"/>
                 <w:sz w:val="30"/>
               </w:rPr>
-              <w:t>367×3=</w:t>
+              <w:t>101×2=</w:t>
             </w:r>
           </w:p>
         </w:tc>
@@ -257,7 +257,7 @@
                 <w:rFonts w:ascii="TimeNewRoman" w:hAnsi="TimeNewRoman"/>
                 <w:sz w:val="30"/>
               </w:rPr>
-              <w:t>123×9=</w:t>
+              <w:t>132×6=</w:t>
             </w:r>
           </w:p>
         </w:tc>
@@ -274,7 +274,7 @@
                 <w:rFonts w:ascii="TimeNewRoman" w:hAnsi="TimeNewRoman"/>
                 <w:sz w:val="30"/>
               </w:rPr>
-              <w:t>572×2=</w:t>
+              <w:t>452×2=</w:t>
             </w:r>
           </w:p>
         </w:tc>
@@ -291,7 +291,7 @@
                 <w:rFonts w:ascii="TimeNewRoman" w:hAnsi="TimeNewRoman"/>
                 <w:sz w:val="30"/>
               </w:rPr>
-              <w:t>324×3=</w:t>
+              <w:t>797×5=</w:t>
             </w:r>
           </w:p>
         </w:tc>
@@ -438,7 +438,7 @@
                 <w:rFonts w:ascii="TimeNewRoman" w:hAnsi="TimeNewRoman"/>
                 <w:sz w:val="30"/>
               </w:rPr>
-              <w:t>687×2=</w:t>
+              <w:t>864×5=</w:t>
             </w:r>
           </w:p>
         </w:tc>
@@ -455,7 +455,7 @@
                 <w:rFonts w:ascii="TimeNewRoman" w:hAnsi="TimeNewRoman"/>
                 <w:sz w:val="30"/>
               </w:rPr>
-              <w:t>772×3=</w:t>
+              <w:t>802×2=</w:t>
             </w:r>
           </w:p>
         </w:tc>
@@ -472,7 +472,7 @@
                 <w:rFonts w:ascii="TimeNewRoman" w:hAnsi="TimeNewRoman"/>
                 <w:sz w:val="30"/>
               </w:rPr>
-              <w:t>922×9=</w:t>
+              <w:t>143×4=</w:t>
             </w:r>
           </w:p>
         </w:tc>
@@ -489,7 +489,7 @@
                 <w:rFonts w:ascii="TimeNewRoman" w:hAnsi="TimeNewRoman"/>
                 <w:sz w:val="30"/>
               </w:rPr>
-              <w:t>126×9=</w:t>
+              <w:t>979×4=</w:t>
             </w:r>
           </w:p>
         </w:tc>
@@ -506,7 +506,7 @@
                 <w:rFonts w:ascii="TimeNewRoman" w:hAnsi="TimeNewRoman"/>
                 <w:sz w:val="30"/>
               </w:rPr>
-              <w:t>704×3=</w:t>
+              <w:t>479×8=</w:t>
             </w:r>
           </w:p>
         </w:tc>
@@ -653,7 +653,7 @@
                 <w:rFonts w:ascii="TimeNewRoman" w:hAnsi="TimeNewRoman"/>
                 <w:sz w:val="30"/>
               </w:rPr>
-              <w:t>661×4=</w:t>
+              <w:t>106×5=</w:t>
             </w:r>
           </w:p>
         </w:tc>
@@ -670,7 +670,7 @@
                 <w:rFonts w:ascii="TimeNewRoman" w:hAnsi="TimeNewRoman"/>
                 <w:sz w:val="30"/>
               </w:rPr>
-              <w:t>502×4=</w:t>
+              <w:t>505×2=</w:t>
             </w:r>
           </w:p>
         </w:tc>
@@ -687,7 +687,7 @@
                 <w:rFonts w:ascii="TimeNewRoman" w:hAnsi="TimeNewRoman"/>
                 <w:sz w:val="30"/>
               </w:rPr>
-              <w:t>766×6=</w:t>
+              <w:t>259×8=</w:t>
             </w:r>
           </w:p>
         </w:tc>
@@ -704,7 +704,7 @@
                 <w:rFonts w:ascii="TimeNewRoman" w:hAnsi="TimeNewRoman"/>
                 <w:sz w:val="30"/>
               </w:rPr>
-              <w:t>652×8=</w:t>
+              <w:t>329×2=</w:t>
             </w:r>
           </w:p>
         </w:tc>
@@ -721,7 +721,7 @@
                 <w:rFonts w:ascii="TimeNewRoman" w:hAnsi="TimeNewRoman"/>
                 <w:sz w:val="30"/>
               </w:rPr>
-              <w:t>219×8=</w:t>
+              <w:t>297×8=</w:t>
             </w:r>
           </w:p>
         </w:tc>
@@ -868,7 +868,7 @@
                 <w:rFonts w:ascii="TimeNewRoman" w:hAnsi="TimeNewRoman"/>
                 <w:sz w:val="30"/>
               </w:rPr>
-              <w:t>998×4=</w:t>
+              <w:t>239×7=</w:t>
             </w:r>
           </w:p>
         </w:tc>
@@ -885,7 +885,7 @@
                 <w:rFonts w:ascii="TimeNewRoman" w:hAnsi="TimeNewRoman"/>
                 <w:sz w:val="30"/>
               </w:rPr>
-              <w:t>640×9=</w:t>
+              <w:t>606×9=</w:t>
             </w:r>
           </w:p>
         </w:tc>
@@ -902,7 +902,7 @@
                 <w:rFonts w:ascii="TimeNewRoman" w:hAnsi="TimeNewRoman"/>
                 <w:sz w:val="30"/>
               </w:rPr>
-              <w:t>290×7=</w:t>
+              <w:t>348×2=</w:t>
             </w:r>
           </w:p>
         </w:tc>
@@ -919,7 +919,7 @@
                 <w:rFonts w:ascii="TimeNewRoman" w:hAnsi="TimeNewRoman"/>
                 <w:sz w:val="30"/>
               </w:rPr>
-              <w:t>428×6=</w:t>
+              <w:t>712×3=</w:t>
             </w:r>
           </w:p>
         </w:tc>
@@ -936,7 +936,7 @@
                 <w:rFonts w:ascii="TimeNewRoman" w:hAnsi="TimeNewRoman"/>
                 <w:sz w:val="30"/>
               </w:rPr>
-              <w:t>886×8=</w:t>
+              <w:t>168×4=</w:t>
             </w:r>
           </w:p>
         </w:tc>

--- a/three-digit_number_multiplied_by_one-digit_number.docx
+++ b/three-digit_number_multiplied_by_one-digit_number.docx
@@ -40,7 +40,7 @@
                 <w:rFonts w:ascii="TimeNewRoman" w:hAnsi="TimeNewRoman"/>
                 <w:sz w:val="30"/>
               </w:rPr>
-              <w:t>515×3=</w:t>
+              <w:t>600×2=</w:t>
             </w:r>
           </w:p>
         </w:tc>
@@ -57,7 +57,7 @@
                 <w:rFonts w:ascii="TimeNewRoman" w:hAnsi="TimeNewRoman"/>
                 <w:sz w:val="30"/>
               </w:rPr>
-              <w:t>207×4=</w:t>
+              <w:t>948×9=</w:t>
             </w:r>
           </w:p>
         </w:tc>
@@ -74,7 +74,7 @@
                 <w:rFonts w:ascii="TimeNewRoman" w:hAnsi="TimeNewRoman"/>
                 <w:sz w:val="30"/>
               </w:rPr>
-              <w:t>374×9=</w:t>
+              <w:t>609×5=</w:t>
             </w:r>
           </w:p>
         </w:tc>
@@ -91,7 +91,7 @@
                 <w:rFonts w:ascii="TimeNewRoman" w:hAnsi="TimeNewRoman"/>
                 <w:sz w:val="30"/>
               </w:rPr>
-              <w:t>836×2=</w:t>
+              <w:t>382×3=</w:t>
             </w:r>
           </w:p>
         </w:tc>
@@ -108,7 +108,7 @@
                 <w:rFonts w:ascii="TimeNewRoman" w:hAnsi="TimeNewRoman"/>
                 <w:sz w:val="30"/>
               </w:rPr>
-              <w:t>722×5=</w:t>
+              <w:t>890×9=</w:t>
             </w:r>
           </w:p>
         </w:tc>
@@ -223,7 +223,7 @@
                 <w:rFonts w:ascii="TimeNewRoman" w:hAnsi="TimeNewRoman"/>
                 <w:sz w:val="30"/>
               </w:rPr>
-              <w:t>302×5=</w:t>
+              <w:t>682×4=</w:t>
             </w:r>
           </w:p>
         </w:tc>
@@ -240,7 +240,7 @@
                 <w:rFonts w:ascii="TimeNewRoman" w:hAnsi="TimeNewRoman"/>
                 <w:sz w:val="30"/>
               </w:rPr>
-              <w:t>101×2=</w:t>
+              <w:t>170×6=</w:t>
             </w:r>
           </w:p>
         </w:tc>
@@ -257,7 +257,7 @@
                 <w:rFonts w:ascii="TimeNewRoman" w:hAnsi="TimeNewRoman"/>
                 <w:sz w:val="30"/>
               </w:rPr>
-              <w:t>132×6=</w:t>
+              <w:t>964×8=</w:t>
             </w:r>
           </w:p>
         </w:tc>
@@ -274,7 +274,7 @@
                 <w:rFonts w:ascii="TimeNewRoman" w:hAnsi="TimeNewRoman"/>
                 <w:sz w:val="30"/>
               </w:rPr>
-              <w:t>452×2=</w:t>
+              <w:t>327×4=</w:t>
             </w:r>
           </w:p>
         </w:tc>
@@ -291,7 +291,7 @@
                 <w:rFonts w:ascii="TimeNewRoman" w:hAnsi="TimeNewRoman"/>
                 <w:sz w:val="30"/>
               </w:rPr>
-              <w:t>797×5=</w:t>
+              <w:t>193×5=</w:t>
             </w:r>
           </w:p>
         </w:tc>
@@ -438,7 +438,7 @@
                 <w:rFonts w:ascii="TimeNewRoman" w:hAnsi="TimeNewRoman"/>
                 <w:sz w:val="30"/>
               </w:rPr>
-              <w:t>864×5=</w:t>
+              <w:t>316×6=</w:t>
             </w:r>
           </w:p>
         </w:tc>
@@ -455,7 +455,7 @@
                 <w:rFonts w:ascii="TimeNewRoman" w:hAnsi="TimeNewRoman"/>
                 <w:sz w:val="30"/>
               </w:rPr>
-              <w:t>802×2=</w:t>
+              <w:t>648×4=</w:t>
             </w:r>
           </w:p>
         </w:tc>
@@ -472,7 +472,7 @@
                 <w:rFonts w:ascii="TimeNewRoman" w:hAnsi="TimeNewRoman"/>
                 <w:sz w:val="30"/>
               </w:rPr>
-              <w:t>143×4=</w:t>
+              <w:t>578×4=</w:t>
             </w:r>
           </w:p>
         </w:tc>
@@ -489,7 +489,7 @@
                 <w:rFonts w:ascii="TimeNewRoman" w:hAnsi="TimeNewRoman"/>
                 <w:sz w:val="30"/>
               </w:rPr>
-              <w:t>979×4=</w:t>
+              <w:t>460×2=</w:t>
             </w:r>
           </w:p>
         </w:tc>
@@ -506,7 +506,7 @@
                 <w:rFonts w:ascii="TimeNewRoman" w:hAnsi="TimeNewRoman"/>
                 <w:sz w:val="30"/>
               </w:rPr>
-              <w:t>479×8=</w:t>
+              <w:t>348×3=</w:t>
             </w:r>
           </w:p>
         </w:tc>
@@ -653,7 +653,7 @@
                 <w:rFonts w:ascii="TimeNewRoman" w:hAnsi="TimeNewRoman"/>
                 <w:sz w:val="30"/>
               </w:rPr>
-              <w:t>106×5=</w:t>
+              <w:t>394×5=</w:t>
             </w:r>
           </w:p>
         </w:tc>
@@ -670,7 +670,7 @@
                 <w:rFonts w:ascii="TimeNewRoman" w:hAnsi="TimeNewRoman"/>
                 <w:sz w:val="30"/>
               </w:rPr>
-              <w:t>505×2=</w:t>
+              <w:t>345×6=</w:t>
             </w:r>
           </w:p>
         </w:tc>
@@ -687,7 +687,7 @@
                 <w:rFonts w:ascii="TimeNewRoman" w:hAnsi="TimeNewRoman"/>
                 <w:sz w:val="30"/>
               </w:rPr>
-              <w:t>259×8=</w:t>
+              <w:t>691×6=</w:t>
             </w:r>
           </w:p>
         </w:tc>
@@ -704,7 +704,7 @@
                 <w:rFonts w:ascii="TimeNewRoman" w:hAnsi="TimeNewRoman"/>
                 <w:sz w:val="30"/>
               </w:rPr>
-              <w:t>329×2=</w:t>
+              <w:t>236×4=</w:t>
             </w:r>
           </w:p>
         </w:tc>
@@ -721,7 +721,7 @@
                 <w:rFonts w:ascii="TimeNewRoman" w:hAnsi="TimeNewRoman"/>
                 <w:sz w:val="30"/>
               </w:rPr>
-              <w:t>297×8=</w:t>
+              <w:t>918×8=</w:t>
             </w:r>
           </w:p>
         </w:tc>
@@ -868,7 +868,7 @@
                 <w:rFonts w:ascii="TimeNewRoman" w:hAnsi="TimeNewRoman"/>
                 <w:sz w:val="30"/>
               </w:rPr>
-              <w:t>239×7=</w:t>
+              <w:t>468×7=</w:t>
             </w:r>
           </w:p>
         </w:tc>
@@ -885,7 +885,7 @@
                 <w:rFonts w:ascii="TimeNewRoman" w:hAnsi="TimeNewRoman"/>
                 <w:sz w:val="30"/>
               </w:rPr>
-              <w:t>606×9=</w:t>
+              <w:t>979×4=</w:t>
             </w:r>
           </w:p>
         </w:tc>
@@ -902,7 +902,7 @@
                 <w:rFonts w:ascii="TimeNewRoman" w:hAnsi="TimeNewRoman"/>
                 <w:sz w:val="30"/>
               </w:rPr>
-              <w:t>348×2=</w:t>
+              <w:t>826×8=</w:t>
             </w:r>
           </w:p>
         </w:tc>
@@ -919,7 +919,7 @@
                 <w:rFonts w:ascii="TimeNewRoman" w:hAnsi="TimeNewRoman"/>
                 <w:sz w:val="30"/>
               </w:rPr>
-              <w:t>712×3=</w:t>
+              <w:t>693×9=</w:t>
             </w:r>
           </w:p>
         </w:tc>
@@ -936,7 +936,7 @@
                 <w:rFonts w:ascii="TimeNewRoman" w:hAnsi="TimeNewRoman"/>
                 <w:sz w:val="30"/>
               </w:rPr>
-              <w:t>168×4=</w:t>
+              <w:t>854×6=</w:t>
             </w:r>
           </w:p>
         </w:tc>

--- a/three-digit_number_multiplied_by_one-digit_number.docx
+++ b/three-digit_number_multiplied_by_one-digit_number.docx
@@ -11,7 +11,7 @@
           <w:rFonts w:ascii="Arial" w:hAnsi="Arial"/>
           <w:sz w:val="30"/>
         </w:rPr>
-        <w:t>2026-09-29 Tuesday</w:t>
+        <w:t>2026-09-30 Wednesday</w:t>
       </w:r>
     </w:p>
     <w:tbl>
@@ -40,7 +40,7 @@
                 <w:rFonts w:ascii="TimeNewRoman" w:hAnsi="TimeNewRoman"/>
                 <w:sz w:val="30"/>
               </w:rPr>
-              <w:t>600×2=</w:t>
+              <w:t>172×6=</w:t>
             </w:r>
           </w:p>
         </w:tc>
@@ -57,7 +57,7 @@
                 <w:rFonts w:ascii="TimeNewRoman" w:hAnsi="TimeNewRoman"/>
                 <w:sz w:val="30"/>
               </w:rPr>
-              <w:t>948×9=</w:t>
+              <w:t>507×2=</w:t>
             </w:r>
           </w:p>
         </w:tc>
@@ -74,7 +74,7 @@
                 <w:rFonts w:ascii="TimeNewRoman" w:hAnsi="TimeNewRoman"/>
                 <w:sz w:val="30"/>
               </w:rPr>
-              <w:t>609×5=</w:t>
+              <w:t>170×9=</w:t>
             </w:r>
           </w:p>
         </w:tc>
@@ -91,7 +91,7 @@
                 <w:rFonts w:ascii="TimeNewRoman" w:hAnsi="TimeNewRoman"/>
                 <w:sz w:val="30"/>
               </w:rPr>
-              <w:t>382×3=</w:t>
+              <w:t>795×9=</w:t>
             </w:r>
           </w:p>
         </w:tc>
@@ -108,7 +108,7 @@
                 <w:rFonts w:ascii="TimeNewRoman" w:hAnsi="TimeNewRoman"/>
                 <w:sz w:val="30"/>
               </w:rPr>
-              <w:t>890×9=</w:t>
+              <w:t>718×7=</w:t>
             </w:r>
           </w:p>
         </w:tc>
@@ -223,7 +223,7 @@
                 <w:rFonts w:ascii="TimeNewRoman" w:hAnsi="TimeNewRoman"/>
                 <w:sz w:val="30"/>
               </w:rPr>
-              <w:t>682×4=</w:t>
+              <w:t>879×4=</w:t>
             </w:r>
           </w:p>
         </w:tc>
@@ -240,7 +240,7 @@
                 <w:rFonts w:ascii="TimeNewRoman" w:hAnsi="TimeNewRoman"/>
                 <w:sz w:val="30"/>
               </w:rPr>
-              <w:t>170×6=</w:t>
+              <w:t>105×6=</w:t>
             </w:r>
           </w:p>
         </w:tc>
@@ -257,7 +257,7 @@
                 <w:rFonts w:ascii="TimeNewRoman" w:hAnsi="TimeNewRoman"/>
                 <w:sz w:val="30"/>
               </w:rPr>
-              <w:t>964×8=</w:t>
+              <w:t>918×7=</w:t>
             </w:r>
           </w:p>
         </w:tc>
@@ -274,7 +274,7 @@
                 <w:rFonts w:ascii="TimeNewRoman" w:hAnsi="TimeNewRoman"/>
                 <w:sz w:val="30"/>
               </w:rPr>
-              <w:t>327×4=</w:t>
+              <w:t>952×7=</w:t>
             </w:r>
           </w:p>
         </w:tc>
@@ -291,7 +291,7 @@
                 <w:rFonts w:ascii="TimeNewRoman" w:hAnsi="TimeNewRoman"/>
                 <w:sz w:val="30"/>
               </w:rPr>
-              <w:t>193×5=</w:t>
+              <w:t>217×3=</w:t>
             </w:r>
           </w:p>
         </w:tc>
@@ -438,7 +438,7 @@
                 <w:rFonts w:ascii="TimeNewRoman" w:hAnsi="TimeNewRoman"/>
                 <w:sz w:val="30"/>
               </w:rPr>
-              <w:t>316×6=</w:t>
+              <w:t>895×4=</w:t>
             </w:r>
           </w:p>
         </w:tc>
@@ -455,7 +455,7 @@
                 <w:rFonts w:ascii="TimeNewRoman" w:hAnsi="TimeNewRoman"/>
                 <w:sz w:val="30"/>
               </w:rPr>
-              <w:t>648×4=</w:t>
+              <w:t>352×2=</w:t>
             </w:r>
           </w:p>
         </w:tc>
@@ -472,7 +472,7 @@
                 <w:rFonts w:ascii="TimeNewRoman" w:hAnsi="TimeNewRoman"/>
                 <w:sz w:val="30"/>
               </w:rPr>
-              <w:t>578×4=</w:t>
+              <w:t>473×7=</w:t>
             </w:r>
           </w:p>
         </w:tc>
@@ -489,7 +489,7 @@
                 <w:rFonts w:ascii="TimeNewRoman" w:hAnsi="TimeNewRoman"/>
                 <w:sz w:val="30"/>
               </w:rPr>
-              <w:t>460×2=</w:t>
+              <w:t>995×5=</w:t>
             </w:r>
           </w:p>
         </w:tc>
@@ -506,7 +506,7 @@
                 <w:rFonts w:ascii="TimeNewRoman" w:hAnsi="TimeNewRoman"/>
                 <w:sz w:val="30"/>
               </w:rPr>
-              <w:t>348×3=</w:t>
+              <w:t>622×8=</w:t>
             </w:r>
           </w:p>
         </w:tc>
@@ -653,7 +653,7 @@
                 <w:rFonts w:ascii="TimeNewRoman" w:hAnsi="TimeNewRoman"/>
                 <w:sz w:val="30"/>
               </w:rPr>
-              <w:t>394×5=</w:t>
+              <w:t>210×8=</w:t>
             </w:r>
           </w:p>
         </w:tc>
@@ -670,7 +670,7 @@
                 <w:rFonts w:ascii="TimeNewRoman" w:hAnsi="TimeNewRoman"/>
                 <w:sz w:val="30"/>
               </w:rPr>
-              <w:t>345×6=</w:t>
+              <w:t>463×5=</w:t>
             </w:r>
           </w:p>
         </w:tc>
@@ -687,7 +687,7 @@
                 <w:rFonts w:ascii="TimeNewRoman" w:hAnsi="TimeNewRoman"/>
                 <w:sz w:val="30"/>
               </w:rPr>
-              <w:t>691×6=</w:t>
+              <w:t>208×4=</w:t>
             </w:r>
           </w:p>
         </w:tc>
@@ -704,7 +704,7 @@
                 <w:rFonts w:ascii="TimeNewRoman" w:hAnsi="TimeNewRoman"/>
                 <w:sz w:val="30"/>
               </w:rPr>
-              <w:t>236×4=</w:t>
+              <w:t>779×5=</w:t>
             </w:r>
           </w:p>
         </w:tc>
@@ -721,7 +721,7 @@
                 <w:rFonts w:ascii="TimeNewRoman" w:hAnsi="TimeNewRoman"/>
                 <w:sz w:val="30"/>
               </w:rPr>
-              <w:t>918×8=</w:t>
+              <w:t>722×8=</w:t>
             </w:r>
           </w:p>
         </w:tc>
@@ -868,7 +868,7 @@
                 <w:rFonts w:ascii="TimeNewRoman" w:hAnsi="TimeNewRoman"/>
                 <w:sz w:val="30"/>
               </w:rPr>
-              <w:t>468×7=</w:t>
+              <w:t>282×4=</w:t>
             </w:r>
           </w:p>
         </w:tc>
@@ -885,7 +885,7 @@
                 <w:rFonts w:ascii="TimeNewRoman" w:hAnsi="TimeNewRoman"/>
                 <w:sz w:val="30"/>
               </w:rPr>
-              <w:t>979×4=</w:t>
+              <w:t>738×9=</w:t>
             </w:r>
           </w:p>
         </w:tc>
@@ -902,7 +902,7 @@
                 <w:rFonts w:ascii="TimeNewRoman" w:hAnsi="TimeNewRoman"/>
                 <w:sz w:val="30"/>
               </w:rPr>
-              <w:t>826×8=</w:t>
+              <w:t>227×7=</w:t>
             </w:r>
           </w:p>
         </w:tc>
@@ -919,7 +919,7 @@
                 <w:rFonts w:ascii="TimeNewRoman" w:hAnsi="TimeNewRoman"/>
                 <w:sz w:val="30"/>
               </w:rPr>
-              <w:t>693×9=</w:t>
+              <w:t>180×2=</w:t>
             </w:r>
           </w:p>
         </w:tc>
@@ -936,7 +936,7 @@
                 <w:rFonts w:ascii="TimeNewRoman" w:hAnsi="TimeNewRoman"/>
                 <w:sz w:val="30"/>
               </w:rPr>
-              <w:t>854×6=</w:t>
+              <w:t>305×4=</w:t>
             </w:r>
           </w:p>
         </w:tc>

--- a/three-digit_number_multiplied_by_one-digit_number.docx
+++ b/three-digit_number_multiplied_by_one-digit_number.docx
@@ -40,7 +40,7 @@
                 <w:rFonts w:ascii="TimeNewRoman" w:hAnsi="TimeNewRoman"/>
                 <w:sz w:val="30"/>
               </w:rPr>
-              <w:t>172×6=</w:t>
+              <w:t>295×8=</w:t>
             </w:r>
           </w:p>
         </w:tc>
@@ -57,7 +57,7 @@
                 <w:rFonts w:ascii="TimeNewRoman" w:hAnsi="TimeNewRoman"/>
                 <w:sz w:val="30"/>
               </w:rPr>
-              <w:t>507×2=</w:t>
+              <w:t>887×4=</w:t>
             </w:r>
           </w:p>
         </w:tc>
@@ -74,7 +74,7 @@
                 <w:rFonts w:ascii="TimeNewRoman" w:hAnsi="TimeNewRoman"/>
                 <w:sz w:val="30"/>
               </w:rPr>
-              <w:t>170×9=</w:t>
+              <w:t>189×5=</w:t>
             </w:r>
           </w:p>
         </w:tc>
@@ -91,7 +91,7 @@
                 <w:rFonts w:ascii="TimeNewRoman" w:hAnsi="TimeNewRoman"/>
                 <w:sz w:val="30"/>
               </w:rPr>
-              <w:t>795×9=</w:t>
+              <w:t>845×4=</w:t>
             </w:r>
           </w:p>
         </w:tc>
@@ -108,7 +108,7 @@
                 <w:rFonts w:ascii="TimeNewRoman" w:hAnsi="TimeNewRoman"/>
                 <w:sz w:val="30"/>
               </w:rPr>
-              <w:t>718×7=</w:t>
+              <w:t>564×5=</w:t>
             </w:r>
           </w:p>
         </w:tc>
@@ -223,7 +223,7 @@
                 <w:rFonts w:ascii="TimeNewRoman" w:hAnsi="TimeNewRoman"/>
                 <w:sz w:val="30"/>
               </w:rPr>
-              <w:t>879×4=</w:t>
+              <w:t>779×4=</w:t>
             </w:r>
           </w:p>
         </w:tc>
@@ -240,7 +240,7 @@
                 <w:rFonts w:ascii="TimeNewRoman" w:hAnsi="TimeNewRoman"/>
                 <w:sz w:val="30"/>
               </w:rPr>
-              <w:t>105×6=</w:t>
+              <w:t>128×8=</w:t>
             </w:r>
           </w:p>
         </w:tc>
@@ -257,7 +257,7 @@
                 <w:rFonts w:ascii="TimeNewRoman" w:hAnsi="TimeNewRoman"/>
                 <w:sz w:val="30"/>
               </w:rPr>
-              <w:t>918×7=</w:t>
+              <w:t>649×8=</w:t>
             </w:r>
           </w:p>
         </w:tc>
@@ -274,7 +274,7 @@
                 <w:rFonts w:ascii="TimeNewRoman" w:hAnsi="TimeNewRoman"/>
                 <w:sz w:val="30"/>
               </w:rPr>
-              <w:t>952×7=</w:t>
+              <w:t>529×2=</w:t>
             </w:r>
           </w:p>
         </w:tc>
@@ -291,7 +291,7 @@
                 <w:rFonts w:ascii="TimeNewRoman" w:hAnsi="TimeNewRoman"/>
                 <w:sz w:val="30"/>
               </w:rPr>
-              <w:t>217×3=</w:t>
+              <w:t>473×3=</w:t>
             </w:r>
           </w:p>
         </w:tc>
@@ -438,7 +438,7 @@
                 <w:rFonts w:ascii="TimeNewRoman" w:hAnsi="TimeNewRoman"/>
                 <w:sz w:val="30"/>
               </w:rPr>
-              <w:t>895×4=</w:t>
+              <w:t>232×6=</w:t>
             </w:r>
           </w:p>
         </w:tc>
@@ -455,7 +455,7 @@
                 <w:rFonts w:ascii="TimeNewRoman" w:hAnsi="TimeNewRoman"/>
                 <w:sz w:val="30"/>
               </w:rPr>
-              <w:t>352×2=</w:t>
+              <w:t>439×2=</w:t>
             </w:r>
           </w:p>
         </w:tc>
@@ -472,7 +472,7 @@
                 <w:rFonts w:ascii="TimeNewRoman" w:hAnsi="TimeNewRoman"/>
                 <w:sz w:val="30"/>
               </w:rPr>
-              <w:t>473×7=</w:t>
+              <w:t>846×6=</w:t>
             </w:r>
           </w:p>
         </w:tc>
@@ -489,7 +489,7 @@
                 <w:rFonts w:ascii="TimeNewRoman" w:hAnsi="TimeNewRoman"/>
                 <w:sz w:val="30"/>
               </w:rPr>
-              <w:t>995×5=</w:t>
+              <w:t>602×5=</w:t>
             </w:r>
           </w:p>
         </w:tc>
@@ -506,7 +506,7 @@
                 <w:rFonts w:ascii="TimeNewRoman" w:hAnsi="TimeNewRoman"/>
                 <w:sz w:val="30"/>
               </w:rPr>
-              <w:t>622×8=</w:t>
+              <w:t>703×9=</w:t>
             </w:r>
           </w:p>
         </w:tc>
@@ -653,7 +653,7 @@
                 <w:rFonts w:ascii="TimeNewRoman" w:hAnsi="TimeNewRoman"/>
                 <w:sz w:val="30"/>
               </w:rPr>
-              <w:t>210×8=</w:t>
+              <w:t>907×3=</w:t>
             </w:r>
           </w:p>
         </w:tc>
@@ -670,7 +670,7 @@
                 <w:rFonts w:ascii="TimeNewRoman" w:hAnsi="TimeNewRoman"/>
                 <w:sz w:val="30"/>
               </w:rPr>
-              <w:t>463×5=</w:t>
+              <w:t>694×6=</w:t>
             </w:r>
           </w:p>
         </w:tc>
@@ -687,7 +687,7 @@
                 <w:rFonts w:ascii="TimeNewRoman" w:hAnsi="TimeNewRoman"/>
                 <w:sz w:val="30"/>
               </w:rPr>
-              <w:t>208×4=</w:t>
+              <w:t>169×6=</w:t>
             </w:r>
           </w:p>
         </w:tc>
@@ -704,7 +704,7 @@
                 <w:rFonts w:ascii="TimeNewRoman" w:hAnsi="TimeNewRoman"/>
                 <w:sz w:val="30"/>
               </w:rPr>
-              <w:t>779×5=</w:t>
+              <w:t>289×3=</w:t>
             </w:r>
           </w:p>
         </w:tc>
@@ -721,7 +721,7 @@
                 <w:rFonts w:ascii="TimeNewRoman" w:hAnsi="TimeNewRoman"/>
                 <w:sz w:val="30"/>
               </w:rPr>
-              <w:t>722×8=</w:t>
+              <w:t>143×6=</w:t>
             </w:r>
           </w:p>
         </w:tc>
@@ -868,7 +868,7 @@
                 <w:rFonts w:ascii="TimeNewRoman" w:hAnsi="TimeNewRoman"/>
                 <w:sz w:val="30"/>
               </w:rPr>
-              <w:t>282×4=</w:t>
+              <w:t>232×9=</w:t>
             </w:r>
           </w:p>
         </w:tc>
@@ -885,7 +885,7 @@
                 <w:rFonts w:ascii="TimeNewRoman" w:hAnsi="TimeNewRoman"/>
                 <w:sz w:val="30"/>
               </w:rPr>
-              <w:t>738×9=</w:t>
+              <w:t>200×8=</w:t>
             </w:r>
           </w:p>
         </w:tc>
@@ -902,7 +902,7 @@
                 <w:rFonts w:ascii="TimeNewRoman" w:hAnsi="TimeNewRoman"/>
                 <w:sz w:val="30"/>
               </w:rPr>
-              <w:t>227×7=</w:t>
+              <w:t>224×9=</w:t>
             </w:r>
           </w:p>
         </w:tc>
@@ -919,7 +919,7 @@
                 <w:rFonts w:ascii="TimeNewRoman" w:hAnsi="TimeNewRoman"/>
                 <w:sz w:val="30"/>
               </w:rPr>
-              <w:t>180×2=</w:t>
+              <w:t>289×8=</w:t>
             </w:r>
           </w:p>
         </w:tc>
@@ -936,7 +936,7 @@
                 <w:rFonts w:ascii="TimeNewRoman" w:hAnsi="TimeNewRoman"/>
                 <w:sz w:val="30"/>
               </w:rPr>
-              <w:t>305×4=</w:t>
+              <w:t>711×5=</w:t>
             </w:r>
           </w:p>
         </w:tc>

--- a/three-digit_number_multiplied_by_one-digit_number.docx
+++ b/three-digit_number_multiplied_by_one-digit_number.docx
@@ -11,7 +11,7 @@
           <w:rFonts w:ascii="Arial" w:hAnsi="Arial"/>
           <w:sz w:val="30"/>
         </w:rPr>
-        <w:t>2026-09-30 Wednesday</w:t>
+        <w:t>2026-10-01 Thursday</w:t>
       </w:r>
     </w:p>
     <w:tbl>
@@ -40,7 +40,7 @@
                 <w:rFonts w:ascii="TimeNewRoman" w:hAnsi="TimeNewRoman"/>
                 <w:sz w:val="30"/>
               </w:rPr>
-              <w:t>295×8=</w:t>
+              <w:t>651×5=</w:t>
             </w:r>
           </w:p>
         </w:tc>
@@ -57,7 +57,7 @@
                 <w:rFonts w:ascii="TimeNewRoman" w:hAnsi="TimeNewRoman"/>
                 <w:sz w:val="30"/>
               </w:rPr>
-              <w:t>887×4=</w:t>
+              <w:t>515×6=</w:t>
             </w:r>
           </w:p>
         </w:tc>
@@ -74,7 +74,7 @@
                 <w:rFonts w:ascii="TimeNewRoman" w:hAnsi="TimeNewRoman"/>
                 <w:sz w:val="30"/>
               </w:rPr>
-              <w:t>189×5=</w:t>
+              <w:t>750×7=</w:t>
             </w:r>
           </w:p>
         </w:tc>
@@ -91,7 +91,7 @@
                 <w:rFonts w:ascii="TimeNewRoman" w:hAnsi="TimeNewRoman"/>
                 <w:sz w:val="30"/>
               </w:rPr>
-              <w:t>845×4=</w:t>
+              <w:t>434×9=</w:t>
             </w:r>
           </w:p>
         </w:tc>
@@ -108,7 +108,7 @@
                 <w:rFonts w:ascii="TimeNewRoman" w:hAnsi="TimeNewRoman"/>
                 <w:sz w:val="30"/>
               </w:rPr>
-              <w:t>564×5=</w:t>
+              <w:t>422×9=</w:t>
             </w:r>
           </w:p>
         </w:tc>
@@ -223,7 +223,7 @@
                 <w:rFonts w:ascii="TimeNewRoman" w:hAnsi="TimeNewRoman"/>
                 <w:sz w:val="30"/>
               </w:rPr>
-              <w:t>779×4=</w:t>
+              <w:t>992×3=</w:t>
             </w:r>
           </w:p>
         </w:tc>
@@ -240,7 +240,7 @@
                 <w:rFonts w:ascii="TimeNewRoman" w:hAnsi="TimeNewRoman"/>
                 <w:sz w:val="30"/>
               </w:rPr>
-              <w:t>128×8=</w:t>
+              <w:t>948×6=</w:t>
             </w:r>
           </w:p>
         </w:tc>
@@ -257,7 +257,7 @@
                 <w:rFonts w:ascii="TimeNewRoman" w:hAnsi="TimeNewRoman"/>
                 <w:sz w:val="30"/>
               </w:rPr>
-              <w:t>649×8=</w:t>
+              <w:t>568×9=</w:t>
             </w:r>
           </w:p>
         </w:tc>
@@ -274,7 +274,7 @@
                 <w:rFonts w:ascii="TimeNewRoman" w:hAnsi="TimeNewRoman"/>
                 <w:sz w:val="30"/>
               </w:rPr>
-              <w:t>529×2=</w:t>
+              <w:t>167×6=</w:t>
             </w:r>
           </w:p>
         </w:tc>
@@ -291,7 +291,7 @@
                 <w:rFonts w:ascii="TimeNewRoman" w:hAnsi="TimeNewRoman"/>
                 <w:sz w:val="30"/>
               </w:rPr>
-              <w:t>473×3=</w:t>
+              <w:t>531×4=</w:t>
             </w:r>
           </w:p>
         </w:tc>
@@ -438,7 +438,7 @@
                 <w:rFonts w:ascii="TimeNewRoman" w:hAnsi="TimeNewRoman"/>
                 <w:sz w:val="30"/>
               </w:rPr>
-              <w:t>232×6=</w:t>
+              <w:t>878×9=</w:t>
             </w:r>
           </w:p>
         </w:tc>
@@ -455,7 +455,7 @@
                 <w:rFonts w:ascii="TimeNewRoman" w:hAnsi="TimeNewRoman"/>
                 <w:sz w:val="30"/>
               </w:rPr>
-              <w:t>439×2=</w:t>
+              <w:t>751×2=</w:t>
             </w:r>
           </w:p>
         </w:tc>
@@ -472,7 +472,7 @@
                 <w:rFonts w:ascii="TimeNewRoman" w:hAnsi="TimeNewRoman"/>
                 <w:sz w:val="30"/>
               </w:rPr>
-              <w:t>846×6=</w:t>
+              <w:t>908×8=</w:t>
             </w:r>
           </w:p>
         </w:tc>
@@ -489,7 +489,7 @@
                 <w:rFonts w:ascii="TimeNewRoman" w:hAnsi="TimeNewRoman"/>
                 <w:sz w:val="30"/>
               </w:rPr>
-              <w:t>602×5=</w:t>
+              <w:t>408×2=</w:t>
             </w:r>
           </w:p>
         </w:tc>
@@ -506,7 +506,7 @@
                 <w:rFonts w:ascii="TimeNewRoman" w:hAnsi="TimeNewRoman"/>
                 <w:sz w:val="30"/>
               </w:rPr>
-              <w:t>703×9=</w:t>
+              <w:t>590×3=</w:t>
             </w:r>
           </w:p>
         </w:tc>
@@ -653,7 +653,7 @@
                 <w:rFonts w:ascii="TimeNewRoman" w:hAnsi="TimeNewRoman"/>
                 <w:sz w:val="30"/>
               </w:rPr>
-              <w:t>907×3=</w:t>
+              <w:t>997×6=</w:t>
             </w:r>
           </w:p>
         </w:tc>
@@ -670,7 +670,7 @@
                 <w:rFonts w:ascii="TimeNewRoman" w:hAnsi="TimeNewRoman"/>
                 <w:sz w:val="30"/>
               </w:rPr>
-              <w:t>694×6=</w:t>
+              <w:t>107×9=</w:t>
             </w:r>
           </w:p>
         </w:tc>
@@ -687,7 +687,7 @@
                 <w:rFonts w:ascii="TimeNewRoman" w:hAnsi="TimeNewRoman"/>
                 <w:sz w:val="30"/>
               </w:rPr>
-              <w:t>169×6=</w:t>
+              <w:t>786×8=</w:t>
             </w:r>
           </w:p>
         </w:tc>
@@ -704,7 +704,7 @@
                 <w:rFonts w:ascii="TimeNewRoman" w:hAnsi="TimeNewRoman"/>
                 <w:sz w:val="30"/>
               </w:rPr>
-              <w:t>289×3=</w:t>
+              <w:t>969×2=</w:t>
             </w:r>
           </w:p>
         </w:tc>
@@ -721,7 +721,7 @@
                 <w:rFonts w:ascii="TimeNewRoman" w:hAnsi="TimeNewRoman"/>
                 <w:sz w:val="30"/>
               </w:rPr>
-              <w:t>143×6=</w:t>
+              <w:t>355×2=</w:t>
             </w:r>
           </w:p>
         </w:tc>
@@ -868,7 +868,7 @@
                 <w:rFonts w:ascii="TimeNewRoman" w:hAnsi="TimeNewRoman"/>
                 <w:sz w:val="30"/>
               </w:rPr>
-              <w:t>232×9=</w:t>
+              <w:t>269×2=</w:t>
             </w:r>
           </w:p>
         </w:tc>
@@ -885,7 +885,7 @@
                 <w:rFonts w:ascii="TimeNewRoman" w:hAnsi="TimeNewRoman"/>
                 <w:sz w:val="30"/>
               </w:rPr>
-              <w:t>200×8=</w:t>
+              <w:t>349×2=</w:t>
             </w:r>
           </w:p>
         </w:tc>
@@ -902,7 +902,7 @@
                 <w:rFonts w:ascii="TimeNewRoman" w:hAnsi="TimeNewRoman"/>
                 <w:sz w:val="30"/>
               </w:rPr>
-              <w:t>224×9=</w:t>
+              <w:t>115×4=</w:t>
             </w:r>
           </w:p>
         </w:tc>
@@ -919,7 +919,7 @@
                 <w:rFonts w:ascii="TimeNewRoman" w:hAnsi="TimeNewRoman"/>
                 <w:sz w:val="30"/>
               </w:rPr>
-              <w:t>289×8=</w:t>
+              <w:t>955×8=</w:t>
             </w:r>
           </w:p>
         </w:tc>
@@ -936,7 +936,7 @@
                 <w:rFonts w:ascii="TimeNewRoman" w:hAnsi="TimeNewRoman"/>
                 <w:sz w:val="30"/>
               </w:rPr>
-              <w:t>711×5=</w:t>
+              <w:t>826×5=</w:t>
             </w:r>
           </w:p>
         </w:tc>

--- a/three-digit_number_multiplied_by_one-digit_number.docx
+++ b/three-digit_number_multiplied_by_one-digit_number.docx
@@ -40,7 +40,7 @@
                 <w:rFonts w:ascii="TimeNewRoman" w:hAnsi="TimeNewRoman"/>
                 <w:sz w:val="30"/>
               </w:rPr>
-              <w:t>651×5=</w:t>
+              <w:t>895×5=</w:t>
             </w:r>
           </w:p>
         </w:tc>
@@ -57,7 +57,7 @@
                 <w:rFonts w:ascii="TimeNewRoman" w:hAnsi="TimeNewRoman"/>
                 <w:sz w:val="30"/>
               </w:rPr>
-              <w:t>515×6=</w:t>
+              <w:t>962×9=</w:t>
             </w:r>
           </w:p>
         </w:tc>
@@ -74,7 +74,7 @@
                 <w:rFonts w:ascii="TimeNewRoman" w:hAnsi="TimeNewRoman"/>
                 <w:sz w:val="30"/>
               </w:rPr>
-              <w:t>750×7=</w:t>
+              <w:t>145×7=</w:t>
             </w:r>
           </w:p>
         </w:tc>
@@ -91,7 +91,7 @@
                 <w:rFonts w:ascii="TimeNewRoman" w:hAnsi="TimeNewRoman"/>
                 <w:sz w:val="30"/>
               </w:rPr>
-              <w:t>434×9=</w:t>
+              <w:t>705×5=</w:t>
             </w:r>
           </w:p>
         </w:tc>
@@ -108,7 +108,7 @@
                 <w:rFonts w:ascii="TimeNewRoman" w:hAnsi="TimeNewRoman"/>
                 <w:sz w:val="30"/>
               </w:rPr>
-              <w:t>422×9=</w:t>
+              <w:t>427×3=</w:t>
             </w:r>
           </w:p>
         </w:tc>
@@ -223,7 +223,7 @@
                 <w:rFonts w:ascii="TimeNewRoman" w:hAnsi="TimeNewRoman"/>
                 <w:sz w:val="30"/>
               </w:rPr>
-              <w:t>992×3=</w:t>
+              <w:t>625×7=</w:t>
             </w:r>
           </w:p>
         </w:tc>
@@ -240,7 +240,7 @@
                 <w:rFonts w:ascii="TimeNewRoman" w:hAnsi="TimeNewRoman"/>
                 <w:sz w:val="30"/>
               </w:rPr>
-              <w:t>948×6=</w:t>
+              <w:t>893×9=</w:t>
             </w:r>
           </w:p>
         </w:tc>
@@ -257,7 +257,7 @@
                 <w:rFonts w:ascii="TimeNewRoman" w:hAnsi="TimeNewRoman"/>
                 <w:sz w:val="30"/>
               </w:rPr>
-              <w:t>568×9=</w:t>
+              <w:t>721×9=</w:t>
             </w:r>
           </w:p>
         </w:tc>
@@ -274,7 +274,7 @@
                 <w:rFonts w:ascii="TimeNewRoman" w:hAnsi="TimeNewRoman"/>
                 <w:sz w:val="30"/>
               </w:rPr>
-              <w:t>167×6=</w:t>
+              <w:t>914×4=</w:t>
             </w:r>
           </w:p>
         </w:tc>
@@ -291,7 +291,7 @@
                 <w:rFonts w:ascii="TimeNewRoman" w:hAnsi="TimeNewRoman"/>
                 <w:sz w:val="30"/>
               </w:rPr>
-              <w:t>531×4=</w:t>
+              <w:t>468×5=</w:t>
             </w:r>
           </w:p>
         </w:tc>
@@ -438,7 +438,7 @@
                 <w:rFonts w:ascii="TimeNewRoman" w:hAnsi="TimeNewRoman"/>
                 <w:sz w:val="30"/>
               </w:rPr>
-              <w:t>878×9=</w:t>
+              <w:t>504×7=</w:t>
             </w:r>
           </w:p>
         </w:tc>
@@ -455,7 +455,7 @@
                 <w:rFonts w:ascii="TimeNewRoman" w:hAnsi="TimeNewRoman"/>
                 <w:sz w:val="30"/>
               </w:rPr>
-              <w:t>751×2=</w:t>
+              <w:t>330×9=</w:t>
             </w:r>
           </w:p>
         </w:tc>
@@ -472,7 +472,7 @@
                 <w:rFonts w:ascii="TimeNewRoman" w:hAnsi="TimeNewRoman"/>
                 <w:sz w:val="30"/>
               </w:rPr>
-              <w:t>908×8=</w:t>
+              <w:t>177×4=</w:t>
             </w:r>
           </w:p>
         </w:tc>
@@ -489,7 +489,7 @@
                 <w:rFonts w:ascii="TimeNewRoman" w:hAnsi="TimeNewRoman"/>
                 <w:sz w:val="30"/>
               </w:rPr>
-              <w:t>408×2=</w:t>
+              <w:t>892×2=</w:t>
             </w:r>
           </w:p>
         </w:tc>
@@ -506,7 +506,7 @@
                 <w:rFonts w:ascii="TimeNewRoman" w:hAnsi="TimeNewRoman"/>
                 <w:sz w:val="30"/>
               </w:rPr>
-              <w:t>590×3=</w:t>
+              <w:t>216×2=</w:t>
             </w:r>
           </w:p>
         </w:tc>
@@ -653,7 +653,7 @@
                 <w:rFonts w:ascii="TimeNewRoman" w:hAnsi="TimeNewRoman"/>
                 <w:sz w:val="30"/>
               </w:rPr>
-              <w:t>997×6=</w:t>
+              <w:t>374×5=</w:t>
             </w:r>
           </w:p>
         </w:tc>
@@ -670,7 +670,7 @@
                 <w:rFonts w:ascii="TimeNewRoman" w:hAnsi="TimeNewRoman"/>
                 <w:sz w:val="30"/>
               </w:rPr>
-              <w:t>107×9=</w:t>
+              <w:t>690×9=</w:t>
             </w:r>
           </w:p>
         </w:tc>
@@ -687,7 +687,7 @@
                 <w:rFonts w:ascii="TimeNewRoman" w:hAnsi="TimeNewRoman"/>
                 <w:sz w:val="30"/>
               </w:rPr>
-              <w:t>786×8=</w:t>
+              <w:t>984×9=</w:t>
             </w:r>
           </w:p>
         </w:tc>
@@ -704,7 +704,7 @@
                 <w:rFonts w:ascii="TimeNewRoman" w:hAnsi="TimeNewRoman"/>
                 <w:sz w:val="30"/>
               </w:rPr>
-              <w:t>969×2=</w:t>
+              <w:t>314×2=</w:t>
             </w:r>
           </w:p>
         </w:tc>
@@ -721,7 +721,7 @@
                 <w:rFonts w:ascii="TimeNewRoman" w:hAnsi="TimeNewRoman"/>
                 <w:sz w:val="30"/>
               </w:rPr>
-              <w:t>355×2=</w:t>
+              <w:t>863×6=</w:t>
             </w:r>
           </w:p>
         </w:tc>
@@ -868,7 +868,7 @@
                 <w:rFonts w:ascii="TimeNewRoman" w:hAnsi="TimeNewRoman"/>
                 <w:sz w:val="30"/>
               </w:rPr>
-              <w:t>269×2=</w:t>
+              <w:t>477×9=</w:t>
             </w:r>
           </w:p>
         </w:tc>
@@ -885,7 +885,7 @@
                 <w:rFonts w:ascii="TimeNewRoman" w:hAnsi="TimeNewRoman"/>
                 <w:sz w:val="30"/>
               </w:rPr>
-              <w:t>349×2=</w:t>
+              <w:t>687×5=</w:t>
             </w:r>
           </w:p>
         </w:tc>
@@ -902,7 +902,7 @@
                 <w:rFonts w:ascii="TimeNewRoman" w:hAnsi="TimeNewRoman"/>
                 <w:sz w:val="30"/>
               </w:rPr>
-              <w:t>115×4=</w:t>
+              <w:t>197×4=</w:t>
             </w:r>
           </w:p>
         </w:tc>
@@ -919,7 +919,7 @@
                 <w:rFonts w:ascii="TimeNewRoman" w:hAnsi="TimeNewRoman"/>
                 <w:sz w:val="30"/>
               </w:rPr>
-              <w:t>955×8=</w:t>
+              <w:t>450×3=</w:t>
             </w:r>
           </w:p>
         </w:tc>
@@ -936,7 +936,7 @@
                 <w:rFonts w:ascii="TimeNewRoman" w:hAnsi="TimeNewRoman"/>
                 <w:sz w:val="30"/>
               </w:rPr>
-              <w:t>826×5=</w:t>
+              <w:t>152×6=</w:t>
             </w:r>
           </w:p>
         </w:tc>

--- a/three-digit_number_multiplied_by_one-digit_number.docx
+++ b/three-digit_number_multiplied_by_one-digit_number.docx
@@ -11,7 +11,7 @@
           <w:rFonts w:ascii="Arial" w:hAnsi="Arial"/>
           <w:sz w:val="30"/>
         </w:rPr>
-        <w:t>2026-10-01 Thursday</w:t>
+        <w:t>2026-10-02 Friday</w:t>
       </w:r>
     </w:p>
     <w:tbl>
@@ -40,7 +40,7 @@
                 <w:rFonts w:ascii="TimeNewRoman" w:hAnsi="TimeNewRoman"/>
                 <w:sz w:val="30"/>
               </w:rPr>
-              <w:t>895×5=</w:t>
+              <w:t>558×4=</w:t>
             </w:r>
           </w:p>
         </w:tc>
@@ -57,7 +57,7 @@
                 <w:rFonts w:ascii="TimeNewRoman" w:hAnsi="TimeNewRoman"/>
                 <w:sz w:val="30"/>
               </w:rPr>
-              <w:t>962×9=</w:t>
+              <w:t>767×9=</w:t>
             </w:r>
           </w:p>
         </w:tc>
@@ -74,7 +74,7 @@
                 <w:rFonts w:ascii="TimeNewRoman" w:hAnsi="TimeNewRoman"/>
                 <w:sz w:val="30"/>
               </w:rPr>
-              <w:t>145×7=</w:t>
+              <w:t>944×6=</w:t>
             </w:r>
           </w:p>
         </w:tc>
@@ -91,7 +91,7 @@
                 <w:rFonts w:ascii="TimeNewRoman" w:hAnsi="TimeNewRoman"/>
                 <w:sz w:val="30"/>
               </w:rPr>
-              <w:t>705×5=</w:t>
+              <w:t>765×2=</w:t>
             </w:r>
           </w:p>
         </w:tc>
@@ -108,7 +108,7 @@
                 <w:rFonts w:ascii="TimeNewRoman" w:hAnsi="TimeNewRoman"/>
                 <w:sz w:val="30"/>
               </w:rPr>
-              <w:t>427×3=</w:t>
+              <w:t>770×8=</w:t>
             </w:r>
           </w:p>
         </w:tc>
@@ -223,7 +223,7 @@
                 <w:rFonts w:ascii="TimeNewRoman" w:hAnsi="TimeNewRoman"/>
                 <w:sz w:val="30"/>
               </w:rPr>
-              <w:t>625×7=</w:t>
+              <w:t>883×6=</w:t>
             </w:r>
           </w:p>
         </w:tc>
@@ -240,7 +240,7 @@
                 <w:rFonts w:ascii="TimeNewRoman" w:hAnsi="TimeNewRoman"/>
                 <w:sz w:val="30"/>
               </w:rPr>
-              <w:t>893×9=</w:t>
+              <w:t>524×9=</w:t>
             </w:r>
           </w:p>
         </w:tc>
@@ -257,7 +257,7 @@
                 <w:rFonts w:ascii="TimeNewRoman" w:hAnsi="TimeNewRoman"/>
                 <w:sz w:val="30"/>
               </w:rPr>
-              <w:t>721×9=</w:t>
+              <w:t>478×5=</w:t>
             </w:r>
           </w:p>
         </w:tc>
@@ -274,7 +274,7 @@
                 <w:rFonts w:ascii="TimeNewRoman" w:hAnsi="TimeNewRoman"/>
                 <w:sz w:val="30"/>
               </w:rPr>
-              <w:t>914×4=</w:t>
+              <w:t>740×2=</w:t>
             </w:r>
           </w:p>
         </w:tc>
@@ -291,7 +291,7 @@
                 <w:rFonts w:ascii="TimeNewRoman" w:hAnsi="TimeNewRoman"/>
                 <w:sz w:val="30"/>
               </w:rPr>
-              <w:t>468×5=</w:t>
+              <w:t>918×4=</w:t>
             </w:r>
           </w:p>
         </w:tc>
@@ -438,7 +438,7 @@
                 <w:rFonts w:ascii="TimeNewRoman" w:hAnsi="TimeNewRoman"/>
                 <w:sz w:val="30"/>
               </w:rPr>
-              <w:t>504×7=</w:t>
+              <w:t>857×2=</w:t>
             </w:r>
           </w:p>
         </w:tc>
@@ -455,7 +455,7 @@
                 <w:rFonts w:ascii="TimeNewRoman" w:hAnsi="TimeNewRoman"/>
                 <w:sz w:val="30"/>
               </w:rPr>
-              <w:t>330×9=</w:t>
+              <w:t>878×6=</w:t>
             </w:r>
           </w:p>
         </w:tc>
@@ -472,7 +472,7 @@
                 <w:rFonts w:ascii="TimeNewRoman" w:hAnsi="TimeNewRoman"/>
                 <w:sz w:val="30"/>
               </w:rPr>
-              <w:t>177×4=</w:t>
+              <w:t>184×9=</w:t>
             </w:r>
           </w:p>
         </w:tc>
@@ -489,7 +489,7 @@
                 <w:rFonts w:ascii="TimeNewRoman" w:hAnsi="TimeNewRoman"/>
                 <w:sz w:val="30"/>
               </w:rPr>
-              <w:t>892×2=</w:t>
+              <w:t>273×9=</w:t>
             </w:r>
           </w:p>
         </w:tc>
@@ -506,7 +506,7 @@
                 <w:rFonts w:ascii="TimeNewRoman" w:hAnsi="TimeNewRoman"/>
                 <w:sz w:val="30"/>
               </w:rPr>
-              <w:t>216×2=</w:t>
+              <w:t>756×3=</w:t>
             </w:r>
           </w:p>
         </w:tc>
@@ -653,7 +653,7 @@
                 <w:rFonts w:ascii="TimeNewRoman" w:hAnsi="TimeNewRoman"/>
                 <w:sz w:val="30"/>
               </w:rPr>
-              <w:t>374×5=</w:t>
+              <w:t>664×3=</w:t>
             </w:r>
           </w:p>
         </w:tc>
@@ -670,7 +670,7 @@
                 <w:rFonts w:ascii="TimeNewRoman" w:hAnsi="TimeNewRoman"/>
                 <w:sz w:val="30"/>
               </w:rPr>
-              <w:t>690×9=</w:t>
+              <w:t>570×2=</w:t>
             </w:r>
           </w:p>
         </w:tc>
@@ -687,7 +687,7 @@
                 <w:rFonts w:ascii="TimeNewRoman" w:hAnsi="TimeNewRoman"/>
                 <w:sz w:val="30"/>
               </w:rPr>
-              <w:t>984×9=</w:t>
+              <w:t>625×3=</w:t>
             </w:r>
           </w:p>
         </w:tc>
@@ -704,7 +704,7 @@
                 <w:rFonts w:ascii="TimeNewRoman" w:hAnsi="TimeNewRoman"/>
                 <w:sz w:val="30"/>
               </w:rPr>
-              <w:t>314×2=</w:t>
+              <w:t>506×7=</w:t>
             </w:r>
           </w:p>
         </w:tc>
@@ -721,7 +721,7 @@
                 <w:rFonts w:ascii="TimeNewRoman" w:hAnsi="TimeNewRoman"/>
                 <w:sz w:val="30"/>
               </w:rPr>
-              <w:t>863×6=</w:t>
+              <w:t>621×3=</w:t>
             </w:r>
           </w:p>
         </w:tc>
@@ -868,7 +868,7 @@
                 <w:rFonts w:ascii="TimeNewRoman" w:hAnsi="TimeNewRoman"/>
                 <w:sz w:val="30"/>
               </w:rPr>
-              <w:t>477×9=</w:t>
+              <w:t>314×4=</w:t>
             </w:r>
           </w:p>
         </w:tc>
@@ -885,7 +885,7 @@
                 <w:rFonts w:ascii="TimeNewRoman" w:hAnsi="TimeNewRoman"/>
                 <w:sz w:val="30"/>
               </w:rPr>
-              <w:t>687×5=</w:t>
+              <w:t>739×3=</w:t>
             </w:r>
           </w:p>
         </w:tc>
@@ -902,7 +902,7 @@
                 <w:rFonts w:ascii="TimeNewRoman" w:hAnsi="TimeNewRoman"/>
                 <w:sz w:val="30"/>
               </w:rPr>
-              <w:t>197×4=</w:t>
+              <w:t>459×4=</w:t>
             </w:r>
           </w:p>
         </w:tc>
@@ -919,7 +919,7 @@
                 <w:rFonts w:ascii="TimeNewRoman" w:hAnsi="TimeNewRoman"/>
                 <w:sz w:val="30"/>
               </w:rPr>
-              <w:t>450×3=</w:t>
+              <w:t>964×2=</w:t>
             </w:r>
           </w:p>
         </w:tc>
@@ -936,7 +936,7 @@
                 <w:rFonts w:ascii="TimeNewRoman" w:hAnsi="TimeNewRoman"/>
                 <w:sz w:val="30"/>
               </w:rPr>
-              <w:t>152×6=</w:t>
+              <w:t>522×7=</w:t>
             </w:r>
           </w:p>
         </w:tc>

--- a/three-digit_number_multiplied_by_one-digit_number.docx
+++ b/three-digit_number_multiplied_by_one-digit_number.docx
@@ -40,7 +40,7 @@
                 <w:rFonts w:ascii="TimeNewRoman" w:hAnsi="TimeNewRoman"/>
                 <w:sz w:val="30"/>
               </w:rPr>
-              <w:t>558×4=</w:t>
+              <w:t>505×4=</w:t>
             </w:r>
           </w:p>
         </w:tc>
@@ -57,7 +57,7 @@
                 <w:rFonts w:ascii="TimeNewRoman" w:hAnsi="TimeNewRoman"/>
                 <w:sz w:val="30"/>
               </w:rPr>
-              <w:t>767×9=</w:t>
+              <w:t>909×5=</w:t>
             </w:r>
           </w:p>
         </w:tc>
@@ -74,7 +74,7 @@
                 <w:rFonts w:ascii="TimeNewRoman" w:hAnsi="TimeNewRoman"/>
                 <w:sz w:val="30"/>
               </w:rPr>
-              <w:t>944×6=</w:t>
+              <w:t>490×7=</w:t>
             </w:r>
           </w:p>
         </w:tc>
@@ -91,7 +91,7 @@
                 <w:rFonts w:ascii="TimeNewRoman" w:hAnsi="TimeNewRoman"/>
                 <w:sz w:val="30"/>
               </w:rPr>
-              <w:t>765×2=</w:t>
+              <w:t>240×4=</w:t>
             </w:r>
           </w:p>
         </w:tc>
@@ -108,7 +108,7 @@
                 <w:rFonts w:ascii="TimeNewRoman" w:hAnsi="TimeNewRoman"/>
                 <w:sz w:val="30"/>
               </w:rPr>
-              <w:t>770×8=</w:t>
+              <w:t>270×8=</w:t>
             </w:r>
           </w:p>
         </w:tc>
@@ -223,7 +223,7 @@
                 <w:rFonts w:ascii="TimeNewRoman" w:hAnsi="TimeNewRoman"/>
                 <w:sz w:val="30"/>
               </w:rPr>
-              <w:t>883×6=</w:t>
+              <w:t>120×2=</w:t>
             </w:r>
           </w:p>
         </w:tc>
@@ -240,7 +240,7 @@
                 <w:rFonts w:ascii="TimeNewRoman" w:hAnsi="TimeNewRoman"/>
                 <w:sz w:val="30"/>
               </w:rPr>
-              <w:t>524×9=</w:t>
+              <w:t>299×9=</w:t>
             </w:r>
           </w:p>
         </w:tc>
@@ -257,7 +257,7 @@
                 <w:rFonts w:ascii="TimeNewRoman" w:hAnsi="TimeNewRoman"/>
                 <w:sz w:val="30"/>
               </w:rPr>
-              <w:t>478×5=</w:t>
+              <w:t>324×8=</w:t>
             </w:r>
           </w:p>
         </w:tc>
@@ -274,7 +274,7 @@
                 <w:rFonts w:ascii="TimeNewRoman" w:hAnsi="TimeNewRoman"/>
                 <w:sz w:val="30"/>
               </w:rPr>
-              <w:t>740×2=</w:t>
+              <w:t>317×4=</w:t>
             </w:r>
           </w:p>
         </w:tc>
@@ -291,7 +291,7 @@
                 <w:rFonts w:ascii="TimeNewRoman" w:hAnsi="TimeNewRoman"/>
                 <w:sz w:val="30"/>
               </w:rPr>
-              <w:t>918×4=</w:t>
+              <w:t>689×7=</w:t>
             </w:r>
           </w:p>
         </w:tc>
@@ -438,7 +438,7 @@
                 <w:rFonts w:ascii="TimeNewRoman" w:hAnsi="TimeNewRoman"/>
                 <w:sz w:val="30"/>
               </w:rPr>
-              <w:t>857×2=</w:t>
+              <w:t>845×2=</w:t>
             </w:r>
           </w:p>
         </w:tc>
@@ -455,7 +455,7 @@
                 <w:rFonts w:ascii="TimeNewRoman" w:hAnsi="TimeNewRoman"/>
                 <w:sz w:val="30"/>
               </w:rPr>
-              <w:t>878×6=</w:t>
+              <w:t>347×3=</w:t>
             </w:r>
           </w:p>
         </w:tc>
@@ -472,7 +472,7 @@
                 <w:rFonts w:ascii="TimeNewRoman" w:hAnsi="TimeNewRoman"/>
                 <w:sz w:val="30"/>
               </w:rPr>
-              <w:t>184×9=</w:t>
+              <w:t>222×7=</w:t>
             </w:r>
           </w:p>
         </w:tc>
@@ -489,7 +489,7 @@
                 <w:rFonts w:ascii="TimeNewRoman" w:hAnsi="TimeNewRoman"/>
                 <w:sz w:val="30"/>
               </w:rPr>
-              <w:t>273×9=</w:t>
+              <w:t>119×2=</w:t>
             </w:r>
           </w:p>
         </w:tc>
@@ -506,7 +506,7 @@
                 <w:rFonts w:ascii="TimeNewRoman" w:hAnsi="TimeNewRoman"/>
                 <w:sz w:val="30"/>
               </w:rPr>
-              <w:t>756×3=</w:t>
+              <w:t>218×3=</w:t>
             </w:r>
           </w:p>
         </w:tc>
@@ -653,7 +653,7 @@
                 <w:rFonts w:ascii="TimeNewRoman" w:hAnsi="TimeNewRoman"/>
                 <w:sz w:val="30"/>
               </w:rPr>
-              <w:t>664×3=</w:t>
+              <w:t>885×9=</w:t>
             </w:r>
           </w:p>
         </w:tc>
@@ -670,7 +670,7 @@
                 <w:rFonts w:ascii="TimeNewRoman" w:hAnsi="TimeNewRoman"/>
                 <w:sz w:val="30"/>
               </w:rPr>
-              <w:t>570×2=</w:t>
+              <w:t>399×8=</w:t>
             </w:r>
           </w:p>
         </w:tc>
@@ -687,7 +687,7 @@
                 <w:rFonts w:ascii="TimeNewRoman" w:hAnsi="TimeNewRoman"/>
                 <w:sz w:val="30"/>
               </w:rPr>
-              <w:t>625×3=</w:t>
+              <w:t>416×3=</w:t>
             </w:r>
           </w:p>
         </w:tc>
@@ -704,7 +704,7 @@
                 <w:rFonts w:ascii="TimeNewRoman" w:hAnsi="TimeNewRoman"/>
                 <w:sz w:val="30"/>
               </w:rPr>
-              <w:t>506×7=</w:t>
+              <w:t>708×9=</w:t>
             </w:r>
           </w:p>
         </w:tc>
@@ -721,7 +721,7 @@
                 <w:rFonts w:ascii="TimeNewRoman" w:hAnsi="TimeNewRoman"/>
                 <w:sz w:val="30"/>
               </w:rPr>
-              <w:t>621×3=</w:t>
+              <w:t>712×4=</w:t>
             </w:r>
           </w:p>
         </w:tc>
@@ -868,7 +868,7 @@
                 <w:rFonts w:ascii="TimeNewRoman" w:hAnsi="TimeNewRoman"/>
                 <w:sz w:val="30"/>
               </w:rPr>
-              <w:t>314×4=</w:t>
+              <w:t>508×2=</w:t>
             </w:r>
           </w:p>
         </w:tc>
@@ -885,7 +885,7 @@
                 <w:rFonts w:ascii="TimeNewRoman" w:hAnsi="TimeNewRoman"/>
                 <w:sz w:val="30"/>
               </w:rPr>
-              <w:t>739×3=</w:t>
+              <w:t>183×9=</w:t>
             </w:r>
           </w:p>
         </w:tc>
@@ -902,7 +902,7 @@
                 <w:rFonts w:ascii="TimeNewRoman" w:hAnsi="TimeNewRoman"/>
                 <w:sz w:val="30"/>
               </w:rPr>
-              <w:t>459×4=</w:t>
+              <w:t>329×3=</w:t>
             </w:r>
           </w:p>
         </w:tc>
@@ -919,7 +919,7 @@
                 <w:rFonts w:ascii="TimeNewRoman" w:hAnsi="TimeNewRoman"/>
                 <w:sz w:val="30"/>
               </w:rPr>
-              <w:t>964×2=</w:t>
+              <w:t>488×5=</w:t>
             </w:r>
           </w:p>
         </w:tc>
@@ -936,7 +936,7 @@
                 <w:rFonts w:ascii="TimeNewRoman" w:hAnsi="TimeNewRoman"/>
                 <w:sz w:val="30"/>
               </w:rPr>
-              <w:t>522×7=</w:t>
+              <w:t>704×7=</w:t>
             </w:r>
           </w:p>
         </w:tc>

--- a/three-digit_number_multiplied_by_one-digit_number.docx
+++ b/three-digit_number_multiplied_by_one-digit_number.docx
@@ -11,7 +11,7 @@
           <w:rFonts w:ascii="Arial" w:hAnsi="Arial"/>
           <w:sz w:val="30"/>
         </w:rPr>
-        <w:t>2026-10-02 Friday</w:t>
+        <w:t>2026-10-03 Saturday</w:t>
       </w:r>
     </w:p>
     <w:tbl>
@@ -40,7 +40,7 @@
                 <w:rFonts w:ascii="TimeNewRoman" w:hAnsi="TimeNewRoman"/>
                 <w:sz w:val="30"/>
               </w:rPr>
-              <w:t>505×4=</w:t>
+              <w:t>504×4=</w:t>
             </w:r>
           </w:p>
         </w:tc>
@@ -57,7 +57,7 @@
                 <w:rFonts w:ascii="TimeNewRoman" w:hAnsi="TimeNewRoman"/>
                 <w:sz w:val="30"/>
               </w:rPr>
-              <w:t>909×5=</w:t>
+              <w:t>514×5=</w:t>
             </w:r>
           </w:p>
         </w:tc>
@@ -74,7 +74,7 @@
                 <w:rFonts w:ascii="TimeNewRoman" w:hAnsi="TimeNewRoman"/>
                 <w:sz w:val="30"/>
               </w:rPr>
-              <w:t>490×7=</w:t>
+              <w:t>705×8=</w:t>
             </w:r>
           </w:p>
         </w:tc>
@@ -91,7 +91,7 @@
                 <w:rFonts w:ascii="TimeNewRoman" w:hAnsi="TimeNewRoman"/>
                 <w:sz w:val="30"/>
               </w:rPr>
-              <w:t>240×4=</w:t>
+              <w:t>887×6=</w:t>
             </w:r>
           </w:p>
         </w:tc>
@@ -108,7 +108,7 @@
                 <w:rFonts w:ascii="TimeNewRoman" w:hAnsi="TimeNewRoman"/>
                 <w:sz w:val="30"/>
               </w:rPr>
-              <w:t>270×8=</w:t>
+              <w:t>361×5=</w:t>
             </w:r>
           </w:p>
         </w:tc>
@@ -223,7 +223,7 @@
                 <w:rFonts w:ascii="TimeNewRoman" w:hAnsi="TimeNewRoman"/>
                 <w:sz w:val="30"/>
               </w:rPr>
-              <w:t>120×2=</w:t>
+              <w:t>605×8=</w:t>
             </w:r>
           </w:p>
         </w:tc>
@@ -240,7 +240,7 @@
                 <w:rFonts w:ascii="TimeNewRoman" w:hAnsi="TimeNewRoman"/>
                 <w:sz w:val="30"/>
               </w:rPr>
-              <w:t>299×9=</w:t>
+              <w:t>961×9=</w:t>
             </w:r>
           </w:p>
         </w:tc>
@@ -257,7 +257,7 @@
                 <w:rFonts w:ascii="TimeNewRoman" w:hAnsi="TimeNewRoman"/>
                 <w:sz w:val="30"/>
               </w:rPr>
-              <w:t>324×8=</w:t>
+              <w:t>842×8=</w:t>
             </w:r>
           </w:p>
         </w:tc>
@@ -274,7 +274,7 @@
                 <w:rFonts w:ascii="TimeNewRoman" w:hAnsi="TimeNewRoman"/>
                 <w:sz w:val="30"/>
               </w:rPr>
-              <w:t>317×4=</w:t>
+              <w:t>794×9=</w:t>
             </w:r>
           </w:p>
         </w:tc>
@@ -291,7 +291,7 @@
                 <w:rFonts w:ascii="TimeNewRoman" w:hAnsi="TimeNewRoman"/>
                 <w:sz w:val="30"/>
               </w:rPr>
-              <w:t>689×7=</w:t>
+              <w:t>262×8=</w:t>
             </w:r>
           </w:p>
         </w:tc>
@@ -438,7 +438,7 @@
                 <w:rFonts w:ascii="TimeNewRoman" w:hAnsi="TimeNewRoman"/>
                 <w:sz w:val="30"/>
               </w:rPr>
-              <w:t>845×2=</w:t>
+              <w:t>564×2=</w:t>
             </w:r>
           </w:p>
         </w:tc>
@@ -455,7 +455,7 @@
                 <w:rFonts w:ascii="TimeNewRoman" w:hAnsi="TimeNewRoman"/>
                 <w:sz w:val="30"/>
               </w:rPr>
-              <w:t>347×3=</w:t>
+              <w:t>839×3=</w:t>
             </w:r>
           </w:p>
         </w:tc>
@@ -472,7 +472,7 @@
                 <w:rFonts w:ascii="TimeNewRoman" w:hAnsi="TimeNewRoman"/>
                 <w:sz w:val="30"/>
               </w:rPr>
-              <w:t>222×7=</w:t>
+              <w:t>157×2=</w:t>
             </w:r>
           </w:p>
         </w:tc>
@@ -489,7 +489,7 @@
                 <w:rFonts w:ascii="TimeNewRoman" w:hAnsi="TimeNewRoman"/>
                 <w:sz w:val="30"/>
               </w:rPr>
-              <w:t>119×2=</w:t>
+              <w:t>240×7=</w:t>
             </w:r>
           </w:p>
         </w:tc>
@@ -506,7 +506,7 @@
                 <w:rFonts w:ascii="TimeNewRoman" w:hAnsi="TimeNewRoman"/>
                 <w:sz w:val="30"/>
               </w:rPr>
-              <w:t>218×3=</w:t>
+              <w:t>306×6=</w:t>
             </w:r>
           </w:p>
         </w:tc>
@@ -653,7 +653,7 @@
                 <w:rFonts w:ascii="TimeNewRoman" w:hAnsi="TimeNewRoman"/>
                 <w:sz w:val="30"/>
               </w:rPr>
-              <w:t>885×9=</w:t>
+              <w:t>440×2=</w:t>
             </w:r>
           </w:p>
         </w:tc>
@@ -670,7 +670,7 @@
                 <w:rFonts w:ascii="TimeNewRoman" w:hAnsi="TimeNewRoman"/>
                 <w:sz w:val="30"/>
               </w:rPr>
-              <w:t>399×8=</w:t>
+              <w:t>732×2=</w:t>
             </w:r>
           </w:p>
         </w:tc>
@@ -687,7 +687,7 @@
                 <w:rFonts w:ascii="TimeNewRoman" w:hAnsi="TimeNewRoman"/>
                 <w:sz w:val="30"/>
               </w:rPr>
-              <w:t>416×3=</w:t>
+              <w:t>295×3=</w:t>
             </w:r>
           </w:p>
         </w:tc>
@@ -704,7 +704,7 @@
                 <w:rFonts w:ascii="TimeNewRoman" w:hAnsi="TimeNewRoman"/>
                 <w:sz w:val="30"/>
               </w:rPr>
-              <w:t>708×9=</w:t>
+              <w:t>188×9=</w:t>
             </w:r>
           </w:p>
         </w:tc>
@@ -721,7 +721,7 @@
                 <w:rFonts w:ascii="TimeNewRoman" w:hAnsi="TimeNewRoman"/>
                 <w:sz w:val="30"/>
               </w:rPr>
-              <w:t>712×4=</w:t>
+              <w:t>851×7=</w:t>
             </w:r>
           </w:p>
         </w:tc>
@@ -868,7 +868,7 @@
                 <w:rFonts w:ascii="TimeNewRoman" w:hAnsi="TimeNewRoman"/>
                 <w:sz w:val="30"/>
               </w:rPr>
-              <w:t>508×2=</w:t>
+              <w:t>756×6=</w:t>
             </w:r>
           </w:p>
         </w:tc>
@@ -885,7 +885,7 @@
                 <w:rFonts w:ascii="TimeNewRoman" w:hAnsi="TimeNewRoman"/>
                 <w:sz w:val="30"/>
               </w:rPr>
-              <w:t>183×9=</w:t>
+              <w:t>548×2=</w:t>
             </w:r>
           </w:p>
         </w:tc>
@@ -902,7 +902,7 @@
                 <w:rFonts w:ascii="TimeNewRoman" w:hAnsi="TimeNewRoman"/>
                 <w:sz w:val="30"/>
               </w:rPr>
-              <w:t>329×3=</w:t>
+              <w:t>971×2=</w:t>
             </w:r>
           </w:p>
         </w:tc>
@@ -919,7 +919,7 @@
                 <w:rFonts w:ascii="TimeNewRoman" w:hAnsi="TimeNewRoman"/>
                 <w:sz w:val="30"/>
               </w:rPr>
-              <w:t>488×5=</w:t>
+              <w:t>344×4=</w:t>
             </w:r>
           </w:p>
         </w:tc>
@@ -936,7 +936,7 @@
                 <w:rFonts w:ascii="TimeNewRoman" w:hAnsi="TimeNewRoman"/>
                 <w:sz w:val="30"/>
               </w:rPr>
-              <w:t>704×7=</w:t>
+              <w:t>409×5=</w:t>
             </w:r>
           </w:p>
         </w:tc>

--- a/three-digit_number_multiplied_by_one-digit_number.docx
+++ b/three-digit_number_multiplied_by_one-digit_number.docx
@@ -40,7 +40,7 @@
                 <w:rFonts w:ascii="TimeNewRoman" w:hAnsi="TimeNewRoman"/>
                 <w:sz w:val="30"/>
               </w:rPr>
-              <w:t>504×4=</w:t>
+              <w:t>184×2=</w:t>
             </w:r>
           </w:p>
         </w:tc>
@@ -57,7 +57,7 @@
                 <w:rFonts w:ascii="TimeNewRoman" w:hAnsi="TimeNewRoman"/>
                 <w:sz w:val="30"/>
               </w:rPr>
-              <w:t>514×5=</w:t>
+              <w:t>762×6=</w:t>
             </w:r>
           </w:p>
         </w:tc>
@@ -74,7 +74,7 @@
                 <w:rFonts w:ascii="TimeNewRoman" w:hAnsi="TimeNewRoman"/>
                 <w:sz w:val="30"/>
               </w:rPr>
-              <w:t>705×8=</w:t>
+              <w:t>143×3=</w:t>
             </w:r>
           </w:p>
         </w:tc>
@@ -91,7 +91,7 @@
                 <w:rFonts w:ascii="TimeNewRoman" w:hAnsi="TimeNewRoman"/>
                 <w:sz w:val="30"/>
               </w:rPr>
-              <w:t>887×6=</w:t>
+              <w:t>738×4=</w:t>
             </w:r>
           </w:p>
         </w:tc>
@@ -108,7 +108,7 @@
                 <w:rFonts w:ascii="TimeNewRoman" w:hAnsi="TimeNewRoman"/>
                 <w:sz w:val="30"/>
               </w:rPr>
-              <w:t>361×5=</w:t>
+              <w:t>864×8=</w:t>
             </w:r>
           </w:p>
         </w:tc>
@@ -223,7 +223,7 @@
                 <w:rFonts w:ascii="TimeNewRoman" w:hAnsi="TimeNewRoman"/>
                 <w:sz w:val="30"/>
               </w:rPr>
-              <w:t>605×8=</w:t>
+              <w:t>941×2=</w:t>
             </w:r>
           </w:p>
         </w:tc>
@@ -240,7 +240,7 @@
                 <w:rFonts w:ascii="TimeNewRoman" w:hAnsi="TimeNewRoman"/>
                 <w:sz w:val="30"/>
               </w:rPr>
-              <w:t>961×9=</w:t>
+              <w:t>719×9=</w:t>
             </w:r>
           </w:p>
         </w:tc>
@@ -257,7 +257,7 @@
                 <w:rFonts w:ascii="TimeNewRoman" w:hAnsi="TimeNewRoman"/>
                 <w:sz w:val="30"/>
               </w:rPr>
-              <w:t>842×8=</w:t>
+              <w:t>959×6=</w:t>
             </w:r>
           </w:p>
         </w:tc>
@@ -274,7 +274,7 @@
                 <w:rFonts w:ascii="TimeNewRoman" w:hAnsi="TimeNewRoman"/>
                 <w:sz w:val="30"/>
               </w:rPr>
-              <w:t>794×9=</w:t>
+              <w:t>133×6=</w:t>
             </w:r>
           </w:p>
         </w:tc>
@@ -291,7 +291,7 @@
                 <w:rFonts w:ascii="TimeNewRoman" w:hAnsi="TimeNewRoman"/>
                 <w:sz w:val="30"/>
               </w:rPr>
-              <w:t>262×8=</w:t>
+              <w:t>102×3=</w:t>
             </w:r>
           </w:p>
         </w:tc>
@@ -438,7 +438,7 @@
                 <w:rFonts w:ascii="TimeNewRoman" w:hAnsi="TimeNewRoman"/>
                 <w:sz w:val="30"/>
               </w:rPr>
-              <w:t>564×2=</w:t>
+              <w:t>331×4=</w:t>
             </w:r>
           </w:p>
         </w:tc>
@@ -455,7 +455,7 @@
                 <w:rFonts w:ascii="TimeNewRoman" w:hAnsi="TimeNewRoman"/>
                 <w:sz w:val="30"/>
               </w:rPr>
-              <w:t>839×3=</w:t>
+              <w:t>738×9=</w:t>
             </w:r>
           </w:p>
         </w:tc>
@@ -472,7 +472,7 @@
                 <w:rFonts w:ascii="TimeNewRoman" w:hAnsi="TimeNewRoman"/>
                 <w:sz w:val="30"/>
               </w:rPr>
-              <w:t>157×2=</w:t>
+              <w:t>949×9=</w:t>
             </w:r>
           </w:p>
         </w:tc>
@@ -489,7 +489,7 @@
                 <w:rFonts w:ascii="TimeNewRoman" w:hAnsi="TimeNewRoman"/>
                 <w:sz w:val="30"/>
               </w:rPr>
-              <w:t>240×7=</w:t>
+              <w:t>514×2=</w:t>
             </w:r>
           </w:p>
         </w:tc>
@@ -506,7 +506,7 @@
                 <w:rFonts w:ascii="TimeNewRoman" w:hAnsi="TimeNewRoman"/>
                 <w:sz w:val="30"/>
               </w:rPr>
-              <w:t>306×6=</w:t>
+              <w:t>687×9=</w:t>
             </w:r>
           </w:p>
         </w:tc>
@@ -653,7 +653,7 @@
                 <w:rFonts w:ascii="TimeNewRoman" w:hAnsi="TimeNewRoman"/>
                 <w:sz w:val="30"/>
               </w:rPr>
-              <w:t>440×2=</w:t>
+              <w:t>389×7=</w:t>
             </w:r>
           </w:p>
         </w:tc>
@@ -670,7 +670,7 @@
                 <w:rFonts w:ascii="TimeNewRoman" w:hAnsi="TimeNewRoman"/>
                 <w:sz w:val="30"/>
               </w:rPr>
-              <w:t>732×2=</w:t>
+              <w:t>960×4=</w:t>
             </w:r>
           </w:p>
         </w:tc>
@@ -687,7 +687,7 @@
                 <w:rFonts w:ascii="TimeNewRoman" w:hAnsi="TimeNewRoman"/>
                 <w:sz w:val="30"/>
               </w:rPr>
-              <w:t>295×3=</w:t>
+              <w:t>779×2=</w:t>
             </w:r>
           </w:p>
         </w:tc>
@@ -704,7 +704,7 @@
                 <w:rFonts w:ascii="TimeNewRoman" w:hAnsi="TimeNewRoman"/>
                 <w:sz w:val="30"/>
               </w:rPr>
-              <w:t>188×9=</w:t>
+              <w:t>792×3=</w:t>
             </w:r>
           </w:p>
         </w:tc>
@@ -721,7 +721,7 @@
                 <w:rFonts w:ascii="TimeNewRoman" w:hAnsi="TimeNewRoman"/>
                 <w:sz w:val="30"/>
               </w:rPr>
-              <w:t>851×7=</w:t>
+              <w:t>994×5=</w:t>
             </w:r>
           </w:p>
         </w:tc>
@@ -868,7 +868,7 @@
                 <w:rFonts w:ascii="TimeNewRoman" w:hAnsi="TimeNewRoman"/>
                 <w:sz w:val="30"/>
               </w:rPr>
-              <w:t>756×6=</w:t>
+              <w:t>570×4=</w:t>
             </w:r>
           </w:p>
         </w:tc>
@@ -885,7 +885,7 @@
                 <w:rFonts w:ascii="TimeNewRoman" w:hAnsi="TimeNewRoman"/>
                 <w:sz w:val="30"/>
               </w:rPr>
-              <w:t>548×2=</w:t>
+              <w:t>989×4=</w:t>
             </w:r>
           </w:p>
         </w:tc>
@@ -902,7 +902,7 @@
                 <w:rFonts w:ascii="TimeNewRoman" w:hAnsi="TimeNewRoman"/>
                 <w:sz w:val="30"/>
               </w:rPr>
-              <w:t>971×2=</w:t>
+              <w:t>827×5=</w:t>
             </w:r>
           </w:p>
         </w:tc>
@@ -919,7 +919,7 @@
                 <w:rFonts w:ascii="TimeNewRoman" w:hAnsi="TimeNewRoman"/>
                 <w:sz w:val="30"/>
               </w:rPr>
-              <w:t>344×4=</w:t>
+              <w:t>404×5=</w:t>
             </w:r>
           </w:p>
         </w:tc>
@@ -936,7 +936,7 @@
                 <w:rFonts w:ascii="TimeNewRoman" w:hAnsi="TimeNewRoman"/>
                 <w:sz w:val="30"/>
               </w:rPr>
-              <w:t>409×5=</w:t>
+              <w:t>201×6=</w:t>
             </w:r>
           </w:p>
         </w:tc>

--- a/three-digit_number_multiplied_by_one-digit_number.docx
+++ b/three-digit_number_multiplied_by_one-digit_number.docx
@@ -11,7 +11,7 @@
           <w:rFonts w:ascii="Arial" w:hAnsi="Arial"/>
           <w:sz w:val="30"/>
         </w:rPr>
-        <w:t>2026-10-03 Saturday</w:t>
+        <w:t>2026-10-04 Sunday</w:t>
       </w:r>
     </w:p>
     <w:tbl>
@@ -40,7 +40,7 @@
                 <w:rFonts w:ascii="TimeNewRoman" w:hAnsi="TimeNewRoman"/>
                 <w:sz w:val="30"/>
               </w:rPr>
-              <w:t>184×2=</w:t>
+              <w:t>182×4=</w:t>
             </w:r>
           </w:p>
         </w:tc>
@@ -57,7 +57,7 @@
                 <w:rFonts w:ascii="TimeNewRoman" w:hAnsi="TimeNewRoman"/>
                 <w:sz w:val="30"/>
               </w:rPr>
-              <w:t>762×6=</w:t>
+              <w:t>203×7=</w:t>
             </w:r>
           </w:p>
         </w:tc>
@@ -74,7 +74,7 @@
                 <w:rFonts w:ascii="TimeNewRoman" w:hAnsi="TimeNewRoman"/>
                 <w:sz w:val="30"/>
               </w:rPr>
-              <w:t>143×3=</w:t>
+              <w:t>688×6=</w:t>
             </w:r>
           </w:p>
         </w:tc>
@@ -91,7 +91,7 @@
                 <w:rFonts w:ascii="TimeNewRoman" w:hAnsi="TimeNewRoman"/>
                 <w:sz w:val="30"/>
               </w:rPr>
-              <w:t>738×4=</w:t>
+              <w:t>690×3=</w:t>
             </w:r>
           </w:p>
         </w:tc>
@@ -108,7 +108,7 @@
                 <w:rFonts w:ascii="TimeNewRoman" w:hAnsi="TimeNewRoman"/>
                 <w:sz w:val="30"/>
               </w:rPr>
-              <w:t>864×8=</w:t>
+              <w:t>443×6=</w:t>
             </w:r>
           </w:p>
         </w:tc>
@@ -223,7 +223,7 @@
                 <w:rFonts w:ascii="TimeNewRoman" w:hAnsi="TimeNewRoman"/>
                 <w:sz w:val="30"/>
               </w:rPr>
-              <w:t>941×2=</w:t>
+              <w:t>573×6=</w:t>
             </w:r>
           </w:p>
         </w:tc>
@@ -240,7 +240,7 @@
                 <w:rFonts w:ascii="TimeNewRoman" w:hAnsi="TimeNewRoman"/>
                 <w:sz w:val="30"/>
               </w:rPr>
-              <w:t>719×9=</w:t>
+              <w:t>785×8=</w:t>
             </w:r>
           </w:p>
         </w:tc>
@@ -257,7 +257,7 @@
                 <w:rFonts w:ascii="TimeNewRoman" w:hAnsi="TimeNewRoman"/>
                 <w:sz w:val="30"/>
               </w:rPr>
-              <w:t>959×6=</w:t>
+              <w:t>191×8=</w:t>
             </w:r>
           </w:p>
         </w:tc>
@@ -274,7 +274,7 @@
                 <w:rFonts w:ascii="TimeNewRoman" w:hAnsi="TimeNewRoman"/>
                 <w:sz w:val="30"/>
               </w:rPr>
-              <w:t>133×6=</w:t>
+              <w:t>762×5=</w:t>
             </w:r>
           </w:p>
         </w:tc>
@@ -291,7 +291,7 @@
                 <w:rFonts w:ascii="TimeNewRoman" w:hAnsi="TimeNewRoman"/>
                 <w:sz w:val="30"/>
               </w:rPr>
-              <w:t>102×3=</w:t>
+              <w:t>399×6=</w:t>
             </w:r>
           </w:p>
         </w:tc>
@@ -438,7 +438,7 @@
                 <w:rFonts w:ascii="TimeNewRoman" w:hAnsi="TimeNewRoman"/>
                 <w:sz w:val="30"/>
               </w:rPr>
-              <w:t>331×4=</w:t>
+              <w:t>101×6=</w:t>
             </w:r>
           </w:p>
         </w:tc>
@@ -455,7 +455,7 @@
                 <w:rFonts w:ascii="TimeNewRoman" w:hAnsi="TimeNewRoman"/>
                 <w:sz w:val="30"/>
               </w:rPr>
-              <w:t>738×9=</w:t>
+              <w:t>871×7=</w:t>
             </w:r>
           </w:p>
         </w:tc>
@@ -472,7 +472,7 @@
                 <w:rFonts w:ascii="TimeNewRoman" w:hAnsi="TimeNewRoman"/>
                 <w:sz w:val="30"/>
               </w:rPr>
-              <w:t>949×9=</w:t>
+              <w:t>365×6=</w:t>
             </w:r>
           </w:p>
         </w:tc>
@@ -489,7 +489,7 @@
                 <w:rFonts w:ascii="TimeNewRoman" w:hAnsi="TimeNewRoman"/>
                 <w:sz w:val="30"/>
               </w:rPr>
-              <w:t>514×2=</w:t>
+              <w:t>360×9=</w:t>
             </w:r>
           </w:p>
         </w:tc>
@@ -506,7 +506,7 @@
                 <w:rFonts w:ascii="TimeNewRoman" w:hAnsi="TimeNewRoman"/>
                 <w:sz w:val="30"/>
               </w:rPr>
-              <w:t>687×9=</w:t>
+              <w:t>139×3=</w:t>
             </w:r>
           </w:p>
         </w:tc>
@@ -653,7 +653,7 @@
                 <w:rFonts w:ascii="TimeNewRoman" w:hAnsi="TimeNewRoman"/>
                 <w:sz w:val="30"/>
               </w:rPr>
-              <w:t>389×7=</w:t>
+              <w:t>756×3=</w:t>
             </w:r>
           </w:p>
         </w:tc>
@@ -670,7 +670,7 @@
                 <w:rFonts w:ascii="TimeNewRoman" w:hAnsi="TimeNewRoman"/>
                 <w:sz w:val="30"/>
               </w:rPr>
-              <w:t>960×4=</w:t>
+              <w:t>781×3=</w:t>
             </w:r>
           </w:p>
         </w:tc>
@@ -687,7 +687,7 @@
                 <w:rFonts w:ascii="TimeNewRoman" w:hAnsi="TimeNewRoman"/>
                 <w:sz w:val="30"/>
               </w:rPr>
-              <w:t>779×2=</w:t>
+              <w:t>499×3=</w:t>
             </w:r>
           </w:p>
         </w:tc>
@@ -704,7 +704,7 @@
                 <w:rFonts w:ascii="TimeNewRoman" w:hAnsi="TimeNewRoman"/>
                 <w:sz w:val="30"/>
               </w:rPr>
-              <w:t>792×3=</w:t>
+              <w:t>569×2=</w:t>
             </w:r>
           </w:p>
         </w:tc>
@@ -721,7 +721,7 @@
                 <w:rFonts w:ascii="TimeNewRoman" w:hAnsi="TimeNewRoman"/>
                 <w:sz w:val="30"/>
               </w:rPr>
-              <w:t>994×5=</w:t>
+              <w:t>351×6=</w:t>
             </w:r>
           </w:p>
         </w:tc>
@@ -868,7 +868,7 @@
                 <w:rFonts w:ascii="TimeNewRoman" w:hAnsi="TimeNewRoman"/>
                 <w:sz w:val="30"/>
               </w:rPr>
-              <w:t>570×4=</w:t>
+              <w:t>645×4=</w:t>
             </w:r>
           </w:p>
         </w:tc>
@@ -885,7 +885,7 @@
                 <w:rFonts w:ascii="TimeNewRoman" w:hAnsi="TimeNewRoman"/>
                 <w:sz w:val="30"/>
               </w:rPr>
-              <w:t>989×4=</w:t>
+              <w:t>593×4=</w:t>
             </w:r>
           </w:p>
         </w:tc>
@@ -902,7 +902,7 @@
                 <w:rFonts w:ascii="TimeNewRoman" w:hAnsi="TimeNewRoman"/>
                 <w:sz w:val="30"/>
               </w:rPr>
-              <w:t>827×5=</w:t>
+              <w:t>623×7=</w:t>
             </w:r>
           </w:p>
         </w:tc>
@@ -919,7 +919,7 @@
                 <w:rFonts w:ascii="TimeNewRoman" w:hAnsi="TimeNewRoman"/>
                 <w:sz w:val="30"/>
               </w:rPr>
-              <w:t>404×5=</w:t>
+              <w:t>123×8=</w:t>
             </w:r>
           </w:p>
         </w:tc>
@@ -936,7 +936,7 @@
                 <w:rFonts w:ascii="TimeNewRoman" w:hAnsi="TimeNewRoman"/>
                 <w:sz w:val="30"/>
               </w:rPr>
-              <w:t>201×6=</w:t>
+              <w:t>466×4=</w:t>
             </w:r>
           </w:p>
         </w:tc>

--- a/three-digit_number_multiplied_by_one-digit_number.docx
+++ b/three-digit_number_multiplied_by_one-digit_number.docx
@@ -40,7 +40,7 @@
                 <w:rFonts w:ascii="TimeNewRoman" w:hAnsi="TimeNewRoman"/>
                 <w:sz w:val="30"/>
               </w:rPr>
-              <w:t>182×4=</w:t>
+              <w:t>979×9=</w:t>
             </w:r>
           </w:p>
         </w:tc>
@@ -57,7 +57,7 @@
                 <w:rFonts w:ascii="TimeNewRoman" w:hAnsi="TimeNewRoman"/>
                 <w:sz w:val="30"/>
               </w:rPr>
-              <w:t>203×7=</w:t>
+              <w:t>670×4=</w:t>
             </w:r>
           </w:p>
         </w:tc>
@@ -74,7 +74,7 @@
                 <w:rFonts w:ascii="TimeNewRoman" w:hAnsi="TimeNewRoman"/>
                 <w:sz w:val="30"/>
               </w:rPr>
-              <w:t>688×6=</w:t>
+              <w:t>773×8=</w:t>
             </w:r>
           </w:p>
         </w:tc>
@@ -91,7 +91,7 @@
                 <w:rFonts w:ascii="TimeNewRoman" w:hAnsi="TimeNewRoman"/>
                 <w:sz w:val="30"/>
               </w:rPr>
-              <w:t>690×3=</w:t>
+              <w:t>257×3=</w:t>
             </w:r>
           </w:p>
         </w:tc>
@@ -108,7 +108,7 @@
                 <w:rFonts w:ascii="TimeNewRoman" w:hAnsi="TimeNewRoman"/>
                 <w:sz w:val="30"/>
               </w:rPr>
-              <w:t>443×6=</w:t>
+              <w:t>583×9=</w:t>
             </w:r>
           </w:p>
         </w:tc>
@@ -223,7 +223,7 @@
                 <w:rFonts w:ascii="TimeNewRoman" w:hAnsi="TimeNewRoman"/>
                 <w:sz w:val="30"/>
               </w:rPr>
-              <w:t>573×6=</w:t>
+              <w:t>899×8=</w:t>
             </w:r>
           </w:p>
         </w:tc>
@@ -240,7 +240,7 @@
                 <w:rFonts w:ascii="TimeNewRoman" w:hAnsi="TimeNewRoman"/>
                 <w:sz w:val="30"/>
               </w:rPr>
-              <w:t>785×8=</w:t>
+              <w:t>416×8=</w:t>
             </w:r>
           </w:p>
         </w:tc>
@@ -257,7 +257,7 @@
                 <w:rFonts w:ascii="TimeNewRoman" w:hAnsi="TimeNewRoman"/>
                 <w:sz w:val="30"/>
               </w:rPr>
-              <w:t>191×8=</w:t>
+              <w:t>858×2=</w:t>
             </w:r>
           </w:p>
         </w:tc>
@@ -274,7 +274,7 @@
                 <w:rFonts w:ascii="TimeNewRoman" w:hAnsi="TimeNewRoman"/>
                 <w:sz w:val="30"/>
               </w:rPr>
-              <w:t>762×5=</w:t>
+              <w:t>741×5=</w:t>
             </w:r>
           </w:p>
         </w:tc>
@@ -291,7 +291,7 @@
                 <w:rFonts w:ascii="TimeNewRoman" w:hAnsi="TimeNewRoman"/>
                 <w:sz w:val="30"/>
               </w:rPr>
-              <w:t>399×6=</w:t>
+              <w:t>464×2=</w:t>
             </w:r>
           </w:p>
         </w:tc>
@@ -438,7 +438,7 @@
                 <w:rFonts w:ascii="TimeNewRoman" w:hAnsi="TimeNewRoman"/>
                 <w:sz w:val="30"/>
               </w:rPr>
-              <w:t>101×6=</w:t>
+              <w:t>733×7=</w:t>
             </w:r>
           </w:p>
         </w:tc>
@@ -455,7 +455,7 @@
                 <w:rFonts w:ascii="TimeNewRoman" w:hAnsi="TimeNewRoman"/>
                 <w:sz w:val="30"/>
               </w:rPr>
-              <w:t>871×7=</w:t>
+              <w:t>168×8=</w:t>
             </w:r>
           </w:p>
         </w:tc>
@@ -472,7 +472,7 @@
                 <w:rFonts w:ascii="TimeNewRoman" w:hAnsi="TimeNewRoman"/>
                 <w:sz w:val="30"/>
               </w:rPr>
-              <w:t>365×6=</w:t>
+              <w:t>863×9=</w:t>
             </w:r>
           </w:p>
         </w:tc>
@@ -489,7 +489,7 @@
                 <w:rFonts w:ascii="TimeNewRoman" w:hAnsi="TimeNewRoman"/>
                 <w:sz w:val="30"/>
               </w:rPr>
-              <w:t>360×9=</w:t>
+              <w:t>383×7=</w:t>
             </w:r>
           </w:p>
         </w:tc>
@@ -506,7 +506,7 @@
                 <w:rFonts w:ascii="TimeNewRoman" w:hAnsi="TimeNewRoman"/>
                 <w:sz w:val="30"/>
               </w:rPr>
-              <w:t>139×3=</w:t>
+              <w:t>993×8=</w:t>
             </w:r>
           </w:p>
         </w:tc>
@@ -653,7 +653,7 @@
                 <w:rFonts w:ascii="TimeNewRoman" w:hAnsi="TimeNewRoman"/>
                 <w:sz w:val="30"/>
               </w:rPr>
-              <w:t>756×3=</w:t>
+              <w:t>219×5=</w:t>
             </w:r>
           </w:p>
         </w:tc>
@@ -670,7 +670,7 @@
                 <w:rFonts w:ascii="TimeNewRoman" w:hAnsi="TimeNewRoman"/>
                 <w:sz w:val="30"/>
               </w:rPr>
-              <w:t>781×3=</w:t>
+              <w:t>122×3=</w:t>
             </w:r>
           </w:p>
         </w:tc>
@@ -687,7 +687,7 @@
                 <w:rFonts w:ascii="TimeNewRoman" w:hAnsi="TimeNewRoman"/>
                 <w:sz w:val="30"/>
               </w:rPr>
-              <w:t>499×3=</w:t>
+              <w:t>428×9=</w:t>
             </w:r>
           </w:p>
         </w:tc>
@@ -704,7 +704,7 @@
                 <w:rFonts w:ascii="TimeNewRoman" w:hAnsi="TimeNewRoman"/>
                 <w:sz w:val="30"/>
               </w:rPr>
-              <w:t>569×2=</w:t>
+              <w:t>296×6=</w:t>
             </w:r>
           </w:p>
         </w:tc>
@@ -721,7 +721,7 @@
                 <w:rFonts w:ascii="TimeNewRoman" w:hAnsi="TimeNewRoman"/>
                 <w:sz w:val="30"/>
               </w:rPr>
-              <w:t>351×6=</w:t>
+              <w:t>183×4=</w:t>
             </w:r>
           </w:p>
         </w:tc>
@@ -868,7 +868,7 @@
                 <w:rFonts w:ascii="TimeNewRoman" w:hAnsi="TimeNewRoman"/>
                 <w:sz w:val="30"/>
               </w:rPr>
-              <w:t>645×4=</w:t>
+              <w:t>250×7=</w:t>
             </w:r>
           </w:p>
         </w:tc>
@@ -885,7 +885,7 @@
                 <w:rFonts w:ascii="TimeNewRoman" w:hAnsi="TimeNewRoman"/>
                 <w:sz w:val="30"/>
               </w:rPr>
-              <w:t>593×4=</w:t>
+              <w:t>566×9=</w:t>
             </w:r>
           </w:p>
         </w:tc>
@@ -902,7 +902,7 @@
                 <w:rFonts w:ascii="TimeNewRoman" w:hAnsi="TimeNewRoman"/>
                 <w:sz w:val="30"/>
               </w:rPr>
-              <w:t>623×7=</w:t>
+              <w:t>433×5=</w:t>
             </w:r>
           </w:p>
         </w:tc>
@@ -919,7 +919,7 @@
                 <w:rFonts w:ascii="TimeNewRoman" w:hAnsi="TimeNewRoman"/>
                 <w:sz w:val="30"/>
               </w:rPr>
-              <w:t>123×8=</w:t>
+              <w:t>803×6=</w:t>
             </w:r>
           </w:p>
         </w:tc>
@@ -936,7 +936,7 @@
                 <w:rFonts w:ascii="TimeNewRoman" w:hAnsi="TimeNewRoman"/>
                 <w:sz w:val="30"/>
               </w:rPr>
-              <w:t>466×4=</w:t>
+              <w:t>637×7=</w:t>
             </w:r>
           </w:p>
         </w:tc>

--- a/three-digit_number_multiplied_by_one-digit_number.docx
+++ b/three-digit_number_multiplied_by_one-digit_number.docx
@@ -11,7 +11,7 @@
           <w:rFonts w:ascii="Arial" w:hAnsi="Arial"/>
           <w:sz w:val="30"/>
         </w:rPr>
-        <w:t>2026-10-04 Sunday</w:t>
+        <w:t>2026-10-05 Monday</w:t>
       </w:r>
     </w:p>
     <w:tbl>
@@ -40,7 +40,7 @@
                 <w:rFonts w:ascii="TimeNewRoman" w:hAnsi="TimeNewRoman"/>
                 <w:sz w:val="30"/>
               </w:rPr>
-              <w:t>979×9=</w:t>
+              <w:t>593×5=</w:t>
             </w:r>
           </w:p>
         </w:tc>
@@ -57,7 +57,7 @@
                 <w:rFonts w:ascii="TimeNewRoman" w:hAnsi="TimeNewRoman"/>
                 <w:sz w:val="30"/>
               </w:rPr>
-              <w:t>670×4=</w:t>
+              <w:t>607×4=</w:t>
             </w:r>
           </w:p>
         </w:tc>
@@ -74,7 +74,7 @@
                 <w:rFonts w:ascii="TimeNewRoman" w:hAnsi="TimeNewRoman"/>
                 <w:sz w:val="30"/>
               </w:rPr>
-              <w:t>773×8=</w:t>
+              <w:t>511×2=</w:t>
             </w:r>
           </w:p>
         </w:tc>
@@ -91,7 +91,7 @@
                 <w:rFonts w:ascii="TimeNewRoman" w:hAnsi="TimeNewRoman"/>
                 <w:sz w:val="30"/>
               </w:rPr>
-              <w:t>257×3=</w:t>
+              <w:t>439×5=</w:t>
             </w:r>
           </w:p>
         </w:tc>
@@ -108,7 +108,7 @@
                 <w:rFonts w:ascii="TimeNewRoman" w:hAnsi="TimeNewRoman"/>
                 <w:sz w:val="30"/>
               </w:rPr>
-              <w:t>583×9=</w:t>
+              <w:t>140×5=</w:t>
             </w:r>
           </w:p>
         </w:tc>
@@ -223,7 +223,7 @@
                 <w:rFonts w:ascii="TimeNewRoman" w:hAnsi="TimeNewRoman"/>
                 <w:sz w:val="30"/>
               </w:rPr>
-              <w:t>899×8=</w:t>
+              <w:t>325×7=</w:t>
             </w:r>
           </w:p>
         </w:tc>
@@ -240,7 +240,7 @@
                 <w:rFonts w:ascii="TimeNewRoman" w:hAnsi="TimeNewRoman"/>
                 <w:sz w:val="30"/>
               </w:rPr>
-              <w:t>416×8=</w:t>
+              <w:t>329×4=</w:t>
             </w:r>
           </w:p>
         </w:tc>
@@ -257,7 +257,7 @@
                 <w:rFonts w:ascii="TimeNewRoman" w:hAnsi="TimeNewRoman"/>
                 <w:sz w:val="30"/>
               </w:rPr>
-              <w:t>858×2=</w:t>
+              <w:t>526×3=</w:t>
             </w:r>
           </w:p>
         </w:tc>
@@ -274,7 +274,7 @@
                 <w:rFonts w:ascii="TimeNewRoman" w:hAnsi="TimeNewRoman"/>
                 <w:sz w:val="30"/>
               </w:rPr>
-              <w:t>741×5=</w:t>
+              <w:t>646×6=</w:t>
             </w:r>
           </w:p>
         </w:tc>
@@ -291,7 +291,7 @@
                 <w:rFonts w:ascii="TimeNewRoman" w:hAnsi="TimeNewRoman"/>
                 <w:sz w:val="30"/>
               </w:rPr>
-              <w:t>464×2=</w:t>
+              <w:t>347×7=</w:t>
             </w:r>
           </w:p>
         </w:tc>
@@ -438,7 +438,7 @@
                 <w:rFonts w:ascii="TimeNewRoman" w:hAnsi="TimeNewRoman"/>
                 <w:sz w:val="30"/>
               </w:rPr>
-              <w:t>733×7=</w:t>
+              <w:t>437×9=</w:t>
             </w:r>
           </w:p>
         </w:tc>
@@ -455,7 +455,7 @@
                 <w:rFonts w:ascii="TimeNewRoman" w:hAnsi="TimeNewRoman"/>
                 <w:sz w:val="30"/>
               </w:rPr>
-              <w:t>168×8=</w:t>
+              <w:t>390×4=</w:t>
             </w:r>
           </w:p>
         </w:tc>
@@ -472,7 +472,7 @@
                 <w:rFonts w:ascii="TimeNewRoman" w:hAnsi="TimeNewRoman"/>
                 <w:sz w:val="30"/>
               </w:rPr>
-              <w:t>863×9=</w:t>
+              <w:t>615×6=</w:t>
             </w:r>
           </w:p>
         </w:tc>
@@ -489,7 +489,7 @@
                 <w:rFonts w:ascii="TimeNewRoman" w:hAnsi="TimeNewRoman"/>
                 <w:sz w:val="30"/>
               </w:rPr>
-              <w:t>383×7=</w:t>
+              <w:t>401×7=</w:t>
             </w:r>
           </w:p>
         </w:tc>
@@ -506,7 +506,7 @@
                 <w:rFonts w:ascii="TimeNewRoman" w:hAnsi="TimeNewRoman"/>
                 <w:sz w:val="30"/>
               </w:rPr>
-              <w:t>993×8=</w:t>
+              <w:t>709×6=</w:t>
             </w:r>
           </w:p>
         </w:tc>
@@ -653,7 +653,7 @@
                 <w:rFonts w:ascii="TimeNewRoman" w:hAnsi="TimeNewRoman"/>
                 <w:sz w:val="30"/>
               </w:rPr>
-              <w:t>219×5=</w:t>
+              <w:t>973×5=</w:t>
             </w:r>
           </w:p>
         </w:tc>
@@ -670,7 +670,7 @@
                 <w:rFonts w:ascii="TimeNewRoman" w:hAnsi="TimeNewRoman"/>
                 <w:sz w:val="30"/>
               </w:rPr>
-              <w:t>122×3=</w:t>
+              <w:t>683×2=</w:t>
             </w:r>
           </w:p>
         </w:tc>
@@ -687,7 +687,7 @@
                 <w:rFonts w:ascii="TimeNewRoman" w:hAnsi="TimeNewRoman"/>
                 <w:sz w:val="30"/>
               </w:rPr>
-              <w:t>428×9=</w:t>
+              <w:t>765×2=</w:t>
             </w:r>
           </w:p>
         </w:tc>
@@ -704,7 +704,7 @@
                 <w:rFonts w:ascii="TimeNewRoman" w:hAnsi="TimeNewRoman"/>
                 <w:sz w:val="30"/>
               </w:rPr>
-              <w:t>296×6=</w:t>
+              <w:t>717×2=</w:t>
             </w:r>
           </w:p>
         </w:tc>
@@ -721,7 +721,7 @@
                 <w:rFonts w:ascii="TimeNewRoman" w:hAnsi="TimeNewRoman"/>
                 <w:sz w:val="30"/>
               </w:rPr>
-              <w:t>183×4=</w:t>
+              <w:t>329×6=</w:t>
             </w:r>
           </w:p>
         </w:tc>
@@ -868,7 +868,7 @@
                 <w:rFonts w:ascii="TimeNewRoman" w:hAnsi="TimeNewRoman"/>
                 <w:sz w:val="30"/>
               </w:rPr>
-              <w:t>250×7=</w:t>
+              <w:t>165×4=</w:t>
             </w:r>
           </w:p>
         </w:tc>
@@ -885,7 +885,7 @@
                 <w:rFonts w:ascii="TimeNewRoman" w:hAnsi="TimeNewRoman"/>
                 <w:sz w:val="30"/>
               </w:rPr>
-              <w:t>566×9=</w:t>
+              <w:t>682×4=</w:t>
             </w:r>
           </w:p>
         </w:tc>
@@ -902,7 +902,7 @@
                 <w:rFonts w:ascii="TimeNewRoman" w:hAnsi="TimeNewRoman"/>
                 <w:sz w:val="30"/>
               </w:rPr>
-              <w:t>433×5=</w:t>
+              <w:t>408×7=</w:t>
             </w:r>
           </w:p>
         </w:tc>
@@ -919,7 +919,7 @@
                 <w:rFonts w:ascii="TimeNewRoman" w:hAnsi="TimeNewRoman"/>
                 <w:sz w:val="30"/>
               </w:rPr>
-              <w:t>803×6=</w:t>
+              <w:t>909×5=</w:t>
             </w:r>
           </w:p>
         </w:tc>
@@ -936,7 +936,7 @@
                 <w:rFonts w:ascii="TimeNewRoman" w:hAnsi="TimeNewRoman"/>
                 <w:sz w:val="30"/>
               </w:rPr>
-              <w:t>637×7=</w:t>
+              <w:t>841×6=</w:t>
             </w:r>
           </w:p>
         </w:tc>

--- a/three-digit_number_multiplied_by_one-digit_number.docx
+++ b/three-digit_number_multiplied_by_one-digit_number.docx
@@ -40,7 +40,7 @@
                 <w:rFonts w:ascii="TimeNewRoman" w:hAnsi="TimeNewRoman"/>
                 <w:sz w:val="30"/>
               </w:rPr>
-              <w:t>593×5=</w:t>
+              <w:t>388×3=</w:t>
             </w:r>
           </w:p>
         </w:tc>
@@ -57,7 +57,7 @@
                 <w:rFonts w:ascii="TimeNewRoman" w:hAnsi="TimeNewRoman"/>
                 <w:sz w:val="30"/>
               </w:rPr>
-              <w:t>607×4=</w:t>
+              <w:t>912×3=</w:t>
             </w:r>
           </w:p>
         </w:tc>
@@ -74,7 +74,7 @@
                 <w:rFonts w:ascii="TimeNewRoman" w:hAnsi="TimeNewRoman"/>
                 <w:sz w:val="30"/>
               </w:rPr>
-              <w:t>511×2=</w:t>
+              <w:t>296×6=</w:t>
             </w:r>
           </w:p>
         </w:tc>
@@ -91,7 +91,7 @@
                 <w:rFonts w:ascii="TimeNewRoman" w:hAnsi="TimeNewRoman"/>
                 <w:sz w:val="30"/>
               </w:rPr>
-              <w:t>439×5=</w:t>
+              <w:t>475×9=</w:t>
             </w:r>
           </w:p>
         </w:tc>
@@ -108,7 +108,7 @@
                 <w:rFonts w:ascii="TimeNewRoman" w:hAnsi="TimeNewRoman"/>
                 <w:sz w:val="30"/>
               </w:rPr>
-              <w:t>140×5=</w:t>
+              <w:t>535×7=</w:t>
             </w:r>
           </w:p>
         </w:tc>
@@ -223,7 +223,7 @@
                 <w:rFonts w:ascii="TimeNewRoman" w:hAnsi="TimeNewRoman"/>
                 <w:sz w:val="30"/>
               </w:rPr>
-              <w:t>325×7=</w:t>
+              <w:t>878×2=</w:t>
             </w:r>
           </w:p>
         </w:tc>
@@ -240,7 +240,7 @@
                 <w:rFonts w:ascii="TimeNewRoman" w:hAnsi="TimeNewRoman"/>
                 <w:sz w:val="30"/>
               </w:rPr>
-              <w:t>329×4=</w:t>
+              <w:t>961×3=</w:t>
             </w:r>
           </w:p>
         </w:tc>
@@ -257,7 +257,7 @@
                 <w:rFonts w:ascii="TimeNewRoman" w:hAnsi="TimeNewRoman"/>
                 <w:sz w:val="30"/>
               </w:rPr>
-              <w:t>526×3=</w:t>
+              <w:t>817×6=</w:t>
             </w:r>
           </w:p>
         </w:tc>
@@ -274,7 +274,7 @@
                 <w:rFonts w:ascii="TimeNewRoman" w:hAnsi="TimeNewRoman"/>
                 <w:sz w:val="30"/>
               </w:rPr>
-              <w:t>646×6=</w:t>
+              <w:t>571×3=</w:t>
             </w:r>
           </w:p>
         </w:tc>
@@ -291,7 +291,7 @@
                 <w:rFonts w:ascii="TimeNewRoman" w:hAnsi="TimeNewRoman"/>
                 <w:sz w:val="30"/>
               </w:rPr>
-              <w:t>347×7=</w:t>
+              <w:t>956×9=</w:t>
             </w:r>
           </w:p>
         </w:tc>
@@ -438,7 +438,7 @@
                 <w:rFonts w:ascii="TimeNewRoman" w:hAnsi="TimeNewRoman"/>
                 <w:sz w:val="30"/>
               </w:rPr>
-              <w:t>437×9=</w:t>
+              <w:t>594×8=</w:t>
             </w:r>
           </w:p>
         </w:tc>
@@ -455,7 +455,7 @@
                 <w:rFonts w:ascii="TimeNewRoman" w:hAnsi="TimeNewRoman"/>
                 <w:sz w:val="30"/>
               </w:rPr>
-              <w:t>390×4=</w:t>
+              <w:t>992×8=</w:t>
             </w:r>
           </w:p>
         </w:tc>
@@ -472,7 +472,7 @@
                 <w:rFonts w:ascii="TimeNewRoman" w:hAnsi="TimeNewRoman"/>
                 <w:sz w:val="30"/>
               </w:rPr>
-              <w:t>615×6=</w:t>
+              <w:t>389×4=</w:t>
             </w:r>
           </w:p>
         </w:tc>
@@ -489,7 +489,7 @@
                 <w:rFonts w:ascii="TimeNewRoman" w:hAnsi="TimeNewRoman"/>
                 <w:sz w:val="30"/>
               </w:rPr>
-              <w:t>401×7=</w:t>
+              <w:t>149×9=</w:t>
             </w:r>
           </w:p>
         </w:tc>
@@ -506,7 +506,7 @@
                 <w:rFonts w:ascii="TimeNewRoman" w:hAnsi="TimeNewRoman"/>
                 <w:sz w:val="30"/>
               </w:rPr>
-              <w:t>709×6=</w:t>
+              <w:t>265×2=</w:t>
             </w:r>
           </w:p>
         </w:tc>
@@ -653,7 +653,7 @@
                 <w:rFonts w:ascii="TimeNewRoman" w:hAnsi="TimeNewRoman"/>
                 <w:sz w:val="30"/>
               </w:rPr>
-              <w:t>973×5=</w:t>
+              <w:t>549×4=</w:t>
             </w:r>
           </w:p>
         </w:tc>
@@ -670,7 +670,7 @@
                 <w:rFonts w:ascii="TimeNewRoman" w:hAnsi="TimeNewRoman"/>
                 <w:sz w:val="30"/>
               </w:rPr>
-              <w:t>683×2=</w:t>
+              <w:t>968×7=</w:t>
             </w:r>
           </w:p>
         </w:tc>
@@ -687,7 +687,7 @@
                 <w:rFonts w:ascii="TimeNewRoman" w:hAnsi="TimeNewRoman"/>
                 <w:sz w:val="30"/>
               </w:rPr>
-              <w:t>765×2=</w:t>
+              <w:t>559×2=</w:t>
             </w:r>
           </w:p>
         </w:tc>
@@ -704,7 +704,7 @@
                 <w:rFonts w:ascii="TimeNewRoman" w:hAnsi="TimeNewRoman"/>
                 <w:sz w:val="30"/>
               </w:rPr>
-              <w:t>717×2=</w:t>
+              <w:t>398×2=</w:t>
             </w:r>
           </w:p>
         </w:tc>
@@ -721,7 +721,7 @@
                 <w:rFonts w:ascii="TimeNewRoman" w:hAnsi="TimeNewRoman"/>
                 <w:sz w:val="30"/>
               </w:rPr>
-              <w:t>329×6=</w:t>
+              <w:t>421×7=</w:t>
             </w:r>
           </w:p>
         </w:tc>
@@ -868,7 +868,7 @@
                 <w:rFonts w:ascii="TimeNewRoman" w:hAnsi="TimeNewRoman"/>
                 <w:sz w:val="30"/>
               </w:rPr>
-              <w:t>165×4=</w:t>
+              <w:t>183×7=</w:t>
             </w:r>
           </w:p>
         </w:tc>
@@ -885,7 +885,7 @@
                 <w:rFonts w:ascii="TimeNewRoman" w:hAnsi="TimeNewRoman"/>
                 <w:sz w:val="30"/>
               </w:rPr>
-              <w:t>682×4=</w:t>
+              <w:t>597×5=</w:t>
             </w:r>
           </w:p>
         </w:tc>
@@ -902,7 +902,7 @@
                 <w:rFonts w:ascii="TimeNewRoman" w:hAnsi="TimeNewRoman"/>
                 <w:sz w:val="30"/>
               </w:rPr>
-              <w:t>408×7=</w:t>
+              <w:t>214×4=</w:t>
             </w:r>
           </w:p>
         </w:tc>
@@ -919,7 +919,7 @@
                 <w:rFonts w:ascii="TimeNewRoman" w:hAnsi="TimeNewRoman"/>
                 <w:sz w:val="30"/>
               </w:rPr>
-              <w:t>909×5=</w:t>
+              <w:t>633×2=</w:t>
             </w:r>
           </w:p>
         </w:tc>
@@ -936,7 +936,7 @@
                 <w:rFonts w:ascii="TimeNewRoman" w:hAnsi="TimeNewRoman"/>
                 <w:sz w:val="30"/>
               </w:rPr>
-              <w:t>841×6=</w:t>
+              <w:t>496×6=</w:t>
             </w:r>
           </w:p>
         </w:tc>

--- a/three-digit_number_multiplied_by_one-digit_number.docx
+++ b/three-digit_number_multiplied_by_one-digit_number.docx
@@ -11,7 +11,7 @@
           <w:rFonts w:ascii="Arial" w:hAnsi="Arial"/>
           <w:sz w:val="30"/>
         </w:rPr>
-        <w:t>2026-10-05 Monday</w:t>
+        <w:t>2026-10-06 Tuesday</w:t>
       </w:r>
     </w:p>
     <w:tbl>
@@ -40,7 +40,7 @@
                 <w:rFonts w:ascii="TimeNewRoman" w:hAnsi="TimeNewRoman"/>
                 <w:sz w:val="30"/>
               </w:rPr>
-              <w:t>388×3=</w:t>
+              <w:t>375×7=</w:t>
             </w:r>
           </w:p>
         </w:tc>
@@ -57,7 +57,7 @@
                 <w:rFonts w:ascii="TimeNewRoman" w:hAnsi="TimeNewRoman"/>
                 <w:sz w:val="30"/>
               </w:rPr>
-              <w:t>912×3=</w:t>
+              <w:t>345×4=</w:t>
             </w:r>
           </w:p>
         </w:tc>
@@ -74,7 +74,7 @@
                 <w:rFonts w:ascii="TimeNewRoman" w:hAnsi="TimeNewRoman"/>
                 <w:sz w:val="30"/>
               </w:rPr>
-              <w:t>296×6=</w:t>
+              <w:t>191×8=</w:t>
             </w:r>
           </w:p>
         </w:tc>
@@ -91,7 +91,7 @@
                 <w:rFonts w:ascii="TimeNewRoman" w:hAnsi="TimeNewRoman"/>
                 <w:sz w:val="30"/>
               </w:rPr>
-              <w:t>475×9=</w:t>
+              <w:t>966×4=</w:t>
             </w:r>
           </w:p>
         </w:tc>
@@ -108,7 +108,7 @@
                 <w:rFonts w:ascii="TimeNewRoman" w:hAnsi="TimeNewRoman"/>
                 <w:sz w:val="30"/>
               </w:rPr>
-              <w:t>535×7=</w:t>
+              <w:t>613×2=</w:t>
             </w:r>
           </w:p>
         </w:tc>
@@ -223,7 +223,7 @@
                 <w:rFonts w:ascii="TimeNewRoman" w:hAnsi="TimeNewRoman"/>
                 <w:sz w:val="30"/>
               </w:rPr>
-              <w:t>878×2=</w:t>
+              <w:t>534×3=</w:t>
             </w:r>
           </w:p>
         </w:tc>
@@ -240,7 +240,7 @@
                 <w:rFonts w:ascii="TimeNewRoman" w:hAnsi="TimeNewRoman"/>
                 <w:sz w:val="30"/>
               </w:rPr>
-              <w:t>961×3=</w:t>
+              <w:t>207×9=</w:t>
             </w:r>
           </w:p>
         </w:tc>
@@ -257,7 +257,7 @@
                 <w:rFonts w:ascii="TimeNewRoman" w:hAnsi="TimeNewRoman"/>
                 <w:sz w:val="30"/>
               </w:rPr>
-              <w:t>817×6=</w:t>
+              <w:t>718×8=</w:t>
             </w:r>
           </w:p>
         </w:tc>
@@ -274,7 +274,7 @@
                 <w:rFonts w:ascii="TimeNewRoman" w:hAnsi="TimeNewRoman"/>
                 <w:sz w:val="30"/>
               </w:rPr>
-              <w:t>571×3=</w:t>
+              <w:t>904×7=</w:t>
             </w:r>
           </w:p>
         </w:tc>
@@ -291,7 +291,7 @@
                 <w:rFonts w:ascii="TimeNewRoman" w:hAnsi="TimeNewRoman"/>
                 <w:sz w:val="30"/>
               </w:rPr>
-              <w:t>956×9=</w:t>
+              <w:t>937×6=</w:t>
             </w:r>
           </w:p>
         </w:tc>
@@ -438,7 +438,7 @@
                 <w:rFonts w:ascii="TimeNewRoman" w:hAnsi="TimeNewRoman"/>
                 <w:sz w:val="30"/>
               </w:rPr>
-              <w:t>594×8=</w:t>
+              <w:t>729×3=</w:t>
             </w:r>
           </w:p>
         </w:tc>
@@ -455,7 +455,7 @@
                 <w:rFonts w:ascii="TimeNewRoman" w:hAnsi="TimeNewRoman"/>
                 <w:sz w:val="30"/>
               </w:rPr>
-              <w:t>992×8=</w:t>
+              <w:t>199×6=</w:t>
             </w:r>
           </w:p>
         </w:tc>
@@ -472,7 +472,7 @@
                 <w:rFonts w:ascii="TimeNewRoman" w:hAnsi="TimeNewRoman"/>
                 <w:sz w:val="30"/>
               </w:rPr>
-              <w:t>389×4=</w:t>
+              <w:t>283×5=</w:t>
             </w:r>
           </w:p>
         </w:tc>
@@ -489,7 +489,7 @@
                 <w:rFonts w:ascii="TimeNewRoman" w:hAnsi="TimeNewRoman"/>
                 <w:sz w:val="30"/>
               </w:rPr>
-              <w:t>149×9=</w:t>
+              <w:t>456×2=</w:t>
             </w:r>
           </w:p>
         </w:tc>
@@ -506,7 +506,7 @@
                 <w:rFonts w:ascii="TimeNewRoman" w:hAnsi="TimeNewRoman"/>
                 <w:sz w:val="30"/>
               </w:rPr>
-              <w:t>265×2=</w:t>
+              <w:t>242×3=</w:t>
             </w:r>
           </w:p>
         </w:tc>
@@ -653,7 +653,7 @@
                 <w:rFonts w:ascii="TimeNewRoman" w:hAnsi="TimeNewRoman"/>
                 <w:sz w:val="30"/>
               </w:rPr>
-              <w:t>549×4=</w:t>
+              <w:t>430×7=</w:t>
             </w:r>
           </w:p>
         </w:tc>
@@ -670,7 +670,7 @@
                 <w:rFonts w:ascii="TimeNewRoman" w:hAnsi="TimeNewRoman"/>
                 <w:sz w:val="30"/>
               </w:rPr>
-              <w:t>968×7=</w:t>
+              <w:t>435×4=</w:t>
             </w:r>
           </w:p>
         </w:tc>
@@ -687,7 +687,7 @@
                 <w:rFonts w:ascii="TimeNewRoman" w:hAnsi="TimeNewRoman"/>
                 <w:sz w:val="30"/>
               </w:rPr>
-              <w:t>559×2=</w:t>
+              <w:t>533×8=</w:t>
             </w:r>
           </w:p>
         </w:tc>
@@ -704,7 +704,7 @@
                 <w:rFonts w:ascii="TimeNewRoman" w:hAnsi="TimeNewRoman"/>
                 <w:sz w:val="30"/>
               </w:rPr>
-              <w:t>398×2=</w:t>
+              <w:t>835×7=</w:t>
             </w:r>
           </w:p>
         </w:tc>
@@ -721,7 +721,7 @@
                 <w:rFonts w:ascii="TimeNewRoman" w:hAnsi="TimeNewRoman"/>
                 <w:sz w:val="30"/>
               </w:rPr>
-              <w:t>421×7=</w:t>
+              <w:t>509×4=</w:t>
             </w:r>
           </w:p>
         </w:tc>
@@ -868,7 +868,7 @@
                 <w:rFonts w:ascii="TimeNewRoman" w:hAnsi="TimeNewRoman"/>
                 <w:sz w:val="30"/>
               </w:rPr>
-              <w:t>183×7=</w:t>
+              <w:t>137×5=</w:t>
             </w:r>
           </w:p>
         </w:tc>
@@ -885,7 +885,7 @@
                 <w:rFonts w:ascii="TimeNewRoman" w:hAnsi="TimeNewRoman"/>
                 <w:sz w:val="30"/>
               </w:rPr>
-              <w:t>597×5=</w:t>
+              <w:t>647×6=</w:t>
             </w:r>
           </w:p>
         </w:tc>
@@ -902,7 +902,7 @@
                 <w:rFonts w:ascii="TimeNewRoman" w:hAnsi="TimeNewRoman"/>
                 <w:sz w:val="30"/>
               </w:rPr>
-              <w:t>214×4=</w:t>
+              <w:t>999×9=</w:t>
             </w:r>
           </w:p>
         </w:tc>
@@ -919,7 +919,7 @@
                 <w:rFonts w:ascii="TimeNewRoman" w:hAnsi="TimeNewRoman"/>
                 <w:sz w:val="30"/>
               </w:rPr>
-              <w:t>633×2=</w:t>
+              <w:t>364×3=</w:t>
             </w:r>
           </w:p>
         </w:tc>
@@ -936,7 +936,7 @@
                 <w:rFonts w:ascii="TimeNewRoman" w:hAnsi="TimeNewRoman"/>
                 <w:sz w:val="30"/>
               </w:rPr>
-              <w:t>496×6=</w:t>
+              <w:t>428×3=</w:t>
             </w:r>
           </w:p>
         </w:tc>

--- a/three-digit_number_multiplied_by_one-digit_number.docx
+++ b/three-digit_number_multiplied_by_one-digit_number.docx
@@ -40,7 +40,7 @@
                 <w:rFonts w:ascii="TimeNewRoman" w:hAnsi="TimeNewRoman"/>
                 <w:sz w:val="30"/>
               </w:rPr>
-              <w:t>375×7=</w:t>
+              <w:t>785×6=</w:t>
             </w:r>
           </w:p>
         </w:tc>
@@ -57,7 +57,7 @@
                 <w:rFonts w:ascii="TimeNewRoman" w:hAnsi="TimeNewRoman"/>
                 <w:sz w:val="30"/>
               </w:rPr>
-              <w:t>345×4=</w:t>
+              <w:t>221×8=</w:t>
             </w:r>
           </w:p>
         </w:tc>
@@ -74,7 +74,7 @@
                 <w:rFonts w:ascii="TimeNewRoman" w:hAnsi="TimeNewRoman"/>
                 <w:sz w:val="30"/>
               </w:rPr>
-              <w:t>191×8=</w:t>
+              <w:t>706×3=</w:t>
             </w:r>
           </w:p>
         </w:tc>
@@ -91,7 +91,7 @@
                 <w:rFonts w:ascii="TimeNewRoman" w:hAnsi="TimeNewRoman"/>
                 <w:sz w:val="30"/>
               </w:rPr>
-              <w:t>966×4=</w:t>
+              <w:t>526×7=</w:t>
             </w:r>
           </w:p>
         </w:tc>
@@ -108,7 +108,7 @@
                 <w:rFonts w:ascii="TimeNewRoman" w:hAnsi="TimeNewRoman"/>
                 <w:sz w:val="30"/>
               </w:rPr>
-              <w:t>613×2=</w:t>
+              <w:t>258×4=</w:t>
             </w:r>
           </w:p>
         </w:tc>
@@ -223,7 +223,7 @@
                 <w:rFonts w:ascii="TimeNewRoman" w:hAnsi="TimeNewRoman"/>
                 <w:sz w:val="30"/>
               </w:rPr>
-              <w:t>534×3=</w:t>
+              <w:t>729×6=</w:t>
             </w:r>
           </w:p>
         </w:tc>
@@ -240,7 +240,7 @@
                 <w:rFonts w:ascii="TimeNewRoman" w:hAnsi="TimeNewRoman"/>
                 <w:sz w:val="30"/>
               </w:rPr>
-              <w:t>207×9=</w:t>
+              <w:t>313×2=</w:t>
             </w:r>
           </w:p>
         </w:tc>
@@ -257,7 +257,7 @@
                 <w:rFonts w:ascii="TimeNewRoman" w:hAnsi="TimeNewRoman"/>
                 <w:sz w:val="30"/>
               </w:rPr>
-              <w:t>718×8=</w:t>
+              <w:t>317×5=</w:t>
             </w:r>
           </w:p>
         </w:tc>
@@ -274,7 +274,7 @@
                 <w:rFonts w:ascii="TimeNewRoman" w:hAnsi="TimeNewRoman"/>
                 <w:sz w:val="30"/>
               </w:rPr>
-              <w:t>904×7=</w:t>
+              <w:t>846×9=</w:t>
             </w:r>
           </w:p>
         </w:tc>
@@ -291,7 +291,7 @@
                 <w:rFonts w:ascii="TimeNewRoman" w:hAnsi="TimeNewRoman"/>
                 <w:sz w:val="30"/>
               </w:rPr>
-              <w:t>937×6=</w:t>
+              <w:t>267×4=</w:t>
             </w:r>
           </w:p>
         </w:tc>
@@ -438,7 +438,7 @@
                 <w:rFonts w:ascii="TimeNewRoman" w:hAnsi="TimeNewRoman"/>
                 <w:sz w:val="30"/>
               </w:rPr>
-              <w:t>729×3=</w:t>
+              <w:t>437×6=</w:t>
             </w:r>
           </w:p>
         </w:tc>
@@ -455,7 +455,7 @@
                 <w:rFonts w:ascii="TimeNewRoman" w:hAnsi="TimeNewRoman"/>
                 <w:sz w:val="30"/>
               </w:rPr>
-              <w:t>199×6=</w:t>
+              <w:t>649×7=</w:t>
             </w:r>
           </w:p>
         </w:tc>
@@ -472,7 +472,7 @@
                 <w:rFonts w:ascii="TimeNewRoman" w:hAnsi="TimeNewRoman"/>
                 <w:sz w:val="30"/>
               </w:rPr>
-              <w:t>283×5=</w:t>
+              <w:t>944×6=</w:t>
             </w:r>
           </w:p>
         </w:tc>
@@ -489,7 +489,7 @@
                 <w:rFonts w:ascii="TimeNewRoman" w:hAnsi="TimeNewRoman"/>
                 <w:sz w:val="30"/>
               </w:rPr>
-              <w:t>456×2=</w:t>
+              <w:t>711×5=</w:t>
             </w:r>
           </w:p>
         </w:tc>
@@ -506,7 +506,7 @@
                 <w:rFonts w:ascii="TimeNewRoman" w:hAnsi="TimeNewRoman"/>
                 <w:sz w:val="30"/>
               </w:rPr>
-              <w:t>242×3=</w:t>
+              <w:t>889×9=</w:t>
             </w:r>
           </w:p>
         </w:tc>
@@ -653,7 +653,7 @@
                 <w:rFonts w:ascii="TimeNewRoman" w:hAnsi="TimeNewRoman"/>
                 <w:sz w:val="30"/>
               </w:rPr>
-              <w:t>430×7=</w:t>
+              <w:t>434×5=</w:t>
             </w:r>
           </w:p>
         </w:tc>
@@ -670,7 +670,7 @@
                 <w:rFonts w:ascii="TimeNewRoman" w:hAnsi="TimeNewRoman"/>
                 <w:sz w:val="30"/>
               </w:rPr>
-              <w:t>435×4=</w:t>
+              <w:t>394×2=</w:t>
             </w:r>
           </w:p>
         </w:tc>
@@ -687,7 +687,7 @@
                 <w:rFonts w:ascii="TimeNewRoman" w:hAnsi="TimeNewRoman"/>
                 <w:sz w:val="30"/>
               </w:rPr>
-              <w:t>533×8=</w:t>
+              <w:t>446×3=</w:t>
             </w:r>
           </w:p>
         </w:tc>
@@ -704,7 +704,7 @@
                 <w:rFonts w:ascii="TimeNewRoman" w:hAnsi="TimeNewRoman"/>
                 <w:sz w:val="30"/>
               </w:rPr>
-              <w:t>835×7=</w:t>
+              <w:t>209×6=</w:t>
             </w:r>
           </w:p>
         </w:tc>
@@ -721,7 +721,7 @@
                 <w:rFonts w:ascii="TimeNewRoman" w:hAnsi="TimeNewRoman"/>
                 <w:sz w:val="30"/>
               </w:rPr>
-              <w:t>509×4=</w:t>
+              <w:t>292×9=</w:t>
             </w:r>
           </w:p>
         </w:tc>
@@ -868,7 +868,7 @@
                 <w:rFonts w:ascii="TimeNewRoman" w:hAnsi="TimeNewRoman"/>
                 <w:sz w:val="30"/>
               </w:rPr>
-              <w:t>137×5=</w:t>
+              <w:t>125×9=</w:t>
             </w:r>
           </w:p>
         </w:tc>
@@ -885,7 +885,7 @@
                 <w:rFonts w:ascii="TimeNewRoman" w:hAnsi="TimeNewRoman"/>
                 <w:sz w:val="30"/>
               </w:rPr>
-              <w:t>647×6=</w:t>
+              <w:t>319×8=</w:t>
             </w:r>
           </w:p>
         </w:tc>
@@ -902,7 +902,7 @@
                 <w:rFonts w:ascii="TimeNewRoman" w:hAnsi="TimeNewRoman"/>
                 <w:sz w:val="30"/>
               </w:rPr>
-              <w:t>999×9=</w:t>
+              <w:t>672×3=</w:t>
             </w:r>
           </w:p>
         </w:tc>
@@ -919,7 +919,7 @@
                 <w:rFonts w:ascii="TimeNewRoman" w:hAnsi="TimeNewRoman"/>
                 <w:sz w:val="30"/>
               </w:rPr>
-              <w:t>364×3=</w:t>
+              <w:t>569×9=</w:t>
             </w:r>
           </w:p>
         </w:tc>
@@ -936,7 +936,7 @@
                 <w:rFonts w:ascii="TimeNewRoman" w:hAnsi="TimeNewRoman"/>
                 <w:sz w:val="30"/>
               </w:rPr>
-              <w:t>428×3=</w:t>
+              <w:t>165×8=</w:t>
             </w:r>
           </w:p>
         </w:tc>

--- a/three-digit_number_multiplied_by_one-digit_number.docx
+++ b/three-digit_number_multiplied_by_one-digit_number.docx
@@ -11,7 +11,7 @@
           <w:rFonts w:ascii="Arial" w:hAnsi="Arial"/>
           <w:sz w:val="30"/>
         </w:rPr>
-        <w:t>2026-10-06 Tuesday</w:t>
+        <w:t>2026-10-07 Wednesday</w:t>
       </w:r>
     </w:p>
     <w:tbl>
@@ -40,7 +40,7 @@
                 <w:rFonts w:ascii="TimeNewRoman" w:hAnsi="TimeNewRoman"/>
                 <w:sz w:val="30"/>
               </w:rPr>
-              <w:t>785×6=</w:t>
+              <w:t>892×8=</w:t>
             </w:r>
           </w:p>
         </w:tc>
@@ -57,7 +57,7 @@
                 <w:rFonts w:ascii="TimeNewRoman" w:hAnsi="TimeNewRoman"/>
                 <w:sz w:val="30"/>
               </w:rPr>
-              <w:t>221×8=</w:t>
+              <w:t>248×7=</w:t>
             </w:r>
           </w:p>
         </w:tc>
@@ -74,7 +74,7 @@
                 <w:rFonts w:ascii="TimeNewRoman" w:hAnsi="TimeNewRoman"/>
                 <w:sz w:val="30"/>
               </w:rPr>
-              <w:t>706×3=</w:t>
+              <w:t>245×7=</w:t>
             </w:r>
           </w:p>
         </w:tc>
@@ -91,7 +91,7 @@
                 <w:rFonts w:ascii="TimeNewRoman" w:hAnsi="TimeNewRoman"/>
                 <w:sz w:val="30"/>
               </w:rPr>
-              <w:t>526×7=</w:t>
+              <w:t>551×7=</w:t>
             </w:r>
           </w:p>
         </w:tc>
@@ -108,7 +108,7 @@
                 <w:rFonts w:ascii="TimeNewRoman" w:hAnsi="TimeNewRoman"/>
                 <w:sz w:val="30"/>
               </w:rPr>
-              <w:t>258×4=</w:t>
+              <w:t>896×6=</w:t>
             </w:r>
           </w:p>
         </w:tc>
@@ -223,7 +223,7 @@
                 <w:rFonts w:ascii="TimeNewRoman" w:hAnsi="TimeNewRoman"/>
                 <w:sz w:val="30"/>
               </w:rPr>
-              <w:t>729×6=</w:t>
+              <w:t>893×4=</w:t>
             </w:r>
           </w:p>
         </w:tc>
@@ -240,7 +240,7 @@
                 <w:rFonts w:ascii="TimeNewRoman" w:hAnsi="TimeNewRoman"/>
                 <w:sz w:val="30"/>
               </w:rPr>
-              <w:t>313×2=</w:t>
+              <w:t>319×8=</w:t>
             </w:r>
           </w:p>
         </w:tc>
@@ -257,7 +257,7 @@
                 <w:rFonts w:ascii="TimeNewRoman" w:hAnsi="TimeNewRoman"/>
                 <w:sz w:val="30"/>
               </w:rPr>
-              <w:t>317×5=</w:t>
+              <w:t>639×8=</w:t>
             </w:r>
           </w:p>
         </w:tc>
@@ -274,7 +274,7 @@
                 <w:rFonts w:ascii="TimeNewRoman" w:hAnsi="TimeNewRoman"/>
                 <w:sz w:val="30"/>
               </w:rPr>
-              <w:t>846×9=</w:t>
+              <w:t>206×3=</w:t>
             </w:r>
           </w:p>
         </w:tc>
@@ -438,7 +438,7 @@
                 <w:rFonts w:ascii="TimeNewRoman" w:hAnsi="TimeNewRoman"/>
                 <w:sz w:val="30"/>
               </w:rPr>
-              <w:t>437×6=</w:t>
+              <w:t>442×2=</w:t>
             </w:r>
           </w:p>
         </w:tc>
@@ -455,7 +455,7 @@
                 <w:rFonts w:ascii="TimeNewRoman" w:hAnsi="TimeNewRoman"/>
                 <w:sz w:val="30"/>
               </w:rPr>
-              <w:t>649×7=</w:t>
+              <w:t>490×6=</w:t>
             </w:r>
           </w:p>
         </w:tc>
@@ -472,7 +472,7 @@
                 <w:rFonts w:ascii="TimeNewRoman" w:hAnsi="TimeNewRoman"/>
                 <w:sz w:val="30"/>
               </w:rPr>
-              <w:t>944×6=</w:t>
+              <w:t>860×2=</w:t>
             </w:r>
           </w:p>
         </w:tc>
@@ -489,7 +489,7 @@
                 <w:rFonts w:ascii="TimeNewRoman" w:hAnsi="TimeNewRoman"/>
                 <w:sz w:val="30"/>
               </w:rPr>
-              <w:t>711×5=</w:t>
+              <w:t>121×8=</w:t>
             </w:r>
           </w:p>
         </w:tc>
@@ -506,7 +506,7 @@
                 <w:rFonts w:ascii="TimeNewRoman" w:hAnsi="TimeNewRoman"/>
                 <w:sz w:val="30"/>
               </w:rPr>
-              <w:t>889×9=</w:t>
+              <w:t>613×6=</w:t>
             </w:r>
           </w:p>
         </w:tc>
@@ -653,7 +653,7 @@
                 <w:rFonts w:ascii="TimeNewRoman" w:hAnsi="TimeNewRoman"/>
                 <w:sz w:val="30"/>
               </w:rPr>
-              <w:t>434×5=</w:t>
+              <w:t>235×9=</w:t>
             </w:r>
           </w:p>
         </w:tc>
@@ -670,7 +670,7 @@
                 <w:rFonts w:ascii="TimeNewRoman" w:hAnsi="TimeNewRoman"/>
                 <w:sz w:val="30"/>
               </w:rPr>
-              <w:t>394×2=</w:t>
+              <w:t>443×8=</w:t>
             </w:r>
           </w:p>
         </w:tc>
@@ -687,7 +687,7 @@
                 <w:rFonts w:ascii="TimeNewRoman" w:hAnsi="TimeNewRoman"/>
                 <w:sz w:val="30"/>
               </w:rPr>
-              <w:t>446×3=</w:t>
+              <w:t>301×8=</w:t>
             </w:r>
           </w:p>
         </w:tc>
@@ -704,7 +704,7 @@
                 <w:rFonts w:ascii="TimeNewRoman" w:hAnsi="TimeNewRoman"/>
                 <w:sz w:val="30"/>
               </w:rPr>
-              <w:t>209×6=</w:t>
+              <w:t>556×8=</w:t>
             </w:r>
           </w:p>
         </w:tc>
@@ -721,7 +721,7 @@
                 <w:rFonts w:ascii="TimeNewRoman" w:hAnsi="TimeNewRoman"/>
                 <w:sz w:val="30"/>
               </w:rPr>
-              <w:t>292×9=</w:t>
+              <w:t>534×7=</w:t>
             </w:r>
           </w:p>
         </w:tc>
@@ -868,7 +868,7 @@
                 <w:rFonts w:ascii="TimeNewRoman" w:hAnsi="TimeNewRoman"/>
                 <w:sz w:val="30"/>
               </w:rPr>
-              <w:t>125×9=</w:t>
+              <w:t>575×5=</w:t>
             </w:r>
           </w:p>
         </w:tc>
@@ -885,7 +885,7 @@
                 <w:rFonts w:ascii="TimeNewRoman" w:hAnsi="TimeNewRoman"/>
                 <w:sz w:val="30"/>
               </w:rPr>
-              <w:t>319×8=</w:t>
+              <w:t>833×4=</w:t>
             </w:r>
           </w:p>
         </w:tc>
@@ -902,7 +902,7 @@
                 <w:rFonts w:ascii="TimeNewRoman" w:hAnsi="TimeNewRoman"/>
                 <w:sz w:val="30"/>
               </w:rPr>
-              <w:t>672×3=</w:t>
+              <w:t>759×4=</w:t>
             </w:r>
           </w:p>
         </w:tc>
@@ -919,7 +919,7 @@
                 <w:rFonts w:ascii="TimeNewRoman" w:hAnsi="TimeNewRoman"/>
                 <w:sz w:val="30"/>
               </w:rPr>
-              <w:t>569×9=</w:t>
+              <w:t>297×3=</w:t>
             </w:r>
           </w:p>
         </w:tc>
@@ -936,7 +936,7 @@
                 <w:rFonts w:ascii="TimeNewRoman" w:hAnsi="TimeNewRoman"/>
                 <w:sz w:val="30"/>
               </w:rPr>
-              <w:t>165×8=</w:t>
+              <w:t>408×4=</w:t>
             </w:r>
           </w:p>
         </w:tc>

--- a/three-digit_number_multiplied_by_one-digit_number.docx
+++ b/three-digit_number_multiplied_by_one-digit_number.docx
@@ -40,7 +40,7 @@
                 <w:rFonts w:ascii="TimeNewRoman" w:hAnsi="TimeNewRoman"/>
                 <w:sz w:val="30"/>
               </w:rPr>
-              <w:t>892×8=</w:t>
+              <w:t>940×7=</w:t>
             </w:r>
           </w:p>
         </w:tc>
@@ -57,7 +57,7 @@
                 <w:rFonts w:ascii="TimeNewRoman" w:hAnsi="TimeNewRoman"/>
                 <w:sz w:val="30"/>
               </w:rPr>
-              <w:t>248×7=</w:t>
+              <w:t>588×3=</w:t>
             </w:r>
           </w:p>
         </w:tc>
@@ -74,7 +74,7 @@
                 <w:rFonts w:ascii="TimeNewRoman" w:hAnsi="TimeNewRoman"/>
                 <w:sz w:val="30"/>
               </w:rPr>
-              <w:t>245×7=</w:t>
+              <w:t>583×7=</w:t>
             </w:r>
           </w:p>
         </w:tc>
@@ -91,7 +91,7 @@
                 <w:rFonts w:ascii="TimeNewRoman" w:hAnsi="TimeNewRoman"/>
                 <w:sz w:val="30"/>
               </w:rPr>
-              <w:t>551×7=</w:t>
+              <w:t>238×4=</w:t>
             </w:r>
           </w:p>
         </w:tc>
@@ -108,7 +108,7 @@
                 <w:rFonts w:ascii="TimeNewRoman" w:hAnsi="TimeNewRoman"/>
                 <w:sz w:val="30"/>
               </w:rPr>
-              <w:t>896×6=</w:t>
+              <w:t>251×2=</w:t>
             </w:r>
           </w:p>
         </w:tc>
@@ -223,7 +223,7 @@
                 <w:rFonts w:ascii="TimeNewRoman" w:hAnsi="TimeNewRoman"/>
                 <w:sz w:val="30"/>
               </w:rPr>
-              <w:t>893×4=</w:t>
+              <w:t>775×7=</w:t>
             </w:r>
           </w:p>
         </w:tc>
@@ -240,7 +240,7 @@
                 <w:rFonts w:ascii="TimeNewRoman" w:hAnsi="TimeNewRoman"/>
                 <w:sz w:val="30"/>
               </w:rPr>
-              <w:t>319×8=</w:t>
+              <w:t>972×4=</w:t>
             </w:r>
           </w:p>
         </w:tc>
@@ -257,7 +257,7 @@
                 <w:rFonts w:ascii="TimeNewRoman" w:hAnsi="TimeNewRoman"/>
                 <w:sz w:val="30"/>
               </w:rPr>
-              <w:t>639×8=</w:t>
+              <w:t>421×7=</w:t>
             </w:r>
           </w:p>
         </w:tc>
@@ -274,7 +274,7 @@
                 <w:rFonts w:ascii="TimeNewRoman" w:hAnsi="TimeNewRoman"/>
                 <w:sz w:val="30"/>
               </w:rPr>
-              <w:t>206×3=</w:t>
+              <w:t>393×8=</w:t>
             </w:r>
           </w:p>
         </w:tc>
@@ -291,7 +291,7 @@
                 <w:rFonts w:ascii="TimeNewRoman" w:hAnsi="TimeNewRoman"/>
                 <w:sz w:val="30"/>
               </w:rPr>
-              <w:t>267×4=</w:t>
+              <w:t>552×6=</w:t>
             </w:r>
           </w:p>
         </w:tc>
@@ -438,7 +438,7 @@
                 <w:rFonts w:ascii="TimeNewRoman" w:hAnsi="TimeNewRoman"/>
                 <w:sz w:val="30"/>
               </w:rPr>
-              <w:t>442×2=</w:t>
+              <w:t>878×5=</w:t>
             </w:r>
           </w:p>
         </w:tc>
@@ -455,7 +455,7 @@
                 <w:rFonts w:ascii="TimeNewRoman" w:hAnsi="TimeNewRoman"/>
                 <w:sz w:val="30"/>
               </w:rPr>
-              <w:t>490×6=</w:t>
+              <w:t>279×3=</w:t>
             </w:r>
           </w:p>
         </w:tc>
@@ -472,7 +472,7 @@
                 <w:rFonts w:ascii="TimeNewRoman" w:hAnsi="TimeNewRoman"/>
                 <w:sz w:val="30"/>
               </w:rPr>
-              <w:t>860×2=</w:t>
+              <w:t>720×9=</w:t>
             </w:r>
           </w:p>
         </w:tc>
@@ -489,7 +489,7 @@
                 <w:rFonts w:ascii="TimeNewRoman" w:hAnsi="TimeNewRoman"/>
                 <w:sz w:val="30"/>
               </w:rPr>
-              <w:t>121×8=</w:t>
+              <w:t>329×5=</w:t>
             </w:r>
           </w:p>
         </w:tc>
@@ -506,7 +506,7 @@
                 <w:rFonts w:ascii="TimeNewRoman" w:hAnsi="TimeNewRoman"/>
                 <w:sz w:val="30"/>
               </w:rPr>
-              <w:t>613×6=</w:t>
+              <w:t>127×5=</w:t>
             </w:r>
           </w:p>
         </w:tc>
@@ -653,7 +653,7 @@
                 <w:rFonts w:ascii="TimeNewRoman" w:hAnsi="TimeNewRoman"/>
                 <w:sz w:val="30"/>
               </w:rPr>
-              <w:t>235×9=</w:t>
+              <w:t>652×9=</w:t>
             </w:r>
           </w:p>
         </w:tc>
@@ -670,7 +670,7 @@
                 <w:rFonts w:ascii="TimeNewRoman" w:hAnsi="TimeNewRoman"/>
                 <w:sz w:val="30"/>
               </w:rPr>
-              <w:t>443×8=</w:t>
+              <w:t>235×6=</w:t>
             </w:r>
           </w:p>
         </w:tc>
@@ -687,7 +687,7 @@
                 <w:rFonts w:ascii="TimeNewRoman" w:hAnsi="TimeNewRoman"/>
                 <w:sz w:val="30"/>
               </w:rPr>
-              <w:t>301×8=</w:t>
+              <w:t>726×6=</w:t>
             </w:r>
           </w:p>
         </w:tc>
@@ -704,7 +704,7 @@
                 <w:rFonts w:ascii="TimeNewRoman" w:hAnsi="TimeNewRoman"/>
                 <w:sz w:val="30"/>
               </w:rPr>
-              <w:t>556×8=</w:t>
+              <w:t>439×5=</w:t>
             </w:r>
           </w:p>
         </w:tc>
@@ -721,7 +721,7 @@
                 <w:rFonts w:ascii="TimeNewRoman" w:hAnsi="TimeNewRoman"/>
                 <w:sz w:val="30"/>
               </w:rPr>
-              <w:t>534×7=</w:t>
+              <w:t>969×6=</w:t>
             </w:r>
           </w:p>
         </w:tc>
@@ -868,7 +868,7 @@
                 <w:rFonts w:ascii="TimeNewRoman" w:hAnsi="TimeNewRoman"/>
                 <w:sz w:val="30"/>
               </w:rPr>
-              <w:t>575×5=</w:t>
+              <w:t>306×8=</w:t>
             </w:r>
           </w:p>
         </w:tc>
@@ -885,7 +885,7 @@
                 <w:rFonts w:ascii="TimeNewRoman" w:hAnsi="TimeNewRoman"/>
                 <w:sz w:val="30"/>
               </w:rPr>
-              <w:t>833×4=</w:t>
+              <w:t>392×6=</w:t>
             </w:r>
           </w:p>
         </w:tc>
@@ -902,7 +902,7 @@
                 <w:rFonts w:ascii="TimeNewRoman" w:hAnsi="TimeNewRoman"/>
                 <w:sz w:val="30"/>
               </w:rPr>
-              <w:t>759×4=</w:t>
+              <w:t>600×8=</w:t>
             </w:r>
           </w:p>
         </w:tc>
@@ -919,7 +919,7 @@
                 <w:rFonts w:ascii="TimeNewRoman" w:hAnsi="TimeNewRoman"/>
                 <w:sz w:val="30"/>
               </w:rPr>
-              <w:t>297×3=</w:t>
+              <w:t>412×8=</w:t>
             </w:r>
           </w:p>
         </w:tc>
@@ -936,7 +936,7 @@
                 <w:rFonts w:ascii="TimeNewRoman" w:hAnsi="TimeNewRoman"/>
                 <w:sz w:val="30"/>
               </w:rPr>
-              <w:t>408×4=</w:t>
+              <w:t>762×2=</w:t>
             </w:r>
           </w:p>
         </w:tc>

--- a/three-digit_number_multiplied_by_one-digit_number.docx
+++ b/three-digit_number_multiplied_by_one-digit_number.docx
@@ -11,7 +11,7 @@
           <w:rFonts w:ascii="Arial" w:hAnsi="Arial"/>
           <w:sz w:val="30"/>
         </w:rPr>
-        <w:t>2026-10-07 Wednesday</w:t>
+        <w:t>2026-10-08 Thursday</w:t>
       </w:r>
     </w:p>
     <w:tbl>
@@ -40,7 +40,7 @@
                 <w:rFonts w:ascii="TimeNewRoman" w:hAnsi="TimeNewRoman"/>
                 <w:sz w:val="30"/>
               </w:rPr>
-              <w:t>940×7=</w:t>
+              <w:t>797×2=</w:t>
             </w:r>
           </w:p>
         </w:tc>
@@ -57,7 +57,7 @@
                 <w:rFonts w:ascii="TimeNewRoman" w:hAnsi="TimeNewRoman"/>
                 <w:sz w:val="30"/>
               </w:rPr>
-              <w:t>588×3=</w:t>
+              <w:t>747×4=</w:t>
             </w:r>
           </w:p>
         </w:tc>
@@ -74,7 +74,7 @@
                 <w:rFonts w:ascii="TimeNewRoman" w:hAnsi="TimeNewRoman"/>
                 <w:sz w:val="30"/>
               </w:rPr>
-              <w:t>583×7=</w:t>
+              <w:t>551×3=</w:t>
             </w:r>
           </w:p>
         </w:tc>
@@ -91,7 +91,7 @@
                 <w:rFonts w:ascii="TimeNewRoman" w:hAnsi="TimeNewRoman"/>
                 <w:sz w:val="30"/>
               </w:rPr>
-              <w:t>238×4=</w:t>
+              <w:t>463×9=</w:t>
             </w:r>
           </w:p>
         </w:tc>
@@ -108,7 +108,7 @@
                 <w:rFonts w:ascii="TimeNewRoman" w:hAnsi="TimeNewRoman"/>
                 <w:sz w:val="30"/>
               </w:rPr>
-              <w:t>251×2=</w:t>
+              <w:t>431×9=</w:t>
             </w:r>
           </w:p>
         </w:tc>
@@ -223,7 +223,7 @@
                 <w:rFonts w:ascii="TimeNewRoman" w:hAnsi="TimeNewRoman"/>
                 <w:sz w:val="30"/>
               </w:rPr>
-              <w:t>775×7=</w:t>
+              <w:t>335×5=</w:t>
             </w:r>
           </w:p>
         </w:tc>
@@ -240,7 +240,7 @@
                 <w:rFonts w:ascii="TimeNewRoman" w:hAnsi="TimeNewRoman"/>
                 <w:sz w:val="30"/>
               </w:rPr>
-              <w:t>972×4=</w:t>
+              <w:t>322×8=</w:t>
             </w:r>
           </w:p>
         </w:tc>
@@ -257,7 +257,7 @@
                 <w:rFonts w:ascii="TimeNewRoman" w:hAnsi="TimeNewRoman"/>
                 <w:sz w:val="30"/>
               </w:rPr>
-              <w:t>421×7=</w:t>
+              <w:t>841×9=</w:t>
             </w:r>
           </w:p>
         </w:tc>
@@ -274,7 +274,7 @@
                 <w:rFonts w:ascii="TimeNewRoman" w:hAnsi="TimeNewRoman"/>
                 <w:sz w:val="30"/>
               </w:rPr>
-              <w:t>393×8=</w:t>
+              <w:t>304×7=</w:t>
             </w:r>
           </w:p>
         </w:tc>
@@ -291,7 +291,7 @@
                 <w:rFonts w:ascii="TimeNewRoman" w:hAnsi="TimeNewRoman"/>
                 <w:sz w:val="30"/>
               </w:rPr>
-              <w:t>552×6=</w:t>
+              <w:t>356×5=</w:t>
             </w:r>
           </w:p>
         </w:tc>
@@ -438,7 +438,7 @@
                 <w:rFonts w:ascii="TimeNewRoman" w:hAnsi="TimeNewRoman"/>
                 <w:sz w:val="30"/>
               </w:rPr>
-              <w:t>878×5=</w:t>
+              <w:t>716×6=</w:t>
             </w:r>
           </w:p>
         </w:tc>
@@ -455,7 +455,7 @@
                 <w:rFonts w:ascii="TimeNewRoman" w:hAnsi="TimeNewRoman"/>
                 <w:sz w:val="30"/>
               </w:rPr>
-              <w:t>279×3=</w:t>
+              <w:t>633×4=</w:t>
             </w:r>
           </w:p>
         </w:tc>
@@ -472,7 +472,7 @@
                 <w:rFonts w:ascii="TimeNewRoman" w:hAnsi="TimeNewRoman"/>
                 <w:sz w:val="30"/>
               </w:rPr>
-              <w:t>720×9=</w:t>
+              <w:t>102×3=</w:t>
             </w:r>
           </w:p>
         </w:tc>
@@ -489,7 +489,7 @@
                 <w:rFonts w:ascii="TimeNewRoman" w:hAnsi="TimeNewRoman"/>
                 <w:sz w:val="30"/>
               </w:rPr>
-              <w:t>329×5=</w:t>
+              <w:t>941×4=</w:t>
             </w:r>
           </w:p>
         </w:tc>
@@ -506,7 +506,7 @@
                 <w:rFonts w:ascii="TimeNewRoman" w:hAnsi="TimeNewRoman"/>
                 <w:sz w:val="30"/>
               </w:rPr>
-              <w:t>127×5=</w:t>
+              <w:t>394×2=</w:t>
             </w:r>
           </w:p>
         </w:tc>
@@ -653,7 +653,7 @@
                 <w:rFonts w:ascii="TimeNewRoman" w:hAnsi="TimeNewRoman"/>
                 <w:sz w:val="30"/>
               </w:rPr>
-              <w:t>652×9=</w:t>
+              <w:t>646×2=</w:t>
             </w:r>
           </w:p>
         </w:tc>
@@ -670,7 +670,7 @@
                 <w:rFonts w:ascii="TimeNewRoman" w:hAnsi="TimeNewRoman"/>
                 <w:sz w:val="30"/>
               </w:rPr>
-              <w:t>235×6=</w:t>
+              <w:t>832×7=</w:t>
             </w:r>
           </w:p>
         </w:tc>
@@ -687,7 +687,7 @@
                 <w:rFonts w:ascii="TimeNewRoman" w:hAnsi="TimeNewRoman"/>
                 <w:sz w:val="30"/>
               </w:rPr>
-              <w:t>726×6=</w:t>
+              <w:t>723×7=</w:t>
             </w:r>
           </w:p>
         </w:tc>
@@ -704,7 +704,7 @@
                 <w:rFonts w:ascii="TimeNewRoman" w:hAnsi="TimeNewRoman"/>
                 <w:sz w:val="30"/>
               </w:rPr>
-              <w:t>439×5=</w:t>
+              <w:t>376×2=</w:t>
             </w:r>
           </w:p>
         </w:tc>
@@ -721,7 +721,7 @@
                 <w:rFonts w:ascii="TimeNewRoman" w:hAnsi="TimeNewRoman"/>
                 <w:sz w:val="30"/>
               </w:rPr>
-              <w:t>969×6=</w:t>
+              <w:t>853×5=</w:t>
             </w:r>
           </w:p>
         </w:tc>
@@ -868,7 +868,7 @@
                 <w:rFonts w:ascii="TimeNewRoman" w:hAnsi="TimeNewRoman"/>
                 <w:sz w:val="30"/>
               </w:rPr>
-              <w:t>306×8=</w:t>
+              <w:t>914×6=</w:t>
             </w:r>
           </w:p>
         </w:tc>
@@ -885,7 +885,7 @@
                 <w:rFonts w:ascii="TimeNewRoman" w:hAnsi="TimeNewRoman"/>
                 <w:sz w:val="30"/>
               </w:rPr>
-              <w:t>392×6=</w:t>
+              <w:t>869×3=</w:t>
             </w:r>
           </w:p>
         </w:tc>
@@ -902,7 +902,7 @@
                 <w:rFonts w:ascii="TimeNewRoman" w:hAnsi="TimeNewRoman"/>
                 <w:sz w:val="30"/>
               </w:rPr>
-              <w:t>600×8=</w:t>
+              <w:t>890×6=</w:t>
             </w:r>
           </w:p>
         </w:tc>
@@ -919,7 +919,7 @@
                 <w:rFonts w:ascii="TimeNewRoman" w:hAnsi="TimeNewRoman"/>
                 <w:sz w:val="30"/>
               </w:rPr>
-              <w:t>412×8=</w:t>
+              <w:t>457×7=</w:t>
             </w:r>
           </w:p>
         </w:tc>
@@ -936,7 +936,7 @@
                 <w:rFonts w:ascii="TimeNewRoman" w:hAnsi="TimeNewRoman"/>
                 <w:sz w:val="30"/>
               </w:rPr>
-              <w:t>762×2=</w:t>
+              <w:t>689×9=</w:t>
             </w:r>
           </w:p>
         </w:tc>

--- a/three-digit_number_multiplied_by_one-digit_number.docx
+++ b/three-digit_number_multiplied_by_one-digit_number.docx
@@ -40,7 +40,7 @@
                 <w:rFonts w:ascii="TimeNewRoman" w:hAnsi="TimeNewRoman"/>
                 <w:sz w:val="30"/>
               </w:rPr>
-              <w:t>797×2=</w:t>
+              <w:t>563×7=</w:t>
             </w:r>
           </w:p>
         </w:tc>
@@ -57,7 +57,7 @@
                 <w:rFonts w:ascii="TimeNewRoman" w:hAnsi="TimeNewRoman"/>
                 <w:sz w:val="30"/>
               </w:rPr>
-              <w:t>747×4=</w:t>
+              <w:t>197×3=</w:t>
             </w:r>
           </w:p>
         </w:tc>
@@ -74,7 +74,7 @@
                 <w:rFonts w:ascii="TimeNewRoman" w:hAnsi="TimeNewRoman"/>
                 <w:sz w:val="30"/>
               </w:rPr>
-              <w:t>551×3=</w:t>
+              <w:t>109×8=</w:t>
             </w:r>
           </w:p>
         </w:tc>
@@ -91,7 +91,7 @@
                 <w:rFonts w:ascii="TimeNewRoman" w:hAnsi="TimeNewRoman"/>
                 <w:sz w:val="30"/>
               </w:rPr>
-              <w:t>463×9=</w:t>
+              <w:t>829×7=</w:t>
             </w:r>
           </w:p>
         </w:tc>
@@ -108,7 +108,7 @@
                 <w:rFonts w:ascii="TimeNewRoman" w:hAnsi="TimeNewRoman"/>
                 <w:sz w:val="30"/>
               </w:rPr>
-              <w:t>431×9=</w:t>
+              <w:t>483×7=</w:t>
             </w:r>
           </w:p>
         </w:tc>
@@ -223,7 +223,7 @@
                 <w:rFonts w:ascii="TimeNewRoman" w:hAnsi="TimeNewRoman"/>
                 <w:sz w:val="30"/>
               </w:rPr>
-              <w:t>335×5=</w:t>
+              <w:t>216×2=</w:t>
             </w:r>
           </w:p>
         </w:tc>
@@ -240,7 +240,7 @@
                 <w:rFonts w:ascii="TimeNewRoman" w:hAnsi="TimeNewRoman"/>
                 <w:sz w:val="30"/>
               </w:rPr>
-              <w:t>322×8=</w:t>
+              <w:t>357×3=</w:t>
             </w:r>
           </w:p>
         </w:tc>
@@ -257,7 +257,7 @@
                 <w:rFonts w:ascii="TimeNewRoman" w:hAnsi="TimeNewRoman"/>
                 <w:sz w:val="30"/>
               </w:rPr>
-              <w:t>841×9=</w:t>
+              <w:t>496×4=</w:t>
             </w:r>
           </w:p>
         </w:tc>
@@ -274,7 +274,7 @@
                 <w:rFonts w:ascii="TimeNewRoman" w:hAnsi="TimeNewRoman"/>
                 <w:sz w:val="30"/>
               </w:rPr>
-              <w:t>304×7=</w:t>
+              <w:t>393×3=</w:t>
             </w:r>
           </w:p>
         </w:tc>
@@ -291,7 +291,7 @@
                 <w:rFonts w:ascii="TimeNewRoman" w:hAnsi="TimeNewRoman"/>
                 <w:sz w:val="30"/>
               </w:rPr>
-              <w:t>356×5=</w:t>
+              <w:t>331×9=</w:t>
             </w:r>
           </w:p>
         </w:tc>
@@ -438,7 +438,7 @@
                 <w:rFonts w:ascii="TimeNewRoman" w:hAnsi="TimeNewRoman"/>
                 <w:sz w:val="30"/>
               </w:rPr>
-              <w:t>716×6=</w:t>
+              <w:t>823×5=</w:t>
             </w:r>
           </w:p>
         </w:tc>
@@ -455,7 +455,7 @@
                 <w:rFonts w:ascii="TimeNewRoman" w:hAnsi="TimeNewRoman"/>
                 <w:sz w:val="30"/>
               </w:rPr>
-              <w:t>633×4=</w:t>
+              <w:t>131×7=</w:t>
             </w:r>
           </w:p>
         </w:tc>
@@ -472,7 +472,7 @@
                 <w:rFonts w:ascii="TimeNewRoman" w:hAnsi="TimeNewRoman"/>
                 <w:sz w:val="30"/>
               </w:rPr>
-              <w:t>102×3=</w:t>
+              <w:t>978×2=</w:t>
             </w:r>
           </w:p>
         </w:tc>
@@ -489,7 +489,7 @@
                 <w:rFonts w:ascii="TimeNewRoman" w:hAnsi="TimeNewRoman"/>
                 <w:sz w:val="30"/>
               </w:rPr>
-              <w:t>941×4=</w:t>
+              <w:t>962×4=</w:t>
             </w:r>
           </w:p>
         </w:tc>
@@ -506,7 +506,7 @@
                 <w:rFonts w:ascii="TimeNewRoman" w:hAnsi="TimeNewRoman"/>
                 <w:sz w:val="30"/>
               </w:rPr>
-              <w:t>394×2=</w:t>
+              <w:t>201×5=</w:t>
             </w:r>
           </w:p>
         </w:tc>
@@ -653,7 +653,7 @@
                 <w:rFonts w:ascii="TimeNewRoman" w:hAnsi="TimeNewRoman"/>
                 <w:sz w:val="30"/>
               </w:rPr>
-              <w:t>646×2=</w:t>
+              <w:t>114×5=</w:t>
             </w:r>
           </w:p>
         </w:tc>
@@ -670,7 +670,7 @@
                 <w:rFonts w:ascii="TimeNewRoman" w:hAnsi="TimeNewRoman"/>
                 <w:sz w:val="30"/>
               </w:rPr>
-              <w:t>832×7=</w:t>
+              <w:t>582×8=</w:t>
             </w:r>
           </w:p>
         </w:tc>
@@ -687,7 +687,7 @@
                 <w:rFonts w:ascii="TimeNewRoman" w:hAnsi="TimeNewRoman"/>
                 <w:sz w:val="30"/>
               </w:rPr>
-              <w:t>723×7=</w:t>
+              <w:t>834×2=</w:t>
             </w:r>
           </w:p>
         </w:tc>
@@ -704,7 +704,7 @@
                 <w:rFonts w:ascii="TimeNewRoman" w:hAnsi="TimeNewRoman"/>
                 <w:sz w:val="30"/>
               </w:rPr>
-              <w:t>376×2=</w:t>
+              <w:t>433×9=</w:t>
             </w:r>
           </w:p>
         </w:tc>
@@ -721,7 +721,7 @@
                 <w:rFonts w:ascii="TimeNewRoman" w:hAnsi="TimeNewRoman"/>
                 <w:sz w:val="30"/>
               </w:rPr>
-              <w:t>853×5=</w:t>
+              <w:t>336×6=</w:t>
             </w:r>
           </w:p>
         </w:tc>
@@ -868,7 +868,7 @@
                 <w:rFonts w:ascii="TimeNewRoman" w:hAnsi="TimeNewRoman"/>
                 <w:sz w:val="30"/>
               </w:rPr>
-              <w:t>914×6=</w:t>
+              <w:t>818×4=</w:t>
             </w:r>
           </w:p>
         </w:tc>
@@ -885,7 +885,7 @@
                 <w:rFonts w:ascii="TimeNewRoman" w:hAnsi="TimeNewRoman"/>
                 <w:sz w:val="30"/>
               </w:rPr>
-              <w:t>869×3=</w:t>
+              <w:t>970×4=</w:t>
             </w:r>
           </w:p>
         </w:tc>
@@ -902,7 +902,7 @@
                 <w:rFonts w:ascii="TimeNewRoman" w:hAnsi="TimeNewRoman"/>
                 <w:sz w:val="30"/>
               </w:rPr>
-              <w:t>890×6=</w:t>
+              <w:t>828×8=</w:t>
             </w:r>
           </w:p>
         </w:tc>
@@ -919,7 +919,7 @@
                 <w:rFonts w:ascii="TimeNewRoman" w:hAnsi="TimeNewRoman"/>
                 <w:sz w:val="30"/>
               </w:rPr>
-              <w:t>457×7=</w:t>
+              <w:t>424×4=</w:t>
             </w:r>
           </w:p>
         </w:tc>
@@ -936,7 +936,7 @@
                 <w:rFonts w:ascii="TimeNewRoman" w:hAnsi="TimeNewRoman"/>
                 <w:sz w:val="30"/>
               </w:rPr>
-              <w:t>689×9=</w:t>
+              <w:t>753×4=</w:t>
             </w:r>
           </w:p>
         </w:tc>

--- a/three-digit_number_multiplied_by_one-digit_number.docx
+++ b/three-digit_number_multiplied_by_one-digit_number.docx
@@ -11,7 +11,7 @@
           <w:rFonts w:ascii="Arial" w:hAnsi="Arial"/>
           <w:sz w:val="30"/>
         </w:rPr>
-        <w:t>2026-10-08 Thursday</w:t>
+        <w:t>2026-10-09 Friday</w:t>
       </w:r>
     </w:p>
     <w:tbl>
@@ -40,7 +40,7 @@
                 <w:rFonts w:ascii="TimeNewRoman" w:hAnsi="TimeNewRoman"/>
                 <w:sz w:val="30"/>
               </w:rPr>
-              <w:t>563×7=</w:t>
+              <w:t>134×2=</w:t>
             </w:r>
           </w:p>
         </w:tc>
@@ -57,7 +57,7 @@
                 <w:rFonts w:ascii="TimeNewRoman" w:hAnsi="TimeNewRoman"/>
                 <w:sz w:val="30"/>
               </w:rPr>
-              <w:t>197×3=</w:t>
+              <w:t>918×4=</w:t>
             </w:r>
           </w:p>
         </w:tc>
@@ -74,7 +74,7 @@
                 <w:rFonts w:ascii="TimeNewRoman" w:hAnsi="TimeNewRoman"/>
                 <w:sz w:val="30"/>
               </w:rPr>
-              <w:t>109×8=</w:t>
+              <w:t>923×4=</w:t>
             </w:r>
           </w:p>
         </w:tc>
@@ -91,7 +91,7 @@
                 <w:rFonts w:ascii="TimeNewRoman" w:hAnsi="TimeNewRoman"/>
                 <w:sz w:val="30"/>
               </w:rPr>
-              <w:t>829×7=</w:t>
+              <w:t>255×8=</w:t>
             </w:r>
           </w:p>
         </w:tc>
@@ -108,7 +108,7 @@
                 <w:rFonts w:ascii="TimeNewRoman" w:hAnsi="TimeNewRoman"/>
                 <w:sz w:val="30"/>
               </w:rPr>
-              <w:t>483×7=</w:t>
+              <w:t>205×8=</w:t>
             </w:r>
           </w:p>
         </w:tc>
@@ -223,7 +223,7 @@
                 <w:rFonts w:ascii="TimeNewRoman" w:hAnsi="TimeNewRoman"/>
                 <w:sz w:val="30"/>
               </w:rPr>
-              <w:t>216×2=</w:t>
+              <w:t>511×3=</w:t>
             </w:r>
           </w:p>
         </w:tc>
@@ -240,7 +240,7 @@
                 <w:rFonts w:ascii="TimeNewRoman" w:hAnsi="TimeNewRoman"/>
                 <w:sz w:val="30"/>
               </w:rPr>
-              <w:t>357×3=</w:t>
+              <w:t>704×9=</w:t>
             </w:r>
           </w:p>
         </w:tc>
@@ -257,7 +257,7 @@
                 <w:rFonts w:ascii="TimeNewRoman" w:hAnsi="TimeNewRoman"/>
                 <w:sz w:val="30"/>
               </w:rPr>
-              <w:t>496×4=</w:t>
+              <w:t>856×4=</w:t>
             </w:r>
           </w:p>
         </w:tc>
@@ -274,7 +274,7 @@
                 <w:rFonts w:ascii="TimeNewRoman" w:hAnsi="TimeNewRoman"/>
                 <w:sz w:val="30"/>
               </w:rPr>
-              <w:t>393×3=</w:t>
+              <w:t>774×7=</w:t>
             </w:r>
           </w:p>
         </w:tc>
@@ -291,7 +291,7 @@
                 <w:rFonts w:ascii="TimeNewRoman" w:hAnsi="TimeNewRoman"/>
                 <w:sz w:val="30"/>
               </w:rPr>
-              <w:t>331×9=</w:t>
+              <w:t>449×2=</w:t>
             </w:r>
           </w:p>
         </w:tc>
@@ -438,7 +438,7 @@
                 <w:rFonts w:ascii="TimeNewRoman" w:hAnsi="TimeNewRoman"/>
                 <w:sz w:val="30"/>
               </w:rPr>
-              <w:t>823×5=</w:t>
+              <w:t>496×7=</w:t>
             </w:r>
           </w:p>
         </w:tc>
@@ -455,7 +455,7 @@
                 <w:rFonts w:ascii="TimeNewRoman" w:hAnsi="TimeNewRoman"/>
                 <w:sz w:val="30"/>
               </w:rPr>
-              <w:t>131×7=</w:t>
+              <w:t>862×4=</w:t>
             </w:r>
           </w:p>
         </w:tc>
@@ -472,7 +472,7 @@
                 <w:rFonts w:ascii="TimeNewRoman" w:hAnsi="TimeNewRoman"/>
                 <w:sz w:val="30"/>
               </w:rPr>
-              <w:t>978×2=</w:t>
+              <w:t>864×9=</w:t>
             </w:r>
           </w:p>
         </w:tc>
@@ -489,7 +489,7 @@
                 <w:rFonts w:ascii="TimeNewRoman" w:hAnsi="TimeNewRoman"/>
                 <w:sz w:val="30"/>
               </w:rPr>
-              <w:t>962×4=</w:t>
+              <w:t>918×7=</w:t>
             </w:r>
           </w:p>
         </w:tc>
@@ -506,7 +506,7 @@
                 <w:rFonts w:ascii="TimeNewRoman" w:hAnsi="TimeNewRoman"/>
                 <w:sz w:val="30"/>
               </w:rPr>
-              <w:t>201×5=</w:t>
+              <w:t>942×3=</w:t>
             </w:r>
           </w:p>
         </w:tc>
@@ -653,7 +653,7 @@
                 <w:rFonts w:ascii="TimeNewRoman" w:hAnsi="TimeNewRoman"/>
                 <w:sz w:val="30"/>
               </w:rPr>
-              <w:t>114×5=</w:t>
+              <w:t>189×4=</w:t>
             </w:r>
           </w:p>
         </w:tc>
@@ -670,7 +670,7 @@
                 <w:rFonts w:ascii="TimeNewRoman" w:hAnsi="TimeNewRoman"/>
                 <w:sz w:val="30"/>
               </w:rPr>
-              <w:t>582×8=</w:t>
+              <w:t>920×9=</w:t>
             </w:r>
           </w:p>
         </w:tc>
@@ -687,7 +687,7 @@
                 <w:rFonts w:ascii="TimeNewRoman" w:hAnsi="TimeNewRoman"/>
                 <w:sz w:val="30"/>
               </w:rPr>
-              <w:t>834×2=</w:t>
+              <w:t>872×6=</w:t>
             </w:r>
           </w:p>
         </w:tc>
@@ -704,7 +704,7 @@
                 <w:rFonts w:ascii="TimeNewRoman" w:hAnsi="TimeNewRoman"/>
                 <w:sz w:val="30"/>
               </w:rPr>
-              <w:t>433×9=</w:t>
+              <w:t>218×3=</w:t>
             </w:r>
           </w:p>
         </w:tc>
@@ -721,7 +721,7 @@
                 <w:rFonts w:ascii="TimeNewRoman" w:hAnsi="TimeNewRoman"/>
                 <w:sz w:val="30"/>
               </w:rPr>
-              <w:t>336×6=</w:t>
+              <w:t>232×3=</w:t>
             </w:r>
           </w:p>
         </w:tc>
@@ -868,7 +868,7 @@
                 <w:rFonts w:ascii="TimeNewRoman" w:hAnsi="TimeNewRoman"/>
                 <w:sz w:val="30"/>
               </w:rPr>
-              <w:t>818×4=</w:t>
+              <w:t>415×7=</w:t>
             </w:r>
           </w:p>
         </w:tc>
@@ -885,7 +885,7 @@
                 <w:rFonts w:ascii="TimeNewRoman" w:hAnsi="TimeNewRoman"/>
                 <w:sz w:val="30"/>
               </w:rPr>
-              <w:t>970×4=</w:t>
+              <w:t>346×4=</w:t>
             </w:r>
           </w:p>
         </w:tc>
@@ -902,7 +902,7 @@
                 <w:rFonts w:ascii="TimeNewRoman" w:hAnsi="TimeNewRoman"/>
                 <w:sz w:val="30"/>
               </w:rPr>
-              <w:t>828×8=</w:t>
+              <w:t>704×5=</w:t>
             </w:r>
           </w:p>
         </w:tc>
@@ -919,7 +919,7 @@
                 <w:rFonts w:ascii="TimeNewRoman" w:hAnsi="TimeNewRoman"/>
                 <w:sz w:val="30"/>
               </w:rPr>
-              <w:t>424×4=</w:t>
+              <w:t>606×9=</w:t>
             </w:r>
           </w:p>
         </w:tc>
@@ -936,7 +936,7 @@
                 <w:rFonts w:ascii="TimeNewRoman" w:hAnsi="TimeNewRoman"/>
                 <w:sz w:val="30"/>
               </w:rPr>
-              <w:t>753×4=</w:t>
+              <w:t>625×4=</w:t>
             </w:r>
           </w:p>
         </w:tc>

--- a/three-digit_number_multiplied_by_one-digit_number.docx
+++ b/three-digit_number_multiplied_by_one-digit_number.docx
@@ -40,7 +40,7 @@
                 <w:rFonts w:ascii="TimeNewRoman" w:hAnsi="TimeNewRoman"/>
                 <w:sz w:val="30"/>
               </w:rPr>
-              <w:t>134×2=</w:t>
+              <w:t>668×6=</w:t>
             </w:r>
           </w:p>
         </w:tc>
@@ -57,7 +57,7 @@
                 <w:rFonts w:ascii="TimeNewRoman" w:hAnsi="TimeNewRoman"/>
                 <w:sz w:val="30"/>
               </w:rPr>
-              <w:t>918×4=</w:t>
+              <w:t>598×3=</w:t>
             </w:r>
           </w:p>
         </w:tc>
@@ -74,7 +74,7 @@
                 <w:rFonts w:ascii="TimeNewRoman" w:hAnsi="TimeNewRoman"/>
                 <w:sz w:val="30"/>
               </w:rPr>
-              <w:t>923×4=</w:t>
+              <w:t>884×4=</w:t>
             </w:r>
           </w:p>
         </w:tc>
@@ -91,7 +91,7 @@
                 <w:rFonts w:ascii="TimeNewRoman" w:hAnsi="TimeNewRoman"/>
                 <w:sz w:val="30"/>
               </w:rPr>
-              <w:t>255×8=</w:t>
+              <w:t>696×3=</w:t>
             </w:r>
           </w:p>
         </w:tc>
@@ -108,7 +108,7 @@
                 <w:rFonts w:ascii="TimeNewRoman" w:hAnsi="TimeNewRoman"/>
                 <w:sz w:val="30"/>
               </w:rPr>
-              <w:t>205×8=</w:t>
+              <w:t>947×3=</w:t>
             </w:r>
           </w:p>
         </w:tc>
@@ -223,7 +223,7 @@
                 <w:rFonts w:ascii="TimeNewRoman" w:hAnsi="TimeNewRoman"/>
                 <w:sz w:val="30"/>
               </w:rPr>
-              <w:t>511×3=</w:t>
+              <w:t>443×4=</w:t>
             </w:r>
           </w:p>
         </w:tc>
@@ -240,7 +240,7 @@
                 <w:rFonts w:ascii="TimeNewRoman" w:hAnsi="TimeNewRoman"/>
                 <w:sz w:val="30"/>
               </w:rPr>
-              <w:t>704×9=</w:t>
+              <w:t>370×8=</w:t>
             </w:r>
           </w:p>
         </w:tc>
@@ -257,7 +257,7 @@
                 <w:rFonts w:ascii="TimeNewRoman" w:hAnsi="TimeNewRoman"/>
                 <w:sz w:val="30"/>
               </w:rPr>
-              <w:t>856×4=</w:t>
+              <w:t>756×8=</w:t>
             </w:r>
           </w:p>
         </w:tc>
@@ -274,7 +274,7 @@
                 <w:rFonts w:ascii="TimeNewRoman" w:hAnsi="TimeNewRoman"/>
                 <w:sz w:val="30"/>
               </w:rPr>
-              <w:t>774×7=</w:t>
+              <w:t>649×4=</w:t>
             </w:r>
           </w:p>
         </w:tc>
@@ -291,7 +291,7 @@
                 <w:rFonts w:ascii="TimeNewRoman" w:hAnsi="TimeNewRoman"/>
                 <w:sz w:val="30"/>
               </w:rPr>
-              <w:t>449×2=</w:t>
+              <w:t>571×4=</w:t>
             </w:r>
           </w:p>
         </w:tc>
@@ -438,7 +438,7 @@
                 <w:rFonts w:ascii="TimeNewRoman" w:hAnsi="TimeNewRoman"/>
                 <w:sz w:val="30"/>
               </w:rPr>
-              <w:t>496×7=</w:t>
+              <w:t>515×6=</w:t>
             </w:r>
           </w:p>
         </w:tc>
@@ -455,7 +455,7 @@
                 <w:rFonts w:ascii="TimeNewRoman" w:hAnsi="TimeNewRoman"/>
                 <w:sz w:val="30"/>
               </w:rPr>
-              <w:t>862×4=</w:t>
+              <w:t>336×8=</w:t>
             </w:r>
           </w:p>
         </w:tc>
@@ -472,7 +472,7 @@
                 <w:rFonts w:ascii="TimeNewRoman" w:hAnsi="TimeNewRoman"/>
                 <w:sz w:val="30"/>
               </w:rPr>
-              <w:t>864×9=</w:t>
+              <w:t>999×2=</w:t>
             </w:r>
           </w:p>
         </w:tc>
@@ -489,7 +489,7 @@
                 <w:rFonts w:ascii="TimeNewRoman" w:hAnsi="TimeNewRoman"/>
                 <w:sz w:val="30"/>
               </w:rPr>
-              <w:t>918×7=</w:t>
+              <w:t>796×7=</w:t>
             </w:r>
           </w:p>
         </w:tc>
@@ -506,7 +506,7 @@
                 <w:rFonts w:ascii="TimeNewRoman" w:hAnsi="TimeNewRoman"/>
                 <w:sz w:val="30"/>
               </w:rPr>
-              <w:t>942×3=</w:t>
+              <w:t>850×8=</w:t>
             </w:r>
           </w:p>
         </w:tc>
@@ -653,7 +653,7 @@
                 <w:rFonts w:ascii="TimeNewRoman" w:hAnsi="TimeNewRoman"/>
                 <w:sz w:val="30"/>
               </w:rPr>
-              <w:t>189×4=</w:t>
+              <w:t>143×9=</w:t>
             </w:r>
           </w:p>
         </w:tc>
@@ -670,7 +670,7 @@
                 <w:rFonts w:ascii="TimeNewRoman" w:hAnsi="TimeNewRoman"/>
                 <w:sz w:val="30"/>
               </w:rPr>
-              <w:t>920×9=</w:t>
+              <w:t>859×5=</w:t>
             </w:r>
           </w:p>
         </w:tc>
@@ -687,7 +687,7 @@
                 <w:rFonts w:ascii="TimeNewRoman" w:hAnsi="TimeNewRoman"/>
                 <w:sz w:val="30"/>
               </w:rPr>
-              <w:t>872×6=</w:t>
+              <w:t>729×3=</w:t>
             </w:r>
           </w:p>
         </w:tc>
@@ -704,7 +704,7 @@
                 <w:rFonts w:ascii="TimeNewRoman" w:hAnsi="TimeNewRoman"/>
                 <w:sz w:val="30"/>
               </w:rPr>
-              <w:t>218×3=</w:t>
+              <w:t>273×4=</w:t>
             </w:r>
           </w:p>
         </w:tc>
@@ -721,7 +721,7 @@
                 <w:rFonts w:ascii="TimeNewRoman" w:hAnsi="TimeNewRoman"/>
                 <w:sz w:val="30"/>
               </w:rPr>
-              <w:t>232×3=</w:t>
+              <w:t>389×2=</w:t>
             </w:r>
           </w:p>
         </w:tc>
@@ -868,7 +868,7 @@
                 <w:rFonts w:ascii="TimeNewRoman" w:hAnsi="TimeNewRoman"/>
                 <w:sz w:val="30"/>
               </w:rPr>
-              <w:t>415×7=</w:t>
+              <w:t>188×8=</w:t>
             </w:r>
           </w:p>
         </w:tc>
@@ -885,7 +885,7 @@
                 <w:rFonts w:ascii="TimeNewRoman" w:hAnsi="TimeNewRoman"/>
                 <w:sz w:val="30"/>
               </w:rPr>
-              <w:t>346×4=</w:t>
+              <w:t>930×8=</w:t>
             </w:r>
           </w:p>
         </w:tc>
@@ -902,7 +902,7 @@
                 <w:rFonts w:ascii="TimeNewRoman" w:hAnsi="TimeNewRoman"/>
                 <w:sz w:val="30"/>
               </w:rPr>
-              <w:t>704×5=</w:t>
+              <w:t>536×4=</w:t>
             </w:r>
           </w:p>
         </w:tc>
@@ -919,7 +919,7 @@
                 <w:rFonts w:ascii="TimeNewRoman" w:hAnsi="TimeNewRoman"/>
                 <w:sz w:val="30"/>
               </w:rPr>
-              <w:t>606×9=</w:t>
+              <w:t>280×6=</w:t>
             </w:r>
           </w:p>
         </w:tc>
@@ -936,7 +936,7 @@
                 <w:rFonts w:ascii="TimeNewRoman" w:hAnsi="TimeNewRoman"/>
                 <w:sz w:val="30"/>
               </w:rPr>
-              <w:t>625×4=</w:t>
+              <w:t>978×5=</w:t>
             </w:r>
           </w:p>
         </w:tc>

--- a/three-digit_number_multiplied_by_one-digit_number.docx
+++ b/three-digit_number_multiplied_by_one-digit_number.docx
@@ -11,7 +11,7 @@
           <w:rFonts w:ascii="Arial" w:hAnsi="Arial"/>
           <w:sz w:val="30"/>
         </w:rPr>
-        <w:t>2026-10-09 Friday</w:t>
+        <w:t>2026-10-10 Saturday</w:t>
       </w:r>
     </w:p>
     <w:tbl>
@@ -40,7 +40,7 @@
                 <w:rFonts w:ascii="TimeNewRoman" w:hAnsi="TimeNewRoman"/>
                 <w:sz w:val="30"/>
               </w:rPr>
-              <w:t>668×6=</w:t>
+              <w:t>759×4=</w:t>
             </w:r>
           </w:p>
         </w:tc>
@@ -57,7 +57,7 @@
                 <w:rFonts w:ascii="TimeNewRoman" w:hAnsi="TimeNewRoman"/>
                 <w:sz w:val="30"/>
               </w:rPr>
-              <w:t>598×3=</w:t>
+              <w:t>147×6=</w:t>
             </w:r>
           </w:p>
         </w:tc>
@@ -74,7 +74,7 @@
                 <w:rFonts w:ascii="TimeNewRoman" w:hAnsi="TimeNewRoman"/>
                 <w:sz w:val="30"/>
               </w:rPr>
-              <w:t>884×4=</w:t>
+              <w:t>851×8=</w:t>
             </w:r>
           </w:p>
         </w:tc>
@@ -91,7 +91,7 @@
                 <w:rFonts w:ascii="TimeNewRoman" w:hAnsi="TimeNewRoman"/>
                 <w:sz w:val="30"/>
               </w:rPr>
-              <w:t>696×3=</w:t>
+              <w:t>644×8=</w:t>
             </w:r>
           </w:p>
         </w:tc>
@@ -108,7 +108,7 @@
                 <w:rFonts w:ascii="TimeNewRoman" w:hAnsi="TimeNewRoman"/>
                 <w:sz w:val="30"/>
               </w:rPr>
-              <w:t>947×3=</w:t>
+              <w:t>622×6=</w:t>
             </w:r>
           </w:p>
         </w:tc>
@@ -223,7 +223,7 @@
                 <w:rFonts w:ascii="TimeNewRoman" w:hAnsi="TimeNewRoman"/>
                 <w:sz w:val="30"/>
               </w:rPr>
-              <w:t>443×4=</w:t>
+              <w:t>169×8=</w:t>
             </w:r>
           </w:p>
         </w:tc>
@@ -240,7 +240,7 @@
                 <w:rFonts w:ascii="TimeNewRoman" w:hAnsi="TimeNewRoman"/>
                 <w:sz w:val="30"/>
               </w:rPr>
-              <w:t>370×8=</w:t>
+              <w:t>673×9=</w:t>
             </w:r>
           </w:p>
         </w:tc>
@@ -257,7 +257,7 @@
                 <w:rFonts w:ascii="TimeNewRoman" w:hAnsi="TimeNewRoman"/>
                 <w:sz w:val="30"/>
               </w:rPr>
-              <w:t>756×8=</w:t>
+              <w:t>627×5=</w:t>
             </w:r>
           </w:p>
         </w:tc>
@@ -274,7 +274,7 @@
                 <w:rFonts w:ascii="TimeNewRoman" w:hAnsi="TimeNewRoman"/>
                 <w:sz w:val="30"/>
               </w:rPr>
-              <w:t>649×4=</w:t>
+              <w:t>840×8=</w:t>
             </w:r>
           </w:p>
         </w:tc>
@@ -291,7 +291,7 @@
                 <w:rFonts w:ascii="TimeNewRoman" w:hAnsi="TimeNewRoman"/>
                 <w:sz w:val="30"/>
               </w:rPr>
-              <w:t>571×4=</w:t>
+              <w:t>430×7=</w:t>
             </w:r>
           </w:p>
         </w:tc>
@@ -438,7 +438,7 @@
                 <w:rFonts w:ascii="TimeNewRoman" w:hAnsi="TimeNewRoman"/>
                 <w:sz w:val="30"/>
               </w:rPr>
-              <w:t>515×6=</w:t>
+              <w:t>725×4=</w:t>
             </w:r>
           </w:p>
         </w:tc>
@@ -455,7 +455,7 @@
                 <w:rFonts w:ascii="TimeNewRoman" w:hAnsi="TimeNewRoman"/>
                 <w:sz w:val="30"/>
               </w:rPr>
-              <w:t>336×8=</w:t>
+              <w:t>314×5=</w:t>
             </w:r>
           </w:p>
         </w:tc>
@@ -472,7 +472,7 @@
                 <w:rFonts w:ascii="TimeNewRoman" w:hAnsi="TimeNewRoman"/>
                 <w:sz w:val="30"/>
               </w:rPr>
-              <w:t>999×2=</w:t>
+              <w:t>913×6=</w:t>
             </w:r>
           </w:p>
         </w:tc>
@@ -489,7 +489,7 @@
                 <w:rFonts w:ascii="TimeNewRoman" w:hAnsi="TimeNewRoman"/>
                 <w:sz w:val="30"/>
               </w:rPr>
-              <w:t>796×7=</w:t>
+              <w:t>650×6=</w:t>
             </w:r>
           </w:p>
         </w:tc>
@@ -506,7 +506,7 @@
                 <w:rFonts w:ascii="TimeNewRoman" w:hAnsi="TimeNewRoman"/>
                 <w:sz w:val="30"/>
               </w:rPr>
-              <w:t>850×8=</w:t>
+              <w:t>169×7=</w:t>
             </w:r>
           </w:p>
         </w:tc>
@@ -653,7 +653,7 @@
                 <w:rFonts w:ascii="TimeNewRoman" w:hAnsi="TimeNewRoman"/>
                 <w:sz w:val="30"/>
               </w:rPr>
-              <w:t>143×9=</w:t>
+              <w:t>769×7=</w:t>
             </w:r>
           </w:p>
         </w:tc>
@@ -670,7 +670,7 @@
                 <w:rFonts w:ascii="TimeNewRoman" w:hAnsi="TimeNewRoman"/>
                 <w:sz w:val="30"/>
               </w:rPr>
-              <w:t>859×5=</w:t>
+              <w:t>603×8=</w:t>
             </w:r>
           </w:p>
         </w:tc>
@@ -687,7 +687,7 @@
                 <w:rFonts w:ascii="TimeNewRoman" w:hAnsi="TimeNewRoman"/>
                 <w:sz w:val="30"/>
               </w:rPr>
-              <w:t>729×3=</w:t>
+              <w:t>900×2=</w:t>
             </w:r>
           </w:p>
         </w:tc>
@@ -704,7 +704,7 @@
                 <w:rFonts w:ascii="TimeNewRoman" w:hAnsi="TimeNewRoman"/>
                 <w:sz w:val="30"/>
               </w:rPr>
-              <w:t>273×4=</w:t>
+              <w:t>136×3=</w:t>
             </w:r>
           </w:p>
         </w:tc>
@@ -721,7 +721,7 @@
                 <w:rFonts w:ascii="TimeNewRoman" w:hAnsi="TimeNewRoman"/>
                 <w:sz w:val="30"/>
               </w:rPr>
-              <w:t>389×2=</w:t>
+              <w:t>842×6=</w:t>
             </w:r>
           </w:p>
         </w:tc>
@@ -868,7 +868,7 @@
                 <w:rFonts w:ascii="TimeNewRoman" w:hAnsi="TimeNewRoman"/>
                 <w:sz w:val="30"/>
               </w:rPr>
-              <w:t>188×8=</w:t>
+              <w:t>687×6=</w:t>
             </w:r>
           </w:p>
         </w:tc>
@@ -885,7 +885,7 @@
                 <w:rFonts w:ascii="TimeNewRoman" w:hAnsi="TimeNewRoman"/>
                 <w:sz w:val="30"/>
               </w:rPr>
-              <w:t>930×8=</w:t>
+              <w:t>873×8=</w:t>
             </w:r>
           </w:p>
         </w:tc>
@@ -902,7 +902,7 @@
                 <w:rFonts w:ascii="TimeNewRoman" w:hAnsi="TimeNewRoman"/>
                 <w:sz w:val="30"/>
               </w:rPr>
-              <w:t>536×4=</w:t>
+              <w:t>569×3=</w:t>
             </w:r>
           </w:p>
         </w:tc>
@@ -919,7 +919,7 @@
                 <w:rFonts w:ascii="TimeNewRoman" w:hAnsi="TimeNewRoman"/>
                 <w:sz w:val="30"/>
               </w:rPr>
-              <w:t>280×6=</w:t>
+              <w:t>672×7=</w:t>
             </w:r>
           </w:p>
         </w:tc>
@@ -936,7 +936,7 @@
                 <w:rFonts w:ascii="TimeNewRoman" w:hAnsi="TimeNewRoman"/>
                 <w:sz w:val="30"/>
               </w:rPr>
-              <w:t>978×5=</w:t>
+              <w:t>951×4=</w:t>
             </w:r>
           </w:p>
         </w:tc>

--- a/three-digit_number_multiplied_by_one-digit_number.docx
+++ b/three-digit_number_multiplied_by_one-digit_number.docx
@@ -40,7 +40,7 @@
                 <w:rFonts w:ascii="TimeNewRoman" w:hAnsi="TimeNewRoman"/>
                 <w:sz w:val="30"/>
               </w:rPr>
-              <w:t>759×4=</w:t>
+              <w:t>934×5=</w:t>
             </w:r>
           </w:p>
         </w:tc>
@@ -57,7 +57,7 @@
                 <w:rFonts w:ascii="TimeNewRoman" w:hAnsi="TimeNewRoman"/>
                 <w:sz w:val="30"/>
               </w:rPr>
-              <w:t>147×6=</w:t>
+              <w:t>730×9=</w:t>
             </w:r>
           </w:p>
         </w:tc>
@@ -74,7 +74,7 @@
                 <w:rFonts w:ascii="TimeNewRoman" w:hAnsi="TimeNewRoman"/>
                 <w:sz w:val="30"/>
               </w:rPr>
-              <w:t>851×8=</w:t>
+              <w:t>120×2=</w:t>
             </w:r>
           </w:p>
         </w:tc>
@@ -91,7 +91,7 @@
                 <w:rFonts w:ascii="TimeNewRoman" w:hAnsi="TimeNewRoman"/>
                 <w:sz w:val="30"/>
               </w:rPr>
-              <w:t>644×8=</w:t>
+              <w:t>340×3=</w:t>
             </w:r>
           </w:p>
         </w:tc>
@@ -108,7 +108,7 @@
                 <w:rFonts w:ascii="TimeNewRoman" w:hAnsi="TimeNewRoman"/>
                 <w:sz w:val="30"/>
               </w:rPr>
-              <w:t>622×6=</w:t>
+              <w:t>133×9=</w:t>
             </w:r>
           </w:p>
         </w:tc>
@@ -223,7 +223,7 @@
                 <w:rFonts w:ascii="TimeNewRoman" w:hAnsi="TimeNewRoman"/>
                 <w:sz w:val="30"/>
               </w:rPr>
-              <w:t>169×8=</w:t>
+              <w:t>663×6=</w:t>
             </w:r>
           </w:p>
         </w:tc>
@@ -240,7 +240,7 @@
                 <w:rFonts w:ascii="TimeNewRoman" w:hAnsi="TimeNewRoman"/>
                 <w:sz w:val="30"/>
               </w:rPr>
-              <w:t>673×9=</w:t>
+              <w:t>140×7=</w:t>
             </w:r>
           </w:p>
         </w:tc>
@@ -257,7 +257,7 @@
                 <w:rFonts w:ascii="TimeNewRoman" w:hAnsi="TimeNewRoman"/>
                 <w:sz w:val="30"/>
               </w:rPr>
-              <w:t>627×5=</w:t>
+              <w:t>168×9=</w:t>
             </w:r>
           </w:p>
         </w:tc>
@@ -274,7 +274,7 @@
                 <w:rFonts w:ascii="TimeNewRoman" w:hAnsi="TimeNewRoman"/>
                 <w:sz w:val="30"/>
               </w:rPr>
-              <w:t>840×8=</w:t>
+              <w:t>930×9=</w:t>
             </w:r>
           </w:p>
         </w:tc>
@@ -291,7 +291,7 @@
                 <w:rFonts w:ascii="TimeNewRoman" w:hAnsi="TimeNewRoman"/>
                 <w:sz w:val="30"/>
               </w:rPr>
-              <w:t>430×7=</w:t>
+              <w:t>393×3=</w:t>
             </w:r>
           </w:p>
         </w:tc>
@@ -438,7 +438,7 @@
                 <w:rFonts w:ascii="TimeNewRoman" w:hAnsi="TimeNewRoman"/>
                 <w:sz w:val="30"/>
               </w:rPr>
-              <w:t>725×4=</w:t>
+              <w:t>850×7=</w:t>
             </w:r>
           </w:p>
         </w:tc>
@@ -455,7 +455,7 @@
                 <w:rFonts w:ascii="TimeNewRoman" w:hAnsi="TimeNewRoman"/>
                 <w:sz w:val="30"/>
               </w:rPr>
-              <w:t>314×5=</w:t>
+              <w:t>141×2=</w:t>
             </w:r>
           </w:p>
         </w:tc>
@@ -472,7 +472,7 @@
                 <w:rFonts w:ascii="TimeNewRoman" w:hAnsi="TimeNewRoman"/>
                 <w:sz w:val="30"/>
               </w:rPr>
-              <w:t>913×6=</w:t>
+              <w:t>558×5=</w:t>
             </w:r>
           </w:p>
         </w:tc>
@@ -489,7 +489,7 @@
                 <w:rFonts w:ascii="TimeNewRoman" w:hAnsi="TimeNewRoman"/>
                 <w:sz w:val="30"/>
               </w:rPr>
-              <w:t>650×6=</w:t>
+              <w:t>589×2=</w:t>
             </w:r>
           </w:p>
         </w:tc>
@@ -506,7 +506,7 @@
                 <w:rFonts w:ascii="TimeNewRoman" w:hAnsi="TimeNewRoman"/>
                 <w:sz w:val="30"/>
               </w:rPr>
-              <w:t>169×7=</w:t>
+              <w:t>799×9=</w:t>
             </w:r>
           </w:p>
         </w:tc>
@@ -653,7 +653,7 @@
                 <w:rFonts w:ascii="TimeNewRoman" w:hAnsi="TimeNewRoman"/>
                 <w:sz w:val="30"/>
               </w:rPr>
-              <w:t>769×7=</w:t>
+              <w:t>661×3=</w:t>
             </w:r>
           </w:p>
         </w:tc>
@@ -670,7 +670,7 @@
                 <w:rFonts w:ascii="TimeNewRoman" w:hAnsi="TimeNewRoman"/>
                 <w:sz w:val="30"/>
               </w:rPr>
-              <w:t>603×8=</w:t>
+              <w:t>909×6=</w:t>
             </w:r>
           </w:p>
         </w:tc>
@@ -687,7 +687,7 @@
                 <w:rFonts w:ascii="TimeNewRoman" w:hAnsi="TimeNewRoman"/>
                 <w:sz w:val="30"/>
               </w:rPr>
-              <w:t>900×2=</w:t>
+              <w:t>374×9=</w:t>
             </w:r>
           </w:p>
         </w:tc>
@@ -704,7 +704,7 @@
                 <w:rFonts w:ascii="TimeNewRoman" w:hAnsi="TimeNewRoman"/>
                 <w:sz w:val="30"/>
               </w:rPr>
-              <w:t>136×3=</w:t>
+              <w:t>970×8=</w:t>
             </w:r>
           </w:p>
         </w:tc>
@@ -721,7 +721,7 @@
                 <w:rFonts w:ascii="TimeNewRoman" w:hAnsi="TimeNewRoman"/>
                 <w:sz w:val="30"/>
               </w:rPr>
-              <w:t>842×6=</w:t>
+              <w:t>400×2=</w:t>
             </w:r>
           </w:p>
         </w:tc>
@@ -868,7 +868,7 @@
                 <w:rFonts w:ascii="TimeNewRoman" w:hAnsi="TimeNewRoman"/>
                 <w:sz w:val="30"/>
               </w:rPr>
-              <w:t>687×6=</w:t>
+              <w:t>305×7=</w:t>
             </w:r>
           </w:p>
         </w:tc>
@@ -885,7 +885,7 @@
                 <w:rFonts w:ascii="TimeNewRoman" w:hAnsi="TimeNewRoman"/>
                 <w:sz w:val="30"/>
               </w:rPr>
-              <w:t>873×8=</w:t>
+              <w:t>125×2=</w:t>
             </w:r>
           </w:p>
         </w:tc>
@@ -902,7 +902,7 @@
                 <w:rFonts w:ascii="TimeNewRoman" w:hAnsi="TimeNewRoman"/>
                 <w:sz w:val="30"/>
               </w:rPr>
-              <w:t>569×3=</w:t>
+              <w:t>205×7=</w:t>
             </w:r>
           </w:p>
         </w:tc>
@@ -919,7 +919,7 @@
                 <w:rFonts w:ascii="TimeNewRoman" w:hAnsi="TimeNewRoman"/>
                 <w:sz w:val="30"/>
               </w:rPr>
-              <w:t>672×7=</w:t>
+              <w:t>212×5=</w:t>
             </w:r>
           </w:p>
         </w:tc>
@@ -936,7 +936,7 @@
                 <w:rFonts w:ascii="TimeNewRoman" w:hAnsi="TimeNewRoman"/>
                 <w:sz w:val="30"/>
               </w:rPr>
-              <w:t>951×4=</w:t>
+              <w:t>779×8=</w:t>
             </w:r>
           </w:p>
         </w:tc>

--- a/three-digit_number_multiplied_by_one-digit_number.docx
+++ b/three-digit_number_multiplied_by_one-digit_number.docx
@@ -11,7 +11,7 @@
           <w:rFonts w:ascii="Arial" w:hAnsi="Arial"/>
           <w:sz w:val="30"/>
         </w:rPr>
-        <w:t>2026-10-10 Saturday</w:t>
+        <w:t>2026-10-11 Sunday</w:t>
       </w:r>
     </w:p>
     <w:tbl>
@@ -40,7 +40,7 @@
                 <w:rFonts w:ascii="TimeNewRoman" w:hAnsi="TimeNewRoman"/>
                 <w:sz w:val="30"/>
               </w:rPr>
-              <w:t>934×5=</w:t>
+              <w:t>169×3=</w:t>
             </w:r>
           </w:p>
         </w:tc>
@@ -57,7 +57,7 @@
                 <w:rFonts w:ascii="TimeNewRoman" w:hAnsi="TimeNewRoman"/>
                 <w:sz w:val="30"/>
               </w:rPr>
-              <w:t>730×9=</w:t>
+              <w:t>275×2=</w:t>
             </w:r>
           </w:p>
         </w:tc>
@@ -74,7 +74,7 @@
                 <w:rFonts w:ascii="TimeNewRoman" w:hAnsi="TimeNewRoman"/>
                 <w:sz w:val="30"/>
               </w:rPr>
-              <w:t>120×2=</w:t>
+              <w:t>734×7=</w:t>
             </w:r>
           </w:p>
         </w:tc>
@@ -91,7 +91,7 @@
                 <w:rFonts w:ascii="TimeNewRoman" w:hAnsi="TimeNewRoman"/>
                 <w:sz w:val="30"/>
               </w:rPr>
-              <w:t>340×3=</w:t>
+              <w:t>879×7=</w:t>
             </w:r>
           </w:p>
         </w:tc>
@@ -108,7 +108,7 @@
                 <w:rFonts w:ascii="TimeNewRoman" w:hAnsi="TimeNewRoman"/>
                 <w:sz w:val="30"/>
               </w:rPr>
-              <w:t>133×9=</w:t>
+              <w:t>470×5=</w:t>
             </w:r>
           </w:p>
         </w:tc>
@@ -223,7 +223,7 @@
                 <w:rFonts w:ascii="TimeNewRoman" w:hAnsi="TimeNewRoman"/>
                 <w:sz w:val="30"/>
               </w:rPr>
-              <w:t>663×6=</w:t>
+              <w:t>952×9=</w:t>
             </w:r>
           </w:p>
         </w:tc>
@@ -240,7 +240,7 @@
                 <w:rFonts w:ascii="TimeNewRoman" w:hAnsi="TimeNewRoman"/>
                 <w:sz w:val="30"/>
               </w:rPr>
-              <w:t>140×7=</w:t>
+              <w:t>138×3=</w:t>
             </w:r>
           </w:p>
         </w:tc>
@@ -257,7 +257,7 @@
                 <w:rFonts w:ascii="TimeNewRoman" w:hAnsi="TimeNewRoman"/>
                 <w:sz w:val="30"/>
               </w:rPr>
-              <w:t>168×9=</w:t>
+              <w:t>736×8=</w:t>
             </w:r>
           </w:p>
         </w:tc>
@@ -274,7 +274,7 @@
                 <w:rFonts w:ascii="TimeNewRoman" w:hAnsi="TimeNewRoman"/>
                 <w:sz w:val="30"/>
               </w:rPr>
-              <w:t>930×9=</w:t>
+              <w:t>657×9=</w:t>
             </w:r>
           </w:p>
         </w:tc>
@@ -291,7 +291,7 @@
                 <w:rFonts w:ascii="TimeNewRoman" w:hAnsi="TimeNewRoman"/>
                 <w:sz w:val="30"/>
               </w:rPr>
-              <w:t>393×3=</w:t>
+              <w:t>674×2=</w:t>
             </w:r>
           </w:p>
         </w:tc>
@@ -438,7 +438,7 @@
                 <w:rFonts w:ascii="TimeNewRoman" w:hAnsi="TimeNewRoman"/>
                 <w:sz w:val="30"/>
               </w:rPr>
-              <w:t>850×7=</w:t>
+              <w:t>119×3=</w:t>
             </w:r>
           </w:p>
         </w:tc>
@@ -455,7 +455,7 @@
                 <w:rFonts w:ascii="TimeNewRoman" w:hAnsi="TimeNewRoman"/>
                 <w:sz w:val="30"/>
               </w:rPr>
-              <w:t>141×2=</w:t>
+              <w:t>220×7=</w:t>
             </w:r>
           </w:p>
         </w:tc>
@@ -472,7 +472,7 @@
                 <w:rFonts w:ascii="TimeNewRoman" w:hAnsi="TimeNewRoman"/>
                 <w:sz w:val="30"/>
               </w:rPr>
-              <w:t>558×5=</w:t>
+              <w:t>480×3=</w:t>
             </w:r>
           </w:p>
         </w:tc>
@@ -489,7 +489,7 @@
                 <w:rFonts w:ascii="TimeNewRoman" w:hAnsi="TimeNewRoman"/>
                 <w:sz w:val="30"/>
               </w:rPr>
-              <w:t>589×2=</w:t>
+              <w:t>947×9=</w:t>
             </w:r>
           </w:p>
         </w:tc>
@@ -506,7 +506,7 @@
                 <w:rFonts w:ascii="TimeNewRoman" w:hAnsi="TimeNewRoman"/>
                 <w:sz w:val="30"/>
               </w:rPr>
-              <w:t>799×9=</w:t>
+              <w:t>293×4=</w:t>
             </w:r>
           </w:p>
         </w:tc>
@@ -653,7 +653,7 @@
                 <w:rFonts w:ascii="TimeNewRoman" w:hAnsi="TimeNewRoman"/>
                 <w:sz w:val="30"/>
               </w:rPr>
-              <w:t>661×3=</w:t>
+              <w:t>799×6=</w:t>
             </w:r>
           </w:p>
         </w:tc>
@@ -670,7 +670,7 @@
                 <w:rFonts w:ascii="TimeNewRoman" w:hAnsi="TimeNewRoman"/>
                 <w:sz w:val="30"/>
               </w:rPr>
-              <w:t>909×6=</w:t>
+              <w:t>310×7=</w:t>
             </w:r>
           </w:p>
         </w:tc>
@@ -687,7 +687,7 @@
                 <w:rFonts w:ascii="TimeNewRoman" w:hAnsi="TimeNewRoman"/>
                 <w:sz w:val="30"/>
               </w:rPr>
-              <w:t>374×9=</w:t>
+              <w:t>234×2=</w:t>
             </w:r>
           </w:p>
         </w:tc>
@@ -704,7 +704,7 @@
                 <w:rFonts w:ascii="TimeNewRoman" w:hAnsi="TimeNewRoman"/>
                 <w:sz w:val="30"/>
               </w:rPr>
-              <w:t>970×8=</w:t>
+              <w:t>695×5=</w:t>
             </w:r>
           </w:p>
         </w:tc>
@@ -721,7 +721,7 @@
                 <w:rFonts w:ascii="TimeNewRoman" w:hAnsi="TimeNewRoman"/>
                 <w:sz w:val="30"/>
               </w:rPr>
-              <w:t>400×2=</w:t>
+              <w:t>677×4=</w:t>
             </w:r>
           </w:p>
         </w:tc>
@@ -868,7 +868,7 @@
                 <w:rFonts w:ascii="TimeNewRoman" w:hAnsi="TimeNewRoman"/>
                 <w:sz w:val="30"/>
               </w:rPr>
-              <w:t>305×7=</w:t>
+              <w:t>510×6=</w:t>
             </w:r>
           </w:p>
         </w:tc>
@@ -885,7 +885,7 @@
                 <w:rFonts w:ascii="TimeNewRoman" w:hAnsi="TimeNewRoman"/>
                 <w:sz w:val="30"/>
               </w:rPr>
-              <w:t>125×2=</w:t>
+              <w:t>789×5=</w:t>
             </w:r>
           </w:p>
         </w:tc>
@@ -902,7 +902,7 @@
                 <w:rFonts w:ascii="TimeNewRoman" w:hAnsi="TimeNewRoman"/>
                 <w:sz w:val="30"/>
               </w:rPr>
-              <w:t>205×7=</w:t>
+              <w:t>313×7=</w:t>
             </w:r>
           </w:p>
         </w:tc>
@@ -919,7 +919,7 @@
                 <w:rFonts w:ascii="TimeNewRoman" w:hAnsi="TimeNewRoman"/>
                 <w:sz w:val="30"/>
               </w:rPr>
-              <w:t>212×5=</w:t>
+              <w:t>326×9=</w:t>
             </w:r>
           </w:p>
         </w:tc>
@@ -936,7 +936,7 @@
                 <w:rFonts w:ascii="TimeNewRoman" w:hAnsi="TimeNewRoman"/>
                 <w:sz w:val="30"/>
               </w:rPr>
-              <w:t>779×8=</w:t>
+              <w:t>405×7=</w:t>
             </w:r>
           </w:p>
         </w:tc>

--- a/three-digit_number_multiplied_by_one-digit_number.docx
+++ b/three-digit_number_multiplied_by_one-digit_number.docx
@@ -40,7 +40,7 @@
                 <w:rFonts w:ascii="TimeNewRoman" w:hAnsi="TimeNewRoman"/>
                 <w:sz w:val="30"/>
               </w:rPr>
-              <w:t>169×3=</w:t>
+              <w:t>845×2=</w:t>
             </w:r>
           </w:p>
         </w:tc>
@@ -57,7 +57,7 @@
                 <w:rFonts w:ascii="TimeNewRoman" w:hAnsi="TimeNewRoman"/>
                 <w:sz w:val="30"/>
               </w:rPr>
-              <w:t>275×2=</w:t>
+              <w:t>844×3=</w:t>
             </w:r>
           </w:p>
         </w:tc>
@@ -74,7 +74,7 @@
                 <w:rFonts w:ascii="TimeNewRoman" w:hAnsi="TimeNewRoman"/>
                 <w:sz w:val="30"/>
               </w:rPr>
-              <w:t>734×7=</w:t>
+              <w:t>199×3=</w:t>
             </w:r>
           </w:p>
         </w:tc>
@@ -91,7 +91,7 @@
                 <w:rFonts w:ascii="TimeNewRoman" w:hAnsi="TimeNewRoman"/>
                 <w:sz w:val="30"/>
               </w:rPr>
-              <w:t>879×7=</w:t>
+              <w:t>785×4=</w:t>
             </w:r>
           </w:p>
         </w:tc>
@@ -108,7 +108,7 @@
                 <w:rFonts w:ascii="TimeNewRoman" w:hAnsi="TimeNewRoman"/>
                 <w:sz w:val="30"/>
               </w:rPr>
-              <w:t>470×5=</w:t>
+              <w:t>143×6=</w:t>
             </w:r>
           </w:p>
         </w:tc>
@@ -223,7 +223,7 @@
                 <w:rFonts w:ascii="TimeNewRoman" w:hAnsi="TimeNewRoman"/>
                 <w:sz w:val="30"/>
               </w:rPr>
-              <w:t>952×9=</w:t>
+              <w:t>545×2=</w:t>
             </w:r>
           </w:p>
         </w:tc>
@@ -240,7 +240,7 @@
                 <w:rFonts w:ascii="TimeNewRoman" w:hAnsi="TimeNewRoman"/>
                 <w:sz w:val="30"/>
               </w:rPr>
-              <w:t>138×3=</w:t>
+              <w:t>455×7=</w:t>
             </w:r>
           </w:p>
         </w:tc>
@@ -257,7 +257,7 @@
                 <w:rFonts w:ascii="TimeNewRoman" w:hAnsi="TimeNewRoman"/>
                 <w:sz w:val="30"/>
               </w:rPr>
-              <w:t>736×8=</w:t>
+              <w:t>509×9=</w:t>
             </w:r>
           </w:p>
         </w:tc>
@@ -274,7 +274,7 @@
                 <w:rFonts w:ascii="TimeNewRoman" w:hAnsi="TimeNewRoman"/>
                 <w:sz w:val="30"/>
               </w:rPr>
-              <w:t>657×9=</w:t>
+              <w:t>945×3=</w:t>
             </w:r>
           </w:p>
         </w:tc>
@@ -291,7 +291,7 @@
                 <w:rFonts w:ascii="TimeNewRoman" w:hAnsi="TimeNewRoman"/>
                 <w:sz w:val="30"/>
               </w:rPr>
-              <w:t>674×2=</w:t>
+              <w:t>336×3=</w:t>
             </w:r>
           </w:p>
         </w:tc>
@@ -438,7 +438,7 @@
                 <w:rFonts w:ascii="TimeNewRoman" w:hAnsi="TimeNewRoman"/>
                 <w:sz w:val="30"/>
               </w:rPr>
-              <w:t>119×3=</w:t>
+              <w:t>950×7=</w:t>
             </w:r>
           </w:p>
         </w:tc>
@@ -455,7 +455,7 @@
                 <w:rFonts w:ascii="TimeNewRoman" w:hAnsi="TimeNewRoman"/>
                 <w:sz w:val="30"/>
               </w:rPr>
-              <w:t>220×7=</w:t>
+              <w:t>211×4=</w:t>
             </w:r>
           </w:p>
         </w:tc>
@@ -472,7 +472,7 @@
                 <w:rFonts w:ascii="TimeNewRoman" w:hAnsi="TimeNewRoman"/>
                 <w:sz w:val="30"/>
               </w:rPr>
-              <w:t>480×3=</w:t>
+              <w:t>312×9=</w:t>
             </w:r>
           </w:p>
         </w:tc>
@@ -489,7 +489,7 @@
                 <w:rFonts w:ascii="TimeNewRoman" w:hAnsi="TimeNewRoman"/>
                 <w:sz w:val="30"/>
               </w:rPr>
-              <w:t>947×9=</w:t>
+              <w:t>560×7=</w:t>
             </w:r>
           </w:p>
         </w:tc>
@@ -506,7 +506,7 @@
                 <w:rFonts w:ascii="TimeNewRoman" w:hAnsi="TimeNewRoman"/>
                 <w:sz w:val="30"/>
               </w:rPr>
-              <w:t>293×4=</w:t>
+              <w:t>745×7=</w:t>
             </w:r>
           </w:p>
         </w:tc>
@@ -653,7 +653,7 @@
                 <w:rFonts w:ascii="TimeNewRoman" w:hAnsi="TimeNewRoman"/>
                 <w:sz w:val="30"/>
               </w:rPr>
-              <w:t>799×6=</w:t>
+              <w:t>651×3=</w:t>
             </w:r>
           </w:p>
         </w:tc>
@@ -670,7 +670,7 @@
                 <w:rFonts w:ascii="TimeNewRoman" w:hAnsi="TimeNewRoman"/>
                 <w:sz w:val="30"/>
               </w:rPr>
-              <w:t>310×7=</w:t>
+              <w:t>199×7=</w:t>
             </w:r>
           </w:p>
         </w:tc>
@@ -687,7 +687,7 @@
                 <w:rFonts w:ascii="TimeNewRoman" w:hAnsi="TimeNewRoman"/>
                 <w:sz w:val="30"/>
               </w:rPr>
-              <w:t>234×2=</w:t>
+              <w:t>756×3=</w:t>
             </w:r>
           </w:p>
         </w:tc>
@@ -704,7 +704,7 @@
                 <w:rFonts w:ascii="TimeNewRoman" w:hAnsi="TimeNewRoman"/>
                 <w:sz w:val="30"/>
               </w:rPr>
-              <w:t>695×5=</w:t>
+              <w:t>640×3=</w:t>
             </w:r>
           </w:p>
         </w:tc>
@@ -721,7 +721,7 @@
                 <w:rFonts w:ascii="TimeNewRoman" w:hAnsi="TimeNewRoman"/>
                 <w:sz w:val="30"/>
               </w:rPr>
-              <w:t>677×4=</w:t>
+              <w:t>901×6=</w:t>
             </w:r>
           </w:p>
         </w:tc>
@@ -868,7 +868,7 @@
                 <w:rFonts w:ascii="TimeNewRoman" w:hAnsi="TimeNewRoman"/>
                 <w:sz w:val="30"/>
               </w:rPr>
-              <w:t>510×6=</w:t>
+              <w:t>889×9=</w:t>
             </w:r>
           </w:p>
         </w:tc>
@@ -885,7 +885,7 @@
                 <w:rFonts w:ascii="TimeNewRoman" w:hAnsi="TimeNewRoman"/>
                 <w:sz w:val="30"/>
               </w:rPr>
-              <w:t>789×5=</w:t>
+              <w:t>591×4=</w:t>
             </w:r>
           </w:p>
         </w:tc>
@@ -902,7 +902,7 @@
                 <w:rFonts w:ascii="TimeNewRoman" w:hAnsi="TimeNewRoman"/>
                 <w:sz w:val="30"/>
               </w:rPr>
-              <w:t>313×7=</w:t>
+              <w:t>648×8=</w:t>
             </w:r>
           </w:p>
         </w:tc>
@@ -919,7 +919,7 @@
                 <w:rFonts w:ascii="TimeNewRoman" w:hAnsi="TimeNewRoman"/>
                 <w:sz w:val="30"/>
               </w:rPr>
-              <w:t>326×9=</w:t>
+              <w:t>908×2=</w:t>
             </w:r>
           </w:p>
         </w:tc>
@@ -936,7 +936,7 @@
                 <w:rFonts w:ascii="TimeNewRoman" w:hAnsi="TimeNewRoman"/>
                 <w:sz w:val="30"/>
               </w:rPr>
-              <w:t>405×7=</w:t>
+              <w:t>159×8=</w:t>
             </w:r>
           </w:p>
         </w:tc>

--- a/three-digit_number_multiplied_by_one-digit_number.docx
+++ b/three-digit_number_multiplied_by_one-digit_number.docx
@@ -11,7 +11,7 @@
           <w:rFonts w:ascii="Arial" w:hAnsi="Arial"/>
           <w:sz w:val="30"/>
         </w:rPr>
-        <w:t>2026-10-11 Sunday</w:t>
+        <w:t>2026-10-12 Monday</w:t>
       </w:r>
     </w:p>
     <w:tbl>
@@ -40,7 +40,7 @@
                 <w:rFonts w:ascii="TimeNewRoman" w:hAnsi="TimeNewRoman"/>
                 <w:sz w:val="30"/>
               </w:rPr>
-              <w:t>845×2=</w:t>
+              <w:t>472×6=</w:t>
             </w:r>
           </w:p>
         </w:tc>
@@ -57,7 +57,7 @@
                 <w:rFonts w:ascii="TimeNewRoman" w:hAnsi="TimeNewRoman"/>
                 <w:sz w:val="30"/>
               </w:rPr>
-              <w:t>844×3=</w:t>
+              <w:t>924×9=</w:t>
             </w:r>
           </w:p>
         </w:tc>
@@ -74,7 +74,7 @@
                 <w:rFonts w:ascii="TimeNewRoman" w:hAnsi="TimeNewRoman"/>
                 <w:sz w:val="30"/>
               </w:rPr>
-              <w:t>199×3=</w:t>
+              <w:t>425×4=</w:t>
             </w:r>
           </w:p>
         </w:tc>
@@ -91,7 +91,7 @@
                 <w:rFonts w:ascii="TimeNewRoman" w:hAnsi="TimeNewRoman"/>
                 <w:sz w:val="30"/>
               </w:rPr>
-              <w:t>785×4=</w:t>
+              <w:t>396×2=</w:t>
             </w:r>
           </w:p>
         </w:tc>
@@ -108,7 +108,7 @@
                 <w:rFonts w:ascii="TimeNewRoman" w:hAnsi="TimeNewRoman"/>
                 <w:sz w:val="30"/>
               </w:rPr>
-              <w:t>143×6=</w:t>
+              <w:t>504×2=</w:t>
             </w:r>
           </w:p>
         </w:tc>
@@ -223,7 +223,7 @@
                 <w:rFonts w:ascii="TimeNewRoman" w:hAnsi="TimeNewRoman"/>
                 <w:sz w:val="30"/>
               </w:rPr>
-              <w:t>545×2=</w:t>
+              <w:t>496×4=</w:t>
             </w:r>
           </w:p>
         </w:tc>
@@ -240,7 +240,7 @@
                 <w:rFonts w:ascii="TimeNewRoman" w:hAnsi="TimeNewRoman"/>
                 <w:sz w:val="30"/>
               </w:rPr>
-              <w:t>455×7=</w:t>
+              <w:t>569×2=</w:t>
             </w:r>
           </w:p>
         </w:tc>
@@ -257,7 +257,7 @@
                 <w:rFonts w:ascii="TimeNewRoman" w:hAnsi="TimeNewRoman"/>
                 <w:sz w:val="30"/>
               </w:rPr>
-              <w:t>509×9=</w:t>
+              <w:t>718×2=</w:t>
             </w:r>
           </w:p>
         </w:tc>
@@ -274,7 +274,7 @@
                 <w:rFonts w:ascii="TimeNewRoman" w:hAnsi="TimeNewRoman"/>
                 <w:sz w:val="30"/>
               </w:rPr>
-              <w:t>945×3=</w:t>
+              <w:t>275×7=</w:t>
             </w:r>
           </w:p>
         </w:tc>
@@ -291,7 +291,7 @@
                 <w:rFonts w:ascii="TimeNewRoman" w:hAnsi="TimeNewRoman"/>
                 <w:sz w:val="30"/>
               </w:rPr>
-              <w:t>336×3=</w:t>
+              <w:t>817×2=</w:t>
             </w:r>
           </w:p>
         </w:tc>
@@ -438,7 +438,7 @@
                 <w:rFonts w:ascii="TimeNewRoman" w:hAnsi="TimeNewRoman"/>
                 <w:sz w:val="30"/>
               </w:rPr>
-              <w:t>950×7=</w:t>
+              <w:t>243×6=</w:t>
             </w:r>
           </w:p>
         </w:tc>
@@ -455,7 +455,7 @@
                 <w:rFonts w:ascii="TimeNewRoman" w:hAnsi="TimeNewRoman"/>
                 <w:sz w:val="30"/>
               </w:rPr>
-              <w:t>211×4=</w:t>
+              <w:t>638×8=</w:t>
             </w:r>
           </w:p>
         </w:tc>
@@ -472,7 +472,7 @@
                 <w:rFonts w:ascii="TimeNewRoman" w:hAnsi="TimeNewRoman"/>
                 <w:sz w:val="30"/>
               </w:rPr>
-              <w:t>312×9=</w:t>
+              <w:t>533×4=</w:t>
             </w:r>
           </w:p>
         </w:tc>
@@ -489,7 +489,7 @@
                 <w:rFonts w:ascii="TimeNewRoman" w:hAnsi="TimeNewRoman"/>
                 <w:sz w:val="30"/>
               </w:rPr>
-              <w:t>560×7=</w:t>
+              <w:t>255×5=</w:t>
             </w:r>
           </w:p>
         </w:tc>
@@ -506,7 +506,7 @@
                 <w:rFonts w:ascii="TimeNewRoman" w:hAnsi="TimeNewRoman"/>
                 <w:sz w:val="30"/>
               </w:rPr>
-              <w:t>745×7=</w:t>
+              <w:t>595×5=</w:t>
             </w:r>
           </w:p>
         </w:tc>
@@ -653,7 +653,7 @@
                 <w:rFonts w:ascii="TimeNewRoman" w:hAnsi="TimeNewRoman"/>
                 <w:sz w:val="30"/>
               </w:rPr>
-              <w:t>651×3=</w:t>
+              <w:t>663×2=</w:t>
             </w:r>
           </w:p>
         </w:tc>
@@ -670,7 +670,7 @@
                 <w:rFonts w:ascii="TimeNewRoman" w:hAnsi="TimeNewRoman"/>
                 <w:sz w:val="30"/>
               </w:rPr>
-              <w:t>199×7=</w:t>
+              <w:t>494×9=</w:t>
             </w:r>
           </w:p>
         </w:tc>
@@ -687,7 +687,7 @@
                 <w:rFonts w:ascii="TimeNewRoman" w:hAnsi="TimeNewRoman"/>
                 <w:sz w:val="30"/>
               </w:rPr>
-              <w:t>756×3=</w:t>
+              <w:t>368×7=</w:t>
             </w:r>
           </w:p>
         </w:tc>
@@ -704,7 +704,7 @@
                 <w:rFonts w:ascii="TimeNewRoman" w:hAnsi="TimeNewRoman"/>
                 <w:sz w:val="30"/>
               </w:rPr>
-              <w:t>640×3=</w:t>
+              <w:t>662×7=</w:t>
             </w:r>
           </w:p>
         </w:tc>
@@ -721,7 +721,7 @@
                 <w:rFonts w:ascii="TimeNewRoman" w:hAnsi="TimeNewRoman"/>
                 <w:sz w:val="30"/>
               </w:rPr>
-              <w:t>901×6=</w:t>
+              <w:t>618×4=</w:t>
             </w:r>
           </w:p>
         </w:tc>
@@ -868,7 +868,7 @@
                 <w:rFonts w:ascii="TimeNewRoman" w:hAnsi="TimeNewRoman"/>
                 <w:sz w:val="30"/>
               </w:rPr>
-              <w:t>889×9=</w:t>
+              <w:t>166×5=</w:t>
             </w:r>
           </w:p>
         </w:tc>
@@ -885,7 +885,7 @@
                 <w:rFonts w:ascii="TimeNewRoman" w:hAnsi="TimeNewRoman"/>
                 <w:sz w:val="30"/>
               </w:rPr>
-              <w:t>591×4=</w:t>
+              <w:t>816×9=</w:t>
             </w:r>
           </w:p>
         </w:tc>
@@ -902,7 +902,7 @@
                 <w:rFonts w:ascii="TimeNewRoman" w:hAnsi="TimeNewRoman"/>
                 <w:sz w:val="30"/>
               </w:rPr>
-              <w:t>648×8=</w:t>
+              <w:t>851×6=</w:t>
             </w:r>
           </w:p>
         </w:tc>
@@ -919,7 +919,7 @@
                 <w:rFonts w:ascii="TimeNewRoman" w:hAnsi="TimeNewRoman"/>
                 <w:sz w:val="30"/>
               </w:rPr>
-              <w:t>908×2=</w:t>
+              <w:t>224×9=</w:t>
             </w:r>
           </w:p>
         </w:tc>
@@ -936,7 +936,7 @@
                 <w:rFonts w:ascii="TimeNewRoman" w:hAnsi="TimeNewRoman"/>
                 <w:sz w:val="30"/>
               </w:rPr>
-              <w:t>159×8=</w:t>
+              <w:t>533×5=</w:t>
             </w:r>
           </w:p>
         </w:tc>

--- a/three-digit_number_multiplied_by_one-digit_number.docx
+++ b/three-digit_number_multiplied_by_one-digit_number.docx
@@ -40,7 +40,7 @@
                 <w:rFonts w:ascii="TimeNewRoman" w:hAnsi="TimeNewRoman"/>
                 <w:sz w:val="30"/>
               </w:rPr>
-              <w:t>472×6=</w:t>
+              <w:t>693×7=</w:t>
             </w:r>
           </w:p>
         </w:tc>
@@ -57,7 +57,7 @@
                 <w:rFonts w:ascii="TimeNewRoman" w:hAnsi="TimeNewRoman"/>
                 <w:sz w:val="30"/>
               </w:rPr>
-              <w:t>924×9=</w:t>
+              <w:t>902×4=</w:t>
             </w:r>
           </w:p>
         </w:tc>
@@ -74,7 +74,7 @@
                 <w:rFonts w:ascii="TimeNewRoman" w:hAnsi="TimeNewRoman"/>
                 <w:sz w:val="30"/>
               </w:rPr>
-              <w:t>425×4=</w:t>
+              <w:t>222×5=</w:t>
             </w:r>
           </w:p>
         </w:tc>
@@ -91,7 +91,7 @@
                 <w:rFonts w:ascii="TimeNewRoman" w:hAnsi="TimeNewRoman"/>
                 <w:sz w:val="30"/>
               </w:rPr>
-              <w:t>396×2=</w:t>
+              <w:t>707×7=</w:t>
             </w:r>
           </w:p>
         </w:tc>
@@ -108,7 +108,7 @@
                 <w:rFonts w:ascii="TimeNewRoman" w:hAnsi="TimeNewRoman"/>
                 <w:sz w:val="30"/>
               </w:rPr>
-              <w:t>504×2=</w:t>
+              <w:t>921×9=</w:t>
             </w:r>
           </w:p>
         </w:tc>
@@ -223,7 +223,7 @@
                 <w:rFonts w:ascii="TimeNewRoman" w:hAnsi="TimeNewRoman"/>
                 <w:sz w:val="30"/>
               </w:rPr>
-              <w:t>496×4=</w:t>
+              <w:t>703×6=</w:t>
             </w:r>
           </w:p>
         </w:tc>
@@ -240,7 +240,7 @@
                 <w:rFonts w:ascii="TimeNewRoman" w:hAnsi="TimeNewRoman"/>
                 <w:sz w:val="30"/>
               </w:rPr>
-              <w:t>569×2=</w:t>
+              <w:t>398×6=</w:t>
             </w:r>
           </w:p>
         </w:tc>
@@ -257,7 +257,7 @@
                 <w:rFonts w:ascii="TimeNewRoman" w:hAnsi="TimeNewRoman"/>
                 <w:sz w:val="30"/>
               </w:rPr>
-              <w:t>718×2=</w:t>
+              <w:t>246×8=</w:t>
             </w:r>
           </w:p>
         </w:tc>
@@ -274,7 +274,7 @@
                 <w:rFonts w:ascii="TimeNewRoman" w:hAnsi="TimeNewRoman"/>
                 <w:sz w:val="30"/>
               </w:rPr>
-              <w:t>275×7=</w:t>
+              <w:t>792×5=</w:t>
             </w:r>
           </w:p>
         </w:tc>
@@ -291,7 +291,7 @@
                 <w:rFonts w:ascii="TimeNewRoman" w:hAnsi="TimeNewRoman"/>
                 <w:sz w:val="30"/>
               </w:rPr>
-              <w:t>817×2=</w:t>
+              <w:t>294×6=</w:t>
             </w:r>
           </w:p>
         </w:tc>
@@ -438,7 +438,7 @@
                 <w:rFonts w:ascii="TimeNewRoman" w:hAnsi="TimeNewRoman"/>
                 <w:sz w:val="30"/>
               </w:rPr>
-              <w:t>243×6=</w:t>
+              <w:t>249×6=</w:t>
             </w:r>
           </w:p>
         </w:tc>
@@ -455,7 +455,7 @@
                 <w:rFonts w:ascii="TimeNewRoman" w:hAnsi="TimeNewRoman"/>
                 <w:sz w:val="30"/>
               </w:rPr>
-              <w:t>638×8=</w:t>
+              <w:t>244×9=</w:t>
             </w:r>
           </w:p>
         </w:tc>
@@ -472,7 +472,7 @@
                 <w:rFonts w:ascii="TimeNewRoman" w:hAnsi="TimeNewRoman"/>
                 <w:sz w:val="30"/>
               </w:rPr>
-              <w:t>533×4=</w:t>
+              <w:t>931×5=</w:t>
             </w:r>
           </w:p>
         </w:tc>
@@ -489,7 +489,7 @@
                 <w:rFonts w:ascii="TimeNewRoman" w:hAnsi="TimeNewRoman"/>
                 <w:sz w:val="30"/>
               </w:rPr>
-              <w:t>255×5=</w:t>
+              <w:t>549×3=</w:t>
             </w:r>
           </w:p>
         </w:tc>
@@ -506,7 +506,7 @@
                 <w:rFonts w:ascii="TimeNewRoman" w:hAnsi="TimeNewRoman"/>
                 <w:sz w:val="30"/>
               </w:rPr>
-              <w:t>595×5=</w:t>
+              <w:t>252×3=</w:t>
             </w:r>
           </w:p>
         </w:tc>
@@ -653,7 +653,7 @@
                 <w:rFonts w:ascii="TimeNewRoman" w:hAnsi="TimeNewRoman"/>
                 <w:sz w:val="30"/>
               </w:rPr>
-              <w:t>663×2=</w:t>
+              <w:t>597×7=</w:t>
             </w:r>
           </w:p>
         </w:tc>
@@ -670,7 +670,7 @@
                 <w:rFonts w:ascii="TimeNewRoman" w:hAnsi="TimeNewRoman"/>
                 <w:sz w:val="30"/>
               </w:rPr>
-              <w:t>494×9=</w:t>
+              <w:t>598×9=</w:t>
             </w:r>
           </w:p>
         </w:tc>
@@ -687,7 +687,7 @@
                 <w:rFonts w:ascii="TimeNewRoman" w:hAnsi="TimeNewRoman"/>
                 <w:sz w:val="30"/>
               </w:rPr>
-              <w:t>368×7=</w:t>
+              <w:t>484×6=</w:t>
             </w:r>
           </w:p>
         </w:tc>
@@ -704,7 +704,7 @@
                 <w:rFonts w:ascii="TimeNewRoman" w:hAnsi="TimeNewRoman"/>
                 <w:sz w:val="30"/>
               </w:rPr>
-              <w:t>662×7=</w:t>
+              <w:t>997×2=</w:t>
             </w:r>
           </w:p>
         </w:tc>
@@ -721,7 +721,7 @@
                 <w:rFonts w:ascii="TimeNewRoman" w:hAnsi="TimeNewRoman"/>
                 <w:sz w:val="30"/>
               </w:rPr>
-              <w:t>618×4=</w:t>
+              <w:t>283×9=</w:t>
             </w:r>
           </w:p>
         </w:tc>
@@ -868,7 +868,7 @@
                 <w:rFonts w:ascii="TimeNewRoman" w:hAnsi="TimeNewRoman"/>
                 <w:sz w:val="30"/>
               </w:rPr>
-              <w:t>166×5=</w:t>
+              <w:t>723×4=</w:t>
             </w:r>
           </w:p>
         </w:tc>
@@ -885,7 +885,7 @@
                 <w:rFonts w:ascii="TimeNewRoman" w:hAnsi="TimeNewRoman"/>
                 <w:sz w:val="30"/>
               </w:rPr>
-              <w:t>816×9=</w:t>
+              <w:t>644×8=</w:t>
             </w:r>
           </w:p>
         </w:tc>
@@ -902,7 +902,7 @@
                 <w:rFonts w:ascii="TimeNewRoman" w:hAnsi="TimeNewRoman"/>
                 <w:sz w:val="30"/>
               </w:rPr>
-              <w:t>851×6=</w:t>
+              <w:t>626×2=</w:t>
             </w:r>
           </w:p>
         </w:tc>
@@ -919,7 +919,7 @@
                 <w:rFonts w:ascii="TimeNewRoman" w:hAnsi="TimeNewRoman"/>
                 <w:sz w:val="30"/>
               </w:rPr>
-              <w:t>224×9=</w:t>
+              <w:t>875×6=</w:t>
             </w:r>
           </w:p>
         </w:tc>
@@ -936,7 +936,7 @@
                 <w:rFonts w:ascii="TimeNewRoman" w:hAnsi="TimeNewRoman"/>
                 <w:sz w:val="30"/>
               </w:rPr>
-              <w:t>533×5=</w:t>
+              <w:t>741×2=</w:t>
             </w:r>
           </w:p>
         </w:tc>

--- a/three-digit_number_multiplied_by_one-digit_number.docx
+++ b/three-digit_number_multiplied_by_one-digit_number.docx
@@ -11,7 +11,7 @@
           <w:rFonts w:ascii="Arial" w:hAnsi="Arial"/>
           <w:sz w:val="30"/>
         </w:rPr>
-        <w:t>2026-10-12 Monday</w:t>
+        <w:t>2026-10-13 Tuesday</w:t>
       </w:r>
     </w:p>
     <w:tbl>
@@ -40,7 +40,7 @@
                 <w:rFonts w:ascii="TimeNewRoman" w:hAnsi="TimeNewRoman"/>
                 <w:sz w:val="30"/>
               </w:rPr>
-              <w:t>693×7=</w:t>
+              <w:t>203×6=</w:t>
             </w:r>
           </w:p>
         </w:tc>
@@ -57,7 +57,7 @@
                 <w:rFonts w:ascii="TimeNewRoman" w:hAnsi="TimeNewRoman"/>
                 <w:sz w:val="30"/>
               </w:rPr>
-              <w:t>902×4=</w:t>
+              <w:t>221×6=</w:t>
             </w:r>
           </w:p>
         </w:tc>
@@ -74,7 +74,7 @@
                 <w:rFonts w:ascii="TimeNewRoman" w:hAnsi="TimeNewRoman"/>
                 <w:sz w:val="30"/>
               </w:rPr>
-              <w:t>222×5=</w:t>
+              <w:t>887×2=</w:t>
             </w:r>
           </w:p>
         </w:tc>
@@ -91,7 +91,7 @@
                 <w:rFonts w:ascii="TimeNewRoman" w:hAnsi="TimeNewRoman"/>
                 <w:sz w:val="30"/>
               </w:rPr>
-              <w:t>707×7=</w:t>
+              <w:t>548×5=</w:t>
             </w:r>
           </w:p>
         </w:tc>
@@ -108,7 +108,7 @@
                 <w:rFonts w:ascii="TimeNewRoman" w:hAnsi="TimeNewRoman"/>
                 <w:sz w:val="30"/>
               </w:rPr>
-              <w:t>921×9=</w:t>
+              <w:t>729×4=</w:t>
             </w:r>
           </w:p>
         </w:tc>
@@ -223,7 +223,7 @@
                 <w:rFonts w:ascii="TimeNewRoman" w:hAnsi="TimeNewRoman"/>
                 <w:sz w:val="30"/>
               </w:rPr>
-              <w:t>703×6=</w:t>
+              <w:t>309×8=</w:t>
             </w:r>
           </w:p>
         </w:tc>
@@ -240,7 +240,7 @@
                 <w:rFonts w:ascii="TimeNewRoman" w:hAnsi="TimeNewRoman"/>
                 <w:sz w:val="30"/>
               </w:rPr>
-              <w:t>398×6=</w:t>
+              <w:t>450×7=</w:t>
             </w:r>
           </w:p>
         </w:tc>
@@ -257,7 +257,7 @@
                 <w:rFonts w:ascii="TimeNewRoman" w:hAnsi="TimeNewRoman"/>
                 <w:sz w:val="30"/>
               </w:rPr>
-              <w:t>246×8=</w:t>
+              <w:t>132×3=</w:t>
             </w:r>
           </w:p>
         </w:tc>
@@ -274,7 +274,7 @@
                 <w:rFonts w:ascii="TimeNewRoman" w:hAnsi="TimeNewRoman"/>
                 <w:sz w:val="30"/>
               </w:rPr>
-              <w:t>792×5=</w:t>
+              <w:t>819×3=</w:t>
             </w:r>
           </w:p>
         </w:tc>
@@ -291,7 +291,7 @@
                 <w:rFonts w:ascii="TimeNewRoman" w:hAnsi="TimeNewRoman"/>
                 <w:sz w:val="30"/>
               </w:rPr>
-              <w:t>294×6=</w:t>
+              <w:t>637×8=</w:t>
             </w:r>
           </w:p>
         </w:tc>
@@ -438,7 +438,7 @@
                 <w:rFonts w:ascii="TimeNewRoman" w:hAnsi="TimeNewRoman"/>
                 <w:sz w:val="30"/>
               </w:rPr>
-              <w:t>249×6=</w:t>
+              <w:t>554×8=</w:t>
             </w:r>
           </w:p>
         </w:tc>
@@ -455,7 +455,7 @@
                 <w:rFonts w:ascii="TimeNewRoman" w:hAnsi="TimeNewRoman"/>
                 <w:sz w:val="30"/>
               </w:rPr>
-              <w:t>244×9=</w:t>
+              <w:t>477×2=</w:t>
             </w:r>
           </w:p>
         </w:tc>
@@ -472,7 +472,7 @@
                 <w:rFonts w:ascii="TimeNewRoman" w:hAnsi="TimeNewRoman"/>
                 <w:sz w:val="30"/>
               </w:rPr>
-              <w:t>931×5=</w:t>
+              <w:t>182×9=</w:t>
             </w:r>
           </w:p>
         </w:tc>
@@ -489,7 +489,7 @@
                 <w:rFonts w:ascii="TimeNewRoman" w:hAnsi="TimeNewRoman"/>
                 <w:sz w:val="30"/>
               </w:rPr>
-              <w:t>549×3=</w:t>
+              <w:t>350×3=</w:t>
             </w:r>
           </w:p>
         </w:tc>
@@ -506,7 +506,7 @@
                 <w:rFonts w:ascii="TimeNewRoman" w:hAnsi="TimeNewRoman"/>
                 <w:sz w:val="30"/>
               </w:rPr>
-              <w:t>252×3=</w:t>
+              <w:t>716×3=</w:t>
             </w:r>
           </w:p>
         </w:tc>
@@ -653,7 +653,7 @@
                 <w:rFonts w:ascii="TimeNewRoman" w:hAnsi="TimeNewRoman"/>
                 <w:sz w:val="30"/>
               </w:rPr>
-              <w:t>597×7=</w:t>
+              <w:t>385×8=</w:t>
             </w:r>
           </w:p>
         </w:tc>
@@ -670,7 +670,7 @@
                 <w:rFonts w:ascii="TimeNewRoman" w:hAnsi="TimeNewRoman"/>
                 <w:sz w:val="30"/>
               </w:rPr>
-              <w:t>598×9=</w:t>
+              <w:t>370×8=</w:t>
             </w:r>
           </w:p>
         </w:tc>
@@ -687,7 +687,7 @@
                 <w:rFonts w:ascii="TimeNewRoman" w:hAnsi="TimeNewRoman"/>
                 <w:sz w:val="30"/>
               </w:rPr>
-              <w:t>484×6=</w:t>
+              <w:t>746×6=</w:t>
             </w:r>
           </w:p>
         </w:tc>
@@ -704,7 +704,7 @@
                 <w:rFonts w:ascii="TimeNewRoman" w:hAnsi="TimeNewRoman"/>
                 <w:sz w:val="30"/>
               </w:rPr>
-              <w:t>997×2=</w:t>
+              <w:t>792×3=</w:t>
             </w:r>
           </w:p>
         </w:tc>
@@ -721,7 +721,7 @@
                 <w:rFonts w:ascii="TimeNewRoman" w:hAnsi="TimeNewRoman"/>
                 <w:sz w:val="30"/>
               </w:rPr>
-              <w:t>283×9=</w:t>
+              <w:t>411×2=</w:t>
             </w:r>
           </w:p>
         </w:tc>
@@ -868,7 +868,7 @@
                 <w:rFonts w:ascii="TimeNewRoman" w:hAnsi="TimeNewRoman"/>
                 <w:sz w:val="30"/>
               </w:rPr>
-              <w:t>723×4=</w:t>
+              <w:t>738×8=</w:t>
             </w:r>
           </w:p>
         </w:tc>
@@ -885,7 +885,7 @@
                 <w:rFonts w:ascii="TimeNewRoman" w:hAnsi="TimeNewRoman"/>
                 <w:sz w:val="30"/>
               </w:rPr>
-              <w:t>644×8=</w:t>
+              <w:t>596×8=</w:t>
             </w:r>
           </w:p>
         </w:tc>
@@ -902,7 +902,7 @@
                 <w:rFonts w:ascii="TimeNewRoman" w:hAnsi="TimeNewRoman"/>
                 <w:sz w:val="30"/>
               </w:rPr>
-              <w:t>626×2=</w:t>
+              <w:t>326×7=</w:t>
             </w:r>
           </w:p>
         </w:tc>
@@ -919,7 +919,7 @@
                 <w:rFonts w:ascii="TimeNewRoman" w:hAnsi="TimeNewRoman"/>
                 <w:sz w:val="30"/>
               </w:rPr>
-              <w:t>875×6=</w:t>
+              <w:t>419×2=</w:t>
             </w:r>
           </w:p>
         </w:tc>
@@ -936,7 +936,7 @@
                 <w:rFonts w:ascii="TimeNewRoman" w:hAnsi="TimeNewRoman"/>
                 <w:sz w:val="30"/>
               </w:rPr>
-              <w:t>741×2=</w:t>
+              <w:t>180×9=</w:t>
             </w:r>
           </w:p>
         </w:tc>

--- a/three-digit_number_multiplied_by_one-digit_number.docx
+++ b/three-digit_number_multiplied_by_one-digit_number.docx
@@ -40,7 +40,7 @@
                 <w:rFonts w:ascii="TimeNewRoman" w:hAnsi="TimeNewRoman"/>
                 <w:sz w:val="30"/>
               </w:rPr>
-              <w:t>203×6=</w:t>
+              <w:t>313×7=</w:t>
             </w:r>
           </w:p>
         </w:tc>
@@ -57,7 +57,7 @@
                 <w:rFonts w:ascii="TimeNewRoman" w:hAnsi="TimeNewRoman"/>
                 <w:sz w:val="30"/>
               </w:rPr>
-              <w:t>221×6=</w:t>
+              <w:t>932×5=</w:t>
             </w:r>
           </w:p>
         </w:tc>
@@ -74,7 +74,7 @@
                 <w:rFonts w:ascii="TimeNewRoman" w:hAnsi="TimeNewRoman"/>
                 <w:sz w:val="30"/>
               </w:rPr>
-              <w:t>887×2=</w:t>
+              <w:t>988×5=</w:t>
             </w:r>
           </w:p>
         </w:tc>
@@ -91,7 +91,7 @@
                 <w:rFonts w:ascii="TimeNewRoman" w:hAnsi="TimeNewRoman"/>
                 <w:sz w:val="30"/>
               </w:rPr>
-              <w:t>548×5=</w:t>
+              <w:t>481×2=</w:t>
             </w:r>
           </w:p>
         </w:tc>
@@ -108,7 +108,7 @@
                 <w:rFonts w:ascii="TimeNewRoman" w:hAnsi="TimeNewRoman"/>
                 <w:sz w:val="30"/>
               </w:rPr>
-              <w:t>729×4=</w:t>
+              <w:t>836×8=</w:t>
             </w:r>
           </w:p>
         </w:tc>
@@ -223,7 +223,7 @@
                 <w:rFonts w:ascii="TimeNewRoman" w:hAnsi="TimeNewRoman"/>
                 <w:sz w:val="30"/>
               </w:rPr>
-              <w:t>309×8=</w:t>
+              <w:t>872×2=</w:t>
             </w:r>
           </w:p>
         </w:tc>
@@ -240,7 +240,7 @@
                 <w:rFonts w:ascii="TimeNewRoman" w:hAnsi="TimeNewRoman"/>
                 <w:sz w:val="30"/>
               </w:rPr>
-              <w:t>450×7=</w:t>
+              <w:t>230×4=</w:t>
             </w:r>
           </w:p>
         </w:tc>
@@ -257,7 +257,7 @@
                 <w:rFonts w:ascii="TimeNewRoman" w:hAnsi="TimeNewRoman"/>
                 <w:sz w:val="30"/>
               </w:rPr>
-              <w:t>132×3=</w:t>
+              <w:t>456×4=</w:t>
             </w:r>
           </w:p>
         </w:tc>
@@ -274,7 +274,7 @@
                 <w:rFonts w:ascii="TimeNewRoman" w:hAnsi="TimeNewRoman"/>
                 <w:sz w:val="30"/>
               </w:rPr>
-              <w:t>819×3=</w:t>
+              <w:t>499×7=</w:t>
             </w:r>
           </w:p>
         </w:tc>
@@ -291,7 +291,7 @@
                 <w:rFonts w:ascii="TimeNewRoman" w:hAnsi="TimeNewRoman"/>
                 <w:sz w:val="30"/>
               </w:rPr>
-              <w:t>637×8=</w:t>
+              <w:t>543×8=</w:t>
             </w:r>
           </w:p>
         </w:tc>
@@ -438,7 +438,7 @@
                 <w:rFonts w:ascii="TimeNewRoman" w:hAnsi="TimeNewRoman"/>
                 <w:sz w:val="30"/>
               </w:rPr>
-              <w:t>554×8=</w:t>
+              <w:t>523×8=</w:t>
             </w:r>
           </w:p>
         </w:tc>
@@ -455,7 +455,7 @@
                 <w:rFonts w:ascii="TimeNewRoman" w:hAnsi="TimeNewRoman"/>
                 <w:sz w:val="30"/>
               </w:rPr>
-              <w:t>477×2=</w:t>
+              <w:t>255×9=</w:t>
             </w:r>
           </w:p>
         </w:tc>
@@ -472,7 +472,7 @@
                 <w:rFonts w:ascii="TimeNewRoman" w:hAnsi="TimeNewRoman"/>
                 <w:sz w:val="30"/>
               </w:rPr>
-              <w:t>182×9=</w:t>
+              <w:t>972×9=</w:t>
             </w:r>
           </w:p>
         </w:tc>
@@ -489,7 +489,7 @@
                 <w:rFonts w:ascii="TimeNewRoman" w:hAnsi="TimeNewRoman"/>
                 <w:sz w:val="30"/>
               </w:rPr>
-              <w:t>350×3=</w:t>
+              <w:t>314×7=</w:t>
             </w:r>
           </w:p>
         </w:tc>
@@ -506,7 +506,7 @@
                 <w:rFonts w:ascii="TimeNewRoman" w:hAnsi="TimeNewRoman"/>
                 <w:sz w:val="30"/>
               </w:rPr>
-              <w:t>716×3=</w:t>
+              <w:t>525×3=</w:t>
             </w:r>
           </w:p>
         </w:tc>
@@ -653,7 +653,7 @@
                 <w:rFonts w:ascii="TimeNewRoman" w:hAnsi="TimeNewRoman"/>
                 <w:sz w:val="30"/>
               </w:rPr>
-              <w:t>385×8=</w:t>
+              <w:t>856×6=</w:t>
             </w:r>
           </w:p>
         </w:tc>
@@ -670,7 +670,7 @@
                 <w:rFonts w:ascii="TimeNewRoman" w:hAnsi="TimeNewRoman"/>
                 <w:sz w:val="30"/>
               </w:rPr>
-              <w:t>370×8=</w:t>
+              <w:t>566×4=</w:t>
             </w:r>
           </w:p>
         </w:tc>
@@ -687,7 +687,7 @@
                 <w:rFonts w:ascii="TimeNewRoman" w:hAnsi="TimeNewRoman"/>
                 <w:sz w:val="30"/>
               </w:rPr>
-              <w:t>746×6=</w:t>
+              <w:t>404×9=</w:t>
             </w:r>
           </w:p>
         </w:tc>
@@ -704,7 +704,7 @@
                 <w:rFonts w:ascii="TimeNewRoman" w:hAnsi="TimeNewRoman"/>
                 <w:sz w:val="30"/>
               </w:rPr>
-              <w:t>792×3=</w:t>
+              <w:t>521×5=</w:t>
             </w:r>
           </w:p>
         </w:tc>
@@ -721,7 +721,7 @@
                 <w:rFonts w:ascii="TimeNewRoman" w:hAnsi="TimeNewRoman"/>
                 <w:sz w:val="30"/>
               </w:rPr>
-              <w:t>411×2=</w:t>
+              <w:t>541×2=</w:t>
             </w:r>
           </w:p>
         </w:tc>
@@ -868,7 +868,7 @@
                 <w:rFonts w:ascii="TimeNewRoman" w:hAnsi="TimeNewRoman"/>
                 <w:sz w:val="30"/>
               </w:rPr>
-              <w:t>738×8=</w:t>
+              <w:t>929×7=</w:t>
             </w:r>
           </w:p>
         </w:tc>
@@ -885,7 +885,7 @@
                 <w:rFonts w:ascii="TimeNewRoman" w:hAnsi="TimeNewRoman"/>
                 <w:sz w:val="30"/>
               </w:rPr>
-              <w:t>596×8=</w:t>
+              <w:t>268×2=</w:t>
             </w:r>
           </w:p>
         </w:tc>
@@ -902,7 +902,7 @@
                 <w:rFonts w:ascii="TimeNewRoman" w:hAnsi="TimeNewRoman"/>
                 <w:sz w:val="30"/>
               </w:rPr>
-              <w:t>326×7=</w:t>
+              <w:t>687×9=</w:t>
             </w:r>
           </w:p>
         </w:tc>
@@ -919,7 +919,7 @@
                 <w:rFonts w:ascii="TimeNewRoman" w:hAnsi="TimeNewRoman"/>
                 <w:sz w:val="30"/>
               </w:rPr>
-              <w:t>419×2=</w:t>
+              <w:t>794×3=</w:t>
             </w:r>
           </w:p>
         </w:tc>
@@ -936,7 +936,7 @@
                 <w:rFonts w:ascii="TimeNewRoman" w:hAnsi="TimeNewRoman"/>
                 <w:sz w:val="30"/>
               </w:rPr>
-              <w:t>180×9=</w:t>
+              <w:t>645×6=</w:t>
             </w:r>
           </w:p>
         </w:tc>

--- a/three-digit_number_multiplied_by_one-digit_number.docx
+++ b/three-digit_number_multiplied_by_one-digit_number.docx
@@ -11,7 +11,7 @@
           <w:rFonts w:ascii="Arial" w:hAnsi="Arial"/>
           <w:sz w:val="30"/>
         </w:rPr>
-        <w:t>2026-10-13 Tuesday</w:t>
+        <w:t>2026-10-14 Wednesday</w:t>
       </w:r>
     </w:p>
     <w:tbl>
@@ -40,7 +40,7 @@
                 <w:rFonts w:ascii="TimeNewRoman" w:hAnsi="TimeNewRoman"/>
                 <w:sz w:val="30"/>
               </w:rPr>
-              <w:t>313×7=</w:t>
+              <w:t>335×9=</w:t>
             </w:r>
           </w:p>
         </w:tc>
@@ -57,7 +57,7 @@
                 <w:rFonts w:ascii="TimeNewRoman" w:hAnsi="TimeNewRoman"/>
                 <w:sz w:val="30"/>
               </w:rPr>
-              <w:t>932×5=</w:t>
+              <w:t>499×3=</w:t>
             </w:r>
           </w:p>
         </w:tc>
@@ -74,7 +74,7 @@
                 <w:rFonts w:ascii="TimeNewRoman" w:hAnsi="TimeNewRoman"/>
                 <w:sz w:val="30"/>
               </w:rPr>
-              <w:t>988×5=</w:t>
+              <w:t>753×2=</w:t>
             </w:r>
           </w:p>
         </w:tc>
@@ -91,7 +91,7 @@
                 <w:rFonts w:ascii="TimeNewRoman" w:hAnsi="TimeNewRoman"/>
                 <w:sz w:val="30"/>
               </w:rPr>
-              <w:t>481×2=</w:t>
+              <w:t>119×2=</w:t>
             </w:r>
           </w:p>
         </w:tc>
@@ -108,7 +108,7 @@
                 <w:rFonts w:ascii="TimeNewRoman" w:hAnsi="TimeNewRoman"/>
                 <w:sz w:val="30"/>
               </w:rPr>
-              <w:t>836×8=</w:t>
+              <w:t>113×4=</w:t>
             </w:r>
           </w:p>
         </w:tc>
@@ -223,7 +223,7 @@
                 <w:rFonts w:ascii="TimeNewRoman" w:hAnsi="TimeNewRoman"/>
                 <w:sz w:val="30"/>
               </w:rPr>
-              <w:t>872×2=</w:t>
+              <w:t>216×2=</w:t>
             </w:r>
           </w:p>
         </w:tc>
@@ -240,7 +240,7 @@
                 <w:rFonts w:ascii="TimeNewRoman" w:hAnsi="TimeNewRoman"/>
                 <w:sz w:val="30"/>
               </w:rPr>
-              <w:t>230×4=</w:t>
+              <w:t>886×4=</w:t>
             </w:r>
           </w:p>
         </w:tc>
@@ -257,7 +257,7 @@
                 <w:rFonts w:ascii="TimeNewRoman" w:hAnsi="TimeNewRoman"/>
                 <w:sz w:val="30"/>
               </w:rPr>
-              <w:t>456×4=</w:t>
+              <w:t>354×5=</w:t>
             </w:r>
           </w:p>
         </w:tc>
@@ -274,7 +274,7 @@
                 <w:rFonts w:ascii="TimeNewRoman" w:hAnsi="TimeNewRoman"/>
                 <w:sz w:val="30"/>
               </w:rPr>
-              <w:t>499×7=</w:t>
+              <w:t>890×8=</w:t>
             </w:r>
           </w:p>
         </w:tc>
@@ -291,7 +291,7 @@
                 <w:rFonts w:ascii="TimeNewRoman" w:hAnsi="TimeNewRoman"/>
                 <w:sz w:val="30"/>
               </w:rPr>
-              <w:t>543×8=</w:t>
+              <w:t>957×5=</w:t>
             </w:r>
           </w:p>
         </w:tc>
@@ -438,7 +438,7 @@
                 <w:rFonts w:ascii="TimeNewRoman" w:hAnsi="TimeNewRoman"/>
                 <w:sz w:val="30"/>
               </w:rPr>
-              <w:t>523×8=</w:t>
+              <w:t>759×8=</w:t>
             </w:r>
           </w:p>
         </w:tc>
@@ -455,7 +455,7 @@
                 <w:rFonts w:ascii="TimeNewRoman" w:hAnsi="TimeNewRoman"/>
                 <w:sz w:val="30"/>
               </w:rPr>
-              <w:t>255×9=</w:t>
+              <w:t>337×5=</w:t>
             </w:r>
           </w:p>
         </w:tc>
@@ -472,7 +472,7 @@
                 <w:rFonts w:ascii="TimeNewRoman" w:hAnsi="TimeNewRoman"/>
                 <w:sz w:val="30"/>
               </w:rPr>
-              <w:t>972×9=</w:t>
+              <w:t>421×9=</w:t>
             </w:r>
           </w:p>
         </w:tc>
@@ -489,7 +489,7 @@
                 <w:rFonts w:ascii="TimeNewRoman" w:hAnsi="TimeNewRoman"/>
                 <w:sz w:val="30"/>
               </w:rPr>
-              <w:t>314×7=</w:t>
+              <w:t>562×4=</w:t>
             </w:r>
           </w:p>
         </w:tc>
@@ -506,7 +506,7 @@
                 <w:rFonts w:ascii="TimeNewRoman" w:hAnsi="TimeNewRoman"/>
                 <w:sz w:val="30"/>
               </w:rPr>
-              <w:t>525×3=</w:t>
+              <w:t>260×4=</w:t>
             </w:r>
           </w:p>
         </w:tc>
@@ -653,7 +653,7 @@
                 <w:rFonts w:ascii="TimeNewRoman" w:hAnsi="TimeNewRoman"/>
                 <w:sz w:val="30"/>
               </w:rPr>
-              <w:t>856×6=</w:t>
+              <w:t>684×7=</w:t>
             </w:r>
           </w:p>
         </w:tc>
@@ -670,7 +670,7 @@
                 <w:rFonts w:ascii="TimeNewRoman" w:hAnsi="TimeNewRoman"/>
                 <w:sz w:val="30"/>
               </w:rPr>
-              <w:t>566×4=</w:t>
+              <w:t>351×4=</w:t>
             </w:r>
           </w:p>
         </w:tc>
@@ -687,7 +687,7 @@
                 <w:rFonts w:ascii="TimeNewRoman" w:hAnsi="TimeNewRoman"/>
                 <w:sz w:val="30"/>
               </w:rPr>
-              <w:t>404×9=</w:t>
+              <w:t>686×2=</w:t>
             </w:r>
           </w:p>
         </w:tc>
@@ -704,7 +704,7 @@
                 <w:rFonts w:ascii="TimeNewRoman" w:hAnsi="TimeNewRoman"/>
                 <w:sz w:val="30"/>
               </w:rPr>
-              <w:t>521×5=</w:t>
+              <w:t>984×6=</w:t>
             </w:r>
           </w:p>
         </w:tc>
@@ -721,7 +721,7 @@
                 <w:rFonts w:ascii="TimeNewRoman" w:hAnsi="TimeNewRoman"/>
                 <w:sz w:val="30"/>
               </w:rPr>
-              <w:t>541×2=</w:t>
+              <w:t>903×4=</w:t>
             </w:r>
           </w:p>
         </w:tc>
@@ -868,7 +868,7 @@
                 <w:rFonts w:ascii="TimeNewRoman" w:hAnsi="TimeNewRoman"/>
                 <w:sz w:val="30"/>
               </w:rPr>
-              <w:t>929×7=</w:t>
+              <w:t>415×9=</w:t>
             </w:r>
           </w:p>
         </w:tc>
@@ -885,7 +885,7 @@
                 <w:rFonts w:ascii="TimeNewRoman" w:hAnsi="TimeNewRoman"/>
                 <w:sz w:val="30"/>
               </w:rPr>
-              <w:t>268×2=</w:t>
+              <w:t>878×5=</w:t>
             </w:r>
           </w:p>
         </w:tc>
@@ -902,7 +902,7 @@
                 <w:rFonts w:ascii="TimeNewRoman" w:hAnsi="TimeNewRoman"/>
                 <w:sz w:val="30"/>
               </w:rPr>
-              <w:t>687×9=</w:t>
+              <w:t>819×4=</w:t>
             </w:r>
           </w:p>
         </w:tc>
@@ -919,7 +919,7 @@
                 <w:rFonts w:ascii="TimeNewRoman" w:hAnsi="TimeNewRoman"/>
                 <w:sz w:val="30"/>
               </w:rPr>
-              <w:t>794×3=</w:t>
+              <w:t>314×2=</w:t>
             </w:r>
           </w:p>
         </w:tc>
@@ -936,7 +936,7 @@
                 <w:rFonts w:ascii="TimeNewRoman" w:hAnsi="TimeNewRoman"/>
                 <w:sz w:val="30"/>
               </w:rPr>
-              <w:t>645×6=</w:t>
+              <w:t>110×4=</w:t>
             </w:r>
           </w:p>
         </w:tc>

--- a/three-digit_number_multiplied_by_one-digit_number.docx
+++ b/three-digit_number_multiplied_by_one-digit_number.docx
@@ -40,7 +40,7 @@
                 <w:rFonts w:ascii="TimeNewRoman" w:hAnsi="TimeNewRoman"/>
                 <w:sz w:val="30"/>
               </w:rPr>
-              <w:t>335×9=</w:t>
+              <w:t>493×4=</w:t>
             </w:r>
           </w:p>
         </w:tc>
@@ -57,7 +57,7 @@
                 <w:rFonts w:ascii="TimeNewRoman" w:hAnsi="TimeNewRoman"/>
                 <w:sz w:val="30"/>
               </w:rPr>
-              <w:t>499×3=</w:t>
+              <w:t>936×8=</w:t>
             </w:r>
           </w:p>
         </w:tc>
@@ -74,7 +74,7 @@
                 <w:rFonts w:ascii="TimeNewRoman" w:hAnsi="TimeNewRoman"/>
                 <w:sz w:val="30"/>
               </w:rPr>
-              <w:t>753×2=</w:t>
+              <w:t>620×3=</w:t>
             </w:r>
           </w:p>
         </w:tc>
@@ -91,7 +91,7 @@
                 <w:rFonts w:ascii="TimeNewRoman" w:hAnsi="TimeNewRoman"/>
                 <w:sz w:val="30"/>
               </w:rPr>
-              <w:t>119×2=</w:t>
+              <w:t>319×7=</w:t>
             </w:r>
           </w:p>
         </w:tc>
@@ -108,7 +108,7 @@
                 <w:rFonts w:ascii="TimeNewRoman" w:hAnsi="TimeNewRoman"/>
                 <w:sz w:val="30"/>
               </w:rPr>
-              <w:t>113×4=</w:t>
+              <w:t>220×5=</w:t>
             </w:r>
           </w:p>
         </w:tc>
@@ -223,7 +223,7 @@
                 <w:rFonts w:ascii="TimeNewRoman" w:hAnsi="TimeNewRoman"/>
                 <w:sz w:val="30"/>
               </w:rPr>
-              <w:t>216×2=</w:t>
+              <w:t>898×7=</w:t>
             </w:r>
           </w:p>
         </w:tc>
@@ -240,7 +240,7 @@
                 <w:rFonts w:ascii="TimeNewRoman" w:hAnsi="TimeNewRoman"/>
                 <w:sz w:val="30"/>
               </w:rPr>
-              <w:t>886×4=</w:t>
+              <w:t>294×5=</w:t>
             </w:r>
           </w:p>
         </w:tc>
@@ -257,7 +257,7 @@
                 <w:rFonts w:ascii="TimeNewRoman" w:hAnsi="TimeNewRoman"/>
                 <w:sz w:val="30"/>
               </w:rPr>
-              <w:t>354×5=</w:t>
+              <w:t>823×4=</w:t>
             </w:r>
           </w:p>
         </w:tc>
@@ -274,7 +274,7 @@
                 <w:rFonts w:ascii="TimeNewRoman" w:hAnsi="TimeNewRoman"/>
                 <w:sz w:val="30"/>
               </w:rPr>
-              <w:t>890×8=</w:t>
+              <w:t>973×6=</w:t>
             </w:r>
           </w:p>
         </w:tc>
@@ -291,7 +291,7 @@
                 <w:rFonts w:ascii="TimeNewRoman" w:hAnsi="TimeNewRoman"/>
                 <w:sz w:val="30"/>
               </w:rPr>
-              <w:t>957×5=</w:t>
+              <w:t>460×5=</w:t>
             </w:r>
           </w:p>
         </w:tc>
@@ -438,7 +438,7 @@
                 <w:rFonts w:ascii="TimeNewRoman" w:hAnsi="TimeNewRoman"/>
                 <w:sz w:val="30"/>
               </w:rPr>
-              <w:t>759×8=</w:t>
+              <w:t>803×8=</w:t>
             </w:r>
           </w:p>
         </w:tc>
@@ -455,7 +455,7 @@
                 <w:rFonts w:ascii="TimeNewRoman" w:hAnsi="TimeNewRoman"/>
                 <w:sz w:val="30"/>
               </w:rPr>
-              <w:t>337×5=</w:t>
+              <w:t>683×3=</w:t>
             </w:r>
           </w:p>
         </w:tc>
@@ -472,7 +472,7 @@
                 <w:rFonts w:ascii="TimeNewRoman" w:hAnsi="TimeNewRoman"/>
                 <w:sz w:val="30"/>
               </w:rPr>
-              <w:t>421×9=</w:t>
+              <w:t>804×5=</w:t>
             </w:r>
           </w:p>
         </w:tc>
@@ -489,7 +489,7 @@
                 <w:rFonts w:ascii="TimeNewRoman" w:hAnsi="TimeNewRoman"/>
                 <w:sz w:val="30"/>
               </w:rPr>
-              <w:t>562×4=</w:t>
+              <w:t>779×8=</w:t>
             </w:r>
           </w:p>
         </w:tc>
@@ -506,7 +506,7 @@
                 <w:rFonts w:ascii="TimeNewRoman" w:hAnsi="TimeNewRoman"/>
                 <w:sz w:val="30"/>
               </w:rPr>
-              <w:t>260×4=</w:t>
+              <w:t>919×2=</w:t>
             </w:r>
           </w:p>
         </w:tc>
@@ -653,7 +653,7 @@
                 <w:rFonts w:ascii="TimeNewRoman" w:hAnsi="TimeNewRoman"/>
                 <w:sz w:val="30"/>
               </w:rPr>
-              <w:t>684×7=</w:t>
+              <w:t>980×8=</w:t>
             </w:r>
           </w:p>
         </w:tc>
@@ -670,7 +670,7 @@
                 <w:rFonts w:ascii="TimeNewRoman" w:hAnsi="TimeNewRoman"/>
                 <w:sz w:val="30"/>
               </w:rPr>
-              <w:t>351×4=</w:t>
+              <w:t>758×3=</w:t>
             </w:r>
           </w:p>
         </w:tc>
@@ -687,7 +687,7 @@
                 <w:rFonts w:ascii="TimeNewRoman" w:hAnsi="TimeNewRoman"/>
                 <w:sz w:val="30"/>
               </w:rPr>
-              <w:t>686×2=</w:t>
+              <w:t>123×3=</w:t>
             </w:r>
           </w:p>
         </w:tc>
@@ -704,7 +704,7 @@
                 <w:rFonts w:ascii="TimeNewRoman" w:hAnsi="TimeNewRoman"/>
                 <w:sz w:val="30"/>
               </w:rPr>
-              <w:t>984×6=</w:t>
+              <w:t>771×5=</w:t>
             </w:r>
           </w:p>
         </w:tc>
@@ -721,7 +721,7 @@
                 <w:rFonts w:ascii="TimeNewRoman" w:hAnsi="TimeNewRoman"/>
                 <w:sz w:val="30"/>
               </w:rPr>
-              <w:t>903×4=</w:t>
+              <w:t>245×7=</w:t>
             </w:r>
           </w:p>
         </w:tc>
@@ -868,7 +868,7 @@
                 <w:rFonts w:ascii="TimeNewRoman" w:hAnsi="TimeNewRoman"/>
                 <w:sz w:val="30"/>
               </w:rPr>
-              <w:t>415×9=</w:t>
+              <w:t>283×3=</w:t>
             </w:r>
           </w:p>
         </w:tc>
@@ -885,7 +885,7 @@
                 <w:rFonts w:ascii="TimeNewRoman" w:hAnsi="TimeNewRoman"/>
                 <w:sz w:val="30"/>
               </w:rPr>
-              <w:t>878×5=</w:t>
+              <w:t>260×2=</w:t>
             </w:r>
           </w:p>
         </w:tc>
@@ -902,7 +902,7 @@
                 <w:rFonts w:ascii="TimeNewRoman" w:hAnsi="TimeNewRoman"/>
                 <w:sz w:val="30"/>
               </w:rPr>
-              <w:t>819×4=</w:t>
+              <w:t>194×9=</w:t>
             </w:r>
           </w:p>
         </w:tc>
@@ -919,7 +919,7 @@
                 <w:rFonts w:ascii="TimeNewRoman" w:hAnsi="TimeNewRoman"/>
                 <w:sz w:val="30"/>
               </w:rPr>
-              <w:t>314×2=</w:t>
+              <w:t>348×5=</w:t>
             </w:r>
           </w:p>
         </w:tc>
@@ -936,7 +936,7 @@
                 <w:rFonts w:ascii="TimeNewRoman" w:hAnsi="TimeNewRoman"/>
                 <w:sz w:val="30"/>
               </w:rPr>
-              <w:t>110×4=</w:t>
+              <w:t>616×6=</w:t>
             </w:r>
           </w:p>
         </w:tc>

--- a/three-digit_number_multiplied_by_one-digit_number.docx
+++ b/three-digit_number_multiplied_by_one-digit_number.docx
@@ -11,7 +11,7 @@
           <w:rFonts w:ascii="Arial" w:hAnsi="Arial"/>
           <w:sz w:val="30"/>
         </w:rPr>
-        <w:t>2026-10-14 Wednesday</w:t>
+        <w:t>2026-10-15 Thursday</w:t>
       </w:r>
     </w:p>
     <w:tbl>
@@ -40,7 +40,7 @@
                 <w:rFonts w:ascii="TimeNewRoman" w:hAnsi="TimeNewRoman"/>
                 <w:sz w:val="30"/>
               </w:rPr>
-              <w:t>493×4=</w:t>
+              <w:t>186×7=</w:t>
             </w:r>
           </w:p>
         </w:tc>
@@ -57,7 +57,7 @@
                 <w:rFonts w:ascii="TimeNewRoman" w:hAnsi="TimeNewRoman"/>
                 <w:sz w:val="30"/>
               </w:rPr>
-              <w:t>936×8=</w:t>
+              <w:t>686×5=</w:t>
             </w:r>
           </w:p>
         </w:tc>
@@ -74,7 +74,7 @@
                 <w:rFonts w:ascii="TimeNewRoman" w:hAnsi="TimeNewRoman"/>
                 <w:sz w:val="30"/>
               </w:rPr>
-              <w:t>620×3=</w:t>
+              <w:t>471×3=</w:t>
             </w:r>
           </w:p>
         </w:tc>
@@ -91,7 +91,7 @@
                 <w:rFonts w:ascii="TimeNewRoman" w:hAnsi="TimeNewRoman"/>
                 <w:sz w:val="30"/>
               </w:rPr>
-              <w:t>319×7=</w:t>
+              <w:t>367×8=</w:t>
             </w:r>
           </w:p>
         </w:tc>
@@ -108,7 +108,7 @@
                 <w:rFonts w:ascii="TimeNewRoman" w:hAnsi="TimeNewRoman"/>
                 <w:sz w:val="30"/>
               </w:rPr>
-              <w:t>220×5=</w:t>
+              <w:t>924×7=</w:t>
             </w:r>
           </w:p>
         </w:tc>
@@ -223,7 +223,7 @@
                 <w:rFonts w:ascii="TimeNewRoman" w:hAnsi="TimeNewRoman"/>
                 <w:sz w:val="30"/>
               </w:rPr>
-              <w:t>898×7=</w:t>
+              <w:t>398×5=</w:t>
             </w:r>
           </w:p>
         </w:tc>
@@ -240,7 +240,7 @@
                 <w:rFonts w:ascii="TimeNewRoman" w:hAnsi="TimeNewRoman"/>
                 <w:sz w:val="30"/>
               </w:rPr>
-              <w:t>294×5=</w:t>
+              <w:t>915×2=</w:t>
             </w:r>
           </w:p>
         </w:tc>
@@ -257,7 +257,7 @@
                 <w:rFonts w:ascii="TimeNewRoman" w:hAnsi="TimeNewRoman"/>
                 <w:sz w:val="30"/>
               </w:rPr>
-              <w:t>823×4=</w:t>
+              <w:t>360×6=</w:t>
             </w:r>
           </w:p>
         </w:tc>
@@ -274,7 +274,7 @@
                 <w:rFonts w:ascii="TimeNewRoman" w:hAnsi="TimeNewRoman"/>
                 <w:sz w:val="30"/>
               </w:rPr>
-              <w:t>973×6=</w:t>
+              <w:t>501×5=</w:t>
             </w:r>
           </w:p>
         </w:tc>
@@ -291,7 +291,7 @@
                 <w:rFonts w:ascii="TimeNewRoman" w:hAnsi="TimeNewRoman"/>
                 <w:sz w:val="30"/>
               </w:rPr>
-              <w:t>460×5=</w:t>
+              <w:t>349×6=</w:t>
             </w:r>
           </w:p>
         </w:tc>
@@ -438,7 +438,7 @@
                 <w:rFonts w:ascii="TimeNewRoman" w:hAnsi="TimeNewRoman"/>
                 <w:sz w:val="30"/>
               </w:rPr>
-              <w:t>803×8=</w:t>
+              <w:t>759×4=</w:t>
             </w:r>
           </w:p>
         </w:tc>
@@ -455,7 +455,7 @@
                 <w:rFonts w:ascii="TimeNewRoman" w:hAnsi="TimeNewRoman"/>
                 <w:sz w:val="30"/>
               </w:rPr>
-              <w:t>683×3=</w:t>
+              <w:t>987×7=</w:t>
             </w:r>
           </w:p>
         </w:tc>
@@ -472,7 +472,7 @@
                 <w:rFonts w:ascii="TimeNewRoman" w:hAnsi="TimeNewRoman"/>
                 <w:sz w:val="30"/>
               </w:rPr>
-              <w:t>804×5=</w:t>
+              <w:t>618×9=</w:t>
             </w:r>
           </w:p>
         </w:tc>
@@ -489,7 +489,7 @@
                 <w:rFonts w:ascii="TimeNewRoman" w:hAnsi="TimeNewRoman"/>
                 <w:sz w:val="30"/>
               </w:rPr>
-              <w:t>779×8=</w:t>
+              <w:t>491×7=</w:t>
             </w:r>
           </w:p>
         </w:tc>
@@ -506,7 +506,7 @@
                 <w:rFonts w:ascii="TimeNewRoman" w:hAnsi="TimeNewRoman"/>
                 <w:sz w:val="30"/>
               </w:rPr>
-              <w:t>919×2=</w:t>
+              <w:t>916×8=</w:t>
             </w:r>
           </w:p>
         </w:tc>
@@ -653,7 +653,7 @@
                 <w:rFonts w:ascii="TimeNewRoman" w:hAnsi="TimeNewRoman"/>
                 <w:sz w:val="30"/>
               </w:rPr>
-              <w:t>980×8=</w:t>
+              <w:t>168×9=</w:t>
             </w:r>
           </w:p>
         </w:tc>
@@ -670,7 +670,7 @@
                 <w:rFonts w:ascii="TimeNewRoman" w:hAnsi="TimeNewRoman"/>
                 <w:sz w:val="30"/>
               </w:rPr>
-              <w:t>758×3=</w:t>
+              <w:t>861×4=</w:t>
             </w:r>
           </w:p>
         </w:tc>
@@ -687,7 +687,7 @@
                 <w:rFonts w:ascii="TimeNewRoman" w:hAnsi="TimeNewRoman"/>
                 <w:sz w:val="30"/>
               </w:rPr>
-              <w:t>123×3=</w:t>
+              <w:t>287×3=</w:t>
             </w:r>
           </w:p>
         </w:tc>
@@ -704,7 +704,7 @@
                 <w:rFonts w:ascii="TimeNewRoman" w:hAnsi="TimeNewRoman"/>
                 <w:sz w:val="30"/>
               </w:rPr>
-              <w:t>771×5=</w:t>
+              <w:t>870×3=</w:t>
             </w:r>
           </w:p>
         </w:tc>
@@ -721,7 +721,7 @@
                 <w:rFonts w:ascii="TimeNewRoman" w:hAnsi="TimeNewRoman"/>
                 <w:sz w:val="30"/>
               </w:rPr>
-              <w:t>245×7=</w:t>
+              <w:t>176×2=</w:t>
             </w:r>
           </w:p>
         </w:tc>
@@ -868,7 +868,7 @@
                 <w:rFonts w:ascii="TimeNewRoman" w:hAnsi="TimeNewRoman"/>
                 <w:sz w:val="30"/>
               </w:rPr>
-              <w:t>283×3=</w:t>
+              <w:t>647×8=</w:t>
             </w:r>
           </w:p>
         </w:tc>
@@ -885,7 +885,7 @@
                 <w:rFonts w:ascii="TimeNewRoman" w:hAnsi="TimeNewRoman"/>
                 <w:sz w:val="30"/>
               </w:rPr>
-              <w:t>260×2=</w:t>
+              <w:t>482×9=</w:t>
             </w:r>
           </w:p>
         </w:tc>
@@ -902,7 +902,7 @@
                 <w:rFonts w:ascii="TimeNewRoman" w:hAnsi="TimeNewRoman"/>
                 <w:sz w:val="30"/>
               </w:rPr>
-              <w:t>194×9=</w:t>
+              <w:t>665×4=</w:t>
             </w:r>
           </w:p>
         </w:tc>
@@ -919,7 +919,7 @@
                 <w:rFonts w:ascii="TimeNewRoman" w:hAnsi="TimeNewRoman"/>
                 <w:sz w:val="30"/>
               </w:rPr>
-              <w:t>348×5=</w:t>
+              <w:t>180×6=</w:t>
             </w:r>
           </w:p>
         </w:tc>
@@ -936,7 +936,7 @@
                 <w:rFonts w:ascii="TimeNewRoman" w:hAnsi="TimeNewRoman"/>
                 <w:sz w:val="30"/>
               </w:rPr>
-              <w:t>616×6=</w:t>
+              <w:t>638×3=</w:t>
             </w:r>
           </w:p>
         </w:tc>

--- a/three-digit_number_multiplied_by_one-digit_number.docx
+++ b/three-digit_number_multiplied_by_one-digit_number.docx
@@ -40,7 +40,7 @@
                 <w:rFonts w:ascii="TimeNewRoman" w:hAnsi="TimeNewRoman"/>
                 <w:sz w:val="30"/>
               </w:rPr>
-              <w:t>186×7=</w:t>
+              <w:t>671×3=</w:t>
             </w:r>
           </w:p>
         </w:tc>
@@ -57,7 +57,7 @@
                 <w:rFonts w:ascii="TimeNewRoman" w:hAnsi="TimeNewRoman"/>
                 <w:sz w:val="30"/>
               </w:rPr>
-              <w:t>686×5=</w:t>
+              <w:t>624×2=</w:t>
             </w:r>
           </w:p>
         </w:tc>
@@ -74,7 +74,7 @@
                 <w:rFonts w:ascii="TimeNewRoman" w:hAnsi="TimeNewRoman"/>
                 <w:sz w:val="30"/>
               </w:rPr>
-              <w:t>471×3=</w:t>
+              <w:t>987×9=</w:t>
             </w:r>
           </w:p>
         </w:tc>
@@ -91,7 +91,7 @@
                 <w:rFonts w:ascii="TimeNewRoman" w:hAnsi="TimeNewRoman"/>
                 <w:sz w:val="30"/>
               </w:rPr>
-              <w:t>367×8=</w:t>
+              <w:t>692×4=</w:t>
             </w:r>
           </w:p>
         </w:tc>
@@ -108,7 +108,7 @@
                 <w:rFonts w:ascii="TimeNewRoman" w:hAnsi="TimeNewRoman"/>
                 <w:sz w:val="30"/>
               </w:rPr>
-              <w:t>924×7=</w:t>
+              <w:t>520×7=</w:t>
             </w:r>
           </w:p>
         </w:tc>
@@ -223,7 +223,7 @@
                 <w:rFonts w:ascii="TimeNewRoman" w:hAnsi="TimeNewRoman"/>
                 <w:sz w:val="30"/>
               </w:rPr>
-              <w:t>398×5=</w:t>
+              <w:t>902×7=</w:t>
             </w:r>
           </w:p>
         </w:tc>
@@ -240,7 +240,7 @@
                 <w:rFonts w:ascii="TimeNewRoman" w:hAnsi="TimeNewRoman"/>
                 <w:sz w:val="30"/>
               </w:rPr>
-              <w:t>915×2=</w:t>
+              <w:t>958×3=</w:t>
             </w:r>
           </w:p>
         </w:tc>
@@ -257,7 +257,7 @@
                 <w:rFonts w:ascii="TimeNewRoman" w:hAnsi="TimeNewRoman"/>
                 <w:sz w:val="30"/>
               </w:rPr>
-              <w:t>360×6=</w:t>
+              <w:t>230×3=</w:t>
             </w:r>
           </w:p>
         </w:tc>
@@ -274,7 +274,7 @@
                 <w:rFonts w:ascii="TimeNewRoman" w:hAnsi="TimeNewRoman"/>
                 <w:sz w:val="30"/>
               </w:rPr>
-              <w:t>501×5=</w:t>
+              <w:t>542×4=</w:t>
             </w:r>
           </w:p>
         </w:tc>
@@ -291,7 +291,7 @@
                 <w:rFonts w:ascii="TimeNewRoman" w:hAnsi="TimeNewRoman"/>
                 <w:sz w:val="30"/>
               </w:rPr>
-              <w:t>349×6=</w:t>
+              <w:t>881×7=</w:t>
             </w:r>
           </w:p>
         </w:tc>
@@ -438,7 +438,7 @@
                 <w:rFonts w:ascii="TimeNewRoman" w:hAnsi="TimeNewRoman"/>
                 <w:sz w:val="30"/>
               </w:rPr>
-              <w:t>759×4=</w:t>
+              <w:t>774×4=</w:t>
             </w:r>
           </w:p>
         </w:tc>
@@ -455,7 +455,7 @@
                 <w:rFonts w:ascii="TimeNewRoman" w:hAnsi="TimeNewRoman"/>
                 <w:sz w:val="30"/>
               </w:rPr>
-              <w:t>987×7=</w:t>
+              <w:t>217×9=</w:t>
             </w:r>
           </w:p>
         </w:tc>
@@ -472,7 +472,7 @@
                 <w:rFonts w:ascii="TimeNewRoman" w:hAnsi="TimeNewRoman"/>
                 <w:sz w:val="30"/>
               </w:rPr>
-              <w:t>618×9=</w:t>
+              <w:t>603×2=</w:t>
             </w:r>
           </w:p>
         </w:tc>
@@ -489,7 +489,7 @@
                 <w:rFonts w:ascii="TimeNewRoman" w:hAnsi="TimeNewRoman"/>
                 <w:sz w:val="30"/>
               </w:rPr>
-              <w:t>491×7=</w:t>
+              <w:t>110×7=</w:t>
             </w:r>
           </w:p>
         </w:tc>
@@ -506,7 +506,7 @@
                 <w:rFonts w:ascii="TimeNewRoman" w:hAnsi="TimeNewRoman"/>
                 <w:sz w:val="30"/>
               </w:rPr>
-              <w:t>916×8=</w:t>
+              <w:t>263×3=</w:t>
             </w:r>
           </w:p>
         </w:tc>
@@ -653,7 +653,7 @@
                 <w:rFonts w:ascii="TimeNewRoman" w:hAnsi="TimeNewRoman"/>
                 <w:sz w:val="30"/>
               </w:rPr>
-              <w:t>168×9=</w:t>
+              <w:t>188×7=</w:t>
             </w:r>
           </w:p>
         </w:tc>
@@ -670,7 +670,7 @@
                 <w:rFonts w:ascii="TimeNewRoman" w:hAnsi="TimeNewRoman"/>
                 <w:sz w:val="30"/>
               </w:rPr>
-              <w:t>861×4=</w:t>
+              <w:t>551×3=</w:t>
             </w:r>
           </w:p>
         </w:tc>
@@ -687,7 +687,7 @@
                 <w:rFonts w:ascii="TimeNewRoman" w:hAnsi="TimeNewRoman"/>
                 <w:sz w:val="30"/>
               </w:rPr>
-              <w:t>287×3=</w:t>
+              <w:t>204×3=</w:t>
             </w:r>
           </w:p>
         </w:tc>
@@ -704,7 +704,7 @@
                 <w:rFonts w:ascii="TimeNewRoman" w:hAnsi="TimeNewRoman"/>
                 <w:sz w:val="30"/>
               </w:rPr>
-              <w:t>870×3=</w:t>
+              <w:t>120×3=</w:t>
             </w:r>
           </w:p>
         </w:tc>
@@ -721,7 +721,7 @@
                 <w:rFonts w:ascii="TimeNewRoman" w:hAnsi="TimeNewRoman"/>
                 <w:sz w:val="30"/>
               </w:rPr>
-              <w:t>176×2=</w:t>
+              <w:t>600×5=</w:t>
             </w:r>
           </w:p>
         </w:tc>
@@ -868,7 +868,7 @@
                 <w:rFonts w:ascii="TimeNewRoman" w:hAnsi="TimeNewRoman"/>
                 <w:sz w:val="30"/>
               </w:rPr>
-              <w:t>647×8=</w:t>
+              <w:t>899×7=</w:t>
             </w:r>
           </w:p>
         </w:tc>
@@ -885,7 +885,7 @@
                 <w:rFonts w:ascii="TimeNewRoman" w:hAnsi="TimeNewRoman"/>
                 <w:sz w:val="30"/>
               </w:rPr>
-              <w:t>482×9=</w:t>
+              <w:t>733×8=</w:t>
             </w:r>
           </w:p>
         </w:tc>
@@ -902,7 +902,7 @@
                 <w:rFonts w:ascii="TimeNewRoman" w:hAnsi="TimeNewRoman"/>
                 <w:sz w:val="30"/>
               </w:rPr>
-              <w:t>665×4=</w:t>
+              <w:t>171×4=</w:t>
             </w:r>
           </w:p>
         </w:tc>
@@ -919,7 +919,7 @@
                 <w:rFonts w:ascii="TimeNewRoman" w:hAnsi="TimeNewRoman"/>
                 <w:sz w:val="30"/>
               </w:rPr>
-              <w:t>180×6=</w:t>
+              <w:t>986×9=</w:t>
             </w:r>
           </w:p>
         </w:tc>
@@ -936,7 +936,7 @@
                 <w:rFonts w:ascii="TimeNewRoman" w:hAnsi="TimeNewRoman"/>
                 <w:sz w:val="30"/>
               </w:rPr>
-              <w:t>638×3=</w:t>
+              <w:t>337×2=</w:t>
             </w:r>
           </w:p>
         </w:tc>

--- a/three-digit_number_multiplied_by_one-digit_number.docx
+++ b/three-digit_number_multiplied_by_one-digit_number.docx
@@ -11,7 +11,7 @@
           <w:rFonts w:ascii="Arial" w:hAnsi="Arial"/>
           <w:sz w:val="30"/>
         </w:rPr>
-        <w:t>2026-10-15 Thursday</w:t>
+        <w:t>2026-10-16 Friday</w:t>
       </w:r>
     </w:p>
     <w:tbl>
@@ -40,7 +40,7 @@
                 <w:rFonts w:ascii="TimeNewRoman" w:hAnsi="TimeNewRoman"/>
                 <w:sz w:val="30"/>
               </w:rPr>
-              <w:t>671×3=</w:t>
+              <w:t>904×7=</w:t>
             </w:r>
           </w:p>
         </w:tc>
@@ -57,7 +57,7 @@
                 <w:rFonts w:ascii="TimeNewRoman" w:hAnsi="TimeNewRoman"/>
                 <w:sz w:val="30"/>
               </w:rPr>
-              <w:t>624×2=</w:t>
+              <w:t>813×6=</w:t>
             </w:r>
           </w:p>
         </w:tc>
@@ -74,7 +74,7 @@
                 <w:rFonts w:ascii="TimeNewRoman" w:hAnsi="TimeNewRoman"/>
                 <w:sz w:val="30"/>
               </w:rPr>
-              <w:t>987×9=</w:t>
+              <w:t>962×7=</w:t>
             </w:r>
           </w:p>
         </w:tc>
@@ -91,7 +91,7 @@
                 <w:rFonts w:ascii="TimeNewRoman" w:hAnsi="TimeNewRoman"/>
                 <w:sz w:val="30"/>
               </w:rPr>
-              <w:t>692×4=</w:t>
+              <w:t>445×6=</w:t>
             </w:r>
           </w:p>
         </w:tc>
@@ -108,7 +108,7 @@
                 <w:rFonts w:ascii="TimeNewRoman" w:hAnsi="TimeNewRoman"/>
                 <w:sz w:val="30"/>
               </w:rPr>
-              <w:t>520×7=</w:t>
+              <w:t>245×3=</w:t>
             </w:r>
           </w:p>
         </w:tc>
@@ -223,7 +223,7 @@
                 <w:rFonts w:ascii="TimeNewRoman" w:hAnsi="TimeNewRoman"/>
                 <w:sz w:val="30"/>
               </w:rPr>
-              <w:t>902×7=</w:t>
+              <w:t>963×7=</w:t>
             </w:r>
           </w:p>
         </w:tc>
@@ -240,7 +240,7 @@
                 <w:rFonts w:ascii="TimeNewRoman" w:hAnsi="TimeNewRoman"/>
                 <w:sz w:val="30"/>
               </w:rPr>
-              <w:t>958×3=</w:t>
+              <w:t>754×7=</w:t>
             </w:r>
           </w:p>
         </w:tc>
@@ -257,7 +257,7 @@
                 <w:rFonts w:ascii="TimeNewRoman" w:hAnsi="TimeNewRoman"/>
                 <w:sz w:val="30"/>
               </w:rPr>
-              <w:t>230×3=</w:t>
+              <w:t>161×7=</w:t>
             </w:r>
           </w:p>
         </w:tc>
@@ -274,7 +274,7 @@
                 <w:rFonts w:ascii="TimeNewRoman" w:hAnsi="TimeNewRoman"/>
                 <w:sz w:val="30"/>
               </w:rPr>
-              <w:t>542×4=</w:t>
+              <w:t>426×3=</w:t>
             </w:r>
           </w:p>
         </w:tc>
@@ -291,7 +291,7 @@
                 <w:rFonts w:ascii="TimeNewRoman" w:hAnsi="TimeNewRoman"/>
                 <w:sz w:val="30"/>
               </w:rPr>
-              <w:t>881×7=</w:t>
+              <w:t>844×3=</w:t>
             </w:r>
           </w:p>
         </w:tc>
@@ -438,7 +438,7 @@
                 <w:rFonts w:ascii="TimeNewRoman" w:hAnsi="TimeNewRoman"/>
                 <w:sz w:val="30"/>
               </w:rPr>
-              <w:t>774×4=</w:t>
+              <w:t>553×8=</w:t>
             </w:r>
           </w:p>
         </w:tc>
@@ -455,7 +455,7 @@
                 <w:rFonts w:ascii="TimeNewRoman" w:hAnsi="TimeNewRoman"/>
                 <w:sz w:val="30"/>
               </w:rPr>
-              <w:t>217×9=</w:t>
+              <w:t>694×6=</w:t>
             </w:r>
           </w:p>
         </w:tc>
@@ -472,7 +472,7 @@
                 <w:rFonts w:ascii="TimeNewRoman" w:hAnsi="TimeNewRoman"/>
                 <w:sz w:val="30"/>
               </w:rPr>
-              <w:t>603×2=</w:t>
+              <w:t>933×6=</w:t>
             </w:r>
           </w:p>
         </w:tc>
@@ -489,7 +489,7 @@
                 <w:rFonts w:ascii="TimeNewRoman" w:hAnsi="TimeNewRoman"/>
                 <w:sz w:val="30"/>
               </w:rPr>
-              <w:t>110×7=</w:t>
+              <w:t>341×5=</w:t>
             </w:r>
           </w:p>
         </w:tc>
@@ -506,7 +506,7 @@
                 <w:rFonts w:ascii="TimeNewRoman" w:hAnsi="TimeNewRoman"/>
                 <w:sz w:val="30"/>
               </w:rPr>
-              <w:t>263×3=</w:t>
+              <w:t>184×7=</w:t>
             </w:r>
           </w:p>
         </w:tc>
@@ -653,7 +653,7 @@
                 <w:rFonts w:ascii="TimeNewRoman" w:hAnsi="TimeNewRoman"/>
                 <w:sz w:val="30"/>
               </w:rPr>
-              <w:t>188×7=</w:t>
+              <w:t>138×3=</w:t>
             </w:r>
           </w:p>
         </w:tc>
@@ -670,7 +670,7 @@
                 <w:rFonts w:ascii="TimeNewRoman" w:hAnsi="TimeNewRoman"/>
                 <w:sz w:val="30"/>
               </w:rPr>
-              <w:t>551×3=</w:t>
+              <w:t>296×6=</w:t>
             </w:r>
           </w:p>
         </w:tc>
@@ -687,7 +687,7 @@
                 <w:rFonts w:ascii="TimeNewRoman" w:hAnsi="TimeNewRoman"/>
                 <w:sz w:val="30"/>
               </w:rPr>
-              <w:t>204×3=</w:t>
+              <w:t>154×5=</w:t>
             </w:r>
           </w:p>
         </w:tc>
@@ -704,7 +704,7 @@
                 <w:rFonts w:ascii="TimeNewRoman" w:hAnsi="TimeNewRoman"/>
                 <w:sz w:val="30"/>
               </w:rPr>
-              <w:t>120×3=</w:t>
+              <w:t>752×2=</w:t>
             </w:r>
           </w:p>
         </w:tc>
@@ -721,7 +721,7 @@
                 <w:rFonts w:ascii="TimeNewRoman" w:hAnsi="TimeNewRoman"/>
                 <w:sz w:val="30"/>
               </w:rPr>
-              <w:t>600×5=</w:t>
+              <w:t>437×5=</w:t>
             </w:r>
           </w:p>
         </w:tc>
@@ -868,7 +868,7 @@
                 <w:rFonts w:ascii="TimeNewRoman" w:hAnsi="TimeNewRoman"/>
                 <w:sz w:val="30"/>
               </w:rPr>
-              <w:t>899×7=</w:t>
+              <w:t>828×4=</w:t>
             </w:r>
           </w:p>
         </w:tc>
@@ -885,7 +885,7 @@
                 <w:rFonts w:ascii="TimeNewRoman" w:hAnsi="TimeNewRoman"/>
                 <w:sz w:val="30"/>
               </w:rPr>
-              <w:t>733×8=</w:t>
+              <w:t>297×7=</w:t>
             </w:r>
           </w:p>
         </w:tc>
@@ -902,7 +902,7 @@
                 <w:rFonts w:ascii="TimeNewRoman" w:hAnsi="TimeNewRoman"/>
                 <w:sz w:val="30"/>
               </w:rPr>
-              <w:t>171×4=</w:t>
+              <w:t>740×5=</w:t>
             </w:r>
           </w:p>
         </w:tc>
@@ -919,7 +919,7 @@
                 <w:rFonts w:ascii="TimeNewRoman" w:hAnsi="TimeNewRoman"/>
                 <w:sz w:val="30"/>
               </w:rPr>
-              <w:t>986×9=</w:t>
+              <w:t>327×7=</w:t>
             </w:r>
           </w:p>
         </w:tc>
@@ -936,7 +936,7 @@
                 <w:rFonts w:ascii="TimeNewRoman" w:hAnsi="TimeNewRoman"/>
                 <w:sz w:val="30"/>
               </w:rPr>
-              <w:t>337×2=</w:t>
+              <w:t>769×5=</w:t>
             </w:r>
           </w:p>
         </w:tc>

--- a/three-digit_number_multiplied_by_one-digit_number.docx
+++ b/three-digit_number_multiplied_by_one-digit_number.docx
@@ -40,7 +40,7 @@
                 <w:rFonts w:ascii="TimeNewRoman" w:hAnsi="TimeNewRoman"/>
                 <w:sz w:val="30"/>
               </w:rPr>
-              <w:t>904×7=</w:t>
+              <w:t>762×4=</w:t>
             </w:r>
           </w:p>
         </w:tc>
@@ -57,7 +57,7 @@
                 <w:rFonts w:ascii="TimeNewRoman" w:hAnsi="TimeNewRoman"/>
                 <w:sz w:val="30"/>
               </w:rPr>
-              <w:t>813×6=</w:t>
+              <w:t>505×8=</w:t>
             </w:r>
           </w:p>
         </w:tc>
@@ -74,7 +74,7 @@
                 <w:rFonts w:ascii="TimeNewRoman" w:hAnsi="TimeNewRoman"/>
                 <w:sz w:val="30"/>
               </w:rPr>
-              <w:t>962×7=</w:t>
+              <w:t>962×3=</w:t>
             </w:r>
           </w:p>
         </w:tc>
@@ -91,7 +91,7 @@
                 <w:rFonts w:ascii="TimeNewRoman" w:hAnsi="TimeNewRoman"/>
                 <w:sz w:val="30"/>
               </w:rPr>
-              <w:t>445×6=</w:t>
+              <w:t>983×2=</w:t>
             </w:r>
           </w:p>
         </w:tc>
@@ -108,7 +108,7 @@
                 <w:rFonts w:ascii="TimeNewRoman" w:hAnsi="TimeNewRoman"/>
                 <w:sz w:val="30"/>
               </w:rPr>
-              <w:t>245×3=</w:t>
+              <w:t>527×2=</w:t>
             </w:r>
           </w:p>
         </w:tc>
@@ -223,7 +223,7 @@
                 <w:rFonts w:ascii="TimeNewRoman" w:hAnsi="TimeNewRoman"/>
                 <w:sz w:val="30"/>
               </w:rPr>
-              <w:t>963×7=</w:t>
+              <w:t>792×7=</w:t>
             </w:r>
           </w:p>
         </w:tc>
@@ -240,7 +240,7 @@
                 <w:rFonts w:ascii="TimeNewRoman" w:hAnsi="TimeNewRoman"/>
                 <w:sz w:val="30"/>
               </w:rPr>
-              <w:t>754×7=</w:t>
+              <w:t>377×7=</w:t>
             </w:r>
           </w:p>
         </w:tc>
@@ -257,7 +257,7 @@
                 <w:rFonts w:ascii="TimeNewRoman" w:hAnsi="TimeNewRoman"/>
                 <w:sz w:val="30"/>
               </w:rPr>
-              <w:t>161×7=</w:t>
+              <w:t>139×2=</w:t>
             </w:r>
           </w:p>
         </w:tc>
@@ -274,7 +274,7 @@
                 <w:rFonts w:ascii="TimeNewRoman" w:hAnsi="TimeNewRoman"/>
                 <w:sz w:val="30"/>
               </w:rPr>
-              <w:t>426×3=</w:t>
+              <w:t>421×3=</w:t>
             </w:r>
           </w:p>
         </w:tc>
@@ -291,7 +291,7 @@
                 <w:rFonts w:ascii="TimeNewRoman" w:hAnsi="TimeNewRoman"/>
                 <w:sz w:val="30"/>
               </w:rPr>
-              <w:t>844×3=</w:t>
+              <w:t>143×9=</w:t>
             </w:r>
           </w:p>
         </w:tc>
@@ -438,7 +438,7 @@
                 <w:rFonts w:ascii="TimeNewRoman" w:hAnsi="TimeNewRoman"/>
                 <w:sz w:val="30"/>
               </w:rPr>
-              <w:t>553×8=</w:t>
+              <w:t>709×2=</w:t>
             </w:r>
           </w:p>
         </w:tc>
@@ -455,7 +455,7 @@
                 <w:rFonts w:ascii="TimeNewRoman" w:hAnsi="TimeNewRoman"/>
                 <w:sz w:val="30"/>
               </w:rPr>
-              <w:t>694×6=</w:t>
+              <w:t>380×6=</w:t>
             </w:r>
           </w:p>
         </w:tc>
@@ -472,7 +472,7 @@
                 <w:rFonts w:ascii="TimeNewRoman" w:hAnsi="TimeNewRoman"/>
                 <w:sz w:val="30"/>
               </w:rPr>
-              <w:t>933×6=</w:t>
+              <w:t>603×4=</w:t>
             </w:r>
           </w:p>
         </w:tc>
@@ -489,7 +489,7 @@
                 <w:rFonts w:ascii="TimeNewRoman" w:hAnsi="TimeNewRoman"/>
                 <w:sz w:val="30"/>
               </w:rPr>
-              <w:t>341×5=</w:t>
+              <w:t>497×7=</w:t>
             </w:r>
           </w:p>
         </w:tc>
@@ -506,7 +506,7 @@
                 <w:rFonts w:ascii="TimeNewRoman" w:hAnsi="TimeNewRoman"/>
                 <w:sz w:val="30"/>
               </w:rPr>
-              <w:t>184×7=</w:t>
+              <w:t>602×9=</w:t>
             </w:r>
           </w:p>
         </w:tc>
@@ -653,7 +653,7 @@
                 <w:rFonts w:ascii="TimeNewRoman" w:hAnsi="TimeNewRoman"/>
                 <w:sz w:val="30"/>
               </w:rPr>
-              <w:t>138×3=</w:t>
+              <w:t>205×2=</w:t>
             </w:r>
           </w:p>
         </w:tc>
@@ -670,7 +670,7 @@
                 <w:rFonts w:ascii="TimeNewRoman" w:hAnsi="TimeNewRoman"/>
                 <w:sz w:val="30"/>
               </w:rPr>
-              <w:t>296×6=</w:t>
+              <w:t>321×2=</w:t>
             </w:r>
           </w:p>
         </w:tc>
@@ -687,7 +687,7 @@
                 <w:rFonts w:ascii="TimeNewRoman" w:hAnsi="TimeNewRoman"/>
                 <w:sz w:val="30"/>
               </w:rPr>
-              <w:t>154×5=</w:t>
+              <w:t>198×9=</w:t>
             </w:r>
           </w:p>
         </w:tc>
@@ -704,7 +704,7 @@
                 <w:rFonts w:ascii="TimeNewRoman" w:hAnsi="TimeNewRoman"/>
                 <w:sz w:val="30"/>
               </w:rPr>
-              <w:t>752×2=</w:t>
+              <w:t>976×3=</w:t>
             </w:r>
           </w:p>
         </w:tc>
@@ -721,7 +721,7 @@
                 <w:rFonts w:ascii="TimeNewRoman" w:hAnsi="TimeNewRoman"/>
                 <w:sz w:val="30"/>
               </w:rPr>
-              <w:t>437×5=</w:t>
+              <w:t>891×6=</w:t>
             </w:r>
           </w:p>
         </w:tc>
@@ -868,7 +868,7 @@
                 <w:rFonts w:ascii="TimeNewRoman" w:hAnsi="TimeNewRoman"/>
                 <w:sz w:val="30"/>
               </w:rPr>
-              <w:t>828×4=</w:t>
+              <w:t>335×5=</w:t>
             </w:r>
           </w:p>
         </w:tc>
@@ -885,7 +885,7 @@
                 <w:rFonts w:ascii="TimeNewRoman" w:hAnsi="TimeNewRoman"/>
                 <w:sz w:val="30"/>
               </w:rPr>
-              <w:t>297×7=</w:t>
+              <w:t>521×9=</w:t>
             </w:r>
           </w:p>
         </w:tc>
@@ -902,7 +902,7 @@
                 <w:rFonts w:ascii="TimeNewRoman" w:hAnsi="TimeNewRoman"/>
                 <w:sz w:val="30"/>
               </w:rPr>
-              <w:t>740×5=</w:t>
+              <w:t>320×9=</w:t>
             </w:r>
           </w:p>
         </w:tc>
@@ -919,7 +919,7 @@
                 <w:rFonts w:ascii="TimeNewRoman" w:hAnsi="TimeNewRoman"/>
                 <w:sz w:val="30"/>
               </w:rPr>
-              <w:t>327×7=</w:t>
+              <w:t>605×8=</w:t>
             </w:r>
           </w:p>
         </w:tc>
@@ -936,7 +936,7 @@
                 <w:rFonts w:ascii="TimeNewRoman" w:hAnsi="TimeNewRoman"/>
                 <w:sz w:val="30"/>
               </w:rPr>
-              <w:t>769×5=</w:t>
+              <w:t>142×5=</w:t>
             </w:r>
           </w:p>
         </w:tc>

--- a/three-digit_number_multiplied_by_one-digit_number.docx
+++ b/three-digit_number_multiplied_by_one-digit_number.docx
@@ -11,7 +11,7 @@
           <w:rFonts w:ascii="Arial" w:hAnsi="Arial"/>
           <w:sz w:val="30"/>
         </w:rPr>
-        <w:t>2026-10-16 Friday</w:t>
+        <w:t>2026-10-17 Saturday</w:t>
       </w:r>
     </w:p>
     <w:tbl>
@@ -40,7 +40,7 @@
                 <w:rFonts w:ascii="TimeNewRoman" w:hAnsi="TimeNewRoman"/>
                 <w:sz w:val="30"/>
               </w:rPr>
-              <w:t>762×4=</w:t>
+              <w:t>157×6=</w:t>
             </w:r>
           </w:p>
         </w:tc>
@@ -57,7 +57,7 @@
                 <w:rFonts w:ascii="TimeNewRoman" w:hAnsi="TimeNewRoman"/>
                 <w:sz w:val="30"/>
               </w:rPr>
-              <w:t>505×8=</w:t>
+              <w:t>397×9=</w:t>
             </w:r>
           </w:p>
         </w:tc>
@@ -74,7 +74,7 @@
                 <w:rFonts w:ascii="TimeNewRoman" w:hAnsi="TimeNewRoman"/>
                 <w:sz w:val="30"/>
               </w:rPr>
-              <w:t>962×3=</w:t>
+              <w:t>257×5=</w:t>
             </w:r>
           </w:p>
         </w:tc>
@@ -91,7 +91,7 @@
                 <w:rFonts w:ascii="TimeNewRoman" w:hAnsi="TimeNewRoman"/>
                 <w:sz w:val="30"/>
               </w:rPr>
-              <w:t>983×2=</w:t>
+              <w:t>887×2=</w:t>
             </w:r>
           </w:p>
         </w:tc>
@@ -108,7 +108,7 @@
                 <w:rFonts w:ascii="TimeNewRoman" w:hAnsi="TimeNewRoman"/>
                 <w:sz w:val="30"/>
               </w:rPr>
-              <w:t>527×2=</w:t>
+              <w:t>922×8=</w:t>
             </w:r>
           </w:p>
         </w:tc>
@@ -223,7 +223,7 @@
                 <w:rFonts w:ascii="TimeNewRoman" w:hAnsi="TimeNewRoman"/>
                 <w:sz w:val="30"/>
               </w:rPr>
-              <w:t>792×7=</w:t>
+              <w:t>120×9=</w:t>
             </w:r>
           </w:p>
         </w:tc>
@@ -240,7 +240,7 @@
                 <w:rFonts w:ascii="TimeNewRoman" w:hAnsi="TimeNewRoman"/>
                 <w:sz w:val="30"/>
               </w:rPr>
-              <w:t>377×7=</w:t>
+              <w:t>104×9=</w:t>
             </w:r>
           </w:p>
         </w:tc>
@@ -257,7 +257,7 @@
                 <w:rFonts w:ascii="TimeNewRoman" w:hAnsi="TimeNewRoman"/>
                 <w:sz w:val="30"/>
               </w:rPr>
-              <w:t>139×2=</w:t>
+              <w:t>979×8=</w:t>
             </w:r>
           </w:p>
         </w:tc>
@@ -274,7 +274,7 @@
                 <w:rFonts w:ascii="TimeNewRoman" w:hAnsi="TimeNewRoman"/>
                 <w:sz w:val="30"/>
               </w:rPr>
-              <w:t>421×3=</w:t>
+              <w:t>222×2=</w:t>
             </w:r>
           </w:p>
         </w:tc>
@@ -291,7 +291,7 @@
                 <w:rFonts w:ascii="TimeNewRoman" w:hAnsi="TimeNewRoman"/>
                 <w:sz w:val="30"/>
               </w:rPr>
-              <w:t>143×9=</w:t>
+              <w:t>993×3=</w:t>
             </w:r>
           </w:p>
         </w:tc>
@@ -438,7 +438,7 @@
                 <w:rFonts w:ascii="TimeNewRoman" w:hAnsi="TimeNewRoman"/>
                 <w:sz w:val="30"/>
               </w:rPr>
-              <w:t>709×2=</w:t>
+              <w:t>823×3=</w:t>
             </w:r>
           </w:p>
         </w:tc>
@@ -455,7 +455,7 @@
                 <w:rFonts w:ascii="TimeNewRoman" w:hAnsi="TimeNewRoman"/>
                 <w:sz w:val="30"/>
               </w:rPr>
-              <w:t>380×6=</w:t>
+              <w:t>263×4=</w:t>
             </w:r>
           </w:p>
         </w:tc>
@@ -472,7 +472,7 @@
                 <w:rFonts w:ascii="TimeNewRoman" w:hAnsi="TimeNewRoman"/>
                 <w:sz w:val="30"/>
               </w:rPr>
-              <w:t>603×4=</w:t>
+              <w:t>661×7=</w:t>
             </w:r>
           </w:p>
         </w:tc>
@@ -489,7 +489,7 @@
                 <w:rFonts w:ascii="TimeNewRoman" w:hAnsi="TimeNewRoman"/>
                 <w:sz w:val="30"/>
               </w:rPr>
-              <w:t>497×7=</w:t>
+              <w:t>815×5=</w:t>
             </w:r>
           </w:p>
         </w:tc>
@@ -506,7 +506,7 @@
                 <w:rFonts w:ascii="TimeNewRoman" w:hAnsi="TimeNewRoman"/>
                 <w:sz w:val="30"/>
               </w:rPr>
-              <w:t>602×9=</w:t>
+              <w:t>916×4=</w:t>
             </w:r>
           </w:p>
         </w:tc>
@@ -653,7 +653,7 @@
                 <w:rFonts w:ascii="TimeNewRoman" w:hAnsi="TimeNewRoman"/>
                 <w:sz w:val="30"/>
               </w:rPr>
-              <w:t>205×2=</w:t>
+              <w:t>247×4=</w:t>
             </w:r>
           </w:p>
         </w:tc>
@@ -670,7 +670,7 @@
                 <w:rFonts w:ascii="TimeNewRoman" w:hAnsi="TimeNewRoman"/>
                 <w:sz w:val="30"/>
               </w:rPr>
-              <w:t>321×2=</w:t>
+              <w:t>744×6=</w:t>
             </w:r>
           </w:p>
         </w:tc>
@@ -687,7 +687,7 @@
                 <w:rFonts w:ascii="TimeNewRoman" w:hAnsi="TimeNewRoman"/>
                 <w:sz w:val="30"/>
               </w:rPr>
-              <w:t>198×9=</w:t>
+              <w:t>776×8=</w:t>
             </w:r>
           </w:p>
         </w:tc>
@@ -704,7 +704,7 @@
                 <w:rFonts w:ascii="TimeNewRoman" w:hAnsi="TimeNewRoman"/>
                 <w:sz w:val="30"/>
               </w:rPr>
-              <w:t>976×3=</w:t>
+              <w:t>313×9=</w:t>
             </w:r>
           </w:p>
         </w:tc>
@@ -721,7 +721,7 @@
                 <w:rFonts w:ascii="TimeNewRoman" w:hAnsi="TimeNewRoman"/>
                 <w:sz w:val="30"/>
               </w:rPr>
-              <w:t>891×6=</w:t>
+              <w:t>496×6=</w:t>
             </w:r>
           </w:p>
         </w:tc>
@@ -868,7 +868,7 @@
                 <w:rFonts w:ascii="TimeNewRoman" w:hAnsi="TimeNewRoman"/>
                 <w:sz w:val="30"/>
               </w:rPr>
-              <w:t>335×5=</w:t>
+              <w:t>566×9=</w:t>
             </w:r>
           </w:p>
         </w:tc>
@@ -885,7 +885,7 @@
                 <w:rFonts w:ascii="TimeNewRoman" w:hAnsi="TimeNewRoman"/>
                 <w:sz w:val="30"/>
               </w:rPr>
-              <w:t>521×9=</w:t>
+              <w:t>831×8=</w:t>
             </w:r>
           </w:p>
         </w:tc>
@@ -902,7 +902,7 @@
                 <w:rFonts w:ascii="TimeNewRoman" w:hAnsi="TimeNewRoman"/>
                 <w:sz w:val="30"/>
               </w:rPr>
-              <w:t>320×9=</w:t>
+              <w:t>101×2=</w:t>
             </w:r>
           </w:p>
         </w:tc>
@@ -919,7 +919,7 @@
                 <w:rFonts w:ascii="TimeNewRoman" w:hAnsi="TimeNewRoman"/>
                 <w:sz w:val="30"/>
               </w:rPr>
-              <w:t>605×8=</w:t>
+              <w:t>166×4=</w:t>
             </w:r>
           </w:p>
         </w:tc>
@@ -936,7 +936,7 @@
                 <w:rFonts w:ascii="TimeNewRoman" w:hAnsi="TimeNewRoman"/>
                 <w:sz w:val="30"/>
               </w:rPr>
-              <w:t>142×5=</w:t>
+              <w:t>863×5=</w:t>
             </w:r>
           </w:p>
         </w:tc>

--- a/three-digit_number_multiplied_by_one-digit_number.docx
+++ b/three-digit_number_multiplied_by_one-digit_number.docx
@@ -40,7 +40,7 @@
                 <w:rFonts w:ascii="TimeNewRoman" w:hAnsi="TimeNewRoman"/>
                 <w:sz w:val="30"/>
               </w:rPr>
-              <w:t>157×6=</w:t>
+              <w:t>475×8=</w:t>
             </w:r>
           </w:p>
         </w:tc>
@@ -57,7 +57,7 @@
                 <w:rFonts w:ascii="TimeNewRoman" w:hAnsi="TimeNewRoman"/>
                 <w:sz w:val="30"/>
               </w:rPr>
-              <w:t>397×9=</w:t>
+              <w:t>479×9=</w:t>
             </w:r>
           </w:p>
         </w:tc>
@@ -74,7 +74,7 @@
                 <w:rFonts w:ascii="TimeNewRoman" w:hAnsi="TimeNewRoman"/>
                 <w:sz w:val="30"/>
               </w:rPr>
-              <w:t>257×5=</w:t>
+              <w:t>520×2=</w:t>
             </w:r>
           </w:p>
         </w:tc>
@@ -91,7 +91,7 @@
                 <w:rFonts w:ascii="TimeNewRoman" w:hAnsi="TimeNewRoman"/>
                 <w:sz w:val="30"/>
               </w:rPr>
-              <w:t>887×2=</w:t>
+              <w:t>920×6=</w:t>
             </w:r>
           </w:p>
         </w:tc>
@@ -108,7 +108,7 @@
                 <w:rFonts w:ascii="TimeNewRoman" w:hAnsi="TimeNewRoman"/>
                 <w:sz w:val="30"/>
               </w:rPr>
-              <w:t>922×8=</w:t>
+              <w:t>837×3=</w:t>
             </w:r>
           </w:p>
         </w:tc>
@@ -223,7 +223,7 @@
                 <w:rFonts w:ascii="TimeNewRoman" w:hAnsi="TimeNewRoman"/>
                 <w:sz w:val="30"/>
               </w:rPr>
-              <w:t>120×9=</w:t>
+              <w:t>811×9=</w:t>
             </w:r>
           </w:p>
         </w:tc>
@@ -240,7 +240,7 @@
                 <w:rFonts w:ascii="TimeNewRoman" w:hAnsi="TimeNewRoman"/>
                 <w:sz w:val="30"/>
               </w:rPr>
-              <w:t>104×9=</w:t>
+              <w:t>757×9=</w:t>
             </w:r>
           </w:p>
         </w:tc>
@@ -257,7 +257,7 @@
                 <w:rFonts w:ascii="TimeNewRoman" w:hAnsi="TimeNewRoman"/>
                 <w:sz w:val="30"/>
               </w:rPr>
-              <w:t>979×8=</w:t>
+              <w:t>559×2=</w:t>
             </w:r>
           </w:p>
         </w:tc>
@@ -274,7 +274,7 @@
                 <w:rFonts w:ascii="TimeNewRoman" w:hAnsi="TimeNewRoman"/>
                 <w:sz w:val="30"/>
               </w:rPr>
-              <w:t>222×2=</w:t>
+              <w:t>114×5=</w:t>
             </w:r>
           </w:p>
         </w:tc>
@@ -291,7 +291,7 @@
                 <w:rFonts w:ascii="TimeNewRoman" w:hAnsi="TimeNewRoman"/>
                 <w:sz w:val="30"/>
               </w:rPr>
-              <w:t>993×3=</w:t>
+              <w:t>328×6=</w:t>
             </w:r>
           </w:p>
         </w:tc>
@@ -438,7 +438,7 @@
                 <w:rFonts w:ascii="TimeNewRoman" w:hAnsi="TimeNewRoman"/>
                 <w:sz w:val="30"/>
               </w:rPr>
-              <w:t>823×3=</w:t>
+              <w:t>977×9=</w:t>
             </w:r>
           </w:p>
         </w:tc>
@@ -455,7 +455,7 @@
                 <w:rFonts w:ascii="TimeNewRoman" w:hAnsi="TimeNewRoman"/>
                 <w:sz w:val="30"/>
               </w:rPr>
-              <w:t>263×4=</w:t>
+              <w:t>623×6=</w:t>
             </w:r>
           </w:p>
         </w:tc>
@@ -472,7 +472,7 @@
                 <w:rFonts w:ascii="TimeNewRoman" w:hAnsi="TimeNewRoman"/>
                 <w:sz w:val="30"/>
               </w:rPr>
-              <w:t>661×7=</w:t>
+              <w:t>267×9=</w:t>
             </w:r>
           </w:p>
         </w:tc>
@@ -489,7 +489,7 @@
                 <w:rFonts w:ascii="TimeNewRoman" w:hAnsi="TimeNewRoman"/>
                 <w:sz w:val="30"/>
               </w:rPr>
-              <w:t>815×5=</w:t>
+              <w:t>822×2=</w:t>
             </w:r>
           </w:p>
         </w:tc>
@@ -506,7 +506,7 @@
                 <w:rFonts w:ascii="TimeNewRoman" w:hAnsi="TimeNewRoman"/>
                 <w:sz w:val="30"/>
               </w:rPr>
-              <w:t>916×4=</w:t>
+              <w:t>773×3=</w:t>
             </w:r>
           </w:p>
         </w:tc>
@@ -653,7 +653,7 @@
                 <w:rFonts w:ascii="TimeNewRoman" w:hAnsi="TimeNewRoman"/>
                 <w:sz w:val="30"/>
               </w:rPr>
-              <w:t>247×4=</w:t>
+              <w:t>668×4=</w:t>
             </w:r>
           </w:p>
         </w:tc>
@@ -670,7 +670,7 @@
                 <w:rFonts w:ascii="TimeNewRoman" w:hAnsi="TimeNewRoman"/>
                 <w:sz w:val="30"/>
               </w:rPr>
-              <w:t>744×6=</w:t>
+              <w:t>577×5=</w:t>
             </w:r>
           </w:p>
         </w:tc>
@@ -687,7 +687,7 @@
                 <w:rFonts w:ascii="TimeNewRoman" w:hAnsi="TimeNewRoman"/>
                 <w:sz w:val="30"/>
               </w:rPr>
-              <w:t>776×8=</w:t>
+              <w:t>301×8=</w:t>
             </w:r>
           </w:p>
         </w:tc>
@@ -704,7 +704,7 @@
                 <w:rFonts w:ascii="TimeNewRoman" w:hAnsi="TimeNewRoman"/>
                 <w:sz w:val="30"/>
               </w:rPr>
-              <w:t>313×9=</w:t>
+              <w:t>365×3=</w:t>
             </w:r>
           </w:p>
         </w:tc>
@@ -721,7 +721,7 @@
                 <w:rFonts w:ascii="TimeNewRoman" w:hAnsi="TimeNewRoman"/>
                 <w:sz w:val="30"/>
               </w:rPr>
-              <w:t>496×6=</w:t>
+              <w:t>571×4=</w:t>
             </w:r>
           </w:p>
         </w:tc>
@@ -868,7 +868,7 @@
                 <w:rFonts w:ascii="TimeNewRoman" w:hAnsi="TimeNewRoman"/>
                 <w:sz w:val="30"/>
               </w:rPr>
-              <w:t>566×9=</w:t>
+              <w:t>938×6=</w:t>
             </w:r>
           </w:p>
         </w:tc>
@@ -885,7 +885,7 @@
                 <w:rFonts w:ascii="TimeNewRoman" w:hAnsi="TimeNewRoman"/>
                 <w:sz w:val="30"/>
               </w:rPr>
-              <w:t>831×8=</w:t>
+              <w:t>600×8=</w:t>
             </w:r>
           </w:p>
         </w:tc>
@@ -902,7 +902,7 @@
                 <w:rFonts w:ascii="TimeNewRoman" w:hAnsi="TimeNewRoman"/>
                 <w:sz w:val="30"/>
               </w:rPr>
-              <w:t>101×2=</w:t>
+              <w:t>756×3=</w:t>
             </w:r>
           </w:p>
         </w:tc>
@@ -919,7 +919,7 @@
                 <w:rFonts w:ascii="TimeNewRoman" w:hAnsi="TimeNewRoman"/>
                 <w:sz w:val="30"/>
               </w:rPr>
-              <w:t>166×4=</w:t>
+              <w:t>963×4=</w:t>
             </w:r>
           </w:p>
         </w:tc>
@@ -936,7 +936,7 @@
                 <w:rFonts w:ascii="TimeNewRoman" w:hAnsi="TimeNewRoman"/>
                 <w:sz w:val="30"/>
               </w:rPr>
-              <w:t>863×5=</w:t>
+              <w:t>215×2=</w:t>
             </w:r>
           </w:p>
         </w:tc>

--- a/three-digit_number_multiplied_by_one-digit_number.docx
+++ b/three-digit_number_multiplied_by_one-digit_number.docx
@@ -11,7 +11,7 @@
           <w:rFonts w:ascii="Arial" w:hAnsi="Arial"/>
           <w:sz w:val="30"/>
         </w:rPr>
-        <w:t>2026-10-17 Saturday</w:t>
+        <w:t>2026-10-18 Sunday</w:t>
       </w:r>
     </w:p>
     <w:tbl>
@@ -40,7 +40,7 @@
                 <w:rFonts w:ascii="TimeNewRoman" w:hAnsi="TimeNewRoman"/>
                 <w:sz w:val="30"/>
               </w:rPr>
-              <w:t>475×8=</w:t>
+              <w:t>993×4=</w:t>
             </w:r>
           </w:p>
         </w:tc>
@@ -57,7 +57,7 @@
                 <w:rFonts w:ascii="TimeNewRoman" w:hAnsi="TimeNewRoman"/>
                 <w:sz w:val="30"/>
               </w:rPr>
-              <w:t>479×9=</w:t>
+              <w:t>240×2=</w:t>
             </w:r>
           </w:p>
         </w:tc>
@@ -74,7 +74,7 @@
                 <w:rFonts w:ascii="TimeNewRoman" w:hAnsi="TimeNewRoman"/>
                 <w:sz w:val="30"/>
               </w:rPr>
-              <w:t>520×2=</w:t>
+              <w:t>678×3=</w:t>
             </w:r>
           </w:p>
         </w:tc>
@@ -91,7 +91,7 @@
                 <w:rFonts w:ascii="TimeNewRoman" w:hAnsi="TimeNewRoman"/>
                 <w:sz w:val="30"/>
               </w:rPr>
-              <w:t>920×6=</w:t>
+              <w:t>189×2=</w:t>
             </w:r>
           </w:p>
         </w:tc>
@@ -108,7 +108,7 @@
                 <w:rFonts w:ascii="TimeNewRoman" w:hAnsi="TimeNewRoman"/>
                 <w:sz w:val="30"/>
               </w:rPr>
-              <w:t>837×3=</w:t>
+              <w:t>784×8=</w:t>
             </w:r>
           </w:p>
         </w:tc>
@@ -223,7 +223,7 @@
                 <w:rFonts w:ascii="TimeNewRoman" w:hAnsi="TimeNewRoman"/>
                 <w:sz w:val="30"/>
               </w:rPr>
-              <w:t>811×9=</w:t>
+              <w:t>345×4=</w:t>
             </w:r>
           </w:p>
         </w:tc>
@@ -240,7 +240,7 @@
                 <w:rFonts w:ascii="TimeNewRoman" w:hAnsi="TimeNewRoman"/>
                 <w:sz w:val="30"/>
               </w:rPr>
-              <w:t>757×9=</w:t>
+              <w:t>365×7=</w:t>
             </w:r>
           </w:p>
         </w:tc>
@@ -257,7 +257,7 @@
                 <w:rFonts w:ascii="TimeNewRoman" w:hAnsi="TimeNewRoman"/>
                 <w:sz w:val="30"/>
               </w:rPr>
-              <w:t>559×2=</w:t>
+              <w:t>195×9=</w:t>
             </w:r>
           </w:p>
         </w:tc>
@@ -274,7 +274,7 @@
                 <w:rFonts w:ascii="TimeNewRoman" w:hAnsi="TimeNewRoman"/>
                 <w:sz w:val="30"/>
               </w:rPr>
-              <w:t>114×5=</w:t>
+              <w:t>257×4=</w:t>
             </w:r>
           </w:p>
         </w:tc>
@@ -291,7 +291,7 @@
                 <w:rFonts w:ascii="TimeNewRoman" w:hAnsi="TimeNewRoman"/>
                 <w:sz w:val="30"/>
               </w:rPr>
-              <w:t>328×6=</w:t>
+              <w:t>822×3=</w:t>
             </w:r>
           </w:p>
         </w:tc>
@@ -438,7 +438,7 @@
                 <w:rFonts w:ascii="TimeNewRoman" w:hAnsi="TimeNewRoman"/>
                 <w:sz w:val="30"/>
               </w:rPr>
-              <w:t>977×9=</w:t>
+              <w:t>328×9=</w:t>
             </w:r>
           </w:p>
         </w:tc>
@@ -455,7 +455,7 @@
                 <w:rFonts w:ascii="TimeNewRoman" w:hAnsi="TimeNewRoman"/>
                 <w:sz w:val="30"/>
               </w:rPr>
-              <w:t>623×6=</w:t>
+              <w:t>786×8=</w:t>
             </w:r>
           </w:p>
         </w:tc>
@@ -472,7 +472,7 @@
                 <w:rFonts w:ascii="TimeNewRoman" w:hAnsi="TimeNewRoman"/>
                 <w:sz w:val="30"/>
               </w:rPr>
-              <w:t>267×9=</w:t>
+              <w:t>177×7=</w:t>
             </w:r>
           </w:p>
         </w:tc>
@@ -489,7 +489,7 @@
                 <w:rFonts w:ascii="TimeNewRoman" w:hAnsi="TimeNewRoman"/>
                 <w:sz w:val="30"/>
               </w:rPr>
-              <w:t>822×2=</w:t>
+              <w:t>842×5=</w:t>
             </w:r>
           </w:p>
         </w:tc>
@@ -506,7 +506,7 @@
                 <w:rFonts w:ascii="TimeNewRoman" w:hAnsi="TimeNewRoman"/>
                 <w:sz w:val="30"/>
               </w:rPr>
-              <w:t>773×3=</w:t>
+              <w:t>769×9=</w:t>
             </w:r>
           </w:p>
         </w:tc>
@@ -653,7 +653,7 @@
                 <w:rFonts w:ascii="TimeNewRoman" w:hAnsi="TimeNewRoman"/>
                 <w:sz w:val="30"/>
               </w:rPr>
-              <w:t>668×4=</w:t>
+              <w:t>903×5=</w:t>
             </w:r>
           </w:p>
         </w:tc>
@@ -670,7 +670,7 @@
                 <w:rFonts w:ascii="TimeNewRoman" w:hAnsi="TimeNewRoman"/>
                 <w:sz w:val="30"/>
               </w:rPr>
-              <w:t>577×5=</w:t>
+              <w:t>743×4=</w:t>
             </w:r>
           </w:p>
         </w:tc>
@@ -687,7 +687,7 @@
                 <w:rFonts w:ascii="TimeNewRoman" w:hAnsi="TimeNewRoman"/>
                 <w:sz w:val="30"/>
               </w:rPr>
-              <w:t>301×8=</w:t>
+              <w:t>988×5=</w:t>
             </w:r>
           </w:p>
         </w:tc>
@@ -704,7 +704,7 @@
                 <w:rFonts w:ascii="TimeNewRoman" w:hAnsi="TimeNewRoman"/>
                 <w:sz w:val="30"/>
               </w:rPr>
-              <w:t>365×3=</w:t>
+              <w:t>656×3=</w:t>
             </w:r>
           </w:p>
         </w:tc>
@@ -721,7 +721,7 @@
                 <w:rFonts w:ascii="TimeNewRoman" w:hAnsi="TimeNewRoman"/>
                 <w:sz w:val="30"/>
               </w:rPr>
-              <w:t>571×4=</w:t>
+              <w:t>571×7=</w:t>
             </w:r>
           </w:p>
         </w:tc>
@@ -868,7 +868,7 @@
                 <w:rFonts w:ascii="TimeNewRoman" w:hAnsi="TimeNewRoman"/>
                 <w:sz w:val="30"/>
               </w:rPr>
-              <w:t>938×6=</w:t>
+              <w:t>243×6=</w:t>
             </w:r>
           </w:p>
         </w:tc>
@@ -885,7 +885,7 @@
                 <w:rFonts w:ascii="TimeNewRoman" w:hAnsi="TimeNewRoman"/>
                 <w:sz w:val="30"/>
               </w:rPr>
-              <w:t>600×8=</w:t>
+              <w:t>869×3=</w:t>
             </w:r>
           </w:p>
         </w:tc>
@@ -902,7 +902,7 @@
                 <w:rFonts w:ascii="TimeNewRoman" w:hAnsi="TimeNewRoman"/>
                 <w:sz w:val="30"/>
               </w:rPr>
-              <w:t>756×3=</w:t>
+              <w:t>999×7=</w:t>
             </w:r>
           </w:p>
         </w:tc>
@@ -919,7 +919,7 @@
                 <w:rFonts w:ascii="TimeNewRoman" w:hAnsi="TimeNewRoman"/>
                 <w:sz w:val="30"/>
               </w:rPr>
-              <w:t>963×4=</w:t>
+              <w:t>258×8=</w:t>
             </w:r>
           </w:p>
         </w:tc>
@@ -936,7 +936,7 @@
                 <w:rFonts w:ascii="TimeNewRoman" w:hAnsi="TimeNewRoman"/>
                 <w:sz w:val="30"/>
               </w:rPr>
-              <w:t>215×2=</w:t>
+              <w:t>845×3=</w:t>
             </w:r>
           </w:p>
         </w:tc>

--- a/three-digit_number_multiplied_by_one-digit_number.docx
+++ b/three-digit_number_multiplied_by_one-digit_number.docx
@@ -40,7 +40,7 @@
                 <w:rFonts w:ascii="TimeNewRoman" w:hAnsi="TimeNewRoman"/>
                 <w:sz w:val="30"/>
               </w:rPr>
-              <w:t>993×4=</w:t>
+              <w:t>934×7=</w:t>
             </w:r>
           </w:p>
         </w:tc>
@@ -57,7 +57,7 @@
                 <w:rFonts w:ascii="TimeNewRoman" w:hAnsi="TimeNewRoman"/>
                 <w:sz w:val="30"/>
               </w:rPr>
-              <w:t>240×2=</w:t>
+              <w:t>832×2=</w:t>
             </w:r>
           </w:p>
         </w:tc>
@@ -74,7 +74,7 @@
                 <w:rFonts w:ascii="TimeNewRoman" w:hAnsi="TimeNewRoman"/>
                 <w:sz w:val="30"/>
               </w:rPr>
-              <w:t>678×3=</w:t>
+              <w:t>633×5=</w:t>
             </w:r>
           </w:p>
         </w:tc>
@@ -91,7 +91,7 @@
                 <w:rFonts w:ascii="TimeNewRoman" w:hAnsi="TimeNewRoman"/>
                 <w:sz w:val="30"/>
               </w:rPr>
-              <w:t>189×2=</w:t>
+              <w:t>266×6=</w:t>
             </w:r>
           </w:p>
         </w:tc>
@@ -108,7 +108,7 @@
                 <w:rFonts w:ascii="TimeNewRoman" w:hAnsi="TimeNewRoman"/>
                 <w:sz w:val="30"/>
               </w:rPr>
-              <w:t>784×8=</w:t>
+              <w:t>774×2=</w:t>
             </w:r>
           </w:p>
         </w:tc>
@@ -223,7 +223,7 @@
                 <w:rFonts w:ascii="TimeNewRoman" w:hAnsi="TimeNewRoman"/>
                 <w:sz w:val="30"/>
               </w:rPr>
-              <w:t>345×4=</w:t>
+              <w:t>889×7=</w:t>
             </w:r>
           </w:p>
         </w:tc>
@@ -240,7 +240,7 @@
                 <w:rFonts w:ascii="TimeNewRoman" w:hAnsi="TimeNewRoman"/>
                 <w:sz w:val="30"/>
               </w:rPr>
-              <w:t>365×7=</w:t>
+              <w:t>161×8=</w:t>
             </w:r>
           </w:p>
         </w:tc>
@@ -257,7 +257,7 @@
                 <w:rFonts w:ascii="TimeNewRoman" w:hAnsi="TimeNewRoman"/>
                 <w:sz w:val="30"/>
               </w:rPr>
-              <w:t>195×9=</w:t>
+              <w:t>280×4=</w:t>
             </w:r>
           </w:p>
         </w:tc>
@@ -274,7 +274,7 @@
                 <w:rFonts w:ascii="TimeNewRoman" w:hAnsi="TimeNewRoman"/>
                 <w:sz w:val="30"/>
               </w:rPr>
-              <w:t>257×4=</w:t>
+              <w:t>365×8=</w:t>
             </w:r>
           </w:p>
         </w:tc>
@@ -291,7 +291,7 @@
                 <w:rFonts w:ascii="TimeNewRoman" w:hAnsi="TimeNewRoman"/>
                 <w:sz w:val="30"/>
               </w:rPr>
-              <w:t>822×3=</w:t>
+              <w:t>211×3=</w:t>
             </w:r>
           </w:p>
         </w:tc>
@@ -438,7 +438,7 @@
                 <w:rFonts w:ascii="TimeNewRoman" w:hAnsi="TimeNewRoman"/>
                 <w:sz w:val="30"/>
               </w:rPr>
-              <w:t>328×9=</w:t>
+              <w:t>144×4=</w:t>
             </w:r>
           </w:p>
         </w:tc>
@@ -455,7 +455,7 @@
                 <w:rFonts w:ascii="TimeNewRoman" w:hAnsi="TimeNewRoman"/>
                 <w:sz w:val="30"/>
               </w:rPr>
-              <w:t>786×8=</w:t>
+              <w:t>934×5=</w:t>
             </w:r>
           </w:p>
         </w:tc>
@@ -472,7 +472,7 @@
                 <w:rFonts w:ascii="TimeNewRoman" w:hAnsi="TimeNewRoman"/>
                 <w:sz w:val="30"/>
               </w:rPr>
-              <w:t>177×7=</w:t>
+              <w:t>741×2=</w:t>
             </w:r>
           </w:p>
         </w:tc>
@@ -489,7 +489,7 @@
                 <w:rFonts w:ascii="TimeNewRoman" w:hAnsi="TimeNewRoman"/>
                 <w:sz w:val="30"/>
               </w:rPr>
-              <w:t>842×5=</w:t>
+              <w:t>585×7=</w:t>
             </w:r>
           </w:p>
         </w:tc>
@@ -506,7 +506,7 @@
                 <w:rFonts w:ascii="TimeNewRoman" w:hAnsi="TimeNewRoman"/>
                 <w:sz w:val="30"/>
               </w:rPr>
-              <w:t>769×9=</w:t>
+              <w:t>246×3=</w:t>
             </w:r>
           </w:p>
         </w:tc>
@@ -653,7 +653,7 @@
                 <w:rFonts w:ascii="TimeNewRoman" w:hAnsi="TimeNewRoman"/>
                 <w:sz w:val="30"/>
               </w:rPr>
-              <w:t>903×5=</w:t>
+              <w:t>681×3=</w:t>
             </w:r>
           </w:p>
         </w:tc>
@@ -670,7 +670,7 @@
                 <w:rFonts w:ascii="TimeNewRoman" w:hAnsi="TimeNewRoman"/>
                 <w:sz w:val="30"/>
               </w:rPr>
-              <w:t>743×4=</w:t>
+              <w:t>561×9=</w:t>
             </w:r>
           </w:p>
         </w:tc>
@@ -687,7 +687,7 @@
                 <w:rFonts w:ascii="TimeNewRoman" w:hAnsi="TimeNewRoman"/>
                 <w:sz w:val="30"/>
               </w:rPr>
-              <w:t>988×5=</w:t>
+              <w:t>567×3=</w:t>
             </w:r>
           </w:p>
         </w:tc>
@@ -704,7 +704,7 @@
                 <w:rFonts w:ascii="TimeNewRoman" w:hAnsi="TimeNewRoman"/>
                 <w:sz w:val="30"/>
               </w:rPr>
-              <w:t>656×3=</w:t>
+              <w:t>181×6=</w:t>
             </w:r>
           </w:p>
         </w:tc>
@@ -721,7 +721,7 @@
                 <w:rFonts w:ascii="TimeNewRoman" w:hAnsi="TimeNewRoman"/>
                 <w:sz w:val="30"/>
               </w:rPr>
-              <w:t>571×7=</w:t>
+              <w:t>530×5=</w:t>
             </w:r>
           </w:p>
         </w:tc>
@@ -868,7 +868,7 @@
                 <w:rFonts w:ascii="TimeNewRoman" w:hAnsi="TimeNewRoman"/>
                 <w:sz w:val="30"/>
               </w:rPr>
-              <w:t>243×6=</w:t>
+              <w:t>574×4=</w:t>
             </w:r>
           </w:p>
         </w:tc>
@@ -885,7 +885,7 @@
                 <w:rFonts w:ascii="TimeNewRoman" w:hAnsi="TimeNewRoman"/>
                 <w:sz w:val="30"/>
               </w:rPr>
-              <w:t>869×3=</w:t>
+              <w:t>383×5=</w:t>
             </w:r>
           </w:p>
         </w:tc>
@@ -902,7 +902,7 @@
                 <w:rFonts w:ascii="TimeNewRoman" w:hAnsi="TimeNewRoman"/>
                 <w:sz w:val="30"/>
               </w:rPr>
-              <w:t>999×7=</w:t>
+              <w:t>781×5=</w:t>
             </w:r>
           </w:p>
         </w:tc>
@@ -919,7 +919,7 @@
                 <w:rFonts w:ascii="TimeNewRoman" w:hAnsi="TimeNewRoman"/>
                 <w:sz w:val="30"/>
               </w:rPr>
-              <w:t>258×8=</w:t>
+              <w:t>199×7=</w:t>
             </w:r>
           </w:p>
         </w:tc>
@@ -936,7 +936,7 @@
                 <w:rFonts w:ascii="TimeNewRoman" w:hAnsi="TimeNewRoman"/>
                 <w:sz w:val="30"/>
               </w:rPr>
-              <w:t>845×3=</w:t>
+              <w:t>180×2=</w:t>
             </w:r>
           </w:p>
         </w:tc>

--- a/three-digit_number_multiplied_by_one-digit_number.docx
+++ b/three-digit_number_multiplied_by_one-digit_number.docx
@@ -11,7 +11,7 @@
           <w:rFonts w:ascii="Arial" w:hAnsi="Arial"/>
           <w:sz w:val="30"/>
         </w:rPr>
-        <w:t>2026-10-18 Sunday</w:t>
+        <w:t>2026-10-19 Monday</w:t>
       </w:r>
     </w:p>
     <w:tbl>
@@ -40,7 +40,7 @@
                 <w:rFonts w:ascii="TimeNewRoman" w:hAnsi="TimeNewRoman"/>
                 <w:sz w:val="30"/>
               </w:rPr>
-              <w:t>934×7=</w:t>
+              <w:t>802×4=</w:t>
             </w:r>
           </w:p>
         </w:tc>
@@ -57,7 +57,7 @@
                 <w:rFonts w:ascii="TimeNewRoman" w:hAnsi="TimeNewRoman"/>
                 <w:sz w:val="30"/>
               </w:rPr>
-              <w:t>832×2=</w:t>
+              <w:t>848×7=</w:t>
             </w:r>
           </w:p>
         </w:tc>
@@ -74,7 +74,7 @@
                 <w:rFonts w:ascii="TimeNewRoman" w:hAnsi="TimeNewRoman"/>
                 <w:sz w:val="30"/>
               </w:rPr>
-              <w:t>633×5=</w:t>
+              <w:t>350×2=</w:t>
             </w:r>
           </w:p>
         </w:tc>
@@ -91,7 +91,7 @@
                 <w:rFonts w:ascii="TimeNewRoman" w:hAnsi="TimeNewRoman"/>
                 <w:sz w:val="30"/>
               </w:rPr>
-              <w:t>266×6=</w:t>
+              <w:t>958×8=</w:t>
             </w:r>
           </w:p>
         </w:tc>
@@ -108,7 +108,7 @@
                 <w:rFonts w:ascii="TimeNewRoman" w:hAnsi="TimeNewRoman"/>
                 <w:sz w:val="30"/>
               </w:rPr>
-              <w:t>774×2=</w:t>
+              <w:t>133×6=</w:t>
             </w:r>
           </w:p>
         </w:tc>
@@ -223,7 +223,7 @@
                 <w:rFonts w:ascii="TimeNewRoman" w:hAnsi="TimeNewRoman"/>
                 <w:sz w:val="30"/>
               </w:rPr>
-              <w:t>889×7=</w:t>
+              <w:t>401×5=</w:t>
             </w:r>
           </w:p>
         </w:tc>
@@ -240,7 +240,7 @@
                 <w:rFonts w:ascii="TimeNewRoman" w:hAnsi="TimeNewRoman"/>
                 <w:sz w:val="30"/>
               </w:rPr>
-              <w:t>161×8=</w:t>
+              <w:t>628×7=</w:t>
             </w:r>
           </w:p>
         </w:tc>
@@ -257,7 +257,7 @@
                 <w:rFonts w:ascii="TimeNewRoman" w:hAnsi="TimeNewRoman"/>
                 <w:sz w:val="30"/>
               </w:rPr>
-              <w:t>280×4=</w:t>
+              <w:t>362×3=</w:t>
             </w:r>
           </w:p>
         </w:tc>
@@ -274,7 +274,7 @@
                 <w:rFonts w:ascii="TimeNewRoman" w:hAnsi="TimeNewRoman"/>
                 <w:sz w:val="30"/>
               </w:rPr>
-              <w:t>365×8=</w:t>
+              <w:t>946×7=</w:t>
             </w:r>
           </w:p>
         </w:tc>
@@ -291,7 +291,7 @@
                 <w:rFonts w:ascii="TimeNewRoman" w:hAnsi="TimeNewRoman"/>
                 <w:sz w:val="30"/>
               </w:rPr>
-              <w:t>211×3=</w:t>
+              <w:t>148×9=</w:t>
             </w:r>
           </w:p>
         </w:tc>
@@ -438,7 +438,7 @@
                 <w:rFonts w:ascii="TimeNewRoman" w:hAnsi="TimeNewRoman"/>
                 <w:sz w:val="30"/>
               </w:rPr>
-              <w:t>144×4=</w:t>
+              <w:t>769×3=</w:t>
             </w:r>
           </w:p>
         </w:tc>
@@ -455,7 +455,7 @@
                 <w:rFonts w:ascii="TimeNewRoman" w:hAnsi="TimeNewRoman"/>
                 <w:sz w:val="30"/>
               </w:rPr>
-              <w:t>934×5=</w:t>
+              <w:t>443×7=</w:t>
             </w:r>
           </w:p>
         </w:tc>
@@ -472,7 +472,7 @@
                 <w:rFonts w:ascii="TimeNewRoman" w:hAnsi="TimeNewRoman"/>
                 <w:sz w:val="30"/>
               </w:rPr>
-              <w:t>741×2=</w:t>
+              <w:t>262×4=</w:t>
             </w:r>
           </w:p>
         </w:tc>
@@ -489,7 +489,7 @@
                 <w:rFonts w:ascii="TimeNewRoman" w:hAnsi="TimeNewRoman"/>
                 <w:sz w:val="30"/>
               </w:rPr>
-              <w:t>585×7=</w:t>
+              <w:t>569×2=</w:t>
             </w:r>
           </w:p>
         </w:tc>
@@ -506,7 +506,7 @@
                 <w:rFonts w:ascii="TimeNewRoman" w:hAnsi="TimeNewRoman"/>
                 <w:sz w:val="30"/>
               </w:rPr>
-              <w:t>246×3=</w:t>
+              <w:t>422×7=</w:t>
             </w:r>
           </w:p>
         </w:tc>
@@ -653,7 +653,7 @@
                 <w:rFonts w:ascii="TimeNewRoman" w:hAnsi="TimeNewRoman"/>
                 <w:sz w:val="30"/>
               </w:rPr>
-              <w:t>681×3=</w:t>
+              <w:t>128×8=</w:t>
             </w:r>
           </w:p>
         </w:tc>
@@ -670,7 +670,7 @@
                 <w:rFonts w:ascii="TimeNewRoman" w:hAnsi="TimeNewRoman"/>
                 <w:sz w:val="30"/>
               </w:rPr>
-              <w:t>561×9=</w:t>
+              <w:t>994×3=</w:t>
             </w:r>
           </w:p>
         </w:tc>
@@ -687,7 +687,7 @@
                 <w:rFonts w:ascii="TimeNewRoman" w:hAnsi="TimeNewRoman"/>
                 <w:sz w:val="30"/>
               </w:rPr>
-              <w:t>567×3=</w:t>
+              <w:t>140×9=</w:t>
             </w:r>
           </w:p>
         </w:tc>
@@ -704,7 +704,7 @@
                 <w:rFonts w:ascii="TimeNewRoman" w:hAnsi="TimeNewRoman"/>
                 <w:sz w:val="30"/>
               </w:rPr>
-              <w:t>181×6=</w:t>
+              <w:t>465×4=</w:t>
             </w:r>
           </w:p>
         </w:tc>
@@ -721,7 +721,7 @@
                 <w:rFonts w:ascii="TimeNewRoman" w:hAnsi="TimeNewRoman"/>
                 <w:sz w:val="30"/>
               </w:rPr>
-              <w:t>530×5=</w:t>
+              <w:t>804×2=</w:t>
             </w:r>
           </w:p>
         </w:tc>
@@ -868,7 +868,7 @@
                 <w:rFonts w:ascii="TimeNewRoman" w:hAnsi="TimeNewRoman"/>
                 <w:sz w:val="30"/>
               </w:rPr>
-              <w:t>574×4=</w:t>
+              <w:t>305×2=</w:t>
             </w:r>
           </w:p>
         </w:tc>
@@ -885,7 +885,7 @@
                 <w:rFonts w:ascii="TimeNewRoman" w:hAnsi="TimeNewRoman"/>
                 <w:sz w:val="30"/>
               </w:rPr>
-              <w:t>383×5=</w:t>
+              <w:t>373×3=</w:t>
             </w:r>
           </w:p>
         </w:tc>
@@ -902,7 +902,7 @@
                 <w:rFonts w:ascii="TimeNewRoman" w:hAnsi="TimeNewRoman"/>
                 <w:sz w:val="30"/>
               </w:rPr>
-              <w:t>781×5=</w:t>
+              <w:t>910×8=</w:t>
             </w:r>
           </w:p>
         </w:tc>
@@ -919,7 +919,7 @@
                 <w:rFonts w:ascii="TimeNewRoman" w:hAnsi="TimeNewRoman"/>
                 <w:sz w:val="30"/>
               </w:rPr>
-              <w:t>199×7=</w:t>
+              <w:t>830×8=</w:t>
             </w:r>
           </w:p>
         </w:tc>
@@ -936,7 +936,7 @@
                 <w:rFonts w:ascii="TimeNewRoman" w:hAnsi="TimeNewRoman"/>
                 <w:sz w:val="30"/>
               </w:rPr>
-              <w:t>180×2=</w:t>
+              <w:t>452×6=</w:t>
             </w:r>
           </w:p>
         </w:tc>

--- a/three-digit_number_multiplied_by_one-digit_number.docx
+++ b/three-digit_number_multiplied_by_one-digit_number.docx
@@ -40,7 +40,7 @@
                 <w:rFonts w:ascii="TimeNewRoman" w:hAnsi="TimeNewRoman"/>
                 <w:sz w:val="30"/>
               </w:rPr>
-              <w:t>802×4=</w:t>
+              <w:t>752×7=</w:t>
             </w:r>
           </w:p>
         </w:tc>
@@ -57,7 +57,7 @@
                 <w:rFonts w:ascii="TimeNewRoman" w:hAnsi="TimeNewRoman"/>
                 <w:sz w:val="30"/>
               </w:rPr>
-              <w:t>848×7=</w:t>
+              <w:t>791×2=</w:t>
             </w:r>
           </w:p>
         </w:tc>
@@ -74,7 +74,7 @@
                 <w:rFonts w:ascii="TimeNewRoman" w:hAnsi="TimeNewRoman"/>
                 <w:sz w:val="30"/>
               </w:rPr>
-              <w:t>350×2=</w:t>
+              <w:t>918×6=</w:t>
             </w:r>
           </w:p>
         </w:tc>
@@ -91,7 +91,7 @@
                 <w:rFonts w:ascii="TimeNewRoman" w:hAnsi="TimeNewRoman"/>
                 <w:sz w:val="30"/>
               </w:rPr>
-              <w:t>958×8=</w:t>
+              <w:t>592×3=</w:t>
             </w:r>
           </w:p>
         </w:tc>
@@ -108,7 +108,7 @@
                 <w:rFonts w:ascii="TimeNewRoman" w:hAnsi="TimeNewRoman"/>
                 <w:sz w:val="30"/>
               </w:rPr>
-              <w:t>133×6=</w:t>
+              <w:t>643×5=</w:t>
             </w:r>
           </w:p>
         </w:tc>
@@ -223,7 +223,7 @@
                 <w:rFonts w:ascii="TimeNewRoman" w:hAnsi="TimeNewRoman"/>
                 <w:sz w:val="30"/>
               </w:rPr>
-              <w:t>401×5=</w:t>
+              <w:t>296×7=</w:t>
             </w:r>
           </w:p>
         </w:tc>
@@ -240,7 +240,7 @@
                 <w:rFonts w:ascii="TimeNewRoman" w:hAnsi="TimeNewRoman"/>
                 <w:sz w:val="30"/>
               </w:rPr>
-              <w:t>628×7=</w:t>
+              <w:t>389×7=</w:t>
             </w:r>
           </w:p>
         </w:tc>
@@ -257,7 +257,7 @@
                 <w:rFonts w:ascii="TimeNewRoman" w:hAnsi="TimeNewRoman"/>
                 <w:sz w:val="30"/>
               </w:rPr>
-              <w:t>362×3=</w:t>
+              <w:t>762×4=</w:t>
             </w:r>
           </w:p>
         </w:tc>
@@ -274,7 +274,7 @@
                 <w:rFonts w:ascii="TimeNewRoman" w:hAnsi="TimeNewRoman"/>
                 <w:sz w:val="30"/>
               </w:rPr>
-              <w:t>946×7=</w:t>
+              <w:t>544×2=</w:t>
             </w:r>
           </w:p>
         </w:tc>
@@ -291,7 +291,7 @@
                 <w:rFonts w:ascii="TimeNewRoman" w:hAnsi="TimeNewRoman"/>
                 <w:sz w:val="30"/>
               </w:rPr>
-              <w:t>148×9=</w:t>
+              <w:t>293×3=</w:t>
             </w:r>
           </w:p>
         </w:tc>
@@ -438,7 +438,7 @@
                 <w:rFonts w:ascii="TimeNewRoman" w:hAnsi="TimeNewRoman"/>
                 <w:sz w:val="30"/>
               </w:rPr>
-              <w:t>769×3=</w:t>
+              <w:t>519×8=</w:t>
             </w:r>
           </w:p>
         </w:tc>
@@ -455,7 +455,7 @@
                 <w:rFonts w:ascii="TimeNewRoman" w:hAnsi="TimeNewRoman"/>
                 <w:sz w:val="30"/>
               </w:rPr>
-              <w:t>443×7=</w:t>
+              <w:t>423×7=</w:t>
             </w:r>
           </w:p>
         </w:tc>
@@ -472,7 +472,7 @@
                 <w:rFonts w:ascii="TimeNewRoman" w:hAnsi="TimeNewRoman"/>
                 <w:sz w:val="30"/>
               </w:rPr>
-              <w:t>262×4=</w:t>
+              <w:t>196×8=</w:t>
             </w:r>
           </w:p>
         </w:tc>
@@ -489,7 +489,7 @@
                 <w:rFonts w:ascii="TimeNewRoman" w:hAnsi="TimeNewRoman"/>
                 <w:sz w:val="30"/>
               </w:rPr>
-              <w:t>569×2=</w:t>
+              <w:t>642×5=</w:t>
             </w:r>
           </w:p>
         </w:tc>
@@ -506,7 +506,7 @@
                 <w:rFonts w:ascii="TimeNewRoman" w:hAnsi="TimeNewRoman"/>
                 <w:sz w:val="30"/>
               </w:rPr>
-              <w:t>422×7=</w:t>
+              <w:t>500×2=</w:t>
             </w:r>
           </w:p>
         </w:tc>
@@ -653,7 +653,7 @@
                 <w:rFonts w:ascii="TimeNewRoman" w:hAnsi="TimeNewRoman"/>
                 <w:sz w:val="30"/>
               </w:rPr>
-              <w:t>128×8=</w:t>
+              <w:t>704×7=</w:t>
             </w:r>
           </w:p>
         </w:tc>
@@ -670,7 +670,7 @@
                 <w:rFonts w:ascii="TimeNewRoman" w:hAnsi="TimeNewRoman"/>
                 <w:sz w:val="30"/>
               </w:rPr>
-              <w:t>994×3=</w:t>
+              <w:t>583×2=</w:t>
             </w:r>
           </w:p>
         </w:tc>
@@ -687,7 +687,7 @@
                 <w:rFonts w:ascii="TimeNewRoman" w:hAnsi="TimeNewRoman"/>
                 <w:sz w:val="30"/>
               </w:rPr>
-              <w:t>140×9=</w:t>
+              <w:t>358×9=</w:t>
             </w:r>
           </w:p>
         </w:tc>
@@ -704,7 +704,7 @@
                 <w:rFonts w:ascii="TimeNewRoman" w:hAnsi="TimeNewRoman"/>
                 <w:sz w:val="30"/>
               </w:rPr>
-              <w:t>465×4=</w:t>
+              <w:t>489×9=</w:t>
             </w:r>
           </w:p>
         </w:tc>
@@ -721,7 +721,7 @@
                 <w:rFonts w:ascii="TimeNewRoman" w:hAnsi="TimeNewRoman"/>
                 <w:sz w:val="30"/>
               </w:rPr>
-              <w:t>804×2=</w:t>
+              <w:t>364×4=</w:t>
             </w:r>
           </w:p>
         </w:tc>
@@ -868,7 +868,7 @@
                 <w:rFonts w:ascii="TimeNewRoman" w:hAnsi="TimeNewRoman"/>
                 <w:sz w:val="30"/>
               </w:rPr>
-              <w:t>305×2=</w:t>
+              <w:t>933×6=</w:t>
             </w:r>
           </w:p>
         </w:tc>
@@ -885,7 +885,7 @@
                 <w:rFonts w:ascii="TimeNewRoman" w:hAnsi="TimeNewRoman"/>
                 <w:sz w:val="30"/>
               </w:rPr>
-              <w:t>373×3=</w:t>
+              <w:t>817×5=</w:t>
             </w:r>
           </w:p>
         </w:tc>
@@ -902,7 +902,7 @@
                 <w:rFonts w:ascii="TimeNewRoman" w:hAnsi="TimeNewRoman"/>
                 <w:sz w:val="30"/>
               </w:rPr>
-              <w:t>910×8=</w:t>
+              <w:t>392×9=</w:t>
             </w:r>
           </w:p>
         </w:tc>
@@ -919,7 +919,7 @@
                 <w:rFonts w:ascii="TimeNewRoman" w:hAnsi="TimeNewRoman"/>
                 <w:sz w:val="30"/>
               </w:rPr>
-              <w:t>830×8=</w:t>
+              <w:t>293×5=</w:t>
             </w:r>
           </w:p>
         </w:tc>
@@ -936,7 +936,7 @@
                 <w:rFonts w:ascii="TimeNewRoman" w:hAnsi="TimeNewRoman"/>
                 <w:sz w:val="30"/>
               </w:rPr>
-              <w:t>452×6=</w:t>
+              <w:t>751×4=</w:t>
             </w:r>
           </w:p>
         </w:tc>

--- a/three-digit_number_multiplied_by_one-digit_number.docx
+++ b/three-digit_number_multiplied_by_one-digit_number.docx
@@ -11,7 +11,7 @@
           <w:rFonts w:ascii="Arial" w:hAnsi="Arial"/>
           <w:sz w:val="30"/>
         </w:rPr>
-        <w:t>2026-10-19 Monday</w:t>
+        <w:t>2026-10-20 Tuesday</w:t>
       </w:r>
     </w:p>
     <w:tbl>
@@ -40,7 +40,7 @@
                 <w:rFonts w:ascii="TimeNewRoman" w:hAnsi="TimeNewRoman"/>
                 <w:sz w:val="30"/>
               </w:rPr>
-              <w:t>752×7=</w:t>
+              <w:t>942×6=</w:t>
             </w:r>
           </w:p>
         </w:tc>
@@ -57,7 +57,7 @@
                 <w:rFonts w:ascii="TimeNewRoman" w:hAnsi="TimeNewRoman"/>
                 <w:sz w:val="30"/>
               </w:rPr>
-              <w:t>791×2=</w:t>
+              <w:t>174×6=</w:t>
             </w:r>
           </w:p>
         </w:tc>
@@ -74,7 +74,7 @@
                 <w:rFonts w:ascii="TimeNewRoman" w:hAnsi="TimeNewRoman"/>
                 <w:sz w:val="30"/>
               </w:rPr>
-              <w:t>918×6=</w:t>
+              <w:t>838×5=</w:t>
             </w:r>
           </w:p>
         </w:tc>
@@ -91,7 +91,7 @@
                 <w:rFonts w:ascii="TimeNewRoman" w:hAnsi="TimeNewRoman"/>
                 <w:sz w:val="30"/>
               </w:rPr>
-              <w:t>592×3=</w:t>
+              <w:t>544×3=</w:t>
             </w:r>
           </w:p>
         </w:tc>
@@ -108,7 +108,7 @@
                 <w:rFonts w:ascii="TimeNewRoman" w:hAnsi="TimeNewRoman"/>
                 <w:sz w:val="30"/>
               </w:rPr>
-              <w:t>643×5=</w:t>
+              <w:t>330×8=</w:t>
             </w:r>
           </w:p>
         </w:tc>
@@ -223,7 +223,7 @@
                 <w:rFonts w:ascii="TimeNewRoman" w:hAnsi="TimeNewRoman"/>
                 <w:sz w:val="30"/>
               </w:rPr>
-              <w:t>296×7=</w:t>
+              <w:t>398×7=</w:t>
             </w:r>
           </w:p>
         </w:tc>
@@ -240,7 +240,7 @@
                 <w:rFonts w:ascii="TimeNewRoman" w:hAnsi="TimeNewRoman"/>
                 <w:sz w:val="30"/>
               </w:rPr>
-              <w:t>389×7=</w:t>
+              <w:t>344×9=</w:t>
             </w:r>
           </w:p>
         </w:tc>
@@ -257,7 +257,7 @@
                 <w:rFonts w:ascii="TimeNewRoman" w:hAnsi="TimeNewRoman"/>
                 <w:sz w:val="30"/>
               </w:rPr>
-              <w:t>762×4=</w:t>
+              <w:t>289×8=</w:t>
             </w:r>
           </w:p>
         </w:tc>
@@ -274,7 +274,7 @@
                 <w:rFonts w:ascii="TimeNewRoman" w:hAnsi="TimeNewRoman"/>
                 <w:sz w:val="30"/>
               </w:rPr>
-              <w:t>544×2=</w:t>
+              <w:t>870×6=</w:t>
             </w:r>
           </w:p>
         </w:tc>
@@ -291,7 +291,7 @@
                 <w:rFonts w:ascii="TimeNewRoman" w:hAnsi="TimeNewRoman"/>
                 <w:sz w:val="30"/>
               </w:rPr>
-              <w:t>293×3=</w:t>
+              <w:t>944×3=</w:t>
             </w:r>
           </w:p>
         </w:tc>
@@ -438,7 +438,7 @@
                 <w:rFonts w:ascii="TimeNewRoman" w:hAnsi="TimeNewRoman"/>
                 <w:sz w:val="30"/>
               </w:rPr>
-              <w:t>519×8=</w:t>
+              <w:t>370×8=</w:t>
             </w:r>
           </w:p>
         </w:tc>
@@ -455,7 +455,7 @@
                 <w:rFonts w:ascii="TimeNewRoman" w:hAnsi="TimeNewRoman"/>
                 <w:sz w:val="30"/>
               </w:rPr>
-              <w:t>423×7=</w:t>
+              <w:t>592×3=</w:t>
             </w:r>
           </w:p>
         </w:tc>
@@ -472,7 +472,7 @@
                 <w:rFonts w:ascii="TimeNewRoman" w:hAnsi="TimeNewRoman"/>
                 <w:sz w:val="30"/>
               </w:rPr>
-              <w:t>196×8=</w:t>
+              <w:t>367×9=</w:t>
             </w:r>
           </w:p>
         </w:tc>
@@ -489,7 +489,7 @@
                 <w:rFonts w:ascii="TimeNewRoman" w:hAnsi="TimeNewRoman"/>
                 <w:sz w:val="30"/>
               </w:rPr>
-              <w:t>642×5=</w:t>
+              <w:t>631×2=</w:t>
             </w:r>
           </w:p>
         </w:tc>
@@ -506,7 +506,7 @@
                 <w:rFonts w:ascii="TimeNewRoman" w:hAnsi="TimeNewRoman"/>
                 <w:sz w:val="30"/>
               </w:rPr>
-              <w:t>500×2=</w:t>
+              <w:t>577×3=</w:t>
             </w:r>
           </w:p>
         </w:tc>
@@ -653,7 +653,7 @@
                 <w:rFonts w:ascii="TimeNewRoman" w:hAnsi="TimeNewRoman"/>
                 <w:sz w:val="30"/>
               </w:rPr>
-              <w:t>704×7=</w:t>
+              <w:t>148×7=</w:t>
             </w:r>
           </w:p>
         </w:tc>
@@ -670,7 +670,7 @@
                 <w:rFonts w:ascii="TimeNewRoman" w:hAnsi="TimeNewRoman"/>
                 <w:sz w:val="30"/>
               </w:rPr>
-              <w:t>583×2=</w:t>
+              <w:t>837×8=</w:t>
             </w:r>
           </w:p>
         </w:tc>
@@ -687,7 +687,7 @@
                 <w:rFonts w:ascii="TimeNewRoman" w:hAnsi="TimeNewRoman"/>
                 <w:sz w:val="30"/>
               </w:rPr>
-              <w:t>358×9=</w:t>
+              <w:t>651×7=</w:t>
             </w:r>
           </w:p>
         </w:tc>
@@ -704,7 +704,7 @@
                 <w:rFonts w:ascii="TimeNewRoman" w:hAnsi="TimeNewRoman"/>
                 <w:sz w:val="30"/>
               </w:rPr>
-              <w:t>489×9=</w:t>
+              <w:t>786×2=</w:t>
             </w:r>
           </w:p>
         </w:tc>
@@ -721,7 +721,7 @@
                 <w:rFonts w:ascii="TimeNewRoman" w:hAnsi="TimeNewRoman"/>
                 <w:sz w:val="30"/>
               </w:rPr>
-              <w:t>364×4=</w:t>
+              <w:t>500×5=</w:t>
             </w:r>
           </w:p>
         </w:tc>
@@ -868,7 +868,7 @@
                 <w:rFonts w:ascii="TimeNewRoman" w:hAnsi="TimeNewRoman"/>
                 <w:sz w:val="30"/>
               </w:rPr>
-              <w:t>933×6=</w:t>
+              <w:t>359×4=</w:t>
             </w:r>
           </w:p>
         </w:tc>
@@ -885,7 +885,7 @@
                 <w:rFonts w:ascii="TimeNewRoman" w:hAnsi="TimeNewRoman"/>
                 <w:sz w:val="30"/>
               </w:rPr>
-              <w:t>817×5=</w:t>
+              <w:t>799×5=</w:t>
             </w:r>
           </w:p>
         </w:tc>
@@ -902,7 +902,7 @@
                 <w:rFonts w:ascii="TimeNewRoman" w:hAnsi="TimeNewRoman"/>
                 <w:sz w:val="30"/>
               </w:rPr>
-              <w:t>392×9=</w:t>
+              <w:t>599×8=</w:t>
             </w:r>
           </w:p>
         </w:tc>
@@ -919,7 +919,7 @@
                 <w:rFonts w:ascii="TimeNewRoman" w:hAnsi="TimeNewRoman"/>
                 <w:sz w:val="30"/>
               </w:rPr>
-              <w:t>293×5=</w:t>
+              <w:t>231×4=</w:t>
             </w:r>
           </w:p>
         </w:tc>
@@ -936,7 +936,7 @@
                 <w:rFonts w:ascii="TimeNewRoman" w:hAnsi="TimeNewRoman"/>
                 <w:sz w:val="30"/>
               </w:rPr>
-              <w:t>751×4=</w:t>
+              <w:t>294×7=</w:t>
             </w:r>
           </w:p>
         </w:tc>

--- a/three-digit_number_multiplied_by_one-digit_number.docx
+++ b/three-digit_number_multiplied_by_one-digit_number.docx
@@ -40,7 +40,7 @@
                 <w:rFonts w:ascii="TimeNewRoman" w:hAnsi="TimeNewRoman"/>
                 <w:sz w:val="30"/>
               </w:rPr>
-              <w:t>942×6=</w:t>
+              <w:t>813×3=</w:t>
             </w:r>
           </w:p>
         </w:tc>
@@ -57,7 +57,7 @@
                 <w:rFonts w:ascii="TimeNewRoman" w:hAnsi="TimeNewRoman"/>
                 <w:sz w:val="30"/>
               </w:rPr>
-              <w:t>174×6=</w:t>
+              <w:t>348×8=</w:t>
             </w:r>
           </w:p>
         </w:tc>
@@ -74,7 +74,7 @@
                 <w:rFonts w:ascii="TimeNewRoman" w:hAnsi="TimeNewRoman"/>
                 <w:sz w:val="30"/>
               </w:rPr>
-              <w:t>838×5=</w:t>
+              <w:t>682×8=</w:t>
             </w:r>
           </w:p>
         </w:tc>
@@ -91,7 +91,7 @@
                 <w:rFonts w:ascii="TimeNewRoman" w:hAnsi="TimeNewRoman"/>
                 <w:sz w:val="30"/>
               </w:rPr>
-              <w:t>544×3=</w:t>
+              <w:t>464×5=</w:t>
             </w:r>
           </w:p>
         </w:tc>
@@ -108,7 +108,7 @@
                 <w:rFonts w:ascii="TimeNewRoman" w:hAnsi="TimeNewRoman"/>
                 <w:sz w:val="30"/>
               </w:rPr>
-              <w:t>330×8=</w:t>
+              <w:t>233×2=</w:t>
             </w:r>
           </w:p>
         </w:tc>
@@ -223,7 +223,7 @@
                 <w:rFonts w:ascii="TimeNewRoman" w:hAnsi="TimeNewRoman"/>
                 <w:sz w:val="30"/>
               </w:rPr>
-              <w:t>398×7=</w:t>
+              <w:t>473×8=</w:t>
             </w:r>
           </w:p>
         </w:tc>
@@ -240,7 +240,7 @@
                 <w:rFonts w:ascii="TimeNewRoman" w:hAnsi="TimeNewRoman"/>
                 <w:sz w:val="30"/>
               </w:rPr>
-              <w:t>344×9=</w:t>
+              <w:t>183×7=</w:t>
             </w:r>
           </w:p>
         </w:tc>
@@ -257,7 +257,7 @@
                 <w:rFonts w:ascii="TimeNewRoman" w:hAnsi="TimeNewRoman"/>
                 <w:sz w:val="30"/>
               </w:rPr>
-              <w:t>289×8=</w:t>
+              <w:t>784×5=</w:t>
             </w:r>
           </w:p>
         </w:tc>
@@ -274,7 +274,7 @@
                 <w:rFonts w:ascii="TimeNewRoman" w:hAnsi="TimeNewRoman"/>
                 <w:sz w:val="30"/>
               </w:rPr>
-              <w:t>870×6=</w:t>
+              <w:t>848×4=</w:t>
             </w:r>
           </w:p>
         </w:tc>
@@ -291,7 +291,7 @@
                 <w:rFonts w:ascii="TimeNewRoman" w:hAnsi="TimeNewRoman"/>
                 <w:sz w:val="30"/>
               </w:rPr>
-              <w:t>944×3=</w:t>
+              <w:t>962×7=</w:t>
             </w:r>
           </w:p>
         </w:tc>
@@ -438,7 +438,7 @@
                 <w:rFonts w:ascii="TimeNewRoman" w:hAnsi="TimeNewRoman"/>
                 <w:sz w:val="30"/>
               </w:rPr>
-              <w:t>370×8=</w:t>
+              <w:t>594×6=</w:t>
             </w:r>
           </w:p>
         </w:tc>
@@ -455,7 +455,7 @@
                 <w:rFonts w:ascii="TimeNewRoman" w:hAnsi="TimeNewRoman"/>
                 <w:sz w:val="30"/>
               </w:rPr>
-              <w:t>592×3=</w:t>
+              <w:t>752×6=</w:t>
             </w:r>
           </w:p>
         </w:tc>
@@ -472,7 +472,7 @@
                 <w:rFonts w:ascii="TimeNewRoman" w:hAnsi="TimeNewRoman"/>
                 <w:sz w:val="30"/>
               </w:rPr>
-              <w:t>367×9=</w:t>
+              <w:t>573×3=</w:t>
             </w:r>
           </w:p>
         </w:tc>
@@ -489,7 +489,7 @@
                 <w:rFonts w:ascii="TimeNewRoman" w:hAnsi="TimeNewRoman"/>
                 <w:sz w:val="30"/>
               </w:rPr>
-              <w:t>631×2=</w:t>
+              <w:t>767×4=</w:t>
             </w:r>
           </w:p>
         </w:tc>
@@ -506,7 +506,7 @@
                 <w:rFonts w:ascii="TimeNewRoman" w:hAnsi="TimeNewRoman"/>
                 <w:sz w:val="30"/>
               </w:rPr>
-              <w:t>577×3=</w:t>
+              <w:t>652×5=</w:t>
             </w:r>
           </w:p>
         </w:tc>
@@ -653,7 +653,7 @@
                 <w:rFonts w:ascii="TimeNewRoman" w:hAnsi="TimeNewRoman"/>
                 <w:sz w:val="30"/>
               </w:rPr>
-              <w:t>148×7=</w:t>
+              <w:t>476×6=</w:t>
             </w:r>
           </w:p>
         </w:tc>
@@ -670,7 +670,7 @@
                 <w:rFonts w:ascii="TimeNewRoman" w:hAnsi="TimeNewRoman"/>
                 <w:sz w:val="30"/>
               </w:rPr>
-              <w:t>837×8=</w:t>
+              <w:t>559×8=</w:t>
             </w:r>
           </w:p>
         </w:tc>
@@ -687,7 +687,7 @@
                 <w:rFonts w:ascii="TimeNewRoman" w:hAnsi="TimeNewRoman"/>
                 <w:sz w:val="30"/>
               </w:rPr>
-              <w:t>651×7=</w:t>
+              <w:t>671×3=</w:t>
             </w:r>
           </w:p>
         </w:tc>
@@ -704,7 +704,7 @@
                 <w:rFonts w:ascii="TimeNewRoman" w:hAnsi="TimeNewRoman"/>
                 <w:sz w:val="30"/>
               </w:rPr>
-              <w:t>786×2=</w:t>
+              <w:t>220×7=</w:t>
             </w:r>
           </w:p>
         </w:tc>
@@ -721,7 +721,7 @@
                 <w:rFonts w:ascii="TimeNewRoman" w:hAnsi="TimeNewRoman"/>
                 <w:sz w:val="30"/>
               </w:rPr>
-              <w:t>500×5=</w:t>
+              <w:t>908×3=</w:t>
             </w:r>
           </w:p>
         </w:tc>
@@ -868,7 +868,7 @@
                 <w:rFonts w:ascii="TimeNewRoman" w:hAnsi="TimeNewRoman"/>
                 <w:sz w:val="30"/>
               </w:rPr>
-              <w:t>359×4=</w:t>
+              <w:t>627×3=</w:t>
             </w:r>
           </w:p>
         </w:tc>
@@ -885,7 +885,7 @@
                 <w:rFonts w:ascii="TimeNewRoman" w:hAnsi="TimeNewRoman"/>
                 <w:sz w:val="30"/>
               </w:rPr>
-              <w:t>799×5=</w:t>
+              <w:t>419×9=</w:t>
             </w:r>
           </w:p>
         </w:tc>
@@ -902,7 +902,7 @@
                 <w:rFonts w:ascii="TimeNewRoman" w:hAnsi="TimeNewRoman"/>
                 <w:sz w:val="30"/>
               </w:rPr>
-              <w:t>599×8=</w:t>
+              <w:t>238×7=</w:t>
             </w:r>
           </w:p>
         </w:tc>
@@ -919,7 +919,7 @@
                 <w:rFonts w:ascii="TimeNewRoman" w:hAnsi="TimeNewRoman"/>
                 <w:sz w:val="30"/>
               </w:rPr>
-              <w:t>231×4=</w:t>
+              <w:t>211×9=</w:t>
             </w:r>
           </w:p>
         </w:tc>
@@ -936,7 +936,7 @@
                 <w:rFonts w:ascii="TimeNewRoman" w:hAnsi="TimeNewRoman"/>
                 <w:sz w:val="30"/>
               </w:rPr>
-              <w:t>294×7=</w:t>
+              <w:t>420×3=</w:t>
             </w:r>
           </w:p>
         </w:tc>

--- a/three-digit_number_multiplied_by_one-digit_number.docx
+++ b/three-digit_number_multiplied_by_one-digit_number.docx
@@ -11,7 +11,7 @@
           <w:rFonts w:ascii="Arial" w:hAnsi="Arial"/>
           <w:sz w:val="30"/>
         </w:rPr>
-        <w:t>2026-10-20 Tuesday</w:t>
+        <w:t>2026-10-21 Wednesday</w:t>
       </w:r>
     </w:p>
     <w:tbl>
@@ -40,7 +40,7 @@
                 <w:rFonts w:ascii="TimeNewRoman" w:hAnsi="TimeNewRoman"/>
                 <w:sz w:val="30"/>
               </w:rPr>
-              <w:t>813×3=</w:t>
+              <w:t>110×2=</w:t>
             </w:r>
           </w:p>
         </w:tc>
@@ -57,7 +57,7 @@
                 <w:rFonts w:ascii="TimeNewRoman" w:hAnsi="TimeNewRoman"/>
                 <w:sz w:val="30"/>
               </w:rPr>
-              <w:t>348×8=</w:t>
+              <w:t>388×4=</w:t>
             </w:r>
           </w:p>
         </w:tc>
@@ -74,7 +74,7 @@
                 <w:rFonts w:ascii="TimeNewRoman" w:hAnsi="TimeNewRoman"/>
                 <w:sz w:val="30"/>
               </w:rPr>
-              <w:t>682×8=</w:t>
+              <w:t>131×9=</w:t>
             </w:r>
           </w:p>
         </w:tc>
@@ -91,7 +91,7 @@
                 <w:rFonts w:ascii="TimeNewRoman" w:hAnsi="TimeNewRoman"/>
                 <w:sz w:val="30"/>
               </w:rPr>
-              <w:t>464×5=</w:t>
+              <w:t>986×8=</w:t>
             </w:r>
           </w:p>
         </w:tc>
@@ -108,7 +108,7 @@
                 <w:rFonts w:ascii="TimeNewRoman" w:hAnsi="TimeNewRoman"/>
                 <w:sz w:val="30"/>
               </w:rPr>
-              <w:t>233×2=</w:t>
+              <w:t>303×8=</w:t>
             </w:r>
           </w:p>
         </w:tc>
@@ -223,7 +223,7 @@
                 <w:rFonts w:ascii="TimeNewRoman" w:hAnsi="TimeNewRoman"/>
                 <w:sz w:val="30"/>
               </w:rPr>
-              <w:t>473×8=</w:t>
+              <w:t>690×9=</w:t>
             </w:r>
           </w:p>
         </w:tc>
@@ -240,7 +240,7 @@
                 <w:rFonts w:ascii="TimeNewRoman" w:hAnsi="TimeNewRoman"/>
                 <w:sz w:val="30"/>
               </w:rPr>
-              <w:t>183×7=</w:t>
+              <w:t>215×8=</w:t>
             </w:r>
           </w:p>
         </w:tc>
@@ -257,7 +257,7 @@
                 <w:rFonts w:ascii="TimeNewRoman" w:hAnsi="TimeNewRoman"/>
                 <w:sz w:val="30"/>
               </w:rPr>
-              <w:t>784×5=</w:t>
+              <w:t>762×4=</w:t>
             </w:r>
           </w:p>
         </w:tc>
@@ -274,7 +274,7 @@
                 <w:rFonts w:ascii="TimeNewRoman" w:hAnsi="TimeNewRoman"/>
                 <w:sz w:val="30"/>
               </w:rPr>
-              <w:t>848×4=</w:t>
+              <w:t>824×9=</w:t>
             </w:r>
           </w:p>
         </w:tc>
@@ -291,7 +291,7 @@
                 <w:rFonts w:ascii="TimeNewRoman" w:hAnsi="TimeNewRoman"/>
                 <w:sz w:val="30"/>
               </w:rPr>
-              <w:t>962×7=</w:t>
+              <w:t>122×3=</w:t>
             </w:r>
           </w:p>
         </w:tc>
@@ -438,7 +438,7 @@
                 <w:rFonts w:ascii="TimeNewRoman" w:hAnsi="TimeNewRoman"/>
                 <w:sz w:val="30"/>
               </w:rPr>
-              <w:t>594×6=</w:t>
+              <w:t>272×4=</w:t>
             </w:r>
           </w:p>
         </w:tc>
@@ -455,7 +455,7 @@
                 <w:rFonts w:ascii="TimeNewRoman" w:hAnsi="TimeNewRoman"/>
                 <w:sz w:val="30"/>
               </w:rPr>
-              <w:t>752×6=</w:t>
+              <w:t>117×7=</w:t>
             </w:r>
           </w:p>
         </w:tc>
@@ -472,7 +472,7 @@
                 <w:rFonts w:ascii="TimeNewRoman" w:hAnsi="TimeNewRoman"/>
                 <w:sz w:val="30"/>
               </w:rPr>
-              <w:t>573×3=</w:t>
+              <w:t>936×3=</w:t>
             </w:r>
           </w:p>
         </w:tc>
@@ -489,7 +489,7 @@
                 <w:rFonts w:ascii="TimeNewRoman" w:hAnsi="TimeNewRoman"/>
                 <w:sz w:val="30"/>
               </w:rPr>
-              <w:t>767×4=</w:t>
+              <w:t>739×9=</w:t>
             </w:r>
           </w:p>
         </w:tc>
@@ -506,7 +506,7 @@
                 <w:rFonts w:ascii="TimeNewRoman" w:hAnsi="TimeNewRoman"/>
                 <w:sz w:val="30"/>
               </w:rPr>
-              <w:t>652×5=</w:t>
+              <w:t>711×9=</w:t>
             </w:r>
           </w:p>
         </w:tc>
@@ -653,7 +653,7 @@
                 <w:rFonts w:ascii="TimeNewRoman" w:hAnsi="TimeNewRoman"/>
                 <w:sz w:val="30"/>
               </w:rPr>
-              <w:t>476×6=</w:t>
+              <w:t>651×9=</w:t>
             </w:r>
           </w:p>
         </w:tc>
@@ -670,7 +670,7 @@
                 <w:rFonts w:ascii="TimeNewRoman" w:hAnsi="TimeNewRoman"/>
                 <w:sz w:val="30"/>
               </w:rPr>
-              <w:t>559×8=</w:t>
+              <w:t>840×2=</w:t>
             </w:r>
           </w:p>
         </w:tc>
@@ -687,7 +687,7 @@
                 <w:rFonts w:ascii="TimeNewRoman" w:hAnsi="TimeNewRoman"/>
                 <w:sz w:val="30"/>
               </w:rPr>
-              <w:t>671×3=</w:t>
+              <w:t>952×2=</w:t>
             </w:r>
           </w:p>
         </w:tc>
@@ -704,7 +704,7 @@
                 <w:rFonts w:ascii="TimeNewRoman" w:hAnsi="TimeNewRoman"/>
                 <w:sz w:val="30"/>
               </w:rPr>
-              <w:t>220×7=</w:t>
+              <w:t>967×5=</w:t>
             </w:r>
           </w:p>
         </w:tc>
@@ -721,7 +721,7 @@
                 <w:rFonts w:ascii="TimeNewRoman" w:hAnsi="TimeNewRoman"/>
                 <w:sz w:val="30"/>
               </w:rPr>
-              <w:t>908×3=</w:t>
+              <w:t>719×4=</w:t>
             </w:r>
           </w:p>
         </w:tc>
@@ -868,7 +868,7 @@
                 <w:rFonts w:ascii="TimeNewRoman" w:hAnsi="TimeNewRoman"/>
                 <w:sz w:val="30"/>
               </w:rPr>
-              <w:t>627×3=</w:t>
+              <w:t>524×6=</w:t>
             </w:r>
           </w:p>
         </w:tc>
@@ -885,7 +885,7 @@
                 <w:rFonts w:ascii="TimeNewRoman" w:hAnsi="TimeNewRoman"/>
                 <w:sz w:val="30"/>
               </w:rPr>
-              <w:t>419×9=</w:t>
+              <w:t>717×8=</w:t>
             </w:r>
           </w:p>
         </w:tc>
@@ -902,7 +902,7 @@
                 <w:rFonts w:ascii="TimeNewRoman" w:hAnsi="TimeNewRoman"/>
                 <w:sz w:val="30"/>
               </w:rPr>
-              <w:t>238×7=</w:t>
+              <w:t>695×4=</w:t>
             </w:r>
           </w:p>
         </w:tc>
@@ -919,7 +919,7 @@
                 <w:rFonts w:ascii="TimeNewRoman" w:hAnsi="TimeNewRoman"/>
                 <w:sz w:val="30"/>
               </w:rPr>
-              <w:t>211×9=</w:t>
+              <w:t>586×9=</w:t>
             </w:r>
           </w:p>
         </w:tc>
@@ -936,7 +936,7 @@
                 <w:rFonts w:ascii="TimeNewRoman" w:hAnsi="TimeNewRoman"/>
                 <w:sz w:val="30"/>
               </w:rPr>
-              <w:t>420×3=</w:t>
+              <w:t>403×4=</w:t>
             </w:r>
           </w:p>
         </w:tc>

--- a/three-digit_number_multiplied_by_one-digit_number.docx
+++ b/three-digit_number_multiplied_by_one-digit_number.docx
@@ -40,7 +40,7 @@
                 <w:rFonts w:ascii="TimeNewRoman" w:hAnsi="TimeNewRoman"/>
                 <w:sz w:val="30"/>
               </w:rPr>
-              <w:t>110×2=</w:t>
+              <w:t>109×9=</w:t>
             </w:r>
           </w:p>
         </w:tc>
@@ -57,7 +57,7 @@
                 <w:rFonts w:ascii="TimeNewRoman" w:hAnsi="TimeNewRoman"/>
                 <w:sz w:val="30"/>
               </w:rPr>
-              <w:t>388×4=</w:t>
+              <w:t>737×4=</w:t>
             </w:r>
           </w:p>
         </w:tc>
@@ -74,7 +74,7 @@
                 <w:rFonts w:ascii="TimeNewRoman" w:hAnsi="TimeNewRoman"/>
                 <w:sz w:val="30"/>
               </w:rPr>
-              <w:t>131×9=</w:t>
+              <w:t>660×4=</w:t>
             </w:r>
           </w:p>
         </w:tc>
@@ -91,7 +91,7 @@
                 <w:rFonts w:ascii="TimeNewRoman" w:hAnsi="TimeNewRoman"/>
                 <w:sz w:val="30"/>
               </w:rPr>
-              <w:t>986×8=</w:t>
+              <w:t>218×6=</w:t>
             </w:r>
           </w:p>
         </w:tc>
@@ -108,7 +108,7 @@
                 <w:rFonts w:ascii="TimeNewRoman" w:hAnsi="TimeNewRoman"/>
                 <w:sz w:val="30"/>
               </w:rPr>
-              <w:t>303×8=</w:t>
+              <w:t>173×2=</w:t>
             </w:r>
           </w:p>
         </w:tc>
@@ -223,7 +223,7 @@
                 <w:rFonts w:ascii="TimeNewRoman" w:hAnsi="TimeNewRoman"/>
                 <w:sz w:val="30"/>
               </w:rPr>
-              <w:t>690×9=</w:t>
+              <w:t>112×6=</w:t>
             </w:r>
           </w:p>
         </w:tc>
@@ -240,7 +240,7 @@
                 <w:rFonts w:ascii="TimeNewRoman" w:hAnsi="TimeNewRoman"/>
                 <w:sz w:val="30"/>
               </w:rPr>
-              <w:t>215×8=</w:t>
+              <w:t>114×4=</w:t>
             </w:r>
           </w:p>
         </w:tc>
@@ -257,7 +257,7 @@
                 <w:rFonts w:ascii="TimeNewRoman" w:hAnsi="TimeNewRoman"/>
                 <w:sz w:val="30"/>
               </w:rPr>
-              <w:t>762×4=</w:t>
+              <w:t>430×2=</w:t>
             </w:r>
           </w:p>
         </w:tc>
@@ -274,7 +274,7 @@
                 <w:rFonts w:ascii="TimeNewRoman" w:hAnsi="TimeNewRoman"/>
                 <w:sz w:val="30"/>
               </w:rPr>
-              <w:t>824×9=</w:t>
+              <w:t>368×6=</w:t>
             </w:r>
           </w:p>
         </w:tc>
@@ -291,7 +291,7 @@
                 <w:rFonts w:ascii="TimeNewRoman" w:hAnsi="TimeNewRoman"/>
                 <w:sz w:val="30"/>
               </w:rPr>
-              <w:t>122×3=</w:t>
+              <w:t>922×9=</w:t>
             </w:r>
           </w:p>
         </w:tc>
@@ -438,7 +438,7 @@
                 <w:rFonts w:ascii="TimeNewRoman" w:hAnsi="TimeNewRoman"/>
                 <w:sz w:val="30"/>
               </w:rPr>
-              <w:t>272×4=</w:t>
+              <w:t>985×6=</w:t>
             </w:r>
           </w:p>
         </w:tc>
@@ -455,7 +455,7 @@
                 <w:rFonts w:ascii="TimeNewRoman" w:hAnsi="TimeNewRoman"/>
                 <w:sz w:val="30"/>
               </w:rPr>
-              <w:t>117×7=</w:t>
+              <w:t>216×3=</w:t>
             </w:r>
           </w:p>
         </w:tc>
@@ -472,7 +472,7 @@
                 <w:rFonts w:ascii="TimeNewRoman" w:hAnsi="TimeNewRoman"/>
                 <w:sz w:val="30"/>
               </w:rPr>
-              <w:t>936×3=</w:t>
+              <w:t>165×4=</w:t>
             </w:r>
           </w:p>
         </w:tc>
@@ -489,7 +489,7 @@
                 <w:rFonts w:ascii="TimeNewRoman" w:hAnsi="TimeNewRoman"/>
                 <w:sz w:val="30"/>
               </w:rPr>
-              <w:t>739×9=</w:t>
+              <w:t>969×8=</w:t>
             </w:r>
           </w:p>
         </w:tc>
@@ -506,7 +506,7 @@
                 <w:rFonts w:ascii="TimeNewRoman" w:hAnsi="TimeNewRoman"/>
                 <w:sz w:val="30"/>
               </w:rPr>
-              <w:t>711×9=</w:t>
+              <w:t>683×2=</w:t>
             </w:r>
           </w:p>
         </w:tc>
@@ -653,7 +653,7 @@
                 <w:rFonts w:ascii="TimeNewRoman" w:hAnsi="TimeNewRoman"/>
                 <w:sz w:val="30"/>
               </w:rPr>
-              <w:t>651×9=</w:t>
+              <w:t>156×7=</w:t>
             </w:r>
           </w:p>
         </w:tc>
@@ -670,7 +670,7 @@
                 <w:rFonts w:ascii="TimeNewRoman" w:hAnsi="TimeNewRoman"/>
                 <w:sz w:val="30"/>
               </w:rPr>
-              <w:t>840×2=</w:t>
+              <w:t>582×7=</w:t>
             </w:r>
           </w:p>
         </w:tc>
@@ -687,7 +687,7 @@
                 <w:rFonts w:ascii="TimeNewRoman" w:hAnsi="TimeNewRoman"/>
                 <w:sz w:val="30"/>
               </w:rPr>
-              <w:t>952×2=</w:t>
+              <w:t>207×9=</w:t>
             </w:r>
           </w:p>
         </w:tc>
@@ -704,7 +704,7 @@
                 <w:rFonts w:ascii="TimeNewRoman" w:hAnsi="TimeNewRoman"/>
                 <w:sz w:val="30"/>
               </w:rPr>
-              <w:t>967×5=</w:t>
+              <w:t>546×2=</w:t>
             </w:r>
           </w:p>
         </w:tc>
@@ -721,7 +721,7 @@
                 <w:rFonts w:ascii="TimeNewRoman" w:hAnsi="TimeNewRoman"/>
                 <w:sz w:val="30"/>
               </w:rPr>
-              <w:t>719×4=</w:t>
+              <w:t>115×5=</w:t>
             </w:r>
           </w:p>
         </w:tc>
@@ -868,7 +868,7 @@
                 <w:rFonts w:ascii="TimeNewRoman" w:hAnsi="TimeNewRoman"/>
                 <w:sz w:val="30"/>
               </w:rPr>
-              <w:t>524×6=</w:t>
+              <w:t>784×5=</w:t>
             </w:r>
           </w:p>
         </w:tc>
@@ -885,7 +885,7 @@
                 <w:rFonts w:ascii="TimeNewRoman" w:hAnsi="TimeNewRoman"/>
                 <w:sz w:val="30"/>
               </w:rPr>
-              <w:t>717×8=</w:t>
+              <w:t>279×3=</w:t>
             </w:r>
           </w:p>
         </w:tc>
@@ -902,7 +902,7 @@
                 <w:rFonts w:ascii="TimeNewRoman" w:hAnsi="TimeNewRoman"/>
                 <w:sz w:val="30"/>
               </w:rPr>
-              <w:t>695×4=</w:t>
+              <w:t>806×8=</w:t>
             </w:r>
           </w:p>
         </w:tc>
@@ -919,7 +919,7 @@
                 <w:rFonts w:ascii="TimeNewRoman" w:hAnsi="TimeNewRoman"/>
                 <w:sz w:val="30"/>
               </w:rPr>
-              <w:t>586×9=</w:t>
+              <w:t>101×9=</w:t>
             </w:r>
           </w:p>
         </w:tc>
@@ -936,7 +936,7 @@
                 <w:rFonts w:ascii="TimeNewRoman" w:hAnsi="TimeNewRoman"/>
                 <w:sz w:val="30"/>
               </w:rPr>
-              <w:t>403×4=</w:t>
+              <w:t>738×4=</w:t>
             </w:r>
           </w:p>
         </w:tc>

--- a/three-digit_number_multiplied_by_one-digit_number.docx
+++ b/three-digit_number_multiplied_by_one-digit_number.docx
@@ -11,7 +11,7 @@
           <w:rFonts w:ascii="Arial" w:hAnsi="Arial"/>
           <w:sz w:val="30"/>
         </w:rPr>
-        <w:t>2026-10-21 Wednesday</w:t>
+        <w:t>2026-10-22 Thursday</w:t>
       </w:r>
     </w:p>
     <w:tbl>
@@ -40,7 +40,7 @@
                 <w:rFonts w:ascii="TimeNewRoman" w:hAnsi="TimeNewRoman"/>
                 <w:sz w:val="30"/>
               </w:rPr>
-              <w:t>109×9=</w:t>
+              <w:t>161×2=</w:t>
             </w:r>
           </w:p>
         </w:tc>
@@ -57,7 +57,7 @@
                 <w:rFonts w:ascii="TimeNewRoman" w:hAnsi="TimeNewRoman"/>
                 <w:sz w:val="30"/>
               </w:rPr>
-              <w:t>737×4=</w:t>
+              <w:t>138×4=</w:t>
             </w:r>
           </w:p>
         </w:tc>
@@ -74,7 +74,7 @@
                 <w:rFonts w:ascii="TimeNewRoman" w:hAnsi="TimeNewRoman"/>
                 <w:sz w:val="30"/>
               </w:rPr>
-              <w:t>660×4=</w:t>
+              <w:t>333×8=</w:t>
             </w:r>
           </w:p>
         </w:tc>
@@ -91,7 +91,7 @@
                 <w:rFonts w:ascii="TimeNewRoman" w:hAnsi="TimeNewRoman"/>
                 <w:sz w:val="30"/>
               </w:rPr>
-              <w:t>218×6=</w:t>
+              <w:t>841×3=</w:t>
             </w:r>
           </w:p>
         </w:tc>
@@ -108,7 +108,7 @@
                 <w:rFonts w:ascii="TimeNewRoman" w:hAnsi="TimeNewRoman"/>
                 <w:sz w:val="30"/>
               </w:rPr>
-              <w:t>173×2=</w:t>
+              <w:t>182×5=</w:t>
             </w:r>
           </w:p>
         </w:tc>
@@ -223,7 +223,7 @@
                 <w:rFonts w:ascii="TimeNewRoman" w:hAnsi="TimeNewRoman"/>
                 <w:sz w:val="30"/>
               </w:rPr>
-              <w:t>112×6=</w:t>
+              <w:t>625×2=</w:t>
             </w:r>
           </w:p>
         </w:tc>
@@ -240,7 +240,7 @@
                 <w:rFonts w:ascii="TimeNewRoman" w:hAnsi="TimeNewRoman"/>
                 <w:sz w:val="30"/>
               </w:rPr>
-              <w:t>114×4=</w:t>
+              <w:t>749×8=</w:t>
             </w:r>
           </w:p>
         </w:tc>
@@ -257,7 +257,7 @@
                 <w:rFonts w:ascii="TimeNewRoman" w:hAnsi="TimeNewRoman"/>
                 <w:sz w:val="30"/>
               </w:rPr>
-              <w:t>430×2=</w:t>
+              <w:t>154×2=</w:t>
             </w:r>
           </w:p>
         </w:tc>
@@ -274,7 +274,7 @@
                 <w:rFonts w:ascii="TimeNewRoman" w:hAnsi="TimeNewRoman"/>
                 <w:sz w:val="30"/>
               </w:rPr>
-              <w:t>368×6=</w:t>
+              <w:t>578×9=</w:t>
             </w:r>
           </w:p>
         </w:tc>
@@ -291,7 +291,7 @@
                 <w:rFonts w:ascii="TimeNewRoman" w:hAnsi="TimeNewRoman"/>
                 <w:sz w:val="30"/>
               </w:rPr>
-              <w:t>922×9=</w:t>
+              <w:t>766×6=</w:t>
             </w:r>
           </w:p>
         </w:tc>
@@ -438,7 +438,7 @@
                 <w:rFonts w:ascii="TimeNewRoman" w:hAnsi="TimeNewRoman"/>
                 <w:sz w:val="30"/>
               </w:rPr>
-              <w:t>985×6=</w:t>
+              <w:t>940×8=</w:t>
             </w:r>
           </w:p>
         </w:tc>
@@ -455,7 +455,7 @@
                 <w:rFonts w:ascii="TimeNewRoman" w:hAnsi="TimeNewRoman"/>
                 <w:sz w:val="30"/>
               </w:rPr>
-              <w:t>216×3=</w:t>
+              <w:t>274×3=</w:t>
             </w:r>
           </w:p>
         </w:tc>
@@ -472,7 +472,7 @@
                 <w:rFonts w:ascii="TimeNewRoman" w:hAnsi="TimeNewRoman"/>
                 <w:sz w:val="30"/>
               </w:rPr>
-              <w:t>165×4=</w:t>
+              <w:t>805×5=</w:t>
             </w:r>
           </w:p>
         </w:tc>
@@ -489,7 +489,7 @@
                 <w:rFonts w:ascii="TimeNewRoman" w:hAnsi="TimeNewRoman"/>
                 <w:sz w:val="30"/>
               </w:rPr>
-              <w:t>969×8=</w:t>
+              <w:t>772×2=</w:t>
             </w:r>
           </w:p>
         </w:tc>
@@ -506,7 +506,7 @@
                 <w:rFonts w:ascii="TimeNewRoman" w:hAnsi="TimeNewRoman"/>
                 <w:sz w:val="30"/>
               </w:rPr>
-              <w:t>683×2=</w:t>
+              <w:t>219×5=</w:t>
             </w:r>
           </w:p>
         </w:tc>
@@ -653,7 +653,7 @@
                 <w:rFonts w:ascii="TimeNewRoman" w:hAnsi="TimeNewRoman"/>
                 <w:sz w:val="30"/>
               </w:rPr>
-              <w:t>156×7=</w:t>
+              <w:t>505×6=</w:t>
             </w:r>
           </w:p>
         </w:tc>
@@ -670,7 +670,7 @@
                 <w:rFonts w:ascii="TimeNewRoman" w:hAnsi="TimeNewRoman"/>
                 <w:sz w:val="30"/>
               </w:rPr>
-              <w:t>582×7=</w:t>
+              <w:t>733×4=</w:t>
             </w:r>
           </w:p>
         </w:tc>
@@ -687,7 +687,7 @@
                 <w:rFonts w:ascii="TimeNewRoman" w:hAnsi="TimeNewRoman"/>
                 <w:sz w:val="30"/>
               </w:rPr>
-              <w:t>207×9=</w:t>
+              <w:t>835×4=</w:t>
             </w:r>
           </w:p>
         </w:tc>
@@ -704,7 +704,7 @@
                 <w:rFonts w:ascii="TimeNewRoman" w:hAnsi="TimeNewRoman"/>
                 <w:sz w:val="30"/>
               </w:rPr>
-              <w:t>546×2=</w:t>
+              <w:t>937×6=</w:t>
             </w:r>
           </w:p>
         </w:tc>
@@ -721,7 +721,7 @@
                 <w:rFonts w:ascii="TimeNewRoman" w:hAnsi="TimeNewRoman"/>
                 <w:sz w:val="30"/>
               </w:rPr>
-              <w:t>115×5=</w:t>
+              <w:t>347×8=</w:t>
             </w:r>
           </w:p>
         </w:tc>
@@ -868,7 +868,7 @@
                 <w:rFonts w:ascii="TimeNewRoman" w:hAnsi="TimeNewRoman"/>
                 <w:sz w:val="30"/>
               </w:rPr>
-              <w:t>784×5=</w:t>
+              <w:t>289×3=</w:t>
             </w:r>
           </w:p>
         </w:tc>
@@ -885,7 +885,7 @@
                 <w:rFonts w:ascii="TimeNewRoman" w:hAnsi="TimeNewRoman"/>
                 <w:sz w:val="30"/>
               </w:rPr>
-              <w:t>279×3=</w:t>
+              <w:t>529×8=</w:t>
             </w:r>
           </w:p>
         </w:tc>
@@ -902,7 +902,7 @@
                 <w:rFonts w:ascii="TimeNewRoman" w:hAnsi="TimeNewRoman"/>
                 <w:sz w:val="30"/>
               </w:rPr>
-              <w:t>806×8=</w:t>
+              <w:t>497×7=</w:t>
             </w:r>
           </w:p>
         </w:tc>
@@ -919,7 +919,7 @@
                 <w:rFonts w:ascii="TimeNewRoman" w:hAnsi="TimeNewRoman"/>
                 <w:sz w:val="30"/>
               </w:rPr>
-              <w:t>101×9=</w:t>
+              <w:t>172×2=</w:t>
             </w:r>
           </w:p>
         </w:tc>
@@ -936,7 +936,7 @@
                 <w:rFonts w:ascii="TimeNewRoman" w:hAnsi="TimeNewRoman"/>
                 <w:sz w:val="30"/>
               </w:rPr>
-              <w:t>738×4=</w:t>
+              <w:t>365×9=</w:t>
             </w:r>
           </w:p>
         </w:tc>

--- a/three-digit_number_multiplied_by_one-digit_number.docx
+++ b/three-digit_number_multiplied_by_one-digit_number.docx
@@ -40,7 +40,7 @@
                 <w:rFonts w:ascii="TimeNewRoman" w:hAnsi="TimeNewRoman"/>
                 <w:sz w:val="30"/>
               </w:rPr>
-              <w:t>161×2=</w:t>
+              <w:t>668×5=</w:t>
             </w:r>
           </w:p>
         </w:tc>
@@ -57,7 +57,7 @@
                 <w:rFonts w:ascii="TimeNewRoman" w:hAnsi="TimeNewRoman"/>
                 <w:sz w:val="30"/>
               </w:rPr>
-              <w:t>138×4=</w:t>
+              <w:t>938×2=</w:t>
             </w:r>
           </w:p>
         </w:tc>
@@ -74,7 +74,7 @@
                 <w:rFonts w:ascii="TimeNewRoman" w:hAnsi="TimeNewRoman"/>
                 <w:sz w:val="30"/>
               </w:rPr>
-              <w:t>333×8=</w:t>
+              <w:t>955×4=</w:t>
             </w:r>
           </w:p>
         </w:tc>
@@ -91,7 +91,7 @@
                 <w:rFonts w:ascii="TimeNewRoman" w:hAnsi="TimeNewRoman"/>
                 <w:sz w:val="30"/>
               </w:rPr>
-              <w:t>841×3=</w:t>
+              <w:t>400×4=</w:t>
             </w:r>
           </w:p>
         </w:tc>
@@ -108,7 +108,7 @@
                 <w:rFonts w:ascii="TimeNewRoman" w:hAnsi="TimeNewRoman"/>
                 <w:sz w:val="30"/>
               </w:rPr>
-              <w:t>182×5=</w:t>
+              <w:t>428×3=</w:t>
             </w:r>
           </w:p>
         </w:tc>
@@ -223,7 +223,7 @@
                 <w:rFonts w:ascii="TimeNewRoman" w:hAnsi="TimeNewRoman"/>
                 <w:sz w:val="30"/>
               </w:rPr>
-              <w:t>625×2=</w:t>
+              <w:t>733×2=</w:t>
             </w:r>
           </w:p>
         </w:tc>
@@ -240,7 +240,7 @@
                 <w:rFonts w:ascii="TimeNewRoman" w:hAnsi="TimeNewRoman"/>
                 <w:sz w:val="30"/>
               </w:rPr>
-              <w:t>749×8=</w:t>
+              <w:t>224×8=</w:t>
             </w:r>
           </w:p>
         </w:tc>
@@ -257,7 +257,7 @@
                 <w:rFonts w:ascii="TimeNewRoman" w:hAnsi="TimeNewRoman"/>
                 <w:sz w:val="30"/>
               </w:rPr>
-              <w:t>154×2=</w:t>
+              <w:t>377×5=</w:t>
             </w:r>
           </w:p>
         </w:tc>
@@ -274,7 +274,7 @@
                 <w:rFonts w:ascii="TimeNewRoman" w:hAnsi="TimeNewRoman"/>
                 <w:sz w:val="30"/>
               </w:rPr>
-              <w:t>578×9=</w:t>
+              <w:t>317×9=</w:t>
             </w:r>
           </w:p>
         </w:tc>
@@ -291,7 +291,7 @@
                 <w:rFonts w:ascii="TimeNewRoman" w:hAnsi="TimeNewRoman"/>
                 <w:sz w:val="30"/>
               </w:rPr>
-              <w:t>766×6=</w:t>
+              <w:t>273×3=</w:t>
             </w:r>
           </w:p>
         </w:tc>
@@ -438,7 +438,7 @@
                 <w:rFonts w:ascii="TimeNewRoman" w:hAnsi="TimeNewRoman"/>
                 <w:sz w:val="30"/>
               </w:rPr>
-              <w:t>940×8=</w:t>
+              <w:t>150×6=</w:t>
             </w:r>
           </w:p>
         </w:tc>
@@ -455,7 +455,7 @@
                 <w:rFonts w:ascii="TimeNewRoman" w:hAnsi="TimeNewRoman"/>
                 <w:sz w:val="30"/>
               </w:rPr>
-              <w:t>274×3=</w:t>
+              <w:t>790×9=</w:t>
             </w:r>
           </w:p>
         </w:tc>
@@ -472,7 +472,7 @@
                 <w:rFonts w:ascii="TimeNewRoman" w:hAnsi="TimeNewRoman"/>
                 <w:sz w:val="30"/>
               </w:rPr>
-              <w:t>805×5=</w:t>
+              <w:t>369×5=</w:t>
             </w:r>
           </w:p>
         </w:tc>
@@ -489,7 +489,7 @@
                 <w:rFonts w:ascii="TimeNewRoman" w:hAnsi="TimeNewRoman"/>
                 <w:sz w:val="30"/>
               </w:rPr>
-              <w:t>772×2=</w:t>
+              <w:t>659×3=</w:t>
             </w:r>
           </w:p>
         </w:tc>
@@ -506,7 +506,7 @@
                 <w:rFonts w:ascii="TimeNewRoman" w:hAnsi="TimeNewRoman"/>
                 <w:sz w:val="30"/>
               </w:rPr>
-              <w:t>219×5=</w:t>
+              <w:t>306×7=</w:t>
             </w:r>
           </w:p>
         </w:tc>
@@ -653,7 +653,7 @@
                 <w:rFonts w:ascii="TimeNewRoman" w:hAnsi="TimeNewRoman"/>
                 <w:sz w:val="30"/>
               </w:rPr>
-              <w:t>505×6=</w:t>
+              <w:t>696×9=</w:t>
             </w:r>
           </w:p>
         </w:tc>
@@ -670,7 +670,7 @@
                 <w:rFonts w:ascii="TimeNewRoman" w:hAnsi="TimeNewRoman"/>
                 <w:sz w:val="30"/>
               </w:rPr>
-              <w:t>733×4=</w:t>
+              <w:t>573×4=</w:t>
             </w:r>
           </w:p>
         </w:tc>
@@ -687,7 +687,7 @@
                 <w:rFonts w:ascii="TimeNewRoman" w:hAnsi="TimeNewRoman"/>
                 <w:sz w:val="30"/>
               </w:rPr>
-              <w:t>835×4=</w:t>
+              <w:t>799×6=</w:t>
             </w:r>
           </w:p>
         </w:tc>
@@ -704,7 +704,7 @@
                 <w:rFonts w:ascii="TimeNewRoman" w:hAnsi="TimeNewRoman"/>
                 <w:sz w:val="30"/>
               </w:rPr>
-              <w:t>937×6=</w:t>
+              <w:t>690×6=</w:t>
             </w:r>
           </w:p>
         </w:tc>
@@ -721,7 +721,7 @@
                 <w:rFonts w:ascii="TimeNewRoman" w:hAnsi="TimeNewRoman"/>
                 <w:sz w:val="30"/>
               </w:rPr>
-              <w:t>347×8=</w:t>
+              <w:t>212×4=</w:t>
             </w:r>
           </w:p>
         </w:tc>
@@ -868,7 +868,7 @@
                 <w:rFonts w:ascii="TimeNewRoman" w:hAnsi="TimeNewRoman"/>
                 <w:sz w:val="30"/>
               </w:rPr>
-              <w:t>289×3=</w:t>
+              <w:t>659×9=</w:t>
             </w:r>
           </w:p>
         </w:tc>
@@ -885,7 +885,7 @@
                 <w:rFonts w:ascii="TimeNewRoman" w:hAnsi="TimeNewRoman"/>
                 <w:sz w:val="30"/>
               </w:rPr>
-              <w:t>529×8=</w:t>
+              <w:t>837×8=</w:t>
             </w:r>
           </w:p>
         </w:tc>
@@ -902,7 +902,7 @@
                 <w:rFonts w:ascii="TimeNewRoman" w:hAnsi="TimeNewRoman"/>
                 <w:sz w:val="30"/>
               </w:rPr>
-              <w:t>497×7=</w:t>
+              <w:t>352×9=</w:t>
             </w:r>
           </w:p>
         </w:tc>
@@ -919,7 +919,7 @@
                 <w:rFonts w:ascii="TimeNewRoman" w:hAnsi="TimeNewRoman"/>
                 <w:sz w:val="30"/>
               </w:rPr>
-              <w:t>172×2=</w:t>
+              <w:t>926×4=</w:t>
             </w:r>
           </w:p>
         </w:tc>
@@ -936,7 +936,7 @@
                 <w:rFonts w:ascii="TimeNewRoman" w:hAnsi="TimeNewRoman"/>
                 <w:sz w:val="30"/>
               </w:rPr>
-              <w:t>365×9=</w:t>
+              <w:t>921×9=</w:t>
             </w:r>
           </w:p>
         </w:tc>

--- a/three-digit_number_multiplied_by_one-digit_number.docx
+++ b/three-digit_number_multiplied_by_one-digit_number.docx
@@ -11,7 +11,7 @@
           <w:rFonts w:ascii="Arial" w:hAnsi="Arial"/>
           <w:sz w:val="30"/>
         </w:rPr>
-        <w:t>2026-10-22 Thursday</w:t>
+        <w:t>2026-10-23 Friday</w:t>
       </w:r>
     </w:p>
     <w:tbl>
@@ -40,7 +40,7 @@
                 <w:rFonts w:ascii="TimeNewRoman" w:hAnsi="TimeNewRoman"/>
                 <w:sz w:val="30"/>
               </w:rPr>
-              <w:t>668×5=</w:t>
+              <w:t>551×7=</w:t>
             </w:r>
           </w:p>
         </w:tc>
@@ -57,7 +57,7 @@
                 <w:rFonts w:ascii="TimeNewRoman" w:hAnsi="TimeNewRoman"/>
                 <w:sz w:val="30"/>
               </w:rPr>
-              <w:t>938×2=</w:t>
+              <w:t>336×5=</w:t>
             </w:r>
           </w:p>
         </w:tc>
@@ -74,7 +74,7 @@
                 <w:rFonts w:ascii="TimeNewRoman" w:hAnsi="TimeNewRoman"/>
                 <w:sz w:val="30"/>
               </w:rPr>
-              <w:t>955×4=</w:t>
+              <w:t>505×9=</w:t>
             </w:r>
           </w:p>
         </w:tc>
@@ -91,7 +91,7 @@
                 <w:rFonts w:ascii="TimeNewRoman" w:hAnsi="TimeNewRoman"/>
                 <w:sz w:val="30"/>
               </w:rPr>
-              <w:t>400×4=</w:t>
+              <w:t>307×8=</w:t>
             </w:r>
           </w:p>
         </w:tc>
@@ -108,7 +108,7 @@
                 <w:rFonts w:ascii="TimeNewRoman" w:hAnsi="TimeNewRoman"/>
                 <w:sz w:val="30"/>
               </w:rPr>
-              <w:t>428×3=</w:t>
+              <w:t>994×2=</w:t>
             </w:r>
           </w:p>
         </w:tc>
@@ -223,7 +223,7 @@
                 <w:rFonts w:ascii="TimeNewRoman" w:hAnsi="TimeNewRoman"/>
                 <w:sz w:val="30"/>
               </w:rPr>
-              <w:t>733×2=</w:t>
+              <w:t>387×4=</w:t>
             </w:r>
           </w:p>
         </w:tc>
@@ -240,7 +240,7 @@
                 <w:rFonts w:ascii="TimeNewRoman" w:hAnsi="TimeNewRoman"/>
                 <w:sz w:val="30"/>
               </w:rPr>
-              <w:t>224×8=</w:t>
+              <w:t>317×4=</w:t>
             </w:r>
           </w:p>
         </w:tc>
@@ -257,7 +257,7 @@
                 <w:rFonts w:ascii="TimeNewRoman" w:hAnsi="TimeNewRoman"/>
                 <w:sz w:val="30"/>
               </w:rPr>
-              <w:t>377×5=</w:t>
+              <w:t>734×6=</w:t>
             </w:r>
           </w:p>
         </w:tc>
@@ -274,7 +274,7 @@
                 <w:rFonts w:ascii="TimeNewRoman" w:hAnsi="TimeNewRoman"/>
                 <w:sz w:val="30"/>
               </w:rPr>
-              <w:t>317×9=</w:t>
+              <w:t>522×7=</w:t>
             </w:r>
           </w:p>
         </w:tc>
@@ -291,7 +291,7 @@
                 <w:rFonts w:ascii="TimeNewRoman" w:hAnsi="TimeNewRoman"/>
                 <w:sz w:val="30"/>
               </w:rPr>
-              <w:t>273×3=</w:t>
+              <w:t>174×3=</w:t>
             </w:r>
           </w:p>
         </w:tc>
@@ -438,7 +438,7 @@
                 <w:rFonts w:ascii="TimeNewRoman" w:hAnsi="TimeNewRoman"/>
                 <w:sz w:val="30"/>
               </w:rPr>
-              <w:t>150×6=</w:t>
+              <w:t>480×4=</w:t>
             </w:r>
           </w:p>
         </w:tc>
@@ -455,7 +455,7 @@
                 <w:rFonts w:ascii="TimeNewRoman" w:hAnsi="TimeNewRoman"/>
                 <w:sz w:val="30"/>
               </w:rPr>
-              <w:t>790×9=</w:t>
+              <w:t>556×3=</w:t>
             </w:r>
           </w:p>
         </w:tc>
@@ -472,7 +472,7 @@
                 <w:rFonts w:ascii="TimeNewRoman" w:hAnsi="TimeNewRoman"/>
                 <w:sz w:val="30"/>
               </w:rPr>
-              <w:t>369×5=</w:t>
+              <w:t>857×6=</w:t>
             </w:r>
           </w:p>
         </w:tc>
@@ -489,7 +489,7 @@
                 <w:rFonts w:ascii="TimeNewRoman" w:hAnsi="TimeNewRoman"/>
                 <w:sz w:val="30"/>
               </w:rPr>
-              <w:t>659×3=</w:t>
+              <w:t>782×8=</w:t>
             </w:r>
           </w:p>
         </w:tc>
@@ -506,7 +506,7 @@
                 <w:rFonts w:ascii="TimeNewRoman" w:hAnsi="TimeNewRoman"/>
                 <w:sz w:val="30"/>
               </w:rPr>
-              <w:t>306×7=</w:t>
+              <w:t>472×9=</w:t>
             </w:r>
           </w:p>
         </w:tc>
@@ -653,7 +653,7 @@
                 <w:rFonts w:ascii="TimeNewRoman" w:hAnsi="TimeNewRoman"/>
                 <w:sz w:val="30"/>
               </w:rPr>
-              <w:t>696×9=</w:t>
+              <w:t>603×2=</w:t>
             </w:r>
           </w:p>
         </w:tc>
@@ -670,7 +670,7 @@
                 <w:rFonts w:ascii="TimeNewRoman" w:hAnsi="TimeNewRoman"/>
                 <w:sz w:val="30"/>
               </w:rPr>
-              <w:t>573×4=</w:t>
+              <w:t>727×2=</w:t>
             </w:r>
           </w:p>
         </w:tc>
@@ -687,7 +687,7 @@
                 <w:rFonts w:ascii="TimeNewRoman" w:hAnsi="TimeNewRoman"/>
                 <w:sz w:val="30"/>
               </w:rPr>
-              <w:t>799×6=</w:t>
+              <w:t>726×4=</w:t>
             </w:r>
           </w:p>
         </w:tc>
@@ -704,7 +704,7 @@
                 <w:rFonts w:ascii="TimeNewRoman" w:hAnsi="TimeNewRoman"/>
                 <w:sz w:val="30"/>
               </w:rPr>
-              <w:t>690×6=</w:t>
+              <w:t>628×8=</w:t>
             </w:r>
           </w:p>
         </w:tc>
@@ -721,7 +721,7 @@
                 <w:rFonts w:ascii="TimeNewRoman" w:hAnsi="TimeNewRoman"/>
                 <w:sz w:val="30"/>
               </w:rPr>
-              <w:t>212×4=</w:t>
+              <w:t>161×7=</w:t>
             </w:r>
           </w:p>
         </w:tc>
@@ -868,7 +868,7 @@
                 <w:rFonts w:ascii="TimeNewRoman" w:hAnsi="TimeNewRoman"/>
                 <w:sz w:val="30"/>
               </w:rPr>
-              <w:t>659×9=</w:t>
+              <w:t>219×5=</w:t>
             </w:r>
           </w:p>
         </w:tc>
@@ -885,7 +885,7 @@
                 <w:rFonts w:ascii="TimeNewRoman" w:hAnsi="TimeNewRoman"/>
                 <w:sz w:val="30"/>
               </w:rPr>
-              <w:t>837×8=</w:t>
+              <w:t>318×8=</w:t>
             </w:r>
           </w:p>
         </w:tc>
@@ -902,7 +902,7 @@
                 <w:rFonts w:ascii="TimeNewRoman" w:hAnsi="TimeNewRoman"/>
                 <w:sz w:val="30"/>
               </w:rPr>
-              <w:t>352×9=</w:t>
+              <w:t>271×5=</w:t>
             </w:r>
           </w:p>
         </w:tc>
@@ -919,7 +919,7 @@
                 <w:rFonts w:ascii="TimeNewRoman" w:hAnsi="TimeNewRoman"/>
                 <w:sz w:val="30"/>
               </w:rPr>
-              <w:t>926×4=</w:t>
+              <w:t>996×7=</w:t>
             </w:r>
           </w:p>
         </w:tc>
@@ -936,7 +936,7 @@
                 <w:rFonts w:ascii="TimeNewRoman" w:hAnsi="TimeNewRoman"/>
                 <w:sz w:val="30"/>
               </w:rPr>
-              <w:t>921×9=</w:t>
+              <w:t>199×4=</w:t>
             </w:r>
           </w:p>
         </w:tc>

--- a/three-digit_number_multiplied_by_one-digit_number.docx
+++ b/three-digit_number_multiplied_by_one-digit_number.docx
@@ -40,7 +40,7 @@
                 <w:rFonts w:ascii="TimeNewRoman" w:hAnsi="TimeNewRoman"/>
                 <w:sz w:val="30"/>
               </w:rPr>
-              <w:t>551×7=</w:t>
+              <w:t>696×7=</w:t>
             </w:r>
           </w:p>
         </w:tc>
@@ -57,7 +57,7 @@
                 <w:rFonts w:ascii="TimeNewRoman" w:hAnsi="TimeNewRoman"/>
                 <w:sz w:val="30"/>
               </w:rPr>
-              <w:t>336×5=</w:t>
+              <w:t>970×8=</w:t>
             </w:r>
           </w:p>
         </w:tc>
@@ -74,7 +74,7 @@
                 <w:rFonts w:ascii="TimeNewRoman" w:hAnsi="TimeNewRoman"/>
                 <w:sz w:val="30"/>
               </w:rPr>
-              <w:t>505×9=</w:t>
+              <w:t>269×5=</w:t>
             </w:r>
           </w:p>
         </w:tc>
@@ -91,7 +91,7 @@
                 <w:rFonts w:ascii="TimeNewRoman" w:hAnsi="TimeNewRoman"/>
                 <w:sz w:val="30"/>
               </w:rPr>
-              <w:t>307×8=</w:t>
+              <w:t>216×4=</w:t>
             </w:r>
           </w:p>
         </w:tc>
@@ -108,7 +108,7 @@
                 <w:rFonts w:ascii="TimeNewRoman" w:hAnsi="TimeNewRoman"/>
                 <w:sz w:val="30"/>
               </w:rPr>
-              <w:t>994×2=</w:t>
+              <w:t>685×7=</w:t>
             </w:r>
           </w:p>
         </w:tc>
@@ -223,7 +223,7 @@
                 <w:rFonts w:ascii="TimeNewRoman" w:hAnsi="TimeNewRoman"/>
                 <w:sz w:val="30"/>
               </w:rPr>
-              <w:t>387×4=</w:t>
+              <w:t>770×9=</w:t>
             </w:r>
           </w:p>
         </w:tc>
@@ -240,7 +240,7 @@
                 <w:rFonts w:ascii="TimeNewRoman" w:hAnsi="TimeNewRoman"/>
                 <w:sz w:val="30"/>
               </w:rPr>
-              <w:t>317×4=</w:t>
+              <w:t>128×6=</w:t>
             </w:r>
           </w:p>
         </w:tc>
@@ -257,7 +257,7 @@
                 <w:rFonts w:ascii="TimeNewRoman" w:hAnsi="TimeNewRoman"/>
                 <w:sz w:val="30"/>
               </w:rPr>
-              <w:t>734×6=</w:t>
+              <w:t>322×3=</w:t>
             </w:r>
           </w:p>
         </w:tc>
@@ -274,7 +274,7 @@
                 <w:rFonts w:ascii="TimeNewRoman" w:hAnsi="TimeNewRoman"/>
                 <w:sz w:val="30"/>
               </w:rPr>
-              <w:t>522×7=</w:t>
+              <w:t>978×3=</w:t>
             </w:r>
           </w:p>
         </w:tc>
@@ -291,7 +291,7 @@
                 <w:rFonts w:ascii="TimeNewRoman" w:hAnsi="TimeNewRoman"/>
                 <w:sz w:val="30"/>
               </w:rPr>
-              <w:t>174×3=</w:t>
+              <w:t>204×7=</w:t>
             </w:r>
           </w:p>
         </w:tc>
@@ -438,7 +438,7 @@
                 <w:rFonts w:ascii="TimeNewRoman" w:hAnsi="TimeNewRoman"/>
                 <w:sz w:val="30"/>
               </w:rPr>
-              <w:t>480×4=</w:t>
+              <w:t>710×3=</w:t>
             </w:r>
           </w:p>
         </w:tc>
@@ -455,7 +455,7 @@
                 <w:rFonts w:ascii="TimeNewRoman" w:hAnsi="TimeNewRoman"/>
                 <w:sz w:val="30"/>
               </w:rPr>
-              <w:t>556×3=</w:t>
+              <w:t>123×7=</w:t>
             </w:r>
           </w:p>
         </w:tc>
@@ -472,7 +472,7 @@
                 <w:rFonts w:ascii="TimeNewRoman" w:hAnsi="TimeNewRoman"/>
                 <w:sz w:val="30"/>
               </w:rPr>
-              <w:t>857×6=</w:t>
+              <w:t>368×2=</w:t>
             </w:r>
           </w:p>
         </w:tc>
@@ -489,7 +489,7 @@
                 <w:rFonts w:ascii="TimeNewRoman" w:hAnsi="TimeNewRoman"/>
                 <w:sz w:val="30"/>
               </w:rPr>
-              <w:t>782×8=</w:t>
+              <w:t>714×3=</w:t>
             </w:r>
           </w:p>
         </w:tc>
@@ -506,7 +506,7 @@
                 <w:rFonts w:ascii="TimeNewRoman" w:hAnsi="TimeNewRoman"/>
                 <w:sz w:val="30"/>
               </w:rPr>
-              <w:t>472×9=</w:t>
+              <w:t>193×5=</w:t>
             </w:r>
           </w:p>
         </w:tc>
@@ -653,7 +653,7 @@
                 <w:rFonts w:ascii="TimeNewRoman" w:hAnsi="TimeNewRoman"/>
                 <w:sz w:val="30"/>
               </w:rPr>
-              <w:t>603×2=</w:t>
+              <w:t>448×7=</w:t>
             </w:r>
           </w:p>
         </w:tc>
@@ -670,7 +670,7 @@
                 <w:rFonts w:ascii="TimeNewRoman" w:hAnsi="TimeNewRoman"/>
                 <w:sz w:val="30"/>
               </w:rPr>
-              <w:t>727×2=</w:t>
+              <w:t>505×5=</w:t>
             </w:r>
           </w:p>
         </w:tc>
@@ -687,7 +687,7 @@
                 <w:rFonts w:ascii="TimeNewRoman" w:hAnsi="TimeNewRoman"/>
                 <w:sz w:val="30"/>
               </w:rPr>
-              <w:t>726×4=</w:t>
+              <w:t>790×7=</w:t>
             </w:r>
           </w:p>
         </w:tc>
@@ -704,7 +704,7 @@
                 <w:rFonts w:ascii="TimeNewRoman" w:hAnsi="TimeNewRoman"/>
                 <w:sz w:val="30"/>
               </w:rPr>
-              <w:t>628×8=</w:t>
+              <w:t>895×7=</w:t>
             </w:r>
           </w:p>
         </w:tc>
@@ -721,7 +721,7 @@
                 <w:rFonts w:ascii="TimeNewRoman" w:hAnsi="TimeNewRoman"/>
                 <w:sz w:val="30"/>
               </w:rPr>
-              <w:t>161×7=</w:t>
+              <w:t>661×7=</w:t>
             </w:r>
           </w:p>
         </w:tc>
@@ -868,7 +868,7 @@
                 <w:rFonts w:ascii="TimeNewRoman" w:hAnsi="TimeNewRoman"/>
                 <w:sz w:val="30"/>
               </w:rPr>
-              <w:t>219×5=</w:t>
+              <w:t>129×8=</w:t>
             </w:r>
           </w:p>
         </w:tc>
@@ -885,7 +885,7 @@
                 <w:rFonts w:ascii="TimeNewRoman" w:hAnsi="TimeNewRoman"/>
                 <w:sz w:val="30"/>
               </w:rPr>
-              <w:t>318×8=</w:t>
+              <w:t>555×3=</w:t>
             </w:r>
           </w:p>
         </w:tc>
@@ -902,7 +902,7 @@
                 <w:rFonts w:ascii="TimeNewRoman" w:hAnsi="TimeNewRoman"/>
                 <w:sz w:val="30"/>
               </w:rPr>
-              <w:t>271×5=</w:t>
+              <w:t>838×6=</w:t>
             </w:r>
           </w:p>
         </w:tc>
@@ -919,7 +919,7 @@
                 <w:rFonts w:ascii="TimeNewRoman" w:hAnsi="TimeNewRoman"/>
                 <w:sz w:val="30"/>
               </w:rPr>
-              <w:t>996×7=</w:t>
+              <w:t>751×3=</w:t>
             </w:r>
           </w:p>
         </w:tc>
@@ -936,7 +936,7 @@
                 <w:rFonts w:ascii="TimeNewRoman" w:hAnsi="TimeNewRoman"/>
                 <w:sz w:val="30"/>
               </w:rPr>
-              <w:t>199×4=</w:t>
+              <w:t>288×6=</w:t>
             </w:r>
           </w:p>
         </w:tc>

--- a/three-digit_number_multiplied_by_one-digit_number.docx
+++ b/three-digit_number_multiplied_by_one-digit_number.docx
@@ -11,7 +11,7 @@
           <w:rFonts w:ascii="Arial" w:hAnsi="Arial"/>
           <w:sz w:val="30"/>
         </w:rPr>
-        <w:t>2026-10-23 Friday</w:t>
+        <w:t>2026-10-24 Saturday</w:t>
       </w:r>
     </w:p>
     <w:tbl>
@@ -40,7 +40,7 @@
                 <w:rFonts w:ascii="TimeNewRoman" w:hAnsi="TimeNewRoman"/>
                 <w:sz w:val="30"/>
               </w:rPr>
-              <w:t>696×7=</w:t>
+              <w:t>200×5=</w:t>
             </w:r>
           </w:p>
         </w:tc>
@@ -57,7 +57,7 @@
                 <w:rFonts w:ascii="TimeNewRoman" w:hAnsi="TimeNewRoman"/>
                 <w:sz w:val="30"/>
               </w:rPr>
-              <w:t>970×8=</w:t>
+              <w:t>473×9=</w:t>
             </w:r>
           </w:p>
         </w:tc>
@@ -74,7 +74,7 @@
                 <w:rFonts w:ascii="TimeNewRoman" w:hAnsi="TimeNewRoman"/>
                 <w:sz w:val="30"/>
               </w:rPr>
-              <w:t>269×5=</w:t>
+              <w:t>792×5=</w:t>
             </w:r>
           </w:p>
         </w:tc>
@@ -91,7 +91,7 @@
                 <w:rFonts w:ascii="TimeNewRoman" w:hAnsi="TimeNewRoman"/>
                 <w:sz w:val="30"/>
               </w:rPr>
-              <w:t>216×4=</w:t>
+              <w:t>594×3=</w:t>
             </w:r>
           </w:p>
         </w:tc>
@@ -108,7 +108,7 @@
                 <w:rFonts w:ascii="TimeNewRoman" w:hAnsi="TimeNewRoman"/>
                 <w:sz w:val="30"/>
               </w:rPr>
-              <w:t>685×7=</w:t>
+              <w:t>258×3=</w:t>
             </w:r>
           </w:p>
         </w:tc>
@@ -223,7 +223,7 @@
                 <w:rFonts w:ascii="TimeNewRoman" w:hAnsi="TimeNewRoman"/>
                 <w:sz w:val="30"/>
               </w:rPr>
-              <w:t>770×9=</w:t>
+              <w:t>127×2=</w:t>
             </w:r>
           </w:p>
         </w:tc>
@@ -240,7 +240,7 @@
                 <w:rFonts w:ascii="TimeNewRoman" w:hAnsi="TimeNewRoman"/>
                 <w:sz w:val="30"/>
               </w:rPr>
-              <w:t>128×6=</w:t>
+              <w:t>552×3=</w:t>
             </w:r>
           </w:p>
         </w:tc>
@@ -257,7 +257,7 @@
                 <w:rFonts w:ascii="TimeNewRoman" w:hAnsi="TimeNewRoman"/>
                 <w:sz w:val="30"/>
               </w:rPr>
-              <w:t>322×3=</w:t>
+              <w:t>505×5=</w:t>
             </w:r>
           </w:p>
         </w:tc>
@@ -274,7 +274,7 @@
                 <w:rFonts w:ascii="TimeNewRoman" w:hAnsi="TimeNewRoman"/>
                 <w:sz w:val="30"/>
               </w:rPr>
-              <w:t>978×3=</w:t>
+              <w:t>162×4=</w:t>
             </w:r>
           </w:p>
         </w:tc>
@@ -291,7 +291,7 @@
                 <w:rFonts w:ascii="TimeNewRoman" w:hAnsi="TimeNewRoman"/>
                 <w:sz w:val="30"/>
               </w:rPr>
-              <w:t>204×7=</w:t>
+              <w:t>734×4=</w:t>
             </w:r>
           </w:p>
         </w:tc>
@@ -438,7 +438,7 @@
                 <w:rFonts w:ascii="TimeNewRoman" w:hAnsi="TimeNewRoman"/>
                 <w:sz w:val="30"/>
               </w:rPr>
-              <w:t>710×3=</w:t>
+              <w:t>607×7=</w:t>
             </w:r>
           </w:p>
         </w:tc>
@@ -455,7 +455,7 @@
                 <w:rFonts w:ascii="TimeNewRoman" w:hAnsi="TimeNewRoman"/>
                 <w:sz w:val="30"/>
               </w:rPr>
-              <w:t>123×7=</w:t>
+              <w:t>198×5=</w:t>
             </w:r>
           </w:p>
         </w:tc>
@@ -472,7 +472,7 @@
                 <w:rFonts w:ascii="TimeNewRoman" w:hAnsi="TimeNewRoman"/>
                 <w:sz w:val="30"/>
               </w:rPr>
-              <w:t>368×2=</w:t>
+              <w:t>395×6=</w:t>
             </w:r>
           </w:p>
         </w:tc>
@@ -489,7 +489,7 @@
                 <w:rFonts w:ascii="TimeNewRoman" w:hAnsi="TimeNewRoman"/>
                 <w:sz w:val="30"/>
               </w:rPr>
-              <w:t>714×3=</w:t>
+              <w:t>103×2=</w:t>
             </w:r>
           </w:p>
         </w:tc>
@@ -506,7 +506,7 @@
                 <w:rFonts w:ascii="TimeNewRoman" w:hAnsi="TimeNewRoman"/>
                 <w:sz w:val="30"/>
               </w:rPr>
-              <w:t>193×5=</w:t>
+              <w:t>906×3=</w:t>
             </w:r>
           </w:p>
         </w:tc>
@@ -653,7 +653,7 @@
                 <w:rFonts w:ascii="TimeNewRoman" w:hAnsi="TimeNewRoman"/>
                 <w:sz w:val="30"/>
               </w:rPr>
-              <w:t>448×7=</w:t>
+              <w:t>600×7=</w:t>
             </w:r>
           </w:p>
         </w:tc>
@@ -670,7 +670,7 @@
                 <w:rFonts w:ascii="TimeNewRoman" w:hAnsi="TimeNewRoman"/>
                 <w:sz w:val="30"/>
               </w:rPr>
-              <w:t>505×5=</w:t>
+              <w:t>993×3=</w:t>
             </w:r>
           </w:p>
         </w:tc>
@@ -687,7 +687,7 @@
                 <w:rFonts w:ascii="TimeNewRoman" w:hAnsi="TimeNewRoman"/>
                 <w:sz w:val="30"/>
               </w:rPr>
-              <w:t>790×7=</w:t>
+              <w:t>958×9=</w:t>
             </w:r>
           </w:p>
         </w:tc>
@@ -704,7 +704,7 @@
                 <w:rFonts w:ascii="TimeNewRoman" w:hAnsi="TimeNewRoman"/>
                 <w:sz w:val="30"/>
               </w:rPr>
-              <w:t>895×7=</w:t>
+              <w:t>238×3=</w:t>
             </w:r>
           </w:p>
         </w:tc>
@@ -721,7 +721,7 @@
                 <w:rFonts w:ascii="TimeNewRoman" w:hAnsi="TimeNewRoman"/>
                 <w:sz w:val="30"/>
               </w:rPr>
-              <w:t>661×7=</w:t>
+              <w:t>262×9=</w:t>
             </w:r>
           </w:p>
         </w:tc>
@@ -868,7 +868,7 @@
                 <w:rFonts w:ascii="TimeNewRoman" w:hAnsi="TimeNewRoman"/>
                 <w:sz w:val="30"/>
               </w:rPr>
-              <w:t>129×8=</w:t>
+              <w:t>304×6=</w:t>
             </w:r>
           </w:p>
         </w:tc>
@@ -885,7 +885,7 @@
                 <w:rFonts w:ascii="TimeNewRoman" w:hAnsi="TimeNewRoman"/>
                 <w:sz w:val="30"/>
               </w:rPr>
-              <w:t>555×3=</w:t>
+              <w:t>258×6=</w:t>
             </w:r>
           </w:p>
         </w:tc>
@@ -902,7 +902,7 @@
                 <w:rFonts w:ascii="TimeNewRoman" w:hAnsi="TimeNewRoman"/>
                 <w:sz w:val="30"/>
               </w:rPr>
-              <w:t>838×6=</w:t>
+              <w:t>376×5=</w:t>
             </w:r>
           </w:p>
         </w:tc>
@@ -919,7 +919,7 @@
                 <w:rFonts w:ascii="TimeNewRoman" w:hAnsi="TimeNewRoman"/>
                 <w:sz w:val="30"/>
               </w:rPr>
-              <w:t>751×3=</w:t>
+              <w:t>973×9=</w:t>
             </w:r>
           </w:p>
         </w:tc>
@@ -936,7 +936,7 @@
                 <w:rFonts w:ascii="TimeNewRoman" w:hAnsi="TimeNewRoman"/>
                 <w:sz w:val="30"/>
               </w:rPr>
-              <w:t>288×6=</w:t>
+              <w:t>853×6=</w:t>
             </w:r>
           </w:p>
         </w:tc>

--- a/three-digit_number_multiplied_by_one-digit_number.docx
+++ b/three-digit_number_multiplied_by_one-digit_number.docx
@@ -40,7 +40,7 @@
                 <w:rFonts w:ascii="TimeNewRoman" w:hAnsi="TimeNewRoman"/>
                 <w:sz w:val="30"/>
               </w:rPr>
-              <w:t>200×5=</w:t>
+              <w:t>132×7=</w:t>
             </w:r>
           </w:p>
         </w:tc>
@@ -57,7 +57,7 @@
                 <w:rFonts w:ascii="TimeNewRoman" w:hAnsi="TimeNewRoman"/>
                 <w:sz w:val="30"/>
               </w:rPr>
-              <w:t>473×9=</w:t>
+              <w:t>222×9=</w:t>
             </w:r>
           </w:p>
         </w:tc>
@@ -74,7 +74,7 @@
                 <w:rFonts w:ascii="TimeNewRoman" w:hAnsi="TimeNewRoman"/>
                 <w:sz w:val="30"/>
               </w:rPr>
-              <w:t>792×5=</w:t>
+              <w:t>252×7=</w:t>
             </w:r>
           </w:p>
         </w:tc>
@@ -91,7 +91,7 @@
                 <w:rFonts w:ascii="TimeNewRoman" w:hAnsi="TimeNewRoman"/>
                 <w:sz w:val="30"/>
               </w:rPr>
-              <w:t>594×3=</w:t>
+              <w:t>740×6=</w:t>
             </w:r>
           </w:p>
         </w:tc>
@@ -108,7 +108,7 @@
                 <w:rFonts w:ascii="TimeNewRoman" w:hAnsi="TimeNewRoman"/>
                 <w:sz w:val="30"/>
               </w:rPr>
-              <w:t>258×3=</w:t>
+              <w:t>273×7=</w:t>
             </w:r>
           </w:p>
         </w:tc>
@@ -223,7 +223,7 @@
                 <w:rFonts w:ascii="TimeNewRoman" w:hAnsi="TimeNewRoman"/>
                 <w:sz w:val="30"/>
               </w:rPr>
-              <w:t>127×2=</w:t>
+              <w:t>174×4=</w:t>
             </w:r>
           </w:p>
         </w:tc>
@@ -240,7 +240,7 @@
                 <w:rFonts w:ascii="TimeNewRoman" w:hAnsi="TimeNewRoman"/>
                 <w:sz w:val="30"/>
               </w:rPr>
-              <w:t>552×3=</w:t>
+              <w:t>812×4=</w:t>
             </w:r>
           </w:p>
         </w:tc>
@@ -257,7 +257,7 @@
                 <w:rFonts w:ascii="TimeNewRoman" w:hAnsi="TimeNewRoman"/>
                 <w:sz w:val="30"/>
               </w:rPr>
-              <w:t>505×5=</w:t>
+              <w:t>898×8=</w:t>
             </w:r>
           </w:p>
         </w:tc>
@@ -274,7 +274,7 @@
                 <w:rFonts w:ascii="TimeNewRoman" w:hAnsi="TimeNewRoman"/>
                 <w:sz w:val="30"/>
               </w:rPr>
-              <w:t>162×4=</w:t>
+              <w:t>352×6=</w:t>
             </w:r>
           </w:p>
         </w:tc>
@@ -291,7 +291,7 @@
                 <w:rFonts w:ascii="TimeNewRoman" w:hAnsi="TimeNewRoman"/>
                 <w:sz w:val="30"/>
               </w:rPr>
-              <w:t>734×4=</w:t>
+              <w:t>781×8=</w:t>
             </w:r>
           </w:p>
         </w:tc>
@@ -438,7 +438,7 @@
                 <w:rFonts w:ascii="TimeNewRoman" w:hAnsi="TimeNewRoman"/>
                 <w:sz w:val="30"/>
               </w:rPr>
-              <w:t>607×7=</w:t>
+              <w:t>331×3=</w:t>
             </w:r>
           </w:p>
         </w:tc>
@@ -455,7 +455,7 @@
                 <w:rFonts w:ascii="TimeNewRoman" w:hAnsi="TimeNewRoman"/>
                 <w:sz w:val="30"/>
               </w:rPr>
-              <w:t>198×5=</w:t>
+              <w:t>551×5=</w:t>
             </w:r>
           </w:p>
         </w:tc>
@@ -472,7 +472,7 @@
                 <w:rFonts w:ascii="TimeNewRoman" w:hAnsi="TimeNewRoman"/>
                 <w:sz w:val="30"/>
               </w:rPr>
-              <w:t>395×6=</w:t>
+              <w:t>135×6=</w:t>
             </w:r>
           </w:p>
         </w:tc>
@@ -489,7 +489,7 @@
                 <w:rFonts w:ascii="TimeNewRoman" w:hAnsi="TimeNewRoman"/>
                 <w:sz w:val="30"/>
               </w:rPr>
-              <w:t>103×2=</w:t>
+              <w:t>183×7=</w:t>
             </w:r>
           </w:p>
         </w:tc>
@@ -506,7 +506,7 @@
                 <w:rFonts w:ascii="TimeNewRoman" w:hAnsi="TimeNewRoman"/>
                 <w:sz w:val="30"/>
               </w:rPr>
-              <w:t>906×3=</w:t>
+              <w:t>374×9=</w:t>
             </w:r>
           </w:p>
         </w:tc>
@@ -653,7 +653,7 @@
                 <w:rFonts w:ascii="TimeNewRoman" w:hAnsi="TimeNewRoman"/>
                 <w:sz w:val="30"/>
               </w:rPr>
-              <w:t>600×7=</w:t>
+              <w:t>784×7=</w:t>
             </w:r>
           </w:p>
         </w:tc>
@@ -670,7 +670,7 @@
                 <w:rFonts w:ascii="TimeNewRoman" w:hAnsi="TimeNewRoman"/>
                 <w:sz w:val="30"/>
               </w:rPr>
-              <w:t>993×3=</w:t>
+              <w:t>505×8=</w:t>
             </w:r>
           </w:p>
         </w:tc>
@@ -687,7 +687,7 @@
                 <w:rFonts w:ascii="TimeNewRoman" w:hAnsi="TimeNewRoman"/>
                 <w:sz w:val="30"/>
               </w:rPr>
-              <w:t>958×9=</w:t>
+              <w:t>765×4=</w:t>
             </w:r>
           </w:p>
         </w:tc>
@@ -704,7 +704,7 @@
                 <w:rFonts w:ascii="TimeNewRoman" w:hAnsi="TimeNewRoman"/>
                 <w:sz w:val="30"/>
               </w:rPr>
-              <w:t>238×3=</w:t>
+              <w:t>764×4=</w:t>
             </w:r>
           </w:p>
         </w:tc>
@@ -721,7 +721,7 @@
                 <w:rFonts w:ascii="TimeNewRoman" w:hAnsi="TimeNewRoman"/>
                 <w:sz w:val="30"/>
               </w:rPr>
-              <w:t>262×9=</w:t>
+              <w:t>951×5=</w:t>
             </w:r>
           </w:p>
         </w:tc>
@@ -868,7 +868,7 @@
                 <w:rFonts w:ascii="TimeNewRoman" w:hAnsi="TimeNewRoman"/>
                 <w:sz w:val="30"/>
               </w:rPr>
-              <w:t>304×6=</w:t>
+              <w:t>531×2=</w:t>
             </w:r>
           </w:p>
         </w:tc>
@@ -885,7 +885,7 @@
                 <w:rFonts w:ascii="TimeNewRoman" w:hAnsi="TimeNewRoman"/>
                 <w:sz w:val="30"/>
               </w:rPr>
-              <w:t>258×6=</w:t>
+              <w:t>169×3=</w:t>
             </w:r>
           </w:p>
         </w:tc>
@@ -902,7 +902,7 @@
                 <w:rFonts w:ascii="TimeNewRoman" w:hAnsi="TimeNewRoman"/>
                 <w:sz w:val="30"/>
               </w:rPr>
-              <w:t>376×5=</w:t>
+              <w:t>114×3=</w:t>
             </w:r>
           </w:p>
         </w:tc>
@@ -919,7 +919,7 @@
                 <w:rFonts w:ascii="TimeNewRoman" w:hAnsi="TimeNewRoman"/>
                 <w:sz w:val="30"/>
               </w:rPr>
-              <w:t>973×9=</w:t>
+              <w:t>991×3=</w:t>
             </w:r>
           </w:p>
         </w:tc>
@@ -936,7 +936,7 @@
                 <w:rFonts w:ascii="TimeNewRoman" w:hAnsi="TimeNewRoman"/>
                 <w:sz w:val="30"/>
               </w:rPr>
-              <w:t>853×6=</w:t>
+              <w:t>419×3=</w:t>
             </w:r>
           </w:p>
         </w:tc>

--- a/three-digit_number_multiplied_by_one-digit_number.docx
+++ b/three-digit_number_multiplied_by_one-digit_number.docx
@@ -11,7 +11,7 @@
           <w:rFonts w:ascii="Arial" w:hAnsi="Arial"/>
           <w:sz w:val="30"/>
         </w:rPr>
-        <w:t>2026-10-24 Saturday</w:t>
+        <w:t>2026-10-25 Sunday</w:t>
       </w:r>
     </w:p>
     <w:tbl>
@@ -40,7 +40,7 @@
                 <w:rFonts w:ascii="TimeNewRoman" w:hAnsi="TimeNewRoman"/>
                 <w:sz w:val="30"/>
               </w:rPr>
-              <w:t>132×7=</w:t>
+              <w:t>389×5=</w:t>
             </w:r>
           </w:p>
         </w:tc>
@@ -57,7 +57,7 @@
                 <w:rFonts w:ascii="TimeNewRoman" w:hAnsi="TimeNewRoman"/>
                 <w:sz w:val="30"/>
               </w:rPr>
-              <w:t>222×9=</w:t>
+              <w:t>207×9=</w:t>
             </w:r>
           </w:p>
         </w:tc>
@@ -74,7 +74,7 @@
                 <w:rFonts w:ascii="TimeNewRoman" w:hAnsi="TimeNewRoman"/>
                 <w:sz w:val="30"/>
               </w:rPr>
-              <w:t>252×7=</w:t>
+              <w:t>203×7=</w:t>
             </w:r>
           </w:p>
         </w:tc>
@@ -91,7 +91,7 @@
                 <w:rFonts w:ascii="TimeNewRoman" w:hAnsi="TimeNewRoman"/>
                 <w:sz w:val="30"/>
               </w:rPr>
-              <w:t>740×6=</w:t>
+              <w:t>191×7=</w:t>
             </w:r>
           </w:p>
         </w:tc>
@@ -108,7 +108,7 @@
                 <w:rFonts w:ascii="TimeNewRoman" w:hAnsi="TimeNewRoman"/>
                 <w:sz w:val="30"/>
               </w:rPr>
-              <w:t>273×7=</w:t>
+              <w:t>118×2=</w:t>
             </w:r>
           </w:p>
         </w:tc>
@@ -223,7 +223,7 @@
                 <w:rFonts w:ascii="TimeNewRoman" w:hAnsi="TimeNewRoman"/>
                 <w:sz w:val="30"/>
               </w:rPr>
-              <w:t>174×4=</w:t>
+              <w:t>830×6=</w:t>
             </w:r>
           </w:p>
         </w:tc>
@@ -240,7 +240,7 @@
                 <w:rFonts w:ascii="TimeNewRoman" w:hAnsi="TimeNewRoman"/>
                 <w:sz w:val="30"/>
               </w:rPr>
-              <w:t>812×4=</w:t>
+              <w:t>952×3=</w:t>
             </w:r>
           </w:p>
         </w:tc>
@@ -257,7 +257,7 @@
                 <w:rFonts w:ascii="TimeNewRoman" w:hAnsi="TimeNewRoman"/>
                 <w:sz w:val="30"/>
               </w:rPr>
-              <w:t>898×8=</w:t>
+              <w:t>953×5=</w:t>
             </w:r>
           </w:p>
         </w:tc>
@@ -274,7 +274,7 @@
                 <w:rFonts w:ascii="TimeNewRoman" w:hAnsi="TimeNewRoman"/>
                 <w:sz w:val="30"/>
               </w:rPr>
-              <w:t>352×6=</w:t>
+              <w:t>338×8=</w:t>
             </w:r>
           </w:p>
         </w:tc>
@@ -291,7 +291,7 @@
                 <w:rFonts w:ascii="TimeNewRoman" w:hAnsi="TimeNewRoman"/>
                 <w:sz w:val="30"/>
               </w:rPr>
-              <w:t>781×8=</w:t>
+              <w:t>811×5=</w:t>
             </w:r>
           </w:p>
         </w:tc>
@@ -438,7 +438,7 @@
                 <w:rFonts w:ascii="TimeNewRoman" w:hAnsi="TimeNewRoman"/>
                 <w:sz w:val="30"/>
               </w:rPr>
-              <w:t>331×3=</w:t>
+              <w:t>396×7=</w:t>
             </w:r>
           </w:p>
         </w:tc>
@@ -455,7 +455,7 @@
                 <w:rFonts w:ascii="TimeNewRoman" w:hAnsi="TimeNewRoman"/>
                 <w:sz w:val="30"/>
               </w:rPr>
-              <w:t>551×5=</w:t>
+              <w:t>283×7=</w:t>
             </w:r>
           </w:p>
         </w:tc>
@@ -472,7 +472,7 @@
                 <w:rFonts w:ascii="TimeNewRoman" w:hAnsi="TimeNewRoman"/>
                 <w:sz w:val="30"/>
               </w:rPr>
-              <w:t>135×6=</w:t>
+              <w:t>427×8=</w:t>
             </w:r>
           </w:p>
         </w:tc>
@@ -489,7 +489,7 @@
                 <w:rFonts w:ascii="TimeNewRoman" w:hAnsi="TimeNewRoman"/>
                 <w:sz w:val="30"/>
               </w:rPr>
-              <w:t>183×7=</w:t>
+              <w:t>362×6=</w:t>
             </w:r>
           </w:p>
         </w:tc>
@@ -506,7 +506,7 @@
                 <w:rFonts w:ascii="TimeNewRoman" w:hAnsi="TimeNewRoman"/>
                 <w:sz w:val="30"/>
               </w:rPr>
-              <w:t>374×9=</w:t>
+              <w:t>942×4=</w:t>
             </w:r>
           </w:p>
         </w:tc>
@@ -653,7 +653,7 @@
                 <w:rFonts w:ascii="TimeNewRoman" w:hAnsi="TimeNewRoman"/>
                 <w:sz w:val="30"/>
               </w:rPr>
-              <w:t>784×7=</w:t>
+              <w:t>775×4=</w:t>
             </w:r>
           </w:p>
         </w:tc>
@@ -670,7 +670,7 @@
                 <w:rFonts w:ascii="TimeNewRoman" w:hAnsi="TimeNewRoman"/>
                 <w:sz w:val="30"/>
               </w:rPr>
-              <w:t>505×8=</w:t>
+              <w:t>510×8=</w:t>
             </w:r>
           </w:p>
         </w:tc>
@@ -687,7 +687,7 @@
                 <w:rFonts w:ascii="TimeNewRoman" w:hAnsi="TimeNewRoman"/>
                 <w:sz w:val="30"/>
               </w:rPr>
-              <w:t>765×4=</w:t>
+              <w:t>465×5=</w:t>
             </w:r>
           </w:p>
         </w:tc>
@@ -704,7 +704,7 @@
                 <w:rFonts w:ascii="TimeNewRoman" w:hAnsi="TimeNewRoman"/>
                 <w:sz w:val="30"/>
               </w:rPr>
-              <w:t>764×4=</w:t>
+              <w:t>797×3=</w:t>
             </w:r>
           </w:p>
         </w:tc>
@@ -721,7 +721,7 @@
                 <w:rFonts w:ascii="TimeNewRoman" w:hAnsi="TimeNewRoman"/>
                 <w:sz w:val="30"/>
               </w:rPr>
-              <w:t>951×5=</w:t>
+              <w:t>229×9=</w:t>
             </w:r>
           </w:p>
         </w:tc>
@@ -868,7 +868,7 @@
                 <w:rFonts w:ascii="TimeNewRoman" w:hAnsi="TimeNewRoman"/>
                 <w:sz w:val="30"/>
               </w:rPr>
-              <w:t>531×2=</w:t>
+              <w:t>483×8=</w:t>
             </w:r>
           </w:p>
         </w:tc>
@@ -885,7 +885,7 @@
                 <w:rFonts w:ascii="TimeNewRoman" w:hAnsi="TimeNewRoman"/>
                 <w:sz w:val="30"/>
               </w:rPr>
-              <w:t>169×3=</w:t>
+              <w:t>703×5=</w:t>
             </w:r>
           </w:p>
         </w:tc>
@@ -902,7 +902,7 @@
                 <w:rFonts w:ascii="TimeNewRoman" w:hAnsi="TimeNewRoman"/>
                 <w:sz w:val="30"/>
               </w:rPr>
-              <w:t>114×3=</w:t>
+              <w:t>287×5=</w:t>
             </w:r>
           </w:p>
         </w:tc>
@@ -919,7 +919,7 @@
                 <w:rFonts w:ascii="TimeNewRoman" w:hAnsi="TimeNewRoman"/>
                 <w:sz w:val="30"/>
               </w:rPr>
-              <w:t>991×3=</w:t>
+              <w:t>199×4=</w:t>
             </w:r>
           </w:p>
         </w:tc>
@@ -936,7 +936,7 @@
                 <w:rFonts w:ascii="TimeNewRoman" w:hAnsi="TimeNewRoman"/>
                 <w:sz w:val="30"/>
               </w:rPr>
-              <w:t>419×3=</w:t>
+              <w:t>880×5=</w:t>
             </w:r>
           </w:p>
         </w:tc>

--- a/three-digit_number_multiplied_by_one-digit_number.docx
+++ b/three-digit_number_multiplied_by_one-digit_number.docx
@@ -40,7 +40,7 @@
                 <w:rFonts w:ascii="TimeNewRoman" w:hAnsi="TimeNewRoman"/>
                 <w:sz w:val="30"/>
               </w:rPr>
-              <w:t>389×5=</w:t>
+              <w:t>312×3=</w:t>
             </w:r>
           </w:p>
         </w:tc>
@@ -57,7 +57,7 @@
                 <w:rFonts w:ascii="TimeNewRoman" w:hAnsi="TimeNewRoman"/>
                 <w:sz w:val="30"/>
               </w:rPr>
-              <w:t>207×9=</w:t>
+              <w:t>921×6=</w:t>
             </w:r>
           </w:p>
         </w:tc>
@@ -74,7 +74,7 @@
                 <w:rFonts w:ascii="TimeNewRoman" w:hAnsi="TimeNewRoman"/>
                 <w:sz w:val="30"/>
               </w:rPr>
-              <w:t>203×7=</w:t>
+              <w:t>977×2=</w:t>
             </w:r>
           </w:p>
         </w:tc>
@@ -91,7 +91,7 @@
                 <w:rFonts w:ascii="TimeNewRoman" w:hAnsi="TimeNewRoman"/>
                 <w:sz w:val="30"/>
               </w:rPr>
-              <w:t>191×7=</w:t>
+              <w:t>142×4=</w:t>
             </w:r>
           </w:p>
         </w:tc>
@@ -108,7 +108,7 @@
                 <w:rFonts w:ascii="TimeNewRoman" w:hAnsi="TimeNewRoman"/>
                 <w:sz w:val="30"/>
               </w:rPr>
-              <w:t>118×2=</w:t>
+              <w:t>312×9=</w:t>
             </w:r>
           </w:p>
         </w:tc>
@@ -223,7 +223,7 @@
                 <w:rFonts w:ascii="TimeNewRoman" w:hAnsi="TimeNewRoman"/>
                 <w:sz w:val="30"/>
               </w:rPr>
-              <w:t>830×6=</w:t>
+              <w:t>772×3=</w:t>
             </w:r>
           </w:p>
         </w:tc>
@@ -240,7 +240,7 @@
                 <w:rFonts w:ascii="TimeNewRoman" w:hAnsi="TimeNewRoman"/>
                 <w:sz w:val="30"/>
               </w:rPr>
-              <w:t>952×3=</w:t>
+              <w:t>880×9=</w:t>
             </w:r>
           </w:p>
         </w:tc>
@@ -257,7 +257,7 @@
                 <w:rFonts w:ascii="TimeNewRoman" w:hAnsi="TimeNewRoman"/>
                 <w:sz w:val="30"/>
               </w:rPr>
-              <w:t>953×5=</w:t>
+              <w:t>377×4=</w:t>
             </w:r>
           </w:p>
         </w:tc>
@@ -274,7 +274,7 @@
                 <w:rFonts w:ascii="TimeNewRoman" w:hAnsi="TimeNewRoman"/>
                 <w:sz w:val="30"/>
               </w:rPr>
-              <w:t>338×8=</w:t>
+              <w:t>279×5=</w:t>
             </w:r>
           </w:p>
         </w:tc>
@@ -291,7 +291,7 @@
                 <w:rFonts w:ascii="TimeNewRoman" w:hAnsi="TimeNewRoman"/>
                 <w:sz w:val="30"/>
               </w:rPr>
-              <w:t>811×5=</w:t>
+              <w:t>440×9=</w:t>
             </w:r>
           </w:p>
         </w:tc>
@@ -438,7 +438,7 @@
                 <w:rFonts w:ascii="TimeNewRoman" w:hAnsi="TimeNewRoman"/>
                 <w:sz w:val="30"/>
               </w:rPr>
-              <w:t>396×7=</w:t>
+              <w:t>791×3=</w:t>
             </w:r>
           </w:p>
         </w:tc>
@@ -455,7 +455,7 @@
                 <w:rFonts w:ascii="TimeNewRoman" w:hAnsi="TimeNewRoman"/>
                 <w:sz w:val="30"/>
               </w:rPr>
-              <w:t>283×7=</w:t>
+              <w:t>149×4=</w:t>
             </w:r>
           </w:p>
         </w:tc>
@@ -472,7 +472,7 @@
                 <w:rFonts w:ascii="TimeNewRoman" w:hAnsi="TimeNewRoman"/>
                 <w:sz w:val="30"/>
               </w:rPr>
-              <w:t>427×8=</w:t>
+              <w:t>597×9=</w:t>
             </w:r>
           </w:p>
         </w:tc>
@@ -489,7 +489,7 @@
                 <w:rFonts w:ascii="TimeNewRoman" w:hAnsi="TimeNewRoman"/>
                 <w:sz w:val="30"/>
               </w:rPr>
-              <w:t>362×6=</w:t>
+              <w:t>391×3=</w:t>
             </w:r>
           </w:p>
         </w:tc>
@@ -506,7 +506,7 @@
                 <w:rFonts w:ascii="TimeNewRoman" w:hAnsi="TimeNewRoman"/>
                 <w:sz w:val="30"/>
               </w:rPr>
-              <w:t>942×4=</w:t>
+              <w:t>317×5=</w:t>
             </w:r>
           </w:p>
         </w:tc>
@@ -653,7 +653,7 @@
                 <w:rFonts w:ascii="TimeNewRoman" w:hAnsi="TimeNewRoman"/>
                 <w:sz w:val="30"/>
               </w:rPr>
-              <w:t>775×4=</w:t>
+              <w:t>481×2=</w:t>
             </w:r>
           </w:p>
         </w:tc>
@@ -670,7 +670,7 @@
                 <w:rFonts w:ascii="TimeNewRoman" w:hAnsi="TimeNewRoman"/>
                 <w:sz w:val="30"/>
               </w:rPr>
-              <w:t>510×8=</w:t>
+              <w:t>207×3=</w:t>
             </w:r>
           </w:p>
         </w:tc>
@@ -687,7 +687,7 @@
                 <w:rFonts w:ascii="TimeNewRoman" w:hAnsi="TimeNewRoman"/>
                 <w:sz w:val="30"/>
               </w:rPr>
-              <w:t>465×5=</w:t>
+              <w:t>469×8=</w:t>
             </w:r>
           </w:p>
         </w:tc>
@@ -704,7 +704,7 @@
                 <w:rFonts w:ascii="TimeNewRoman" w:hAnsi="TimeNewRoman"/>
                 <w:sz w:val="30"/>
               </w:rPr>
-              <w:t>797×3=</w:t>
+              <w:t>337×5=</w:t>
             </w:r>
           </w:p>
         </w:tc>
@@ -721,7 +721,7 @@
                 <w:rFonts w:ascii="TimeNewRoman" w:hAnsi="TimeNewRoman"/>
                 <w:sz w:val="30"/>
               </w:rPr>
-              <w:t>229×9=</w:t>
+              <w:t>430×4=</w:t>
             </w:r>
           </w:p>
         </w:tc>
@@ -868,7 +868,7 @@
                 <w:rFonts w:ascii="TimeNewRoman" w:hAnsi="TimeNewRoman"/>
                 <w:sz w:val="30"/>
               </w:rPr>
-              <w:t>483×8=</w:t>
+              <w:t>483×6=</w:t>
             </w:r>
           </w:p>
         </w:tc>
@@ -885,7 +885,7 @@
                 <w:rFonts w:ascii="TimeNewRoman" w:hAnsi="TimeNewRoman"/>
                 <w:sz w:val="30"/>
               </w:rPr>
-              <w:t>703×5=</w:t>
+              <w:t>645×3=</w:t>
             </w:r>
           </w:p>
         </w:tc>
@@ -902,7 +902,7 @@
                 <w:rFonts w:ascii="TimeNewRoman" w:hAnsi="TimeNewRoman"/>
                 <w:sz w:val="30"/>
               </w:rPr>
-              <w:t>287×5=</w:t>
+              <w:t>678×6=</w:t>
             </w:r>
           </w:p>
         </w:tc>
@@ -919,7 +919,7 @@
                 <w:rFonts w:ascii="TimeNewRoman" w:hAnsi="TimeNewRoman"/>
                 <w:sz w:val="30"/>
               </w:rPr>
-              <w:t>199×4=</w:t>
+              <w:t>244×7=</w:t>
             </w:r>
           </w:p>
         </w:tc>
@@ -936,7 +936,7 @@
                 <w:rFonts w:ascii="TimeNewRoman" w:hAnsi="TimeNewRoman"/>
                 <w:sz w:val="30"/>
               </w:rPr>
-              <w:t>880×5=</w:t>
+              <w:t>361×3=</w:t>
             </w:r>
           </w:p>
         </w:tc>

--- a/three-digit_number_multiplied_by_one-digit_number.docx
+++ b/three-digit_number_multiplied_by_one-digit_number.docx
@@ -11,7 +11,7 @@
           <w:rFonts w:ascii="Arial" w:hAnsi="Arial"/>
           <w:sz w:val="30"/>
         </w:rPr>
-        <w:t>2026-10-25 Sunday</w:t>
+        <w:t>2026-10-26 Monday</w:t>
       </w:r>
     </w:p>
     <w:tbl>
@@ -40,7 +40,7 @@
                 <w:rFonts w:ascii="TimeNewRoman" w:hAnsi="TimeNewRoman"/>
                 <w:sz w:val="30"/>
               </w:rPr>
-              <w:t>312×3=</w:t>
+              <w:t>139×5=</w:t>
             </w:r>
           </w:p>
         </w:tc>
@@ -57,7 +57,7 @@
                 <w:rFonts w:ascii="TimeNewRoman" w:hAnsi="TimeNewRoman"/>
                 <w:sz w:val="30"/>
               </w:rPr>
-              <w:t>921×6=</w:t>
+              <w:t>489×6=</w:t>
             </w:r>
           </w:p>
         </w:tc>
@@ -74,7 +74,7 @@
                 <w:rFonts w:ascii="TimeNewRoman" w:hAnsi="TimeNewRoman"/>
                 <w:sz w:val="30"/>
               </w:rPr>
-              <w:t>977×2=</w:t>
+              <w:t>627×9=</w:t>
             </w:r>
           </w:p>
         </w:tc>
@@ -91,7 +91,7 @@
                 <w:rFonts w:ascii="TimeNewRoman" w:hAnsi="TimeNewRoman"/>
                 <w:sz w:val="30"/>
               </w:rPr>
-              <w:t>142×4=</w:t>
+              <w:t>572×3=</w:t>
             </w:r>
           </w:p>
         </w:tc>
@@ -108,7 +108,7 @@
                 <w:rFonts w:ascii="TimeNewRoman" w:hAnsi="TimeNewRoman"/>
                 <w:sz w:val="30"/>
               </w:rPr>
-              <w:t>312×9=</w:t>
+              <w:t>984×8=</w:t>
             </w:r>
           </w:p>
         </w:tc>
@@ -223,7 +223,7 @@
                 <w:rFonts w:ascii="TimeNewRoman" w:hAnsi="TimeNewRoman"/>
                 <w:sz w:val="30"/>
               </w:rPr>
-              <w:t>772×3=</w:t>
+              <w:t>151×2=</w:t>
             </w:r>
           </w:p>
         </w:tc>
@@ -240,7 +240,7 @@
                 <w:rFonts w:ascii="TimeNewRoman" w:hAnsi="TimeNewRoman"/>
                 <w:sz w:val="30"/>
               </w:rPr>
-              <w:t>880×9=</w:t>
+              <w:t>323×8=</w:t>
             </w:r>
           </w:p>
         </w:tc>
@@ -257,7 +257,7 @@
                 <w:rFonts w:ascii="TimeNewRoman" w:hAnsi="TimeNewRoman"/>
                 <w:sz w:val="30"/>
               </w:rPr>
-              <w:t>377×4=</w:t>
+              <w:t>472×3=</w:t>
             </w:r>
           </w:p>
         </w:tc>
@@ -274,7 +274,7 @@
                 <w:rFonts w:ascii="TimeNewRoman" w:hAnsi="TimeNewRoman"/>
                 <w:sz w:val="30"/>
               </w:rPr>
-              <w:t>279×5=</w:t>
+              <w:t>696×5=</w:t>
             </w:r>
           </w:p>
         </w:tc>
@@ -291,7 +291,7 @@
                 <w:rFonts w:ascii="TimeNewRoman" w:hAnsi="TimeNewRoman"/>
                 <w:sz w:val="30"/>
               </w:rPr>
-              <w:t>440×9=</w:t>
+              <w:t>404×5=</w:t>
             </w:r>
           </w:p>
         </w:tc>
@@ -438,7 +438,7 @@
                 <w:rFonts w:ascii="TimeNewRoman" w:hAnsi="TimeNewRoman"/>
                 <w:sz w:val="30"/>
               </w:rPr>
-              <w:t>791×3=</w:t>
+              <w:t>576×7=</w:t>
             </w:r>
           </w:p>
         </w:tc>
@@ -455,7 +455,7 @@
                 <w:rFonts w:ascii="TimeNewRoman" w:hAnsi="TimeNewRoman"/>
                 <w:sz w:val="30"/>
               </w:rPr>
-              <w:t>149×4=</w:t>
+              <w:t>346×7=</w:t>
             </w:r>
           </w:p>
         </w:tc>
@@ -472,7 +472,7 @@
                 <w:rFonts w:ascii="TimeNewRoman" w:hAnsi="TimeNewRoman"/>
                 <w:sz w:val="30"/>
               </w:rPr>
-              <w:t>597×9=</w:t>
+              <w:t>870×5=</w:t>
             </w:r>
           </w:p>
         </w:tc>
@@ -489,7 +489,7 @@
                 <w:rFonts w:ascii="TimeNewRoman" w:hAnsi="TimeNewRoman"/>
                 <w:sz w:val="30"/>
               </w:rPr>
-              <w:t>391×3=</w:t>
+              <w:t>554×8=</w:t>
             </w:r>
           </w:p>
         </w:tc>
@@ -506,7 +506,7 @@
                 <w:rFonts w:ascii="TimeNewRoman" w:hAnsi="TimeNewRoman"/>
                 <w:sz w:val="30"/>
               </w:rPr>
-              <w:t>317×5=</w:t>
+              <w:t>596×6=</w:t>
             </w:r>
           </w:p>
         </w:tc>
@@ -653,7 +653,7 @@
                 <w:rFonts w:ascii="TimeNewRoman" w:hAnsi="TimeNewRoman"/>
                 <w:sz w:val="30"/>
               </w:rPr>
-              <w:t>481×2=</w:t>
+              <w:t>311×5=</w:t>
             </w:r>
           </w:p>
         </w:tc>
@@ -670,7 +670,7 @@
                 <w:rFonts w:ascii="TimeNewRoman" w:hAnsi="TimeNewRoman"/>
                 <w:sz w:val="30"/>
               </w:rPr>
-              <w:t>207×3=</w:t>
+              <w:t>934×8=</w:t>
             </w:r>
           </w:p>
         </w:tc>
@@ -687,7 +687,7 @@
                 <w:rFonts w:ascii="TimeNewRoman" w:hAnsi="TimeNewRoman"/>
                 <w:sz w:val="30"/>
               </w:rPr>
-              <w:t>469×8=</w:t>
+              <w:t>507×3=</w:t>
             </w:r>
           </w:p>
         </w:tc>
@@ -704,7 +704,7 @@
                 <w:rFonts w:ascii="TimeNewRoman" w:hAnsi="TimeNewRoman"/>
                 <w:sz w:val="30"/>
               </w:rPr>
-              <w:t>337×5=</w:t>
+              <w:t>205×7=</w:t>
             </w:r>
           </w:p>
         </w:tc>
@@ -721,7 +721,7 @@
                 <w:rFonts w:ascii="TimeNewRoman" w:hAnsi="TimeNewRoman"/>
                 <w:sz w:val="30"/>
               </w:rPr>
-              <w:t>430×4=</w:t>
+              <w:t>383×2=</w:t>
             </w:r>
           </w:p>
         </w:tc>
@@ -868,7 +868,7 @@
                 <w:rFonts w:ascii="TimeNewRoman" w:hAnsi="TimeNewRoman"/>
                 <w:sz w:val="30"/>
               </w:rPr>
-              <w:t>483×6=</w:t>
+              <w:t>815×8=</w:t>
             </w:r>
           </w:p>
         </w:tc>
@@ -885,7 +885,7 @@
                 <w:rFonts w:ascii="TimeNewRoman" w:hAnsi="TimeNewRoman"/>
                 <w:sz w:val="30"/>
               </w:rPr>
-              <w:t>645×3=</w:t>
+              <w:t>825×2=</w:t>
             </w:r>
           </w:p>
         </w:tc>
@@ -902,7 +902,7 @@
                 <w:rFonts w:ascii="TimeNewRoman" w:hAnsi="TimeNewRoman"/>
                 <w:sz w:val="30"/>
               </w:rPr>
-              <w:t>678×6=</w:t>
+              <w:t>706×3=</w:t>
             </w:r>
           </w:p>
         </w:tc>
@@ -919,7 +919,7 @@
                 <w:rFonts w:ascii="TimeNewRoman" w:hAnsi="TimeNewRoman"/>
                 <w:sz w:val="30"/>
               </w:rPr>
-              <w:t>244×7=</w:t>
+              <w:t>540×2=</w:t>
             </w:r>
           </w:p>
         </w:tc>
@@ -936,7 +936,7 @@
                 <w:rFonts w:ascii="TimeNewRoman" w:hAnsi="TimeNewRoman"/>
                 <w:sz w:val="30"/>
               </w:rPr>
-              <w:t>361×3=</w:t>
+              <w:t>356×7=</w:t>
             </w:r>
           </w:p>
         </w:tc>

--- a/three-digit_number_multiplied_by_one-digit_number.docx
+++ b/three-digit_number_multiplied_by_one-digit_number.docx
@@ -40,7 +40,7 @@
                 <w:rFonts w:ascii="TimeNewRoman" w:hAnsi="TimeNewRoman"/>
                 <w:sz w:val="30"/>
               </w:rPr>
-              <w:t>139×5=</w:t>
+              <w:t>564×2=</w:t>
             </w:r>
           </w:p>
         </w:tc>
@@ -57,7 +57,7 @@
                 <w:rFonts w:ascii="TimeNewRoman" w:hAnsi="TimeNewRoman"/>
                 <w:sz w:val="30"/>
               </w:rPr>
-              <w:t>489×6=</w:t>
+              <w:t>457×2=</w:t>
             </w:r>
           </w:p>
         </w:tc>
@@ -74,7 +74,7 @@
                 <w:rFonts w:ascii="TimeNewRoman" w:hAnsi="TimeNewRoman"/>
                 <w:sz w:val="30"/>
               </w:rPr>
-              <w:t>627×9=</w:t>
+              <w:t>473×9=</w:t>
             </w:r>
           </w:p>
         </w:tc>
@@ -91,7 +91,7 @@
                 <w:rFonts w:ascii="TimeNewRoman" w:hAnsi="TimeNewRoman"/>
                 <w:sz w:val="30"/>
               </w:rPr>
-              <w:t>572×3=</w:t>
+              <w:t>693×7=</w:t>
             </w:r>
           </w:p>
         </w:tc>
@@ -108,7 +108,7 @@
                 <w:rFonts w:ascii="TimeNewRoman" w:hAnsi="TimeNewRoman"/>
                 <w:sz w:val="30"/>
               </w:rPr>
-              <w:t>984×8=</w:t>
+              <w:t>750×7=</w:t>
             </w:r>
           </w:p>
         </w:tc>
@@ -223,7 +223,7 @@
                 <w:rFonts w:ascii="TimeNewRoman" w:hAnsi="TimeNewRoman"/>
                 <w:sz w:val="30"/>
               </w:rPr>
-              <w:t>151×2=</w:t>
+              <w:t>122×2=</w:t>
             </w:r>
           </w:p>
         </w:tc>
@@ -240,7 +240,7 @@
                 <w:rFonts w:ascii="TimeNewRoman" w:hAnsi="TimeNewRoman"/>
                 <w:sz w:val="30"/>
               </w:rPr>
-              <w:t>323×8=</w:t>
+              <w:t>394×6=</w:t>
             </w:r>
           </w:p>
         </w:tc>
@@ -257,7 +257,7 @@
                 <w:rFonts w:ascii="TimeNewRoman" w:hAnsi="TimeNewRoman"/>
                 <w:sz w:val="30"/>
               </w:rPr>
-              <w:t>472×3=</w:t>
+              <w:t>899×3=</w:t>
             </w:r>
           </w:p>
         </w:tc>
@@ -274,7 +274,7 @@
                 <w:rFonts w:ascii="TimeNewRoman" w:hAnsi="TimeNewRoman"/>
                 <w:sz w:val="30"/>
               </w:rPr>
-              <w:t>696×5=</w:t>
+              <w:t>142×9=</w:t>
             </w:r>
           </w:p>
         </w:tc>
@@ -291,7 +291,7 @@
                 <w:rFonts w:ascii="TimeNewRoman" w:hAnsi="TimeNewRoman"/>
                 <w:sz w:val="30"/>
               </w:rPr>
-              <w:t>404×5=</w:t>
+              <w:t>140×9=</w:t>
             </w:r>
           </w:p>
         </w:tc>
@@ -438,7 +438,7 @@
                 <w:rFonts w:ascii="TimeNewRoman" w:hAnsi="TimeNewRoman"/>
                 <w:sz w:val="30"/>
               </w:rPr>
-              <w:t>576×7=</w:t>
+              <w:t>460×7=</w:t>
             </w:r>
           </w:p>
         </w:tc>
@@ -455,7 +455,7 @@
                 <w:rFonts w:ascii="TimeNewRoman" w:hAnsi="TimeNewRoman"/>
                 <w:sz w:val="30"/>
               </w:rPr>
-              <w:t>346×7=</w:t>
+              <w:t>658×8=</w:t>
             </w:r>
           </w:p>
         </w:tc>
@@ -472,7 +472,7 @@
                 <w:rFonts w:ascii="TimeNewRoman" w:hAnsi="TimeNewRoman"/>
                 <w:sz w:val="30"/>
               </w:rPr>
-              <w:t>870×5=</w:t>
+              <w:t>893×9=</w:t>
             </w:r>
           </w:p>
         </w:tc>
@@ -489,7 +489,7 @@
                 <w:rFonts w:ascii="TimeNewRoman" w:hAnsi="TimeNewRoman"/>
                 <w:sz w:val="30"/>
               </w:rPr>
-              <w:t>554×8=</w:t>
+              <w:t>572×5=</w:t>
             </w:r>
           </w:p>
         </w:tc>
@@ -506,7 +506,7 @@
                 <w:rFonts w:ascii="TimeNewRoman" w:hAnsi="TimeNewRoman"/>
                 <w:sz w:val="30"/>
               </w:rPr>
-              <w:t>596×6=</w:t>
+              <w:t>317×9=</w:t>
             </w:r>
           </w:p>
         </w:tc>
@@ -653,7 +653,7 @@
                 <w:rFonts w:ascii="TimeNewRoman" w:hAnsi="TimeNewRoman"/>
                 <w:sz w:val="30"/>
               </w:rPr>
-              <w:t>311×5=</w:t>
+              <w:t>388×3=</w:t>
             </w:r>
           </w:p>
         </w:tc>
@@ -670,7 +670,7 @@
                 <w:rFonts w:ascii="TimeNewRoman" w:hAnsi="TimeNewRoman"/>
                 <w:sz w:val="30"/>
               </w:rPr>
-              <w:t>934×8=</w:t>
+              <w:t>665×6=</w:t>
             </w:r>
           </w:p>
         </w:tc>
@@ -687,7 +687,7 @@
                 <w:rFonts w:ascii="TimeNewRoman" w:hAnsi="TimeNewRoman"/>
                 <w:sz w:val="30"/>
               </w:rPr>
-              <w:t>507×3=</w:t>
+              <w:t>276×3=</w:t>
             </w:r>
           </w:p>
         </w:tc>
@@ -704,7 +704,7 @@
                 <w:rFonts w:ascii="TimeNewRoman" w:hAnsi="TimeNewRoman"/>
                 <w:sz w:val="30"/>
               </w:rPr>
-              <w:t>205×7=</w:t>
+              <w:t>673×7=</w:t>
             </w:r>
           </w:p>
         </w:tc>
@@ -721,7 +721,7 @@
                 <w:rFonts w:ascii="TimeNewRoman" w:hAnsi="TimeNewRoman"/>
                 <w:sz w:val="30"/>
               </w:rPr>
-              <w:t>383×2=</w:t>
+              <w:t>734×3=</w:t>
             </w:r>
           </w:p>
         </w:tc>
@@ -868,7 +868,7 @@
                 <w:rFonts w:ascii="TimeNewRoman" w:hAnsi="TimeNewRoman"/>
                 <w:sz w:val="30"/>
               </w:rPr>
-              <w:t>815×8=</w:t>
+              <w:t>805×6=</w:t>
             </w:r>
           </w:p>
         </w:tc>
@@ -885,7 +885,7 @@
                 <w:rFonts w:ascii="TimeNewRoman" w:hAnsi="TimeNewRoman"/>
                 <w:sz w:val="30"/>
               </w:rPr>
-              <w:t>825×2=</w:t>
+              <w:t>234×9=</w:t>
             </w:r>
           </w:p>
         </w:tc>
@@ -902,7 +902,7 @@
                 <w:rFonts w:ascii="TimeNewRoman" w:hAnsi="TimeNewRoman"/>
                 <w:sz w:val="30"/>
               </w:rPr>
-              <w:t>706×3=</w:t>
+              <w:t>344×7=</w:t>
             </w:r>
           </w:p>
         </w:tc>
@@ -919,7 +919,7 @@
                 <w:rFonts w:ascii="TimeNewRoman" w:hAnsi="TimeNewRoman"/>
                 <w:sz w:val="30"/>
               </w:rPr>
-              <w:t>540×2=</w:t>
+              <w:t>429×4=</w:t>
             </w:r>
           </w:p>
         </w:tc>
@@ -936,7 +936,7 @@
                 <w:rFonts w:ascii="TimeNewRoman" w:hAnsi="TimeNewRoman"/>
                 <w:sz w:val="30"/>
               </w:rPr>
-              <w:t>356×7=</w:t>
+              <w:t>474×9=</w:t>
             </w:r>
           </w:p>
         </w:tc>

--- a/three-digit_number_multiplied_by_one-digit_number.docx
+++ b/three-digit_number_multiplied_by_one-digit_number.docx
@@ -11,7 +11,7 @@
           <w:rFonts w:ascii="Arial" w:hAnsi="Arial"/>
           <w:sz w:val="30"/>
         </w:rPr>
-        <w:t>2026-10-26 Monday</w:t>
+        <w:t>2026-10-27 Tuesday</w:t>
       </w:r>
     </w:p>
     <w:tbl>
@@ -40,7 +40,7 @@
                 <w:rFonts w:ascii="TimeNewRoman" w:hAnsi="TimeNewRoman"/>
                 <w:sz w:val="30"/>
               </w:rPr>
-              <w:t>564×2=</w:t>
+              <w:t>318×8=</w:t>
             </w:r>
           </w:p>
         </w:tc>
@@ -57,7 +57,7 @@
                 <w:rFonts w:ascii="TimeNewRoman" w:hAnsi="TimeNewRoman"/>
                 <w:sz w:val="30"/>
               </w:rPr>
-              <w:t>457×2=</w:t>
+              <w:t>230×8=</w:t>
             </w:r>
           </w:p>
         </w:tc>
@@ -74,7 +74,7 @@
                 <w:rFonts w:ascii="TimeNewRoman" w:hAnsi="TimeNewRoman"/>
                 <w:sz w:val="30"/>
               </w:rPr>
-              <w:t>473×9=</w:t>
+              <w:t>629×4=</w:t>
             </w:r>
           </w:p>
         </w:tc>
@@ -91,7 +91,7 @@
                 <w:rFonts w:ascii="TimeNewRoman" w:hAnsi="TimeNewRoman"/>
                 <w:sz w:val="30"/>
               </w:rPr>
-              <w:t>693×7=</w:t>
+              <w:t>218×3=</w:t>
             </w:r>
           </w:p>
         </w:tc>
@@ -108,7 +108,7 @@
                 <w:rFonts w:ascii="TimeNewRoman" w:hAnsi="TimeNewRoman"/>
                 <w:sz w:val="30"/>
               </w:rPr>
-              <w:t>750×7=</w:t>
+              <w:t>165×5=</w:t>
             </w:r>
           </w:p>
         </w:tc>
@@ -223,7 +223,7 @@
                 <w:rFonts w:ascii="TimeNewRoman" w:hAnsi="TimeNewRoman"/>
                 <w:sz w:val="30"/>
               </w:rPr>
-              <w:t>122×2=</w:t>
+              <w:t>121×4=</w:t>
             </w:r>
           </w:p>
         </w:tc>
@@ -240,7 +240,7 @@
                 <w:rFonts w:ascii="TimeNewRoman" w:hAnsi="TimeNewRoman"/>
                 <w:sz w:val="30"/>
               </w:rPr>
-              <w:t>394×6=</w:t>
+              <w:t>507×5=</w:t>
             </w:r>
           </w:p>
         </w:tc>
@@ -257,7 +257,7 @@
                 <w:rFonts w:ascii="TimeNewRoman" w:hAnsi="TimeNewRoman"/>
                 <w:sz w:val="30"/>
               </w:rPr>
-              <w:t>899×3=</w:t>
+              <w:t>813×6=</w:t>
             </w:r>
           </w:p>
         </w:tc>
@@ -274,7 +274,7 @@
                 <w:rFonts w:ascii="TimeNewRoman" w:hAnsi="TimeNewRoman"/>
                 <w:sz w:val="30"/>
               </w:rPr>
-              <w:t>142×9=</w:t>
+              <w:t>740×9=</w:t>
             </w:r>
           </w:p>
         </w:tc>
@@ -291,7 +291,7 @@
                 <w:rFonts w:ascii="TimeNewRoman" w:hAnsi="TimeNewRoman"/>
                 <w:sz w:val="30"/>
               </w:rPr>
-              <w:t>140×9=</w:t>
+              <w:t>248×5=</w:t>
             </w:r>
           </w:p>
         </w:tc>
@@ -438,7 +438,7 @@
                 <w:rFonts w:ascii="TimeNewRoman" w:hAnsi="TimeNewRoman"/>
                 <w:sz w:val="30"/>
               </w:rPr>
-              <w:t>460×7=</w:t>
+              <w:t>691×2=</w:t>
             </w:r>
           </w:p>
         </w:tc>
@@ -455,7 +455,7 @@
                 <w:rFonts w:ascii="TimeNewRoman" w:hAnsi="TimeNewRoman"/>
                 <w:sz w:val="30"/>
               </w:rPr>
-              <w:t>658×8=</w:t>
+              <w:t>177×5=</w:t>
             </w:r>
           </w:p>
         </w:tc>
@@ -472,7 +472,7 @@
                 <w:rFonts w:ascii="TimeNewRoman" w:hAnsi="TimeNewRoman"/>
                 <w:sz w:val="30"/>
               </w:rPr>
-              <w:t>893×9=</w:t>
+              <w:t>723×8=</w:t>
             </w:r>
           </w:p>
         </w:tc>
@@ -489,7 +489,7 @@
                 <w:rFonts w:ascii="TimeNewRoman" w:hAnsi="TimeNewRoman"/>
                 <w:sz w:val="30"/>
               </w:rPr>
-              <w:t>572×5=</w:t>
+              <w:t>791×6=</w:t>
             </w:r>
           </w:p>
         </w:tc>
@@ -506,7 +506,7 @@
                 <w:rFonts w:ascii="TimeNewRoman" w:hAnsi="TimeNewRoman"/>
                 <w:sz w:val="30"/>
               </w:rPr>
-              <w:t>317×9=</w:t>
+              <w:t>305×5=</w:t>
             </w:r>
           </w:p>
         </w:tc>
@@ -653,7 +653,7 @@
                 <w:rFonts w:ascii="TimeNewRoman" w:hAnsi="TimeNewRoman"/>
                 <w:sz w:val="30"/>
               </w:rPr>
-              <w:t>388×3=</w:t>
+              <w:t>943×3=</w:t>
             </w:r>
           </w:p>
         </w:tc>
@@ -670,7 +670,7 @@
                 <w:rFonts w:ascii="TimeNewRoman" w:hAnsi="TimeNewRoman"/>
                 <w:sz w:val="30"/>
               </w:rPr>
-              <w:t>665×6=</w:t>
+              <w:t>290×2=</w:t>
             </w:r>
           </w:p>
         </w:tc>
@@ -687,7 +687,7 @@
                 <w:rFonts w:ascii="TimeNewRoman" w:hAnsi="TimeNewRoman"/>
                 <w:sz w:val="30"/>
               </w:rPr>
-              <w:t>276×3=</w:t>
+              <w:t>395×7=</w:t>
             </w:r>
           </w:p>
         </w:tc>
@@ -704,7 +704,7 @@
                 <w:rFonts w:ascii="TimeNewRoman" w:hAnsi="TimeNewRoman"/>
                 <w:sz w:val="30"/>
               </w:rPr>
-              <w:t>673×7=</w:t>
+              <w:t>189×2=</w:t>
             </w:r>
           </w:p>
         </w:tc>
@@ -721,7 +721,7 @@
                 <w:rFonts w:ascii="TimeNewRoman" w:hAnsi="TimeNewRoman"/>
                 <w:sz w:val="30"/>
               </w:rPr>
-              <w:t>734×3=</w:t>
+              <w:t>997×7=</w:t>
             </w:r>
           </w:p>
         </w:tc>
@@ -868,7 +868,7 @@
                 <w:rFonts w:ascii="TimeNewRoman" w:hAnsi="TimeNewRoman"/>
                 <w:sz w:val="30"/>
               </w:rPr>
-              <w:t>805×6=</w:t>
+              <w:t>607×7=</w:t>
             </w:r>
           </w:p>
         </w:tc>
@@ -885,7 +885,7 @@
                 <w:rFonts w:ascii="TimeNewRoman" w:hAnsi="TimeNewRoman"/>
                 <w:sz w:val="30"/>
               </w:rPr>
-              <w:t>234×9=</w:t>
+              <w:t>973×8=</w:t>
             </w:r>
           </w:p>
         </w:tc>
@@ -902,7 +902,7 @@
                 <w:rFonts w:ascii="TimeNewRoman" w:hAnsi="TimeNewRoman"/>
                 <w:sz w:val="30"/>
               </w:rPr>
-              <w:t>344×7=</w:t>
+              <w:t>153×5=</w:t>
             </w:r>
           </w:p>
         </w:tc>
@@ -919,7 +919,7 @@
                 <w:rFonts w:ascii="TimeNewRoman" w:hAnsi="TimeNewRoman"/>
                 <w:sz w:val="30"/>
               </w:rPr>
-              <w:t>429×4=</w:t>
+              <w:t>723×5=</w:t>
             </w:r>
           </w:p>
         </w:tc>
@@ -936,7 +936,7 @@
                 <w:rFonts w:ascii="TimeNewRoman" w:hAnsi="TimeNewRoman"/>
                 <w:sz w:val="30"/>
               </w:rPr>
-              <w:t>474×9=</w:t>
+              <w:t>192×6=</w:t>
             </w:r>
           </w:p>
         </w:tc>

--- a/three-digit_number_multiplied_by_one-digit_number.docx
+++ b/three-digit_number_multiplied_by_one-digit_number.docx
@@ -40,7 +40,7 @@
                 <w:rFonts w:ascii="TimeNewRoman" w:hAnsi="TimeNewRoman"/>
                 <w:sz w:val="30"/>
               </w:rPr>
-              <w:t>318×8=</w:t>
+              <w:t>874×7=</w:t>
             </w:r>
           </w:p>
         </w:tc>
@@ -57,7 +57,7 @@
                 <w:rFonts w:ascii="TimeNewRoman" w:hAnsi="TimeNewRoman"/>
                 <w:sz w:val="30"/>
               </w:rPr>
-              <w:t>230×8=</w:t>
+              <w:t>126×4=</w:t>
             </w:r>
           </w:p>
         </w:tc>
@@ -74,7 +74,7 @@
                 <w:rFonts w:ascii="TimeNewRoman" w:hAnsi="TimeNewRoman"/>
                 <w:sz w:val="30"/>
               </w:rPr>
-              <w:t>629×4=</w:t>
+              <w:t>211×7=</w:t>
             </w:r>
           </w:p>
         </w:tc>
@@ -91,7 +91,7 @@
                 <w:rFonts w:ascii="TimeNewRoman" w:hAnsi="TimeNewRoman"/>
                 <w:sz w:val="30"/>
               </w:rPr>
-              <w:t>218×3=</w:t>
+              <w:t>368×9=</w:t>
             </w:r>
           </w:p>
         </w:tc>
@@ -108,7 +108,7 @@
                 <w:rFonts w:ascii="TimeNewRoman" w:hAnsi="TimeNewRoman"/>
                 <w:sz w:val="30"/>
               </w:rPr>
-              <w:t>165×5=</w:t>
+              <w:t>515×2=</w:t>
             </w:r>
           </w:p>
         </w:tc>
@@ -223,7 +223,7 @@
                 <w:rFonts w:ascii="TimeNewRoman" w:hAnsi="TimeNewRoman"/>
                 <w:sz w:val="30"/>
               </w:rPr>
-              <w:t>121×4=</w:t>
+              <w:t>869×2=</w:t>
             </w:r>
           </w:p>
         </w:tc>
@@ -240,7 +240,7 @@
                 <w:rFonts w:ascii="TimeNewRoman" w:hAnsi="TimeNewRoman"/>
                 <w:sz w:val="30"/>
               </w:rPr>
-              <w:t>507×5=</w:t>
+              <w:t>982×5=</w:t>
             </w:r>
           </w:p>
         </w:tc>
@@ -257,7 +257,7 @@
                 <w:rFonts w:ascii="TimeNewRoman" w:hAnsi="TimeNewRoman"/>
                 <w:sz w:val="30"/>
               </w:rPr>
-              <w:t>813×6=</w:t>
+              <w:t>724×6=</w:t>
             </w:r>
           </w:p>
         </w:tc>
@@ -274,7 +274,7 @@
                 <w:rFonts w:ascii="TimeNewRoman" w:hAnsi="TimeNewRoman"/>
                 <w:sz w:val="30"/>
               </w:rPr>
-              <w:t>740×9=</w:t>
+              <w:t>938×9=</w:t>
             </w:r>
           </w:p>
         </w:tc>
@@ -291,7 +291,7 @@
                 <w:rFonts w:ascii="TimeNewRoman" w:hAnsi="TimeNewRoman"/>
                 <w:sz w:val="30"/>
               </w:rPr>
-              <w:t>248×5=</w:t>
+              <w:t>714×8=</w:t>
             </w:r>
           </w:p>
         </w:tc>
@@ -438,7 +438,7 @@
                 <w:rFonts w:ascii="TimeNewRoman" w:hAnsi="TimeNewRoman"/>
                 <w:sz w:val="30"/>
               </w:rPr>
-              <w:t>691×2=</w:t>
+              <w:t>975×7=</w:t>
             </w:r>
           </w:p>
         </w:tc>
@@ -455,7 +455,7 @@
                 <w:rFonts w:ascii="TimeNewRoman" w:hAnsi="TimeNewRoman"/>
                 <w:sz w:val="30"/>
               </w:rPr>
-              <w:t>177×5=</w:t>
+              <w:t>466×2=</w:t>
             </w:r>
           </w:p>
         </w:tc>
@@ -472,7 +472,7 @@
                 <w:rFonts w:ascii="TimeNewRoman" w:hAnsi="TimeNewRoman"/>
                 <w:sz w:val="30"/>
               </w:rPr>
-              <w:t>723×8=</w:t>
+              <w:t>527×5=</w:t>
             </w:r>
           </w:p>
         </w:tc>
@@ -489,7 +489,7 @@
                 <w:rFonts w:ascii="TimeNewRoman" w:hAnsi="TimeNewRoman"/>
                 <w:sz w:val="30"/>
               </w:rPr>
-              <w:t>791×6=</w:t>
+              <w:t>202×4=</w:t>
             </w:r>
           </w:p>
         </w:tc>
@@ -506,7 +506,7 @@
                 <w:rFonts w:ascii="TimeNewRoman" w:hAnsi="TimeNewRoman"/>
                 <w:sz w:val="30"/>
               </w:rPr>
-              <w:t>305×5=</w:t>
+              <w:t>343×5=</w:t>
             </w:r>
           </w:p>
         </w:tc>
@@ -653,7 +653,7 @@
                 <w:rFonts w:ascii="TimeNewRoman" w:hAnsi="TimeNewRoman"/>
                 <w:sz w:val="30"/>
               </w:rPr>
-              <w:t>943×3=</w:t>
+              <w:t>503×3=</w:t>
             </w:r>
           </w:p>
         </w:tc>
@@ -670,7 +670,7 @@
                 <w:rFonts w:ascii="TimeNewRoman" w:hAnsi="TimeNewRoman"/>
                 <w:sz w:val="30"/>
               </w:rPr>
-              <w:t>290×2=</w:t>
+              <w:t>493×7=</w:t>
             </w:r>
           </w:p>
         </w:tc>
@@ -687,7 +687,7 @@
                 <w:rFonts w:ascii="TimeNewRoman" w:hAnsi="TimeNewRoman"/>
                 <w:sz w:val="30"/>
               </w:rPr>
-              <w:t>395×7=</w:t>
+              <w:t>198×6=</w:t>
             </w:r>
           </w:p>
         </w:tc>
@@ -704,7 +704,7 @@
                 <w:rFonts w:ascii="TimeNewRoman" w:hAnsi="TimeNewRoman"/>
                 <w:sz w:val="30"/>
               </w:rPr>
-              <w:t>189×2=</w:t>
+              <w:t>179×8=</w:t>
             </w:r>
           </w:p>
         </w:tc>
@@ -721,7 +721,7 @@
                 <w:rFonts w:ascii="TimeNewRoman" w:hAnsi="TimeNewRoman"/>
                 <w:sz w:val="30"/>
               </w:rPr>
-              <w:t>997×7=</w:t>
+              <w:t>892×2=</w:t>
             </w:r>
           </w:p>
         </w:tc>
@@ -868,7 +868,7 @@
                 <w:rFonts w:ascii="TimeNewRoman" w:hAnsi="TimeNewRoman"/>
                 <w:sz w:val="30"/>
               </w:rPr>
-              <w:t>607×7=</w:t>
+              <w:t>851×5=</w:t>
             </w:r>
           </w:p>
         </w:tc>
@@ -885,7 +885,7 @@
                 <w:rFonts w:ascii="TimeNewRoman" w:hAnsi="TimeNewRoman"/>
                 <w:sz w:val="30"/>
               </w:rPr>
-              <w:t>973×8=</w:t>
+              <w:t>226×8=</w:t>
             </w:r>
           </w:p>
         </w:tc>
@@ -902,7 +902,7 @@
                 <w:rFonts w:ascii="TimeNewRoman" w:hAnsi="TimeNewRoman"/>
                 <w:sz w:val="30"/>
               </w:rPr>
-              <w:t>153×5=</w:t>
+              <w:t>620×5=</w:t>
             </w:r>
           </w:p>
         </w:tc>
@@ -919,7 +919,7 @@
                 <w:rFonts w:ascii="TimeNewRoman" w:hAnsi="TimeNewRoman"/>
                 <w:sz w:val="30"/>
               </w:rPr>
-              <w:t>723×5=</w:t>
+              <w:t>203×6=</w:t>
             </w:r>
           </w:p>
         </w:tc>
@@ -936,7 +936,7 @@
                 <w:rFonts w:ascii="TimeNewRoman" w:hAnsi="TimeNewRoman"/>
                 <w:sz w:val="30"/>
               </w:rPr>
-              <w:t>192×6=</w:t>
+              <w:t>273×3=</w:t>
             </w:r>
           </w:p>
         </w:tc>

--- a/three-digit_number_multiplied_by_one-digit_number.docx
+++ b/three-digit_number_multiplied_by_one-digit_number.docx
@@ -11,7 +11,7 @@
           <w:rFonts w:ascii="Arial" w:hAnsi="Arial"/>
           <w:sz w:val="30"/>
         </w:rPr>
-        <w:t>2026-10-27 Tuesday</w:t>
+        <w:t>2026-10-28 Wednesday</w:t>
       </w:r>
     </w:p>
     <w:tbl>
@@ -40,7 +40,7 @@
                 <w:rFonts w:ascii="TimeNewRoman" w:hAnsi="TimeNewRoman"/>
                 <w:sz w:val="30"/>
               </w:rPr>
-              <w:t>874×7=</w:t>
+              <w:t>547×4=</w:t>
             </w:r>
           </w:p>
         </w:tc>
@@ -57,7 +57,7 @@
                 <w:rFonts w:ascii="TimeNewRoman" w:hAnsi="TimeNewRoman"/>
                 <w:sz w:val="30"/>
               </w:rPr>
-              <w:t>126×4=</w:t>
+              <w:t>746×3=</w:t>
             </w:r>
           </w:p>
         </w:tc>
@@ -74,7 +74,7 @@
                 <w:rFonts w:ascii="TimeNewRoman" w:hAnsi="TimeNewRoman"/>
                 <w:sz w:val="30"/>
               </w:rPr>
-              <w:t>211×7=</w:t>
+              <w:t>636×5=</w:t>
             </w:r>
           </w:p>
         </w:tc>
@@ -91,7 +91,7 @@
                 <w:rFonts w:ascii="TimeNewRoman" w:hAnsi="TimeNewRoman"/>
                 <w:sz w:val="30"/>
               </w:rPr>
-              <w:t>368×9=</w:t>
+              <w:t>431×3=</w:t>
             </w:r>
           </w:p>
         </w:tc>
@@ -108,7 +108,7 @@
                 <w:rFonts w:ascii="TimeNewRoman" w:hAnsi="TimeNewRoman"/>
                 <w:sz w:val="30"/>
               </w:rPr>
-              <w:t>515×2=</w:t>
+              <w:t>432×6=</w:t>
             </w:r>
           </w:p>
         </w:tc>
@@ -223,7 +223,7 @@
                 <w:rFonts w:ascii="TimeNewRoman" w:hAnsi="TimeNewRoman"/>
                 <w:sz w:val="30"/>
               </w:rPr>
-              <w:t>869×2=</w:t>
+              <w:t>278×4=</w:t>
             </w:r>
           </w:p>
         </w:tc>
@@ -240,7 +240,7 @@
                 <w:rFonts w:ascii="TimeNewRoman" w:hAnsi="TimeNewRoman"/>
                 <w:sz w:val="30"/>
               </w:rPr>
-              <w:t>982×5=</w:t>
+              <w:t>805×2=</w:t>
             </w:r>
           </w:p>
         </w:tc>
@@ -257,7 +257,7 @@
                 <w:rFonts w:ascii="TimeNewRoman" w:hAnsi="TimeNewRoman"/>
                 <w:sz w:val="30"/>
               </w:rPr>
-              <w:t>724×6=</w:t>
+              <w:t>793×2=</w:t>
             </w:r>
           </w:p>
         </w:tc>
@@ -274,7 +274,7 @@
                 <w:rFonts w:ascii="TimeNewRoman" w:hAnsi="TimeNewRoman"/>
                 <w:sz w:val="30"/>
               </w:rPr>
-              <w:t>938×9=</w:t>
+              <w:t>574×6=</w:t>
             </w:r>
           </w:p>
         </w:tc>
@@ -291,7 +291,7 @@
                 <w:rFonts w:ascii="TimeNewRoman" w:hAnsi="TimeNewRoman"/>
                 <w:sz w:val="30"/>
               </w:rPr>
-              <w:t>714×8=</w:t>
+              <w:t>496×9=</w:t>
             </w:r>
           </w:p>
         </w:tc>
@@ -438,7 +438,7 @@
                 <w:rFonts w:ascii="TimeNewRoman" w:hAnsi="TimeNewRoman"/>
                 <w:sz w:val="30"/>
               </w:rPr>
-              <w:t>975×7=</w:t>
+              <w:t>515×5=</w:t>
             </w:r>
           </w:p>
         </w:tc>
@@ -455,7 +455,7 @@
                 <w:rFonts w:ascii="TimeNewRoman" w:hAnsi="TimeNewRoman"/>
                 <w:sz w:val="30"/>
               </w:rPr>
-              <w:t>466×2=</w:t>
+              <w:t>693×4=</w:t>
             </w:r>
           </w:p>
         </w:tc>
@@ -472,7 +472,7 @@
                 <w:rFonts w:ascii="TimeNewRoman" w:hAnsi="TimeNewRoman"/>
                 <w:sz w:val="30"/>
               </w:rPr>
-              <w:t>527×5=</w:t>
+              <w:t>432×7=</w:t>
             </w:r>
           </w:p>
         </w:tc>
@@ -489,7 +489,7 @@
                 <w:rFonts w:ascii="TimeNewRoman" w:hAnsi="TimeNewRoman"/>
                 <w:sz w:val="30"/>
               </w:rPr>
-              <w:t>202×4=</w:t>
+              <w:t>882×2=</w:t>
             </w:r>
           </w:p>
         </w:tc>
@@ -506,7 +506,7 @@
                 <w:rFonts w:ascii="TimeNewRoman" w:hAnsi="TimeNewRoman"/>
                 <w:sz w:val="30"/>
               </w:rPr>
-              <w:t>343×5=</w:t>
+              <w:t>542×7=</w:t>
             </w:r>
           </w:p>
         </w:tc>
@@ -653,7 +653,7 @@
                 <w:rFonts w:ascii="TimeNewRoman" w:hAnsi="TimeNewRoman"/>
                 <w:sz w:val="30"/>
               </w:rPr>
-              <w:t>503×3=</w:t>
+              <w:t>379×2=</w:t>
             </w:r>
           </w:p>
         </w:tc>
@@ -670,7 +670,7 @@
                 <w:rFonts w:ascii="TimeNewRoman" w:hAnsi="TimeNewRoman"/>
                 <w:sz w:val="30"/>
               </w:rPr>
-              <w:t>493×7=</w:t>
+              <w:t>284×2=</w:t>
             </w:r>
           </w:p>
         </w:tc>
@@ -687,7 +687,7 @@
                 <w:rFonts w:ascii="TimeNewRoman" w:hAnsi="TimeNewRoman"/>
                 <w:sz w:val="30"/>
               </w:rPr>
-              <w:t>198×6=</w:t>
+              <w:t>638×3=</w:t>
             </w:r>
           </w:p>
         </w:tc>
@@ -704,7 +704,7 @@
                 <w:rFonts w:ascii="TimeNewRoman" w:hAnsi="TimeNewRoman"/>
                 <w:sz w:val="30"/>
               </w:rPr>
-              <w:t>179×8=</w:t>
+              <w:t>626×6=</w:t>
             </w:r>
           </w:p>
         </w:tc>
@@ -721,7 +721,7 @@
                 <w:rFonts w:ascii="TimeNewRoman" w:hAnsi="TimeNewRoman"/>
                 <w:sz w:val="30"/>
               </w:rPr>
-              <w:t>892×2=</w:t>
+              <w:t>228×3=</w:t>
             </w:r>
           </w:p>
         </w:tc>
@@ -868,7 +868,7 @@
                 <w:rFonts w:ascii="TimeNewRoman" w:hAnsi="TimeNewRoman"/>
                 <w:sz w:val="30"/>
               </w:rPr>
-              <w:t>851×5=</w:t>
+              <w:t>950×4=</w:t>
             </w:r>
           </w:p>
         </w:tc>
@@ -885,7 +885,7 @@
                 <w:rFonts w:ascii="TimeNewRoman" w:hAnsi="TimeNewRoman"/>
                 <w:sz w:val="30"/>
               </w:rPr>
-              <w:t>226×8=</w:t>
+              <w:t>284×4=</w:t>
             </w:r>
           </w:p>
         </w:tc>
@@ -902,7 +902,7 @@
                 <w:rFonts w:ascii="TimeNewRoman" w:hAnsi="TimeNewRoman"/>
                 <w:sz w:val="30"/>
               </w:rPr>
-              <w:t>620×5=</w:t>
+              <w:t>691×3=</w:t>
             </w:r>
           </w:p>
         </w:tc>
@@ -919,7 +919,7 @@
                 <w:rFonts w:ascii="TimeNewRoman" w:hAnsi="TimeNewRoman"/>
                 <w:sz w:val="30"/>
               </w:rPr>
-              <w:t>203×6=</w:t>
+              <w:t>713×7=</w:t>
             </w:r>
           </w:p>
         </w:tc>
@@ -936,7 +936,7 @@
                 <w:rFonts w:ascii="TimeNewRoman" w:hAnsi="TimeNewRoman"/>
                 <w:sz w:val="30"/>
               </w:rPr>
-              <w:t>273×3=</w:t>
+              <w:t>688×6=</w:t>
             </w:r>
           </w:p>
         </w:tc>

--- a/three-digit_number_multiplied_by_one-digit_number.docx
+++ b/three-digit_number_multiplied_by_one-digit_number.docx
@@ -40,7 +40,7 @@
                 <w:rFonts w:ascii="TimeNewRoman" w:hAnsi="TimeNewRoman"/>
                 <w:sz w:val="30"/>
               </w:rPr>
-              <w:t>547×4=</w:t>
+              <w:t>561×8=</w:t>
             </w:r>
           </w:p>
         </w:tc>
@@ -57,7 +57,7 @@
                 <w:rFonts w:ascii="TimeNewRoman" w:hAnsi="TimeNewRoman"/>
                 <w:sz w:val="30"/>
               </w:rPr>
-              <w:t>746×3=</w:t>
+              <w:t>683×5=</w:t>
             </w:r>
           </w:p>
         </w:tc>
@@ -74,7 +74,7 @@
                 <w:rFonts w:ascii="TimeNewRoman" w:hAnsi="TimeNewRoman"/>
                 <w:sz w:val="30"/>
               </w:rPr>
-              <w:t>636×5=</w:t>
+              <w:t>923×2=</w:t>
             </w:r>
           </w:p>
         </w:tc>
@@ -91,7 +91,7 @@
                 <w:rFonts w:ascii="TimeNewRoman" w:hAnsi="TimeNewRoman"/>
                 <w:sz w:val="30"/>
               </w:rPr>
-              <w:t>431×3=</w:t>
+              <w:t>101×8=</w:t>
             </w:r>
           </w:p>
         </w:tc>
@@ -108,7 +108,7 @@
                 <w:rFonts w:ascii="TimeNewRoman" w:hAnsi="TimeNewRoman"/>
                 <w:sz w:val="30"/>
               </w:rPr>
-              <w:t>432×6=</w:t>
+              <w:t>284×2=</w:t>
             </w:r>
           </w:p>
         </w:tc>
@@ -223,7 +223,7 @@
                 <w:rFonts w:ascii="TimeNewRoman" w:hAnsi="TimeNewRoman"/>
                 <w:sz w:val="30"/>
               </w:rPr>
-              <w:t>278×4=</w:t>
+              <w:t>175×2=</w:t>
             </w:r>
           </w:p>
         </w:tc>
@@ -240,7 +240,7 @@
                 <w:rFonts w:ascii="TimeNewRoman" w:hAnsi="TimeNewRoman"/>
                 <w:sz w:val="30"/>
               </w:rPr>
-              <w:t>805×2=</w:t>
+              <w:t>163×6=</w:t>
             </w:r>
           </w:p>
         </w:tc>
@@ -257,7 +257,7 @@
                 <w:rFonts w:ascii="TimeNewRoman" w:hAnsi="TimeNewRoman"/>
                 <w:sz w:val="30"/>
               </w:rPr>
-              <w:t>793×2=</w:t>
+              <w:t>296×2=</w:t>
             </w:r>
           </w:p>
         </w:tc>
@@ -274,7 +274,7 @@
                 <w:rFonts w:ascii="TimeNewRoman" w:hAnsi="TimeNewRoman"/>
                 <w:sz w:val="30"/>
               </w:rPr>
-              <w:t>574×6=</w:t>
+              <w:t>745×4=</w:t>
             </w:r>
           </w:p>
         </w:tc>
@@ -291,7 +291,7 @@
                 <w:rFonts w:ascii="TimeNewRoman" w:hAnsi="TimeNewRoman"/>
                 <w:sz w:val="30"/>
               </w:rPr>
-              <w:t>496×9=</w:t>
+              <w:t>900×3=</w:t>
             </w:r>
           </w:p>
         </w:tc>
@@ -438,7 +438,7 @@
                 <w:rFonts w:ascii="TimeNewRoman" w:hAnsi="TimeNewRoman"/>
                 <w:sz w:val="30"/>
               </w:rPr>
-              <w:t>515×5=</w:t>
+              <w:t>236×5=</w:t>
             </w:r>
           </w:p>
         </w:tc>
@@ -455,7 +455,7 @@
                 <w:rFonts w:ascii="TimeNewRoman" w:hAnsi="TimeNewRoman"/>
                 <w:sz w:val="30"/>
               </w:rPr>
-              <w:t>693×4=</w:t>
+              <w:t>108×2=</w:t>
             </w:r>
           </w:p>
         </w:tc>
@@ -472,7 +472,7 @@
                 <w:rFonts w:ascii="TimeNewRoman" w:hAnsi="TimeNewRoman"/>
                 <w:sz w:val="30"/>
               </w:rPr>
-              <w:t>432×7=</w:t>
+              <w:t>967×4=</w:t>
             </w:r>
           </w:p>
         </w:tc>
@@ -489,7 +489,7 @@
                 <w:rFonts w:ascii="TimeNewRoman" w:hAnsi="TimeNewRoman"/>
                 <w:sz w:val="30"/>
               </w:rPr>
-              <w:t>882×2=</w:t>
+              <w:t>724×7=</w:t>
             </w:r>
           </w:p>
         </w:tc>
@@ -506,7 +506,7 @@
                 <w:rFonts w:ascii="TimeNewRoman" w:hAnsi="TimeNewRoman"/>
                 <w:sz w:val="30"/>
               </w:rPr>
-              <w:t>542×7=</w:t>
+              <w:t>371×6=</w:t>
             </w:r>
           </w:p>
         </w:tc>
@@ -653,7 +653,7 @@
                 <w:rFonts w:ascii="TimeNewRoman" w:hAnsi="TimeNewRoman"/>
                 <w:sz w:val="30"/>
               </w:rPr>
-              <w:t>379×2=</w:t>
+              <w:t>963×8=</w:t>
             </w:r>
           </w:p>
         </w:tc>
@@ -670,7 +670,7 @@
                 <w:rFonts w:ascii="TimeNewRoman" w:hAnsi="TimeNewRoman"/>
                 <w:sz w:val="30"/>
               </w:rPr>
-              <w:t>284×2=</w:t>
+              <w:t>353×2=</w:t>
             </w:r>
           </w:p>
         </w:tc>
@@ -687,7 +687,7 @@
                 <w:rFonts w:ascii="TimeNewRoman" w:hAnsi="TimeNewRoman"/>
                 <w:sz w:val="30"/>
               </w:rPr>
-              <w:t>638×3=</w:t>
+              <w:t>829×5=</w:t>
             </w:r>
           </w:p>
         </w:tc>
@@ -704,7 +704,7 @@
                 <w:rFonts w:ascii="TimeNewRoman" w:hAnsi="TimeNewRoman"/>
                 <w:sz w:val="30"/>
               </w:rPr>
-              <w:t>626×6=</w:t>
+              <w:t>220×6=</w:t>
             </w:r>
           </w:p>
         </w:tc>
@@ -721,7 +721,7 @@
                 <w:rFonts w:ascii="TimeNewRoman" w:hAnsi="TimeNewRoman"/>
                 <w:sz w:val="30"/>
               </w:rPr>
-              <w:t>228×3=</w:t>
+              <w:t>158×7=</w:t>
             </w:r>
           </w:p>
         </w:tc>
@@ -868,7 +868,7 @@
                 <w:rFonts w:ascii="TimeNewRoman" w:hAnsi="TimeNewRoman"/>
                 <w:sz w:val="30"/>
               </w:rPr>
-              <w:t>950×4=</w:t>
+              <w:t>708×5=</w:t>
             </w:r>
           </w:p>
         </w:tc>
@@ -885,7 +885,7 @@
                 <w:rFonts w:ascii="TimeNewRoman" w:hAnsi="TimeNewRoman"/>
                 <w:sz w:val="30"/>
               </w:rPr>
-              <w:t>284×4=</w:t>
+              <w:t>331×9=</w:t>
             </w:r>
           </w:p>
         </w:tc>
@@ -902,7 +902,7 @@
                 <w:rFonts w:ascii="TimeNewRoman" w:hAnsi="TimeNewRoman"/>
                 <w:sz w:val="30"/>
               </w:rPr>
-              <w:t>691×3=</w:t>
+              <w:t>186×6=</w:t>
             </w:r>
           </w:p>
         </w:tc>
@@ -919,7 +919,7 @@
                 <w:rFonts w:ascii="TimeNewRoman" w:hAnsi="TimeNewRoman"/>
                 <w:sz w:val="30"/>
               </w:rPr>
-              <w:t>713×7=</w:t>
+              <w:t>475×3=</w:t>
             </w:r>
           </w:p>
         </w:tc>
@@ -936,7 +936,7 @@
                 <w:rFonts w:ascii="TimeNewRoman" w:hAnsi="TimeNewRoman"/>
                 <w:sz w:val="30"/>
               </w:rPr>
-              <w:t>688×6=</w:t>
+              <w:t>472×2=</w:t>
             </w:r>
           </w:p>
         </w:tc>

--- a/three-digit_number_multiplied_by_one-digit_number.docx
+++ b/three-digit_number_multiplied_by_one-digit_number.docx
@@ -11,7 +11,7 @@
           <w:rFonts w:ascii="Arial" w:hAnsi="Arial"/>
           <w:sz w:val="30"/>
         </w:rPr>
-        <w:t>2026-10-28 Wednesday</w:t>
+        <w:t>2026-10-29 Thursday</w:t>
       </w:r>
     </w:p>
     <w:tbl>
@@ -40,7 +40,7 @@
                 <w:rFonts w:ascii="TimeNewRoman" w:hAnsi="TimeNewRoman"/>
                 <w:sz w:val="30"/>
               </w:rPr>
-              <w:t>561×8=</w:t>
+              <w:t>945×2=</w:t>
             </w:r>
           </w:p>
         </w:tc>
@@ -57,7 +57,7 @@
                 <w:rFonts w:ascii="TimeNewRoman" w:hAnsi="TimeNewRoman"/>
                 <w:sz w:val="30"/>
               </w:rPr>
-              <w:t>683×5=</w:t>
+              <w:t>791×7=</w:t>
             </w:r>
           </w:p>
         </w:tc>
@@ -74,7 +74,7 @@
                 <w:rFonts w:ascii="TimeNewRoman" w:hAnsi="TimeNewRoman"/>
                 <w:sz w:val="30"/>
               </w:rPr>
-              <w:t>923×2=</w:t>
+              <w:t>517×9=</w:t>
             </w:r>
           </w:p>
         </w:tc>
@@ -91,7 +91,7 @@
                 <w:rFonts w:ascii="TimeNewRoman" w:hAnsi="TimeNewRoman"/>
                 <w:sz w:val="30"/>
               </w:rPr>
-              <w:t>101×8=</w:t>
+              <w:t>728×3=</w:t>
             </w:r>
           </w:p>
         </w:tc>
@@ -108,7 +108,7 @@
                 <w:rFonts w:ascii="TimeNewRoman" w:hAnsi="TimeNewRoman"/>
                 <w:sz w:val="30"/>
               </w:rPr>
-              <w:t>284×2=</w:t>
+              <w:t>512×6=</w:t>
             </w:r>
           </w:p>
         </w:tc>
@@ -223,7 +223,7 @@
                 <w:rFonts w:ascii="TimeNewRoman" w:hAnsi="TimeNewRoman"/>
                 <w:sz w:val="30"/>
               </w:rPr>
-              <w:t>175×2=</w:t>
+              <w:t>910×9=</w:t>
             </w:r>
           </w:p>
         </w:tc>
@@ -240,7 +240,7 @@
                 <w:rFonts w:ascii="TimeNewRoman" w:hAnsi="TimeNewRoman"/>
                 <w:sz w:val="30"/>
               </w:rPr>
-              <w:t>163×6=</w:t>
+              <w:t>473×4=</w:t>
             </w:r>
           </w:p>
         </w:tc>
@@ -257,7 +257,7 @@
                 <w:rFonts w:ascii="TimeNewRoman" w:hAnsi="TimeNewRoman"/>
                 <w:sz w:val="30"/>
               </w:rPr>
-              <w:t>296×2=</w:t>
+              <w:t>821×2=</w:t>
             </w:r>
           </w:p>
         </w:tc>
@@ -274,7 +274,7 @@
                 <w:rFonts w:ascii="TimeNewRoman" w:hAnsi="TimeNewRoman"/>
                 <w:sz w:val="30"/>
               </w:rPr>
-              <w:t>745×4=</w:t>
+              <w:t>729×4=</w:t>
             </w:r>
           </w:p>
         </w:tc>
@@ -291,7 +291,7 @@
                 <w:rFonts w:ascii="TimeNewRoman" w:hAnsi="TimeNewRoman"/>
                 <w:sz w:val="30"/>
               </w:rPr>
-              <w:t>900×3=</w:t>
+              <w:t>448×2=</w:t>
             </w:r>
           </w:p>
         </w:tc>
@@ -438,7 +438,7 @@
                 <w:rFonts w:ascii="TimeNewRoman" w:hAnsi="TimeNewRoman"/>
                 <w:sz w:val="30"/>
               </w:rPr>
-              <w:t>236×5=</w:t>
+              <w:t>857×2=</w:t>
             </w:r>
           </w:p>
         </w:tc>
@@ -455,7 +455,7 @@
                 <w:rFonts w:ascii="TimeNewRoman" w:hAnsi="TimeNewRoman"/>
                 <w:sz w:val="30"/>
               </w:rPr>
-              <w:t>108×2=</w:t>
+              <w:t>691×2=</w:t>
             </w:r>
           </w:p>
         </w:tc>
@@ -472,7 +472,7 @@
                 <w:rFonts w:ascii="TimeNewRoman" w:hAnsi="TimeNewRoman"/>
                 <w:sz w:val="30"/>
               </w:rPr>
-              <w:t>967×4=</w:t>
+              <w:t>594×3=</w:t>
             </w:r>
           </w:p>
         </w:tc>
@@ -489,7 +489,7 @@
                 <w:rFonts w:ascii="TimeNewRoman" w:hAnsi="TimeNewRoman"/>
                 <w:sz w:val="30"/>
               </w:rPr>
-              <w:t>724×7=</w:t>
+              <w:t>798×7=</w:t>
             </w:r>
           </w:p>
         </w:tc>
@@ -506,7 +506,7 @@
                 <w:rFonts w:ascii="TimeNewRoman" w:hAnsi="TimeNewRoman"/>
                 <w:sz w:val="30"/>
               </w:rPr>
-              <w:t>371×6=</w:t>
+              <w:t>233×6=</w:t>
             </w:r>
           </w:p>
         </w:tc>
@@ -653,7 +653,7 @@
                 <w:rFonts w:ascii="TimeNewRoman" w:hAnsi="TimeNewRoman"/>
                 <w:sz w:val="30"/>
               </w:rPr>
-              <w:t>963×8=</w:t>
+              <w:t>785×5=</w:t>
             </w:r>
           </w:p>
         </w:tc>
@@ -670,7 +670,7 @@
                 <w:rFonts w:ascii="TimeNewRoman" w:hAnsi="TimeNewRoman"/>
                 <w:sz w:val="30"/>
               </w:rPr>
-              <w:t>353×2=</w:t>
+              <w:t>929×7=</w:t>
             </w:r>
           </w:p>
         </w:tc>
@@ -687,7 +687,7 @@
                 <w:rFonts w:ascii="TimeNewRoman" w:hAnsi="TimeNewRoman"/>
                 <w:sz w:val="30"/>
               </w:rPr>
-              <w:t>829×5=</w:t>
+              <w:t>189×2=</w:t>
             </w:r>
           </w:p>
         </w:tc>
@@ -704,7 +704,7 @@
                 <w:rFonts w:ascii="TimeNewRoman" w:hAnsi="TimeNewRoman"/>
                 <w:sz w:val="30"/>
               </w:rPr>
-              <w:t>220×6=</w:t>
+              <w:t>106×2=</w:t>
             </w:r>
           </w:p>
         </w:tc>
@@ -721,7 +721,7 @@
                 <w:rFonts w:ascii="TimeNewRoman" w:hAnsi="TimeNewRoman"/>
                 <w:sz w:val="30"/>
               </w:rPr>
-              <w:t>158×7=</w:t>
+              <w:t>399×5=</w:t>
             </w:r>
           </w:p>
         </w:tc>
@@ -868,7 +868,7 @@
                 <w:rFonts w:ascii="TimeNewRoman" w:hAnsi="TimeNewRoman"/>
                 <w:sz w:val="30"/>
               </w:rPr>
-              <w:t>708×5=</w:t>
+              <w:t>914×6=</w:t>
             </w:r>
           </w:p>
         </w:tc>
@@ -885,7 +885,7 @@
                 <w:rFonts w:ascii="TimeNewRoman" w:hAnsi="TimeNewRoman"/>
                 <w:sz w:val="30"/>
               </w:rPr>
-              <w:t>331×9=</w:t>
+              <w:t>603×8=</w:t>
             </w:r>
           </w:p>
         </w:tc>
@@ -902,7 +902,7 @@
                 <w:rFonts w:ascii="TimeNewRoman" w:hAnsi="TimeNewRoman"/>
                 <w:sz w:val="30"/>
               </w:rPr>
-              <w:t>186×6=</w:t>
+              <w:t>520×6=</w:t>
             </w:r>
           </w:p>
         </w:tc>
@@ -919,7 +919,7 @@
                 <w:rFonts w:ascii="TimeNewRoman" w:hAnsi="TimeNewRoman"/>
                 <w:sz w:val="30"/>
               </w:rPr>
-              <w:t>475×3=</w:t>
+              <w:t>612×7=</w:t>
             </w:r>
           </w:p>
         </w:tc>
@@ -936,7 +936,7 @@
                 <w:rFonts w:ascii="TimeNewRoman" w:hAnsi="TimeNewRoman"/>
                 <w:sz w:val="30"/>
               </w:rPr>
-              <w:t>472×2=</w:t>
+              <w:t>532×4=</w:t>
             </w:r>
           </w:p>
         </w:tc>

--- a/three-digit_number_multiplied_by_one-digit_number.docx
+++ b/three-digit_number_multiplied_by_one-digit_number.docx
@@ -40,7 +40,7 @@
                 <w:rFonts w:ascii="TimeNewRoman" w:hAnsi="TimeNewRoman"/>
                 <w:sz w:val="30"/>
               </w:rPr>
-              <w:t>945×2=</w:t>
+              <w:t>843×9=</w:t>
             </w:r>
           </w:p>
         </w:tc>
@@ -57,7 +57,7 @@
                 <w:rFonts w:ascii="TimeNewRoman" w:hAnsi="TimeNewRoman"/>
                 <w:sz w:val="30"/>
               </w:rPr>
-              <w:t>791×7=</w:t>
+              <w:t>650×5=</w:t>
             </w:r>
           </w:p>
         </w:tc>
@@ -74,7 +74,7 @@
                 <w:rFonts w:ascii="TimeNewRoman" w:hAnsi="TimeNewRoman"/>
                 <w:sz w:val="30"/>
               </w:rPr>
-              <w:t>517×9=</w:t>
+              <w:t>830×6=</w:t>
             </w:r>
           </w:p>
         </w:tc>
@@ -91,7 +91,7 @@
                 <w:rFonts w:ascii="TimeNewRoman" w:hAnsi="TimeNewRoman"/>
                 <w:sz w:val="30"/>
               </w:rPr>
-              <w:t>728×3=</w:t>
+              <w:t>897×5=</w:t>
             </w:r>
           </w:p>
         </w:tc>
@@ -108,7 +108,7 @@
                 <w:rFonts w:ascii="TimeNewRoman" w:hAnsi="TimeNewRoman"/>
                 <w:sz w:val="30"/>
               </w:rPr>
-              <w:t>512×6=</w:t>
+              <w:t>239×8=</w:t>
             </w:r>
           </w:p>
         </w:tc>
@@ -223,7 +223,7 @@
                 <w:rFonts w:ascii="TimeNewRoman" w:hAnsi="TimeNewRoman"/>
                 <w:sz w:val="30"/>
               </w:rPr>
-              <w:t>910×9=</w:t>
+              <w:t>313×8=</w:t>
             </w:r>
           </w:p>
         </w:tc>
@@ -240,7 +240,7 @@
                 <w:rFonts w:ascii="TimeNewRoman" w:hAnsi="TimeNewRoman"/>
                 <w:sz w:val="30"/>
               </w:rPr>
-              <w:t>473×4=</w:t>
+              <w:t>589×3=</w:t>
             </w:r>
           </w:p>
         </w:tc>
@@ -257,7 +257,7 @@
                 <w:rFonts w:ascii="TimeNewRoman" w:hAnsi="TimeNewRoman"/>
                 <w:sz w:val="30"/>
               </w:rPr>
-              <w:t>821×2=</w:t>
+              <w:t>251×2=</w:t>
             </w:r>
           </w:p>
         </w:tc>
@@ -274,7 +274,7 @@
                 <w:rFonts w:ascii="TimeNewRoman" w:hAnsi="TimeNewRoman"/>
                 <w:sz w:val="30"/>
               </w:rPr>
-              <w:t>729×4=</w:t>
+              <w:t>140×6=</w:t>
             </w:r>
           </w:p>
         </w:tc>
@@ -291,7 +291,7 @@
                 <w:rFonts w:ascii="TimeNewRoman" w:hAnsi="TimeNewRoman"/>
                 <w:sz w:val="30"/>
               </w:rPr>
-              <w:t>448×2=</w:t>
+              <w:t>952×8=</w:t>
             </w:r>
           </w:p>
         </w:tc>
@@ -438,7 +438,7 @@
                 <w:rFonts w:ascii="TimeNewRoman" w:hAnsi="TimeNewRoman"/>
                 <w:sz w:val="30"/>
               </w:rPr>
-              <w:t>857×2=</w:t>
+              <w:t>830×2=</w:t>
             </w:r>
           </w:p>
         </w:tc>
@@ -455,7 +455,7 @@
                 <w:rFonts w:ascii="TimeNewRoman" w:hAnsi="TimeNewRoman"/>
                 <w:sz w:val="30"/>
               </w:rPr>
-              <w:t>691×2=</w:t>
+              <w:t>966×6=</w:t>
             </w:r>
           </w:p>
         </w:tc>
@@ -472,7 +472,7 @@
                 <w:rFonts w:ascii="TimeNewRoman" w:hAnsi="TimeNewRoman"/>
                 <w:sz w:val="30"/>
               </w:rPr>
-              <w:t>594×3=</w:t>
+              <w:t>673×4=</w:t>
             </w:r>
           </w:p>
         </w:tc>
@@ -489,7 +489,7 @@
                 <w:rFonts w:ascii="TimeNewRoman" w:hAnsi="TimeNewRoman"/>
                 <w:sz w:val="30"/>
               </w:rPr>
-              <w:t>798×7=</w:t>
+              <w:t>902×6=</w:t>
             </w:r>
           </w:p>
         </w:tc>
@@ -506,7 +506,7 @@
                 <w:rFonts w:ascii="TimeNewRoman" w:hAnsi="TimeNewRoman"/>
                 <w:sz w:val="30"/>
               </w:rPr>
-              <w:t>233×6=</w:t>
+              <w:t>837×4=</w:t>
             </w:r>
           </w:p>
         </w:tc>
@@ -653,7 +653,7 @@
                 <w:rFonts w:ascii="TimeNewRoman" w:hAnsi="TimeNewRoman"/>
                 <w:sz w:val="30"/>
               </w:rPr>
-              <w:t>785×5=</w:t>
+              <w:t>503×2=</w:t>
             </w:r>
           </w:p>
         </w:tc>
@@ -670,7 +670,7 @@
                 <w:rFonts w:ascii="TimeNewRoman" w:hAnsi="TimeNewRoman"/>
                 <w:sz w:val="30"/>
               </w:rPr>
-              <w:t>929×7=</w:t>
+              <w:t>530×6=</w:t>
             </w:r>
           </w:p>
         </w:tc>
@@ -687,7 +687,7 @@
                 <w:rFonts w:ascii="TimeNewRoman" w:hAnsi="TimeNewRoman"/>
                 <w:sz w:val="30"/>
               </w:rPr>
-              <w:t>189×2=</w:t>
+              <w:t>268×7=</w:t>
             </w:r>
           </w:p>
         </w:tc>
@@ -704,7 +704,7 @@
                 <w:rFonts w:ascii="TimeNewRoman" w:hAnsi="TimeNewRoman"/>
                 <w:sz w:val="30"/>
               </w:rPr>
-              <w:t>106×2=</w:t>
+              <w:t>352×9=</w:t>
             </w:r>
           </w:p>
         </w:tc>
@@ -721,7 +721,7 @@
                 <w:rFonts w:ascii="TimeNewRoman" w:hAnsi="TimeNewRoman"/>
                 <w:sz w:val="30"/>
               </w:rPr>
-              <w:t>399×5=</w:t>
+              <w:t>570×4=</w:t>
             </w:r>
           </w:p>
         </w:tc>
@@ -868,7 +868,7 @@
                 <w:rFonts w:ascii="TimeNewRoman" w:hAnsi="TimeNewRoman"/>
                 <w:sz w:val="30"/>
               </w:rPr>
-              <w:t>914×6=</w:t>
+              <w:t>757×7=</w:t>
             </w:r>
           </w:p>
         </w:tc>
@@ -885,7 +885,7 @@
                 <w:rFonts w:ascii="TimeNewRoman" w:hAnsi="TimeNewRoman"/>
                 <w:sz w:val="30"/>
               </w:rPr>
-              <w:t>603×8=</w:t>
+              <w:t>210×5=</w:t>
             </w:r>
           </w:p>
         </w:tc>
@@ -902,7 +902,7 @@
                 <w:rFonts w:ascii="TimeNewRoman" w:hAnsi="TimeNewRoman"/>
                 <w:sz w:val="30"/>
               </w:rPr>
-              <w:t>520×6=</w:t>
+              <w:t>112×3=</w:t>
             </w:r>
           </w:p>
         </w:tc>
@@ -919,7 +919,7 @@
                 <w:rFonts w:ascii="TimeNewRoman" w:hAnsi="TimeNewRoman"/>
                 <w:sz w:val="30"/>
               </w:rPr>
-              <w:t>612×7=</w:t>
+              <w:t>617×3=</w:t>
             </w:r>
           </w:p>
         </w:tc>
@@ -936,7 +936,7 @@
                 <w:rFonts w:ascii="TimeNewRoman" w:hAnsi="TimeNewRoman"/>
                 <w:sz w:val="30"/>
               </w:rPr>
-              <w:t>532×4=</w:t>
+              <w:t>462×8=</w:t>
             </w:r>
           </w:p>
         </w:tc>

--- a/three-digit_number_multiplied_by_one-digit_number.docx
+++ b/three-digit_number_multiplied_by_one-digit_number.docx
@@ -11,7 +11,7 @@
           <w:rFonts w:ascii="Arial" w:hAnsi="Arial"/>
           <w:sz w:val="30"/>
         </w:rPr>
-        <w:t>2026-10-29 Thursday</w:t>
+        <w:t>2026-10-30 Friday</w:t>
       </w:r>
     </w:p>
     <w:tbl>
@@ -40,7 +40,7 @@
                 <w:rFonts w:ascii="TimeNewRoman" w:hAnsi="TimeNewRoman"/>
                 <w:sz w:val="30"/>
               </w:rPr>
-              <w:t>843×9=</w:t>
+              <w:t>805×8=</w:t>
             </w:r>
           </w:p>
         </w:tc>
@@ -57,7 +57,7 @@
                 <w:rFonts w:ascii="TimeNewRoman" w:hAnsi="TimeNewRoman"/>
                 <w:sz w:val="30"/>
               </w:rPr>
-              <w:t>650×5=</w:t>
+              <w:t>154×5=</w:t>
             </w:r>
           </w:p>
         </w:tc>
@@ -74,7 +74,7 @@
                 <w:rFonts w:ascii="TimeNewRoman" w:hAnsi="TimeNewRoman"/>
                 <w:sz w:val="30"/>
               </w:rPr>
-              <w:t>830×6=</w:t>
+              <w:t>152×3=</w:t>
             </w:r>
           </w:p>
         </w:tc>
@@ -91,7 +91,7 @@
                 <w:rFonts w:ascii="TimeNewRoman" w:hAnsi="TimeNewRoman"/>
                 <w:sz w:val="30"/>
               </w:rPr>
-              <w:t>897×5=</w:t>
+              <w:t>925×8=</w:t>
             </w:r>
           </w:p>
         </w:tc>
@@ -108,7 +108,7 @@
                 <w:rFonts w:ascii="TimeNewRoman" w:hAnsi="TimeNewRoman"/>
                 <w:sz w:val="30"/>
               </w:rPr>
-              <w:t>239×8=</w:t>
+              <w:t>295×4=</w:t>
             </w:r>
           </w:p>
         </w:tc>
@@ -223,7 +223,7 @@
                 <w:rFonts w:ascii="TimeNewRoman" w:hAnsi="TimeNewRoman"/>
                 <w:sz w:val="30"/>
               </w:rPr>
-              <w:t>313×8=</w:t>
+              <w:t>312×9=</w:t>
             </w:r>
           </w:p>
         </w:tc>
@@ -240,7 +240,7 @@
                 <w:rFonts w:ascii="TimeNewRoman" w:hAnsi="TimeNewRoman"/>
                 <w:sz w:val="30"/>
               </w:rPr>
-              <w:t>589×3=</w:t>
+              <w:t>758×9=</w:t>
             </w:r>
           </w:p>
         </w:tc>
@@ -257,7 +257,7 @@
                 <w:rFonts w:ascii="TimeNewRoman" w:hAnsi="TimeNewRoman"/>
                 <w:sz w:val="30"/>
               </w:rPr>
-              <w:t>251×2=</w:t>
+              <w:t>571×9=</w:t>
             </w:r>
           </w:p>
         </w:tc>
@@ -274,7 +274,7 @@
                 <w:rFonts w:ascii="TimeNewRoman" w:hAnsi="TimeNewRoman"/>
                 <w:sz w:val="30"/>
               </w:rPr>
-              <w:t>140×6=</w:t>
+              <w:t>782×7=</w:t>
             </w:r>
           </w:p>
         </w:tc>
@@ -291,7 +291,7 @@
                 <w:rFonts w:ascii="TimeNewRoman" w:hAnsi="TimeNewRoman"/>
                 <w:sz w:val="30"/>
               </w:rPr>
-              <w:t>952×8=</w:t>
+              <w:t>709×8=</w:t>
             </w:r>
           </w:p>
         </w:tc>
@@ -438,7 +438,7 @@
                 <w:rFonts w:ascii="TimeNewRoman" w:hAnsi="TimeNewRoman"/>
                 <w:sz w:val="30"/>
               </w:rPr>
-              <w:t>830×2=</w:t>
+              <w:t>908×4=</w:t>
             </w:r>
           </w:p>
         </w:tc>
@@ -455,7 +455,7 @@
                 <w:rFonts w:ascii="TimeNewRoman" w:hAnsi="TimeNewRoman"/>
                 <w:sz w:val="30"/>
               </w:rPr>
-              <w:t>966×6=</w:t>
+              <w:t>170×3=</w:t>
             </w:r>
           </w:p>
         </w:tc>
@@ -472,7 +472,7 @@
                 <w:rFonts w:ascii="TimeNewRoman" w:hAnsi="TimeNewRoman"/>
                 <w:sz w:val="30"/>
               </w:rPr>
-              <w:t>673×4=</w:t>
+              <w:t>395×7=</w:t>
             </w:r>
           </w:p>
         </w:tc>
@@ -489,7 +489,7 @@
                 <w:rFonts w:ascii="TimeNewRoman" w:hAnsi="TimeNewRoman"/>
                 <w:sz w:val="30"/>
               </w:rPr>
-              <w:t>902×6=</w:t>
+              <w:t>667×3=</w:t>
             </w:r>
           </w:p>
         </w:tc>
@@ -506,7 +506,7 @@
                 <w:rFonts w:ascii="TimeNewRoman" w:hAnsi="TimeNewRoman"/>
                 <w:sz w:val="30"/>
               </w:rPr>
-              <w:t>837×4=</w:t>
+              <w:t>104×7=</w:t>
             </w:r>
           </w:p>
         </w:tc>
@@ -653,7 +653,7 @@
                 <w:rFonts w:ascii="TimeNewRoman" w:hAnsi="TimeNewRoman"/>
                 <w:sz w:val="30"/>
               </w:rPr>
-              <w:t>503×2=</w:t>
+              <w:t>174×9=</w:t>
             </w:r>
           </w:p>
         </w:tc>
@@ -670,7 +670,7 @@
                 <w:rFonts w:ascii="TimeNewRoman" w:hAnsi="TimeNewRoman"/>
                 <w:sz w:val="30"/>
               </w:rPr>
-              <w:t>530×6=</w:t>
+              <w:t>574×9=</w:t>
             </w:r>
           </w:p>
         </w:tc>
@@ -687,7 +687,7 @@
                 <w:rFonts w:ascii="TimeNewRoman" w:hAnsi="TimeNewRoman"/>
                 <w:sz w:val="30"/>
               </w:rPr>
-              <w:t>268×7=</w:t>
+              <w:t>856×4=</w:t>
             </w:r>
           </w:p>
         </w:tc>
@@ -704,7 +704,7 @@
                 <w:rFonts w:ascii="TimeNewRoman" w:hAnsi="TimeNewRoman"/>
                 <w:sz w:val="30"/>
               </w:rPr>
-              <w:t>352×9=</w:t>
+              <w:t>272×7=</w:t>
             </w:r>
           </w:p>
         </w:tc>
@@ -721,7 +721,7 @@
                 <w:rFonts w:ascii="TimeNewRoman" w:hAnsi="TimeNewRoman"/>
                 <w:sz w:val="30"/>
               </w:rPr>
-              <w:t>570×4=</w:t>
+              <w:t>289×5=</w:t>
             </w:r>
           </w:p>
         </w:tc>
@@ -868,7 +868,7 @@
                 <w:rFonts w:ascii="TimeNewRoman" w:hAnsi="TimeNewRoman"/>
                 <w:sz w:val="30"/>
               </w:rPr>
-              <w:t>757×7=</w:t>
+              <w:t>344×8=</w:t>
             </w:r>
           </w:p>
         </w:tc>
@@ -885,7 +885,7 @@
                 <w:rFonts w:ascii="TimeNewRoman" w:hAnsi="TimeNewRoman"/>
                 <w:sz w:val="30"/>
               </w:rPr>
-              <w:t>210×5=</w:t>
+              <w:t>909×9=</w:t>
             </w:r>
           </w:p>
         </w:tc>
@@ -902,7 +902,7 @@
                 <w:rFonts w:ascii="TimeNewRoman" w:hAnsi="TimeNewRoman"/>
                 <w:sz w:val="30"/>
               </w:rPr>
-              <w:t>112×3=</w:t>
+              <w:t>614×4=</w:t>
             </w:r>
           </w:p>
         </w:tc>
@@ -919,7 +919,7 @@
                 <w:rFonts w:ascii="TimeNewRoman" w:hAnsi="TimeNewRoman"/>
                 <w:sz w:val="30"/>
               </w:rPr>
-              <w:t>617×3=</w:t>
+              <w:t>888×5=</w:t>
             </w:r>
           </w:p>
         </w:tc>
@@ -936,7 +936,7 @@
                 <w:rFonts w:ascii="TimeNewRoman" w:hAnsi="TimeNewRoman"/>
                 <w:sz w:val="30"/>
               </w:rPr>
-              <w:t>462×8=</w:t>
+              <w:t>931×7=</w:t>
             </w:r>
           </w:p>
         </w:tc>

--- a/three-digit_number_multiplied_by_one-digit_number.docx
+++ b/three-digit_number_multiplied_by_one-digit_number.docx
@@ -40,7 +40,7 @@
                 <w:rFonts w:ascii="TimeNewRoman" w:hAnsi="TimeNewRoman"/>
                 <w:sz w:val="30"/>
               </w:rPr>
-              <w:t>805×8=</w:t>
+              <w:t>283×5=</w:t>
             </w:r>
           </w:p>
         </w:tc>
@@ -57,7 +57,7 @@
                 <w:rFonts w:ascii="TimeNewRoman" w:hAnsi="TimeNewRoman"/>
                 <w:sz w:val="30"/>
               </w:rPr>
-              <w:t>154×5=</w:t>
+              <w:t>226×7=</w:t>
             </w:r>
           </w:p>
         </w:tc>
@@ -74,7 +74,7 @@
                 <w:rFonts w:ascii="TimeNewRoman" w:hAnsi="TimeNewRoman"/>
                 <w:sz w:val="30"/>
               </w:rPr>
-              <w:t>152×3=</w:t>
+              <w:t>987×5=</w:t>
             </w:r>
           </w:p>
         </w:tc>
@@ -91,7 +91,7 @@
                 <w:rFonts w:ascii="TimeNewRoman" w:hAnsi="TimeNewRoman"/>
                 <w:sz w:val="30"/>
               </w:rPr>
-              <w:t>925×8=</w:t>
+              <w:t>982×6=</w:t>
             </w:r>
           </w:p>
         </w:tc>
@@ -108,7 +108,7 @@
                 <w:rFonts w:ascii="TimeNewRoman" w:hAnsi="TimeNewRoman"/>
                 <w:sz w:val="30"/>
               </w:rPr>
-              <w:t>295×4=</w:t>
+              <w:t>565×7=</w:t>
             </w:r>
           </w:p>
         </w:tc>
@@ -223,7 +223,7 @@
                 <w:rFonts w:ascii="TimeNewRoman" w:hAnsi="TimeNewRoman"/>
                 <w:sz w:val="30"/>
               </w:rPr>
-              <w:t>312×9=</w:t>
+              <w:t>875×7=</w:t>
             </w:r>
           </w:p>
         </w:tc>
@@ -240,7 +240,7 @@
                 <w:rFonts w:ascii="TimeNewRoman" w:hAnsi="TimeNewRoman"/>
                 <w:sz w:val="30"/>
               </w:rPr>
-              <w:t>758×9=</w:t>
+              <w:t>523×9=</w:t>
             </w:r>
           </w:p>
         </w:tc>
@@ -257,7 +257,7 @@
                 <w:rFonts w:ascii="TimeNewRoman" w:hAnsi="TimeNewRoman"/>
                 <w:sz w:val="30"/>
               </w:rPr>
-              <w:t>571×9=</w:t>
+              <w:t>840×5=</w:t>
             </w:r>
           </w:p>
         </w:tc>
@@ -274,7 +274,7 @@
                 <w:rFonts w:ascii="TimeNewRoman" w:hAnsi="TimeNewRoman"/>
                 <w:sz w:val="30"/>
               </w:rPr>
-              <w:t>782×7=</w:t>
+              <w:t>923×2=</w:t>
             </w:r>
           </w:p>
         </w:tc>
@@ -291,7 +291,7 @@
                 <w:rFonts w:ascii="TimeNewRoman" w:hAnsi="TimeNewRoman"/>
                 <w:sz w:val="30"/>
               </w:rPr>
-              <w:t>709×8=</w:t>
+              <w:t>845×7=</w:t>
             </w:r>
           </w:p>
         </w:tc>
@@ -438,7 +438,7 @@
                 <w:rFonts w:ascii="TimeNewRoman" w:hAnsi="TimeNewRoman"/>
                 <w:sz w:val="30"/>
               </w:rPr>
-              <w:t>908×4=</w:t>
+              <w:t>337×5=</w:t>
             </w:r>
           </w:p>
         </w:tc>
@@ -455,7 +455,7 @@
                 <w:rFonts w:ascii="TimeNewRoman" w:hAnsi="TimeNewRoman"/>
                 <w:sz w:val="30"/>
               </w:rPr>
-              <w:t>170×3=</w:t>
+              <w:t>989×4=</w:t>
             </w:r>
           </w:p>
         </w:tc>
@@ -472,7 +472,7 @@
                 <w:rFonts w:ascii="TimeNewRoman" w:hAnsi="TimeNewRoman"/>
                 <w:sz w:val="30"/>
               </w:rPr>
-              <w:t>395×7=</w:t>
+              <w:t>827×3=</w:t>
             </w:r>
           </w:p>
         </w:tc>
@@ -489,7 +489,7 @@
                 <w:rFonts w:ascii="TimeNewRoman" w:hAnsi="TimeNewRoman"/>
                 <w:sz w:val="30"/>
               </w:rPr>
-              <w:t>667×3=</w:t>
+              <w:t>363×6=</w:t>
             </w:r>
           </w:p>
         </w:tc>
@@ -506,7 +506,7 @@
                 <w:rFonts w:ascii="TimeNewRoman" w:hAnsi="TimeNewRoman"/>
                 <w:sz w:val="30"/>
               </w:rPr>
-              <w:t>104×7=</w:t>
+              <w:t>551×6=</w:t>
             </w:r>
           </w:p>
         </w:tc>
@@ -653,7 +653,7 @@
                 <w:rFonts w:ascii="TimeNewRoman" w:hAnsi="TimeNewRoman"/>
                 <w:sz w:val="30"/>
               </w:rPr>
-              <w:t>174×9=</w:t>
+              <w:t>210×4=</w:t>
             </w:r>
           </w:p>
         </w:tc>
@@ -670,7 +670,7 @@
                 <w:rFonts w:ascii="TimeNewRoman" w:hAnsi="TimeNewRoman"/>
                 <w:sz w:val="30"/>
               </w:rPr>
-              <w:t>574×9=</w:t>
+              <w:t>877×8=</w:t>
             </w:r>
           </w:p>
         </w:tc>
@@ -687,7 +687,7 @@
                 <w:rFonts w:ascii="TimeNewRoman" w:hAnsi="TimeNewRoman"/>
                 <w:sz w:val="30"/>
               </w:rPr>
-              <w:t>856×4=</w:t>
+              <w:t>891×2=</w:t>
             </w:r>
           </w:p>
         </w:tc>
@@ -704,7 +704,7 @@
                 <w:rFonts w:ascii="TimeNewRoman" w:hAnsi="TimeNewRoman"/>
                 <w:sz w:val="30"/>
               </w:rPr>
-              <w:t>272×7=</w:t>
+              <w:t>232×4=</w:t>
             </w:r>
           </w:p>
         </w:tc>
@@ -721,7 +721,7 @@
                 <w:rFonts w:ascii="TimeNewRoman" w:hAnsi="TimeNewRoman"/>
                 <w:sz w:val="30"/>
               </w:rPr>
-              <w:t>289×5=</w:t>
+              <w:t>624×4=</w:t>
             </w:r>
           </w:p>
         </w:tc>
@@ -868,7 +868,7 @@
                 <w:rFonts w:ascii="TimeNewRoman" w:hAnsi="TimeNewRoman"/>
                 <w:sz w:val="30"/>
               </w:rPr>
-              <w:t>344×8=</w:t>
+              <w:t>304×2=</w:t>
             </w:r>
           </w:p>
         </w:tc>
@@ -885,7 +885,7 @@
                 <w:rFonts w:ascii="TimeNewRoman" w:hAnsi="TimeNewRoman"/>
                 <w:sz w:val="30"/>
               </w:rPr>
-              <w:t>909×9=</w:t>
+              <w:t>600×8=</w:t>
             </w:r>
           </w:p>
         </w:tc>
@@ -902,7 +902,7 @@
                 <w:rFonts w:ascii="TimeNewRoman" w:hAnsi="TimeNewRoman"/>
                 <w:sz w:val="30"/>
               </w:rPr>
-              <w:t>614×4=</w:t>
+              <w:t>647×8=</w:t>
             </w:r>
           </w:p>
         </w:tc>
@@ -919,7 +919,7 @@
                 <w:rFonts w:ascii="TimeNewRoman" w:hAnsi="TimeNewRoman"/>
                 <w:sz w:val="30"/>
               </w:rPr>
-              <w:t>888×5=</w:t>
+              <w:t>473×6=</w:t>
             </w:r>
           </w:p>
         </w:tc>
@@ -936,7 +936,7 @@
                 <w:rFonts w:ascii="TimeNewRoman" w:hAnsi="TimeNewRoman"/>
                 <w:sz w:val="30"/>
               </w:rPr>
-              <w:t>931×7=</w:t>
+              <w:t>846×5=</w:t>
             </w:r>
           </w:p>
         </w:tc>

--- a/three-digit_number_multiplied_by_one-digit_number.docx
+++ b/three-digit_number_multiplied_by_one-digit_number.docx
@@ -11,7 +11,7 @@
           <w:rFonts w:ascii="Arial" w:hAnsi="Arial"/>
           <w:sz w:val="30"/>
         </w:rPr>
-        <w:t>2026-10-30 Friday</w:t>
+        <w:t>2026-10-31 Saturday</w:t>
       </w:r>
     </w:p>
     <w:tbl>
@@ -40,7 +40,7 @@
                 <w:rFonts w:ascii="TimeNewRoman" w:hAnsi="TimeNewRoman"/>
                 <w:sz w:val="30"/>
               </w:rPr>
-              <w:t>283×5=</w:t>
+              <w:t>260×7=</w:t>
             </w:r>
           </w:p>
         </w:tc>
@@ -57,7 +57,7 @@
                 <w:rFonts w:ascii="TimeNewRoman" w:hAnsi="TimeNewRoman"/>
                 <w:sz w:val="30"/>
               </w:rPr>
-              <w:t>226×7=</w:t>
+              <w:t>386×9=</w:t>
             </w:r>
           </w:p>
         </w:tc>
@@ -74,7 +74,7 @@
                 <w:rFonts w:ascii="TimeNewRoman" w:hAnsi="TimeNewRoman"/>
                 <w:sz w:val="30"/>
               </w:rPr>
-              <w:t>987×5=</w:t>
+              <w:t>850×6=</w:t>
             </w:r>
           </w:p>
         </w:tc>
@@ -91,7 +91,7 @@
                 <w:rFonts w:ascii="TimeNewRoman" w:hAnsi="TimeNewRoman"/>
                 <w:sz w:val="30"/>
               </w:rPr>
-              <w:t>982×6=</w:t>
+              <w:t>748×4=</w:t>
             </w:r>
           </w:p>
         </w:tc>
@@ -108,7 +108,7 @@
                 <w:rFonts w:ascii="TimeNewRoman" w:hAnsi="TimeNewRoman"/>
                 <w:sz w:val="30"/>
               </w:rPr>
-              <w:t>565×7=</w:t>
+              <w:t>358×3=</w:t>
             </w:r>
           </w:p>
         </w:tc>
@@ -223,7 +223,7 @@
                 <w:rFonts w:ascii="TimeNewRoman" w:hAnsi="TimeNewRoman"/>
                 <w:sz w:val="30"/>
               </w:rPr>
-              <w:t>875×7=</w:t>
+              <w:t>912×6=</w:t>
             </w:r>
           </w:p>
         </w:tc>
@@ -240,7 +240,7 @@
                 <w:rFonts w:ascii="TimeNewRoman" w:hAnsi="TimeNewRoman"/>
                 <w:sz w:val="30"/>
               </w:rPr>
-              <w:t>523×9=</w:t>
+              <w:t>133×4=</w:t>
             </w:r>
           </w:p>
         </w:tc>
@@ -257,7 +257,7 @@
                 <w:rFonts w:ascii="TimeNewRoman" w:hAnsi="TimeNewRoman"/>
                 <w:sz w:val="30"/>
               </w:rPr>
-              <w:t>840×5=</w:t>
+              <w:t>911×3=</w:t>
             </w:r>
           </w:p>
         </w:tc>
@@ -274,7 +274,7 @@
                 <w:rFonts w:ascii="TimeNewRoman" w:hAnsi="TimeNewRoman"/>
                 <w:sz w:val="30"/>
               </w:rPr>
-              <w:t>923×2=</w:t>
+              <w:t>694×5=</w:t>
             </w:r>
           </w:p>
         </w:tc>
@@ -291,7 +291,7 @@
                 <w:rFonts w:ascii="TimeNewRoman" w:hAnsi="TimeNewRoman"/>
                 <w:sz w:val="30"/>
               </w:rPr>
-              <w:t>845×7=</w:t>
+              <w:t>946×3=</w:t>
             </w:r>
           </w:p>
         </w:tc>
@@ -438,7 +438,7 @@
                 <w:rFonts w:ascii="TimeNewRoman" w:hAnsi="TimeNewRoman"/>
                 <w:sz w:val="30"/>
               </w:rPr>
-              <w:t>337×5=</w:t>
+              <w:t>673×6=</w:t>
             </w:r>
           </w:p>
         </w:tc>
@@ -455,7 +455,7 @@
                 <w:rFonts w:ascii="TimeNewRoman" w:hAnsi="TimeNewRoman"/>
                 <w:sz w:val="30"/>
               </w:rPr>
-              <w:t>989×4=</w:t>
+              <w:t>846×7=</w:t>
             </w:r>
           </w:p>
         </w:tc>
@@ -472,7 +472,7 @@
                 <w:rFonts w:ascii="TimeNewRoman" w:hAnsi="TimeNewRoman"/>
                 <w:sz w:val="30"/>
               </w:rPr>
-              <w:t>827×3=</w:t>
+              <w:t>742×2=</w:t>
             </w:r>
           </w:p>
         </w:tc>
@@ -489,7 +489,7 @@
                 <w:rFonts w:ascii="TimeNewRoman" w:hAnsi="TimeNewRoman"/>
                 <w:sz w:val="30"/>
               </w:rPr>
-              <w:t>363×6=</w:t>
+              <w:t>652×4=</w:t>
             </w:r>
           </w:p>
         </w:tc>
@@ -506,7 +506,7 @@
                 <w:rFonts w:ascii="TimeNewRoman" w:hAnsi="TimeNewRoman"/>
                 <w:sz w:val="30"/>
               </w:rPr>
-              <w:t>551×6=</w:t>
+              <w:t>670×3=</w:t>
             </w:r>
           </w:p>
         </w:tc>
@@ -653,7 +653,7 @@
                 <w:rFonts w:ascii="TimeNewRoman" w:hAnsi="TimeNewRoman"/>
                 <w:sz w:val="30"/>
               </w:rPr>
-              <w:t>210×4=</w:t>
+              <w:t>534×5=</w:t>
             </w:r>
           </w:p>
         </w:tc>
@@ -670,7 +670,7 @@
                 <w:rFonts w:ascii="TimeNewRoman" w:hAnsi="TimeNewRoman"/>
                 <w:sz w:val="30"/>
               </w:rPr>
-              <w:t>877×8=</w:t>
+              <w:t>154×3=</w:t>
             </w:r>
           </w:p>
         </w:tc>
@@ -687,7 +687,7 @@
                 <w:rFonts w:ascii="TimeNewRoman" w:hAnsi="TimeNewRoman"/>
                 <w:sz w:val="30"/>
               </w:rPr>
-              <w:t>891×2=</w:t>
+              <w:t>537×6=</w:t>
             </w:r>
           </w:p>
         </w:tc>
@@ -704,7 +704,7 @@
                 <w:rFonts w:ascii="TimeNewRoman" w:hAnsi="TimeNewRoman"/>
                 <w:sz w:val="30"/>
               </w:rPr>
-              <w:t>232×4=</w:t>
+              <w:t>487×9=</w:t>
             </w:r>
           </w:p>
         </w:tc>
@@ -721,7 +721,7 @@
                 <w:rFonts w:ascii="TimeNewRoman" w:hAnsi="TimeNewRoman"/>
                 <w:sz w:val="30"/>
               </w:rPr>
-              <w:t>624×4=</w:t>
+              <w:t>934×6=</w:t>
             </w:r>
           </w:p>
         </w:tc>
@@ -868,7 +868,7 @@
                 <w:rFonts w:ascii="TimeNewRoman" w:hAnsi="TimeNewRoman"/>
                 <w:sz w:val="30"/>
               </w:rPr>
-              <w:t>304×2=</w:t>
+              <w:t>568×2=</w:t>
             </w:r>
           </w:p>
         </w:tc>
@@ -885,7 +885,7 @@
                 <w:rFonts w:ascii="TimeNewRoman" w:hAnsi="TimeNewRoman"/>
                 <w:sz w:val="30"/>
               </w:rPr>
-              <w:t>600×8=</w:t>
+              <w:t>934×6=</w:t>
             </w:r>
           </w:p>
         </w:tc>
@@ -902,7 +902,7 @@
                 <w:rFonts w:ascii="TimeNewRoman" w:hAnsi="TimeNewRoman"/>
                 <w:sz w:val="30"/>
               </w:rPr>
-              <w:t>647×8=</w:t>
+              <w:t>378×8=</w:t>
             </w:r>
           </w:p>
         </w:tc>
@@ -919,7 +919,7 @@
                 <w:rFonts w:ascii="TimeNewRoman" w:hAnsi="TimeNewRoman"/>
                 <w:sz w:val="30"/>
               </w:rPr>
-              <w:t>473×6=</w:t>
+              <w:t>172×6=</w:t>
             </w:r>
           </w:p>
         </w:tc>
@@ -936,7 +936,7 @@
                 <w:rFonts w:ascii="TimeNewRoman" w:hAnsi="TimeNewRoman"/>
                 <w:sz w:val="30"/>
               </w:rPr>
-              <w:t>846×5=</w:t>
+              <w:t>441×9=</w:t>
             </w:r>
           </w:p>
         </w:tc>
